--- a/docs/ecostats_lectures/lecture_11/11_01_lecture_powerpoint.docx
+++ b/docs/ecostats_lectures/lecture_11/11_01_lecture_powerpoint.docx
@@ -914,7 +914,7 @@
       <w:r>
         <w:drawing>
           <wp:inline>
-            <wp:extent cx="5943600" cy="3782290"/>
+            <wp:extent cx="2743200" cy="2743200"/>
             <wp:effectExtent b="0" l="0" r="0" t="0"/>
             <wp:docPr descr="" title="" id="34" name="Picture"/>
             <a:graphic>
@@ -935,7 +935,7 @@
                   <pic:spPr bwMode="auto">
                     <a:xfrm>
                       <a:off x="0" y="0"/>
-                      <a:ext cx="5943600" cy="3782290"/>
+                      <a:ext cx="2743200" cy="2743200"/>
                     </a:xfrm>
                     <a:prstGeom prst="rect">
                       <a:avLst/>
@@ -1114,7 +1114,7 @@
             <w:r>
               <w:drawing>
                 <wp:inline>
-                  <wp:extent cx="5943600" cy="5943600"/>
+                  <wp:extent cx="3657600" cy="3657600"/>
                   <wp:effectExtent b="0" l="0" r="0" t="0"/>
                   <wp:docPr descr="" title="" id="41" name="Picture"/>
                   <a:graphic>
@@ -1135,7 +1135,7 @@
                         <pic:spPr bwMode="auto">
                           <a:xfrm>
                             <a:off x="0" y="0"/>
-                            <a:ext cx="5943600" cy="5943600"/>
+                            <a:ext cx="3657600" cy="3657600"/>
                           </a:xfrm>
                           <a:prstGeom prst="rect">
                             <a:avLst/>
@@ -1528,7 +1528,7 @@
       <w:r>
         <w:drawing>
           <wp:inline>
-            <wp:extent cx="5943600" cy="5943600"/>
+            <wp:extent cx="4114800" cy="4114800"/>
             <wp:effectExtent b="0" l="0" r="0" t="0"/>
             <wp:docPr descr="" title="" id="48" name="Picture"/>
             <a:graphic>
@@ -1549,7 +1549,7 @@
                   <pic:spPr bwMode="auto">
                     <a:xfrm>
                       <a:off x="0" y="0"/>
-                      <a:ext cx="5943600" cy="5943600"/>
+                      <a:ext cx="4114800" cy="4114800"/>
                     </a:xfrm>
                     <a:prstGeom prst="rect">
                       <a:avLst/>
@@ -1808,7 +1808,7 @@
       <w:r>
         <w:drawing>
           <wp:inline>
-            <wp:extent cx="5943600" cy="5943600"/>
+            <wp:extent cx="5486400" cy="5486400"/>
             <wp:effectExtent b="0" l="0" r="0" t="0"/>
             <wp:docPr descr="" title="" id="52" name="Picture"/>
             <a:graphic>
@@ -1829,7 +1829,7 @@
                   <pic:spPr bwMode="auto">
                     <a:xfrm>
                       <a:off x="0" y="0"/>
-                      <a:ext cx="5943600" cy="5943600"/>
+                      <a:ext cx="5486400" cy="5486400"/>
                     </a:xfrm>
                     <a:prstGeom prst="rect">
                       <a:avLst/>
@@ -4443,7 +4443,7 @@
       <w:r>
         <w:drawing>
           <wp:inline>
-            <wp:extent cx="5943600" cy="5943600"/>
+            <wp:extent cx="3657600" cy="3657600"/>
             <wp:effectExtent b="0" l="0" r="0" t="0"/>
             <wp:docPr descr="" title="" id="66" name="Picture"/>
             <a:graphic>
@@ -4464,7 +4464,7 @@
                   <pic:spPr bwMode="auto">
                     <a:xfrm>
                       <a:off x="0" y="0"/>
-                      <a:ext cx="5943600" cy="5943600"/>
+                      <a:ext cx="3657600" cy="3657600"/>
                     </a:xfrm>
                     <a:prstGeom prst="rect">
                       <a:avLst/>
@@ -4846,7 +4846,7 @@
       <w:r>
         <w:drawing>
           <wp:inline>
-            <wp:extent cx="5943600" cy="3782290"/>
+            <wp:extent cx="2743200" cy="2743200"/>
             <wp:effectExtent b="0" l="0" r="0" t="0"/>
             <wp:docPr descr="" title="" id="72" name="Picture"/>
             <a:graphic>
@@ -4867,7 +4867,7 @@
                   <pic:spPr bwMode="auto">
                     <a:xfrm>
                       <a:off x="0" y="0"/>
-                      <a:ext cx="5943600" cy="3782290"/>
+                      <a:ext cx="2743200" cy="2743200"/>
                     </a:xfrm>
                     <a:prstGeom prst="rect">
                       <a:avLst/>
@@ -5236,7 +5236,7 @@
       <w:r>
         <w:drawing>
           <wp:inline>
-            <wp:extent cx="5943600" cy="5943600"/>
+            <wp:extent cx="3657600" cy="3657600"/>
             <wp:effectExtent b="0" l="0" r="0" t="0"/>
             <wp:docPr descr="" title="" id="77" name="Picture"/>
             <a:graphic>
@@ -5257,7 +5257,7 @@
                   <pic:spPr bwMode="auto">
                     <a:xfrm>
                       <a:off x="0" y="0"/>
-                      <a:ext cx="5943600" cy="5943600"/>
+                      <a:ext cx="3657600" cy="3657600"/>
                     </a:xfrm>
                     <a:prstGeom prst="rect">
                       <a:avLst/>
@@ -5656,7 +5656,7 @@
       <w:r>
         <w:drawing>
           <wp:inline>
-            <wp:extent cx="5943600" cy="3782290"/>
+            <wp:extent cx="4572000" cy="4572000"/>
             <wp:effectExtent b="0" l="0" r="0" t="0"/>
             <wp:docPr descr="" title="" id="82" name="Picture"/>
             <a:graphic>
@@ -5677,7 +5677,7 @@
                   <pic:spPr bwMode="auto">
                     <a:xfrm>
                       <a:off x="0" y="0"/>
-                      <a:ext cx="5943600" cy="3782290"/>
+                      <a:ext cx="4572000" cy="4572000"/>
                     </a:xfrm>
                     <a:prstGeom prst="rect">
                       <a:avLst/>
@@ -5697,7 +5697,7 @@
       </w:r>
     </w:p>
     <w:bookmarkEnd w:id="84"/>
-    <w:bookmarkStart w:id="88" w:name="Xf6c48eb2a45af83884de6b48530d0daf8948054"/>
+    <w:bookmarkStart w:id="85" w:name="Xf6c48eb2a45af83884de6b48530d0daf8948054"/>
     <w:p>
       <w:pPr>
         <w:pStyle w:val="Heading1"/>
@@ -5747,55 +5747,8 @@
         <w:t xml:space="preserve">(circ_model)</w:t>
       </w:r>
     </w:p>
-    <w:p>
-      <w:pPr>
-        <w:pStyle w:val="FirstParagraph"/>
-      </w:pPr>
-      <w:r>
-        <w:drawing>
-          <wp:inline>
-            <wp:extent cx="5943600" cy="3782290"/>
-            <wp:effectExtent b="0" l="0" r="0" t="0"/>
-            <wp:docPr descr="" title="" id="86" name="Picture"/>
-            <a:graphic>
-              <a:graphicData uri="http://schemas.openxmlformats.org/drawingml/2006/picture">
-                <pic:pic>
-                  <pic:nvPicPr>
-                    <pic:cNvPr descr="11_01_lecture_powerpoint_files/figure-docx/unnamed-chunk-13-1.png" id="87" name="Picture"/>
-                    <pic:cNvPicPr>
-                      <a:picLocks noChangeArrowheads="1" noChangeAspect="1"/>
-                    </pic:cNvPicPr>
-                  </pic:nvPicPr>
-                  <pic:blipFill>
-                    <a:blip r:embed="rId85"/>
-                    <a:stretch>
-                      <a:fillRect/>
-                    </a:stretch>
-                  </pic:blipFill>
-                  <pic:spPr bwMode="auto">
-                    <a:xfrm>
-                      <a:off x="0" y="0"/>
-                      <a:ext cx="5943600" cy="3782290"/>
-                    </a:xfrm>
-                    <a:prstGeom prst="rect">
-                      <a:avLst/>
-                    </a:prstGeom>
-                    <a:noFill/>
-                    <a:ln w="9525">
-                      <a:noFill/>
-                      <a:headEnd/>
-                      <a:tailEnd/>
-                    </a:ln>
-                  </pic:spPr>
-                </pic:pic>
-              </a:graphicData>
-            </a:graphic>
-          </wp:inline>
-        </w:drawing>
-      </w:r>
-    </w:p>
-    <w:bookmarkEnd w:id="88"/>
-    <w:bookmarkStart w:id="89" w:name="lecture-12-levenes-test"/>
+    <w:bookmarkEnd w:id="85"/>
+    <w:bookmarkStart w:id="86" w:name="lecture-12-levenes-test"/>
     <w:p>
       <w:pPr>
         <w:pStyle w:val="Heading1"/>
@@ -5866,8 +5819,8 @@
         <w:t xml:space="preserve">      19               </w:t>
       </w:r>
     </w:p>
-    <w:bookmarkEnd w:id="89"/>
-    <w:bookmarkStart w:id="92" w:name="lecture-12-shapiro-wilk-test"/>
+    <w:bookmarkEnd w:id="86"/>
+    <w:bookmarkStart w:id="89" w:name="lecture-12-shapiro-wilk-test"/>
     <w:p>
       <w:pPr>
         <w:pStyle w:val="Heading1"/>
@@ -5977,12 +5930,12 @@
                 <wp:inline>
                   <wp:extent cx="152400" cy="152400"/>
                   <wp:effectExtent b="0" l="0" r="0" t="0"/>
-                  <wp:docPr descr="" title="" id="90" name="Picture"/>
+                  <wp:docPr descr="" title="" id="87" name="Picture"/>
                   <a:graphic>
                     <a:graphicData uri="http://schemas.openxmlformats.org/drawingml/2006/picture">
                       <pic:pic>
                         <pic:nvPicPr>
-                          <pic:cNvPr descr="/Applications/RStudio.app/Contents/Resources/app/quarto/share/formats/docx/note.png" id="91" name="Picture"/>
+                          <pic:cNvPr descr="/Applications/RStudio.app/Contents/Resources/app/quarto/share/formats/docx/note.png" id="88" name="Picture"/>
                           <pic:cNvPicPr>
                             <a:picLocks noChangeArrowheads="1" noChangeAspect="1"/>
                           </pic:cNvPicPr>
@@ -6248,8 +6201,8 @@
         </w:tc>
       </w:tr>
     </w:tbl>
-    <w:bookmarkEnd w:id="92"/>
-    <w:bookmarkStart w:id="93" w:name="Xe86e4ffb94f70455e17e1766f74e4840c172b7b"/>
+    <w:bookmarkEnd w:id="89"/>
+    <w:bookmarkStart w:id="90" w:name="Xe86e4ffb94f70455e17e1766f74e4840c172b7b"/>
     <w:p>
       <w:pPr>
         <w:pStyle w:val="Heading1"/>
@@ -6401,8 +6354,8 @@
         <w:t xml:space="preserve">P value adjustment: tukey method for comparing a family of 3 estimates </w:t>
       </w:r>
     </w:p>
-    <w:bookmarkEnd w:id="93"/>
-    <w:bookmarkStart w:id="94" w:name="lecture-12-post-hoc-testing-results"/>
+    <w:bookmarkEnd w:id="90"/>
+    <w:bookmarkStart w:id="91" w:name="lecture-12-post-hoc-testing-results"/>
     <w:p>
       <w:pPr>
         <w:pStyle w:val="Heading1"/>
@@ -6599,8 +6552,8 @@
         <w:t xml:space="preserve">      But we also did not show them to be the same. </w:t>
       </w:r>
     </w:p>
-    <w:bookmarkEnd w:id="94"/>
-    <w:bookmarkStart w:id="98" w:name="lecture-12-post-hoc-visualization"/>
+    <w:bookmarkEnd w:id="91"/>
+    <w:bookmarkStart w:id="95" w:name="lecture-12-post-hoc-visualization"/>
     <w:p>
       <w:pPr>
         <w:pStyle w:val="Heading1"/>
@@ -6709,20 +6662,20 @@
       <w:r>
         <w:drawing>
           <wp:inline>
-            <wp:extent cx="5943600" cy="3782290"/>
+            <wp:extent cx="2743200" cy="2743200"/>
             <wp:effectExtent b="0" l="0" r="0" t="0"/>
-            <wp:docPr descr="" title="" id="96" name="Picture"/>
+            <wp:docPr descr="" title="" id="93" name="Picture"/>
             <a:graphic>
               <a:graphicData uri="http://schemas.openxmlformats.org/drawingml/2006/picture">
                 <pic:pic>
                   <pic:nvPicPr>
-                    <pic:cNvPr descr="11_01_lecture_powerpoint_files/figure-docx/unnamed-chunk-18-1.png" id="97" name="Picture"/>
+                    <pic:cNvPr descr="11_01_lecture_powerpoint_files/figure-docx/unnamed-chunk-18-1.png" id="94" name="Picture"/>
                     <pic:cNvPicPr>
                       <a:picLocks noChangeArrowheads="1" noChangeAspect="1"/>
                     </pic:cNvPicPr>
                   </pic:nvPicPr>
                   <pic:blipFill>
-                    <a:blip r:embed="rId95"/>
+                    <a:blip r:embed="rId92"/>
                     <a:stretch>
                       <a:fillRect/>
                     </a:stretch>
@@ -6730,7 +6683,7 @@
                   <pic:spPr bwMode="auto">
                     <a:xfrm>
                       <a:off x="0" y="0"/>
-                      <a:ext cx="5943600" cy="3782290"/>
+                      <a:ext cx="2743200" cy="2743200"/>
                     </a:xfrm>
                     <a:prstGeom prst="rect">
                       <a:avLst/>
@@ -6749,8 +6702,8 @@
         </w:drawing>
       </w:r>
     </w:p>
-    <w:bookmarkEnd w:id="98"/>
-    <w:bookmarkStart w:id="102" w:name="lecture-12-significance-groups-plot"/>
+    <w:bookmarkEnd w:id="95"/>
+    <w:bookmarkStart w:id="99" w:name="lecture-12-significance-groups-plot"/>
     <w:p>
       <w:pPr>
         <w:pStyle w:val="Heading1"/>
@@ -6859,20 +6812,20 @@
       <w:r>
         <w:drawing>
           <wp:inline>
-            <wp:extent cx="5943600" cy="3782290"/>
+            <wp:extent cx="2743200" cy="2743200"/>
             <wp:effectExtent b="0" l="0" r="0" t="0"/>
-            <wp:docPr descr="" title="" id="100" name="Picture"/>
+            <wp:docPr descr="" title="" id="97" name="Picture"/>
             <a:graphic>
               <a:graphicData uri="http://schemas.openxmlformats.org/drawingml/2006/picture">
                 <pic:pic>
                   <pic:nvPicPr>
-                    <pic:cNvPr descr="11_01_lecture_powerpoint_files/figure-docx/unnamed-chunk-19-1.png" id="101" name="Picture"/>
+                    <pic:cNvPr descr="11_01_lecture_powerpoint_files/figure-docx/unnamed-chunk-19-1.png" id="98" name="Picture"/>
                     <pic:cNvPicPr>
                       <a:picLocks noChangeArrowheads="1" noChangeAspect="1"/>
                     </pic:cNvPicPr>
                   </pic:nvPicPr>
                   <pic:blipFill>
-                    <a:blip r:embed="rId99"/>
+                    <a:blip r:embed="rId96"/>
                     <a:stretch>
                       <a:fillRect/>
                     </a:stretch>
@@ -6880,7 +6833,7 @@
                   <pic:spPr bwMode="auto">
                     <a:xfrm>
                       <a:off x="0" y="0"/>
-                      <a:ext cx="5943600" cy="3782290"/>
+                      <a:ext cx="2743200" cy="2743200"/>
                     </a:xfrm>
                     <a:prstGeom prst="rect">
                       <a:avLst/>
@@ -6899,8 +6852,8 @@
         </w:drawing>
       </w:r>
     </w:p>
-    <w:bookmarkEnd w:id="102"/>
-    <w:bookmarkStart w:id="103" w:name="lecture-12-reporting-anova-results"/>
+    <w:bookmarkEnd w:id="99"/>
+    <w:bookmarkStart w:id="100" w:name="lecture-12-reporting-anova-results"/>
     <w:p>
       <w:pPr>
         <w:pStyle w:val="Heading1"/>
@@ -6993,8 +6946,8 @@
         <w:t xml:space="preserve">the knees, impacts circadian rhythm phase shifts.”</w:t>
       </w:r>
     </w:p>
-    <w:bookmarkEnd w:id="103"/>
-    <w:bookmarkStart w:id="105" w:name="lecture-12-anova-summary"/>
+    <w:bookmarkEnd w:id="100"/>
+    <w:bookmarkStart w:id="102" w:name="lecture-12-anova-summary"/>
     <w:p>
       <w:pPr>
         <w:pStyle w:val="Heading1"/>
@@ -7013,7 +6966,7 @@
         <w:t xml:space="preserve">ANOVA Summary</w:t>
       </w:r>
     </w:p>
-    <w:bookmarkStart w:id="104" w:name="key-anova-principles"/>
+    <w:bookmarkStart w:id="101" w:name="key-anova-principles"/>
     <w:p>
       <w:pPr>
         <w:pStyle w:val="Heading3"/>
@@ -7262,9 +7215,9 @@
         <w:t xml:space="preserve">Random effects: sampling from a larger population</w:t>
       </w:r>
     </w:p>
-    <w:bookmarkEnd w:id="104"/>
-    <w:bookmarkEnd w:id="105"/>
-    <w:bookmarkStart w:id="106" w:name="anova-assumptions"/>
+    <w:bookmarkEnd w:id="101"/>
+    <w:bookmarkEnd w:id="102"/>
+    <w:bookmarkStart w:id="103" w:name="anova-assumptions"/>
     <w:p>
       <w:pPr>
         <w:pStyle w:val="Heading1"/>
@@ -7309,10 +7262,10 @@
         <w:t xml:space="preserve">Homogeneity of variances</w:t>
       </w:r>
     </w:p>
-    <w:bookmarkEnd w:id="106"/>
+    <w:bookmarkEnd w:id="103"/>
     <w:sectPr>
       <w:pgSz w:h="15840" w:w="12240"/>
-      <w:pgMar w:bottom="1440" w:footer="720" w:gutter="0" w:header="720" w:left="1440" w:right="1440" w:top="1440"/>
+      <w:pgMar w:bottom="720" w:footer="720" w:gutter="0" w:header="720" w:left="1152" w:right="720" w:top="720"/>
       <w:cols w:space="720"/>
       <w:docGrid w:linePitch="360"/>
     </w:sectPr>
@@ -8745,7 +8698,7 @@
     <w:basedOn w:val="Normal"/>
     <w:next w:val="Normal"/>
     <w:qFormat/>
-    <w:rsid w:val="00BC28E9"/>
+    <w:rsid w:val="00B86ADC"/>
     <w:pPr>
       <w:pBdr>
         <w:top w:color="FF0000" w:space="1" w:sz="8" w:val="single"/>
@@ -8759,14 +8712,14 @@
     </w:pPr>
     <w:rPr>
       <w:rFonts w:ascii="Courier New" w:hAnsi="Courier New"/>
-      <w:sz w:val="18"/>
+      <w:sz w:val="16"/>
     </w:rPr>
   </w:style>
   <w:style w:customStyle="1" w:styleId="SourceCode" w:type="paragraph">
     <w:name w:val="Source Code"/>
     <w:basedOn w:val="Normal"/>
     <w:qFormat/>
-    <w:rsid w:val="00771E03"/>
+    <w:rsid w:val="0018210C"/>
     <w:pPr>
       <w:pBdr>
         <w:top w:color="auto" w:space="1" w:sz="8" w:val="single"/>
@@ -8774,20 +8727,20 @@
         <w:bottom w:color="auto" w:space="1" w:sz="8" w:val="single"/>
         <w:right w:color="auto" w:space="4" w:sz="8" w:val="single"/>
       </w:pBdr>
-      <w:shd w:color="auto" w:fill="auto" w:val="pct15"/>
+      <w:shd w:color="auto" w:fill="auto" w:val="pct5"/>
       <w:spacing w:after="240" w:before="240"/>
       <w:ind w:left="432" w:right="432"/>
     </w:pPr>
     <w:rPr>
       <w:rFonts w:ascii="Courier New" w:hAnsi="Courier New"/>
-      <w:sz w:val="20"/>
+      <w:sz w:val="15"/>
     </w:rPr>
   </w:style>
   <w:style w:customStyle="1" w:styleId="Verbatim" w:type="paragraph">
     <w:name w:val="Verbatim"/>
     <w:basedOn w:val="Normal"/>
     <w:qFormat/>
-    <w:rsid w:val="00771E03"/>
+    <w:rsid w:val="0018210C"/>
     <w:pPr>
       <w:shd w:color="auto" w:fill="auto" w:val="pct15"/>
       <w:spacing w:after="240" w:before="240"/>
@@ -8795,7 +8748,7 @@
     </w:pPr>
     <w:rPr>
       <w:rFonts w:ascii="Courier New" w:hAnsi="Courier New"/>
-      <w:sz w:val="18"/>
+      <w:sz w:val="16"/>
     </w:rPr>
   </w:style>
   <w:style w:customStyle="1" w:styleId="CodeBlock" w:type="paragraph">
@@ -8838,6 +8791,11 @@
     <w:pPr>
       <w:spacing w:after="100"/>
     </w:pPr>
+  </w:style>
+  <w:style w:customStyle="1" w:styleId="Graphic" w:type="paragraph">
+    <w:name w:val="Graphic"/>
+    <w:qFormat/>
+    <w:rsid w:val="00735D8A"/>
   </w:style>
   <w:style w:type="character" w:customStyle="1" w:styleId="KeywordTok">
     <w:name w:val="KeywordTok"/>

--- a/docs/ecostats_lectures/lecture_11/11_01_lecture_powerpoint.docx
+++ b/docs/ecostats_lectures/lecture_11/11_01_lecture_powerpoint.docx
@@ -1973,8 +1973,8 @@
                     <m:d>
                       <m:dPr>
                         <m:begChr m:val="("/>
+                        <m:sepChr m:val=""/>
                         <m:endChr m:val=")"/>
-                        <m:sepChr m:val=""/>
                         <m:grow/>
                       </m:dPr>
                       <m:e>
@@ -2145,8 +2145,8 @@
                     <m:d>
                       <m:dPr>
                         <m:begChr m:val="("/>
+                        <m:sepChr m:val=""/>
                         <m:endChr m:val=")"/>
-                        <m:sepChr m:val=""/>
                         <m:grow/>
                       </m:dPr>
                       <m:e>
@@ -2239,8 +2239,8 @@
                 <m:d>
                   <m:dPr>
                     <m:begChr m:val="("/>
+                    <m:sepChr m:val=""/>
                     <m:endChr m:val=")"/>
-                    <m:sepChr m:val=""/>
                     <m:grow/>
                   </m:dPr>
                   <m:e>
@@ -2408,8 +2408,8 @@
                     <m:d>
                       <m:dPr>
                         <m:begChr m:val="("/>
+                        <m:sepChr m:val=""/>
                         <m:endChr m:val=")"/>
-                        <m:sepChr m:val=""/>
                         <m:grow/>
                       </m:dPr>
                       <m:e>

--- a/docs/ecostats_lectures/lecture_11/11_01_lecture_powerpoint.docx
+++ b/docs/ecostats_lectures/lecture_11/11_01_lecture_powerpoint.docx
@@ -244,7 +244,7 @@
         <w:pStyle w:val="FirstParagraph"/>
       </w:pPr>
       <w:r>
-        <w:t xml:space="preserve">Analysis of variance: single and multi-factor designs</w:t>
+        <w:t xml:space="preserve">Analysis of variance: single and to come multi-factor designs</w:t>
       </w:r>
     </w:p>
     <w:p>
@@ -256,7 +256,7 @@
         </w:numPr>
       </w:pPr>
       <w:r>
-        <w:t xml:space="preserve">Examples: diatoms, circadian rhythms</w:t>
+        <w:t xml:space="preserve">Predictor variables: fixed</w:t>
       </w:r>
     </w:p>
     <w:p>
@@ -268,7 +268,7 @@
         </w:numPr>
       </w:pPr>
       <w:r>
-        <w:t xml:space="preserve">Predictor variables: fixed vs. random</w:t>
+        <w:t xml:space="preserve">ANOVA model</w:t>
       </w:r>
     </w:p>
     <w:p>
@@ -280,7 +280,7 @@
         </w:numPr>
       </w:pPr>
       <w:r>
-        <w:t xml:space="preserve">ANOVA model</w:t>
+        <w:t xml:space="preserve">Analysis and partitioning of variance</w:t>
       </w:r>
     </w:p>
     <w:p>
@@ -292,7 +292,7 @@
         </w:numPr>
       </w:pPr>
       <w:r>
-        <w:t xml:space="preserve">Analysis and partitioning of variance</w:t>
+        <w:t xml:space="preserve">Null hypothesis</w:t>
       </w:r>
     </w:p>
     <w:p>
@@ -304,7 +304,7 @@
         </w:numPr>
       </w:pPr>
       <w:r>
-        <w:t xml:space="preserve">Null hypothesis</w:t>
+        <w:t xml:space="preserve">Assumptions and diagnostics</w:t>
       </w:r>
     </w:p>
     <w:p>
@@ -316,7 +316,7 @@
         </w:numPr>
       </w:pPr>
       <w:r>
-        <w:t xml:space="preserve">Assumptions and diagnostics</w:t>
+        <w:t xml:space="preserve">Post F Tests - Tukey and others</w:t>
       </w:r>
     </w:p>
     <w:p>
@@ -328,7 +328,7 @@
         </w:numPr>
       </w:pPr>
       <w:r>
-        <w:t xml:space="preserve">Post F Tests - Tukey and others</w:t>
+        <w:t xml:space="preserve">Reporting the results</w:t>
       </w:r>
     </w:p>
     <w:p>
@@ -340,30 +340,10 @@
         </w:numPr>
       </w:pPr>
       <w:r>
-        <w:t xml:space="preserve">Reporting the results</w:t>
+        <w:t xml:space="preserve">Mixed Model Anova - random effects</w:t>
       </w:r>
     </w:p>
     <w:bookmarkEnd w:id="25"/>
-    <w:bookmarkEnd w:id="26"/>
-    <w:bookmarkStart w:id="27" w:name="lecture-12-anova-introduction"/>
-    <w:p>
-      <w:pPr>
-        <w:pStyle w:val="Heading1"/>
-      </w:pPr>
-      <w:r>
-        <w:rPr>
-          <w:b/>
-          <w:bCs/>
-        </w:rPr>
-        <w:t xml:space="preserve">Lecture 12:</w:t>
-      </w:r>
-      <w:r>
-        <w:t xml:space="preserve"> </w:t>
-      </w:r>
-      <w:r>
-        <w:t xml:space="preserve">ANOVA Introduction</w:t>
-      </w:r>
-    </w:p>
     <w:p>
       <w:pPr>
         <w:pStyle w:val="FirstParagraph"/>
@@ -542,17 +522,13 @@
           <w:p>
             <w:pPr>
               <w:pStyle w:val="Compact"/>
-              <w:jc w:val="left"/>
             </w:pPr>
-            <w:r>
-              <w:t xml:space="preserve">Tabular</w:t>
-            </w:r>
           </w:p>
         </w:tc>
       </w:tr>
     </w:tbl>
-    <w:bookmarkEnd w:id="27"/>
-    <w:bookmarkStart w:id="32" w:name="X8327eb83ed50629084a795f7a0023c932e3960b"/>
+    <w:bookmarkEnd w:id="26"/>
+    <w:bookmarkStart w:id="30" w:name="X8327eb83ed50629084a795f7a0023c932e3960b"/>
     <w:p>
       <w:pPr>
         <w:pStyle w:val="Heading1"/>
@@ -571,268 +547,237 @@
         <w:t xml:space="preserve">ANOVA and Regression Connection</w:t>
       </w:r>
     </w:p>
-    <w:tbl>
-      <w:tblPr>
-        <w:tblStyle w:val="Table"/>
-        <w:tblLook w:firstRow="0" w:lastRow="0" w:firstColumn="0" w:lastColumn="0" w:noHBand="0" w:noVBand="0" w:val="0000"/>
-        <w:tblBorders>
-          <w:left w:val="single" w:sz="24" w:space="0" w:color="0758E5"/>
-          <w:right w:val="single" w:sz="4" w:space="0" w:color="0758E5"/>
-          <w:top w:val="single" w:sz="4" w:space="0" w:color="0758E5"/>
-          <w:bottom w:val="single" w:sz="4" w:space="0" w:color="0758E5"/>
-        </w:tblBorders>
-        <w:tblCellMar>
-          <w:left w:w="144" w:type="dxa"/>
-          <w:right w:w="144" w:type="dxa"/>
-        </w:tblCellMar>
-        <w:tblInd w:w="164" w:type="dxa"/>
-        <w:tblW w:type="pct" w:w="100%"/>
-      </w:tblPr>
-      <w:tr>
-        <w:trPr>
-          <w:cantSplit/>
-        </w:trPr>
-        <w:tc>
-          <w:tcPr>
-            <w:shd w:color="auto" w:fill="dae6fb" w:val="clear"/>
-            <w:tcMar>
-              <w:top w:w="92" w:type="dxa"/>
-              <w:bottom w:w="92" w:type="dxa"/>
-            </w:tcMar>
-          </w:tcPr>
-          <w:p>
-            <w:pPr>
-              <w:pStyle w:val="FirstParagraph"/>
-            </w:pPr>
-            <w:pPr>
-              <w:spacing w:before="0" w:after="0"/>
-              <w:textAlignment w:val="center"/>
-            </w:pPr>
-            <w:r>
-              <w:drawing>
-                <wp:inline>
-                  <wp:extent cx="152400" cy="152400"/>
-                  <wp:effectExtent b="0" l="0" r="0" t="0"/>
-                  <wp:docPr descr="" title="" id="29" name="Picture"/>
-                  <a:graphic>
-                    <a:graphicData uri="http://schemas.openxmlformats.org/drawingml/2006/picture">
-                      <pic:pic>
-                        <pic:nvPicPr>
-                          <pic:cNvPr descr="/Applications/RStudio.app/Contents/Resources/app/quarto/share/formats/docx/note.png" id="30" name="Picture"/>
-                          <pic:cNvPicPr>
-                            <a:picLocks noChangeArrowheads="1" noChangeAspect="1"/>
-                          </pic:cNvPicPr>
-                        </pic:nvPicPr>
-                        <pic:blipFill>
-                          <a:blip r:embed="rId28"/>
-                          <a:stretch>
-                            <a:fillRect/>
-                          </a:stretch>
-                        </pic:blipFill>
-                        <pic:spPr bwMode="auto">
-                          <a:xfrm>
-                            <a:off x="0" y="0"/>
-                            <a:ext cx="152400" cy="152400"/>
-                          </a:xfrm>
-                          <a:prstGeom prst="rect">
-                            <a:avLst/>
-                          </a:prstGeom>
-                          <a:noFill/>
-                          <a:ln w="9525">
-                            <a:noFill/>
-                            <a:headEnd/>
-                            <a:tailEnd/>
-                          </a:ln>
-                        </pic:spPr>
-                      </pic:pic>
-                    </a:graphicData>
-                  </a:graphic>
-                </wp:inline>
-              </w:drawing>
-            </w:r>
-            <w:r>
-              <w:t xml:space="preserve"> </w:t>
-            </w:r>
-            <w:r>
-              <w:t xml:space="preserve"> </w:t>
-            </w:r>
-            <w:r>
-              <w:t xml:space="preserve">Remember</w:t>
-            </w:r>
-          </w:p>
-        </w:tc>
-      </w:tr>
-      <w:tr>
-        <w:trPr>
-          <w:cantSplit/>
-        </w:trPr>
-        <w:tc>
-          <w:tcPr>
-            <w:tcMar>
-              <w:top w:w="108" w:type="dxa"/>
-              <w:bottom w:w="108" w:type="dxa"/>
-            </w:tcMar>
-          </w:tcPr>
-          <w:bookmarkStart w:id="31" w:name="key-insight"/>
-          <w:p>
-            <w:pPr>
-              <w:pStyle w:val="Heading2"/>
-            </w:pPr>
-            <w:r>
-              <w:t xml:space="preserve">Key Insight</w:t>
-            </w:r>
-          </w:p>
-          <w:p>
-            <w:pPr>
-              <w:pStyle w:val="FirstParagraph"/>
-            </w:pPr>
-            <w:r>
-              <w:t xml:space="preserve">Both regression and ANOVA:</w:t>
-            </w:r>
-          </w:p>
-          <w:p>
-            <w:pPr>
-              <w:pStyle w:val="Compact"/>
-              <w:numPr>
-                <w:ilvl w:val="0"/>
-                <w:numId w:val="1003"/>
-              </w:numPr>
-            </w:pPr>
-            <w:r>
-              <w:t xml:space="preserve">Partition the total variation in Y</w:t>
-            </w:r>
-          </w:p>
-          <w:p>
-            <w:pPr>
-              <w:pStyle w:val="Compact"/>
-              <w:numPr>
-                <w:ilvl w:val="0"/>
-                <w:numId w:val="1003"/>
-              </w:numPr>
-            </w:pPr>
-            <w:r>
-              <w:t xml:space="preserve">Use F-tests for significance</w:t>
-            </w:r>
-          </w:p>
-          <w:p>
-            <w:pPr>
-              <w:pStyle w:val="Compact"/>
-              <w:numPr>
-                <w:ilvl w:val="0"/>
-                <w:numId w:val="1003"/>
-              </w:numPr>
-            </w:pPr>
-            <w:r>
-              <w:t xml:space="preserve">Are based on the General Linear Model</w:t>
-            </w:r>
-          </w:p>
-          <w:p>
-            <w:pPr>
-              <w:pStyle w:val="Compact"/>
-              <w:numPr>
-                <w:ilvl w:val="0"/>
-                <w:numId w:val="1003"/>
-              </w:numPr>
-            </w:pPr>
-            <w:r>
-              <w:t xml:space="preserve">Test if explanatory variables predict Y ANOVA is fundamentally</w:t>
-            </w:r>
-            <w:r>
-              <w:t xml:space="preserve"> </w:t>
-            </w:r>
-            <w:r>
-              <w:t xml:space="preserve">connected to regression analysis - both are special cases of the</w:t>
-            </w:r>
-            <w:r>
-              <w:t xml:space="preserve"> </w:t>
-            </w:r>
-            <w:r>
-              <w:t xml:space="preserve">General Linear Model.</w:t>
-            </w:r>
-          </w:p>
-          <w:p>
-            <w:pPr>
-              <w:pStyle w:val="SourceCode"/>
-            </w:pPr>
-            <w:r>
-              <w:rPr>
-                <w:rStyle w:val="VerbatimChar"/>
-              </w:rPr>
-              <w:t xml:space="preserve"># A tibble: 2 × 3</w:t>
-            </w:r>
-            <w:r>
-              <w:br/>
-            </w:r>
-            <w:r>
-              <w:rPr>
-                <w:rStyle w:val="VerbatimChar"/>
-              </w:rPr>
-              <w:t xml:space="preserve">  Model      Form               Tests                 </w:t>
-            </w:r>
-            <w:r>
-              <w:br/>
-            </w:r>
-            <w:r>
-              <w:rPr>
-                <w:rStyle w:val="VerbatimChar"/>
-              </w:rPr>
-              <w:t xml:space="preserve">  &lt;chr&gt;      &lt;chr&gt;              &lt;chr&gt;                 </w:t>
-            </w:r>
-            <w:r>
-              <w:br/>
-            </w:r>
-            <w:r>
-              <w:rPr>
-                <w:rStyle w:val="VerbatimChar"/>
-              </w:rPr>
-              <w:t xml:space="preserve">1 Regression Y = β₀ + β₁X + ε   H₀: β₁ = 0            </w:t>
-            </w:r>
-            <w:r>
-              <w:br/>
-            </w:r>
-            <w:r>
-              <w:rPr>
-                <w:rStyle w:val="VerbatimChar"/>
-              </w:rPr>
-              <w:t xml:space="preserve">2 ANOVA      Yᵢⱼ = μ + Aᵢ + εᵢⱼ H₀: μ₁ = μ₂ = ... = μₖ</w:t>
-            </w:r>
-          </w:p>
-        </w:tc>
-      </w:tr>
-    </w:tbl>
-    <w:bookmarkEnd w:id="31"/>
-    <w:bookmarkEnd w:id="32"/>
-    <w:bookmarkStart w:id="36" w:name="lecture-12-anova-partitioning"/>
-    <w:p>
-      <w:pPr>
-        <w:pStyle w:val="Heading1"/>
+    <w:bookmarkStart w:id="27" w:name="both-regression-and-anova"/>
+    <w:p>
+      <w:pPr>
+        <w:pStyle w:val="Heading3"/>
+      </w:pPr>
+      <w:r>
+        <w:t xml:space="preserve">Both regression and ANOVA:</w:t>
+      </w:r>
+    </w:p>
+    <w:p>
+      <w:pPr>
+        <w:pStyle w:val="Compact"/>
+        <w:numPr>
+          <w:ilvl w:val="0"/>
+          <w:numId w:val="1003"/>
+        </w:numPr>
+      </w:pPr>
+      <w:r>
+        <w:t xml:space="preserve">Partition the total variation in Y</w:t>
+      </w:r>
+    </w:p>
+    <w:p>
+      <w:pPr>
+        <w:pStyle w:val="Compact"/>
+        <w:numPr>
+          <w:ilvl w:val="0"/>
+          <w:numId w:val="1003"/>
+        </w:numPr>
+      </w:pPr>
+      <w:r>
+        <w:t xml:space="preserve">Use F-tests for significance where one MS is divided by another</w:t>
+      </w:r>
+    </w:p>
+    <w:bookmarkEnd w:id="27"/>
+    <w:bookmarkStart w:id="28" w:name="regression"/>
+    <w:p>
+      <w:pPr>
+        <w:pStyle w:val="Heading3"/>
+      </w:pPr>
+      <w:r>
+        <w:t xml:space="preserve">Regression</w:t>
+      </w:r>
+    </w:p>
+    <w:p>
+      <w:pPr>
+        <w:pStyle w:val="Compact"/>
+        <w:numPr>
+          <w:ilvl w:val="0"/>
+          <w:numId w:val="1004"/>
+        </w:numPr>
       </w:pPr>
       <w:r>
         <w:rPr>
           <w:b/>
           <w:bCs/>
         </w:rPr>
-        <w:t xml:space="preserve">Lecture 12:</w:t>
-      </w:r>
-      <w:r>
-        <w:t xml:space="preserve"> </w:t>
-      </w:r>
-      <w:r>
-        <w:t xml:space="preserve">ANOVA Partitioning</w:t>
-      </w:r>
-    </w:p>
-    <w:p>
-      <w:pPr>
-        <w:pStyle w:val="FirstParagraph"/>
-      </w:pPr>
-      <w:r>
-        <w:t xml:space="preserve">General method for partitioning variation in continuous dependent</w:t>
-      </w:r>
-      <w:r>
-        <w:t xml:space="preserve"> </w:t>
-      </w:r>
-      <w:r>
-        <w:t xml:space="preserve">variable</w:t>
+        <w:t xml:space="preserve">Form:</w:t>
+      </w:r>
+      <w:r>
+        <w:t xml:space="preserve"> </w:t>
+      </w:r>
+      <m:oMath>
+        <m:r>
+          <m:t>Y</m:t>
+        </m:r>
+        <m:r>
+          <m:rPr>
+            <m:sty m:val="p"/>
+          </m:rPr>
+          <m:t>=</m:t>
+        </m:r>
+        <m:sSub>
+          <m:e>
+            <m:r>
+              <m:t>β</m:t>
+            </m:r>
+          </m:e>
+          <m:sub>
+            <m:r>
+              <m:t>0</m:t>
+            </m:r>
+          </m:sub>
+        </m:sSub>
+        <m:r>
+          <m:rPr>
+            <m:sty m:val="p"/>
+          </m:rPr>
+          <m:t>+</m:t>
+        </m:r>
+        <m:sSub>
+          <m:e>
+            <m:r>
+              <m:t>β</m:t>
+            </m:r>
+          </m:e>
+          <m:sub>
+            <m:r>
+              <m:t>1</m:t>
+            </m:r>
+          </m:sub>
+        </m:sSub>
+        <m:r>
+          <m:t>X</m:t>
+        </m:r>
+        <m:r>
+          <m:rPr>
+            <m:sty m:val="p"/>
+          </m:rPr>
+          <m:t>+</m:t>
+        </m:r>
+        <m:r>
+          <m:t>ε</m:t>
+        </m:r>
+      </m:oMath>
+    </w:p>
+    <w:p>
+      <w:pPr>
+        <w:pStyle w:val="Compact"/>
+        <w:numPr>
+          <w:ilvl w:val="1"/>
+          <w:numId w:val="1005"/>
+        </w:numPr>
+      </w:pPr>
+      <m:oMath>
+        <m:r>
+          <m:t>Y</m:t>
+        </m:r>
+      </m:oMath>
+      <w:r>
+        <w:t xml:space="preserve"> </w:t>
+      </w:r>
+      <w:r>
+        <w:t xml:space="preserve">= outcome/response variable</w:t>
+      </w:r>
+    </w:p>
+    <w:p>
+      <w:pPr>
+        <w:pStyle w:val="Compact"/>
+        <w:numPr>
+          <w:ilvl w:val="1"/>
+          <w:numId w:val="1005"/>
+        </w:numPr>
+      </w:pPr>
+      <m:oMath>
+        <m:sSub>
+          <m:e>
+            <m:r>
+              <m:t>β</m:t>
+            </m:r>
+          </m:e>
+          <m:sub>
+            <m:r>
+              <m:t>0</m:t>
+            </m:r>
+          </m:sub>
+        </m:sSub>
+      </m:oMath>
+      <w:r>
+        <w:t xml:space="preserve"> </w:t>
+      </w:r>
+      <w:r>
+        <w:t xml:space="preserve">= intercept (value of Y when X = 0)</w:t>
+      </w:r>
+    </w:p>
+    <w:p>
+      <w:pPr>
+        <w:pStyle w:val="Compact"/>
+        <w:numPr>
+          <w:ilvl w:val="1"/>
+          <w:numId w:val="1005"/>
+        </w:numPr>
+      </w:pPr>
+      <m:oMath>
+        <m:sSub>
+          <m:e>
+            <m:r>
+              <m:t>β</m:t>
+            </m:r>
+          </m:e>
+          <m:sub>
+            <m:r>
+              <m:t>1</m:t>
+            </m:r>
+          </m:sub>
+        </m:sSub>
+      </m:oMath>
+      <w:r>
+        <w:t xml:space="preserve"> </w:t>
+      </w:r>
+      <w:r>
+        <w:t xml:space="preserve">= slope (change in Y per unit increase in X)</w:t>
+      </w:r>
+    </w:p>
+    <w:p>
+      <w:pPr>
+        <w:pStyle w:val="Compact"/>
+        <w:numPr>
+          <w:ilvl w:val="1"/>
+          <w:numId w:val="1005"/>
+        </w:numPr>
+      </w:pPr>
+      <m:oMath>
+        <m:r>
+          <m:t>X</m:t>
+        </m:r>
+      </m:oMath>
+      <w:r>
+        <w:t xml:space="preserve"> </w:t>
+      </w:r>
+      <w:r>
+        <w:t xml:space="preserve">= predictor/independent variable</w:t>
+      </w:r>
+    </w:p>
+    <w:p>
+      <w:pPr>
+        <w:pStyle w:val="Compact"/>
+        <w:numPr>
+          <w:ilvl w:val="1"/>
+          <w:numId w:val="1005"/>
+        </w:numPr>
+      </w:pPr>
+      <m:oMath>
+        <m:r>
+          <m:t>ε</m:t>
+        </m:r>
+      </m:oMath>
+      <w:r>
+        <w:t xml:space="preserve"> </w:t>
+      </w:r>
+      <w:r>
+        <w:t xml:space="preserve">= error term</w:t>
       </w:r>
     </w:p>
     <w:p>
@@ -844,32 +789,56 @@
         </w:numPr>
       </w:pPr>
       <w:r>
-        <w:t xml:space="preserve">One or more continuous (and categorical) predictors:</w:t>
-      </w:r>
-    </w:p>
-    <w:p>
-      <w:pPr>
-        <w:pStyle w:val="Compact"/>
-        <w:numPr>
-          <w:ilvl w:val="1"/>
-          <w:numId w:val="1005"/>
-        </w:numPr>
-      </w:pPr>
-      <w:r>
-        <w:t xml:space="preserve">regression</w:t>
-      </w:r>
-    </w:p>
-    <w:p>
-      <w:pPr>
-        <w:pStyle w:val="Compact"/>
-        <w:numPr>
-          <w:ilvl w:val="0"/>
-          <w:numId w:val="1004"/>
-        </w:numPr>
-      </w:pPr>
-      <w:r>
-        <w:t xml:space="preserve">One or more categorical predictors:</w:t>
-      </w:r>
+        <w:rPr>
+          <w:b/>
+          <w:bCs/>
+        </w:rPr>
+        <w:t xml:space="preserve">Test:</w:t>
+      </w:r>
+      <w:r>
+        <w:t xml:space="preserve"> </w:t>
+      </w:r>
+      <m:oMath>
+        <m:sSub>
+          <m:e>
+            <m:r>
+              <m:t>H</m:t>
+            </m:r>
+          </m:e>
+          <m:sub>
+            <m:r>
+              <m:t>0</m:t>
+            </m:r>
+          </m:sub>
+        </m:sSub>
+        <m:r>
+          <m:rPr>
+            <m:sty m:val="p"/>
+          </m:rPr>
+          <m:t>:</m:t>
+        </m:r>
+        <m:sSub>
+          <m:e>
+            <m:r>
+              <m:t>β</m:t>
+            </m:r>
+          </m:e>
+          <m:sub>
+            <m:r>
+              <m:t>1</m:t>
+            </m:r>
+          </m:sub>
+        </m:sSub>
+        <m:r>
+          <m:rPr>
+            <m:sty m:val="p"/>
+          </m:rPr>
+          <m:t>=</m:t>
+        </m:r>
+        <m:r>
+          <m:t>0</m:t>
+        </m:r>
+      </m:oMath>
     </w:p>
     <w:p>
       <w:pPr>
@@ -880,6 +849,28 @@
         </w:numPr>
       </w:pPr>
       <w:r>
+        <w:t xml:space="preserve">Tests whether slope equals zero</w:t>
+      </w:r>
+    </w:p>
+    <w:p>
+      <w:pPr>
+        <w:pStyle w:val="Compact"/>
+        <w:numPr>
+          <w:ilvl w:val="1"/>
+          <w:numId w:val="1006"/>
+        </w:numPr>
+      </w:pPr>
+      <w:r>
+        <w:t xml:space="preserve">Rejecting means X significantly predicts Y</w:t>
+      </w:r>
+    </w:p>
+    <w:bookmarkEnd w:id="28"/>
+    <w:bookmarkStart w:id="29" w:name="anova-1"/>
+    <w:p>
+      <w:pPr>
+        <w:pStyle w:val="Heading3"/>
+      </w:pPr>
+      <w:r>
         <w:t xml:space="preserve">ANOVA</w:t>
       </w:r>
     </w:p>
@@ -888,7 +879,417 @@
         <w:pStyle w:val="Compact"/>
         <w:numPr>
           <w:ilvl w:val="0"/>
-          <w:numId w:val="1004"/>
+          <w:numId w:val="1007"/>
+        </w:numPr>
+      </w:pPr>
+      <w:r>
+        <w:rPr>
+          <w:b/>
+          <w:bCs/>
+        </w:rPr>
+        <w:t xml:space="preserve">Form:</w:t>
+      </w:r>
+      <w:r>
+        <w:t xml:space="preserve"> </w:t>
+      </w:r>
+      <m:oMath>
+        <m:sSub>
+          <m:e>
+            <m:r>
+              <m:t>Y</m:t>
+            </m:r>
+          </m:e>
+          <m:sub>
+            <m:r>
+              <m:t>i</m:t>
+            </m:r>
+            <m:r>
+              <m:t>j</m:t>
+            </m:r>
+          </m:sub>
+        </m:sSub>
+        <m:r>
+          <m:rPr>
+            <m:sty m:val="p"/>
+          </m:rPr>
+          <m:t>=</m:t>
+        </m:r>
+        <m:r>
+          <m:t>μ</m:t>
+        </m:r>
+        <m:r>
+          <m:rPr>
+            <m:sty m:val="p"/>
+          </m:rPr>
+          <m:t>+</m:t>
+        </m:r>
+        <m:sSub>
+          <m:e>
+            <m:r>
+              <m:t>A</m:t>
+            </m:r>
+          </m:e>
+          <m:sub>
+            <m:r>
+              <m:t>i</m:t>
+            </m:r>
+          </m:sub>
+        </m:sSub>
+        <m:r>
+          <m:rPr>
+            <m:sty m:val="p"/>
+          </m:rPr>
+          <m:t>+</m:t>
+        </m:r>
+        <m:sSub>
+          <m:e>
+            <m:r>
+              <m:t>ε</m:t>
+            </m:r>
+          </m:e>
+          <m:sub>
+            <m:r>
+              <m:t>i</m:t>
+            </m:r>
+            <m:r>
+              <m:t>j</m:t>
+            </m:r>
+          </m:sub>
+        </m:sSub>
+      </m:oMath>
+    </w:p>
+    <w:p>
+      <w:pPr>
+        <w:pStyle w:val="Compact"/>
+        <w:numPr>
+          <w:ilvl w:val="1"/>
+          <w:numId w:val="1008"/>
+        </w:numPr>
+      </w:pPr>
+      <m:oMath>
+        <m:sSub>
+          <m:e>
+            <m:r>
+              <m:t>Y</m:t>
+            </m:r>
+          </m:e>
+          <m:sub>
+            <m:r>
+              <m:t>i</m:t>
+            </m:r>
+            <m:r>
+              <m:t>j</m:t>
+            </m:r>
+          </m:sub>
+        </m:sSub>
+      </m:oMath>
+      <w:r>
+        <w:t xml:space="preserve"> </w:t>
+      </w:r>
+      <w:r>
+        <w:t xml:space="preserve">= observation for person j in group i</w:t>
+      </w:r>
+    </w:p>
+    <w:p>
+      <w:pPr>
+        <w:pStyle w:val="Compact"/>
+        <w:numPr>
+          <w:ilvl w:val="1"/>
+          <w:numId w:val="1008"/>
+        </w:numPr>
+      </w:pPr>
+      <m:oMath>
+        <m:r>
+          <m:t>μ</m:t>
+        </m:r>
+      </m:oMath>
+      <w:r>
+        <w:t xml:space="preserve"> </w:t>
+      </w:r>
+      <w:r>
+        <w:t xml:space="preserve">= grand mean across all groups</w:t>
+      </w:r>
+    </w:p>
+    <w:p>
+      <w:pPr>
+        <w:pStyle w:val="Compact"/>
+        <w:numPr>
+          <w:ilvl w:val="1"/>
+          <w:numId w:val="1008"/>
+        </w:numPr>
+      </w:pPr>
+      <m:oMath>
+        <m:sSub>
+          <m:e>
+            <m:r>
+              <m:t>A</m:t>
+            </m:r>
+          </m:e>
+          <m:sub>
+            <m:r>
+              <m:t>i</m:t>
+            </m:r>
+          </m:sub>
+        </m:sSub>
+      </m:oMath>
+      <w:r>
+        <w:t xml:space="preserve"> </w:t>
+      </w:r>
+      <w:r>
+        <w:t xml:space="preserve">= effect of group i</w:t>
+      </w:r>
+    </w:p>
+    <w:p>
+      <w:pPr>
+        <w:pStyle w:val="Compact"/>
+        <w:numPr>
+          <w:ilvl w:val="1"/>
+          <w:numId w:val="1008"/>
+        </w:numPr>
+      </w:pPr>
+      <m:oMath>
+        <m:sSub>
+          <m:e>
+            <m:r>
+              <m:t>ε</m:t>
+            </m:r>
+          </m:e>
+          <m:sub>
+            <m:r>
+              <m:t>i</m:t>
+            </m:r>
+            <m:r>
+              <m:t>j</m:t>
+            </m:r>
+          </m:sub>
+        </m:sSub>
+      </m:oMath>
+      <w:r>
+        <w:t xml:space="preserve"> </w:t>
+      </w:r>
+      <w:r>
+        <w:t xml:space="preserve">= error term</w:t>
+      </w:r>
+    </w:p>
+    <w:p>
+      <w:pPr>
+        <w:pStyle w:val="Compact"/>
+        <w:numPr>
+          <w:ilvl w:val="0"/>
+          <w:numId w:val="1007"/>
+        </w:numPr>
+      </w:pPr>
+      <w:r>
+        <w:rPr>
+          <w:b/>
+          <w:bCs/>
+        </w:rPr>
+        <w:t xml:space="preserve">Test:</w:t>
+      </w:r>
+      <w:r>
+        <w:t xml:space="preserve"> </w:t>
+      </w:r>
+      <m:oMath>
+        <m:sSub>
+          <m:e>
+            <m:r>
+              <m:t>H</m:t>
+            </m:r>
+          </m:e>
+          <m:sub>
+            <m:r>
+              <m:t>0</m:t>
+            </m:r>
+          </m:sub>
+        </m:sSub>
+        <m:r>
+          <m:rPr>
+            <m:sty m:val="p"/>
+          </m:rPr>
+          <m:t>:</m:t>
+        </m:r>
+        <m:sSub>
+          <m:e>
+            <m:r>
+              <m:t>μ</m:t>
+            </m:r>
+          </m:e>
+          <m:sub>
+            <m:r>
+              <m:t>1</m:t>
+            </m:r>
+          </m:sub>
+        </m:sSub>
+        <m:r>
+          <m:rPr>
+            <m:sty m:val="p"/>
+          </m:rPr>
+          <m:t>=</m:t>
+        </m:r>
+        <m:sSub>
+          <m:e>
+            <m:r>
+              <m:t>μ</m:t>
+            </m:r>
+          </m:e>
+          <m:sub>
+            <m:r>
+              <m:t>2</m:t>
+            </m:r>
+          </m:sub>
+        </m:sSub>
+        <m:r>
+          <m:rPr>
+            <m:sty m:val="p"/>
+          </m:rPr>
+          <m:t>=</m:t>
+        </m:r>
+        <m:r>
+          <m:rPr>
+            <m:sty m:val="p"/>
+          </m:rPr>
+          <m:t>.</m:t>
+        </m:r>
+        <m:r>
+          <m:rPr>
+            <m:sty m:val="p"/>
+          </m:rPr>
+          <m:t>.</m:t>
+        </m:r>
+        <m:r>
+          <m:rPr>
+            <m:sty m:val="p"/>
+          </m:rPr>
+          <m:t>.</m:t>
+        </m:r>
+        <m:r>
+          <m:rPr>
+            <m:sty m:val="p"/>
+          </m:rPr>
+          <m:t>=</m:t>
+        </m:r>
+        <m:sSub>
+          <m:e>
+            <m:r>
+              <m:t>μ</m:t>
+            </m:r>
+          </m:e>
+          <m:sub>
+            <m:r>
+              <m:t>k</m:t>
+            </m:r>
+          </m:sub>
+        </m:sSub>
+      </m:oMath>
+    </w:p>
+    <w:p>
+      <w:pPr>
+        <w:pStyle w:val="Compact"/>
+        <w:numPr>
+          <w:ilvl w:val="1"/>
+          <w:numId w:val="1009"/>
+        </w:numPr>
+      </w:pPr>
+      <w:r>
+        <w:t xml:space="preserve">Tests whether all group means are equal</w:t>
+      </w:r>
+    </w:p>
+    <w:p>
+      <w:pPr>
+        <w:pStyle w:val="Compact"/>
+        <w:numPr>
+          <w:ilvl w:val="1"/>
+          <w:numId w:val="1009"/>
+        </w:numPr>
+      </w:pPr>
+      <w:r>
+        <w:t xml:space="preserve">Rejecting means at least one group differs</w:t>
+      </w:r>
+    </w:p>
+    <w:bookmarkEnd w:id="29"/>
+    <w:bookmarkEnd w:id="30"/>
+    <w:bookmarkStart w:id="35" w:name="lecture-12-anova-partitioning"/>
+    <w:p>
+      <w:pPr>
+        <w:pStyle w:val="Heading1"/>
+      </w:pPr>
+      <w:r>
+        <w:rPr>
+          <w:b/>
+          <w:bCs/>
+        </w:rPr>
+        <w:t xml:space="preserve">Lecture 12:</w:t>
+      </w:r>
+      <w:r>
+        <w:t xml:space="preserve"> </w:t>
+      </w:r>
+      <w:r>
+        <w:t xml:space="preserve">ANOVA Partitioning</w:t>
+      </w:r>
+    </w:p>
+    <w:bookmarkStart w:id="31" w:name="Xcc4ec2faf37bb8403695e5f0cb3cc79420de642"/>
+    <w:p>
+      <w:pPr>
+        <w:pStyle w:val="Heading3"/>
+      </w:pPr>
+      <w:r>
+        <w:t xml:space="preserve">General method for partitioning variation in continuous dependent variable</w:t>
+      </w:r>
+    </w:p>
+    <w:p>
+      <w:pPr>
+        <w:pStyle w:val="Compact"/>
+        <w:numPr>
+          <w:ilvl w:val="0"/>
+          <w:numId w:val="1010"/>
+        </w:numPr>
+      </w:pPr>
+      <w:r>
+        <w:t xml:space="preserve">One or more continuous (and categorical) predictors:</w:t>
+      </w:r>
+    </w:p>
+    <w:p>
+      <w:pPr>
+        <w:pStyle w:val="Compact"/>
+        <w:numPr>
+          <w:ilvl w:val="1"/>
+          <w:numId w:val="1011"/>
+        </w:numPr>
+      </w:pPr>
+      <w:r>
+        <w:t xml:space="preserve">regression</w:t>
+      </w:r>
+    </w:p>
+    <w:p>
+      <w:pPr>
+        <w:pStyle w:val="Compact"/>
+        <w:numPr>
+          <w:ilvl w:val="0"/>
+          <w:numId w:val="1010"/>
+        </w:numPr>
+      </w:pPr>
+      <w:r>
+        <w:t xml:space="preserve">One or more categorical predictors:</w:t>
+      </w:r>
+    </w:p>
+    <w:p>
+      <w:pPr>
+        <w:pStyle w:val="Compact"/>
+        <w:numPr>
+          <w:ilvl w:val="1"/>
+          <w:numId w:val="1012"/>
+        </w:numPr>
+      </w:pPr>
+      <w:r>
+        <w:t xml:space="preserve">ANOVA</w:t>
+      </w:r>
+    </w:p>
+    <w:p>
+      <w:pPr>
+        <w:pStyle w:val="Compact"/>
+        <w:numPr>
+          <w:ilvl w:val="0"/>
+          <w:numId w:val="1010"/>
         </w:numPr>
       </w:pPr>
       <w:r>
@@ -900,13 +1301,14 @@
         <w:pStyle w:val="Compact"/>
         <w:numPr>
           <w:ilvl w:val="1"/>
-          <w:numId w:val="1007"/>
+          <w:numId w:val="1013"/>
         </w:numPr>
       </w:pPr>
       <w:r>
         <w:t xml:space="preserve">groups or experimental treatments</w:t>
       </w:r>
     </w:p>
+    <w:bookmarkEnd w:id="31"/>
     <w:p>
       <w:pPr>
         <w:pStyle w:val="FirstParagraph"/>
@@ -916,18 +1318,18 @@
           <wp:inline>
             <wp:extent cx="2743200" cy="2743200"/>
             <wp:effectExtent b="0" l="0" r="0" t="0"/>
-            <wp:docPr descr="" title="" id="34" name="Picture"/>
+            <wp:docPr descr="" title="" id="33" name="Picture"/>
             <a:graphic>
               <a:graphicData uri="http://schemas.openxmlformats.org/drawingml/2006/picture">
                 <pic:pic>
                   <pic:nvPicPr>
-                    <pic:cNvPr descr="11_01_lecture_powerpoint_files/figure-docx/unnamed-chunk-2-1.png" id="35" name="Picture"/>
+                    <pic:cNvPr descr="11_01_lecture_powerpoint_files/figure-docx/unnamed-chunk-1-1.png" id="34" name="Picture"/>
                     <pic:cNvPicPr>
                       <a:picLocks noChangeArrowheads="1" noChangeAspect="1"/>
                     </pic:cNvPicPr>
                   </pic:nvPicPr>
                   <pic:blipFill>
-                    <a:blip r:embed="rId33"/>
+                    <a:blip r:embed="rId32"/>
                     <a:stretch>
                       <a:fillRect/>
                     </a:stretch>
@@ -954,8 +1356,8 @@
         </w:drawing>
       </w:r>
     </w:p>
-    <w:bookmarkEnd w:id="36"/>
-    <w:bookmarkStart w:id="43" w:name="lecture-12-anova-as-regression"/>
+    <w:bookmarkEnd w:id="35"/>
+    <w:bookmarkStart w:id="42" w:name="lecture-12-anova-as-regression"/>
     <w:p>
       <w:pPr>
         <w:pStyle w:val="Heading1"/>
@@ -1016,18 +1418,18 @@
                 <wp:inline>
                   <wp:extent cx="152400" cy="152400"/>
                   <wp:effectExtent b="0" l="0" r="0" t="0"/>
-                  <wp:docPr descr="" title="" id="38" name="Picture"/>
+                  <wp:docPr descr="" title="" id="37" name="Picture"/>
                   <a:graphic>
                     <a:graphicData uri="http://schemas.openxmlformats.org/drawingml/2006/picture">
                       <pic:pic>
                         <pic:nvPicPr>
-                          <pic:cNvPr descr="/Applications/RStudio.app/Contents/Resources/app/quarto/share/formats/docx/tip.png" id="39" name="Picture"/>
+                          <pic:cNvPr descr="/Applications/RStudio.app/Contents/Resources/app/quarto/share/formats/docx/tip.png" id="38" name="Picture"/>
                           <pic:cNvPicPr>
                             <a:picLocks noChangeArrowheads="1" noChangeAspect="1"/>
                           </pic:cNvPicPr>
                         </pic:nvPicPr>
                         <pic:blipFill>
-                          <a:blip r:embed="rId37"/>
+                          <a:blip r:embed="rId36"/>
                           <a:stretch>
                             <a:fillRect/>
                           </a:stretch>
@@ -1098,13 +1500,27 @@
               <w:pStyle w:val="BodyText"/>
             </w:pPr>
             <w:r>
-              <w:t xml:space="preserve">In fact when we will run ANOVAs we will use he smae code as for</w:t>
+              <w:t xml:space="preserve">In fact when we will run ANOVAs we will use he same code as for</w:t>
             </w:r>
             <w:r>
               <w:t xml:space="preserve"> </w:t>
             </w:r>
             <w:r>
-              <w:t xml:space="preserve">regression! See explanation on oher web page - Will link here</w:t>
+              <w:t xml:space="preserve">regression!</w:t>
+            </w:r>
+          </w:p>
+          <w:p>
+            <w:pPr>
+              <w:pStyle w:val="BodyText"/>
+            </w:pPr>
+            <w:r>
+              <w:t xml:space="preserve">regression: model &lt;- lm(response ~ predictor, data = df)</w:t>
+            </w:r>
+            <w:r>
+              <w:br/>
+            </w:r>
+            <w:r>
+              <w:t xml:space="preserve">anova: model &lt;- lm(response ~ factor, data = df)</w:t>
             </w:r>
           </w:p>
           <w:p>
@@ -1116,18 +1532,18 @@
                 <wp:inline>
                   <wp:extent cx="3657600" cy="3657600"/>
                   <wp:effectExtent b="0" l="0" r="0" t="0"/>
-                  <wp:docPr descr="" title="" id="41" name="Picture"/>
+                  <wp:docPr descr="" title="" id="40" name="Picture"/>
                   <a:graphic>
                     <a:graphicData uri="http://schemas.openxmlformats.org/drawingml/2006/picture">
                       <pic:pic>
                         <pic:nvPicPr>
-                          <pic:cNvPr descr="11_01_lecture_powerpoint_files/figure-docx/regression-anova-1.png" id="42" name="Picture"/>
+                          <pic:cNvPr descr="11_01_lecture_powerpoint_files/figure-docx/regression-anova-1.png" id="41" name="Picture"/>
                           <pic:cNvPicPr>
                             <a:picLocks noChangeArrowheads="1" noChangeAspect="1"/>
                           </pic:cNvPicPr>
                         </pic:nvPicPr>
                         <pic:blipFill>
-                          <a:blip r:embed="rId40"/>
+                          <a:blip r:embed="rId39"/>
                           <a:stretch>
                             <a:fillRect/>
                           </a:stretch>
@@ -1157,8 +1573,8 @@
         </w:tc>
       </w:tr>
     </w:tbl>
-    <w:bookmarkEnd w:id="43"/>
-    <w:bookmarkStart w:id="44" w:name="lecture-12-anova-goals"/>
+    <w:bookmarkEnd w:id="42"/>
+    <w:bookmarkStart w:id="47" w:name="lecture-12-anova-goals"/>
     <w:p>
       <w:pPr>
         <w:pStyle w:val="Heading1"/>
@@ -1177,9 +1593,10 @@
         <w:t xml:space="preserve">ANOVA Goals</w:t>
       </w:r>
     </w:p>
-    <w:p>
-      <w:pPr>
-        <w:pStyle w:val="FirstParagraph"/>
+    <w:bookmarkStart w:id="43" w:name="anova-aims-to-compare-means-of-groups"/>
+    <w:p>
+      <w:pPr>
+        <w:pStyle w:val="Heading3"/>
       </w:pPr>
       <w:r>
         <w:t xml:space="preserve">ANOVA aims to compare means of groups:</w:t>
@@ -1190,7 +1607,7 @@
         <w:pStyle w:val="Compact"/>
         <w:numPr>
           <w:ilvl w:val="0"/>
-          <w:numId w:val="1008"/>
+          <w:numId w:val="1014"/>
         </w:numPr>
       </w:pPr>
       <w:r>
@@ -1214,7 +1631,7 @@
         <w:pStyle w:val="Compact"/>
         <w:numPr>
           <w:ilvl w:val="0"/>
-          <w:numId w:val="1008"/>
+          <w:numId w:val="1014"/>
         </w:numPr>
       </w:pPr>
       <w:r>
@@ -1232,7 +1649,7 @@
         <w:pStyle w:val="Compact"/>
         <w:numPr>
           <w:ilvl w:val="0"/>
-          <w:numId w:val="1008"/>
+          <w:numId w:val="1014"/>
         </w:numPr>
       </w:pPr>
       <w:r>
@@ -1244,11 +1661,11 @@
         <w:pStyle w:val="Compact"/>
         <w:numPr>
           <w:ilvl w:val="1"/>
-          <w:numId w:val="1009"/>
-        </w:numPr>
-      </w:pPr>
-      <w:r>
-        <w:t xml:space="preserve">Single factor: one factor, more than two levels.</w:t>
+          <w:numId w:val="1015"/>
+        </w:numPr>
+      </w:pPr>
+      <w:r>
+        <w:t xml:space="preserve">Single factor: one factor with more than two levels</w:t>
       </w:r>
     </w:p>
     <w:p>
@@ -1256,7 +1673,7 @@
         <w:pStyle w:val="Compact"/>
         <w:numPr>
           <w:ilvl w:val="0"/>
-          <w:numId w:val="1008"/>
+          <w:numId w:val="1014"/>
         </w:numPr>
       </w:pPr>
       <w:r>
@@ -1268,11 +1685,11 @@
         <w:pStyle w:val="Compact"/>
         <w:numPr>
           <w:ilvl w:val="1"/>
-          <w:numId w:val="1010"/>
-        </w:numPr>
-      </w:pPr>
-      <w:r>
-        <w:t xml:space="preserve">two or three factors, two or more levels.</w:t>
+          <w:numId w:val="1016"/>
+        </w:numPr>
+      </w:pPr>
+      <w:r>
+        <w:t xml:space="preserve">two or three factors with two or more levels each</w:t>
       </w:r>
     </w:p>
     <w:p>
@@ -1280,7 +1697,7 @@
         <w:pStyle w:val="Compact"/>
         <w:numPr>
           <w:ilvl w:val="1"/>
-          <w:numId w:val="1010"/>
+          <w:numId w:val="1016"/>
         </w:numPr>
       </w:pPr>
       <w:r>
@@ -1303,245 +1720,28 @@
         <w:t xml:space="preserve">their interaction</w:t>
       </w:r>
     </w:p>
-    <w:bookmarkEnd w:id="44"/>
-    <w:bookmarkStart w:id="50" w:name="the-analysis-of-variance"/>
-    <w:p>
-      <w:pPr>
-        <w:pStyle w:val="Heading1"/>
-      </w:pPr>
-      <w:r>
-        <w:t xml:space="preserve">The Analysis of Variance</w:t>
-      </w:r>
-    </w:p>
+    <w:bookmarkEnd w:id="43"/>
     <w:p>
       <w:pPr>
         <w:pStyle w:val="FirstParagraph"/>
-      </w:pPr>
-      <w:r>
-        <w:t xml:space="preserve">Analysis of variance is the most powerful approach known for</w:t>
-      </w:r>
-      <w:r>
-        <w:t xml:space="preserve"> </w:t>
-      </w:r>
-      <w:r>
-        <w:t xml:space="preserve">simultaneously testing whether the means of k groups are equal. It works</w:t>
-      </w:r>
-      <w:r>
-        <w:t xml:space="preserve"> </w:t>
-      </w:r>
-      <w:r>
-        <w:t xml:space="preserve">by assessing whether individuals chosen from different groups are, on</w:t>
-      </w:r>
-      <w:r>
-        <w:t xml:space="preserve"> </w:t>
-      </w:r>
-      <w:r>
-        <w:t xml:space="preserve">average, more different than individuals chosen from the same group.</w:t>
-      </w:r>
-    </w:p>
-    <w:p>
-      <w:pPr>
-        <w:pStyle w:val="BodyText"/>
-      </w:pPr>
-      <w:r>
-        <w:t xml:space="preserve">The null hypothesis of ANOVA is that the population means μᵢ are the</w:t>
-      </w:r>
-      <w:r>
-        <w:t xml:space="preserve"> </w:t>
-      </w:r>
-      <w:r>
-        <w:t xml:space="preserve">same for all treatments.</w:t>
-      </w:r>
-    </w:p>
-    <w:p>
-      <w:pPr>
-        <w:pStyle w:val="BodyText"/>
-      </w:pPr>
-      <w:r>
-        <w:rPr>
-          <w:b/>
-          <w:bCs/>
-        </w:rPr>
-        <w:t xml:space="preserve">H₀</w:t>
-      </w:r>
-      <w:r>
-        <w:t xml:space="preserve">: μ₁ = μ₂ = … = μₖ</w:t>
-      </w:r>
-    </w:p>
-    <w:p>
-      <w:pPr>
-        <w:pStyle w:val="BodyText"/>
-      </w:pPr>
-      <w:r>
-        <w:rPr>
-          <w:b/>
-          <w:bCs/>
-        </w:rPr>
-        <w:t xml:space="preserve">H₁</w:t>
-      </w:r>
-      <w:r>
-        <w:t xml:space="preserve">: At least one μᵢ is different from the others.</w:t>
-      </w:r>
-    </w:p>
-    <w:tbl>
-      <w:tblPr>
-        <w:tblStyle w:val="Table"/>
-        <w:tblLook w:firstRow="0" w:lastRow="0" w:firstColumn="0" w:lastColumn="0" w:noHBand="0" w:noVBand="0" w:val="0000"/>
-        <w:tblBorders>
-          <w:left w:val="single" w:sz="24" w:space="0" w:color="0758E5"/>
-          <w:right w:val="single" w:sz="4" w:space="0" w:color="0758E5"/>
-          <w:top w:val="single" w:sz="4" w:space="0" w:color="0758E5"/>
-          <w:bottom w:val="single" w:sz="4" w:space="0" w:color="0758E5"/>
-        </w:tblBorders>
-        <w:tblCellMar>
-          <w:left w:w="144" w:type="dxa"/>
-          <w:right w:w="144" w:type="dxa"/>
-        </w:tblCellMar>
-        <w:tblInd w:w="164" w:type="dxa"/>
-        <w:tblW w:type="pct" w:w="100%"/>
-      </w:tblPr>
-      <w:tr>
-        <w:trPr>
-          <w:cantSplit/>
-        </w:trPr>
-        <w:tc>
-          <w:tcPr>
-            <w:shd w:color="auto" w:fill="dae6fb" w:val="clear"/>
-            <w:tcMar>
-              <w:top w:w="92" w:type="dxa"/>
-              <w:bottom w:w="92" w:type="dxa"/>
-            </w:tcMar>
-          </w:tcPr>
-          <w:p>
-            <w:pPr>
-              <w:pStyle w:val="BodyText"/>
-            </w:pPr>
-            <w:pPr>
-              <w:spacing w:before="0" w:after="0"/>
-              <w:textAlignment w:val="center"/>
-            </w:pPr>
-            <w:r>
-              <w:drawing>
-                <wp:inline>
-                  <wp:extent cx="152400" cy="152400"/>
-                  <wp:effectExtent b="0" l="0" r="0" t="0"/>
-                  <wp:docPr descr="" title="" id="45" name="Picture"/>
-                  <a:graphic>
-                    <a:graphicData uri="http://schemas.openxmlformats.org/drawingml/2006/picture">
-                      <pic:pic>
-                        <pic:nvPicPr>
-                          <pic:cNvPr descr="/Applications/RStudio.app/Contents/Resources/app/quarto/share/formats/docx/note.png" id="46" name="Picture"/>
-                          <pic:cNvPicPr>
-                            <a:picLocks noChangeArrowheads="1" noChangeAspect="1"/>
-                          </pic:cNvPicPr>
-                        </pic:nvPicPr>
-                        <pic:blipFill>
-                          <a:blip r:embed="rId28"/>
-                          <a:stretch>
-                            <a:fillRect/>
-                          </a:stretch>
-                        </pic:blipFill>
-                        <pic:spPr bwMode="auto">
-                          <a:xfrm>
-                            <a:off x="0" y="0"/>
-                            <a:ext cx="152400" cy="152400"/>
-                          </a:xfrm>
-                          <a:prstGeom prst="rect">
-                            <a:avLst/>
-                          </a:prstGeom>
-                          <a:noFill/>
-                          <a:ln w="9525">
-                            <a:noFill/>
-                            <a:headEnd/>
-                            <a:tailEnd/>
-                          </a:ln>
-                        </pic:spPr>
-                      </pic:pic>
-                    </a:graphicData>
-                  </a:graphic>
-                </wp:inline>
-              </w:drawing>
-            </w:r>
-            <w:r>
-              <w:t xml:space="preserve"> </w:t>
-            </w:r>
-            <w:r>
-              <w:t xml:space="preserve"> </w:t>
-            </w:r>
-            <w:r>
-              <w:t xml:space="preserve">Note</w:t>
-            </w:r>
-          </w:p>
-        </w:tc>
-      </w:tr>
-      <w:tr>
-        <w:trPr>
-          <w:cantSplit/>
-        </w:trPr>
-        <w:tc>
-          <w:tcPr>
-            <w:tcMar>
-              <w:top w:w="108" w:type="dxa"/>
-              <w:bottom w:w="108" w:type="dxa"/>
-            </w:tcMar>
-          </w:tcPr>
-          <w:p>
-            <w:pPr>
-              <w:pStyle w:val="BodyText"/>
-            </w:pPr>
-            <w:pPr>
-              <w:spacing w:before="16" w:after="16"/>
-            </w:pPr>
-            <w:r>
-              <w:t xml:space="preserve">Rejecting H₀ in ANOVA is evidence that the mean of at least one group is</w:t>
-            </w:r>
-            <w:r>
-              <w:t xml:space="preserve"> </w:t>
-            </w:r>
-            <w:r>
-              <w:t xml:space="preserve">different from the others. It does not indicate</w:t>
-            </w:r>
-            <w:r>
-              <w:t xml:space="preserve"> </w:t>
-            </w:r>
-            <w:r>
-              <w:rPr>
-                <w:i/>
-                <w:iCs/>
-              </w:rPr>
-              <w:t xml:space="preserve">which</w:t>
-            </w:r>
-            <w:r>
-              <w:t xml:space="preserve"> </w:t>
-            </w:r>
-            <w:r>
-              <w:t xml:space="preserve">means differ.</w:t>
-            </w:r>
-          </w:p>
-        </w:tc>
-      </w:tr>
-    </w:tbl>
-    <w:p>
-      <w:pPr>
-        <w:pStyle w:val="BodyText"/>
       </w:pPr>
       <w:r>
         <w:drawing>
           <wp:inline>
-            <wp:extent cx="4114800" cy="4114800"/>
+            <wp:extent cx="2743200" cy="2743200"/>
             <wp:effectExtent b="0" l="0" r="0" t="0"/>
-            <wp:docPr descr="" title="" id="48" name="Picture"/>
+            <wp:docPr descr="" title="" id="45" name="Picture"/>
             <a:graphic>
               <a:graphicData uri="http://schemas.openxmlformats.org/drawingml/2006/picture">
                 <pic:pic>
                   <pic:nvPicPr>
-                    <pic:cNvPr descr="11_01_lecture_powerpoint_files/figure-docx/unnamed-chunk-3-1.png" id="49" name="Picture"/>
+                    <pic:cNvPr descr="11_01_lecture_powerpoint_files/figure-docx/unnamed-chunk-2-1.png" id="46" name="Picture"/>
                     <pic:cNvPicPr>
                       <a:picLocks noChangeArrowheads="1" noChangeAspect="1"/>
                     </pic:cNvPicPr>
                   </pic:nvPicPr>
                   <pic:blipFill>
-                    <a:blip r:embed="rId47"/>
+                    <a:blip r:embed="rId44"/>
                     <a:stretch>
                       <a:fillRect/>
                     </a:stretch>
@@ -1549,7 +1749,7 @@
                   <pic:spPr bwMode="auto">
                     <a:xfrm>
                       <a:off x="0" y="0"/>
-                      <a:ext cx="4114800" cy="4114800"/>
+                      <a:ext cx="2743200" cy="2743200"/>
                     </a:xfrm>
                     <a:prstGeom prst="rect">
                       <a:avLst/>
@@ -1568,8 +1768,8 @@
         </w:drawing>
       </w:r>
     </w:p>
-    <w:bookmarkEnd w:id="50"/>
-    <w:bookmarkStart w:id="54" w:name="lecture-12-anova-logic"/>
+    <w:bookmarkEnd w:id="47"/>
+    <w:bookmarkStart w:id="51" w:name="lecture-12-analysis-of-variance"/>
     <w:p>
       <w:pPr>
         <w:pStyle w:val="Heading1"/>
@@ -1585,7 +1785,7 @@
         <w:t xml:space="preserve"> </w:t>
       </w:r>
       <w:r>
-        <w:t xml:space="preserve">ANOVA Logic</w:t>
+        <w:t xml:space="preserve">Analysis of Variance</w:t>
       </w:r>
     </w:p>
     <w:p>
@@ -1593,13 +1793,35 @@
         <w:pStyle w:val="FirstParagraph"/>
       </w:pPr>
       <w:r>
-        <w:t xml:space="preserve">Even if all groups had the same true mean, the data would likely show</w:t>
-      </w:r>
-      <w:r>
-        <w:t xml:space="preserve"> </w:t>
-      </w:r>
-      <w:r>
-        <w:t xml:space="preserve">different sample means for each group due to sampling error.</w:t>
+        <w:rPr>
+          <w:i/>
+          <w:iCs/>
+        </w:rPr>
+        <w:t xml:space="preserve">Analysis of variance</w:t>
+      </w:r>
+      <w:r>
+        <w:t xml:space="preserve"> </w:t>
+      </w:r>
+      <w:r>
+        <w:t xml:space="preserve">- the most powerful approach known for</w:t>
+      </w:r>
+      <w:r>
+        <w:t xml:space="preserve"> </w:t>
+      </w:r>
+      <w:r>
+        <w:t xml:space="preserve">simultaneously testing if the means of k groups are equal - works by</w:t>
+      </w:r>
+      <w:r>
+        <w:t xml:space="preserve"> </w:t>
+      </w:r>
+      <w:r>
+        <w:t xml:space="preserve">assessing whether individuals chosen from different groups are, on</w:t>
+      </w:r>
+      <w:r>
+        <w:t xml:space="preserve"> </w:t>
+      </w:r>
+      <w:r>
+        <w:t xml:space="preserve">average, more different than individuals chosen from the same group.</w:t>
       </w:r>
     </w:p>
     <w:p>
@@ -1607,47 +1829,13 @@
         <w:pStyle w:val="BodyText"/>
       </w:pPr>
       <w:r>
-        <w:t xml:space="preserve">The key insight of ANOVA is that we can estimate how much variation</w:t>
-      </w:r>
-      <w:r>
-        <w:t xml:space="preserve"> </w:t>
-      </w:r>
-      <w:r>
-        <w:t xml:space="preserve">among group means ought to be present from sampling error alone if the</w:t>
-      </w:r>
-      <w:r>
-        <w:t xml:space="preserve"> </w:t>
-      </w:r>
-      <w:r>
-        <w:t xml:space="preserve">null hypothesis is true.</w:t>
-      </w:r>
-    </w:p>
-    <w:p>
-      <w:pPr>
-        <w:pStyle w:val="BodyText"/>
-      </w:pPr>
-      <w:r>
-        <w:t xml:space="preserve">ANOVA lets us determine whether there is more variance among the sample</w:t>
-      </w:r>
-      <w:r>
-        <w:t xml:space="preserve"> </w:t>
-      </w:r>
-      <w:r>
-        <w:t xml:space="preserve">means than we would expect by chance alone. If so, then we can infer</w:t>
-      </w:r>
-      <w:r>
-        <w:t xml:space="preserve"> </w:t>
-      </w:r>
-      <w:r>
-        <w:t xml:space="preserve">that there are real differences among the population means.</w:t>
-      </w:r>
-    </w:p>
-    <w:p>
-      <w:pPr>
-        <w:pStyle w:val="BodyText"/>
-      </w:pPr>
-      <w:r>
-        <w:t xml:space="preserve">Two key measures of variation are calculated and compared:</w:t>
+        <w:t xml:space="preserve">The null hypothesis of ANOVA is that the population means μᵢ are the</w:t>
+      </w:r>
+      <w:r>
+        <w:t xml:space="preserve"> </w:t>
+      </w:r>
+      <w:r>
+        <w:t xml:space="preserve">same for all treatments.</w:t>
       </w:r>
     </w:p>
     <w:p>
@@ -1655,7 +1843,7 @@
         <w:pStyle w:val="Compact"/>
         <w:numPr>
           <w:ilvl w:val="0"/>
-          <w:numId w:val="1011"/>
+          <w:numId w:val="1017"/>
         </w:numPr>
       </w:pPr>
       <w:r>
@@ -1663,6 +1851,230 @@
           <w:b/>
           <w:bCs/>
         </w:rPr>
+        <w:t xml:space="preserve">H₀</w:t>
+      </w:r>
+      <w:r>
+        <w:t xml:space="preserve">: μ₁ = μ₂ = … = μₖ</w:t>
+      </w:r>
+    </w:p>
+    <w:p>
+      <w:pPr>
+        <w:pStyle w:val="Compact"/>
+        <w:numPr>
+          <w:ilvl w:val="0"/>
+          <w:numId w:val="1017"/>
+        </w:numPr>
+      </w:pPr>
+      <w:r>
+        <w:rPr>
+          <w:b/>
+          <w:bCs/>
+        </w:rPr>
+        <w:t xml:space="preserve">H₁</w:t>
+      </w:r>
+      <w:r>
+        <w:t xml:space="preserve">: At least one μᵢ is different from the others.</w:t>
+      </w:r>
+    </w:p>
+    <w:p>
+      <w:pPr>
+        <w:pStyle w:val="FirstParagraph"/>
+      </w:pPr>
+      <w:r>
+        <w:t xml:space="preserve">Rejecting H₀ in ANOVA</w:t>
+      </w:r>
+    </w:p>
+    <w:p>
+      <w:pPr>
+        <w:pStyle w:val="Compact"/>
+        <w:numPr>
+          <w:ilvl w:val="0"/>
+          <w:numId w:val="1018"/>
+        </w:numPr>
+      </w:pPr>
+      <w:r>
+        <w:t xml:space="preserve">evidence that the mean of at least one group is different from the</w:t>
+      </w:r>
+      <w:r>
+        <w:t xml:space="preserve"> </w:t>
+      </w:r>
+      <w:r>
+        <w:t xml:space="preserve">others</w:t>
+      </w:r>
+      <w:r>
+        <w:br/>
+      </w:r>
+    </w:p>
+    <w:p>
+      <w:pPr>
+        <w:pStyle w:val="Compact"/>
+        <w:numPr>
+          <w:ilvl w:val="0"/>
+          <w:numId w:val="1018"/>
+        </w:numPr>
+      </w:pPr>
+      <w:r>
+        <w:t xml:space="preserve">does not indicate</w:t>
+      </w:r>
+      <w:r>
+        <w:t xml:space="preserve"> </w:t>
+      </w:r>
+      <w:r>
+        <w:rPr>
+          <w:i/>
+          <w:iCs/>
+        </w:rPr>
+        <w:t xml:space="preserve">which</w:t>
+      </w:r>
+      <w:r>
+        <w:t xml:space="preserve"> </w:t>
+      </w:r>
+      <w:r>
+        <w:t xml:space="preserve">means differ</w:t>
+      </w:r>
+    </w:p>
+    <w:p>
+      <w:pPr>
+        <w:pStyle w:val="FirstParagraph"/>
+      </w:pPr>
+      <w:r>
+        <w:drawing>
+          <wp:inline>
+            <wp:extent cx="2743200" cy="2743200"/>
+            <wp:effectExtent b="0" l="0" r="0" t="0"/>
+            <wp:docPr descr="" title="" id="49" name="Picture"/>
+            <a:graphic>
+              <a:graphicData uri="http://schemas.openxmlformats.org/drawingml/2006/picture">
+                <pic:pic>
+                  <pic:nvPicPr>
+                    <pic:cNvPr descr="11_01_lecture_powerpoint_files/figure-docx/unnamed-chunk-3-1.png" id="50" name="Picture"/>
+                    <pic:cNvPicPr>
+                      <a:picLocks noChangeArrowheads="1" noChangeAspect="1"/>
+                    </pic:cNvPicPr>
+                  </pic:nvPicPr>
+                  <pic:blipFill>
+                    <a:blip r:embed="rId48"/>
+                    <a:stretch>
+                      <a:fillRect/>
+                    </a:stretch>
+                  </pic:blipFill>
+                  <pic:spPr bwMode="auto">
+                    <a:xfrm>
+                      <a:off x="0" y="0"/>
+                      <a:ext cx="2743200" cy="2743200"/>
+                    </a:xfrm>
+                    <a:prstGeom prst="rect">
+                      <a:avLst/>
+                    </a:prstGeom>
+                    <a:noFill/>
+                    <a:ln w="9525">
+                      <a:noFill/>
+                      <a:headEnd/>
+                      <a:tailEnd/>
+                    </a:ln>
+                  </pic:spPr>
+                </pic:pic>
+              </a:graphicData>
+            </a:graphic>
+          </wp:inline>
+        </w:drawing>
+      </w:r>
+    </w:p>
+    <w:bookmarkEnd w:id="51"/>
+    <w:bookmarkStart w:id="55" w:name="lecture-12-anova-logic"/>
+    <w:p>
+      <w:pPr>
+        <w:pStyle w:val="Heading1"/>
+      </w:pPr>
+      <w:r>
+        <w:rPr>
+          <w:b/>
+          <w:bCs/>
+        </w:rPr>
+        <w:t xml:space="preserve">Lecture 12:</w:t>
+      </w:r>
+      <w:r>
+        <w:t xml:space="preserve"> </w:t>
+      </w:r>
+      <w:r>
+        <w:t xml:space="preserve">ANOVA Logic</w:t>
+      </w:r>
+    </w:p>
+    <w:p>
+      <w:pPr>
+        <w:pStyle w:val="FirstParagraph"/>
+      </w:pPr>
+      <w:r>
+        <w:t xml:space="preserve">Even if all groups had the same true mean, the data would likely show</w:t>
+      </w:r>
+      <w:r>
+        <w:t xml:space="preserve"> </w:t>
+      </w:r>
+      <w:r>
+        <w:t xml:space="preserve">different sample means for each group due to sampling error.</w:t>
+      </w:r>
+    </w:p>
+    <w:p>
+      <w:pPr>
+        <w:pStyle w:val="BodyText"/>
+      </w:pPr>
+      <w:r>
+        <w:t xml:space="preserve">The key insight of ANOVA is that we can estimate how much variation</w:t>
+      </w:r>
+      <w:r>
+        <w:t xml:space="preserve"> </w:t>
+      </w:r>
+      <w:r>
+        <w:t xml:space="preserve">among group means ought to be present from sampling error alone if the</w:t>
+      </w:r>
+      <w:r>
+        <w:t xml:space="preserve"> </w:t>
+      </w:r>
+      <w:r>
+        <w:t xml:space="preserve">null hypothesis is true.</w:t>
+      </w:r>
+    </w:p>
+    <w:p>
+      <w:pPr>
+        <w:pStyle w:val="BodyText"/>
+      </w:pPr>
+      <w:r>
+        <w:t xml:space="preserve">ANOVA lets us determine whether there is more variance among the sample</w:t>
+      </w:r>
+      <w:r>
+        <w:t xml:space="preserve"> </w:t>
+      </w:r>
+      <w:r>
+        <w:t xml:space="preserve">means than we would expect by chance alone. If so, then we can infer</w:t>
+      </w:r>
+      <w:r>
+        <w:t xml:space="preserve"> </w:t>
+      </w:r>
+      <w:r>
+        <w:t xml:space="preserve">that there are real differences among the population means.</w:t>
+      </w:r>
+    </w:p>
+    <w:p>
+      <w:pPr>
+        <w:pStyle w:val="BodyText"/>
+      </w:pPr>
+      <w:r>
+        <w:t xml:space="preserve">Two key measures of variation are calculated and compared:</w:t>
+      </w:r>
+    </w:p>
+    <w:p>
+      <w:pPr>
+        <w:pStyle w:val="Compact"/>
+        <w:numPr>
+          <w:ilvl w:val="0"/>
+          <w:numId w:val="1019"/>
+        </w:numPr>
+      </w:pPr>
+      <w:r>
+        <w:rPr>
+          <w:b/>
+          <w:bCs/>
+        </w:rPr>
         <w:t xml:space="preserve">Group mean square (MSgroups)</w:t>
       </w:r>
       <w:r>
@@ -1683,7 +2095,7 @@
         <w:pStyle w:val="Compact"/>
         <w:numPr>
           <w:ilvl w:val="0"/>
-          <w:numId w:val="1011"/>
+          <w:numId w:val="1019"/>
         </w:numPr>
       </w:pPr>
       <w:r>
@@ -1808,20 +2220,20 @@
       <w:r>
         <w:drawing>
           <wp:inline>
-            <wp:extent cx="5486400" cy="5486400"/>
+            <wp:extent cx="2743200" cy="2743200"/>
             <wp:effectExtent b="0" l="0" r="0" t="0"/>
-            <wp:docPr descr="" title="" id="52" name="Picture"/>
+            <wp:docPr descr="" title="" id="53" name="Picture"/>
             <a:graphic>
               <a:graphicData uri="http://schemas.openxmlformats.org/drawingml/2006/picture">
                 <pic:pic>
                   <pic:nvPicPr>
-                    <pic:cNvPr descr="11_01_lecture_powerpoint_files/figure-docx/unnamed-chunk-4-1.png" id="53" name="Picture"/>
+                    <pic:cNvPr descr="11_01_lecture_powerpoint_files/figure-docx/unnamed-chunk-4-1.png" id="54" name="Picture"/>
                     <pic:cNvPicPr>
                       <a:picLocks noChangeArrowheads="1" noChangeAspect="1"/>
                     </pic:cNvPicPr>
                   </pic:nvPicPr>
                   <pic:blipFill>
-                    <a:blip r:embed="rId51"/>
+                    <a:blip r:embed="rId52"/>
                     <a:stretch>
                       <a:fillRect/>
                     </a:stretch>
@@ -1829,7 +2241,7 @@
                   <pic:spPr bwMode="auto">
                     <a:xfrm>
                       <a:off x="0" y="0"/>
-                      <a:ext cx="5486400" cy="5486400"/>
+                      <a:ext cx="2743200" cy="2743200"/>
                     </a:xfrm>
                     <a:prstGeom prst="rect">
                       <a:avLst/>
@@ -1848,8 +2260,8 @@
         </w:drawing>
       </w:r>
     </w:p>
-    <w:bookmarkEnd w:id="54"/>
-    <w:bookmarkStart w:id="55" w:name="X8a020c05869a4fe4768f0744a231f244c54eba8"/>
+    <w:bookmarkEnd w:id="55"/>
+    <w:bookmarkStart w:id="59" w:name="X8a020c05869a4fe4768f0744a231f244c54eba8"/>
     <w:p>
       <w:pPr>
         <w:pStyle w:val="Heading1"/>
@@ -2036,7 +2448,7 @@
       <w:pPr>
         <w:numPr>
           <w:ilvl w:val="0"/>
-          <w:numId w:val="1012"/>
+          <w:numId w:val="1020"/>
         </w:numPr>
       </w:pPr>
       <w:r>
@@ -2296,7 +2708,7 @@
       <w:pPr>
         <w:numPr>
           <w:ilvl w:val="0"/>
-          <w:numId w:val="1012"/>
+          <w:numId w:val="1020"/>
         </w:numPr>
       </w:pPr>
       <w:r>
@@ -2577,8 +2989,55 @@
         </m:sSub>
       </m:oMath>
     </w:p>
-    <w:bookmarkEnd w:id="55"/>
-    <w:bookmarkStart w:id="59" w:name="lecture-12-sum-of-squares-example"/>
+    <w:p>
+      <w:pPr>
+        <w:pStyle w:val="BodyText"/>
+      </w:pPr>
+      <w:r>
+        <w:drawing>
+          <wp:inline>
+            <wp:extent cx="2743200" cy="2743200"/>
+            <wp:effectExtent b="0" l="0" r="0" t="0"/>
+            <wp:docPr descr="" title="" id="57" name="Picture"/>
+            <a:graphic>
+              <a:graphicData uri="http://schemas.openxmlformats.org/drawingml/2006/picture">
+                <pic:pic>
+                  <pic:nvPicPr>
+                    <pic:cNvPr descr="11_01_lecture_powerpoint_files/figure-docx/unnamed-chunk-5-1.png" id="58" name="Picture"/>
+                    <pic:cNvPicPr>
+                      <a:picLocks noChangeArrowheads="1" noChangeAspect="1"/>
+                    </pic:cNvPicPr>
+                  </pic:nvPicPr>
+                  <pic:blipFill>
+                    <a:blip r:embed="rId56"/>
+                    <a:stretch>
+                      <a:fillRect/>
+                    </a:stretch>
+                  </pic:blipFill>
+                  <pic:spPr bwMode="auto">
+                    <a:xfrm>
+                      <a:off x="0" y="0"/>
+                      <a:ext cx="2743200" cy="2743200"/>
+                    </a:xfrm>
+                    <a:prstGeom prst="rect">
+                      <a:avLst/>
+                    </a:prstGeom>
+                    <a:noFill/>
+                    <a:ln w="9525">
+                      <a:noFill/>
+                      <a:headEnd/>
+                      <a:tailEnd/>
+                    </a:ln>
+                  </pic:spPr>
+                </pic:pic>
+              </a:graphicData>
+            </a:graphic>
+          </wp:inline>
+        </w:drawing>
+      </w:r>
+    </w:p>
+    <w:bookmarkEnd w:id="59"/>
+    <w:bookmarkStart w:id="63" w:name="lecture-12-sum-of-squares-example"/>
     <w:p>
       <w:pPr>
         <w:pStyle w:val="Heading1"/>
@@ -2602,9 +3061,158 @@
         <w:pStyle w:val="SourceCode"/>
       </w:pPr>
       <w:r>
+        <w:br/>
+      </w:r>
+      <w:r>
         <w:rPr>
           <w:rStyle w:val="VerbatimChar"/>
         </w:rPr>
+        <w:t xml:space="preserve">Call:</w:t>
+      </w:r>
+      <w:r>
+        <w:br/>
+      </w:r>
+      <w:r>
+        <w:rPr>
+          <w:rStyle w:val="VerbatimChar"/>
+        </w:rPr>
+        <w:t xml:space="preserve">lm(formula = phase_shift ~ treatment, data = circ_data)</w:t>
+      </w:r>
+      <w:r>
+        <w:br/>
+      </w:r>
+      <w:r>
+        <w:br/>
+      </w:r>
+      <w:r>
+        <w:rPr>
+          <w:rStyle w:val="VerbatimChar"/>
+        </w:rPr>
+        <w:t xml:space="preserve">Residuals:</w:t>
+      </w:r>
+      <w:r>
+        <w:br/>
+      </w:r>
+      <w:r>
+        <w:rPr>
+          <w:rStyle w:val="VerbatimChar"/>
+        </w:rPr>
+        <w:t xml:space="preserve">     Min       1Q   Median       3Q      Max </w:t>
+      </w:r>
+      <w:r>
+        <w:br/>
+      </w:r>
+      <w:r>
+        <w:rPr>
+          <w:rStyle w:val="VerbatimChar"/>
+        </w:rPr>
+        <w:t xml:space="preserve">-1.27857 -0.36125  0.03857  0.61147  1.06571 </w:t>
+      </w:r>
+      <w:r>
+        <w:br/>
+      </w:r>
+      <w:r>
+        <w:br/>
+      </w:r>
+      <w:r>
+        <w:rPr>
+          <w:rStyle w:val="VerbatimChar"/>
+        </w:rPr>
+        <w:t xml:space="preserve">Coefficients:</w:t>
+      </w:r>
+      <w:r>
+        <w:br/>
+      </w:r>
+      <w:r>
+        <w:rPr>
+          <w:rStyle w:val="VerbatimChar"/>
+        </w:rPr>
+        <w:t xml:space="preserve">               Estimate Std. Error t value Pr(&gt;|t|)   </w:t>
+      </w:r>
+      <w:r>
+        <w:br/>
+      </w:r>
+      <w:r>
+        <w:rPr>
+          <w:rStyle w:val="VerbatimChar"/>
+        </w:rPr>
+        <w:t xml:space="preserve">(Intercept)    -0.30875    0.24888  -1.241  0.22988   </w:t>
+      </w:r>
+      <w:r>
+        <w:br/>
+      </w:r>
+      <w:r>
+        <w:rPr>
+          <w:rStyle w:val="VerbatimChar"/>
+        </w:rPr>
+        <w:t xml:space="preserve">treatmentEyes  -1.24268    0.36433  -3.411  0.00293 **</w:t>
+      </w:r>
+      <w:r>
+        <w:br/>
+      </w:r>
+      <w:r>
+        <w:rPr>
+          <w:rStyle w:val="VerbatimChar"/>
+        </w:rPr>
+        <w:t xml:space="preserve">treatmentKnees -0.02696    0.36433  -0.074  0.94178   </w:t>
+      </w:r>
+      <w:r>
+        <w:br/>
+      </w:r>
+      <w:r>
+        <w:rPr>
+          <w:rStyle w:val="VerbatimChar"/>
+        </w:rPr>
+        <w:t xml:space="preserve">---</w:t>
+      </w:r>
+      <w:r>
+        <w:br/>
+      </w:r>
+      <w:r>
+        <w:rPr>
+          <w:rStyle w:val="VerbatimChar"/>
+        </w:rPr>
+        <w:t xml:space="preserve">Signif. codes:  0 '***' 0.001 '**' 0.01 '*' 0.05 '.' 0.1 ' ' 1</w:t>
+      </w:r>
+      <w:r>
+        <w:br/>
+      </w:r>
+      <w:r>
+        <w:br/>
+      </w:r>
+      <w:r>
+        <w:rPr>
+          <w:rStyle w:val="VerbatimChar"/>
+        </w:rPr>
+        <w:t xml:space="preserve">Residual standard error: 0.7039 on 19 degrees of freedom</w:t>
+      </w:r>
+      <w:r>
+        <w:br/>
+      </w:r>
+      <w:r>
+        <w:rPr>
+          <w:rStyle w:val="VerbatimChar"/>
+        </w:rPr>
+        <w:t xml:space="preserve">Multiple R-squared:  0.4342,    Adjusted R-squared:  0.3746 </w:t>
+      </w:r>
+      <w:r>
+        <w:br/>
+      </w:r>
+      <w:r>
+        <w:rPr>
+          <w:rStyle w:val="VerbatimChar"/>
+        </w:rPr>
+        <w:t xml:space="preserve">F-statistic: 7.289 on 2 and 19 DF,  p-value: 0.004472</w:t>
+      </w:r>
+    </w:p>
+    <w:p>
+      <w:pPr>
+        <w:pStyle w:val="SourceCode"/>
+      </w:pPr>
+      <w:r>
+        <w:rPr>
+          <w:rStyle w:val="VerbatimChar"/>
+        </w:rPr>
         <w:t xml:space="preserve">Analysis of Variance Table</w:t>
       </w:r>
       <w:r>
@@ -2626,7 +3234,7 @@
         <w:rPr>
           <w:rStyle w:val="VerbatimChar"/>
         </w:rPr>
-        <w:t xml:space="preserve">          Df  Sum Sq Mean Sq F value   Pr(&gt;F)   </w:t>
+        <w:t xml:space="preserve">          Df Sum Sq Mean Sq F value   Pr(&gt;F)   </w:t>
       </w:r>
       <w:r>
         <w:br/>
@@ -2635,7 +3243,7 @@
         <w:rPr>
           <w:rStyle w:val="VerbatimChar"/>
         </w:rPr>
-        <w:t xml:space="preserve">treatment  2 2.23686 1.11843   16.05 0.001076 **</w:t>
+        <w:t xml:space="preserve">treatment  2 7.2245  3.6122  7.2894 0.004472 **</w:t>
       </w:r>
       <w:r>
         <w:br/>
@@ -2644,7 +3252,7 @@
         <w:rPr>
           <w:rStyle w:val="VerbatimChar"/>
         </w:rPr>
-        <w:t xml:space="preserve">Residuals  9 0.62714 0.06968                    </w:t>
+        <w:t xml:space="preserve">Residuals 19 9.4153  0.4955                    </w:t>
       </w:r>
       <w:r>
         <w:br/>
@@ -2663,62 +3271,6 @@
           <w:rStyle w:val="VerbatimChar"/>
         </w:rPr>
         <w:t xml:space="preserve">Signif. codes:  0 '***' 0.001 '**' 0.01 '*' 0.05 '.' 0.1 ' ' 1</w:t>
-      </w:r>
-    </w:p>
-    <w:p>
-      <w:pPr>
-        <w:pStyle w:val="SourceCode"/>
-      </w:pPr>
-      <w:r>
-        <w:rPr>
-          <w:rStyle w:val="VerbatimChar"/>
-        </w:rPr>
-        <w:t xml:space="preserve"># A tibble: 3 × 4</w:t>
-      </w:r>
-      <w:r>
-        <w:br/>
-      </w:r>
-      <w:r>
-        <w:rPr>
-          <w:rStyle w:val="VerbatimChar"/>
-        </w:rPr>
-        <w:t xml:space="preserve">  Component     `Sum of Squares` `Degrees of Freedom` `Mean Square`</w:t>
-      </w:r>
-      <w:r>
-        <w:br/>
-      </w:r>
-      <w:r>
-        <w:rPr>
-          <w:rStyle w:val="VerbatimChar"/>
-        </w:rPr>
-        <w:t xml:space="preserve">  &lt;chr&gt;                    &lt;dbl&gt;                &lt;dbl&gt;         &lt;dbl&gt;</w:t>
-      </w:r>
-      <w:r>
-        <w:br/>
-      </w:r>
-      <w:r>
-        <w:rPr>
-          <w:rStyle w:val="VerbatimChar"/>
-        </w:rPr>
-        <w:t xml:space="preserve">1 Total                    2.86                    11       NA     </w:t>
-      </w:r>
-      <w:r>
-        <w:br/>
-      </w:r>
-      <w:r>
-        <w:rPr>
-          <w:rStyle w:val="VerbatimChar"/>
-        </w:rPr>
-        <w:t xml:space="preserve">2 Among Groups             2.24                     2        1.12  </w:t>
-      </w:r>
-      <w:r>
-        <w:br/>
-      </w:r>
-      <w:r>
-        <w:rPr>
-          <w:rStyle w:val="VerbatimChar"/>
-        </w:rPr>
-        <w:t xml:space="preserve">3 Within Groups            0.627                    9        0.0697</w:t>
       </w:r>
     </w:p>
     <w:tbl>
@@ -2763,18 +3315,18 @@
                 <wp:inline>
                   <wp:extent cx="152400" cy="152400"/>
                   <wp:effectExtent b="0" l="0" r="0" t="0"/>
-                  <wp:docPr descr="" title="" id="57" name="Picture"/>
+                  <wp:docPr descr="" title="" id="61" name="Picture"/>
                   <a:graphic>
                     <a:graphicData uri="http://schemas.openxmlformats.org/drawingml/2006/picture">
                       <pic:pic>
                         <pic:nvPicPr>
-                          <pic:cNvPr descr="/Applications/RStudio.app/Contents/Resources/app/quarto/share/formats/docx/important.png" id="58" name="Picture"/>
+                          <pic:cNvPr descr="/Applications/RStudio.app/Contents/Resources/app/quarto/share/formats/docx/important.png" id="62" name="Picture"/>
                           <pic:cNvPicPr>
                             <a:picLocks noChangeArrowheads="1" noChangeAspect="1"/>
                           </pic:cNvPicPr>
                         </pic:nvPicPr>
                         <pic:blipFill>
-                          <a:blip r:embed="rId56"/>
+                          <a:blip r:embed="rId60"/>
                           <a:stretch>
                             <a:fillRect/>
                           </a:stretch>
@@ -2825,17 +3377,23 @@
           </w:tcPr>
           <w:p>
             <w:pPr>
-              <w:pStyle w:val="BodyText"/>
-            </w:pPr>
-            <w:pPr>
-              <w:spacing w:before="16"/>
+              <w:numPr>
+                <w:ilvl w:val="0"/>
+                <w:numId w:val="1021"/>
+              </w:numPr>
             </w:pPr>
             <w:r>
               <w:t xml:space="preserve">This is the same partitioning we saw in regression analysis:</w:t>
             </w:r>
-            <w:r>
-              <w:t xml:space="preserve"> </w:t>
-            </w:r>
+          </w:p>
+          <w:p>
+            <w:pPr>
+              <w:pStyle w:val="Compact"/>
+              <w:numPr>
+                <w:ilvl w:val="1"/>
+                <w:numId w:val="1022"/>
+              </w:numPr>
+            </w:pPr>
             <m:oMath>
               <m:r>
                 <m:t>S</m:t>
@@ -2958,7 +3516,10 @@
           </w:p>
           <w:p>
             <w:pPr>
-              <w:pStyle w:val="BodyText"/>
+              <w:numPr>
+                <w:ilvl w:val="0"/>
+                <w:numId w:val="1021"/>
+              </w:numPr>
             </w:pPr>
             <w:r>
               <w:t xml:space="preserve">Where:</w:t>
@@ -2968,8 +3529,8 @@
             <w:pPr>
               <w:pStyle w:val="Compact"/>
               <w:numPr>
-                <w:ilvl w:val="0"/>
-                <w:numId w:val="1013"/>
+                <w:ilvl w:val="1"/>
+                <w:numId w:val="1023"/>
               </w:numPr>
             </w:pPr>
             <m:oMath>
@@ -3065,8 +3626,8 @@
             <w:pPr>
               <w:pStyle w:val="Compact"/>
               <w:numPr>
-                <w:ilvl w:val="0"/>
-                <w:numId w:val="1013"/>
+                <w:ilvl w:val="1"/>
+                <w:numId w:val="1023"/>
               </w:numPr>
             </w:pPr>
             <m:oMath>
@@ -3157,10 +3718,10 @@
           </w:p>
           <w:p>
             <w:pPr>
-              <w:pStyle w:val="FirstParagraph"/>
-            </w:pPr>
-            <w:pPr>
-              <w:spacing w:after="16"/>
+              <w:numPr>
+                <w:ilvl w:val="0"/>
+                <w:numId w:val="1021"/>
+              </w:numPr>
             </w:pPr>
             <w:r>
               <w:t xml:space="preserve">Both measure how much variation is explained by our model vs.</w:t>
@@ -3175,8 +3736,8 @@
         </w:tc>
       </w:tr>
     </w:tbl>
-    <w:bookmarkEnd w:id="59"/>
-    <w:bookmarkStart w:id="60" w:name="lecture-12-anova-tables"/>
+    <w:bookmarkEnd w:id="63"/>
+    <w:bookmarkStart w:id="64" w:name="lecture-12-anova-tables"/>
     <w:p>
       <w:pPr>
         <w:pStyle w:val="Heading1"/>
@@ -3214,7 +3775,7 @@
         <w:pStyle w:val="Compact"/>
         <w:numPr>
           <w:ilvl w:val="0"/>
-          <w:numId w:val="1014"/>
+          <w:numId w:val="1024"/>
         </w:numPr>
       </w:pPr>
       <w:r>
@@ -3233,7 +3794,7 @@
         <w:pStyle w:val="Compact"/>
         <w:numPr>
           <w:ilvl w:val="0"/>
-          <w:numId w:val="1014"/>
+          <w:numId w:val="1024"/>
         </w:numPr>
       </w:pPr>
       <w:r>
@@ -3252,7 +3813,7 @@
         <w:pStyle w:val="Compact"/>
         <w:numPr>
           <w:ilvl w:val="0"/>
-          <w:numId w:val="1014"/>
+          <w:numId w:val="1024"/>
         </w:numPr>
       </w:pPr>
       <w:r>
@@ -3271,7 +3832,7 @@
         <w:pStyle w:val="Compact"/>
         <w:numPr>
           <w:ilvl w:val="0"/>
-          <w:numId w:val="1014"/>
+          <w:numId w:val="1024"/>
         </w:numPr>
       </w:pPr>
       <w:r>
@@ -3290,7 +3851,7 @@
         <w:pStyle w:val="Compact"/>
         <w:numPr>
           <w:ilvl w:val="0"/>
-          <w:numId w:val="1014"/>
+          <w:numId w:val="1024"/>
         </w:numPr>
       </w:pPr>
       <w:r>
@@ -3309,7 +3870,7 @@
         <w:pStyle w:val="Compact"/>
         <w:numPr>
           <w:ilvl w:val="0"/>
-          <w:numId w:val="1014"/>
+          <w:numId w:val="1024"/>
         </w:numPr>
       </w:pPr>
       <w:r>
@@ -3349,7 +3910,7 @@
         <w:pStyle w:val="Compact"/>
         <w:numPr>
           <w:ilvl w:val="0"/>
-          <w:numId w:val="1015"/>
+          <w:numId w:val="1025"/>
         </w:numPr>
       </w:pPr>
       <w:r>
@@ -3361,7 +3922,7 @@
         <w:pStyle w:val="Compact"/>
         <w:numPr>
           <w:ilvl w:val="0"/>
-          <w:numId w:val="1015"/>
+          <w:numId w:val="1025"/>
         </w:numPr>
       </w:pPr>
       <w:r>
@@ -3373,41 +3934,170 @@
         <w:pStyle w:val="Compact"/>
         <w:numPr>
           <w:ilvl w:val="0"/>
-          <w:numId w:val="1015"/>
+          <w:numId w:val="1025"/>
         </w:numPr>
       </w:pPr>
       <w:r>
         <w:t xml:space="preserve">df total = an - 1 = 11</w:t>
       </w:r>
     </w:p>
-    <w:bookmarkEnd w:id="60"/>
-    <w:bookmarkStart w:id="61" w:name="lecture-12-circadian-rhythm-data-example"/>
-    <w:p>
-      <w:pPr>
-        <w:pStyle w:val="Heading1"/>
-      </w:pPr>
-      <w:r>
-        <w:rPr>
-          <w:b/>
-          <w:bCs/>
-        </w:rPr>
-        <w:t xml:space="preserve">Lecture 12:</w:t>
-      </w:r>
-      <w:r>
-        <w:t xml:space="preserve"> </w:t>
-      </w:r>
-      <w:r>
-        <w:t xml:space="preserve">Circadian Rhythm Data Example</w:t>
-      </w:r>
-    </w:p>
     <w:p>
       <w:pPr>
         <w:pStyle w:val="SourceCode"/>
       </w:pPr>
       <w:r>
+        <w:br/>
+      </w:r>
+      <w:r>
         <w:rPr>
           <w:rStyle w:val="VerbatimChar"/>
         </w:rPr>
+        <w:t xml:space="preserve">Call:</w:t>
+      </w:r>
+      <w:r>
+        <w:br/>
+      </w:r>
+      <w:r>
+        <w:rPr>
+          <w:rStyle w:val="VerbatimChar"/>
+        </w:rPr>
+        <w:t xml:space="preserve">lm(formula = phase_shift ~ treatment, data = circ_data)</w:t>
+      </w:r>
+      <w:r>
+        <w:br/>
+      </w:r>
+      <w:r>
+        <w:br/>
+      </w:r>
+      <w:r>
+        <w:rPr>
+          <w:rStyle w:val="VerbatimChar"/>
+        </w:rPr>
+        <w:t xml:space="preserve">Residuals:</w:t>
+      </w:r>
+      <w:r>
+        <w:br/>
+      </w:r>
+      <w:r>
+        <w:rPr>
+          <w:rStyle w:val="VerbatimChar"/>
+        </w:rPr>
+        <w:t xml:space="preserve">     Min       1Q   Median       3Q      Max </w:t>
+      </w:r>
+      <w:r>
+        <w:br/>
+      </w:r>
+      <w:r>
+        <w:rPr>
+          <w:rStyle w:val="VerbatimChar"/>
+        </w:rPr>
+        <w:t xml:space="preserve">-1.27857 -0.36125  0.03857  0.61147  1.06571 </w:t>
+      </w:r>
+      <w:r>
+        <w:br/>
+      </w:r>
+      <w:r>
+        <w:br/>
+      </w:r>
+      <w:r>
+        <w:rPr>
+          <w:rStyle w:val="VerbatimChar"/>
+        </w:rPr>
+        <w:t xml:space="preserve">Coefficients:</w:t>
+      </w:r>
+      <w:r>
+        <w:br/>
+      </w:r>
+      <w:r>
+        <w:rPr>
+          <w:rStyle w:val="VerbatimChar"/>
+        </w:rPr>
+        <w:t xml:space="preserve">               Estimate Std. Error t value Pr(&gt;|t|)   </w:t>
+      </w:r>
+      <w:r>
+        <w:br/>
+      </w:r>
+      <w:r>
+        <w:rPr>
+          <w:rStyle w:val="VerbatimChar"/>
+        </w:rPr>
+        <w:t xml:space="preserve">(Intercept)    -0.30875    0.24888  -1.241  0.22988   </w:t>
+      </w:r>
+      <w:r>
+        <w:br/>
+      </w:r>
+      <w:r>
+        <w:rPr>
+          <w:rStyle w:val="VerbatimChar"/>
+        </w:rPr>
+        <w:t xml:space="preserve">treatmentEyes  -1.24268    0.36433  -3.411  0.00293 **</w:t>
+      </w:r>
+      <w:r>
+        <w:br/>
+      </w:r>
+      <w:r>
+        <w:rPr>
+          <w:rStyle w:val="VerbatimChar"/>
+        </w:rPr>
+        <w:t xml:space="preserve">treatmentKnees -0.02696    0.36433  -0.074  0.94178   </w:t>
+      </w:r>
+      <w:r>
+        <w:br/>
+      </w:r>
+      <w:r>
+        <w:rPr>
+          <w:rStyle w:val="VerbatimChar"/>
+        </w:rPr>
+        <w:t xml:space="preserve">---</w:t>
+      </w:r>
+      <w:r>
+        <w:br/>
+      </w:r>
+      <w:r>
+        <w:rPr>
+          <w:rStyle w:val="VerbatimChar"/>
+        </w:rPr>
+        <w:t xml:space="preserve">Signif. codes:  0 '***' 0.001 '**' 0.01 '*' 0.05 '.' 0.1 ' ' 1</w:t>
+      </w:r>
+      <w:r>
+        <w:br/>
+      </w:r>
+      <w:r>
+        <w:br/>
+      </w:r>
+      <w:r>
+        <w:rPr>
+          <w:rStyle w:val="VerbatimChar"/>
+        </w:rPr>
+        <w:t xml:space="preserve">Residual standard error: 0.7039 on 19 degrees of freedom</w:t>
+      </w:r>
+      <w:r>
+        <w:br/>
+      </w:r>
+      <w:r>
+        <w:rPr>
+          <w:rStyle w:val="VerbatimChar"/>
+        </w:rPr>
+        <w:t xml:space="preserve">Multiple R-squared:  0.4342,    Adjusted R-squared:  0.3746 </w:t>
+      </w:r>
+      <w:r>
+        <w:br/>
+      </w:r>
+      <w:r>
+        <w:rPr>
+          <w:rStyle w:val="VerbatimChar"/>
+        </w:rPr>
+        <w:t xml:space="preserve">F-statistic: 7.289 on 2 and 19 DF,  p-value: 0.004472</w:t>
+      </w:r>
+    </w:p>
+    <w:p>
+      <w:pPr>
+        <w:pStyle w:val="SourceCode"/>
+      </w:pPr>
+      <w:r>
+        <w:rPr>
+          <w:rStyle w:val="VerbatimChar"/>
+        </w:rPr>
         <w:t xml:space="preserve">Analysis of Variance Table</w:t>
       </w:r>
       <w:r>
@@ -3494,7 +4184,7 @@
         <w:rPr>
           <w:rStyle w:val="VerbatimChar"/>
         </w:rPr>
-        <w:t xml:space="preserve">  &lt;fct&gt;      &lt;dbl&gt; &lt;dbl&gt; &lt;int&gt;</w:t>
+        <w:t xml:space="preserve">  &lt;chr&gt;      &lt;dbl&gt; &lt;dbl&gt; &lt;int&gt;</w:t>
       </w:r>
       <w:r>
         <w:br/>
@@ -3524,8 +4214,8 @@
         <w:t xml:space="preserve">3 Knees     -0.336 0.791     7</w:t>
       </w:r>
     </w:p>
-    <w:bookmarkEnd w:id="61"/>
-    <w:bookmarkStart w:id="64" w:name="lecture-12-anova-vs-regression-tables"/>
+    <w:bookmarkEnd w:id="64"/>
+    <w:bookmarkStart w:id="67" w:name="lecture-12-anova-vs-regression-tables"/>
     <w:p>
       <w:pPr>
         <w:pStyle w:val="Heading1"/>
@@ -3586,18 +4276,18 @@
                 <wp:inline>
                   <wp:extent cx="152400" cy="152400"/>
                   <wp:effectExtent b="0" l="0" r="0" t="0"/>
-                  <wp:docPr descr="" title="" id="62" name="Picture"/>
+                  <wp:docPr descr="" title="" id="65" name="Picture"/>
                   <a:graphic>
                     <a:graphicData uri="http://schemas.openxmlformats.org/drawingml/2006/picture">
                       <pic:pic>
                         <pic:nvPicPr>
-                          <pic:cNvPr descr="/Applications/RStudio.app/Contents/Resources/app/quarto/share/formats/docx/important.png" id="63" name="Picture"/>
+                          <pic:cNvPr descr="/Applications/RStudio.app/Contents/Resources/app/quarto/share/formats/docx/important.png" id="66" name="Picture"/>
                           <pic:cNvPicPr>
                             <a:picLocks noChangeArrowheads="1" noChangeAspect="1"/>
                           </pic:cNvPicPr>
                         </pic:nvPicPr>
                         <pic:blipFill>
-                          <a:blip r:embed="rId56"/>
+                          <a:blip r:embed="rId60"/>
                           <a:stretch>
                             <a:fillRect/>
                           </a:stretch>
@@ -3654,7 +4344,7 @@
               <w:spacing w:before="16"/>
             </w:pPr>
             <w:r>
-              <w:t xml:space="preserve">An ANOVA table from an ANOVA model:</w:t>
+              <w:t xml:space="preserve">An ANOVA table compared to a regression table:</w:t>
             </w:r>
           </w:p>
           <w:tbl>
@@ -3891,7 +4581,7 @@
                     <w:pStyle w:val="Compact"/>
                   </w:pPr>
                   <w:r>
-                    <w:t xml:space="preserve">an-1</w:t>
+                    <w:t xml:space="preserve">a*n-1</w:t>
                   </w:r>
                 </w:p>
               </w:tc>
@@ -4217,20 +4907,33 @@
           </w:tbl>
           <w:p>
             <w:pPr>
-              <w:pStyle w:val="BodyText"/>
-            </w:pPr>
-            <w:pPr>
-              <w:spacing w:after="16"/>
+              <w:pStyle w:val="Compact"/>
+              <w:numPr>
+                <w:ilvl w:val="0"/>
+                <w:numId w:val="1026"/>
+              </w:numPr>
             </w:pPr>
             <w:r>
-              <w:t xml:space="preserve">where k = number of dummy variables = a-1</w:t>
+              <w:t xml:space="preserve">k = number of predictor / dummy variables = a-1</w:t>
+            </w:r>
+          </w:p>
+          <w:p>
+            <w:pPr>
+              <w:pStyle w:val="Compact"/>
+              <w:numPr>
+                <w:ilvl w:val="0"/>
+                <w:numId w:val="1026"/>
+              </w:numPr>
+            </w:pPr>
+            <w:r>
+              <w:t xml:space="preserve">a = treatment groups/levels of factors</w:t>
             </w:r>
           </w:p>
         </w:tc>
       </w:tr>
     </w:tbl>
-    <w:bookmarkEnd w:id="64"/>
-    <w:bookmarkStart w:id="70" w:name="lecture-12-f-ratio"/>
+    <w:bookmarkEnd w:id="67"/>
+    <w:bookmarkStart w:id="72" w:name="lecture-12-f-ratio"/>
     <w:p>
       <w:pPr>
         <w:pStyle w:val="Heading1"/>
@@ -4249,144 +4952,192 @@
         <w:t xml:space="preserve">F ratio</w:t>
       </w:r>
     </w:p>
-    <w:p>
-      <w:pPr>
-        <w:pStyle w:val="FirstParagraph"/>
+    <w:bookmarkStart w:id="68" w:name="X7ffda962d6309caa4852416bfb70ec44c878110"/>
+    <w:p>
+      <w:pPr>
+        <w:pStyle w:val="Heading3"/>
       </w:pPr>
       <w:r>
         <w:t xml:space="preserve">The F-ratio is calculated as:</w:t>
       </w:r>
-    </w:p>
-    <w:p>
-      <w:pPr>
-        <w:pStyle w:val="BodyText"/>
-      </w:pPr>
-      <m:oMathPara>
-        <m:oMathParaPr>
-          <m:jc m:val="center"/>
-        </m:oMathParaPr>
-        <m:oMath>
-          <m:r>
-            <m:t>F</m:t>
-          </m:r>
-          <m:r>
-            <m:rPr>
-              <m:sty m:val="p"/>
-            </m:rPr>
-            <m:t>=</m:t>
-          </m:r>
-          <m:f>
-            <m:fPr>
-              <m:type m:val="bar"/>
-            </m:fPr>
-            <m:num>
-              <m:r>
-                <m:t>M</m:t>
-              </m:r>
-              <m:sSub>
-                <m:e>
-                  <m:r>
-                    <m:t>S</m:t>
-                  </m:r>
-                </m:e>
-                <m:sub>
-                  <m:r>
-                    <m:t>a</m:t>
-                  </m:r>
-                  <m:r>
-                    <m:t>m</m:t>
-                  </m:r>
-                  <m:r>
-                    <m:t>o</m:t>
-                  </m:r>
-                  <m:r>
-                    <m:t>n</m:t>
-                  </m:r>
-                  <m:r>
-                    <m:t>g</m:t>
-                  </m:r>
-                </m:sub>
-              </m:sSub>
-            </m:num>
-            <m:den>
-              <m:r>
-                <m:t>M</m:t>
-              </m:r>
-              <m:sSub>
-                <m:e>
-                  <m:r>
-                    <m:t>S</m:t>
-                  </m:r>
-                </m:e>
-                <m:sub>
-                  <m:r>
-                    <m:t>e</m:t>
-                  </m:r>
-                  <m:r>
-                    <m:t>r</m:t>
-                  </m:r>
-                  <m:r>
-                    <m:t>r</m:t>
-                  </m:r>
-                  <m:r>
-                    <m:t>o</m:t>
-                  </m:r>
-                  <m:r>
-                    <m:t>r</m:t>
-                  </m:r>
-                </m:sub>
-              </m:sSub>
-            </m:den>
-          </m:f>
-        </m:oMath>
-      </m:oMathPara>
-    </w:p>
-    <w:p>
-      <w:pPr>
-        <w:pStyle w:val="FirstParagraph"/>
-      </w:pPr>
-      <w:r>
-        <w:t xml:space="preserve">Under the null hypothesis (all means equal): - The F-ratio should be</w:t>
-      </w:r>
-      <w:r>
-        <w:t xml:space="preserve"> </w:t>
-      </w:r>
-      <w:r>
-        <w:t xml:space="preserve">approximately 1 - Larger F-ratios suggest the among-group variance</w:t>
-      </w:r>
-      <w:r>
-        <w:t xml:space="preserve"> </w:t>
-      </w:r>
-      <w:r>
-        <w:t xml:space="preserve">exceeds what would be expected by chance</w:t>
-      </w:r>
-    </w:p>
-    <w:p>
-      <w:pPr>
-        <w:pStyle w:val="BodyText"/>
-      </w:pPr>
-      <w:r>
-        <w:t xml:space="preserve">With the circadian rhythm data: - F = 7.29 - p = 0.004 - We reject the</w:t>
-      </w:r>
-      <w:r>
-        <w:t xml:space="preserve"> </w:t>
-      </w:r>
-      <w:r>
-        <w:t xml:space="preserve">null hypothesis</w:t>
-      </w:r>
-    </w:p>
-    <w:p>
-      <w:pPr>
-        <w:pStyle w:val="BodyText"/>
-      </w:pPr>
-      <w:r>
-        <w:t xml:space="preserve">The F-ratio follows an F-distribution with (a - 1) and (a(n - 1))</w:t>
-      </w:r>
-      <w:r>
-        <w:t xml:space="preserve"> </w:t>
-      </w:r>
-      <w:r>
-        <w:t xml:space="preserve">degrees of freedom.</w:t>
+      <w:r>
+        <w:t xml:space="preserve"> </w:t>
+      </w:r>
+      <m:oMath>
+        <m:r>
+          <m:t>F</m:t>
+        </m:r>
+        <m:r>
+          <m:rPr>
+            <m:sty m:val="p"/>
+          </m:rPr>
+          <m:t>=</m:t>
+        </m:r>
+        <m:f>
+          <m:fPr>
+            <m:type m:val="bar"/>
+          </m:fPr>
+          <m:num>
+            <m:r>
+              <m:t>M</m:t>
+            </m:r>
+            <m:sSub>
+              <m:e>
+                <m:r>
+                  <m:t>S</m:t>
+                </m:r>
+              </m:e>
+              <m:sub>
+                <m:r>
+                  <m:t>a</m:t>
+                </m:r>
+                <m:r>
+                  <m:t>m</m:t>
+                </m:r>
+                <m:r>
+                  <m:t>o</m:t>
+                </m:r>
+                <m:r>
+                  <m:t>n</m:t>
+                </m:r>
+                <m:r>
+                  <m:t>g</m:t>
+                </m:r>
+              </m:sub>
+            </m:sSub>
+          </m:num>
+          <m:den>
+            <m:r>
+              <m:t>M</m:t>
+            </m:r>
+            <m:sSub>
+              <m:e>
+                <m:r>
+                  <m:t>S</m:t>
+                </m:r>
+              </m:e>
+              <m:sub>
+                <m:r>
+                  <m:t>e</m:t>
+                </m:r>
+                <m:r>
+                  <m:t>r</m:t>
+                </m:r>
+                <m:r>
+                  <m:t>r</m:t>
+                </m:r>
+                <m:r>
+                  <m:t>o</m:t>
+                </m:r>
+                <m:r>
+                  <m:t>r</m:t>
+                </m:r>
+              </m:sub>
+            </m:sSub>
+          </m:den>
+        </m:f>
+      </m:oMath>
+    </w:p>
+    <w:p>
+      <w:pPr>
+        <w:pStyle w:val="Compact"/>
+        <w:numPr>
+          <w:ilvl w:val="0"/>
+          <w:numId w:val="1027"/>
+        </w:numPr>
+      </w:pPr>
+      <w:r>
+        <w:t xml:space="preserve">Under the null hypothesis (all means equal):</w:t>
+      </w:r>
+    </w:p>
+    <w:p>
+      <w:pPr>
+        <w:pStyle w:val="Compact"/>
+        <w:numPr>
+          <w:ilvl w:val="1"/>
+          <w:numId w:val="1028"/>
+        </w:numPr>
+      </w:pPr>
+      <w:r>
+        <w:t xml:space="preserve">The F-ratio should be approximately 1</w:t>
+      </w:r>
+      <w:r>
+        <w:br/>
+      </w:r>
+    </w:p>
+    <w:p>
+      <w:pPr>
+        <w:pStyle w:val="Compact"/>
+        <w:numPr>
+          <w:ilvl w:val="1"/>
+          <w:numId w:val="1028"/>
+        </w:numPr>
+      </w:pPr>
+      <w:r>
+        <w:t xml:space="preserve">Larger F-ratios suggest among-group variance exceeds that</w:t>
+      </w:r>
+      <w:r>
+        <w:t xml:space="preserve"> </w:t>
+      </w:r>
+      <w:r>
+        <w:t xml:space="preserve">expected by chance</w:t>
+      </w:r>
+      <w:r>
+        <w:br/>
+      </w:r>
+    </w:p>
+    <w:p>
+      <w:pPr>
+        <w:pStyle w:val="Compact"/>
+        <w:numPr>
+          <w:ilvl w:val="0"/>
+          <w:numId w:val="1027"/>
+        </w:numPr>
+      </w:pPr>
+      <w:r>
+        <w:t xml:space="preserve">With the circadian rhythm data:</w:t>
+      </w:r>
+    </w:p>
+    <w:p>
+      <w:pPr>
+        <w:pStyle w:val="Compact"/>
+        <w:numPr>
+          <w:ilvl w:val="1"/>
+          <w:numId w:val="1029"/>
+        </w:numPr>
+      </w:pPr>
+      <w:r>
+        <w:t xml:space="preserve">F = 7.29 - p = 0.004</w:t>
+      </w:r>
+      <w:r>
+        <w:br/>
+      </w:r>
+    </w:p>
+    <w:p>
+      <w:pPr>
+        <w:pStyle w:val="Compact"/>
+        <w:numPr>
+          <w:ilvl w:val="1"/>
+          <w:numId w:val="1029"/>
+        </w:numPr>
+      </w:pPr>
+      <w:r>
+        <w:t xml:space="preserve">We reject the null hypothesis</w:t>
+      </w:r>
+      <w:r>
+        <w:br/>
+      </w:r>
+    </w:p>
+    <w:p>
+      <w:pPr>
+        <w:pStyle w:val="Compact"/>
+        <w:numPr>
+          <w:ilvl w:val="1"/>
+          <w:numId w:val="1029"/>
+        </w:numPr>
+      </w:pPr>
+      <w:r>
+        <w:t xml:space="preserve">F-ratio follows F-distribution with (a - 1) and (a(n - 1)) df</w:t>
       </w:r>
     </w:p>
     <w:p>
@@ -4436,6 +5187,7 @@
         <w:t xml:space="preserve">2 F-critical (α = 0.05)  3.52</w:t>
       </w:r>
     </w:p>
+    <w:bookmarkEnd w:id="68"/>
     <w:p>
       <w:pPr>
         <w:pStyle w:val="FirstParagraph"/>
@@ -4443,423 +5195,20 @@
       <w:r>
         <w:drawing>
           <wp:inline>
-            <wp:extent cx="3657600" cy="3657600"/>
+            <wp:extent cx="2743200" cy="2743200"/>
             <wp:effectExtent b="0" l="0" r="0" t="0"/>
-            <wp:docPr descr="" title="" id="66" name="Picture"/>
+            <wp:docPr descr="" title="" id="70" name="Picture"/>
             <a:graphic>
               <a:graphicData uri="http://schemas.openxmlformats.org/drawingml/2006/picture">
                 <pic:pic>
                   <pic:nvPicPr>
-                    <pic:cNvPr descr="11_01_lecture_powerpoint_files/figure-docx/unnamed-chunk-8-1.png" id="67" name="Picture"/>
+                    <pic:cNvPr descr="11_01_lecture_powerpoint_files/figure-docx/f_dist-1.png" id="71" name="Picture"/>
                     <pic:cNvPicPr>
                       <a:picLocks noChangeArrowheads="1" noChangeAspect="1"/>
                     </pic:cNvPicPr>
                   </pic:nvPicPr>
                   <pic:blipFill>
-                    <a:blip r:embed="rId65"/>
-                    <a:stretch>
-                      <a:fillRect/>
-                    </a:stretch>
-                  </pic:blipFill>
-                  <pic:spPr bwMode="auto">
-                    <a:xfrm>
-                      <a:off x="0" y="0"/>
-                      <a:ext cx="3657600" cy="3657600"/>
-                    </a:xfrm>
-                    <a:prstGeom prst="rect">
-                      <a:avLst/>
-                    </a:prstGeom>
-                    <a:noFill/>
-                    <a:ln w="9525">
-                      <a:noFill/>
-                      <a:headEnd/>
-                      <a:tailEnd/>
-                    </a:ln>
-                  </pic:spPr>
-                </pic:pic>
-              </a:graphicData>
-            </a:graphic>
-          </wp:inline>
-        </w:drawing>
-      </w:r>
-    </w:p>
-    <w:tbl>
-      <w:tblPr>
-        <w:tblStyle w:val="Table"/>
-        <w:tblLook w:firstRow="0" w:lastRow="0" w:firstColumn="0" w:lastColumn="0" w:noHBand="0" w:noVBand="0" w:val="0000"/>
-        <w:tblBorders>
-          <w:left w:val="single" w:sz="24" w:space="0" w:color="0758E5"/>
-          <w:right w:val="single" w:sz="4" w:space="0" w:color="0758E5"/>
-          <w:top w:val="single" w:sz="4" w:space="0" w:color="0758E5"/>
-          <w:bottom w:val="single" w:sz="4" w:space="0" w:color="0758E5"/>
-        </w:tblBorders>
-        <w:tblCellMar>
-          <w:left w:w="144" w:type="dxa"/>
-          <w:right w:w="144" w:type="dxa"/>
-        </w:tblCellMar>
-        <w:tblInd w:w="164" w:type="dxa"/>
-        <w:tblW w:type="pct" w:w="100%"/>
-      </w:tblPr>
-      <w:tr>
-        <w:trPr>
-          <w:cantSplit/>
-        </w:trPr>
-        <w:tc>
-          <w:tcPr>
-            <w:shd w:color="auto" w:fill="dae6fb" w:val="clear"/>
-            <w:tcMar>
-              <w:top w:w="92" w:type="dxa"/>
-              <w:bottom w:w="92" w:type="dxa"/>
-            </w:tcMar>
-          </w:tcPr>
-          <w:p>
-            <w:pPr>
-              <w:pStyle w:val="BodyText"/>
-            </w:pPr>
-            <w:pPr>
-              <w:spacing w:before="0" w:after="0"/>
-              <w:textAlignment w:val="center"/>
-            </w:pPr>
-            <w:r>
-              <w:drawing>
-                <wp:inline>
-                  <wp:extent cx="152400" cy="152400"/>
-                  <wp:effectExtent b="0" l="0" r="0" t="0"/>
-                  <wp:docPr descr="" title="" id="68" name="Picture"/>
-                  <a:graphic>
-                    <a:graphicData uri="http://schemas.openxmlformats.org/drawingml/2006/picture">
-                      <pic:pic>
-                        <pic:nvPicPr>
-                          <pic:cNvPr descr="/Applications/RStudio.app/Contents/Resources/app/quarto/share/formats/docx/note.png" id="69" name="Picture"/>
-                          <pic:cNvPicPr>
-                            <a:picLocks noChangeArrowheads="1" noChangeAspect="1"/>
-                          </pic:cNvPicPr>
-                        </pic:nvPicPr>
-                        <pic:blipFill>
-                          <a:blip r:embed="rId28"/>
-                          <a:stretch>
-                            <a:fillRect/>
-                          </a:stretch>
-                        </pic:blipFill>
-                        <pic:spPr bwMode="auto">
-                          <a:xfrm>
-                            <a:off x="0" y="0"/>
-                            <a:ext cx="152400" cy="152400"/>
-                          </a:xfrm>
-                          <a:prstGeom prst="rect">
-                            <a:avLst/>
-                          </a:prstGeom>
-                          <a:noFill/>
-                          <a:ln w="9525">
-                            <a:noFill/>
-                            <a:headEnd/>
-                            <a:tailEnd/>
-                          </a:ln>
-                        </pic:spPr>
-                      </pic:pic>
-                    </a:graphicData>
-                  </a:graphic>
-                </wp:inline>
-              </w:drawing>
-            </w:r>
-            <w:r>
-              <w:t xml:space="preserve"> </w:t>
-            </w:r>
-            <w:r>
-              <w:t xml:space="preserve"> </w:t>
-            </w:r>
-            <w:r>
-              <w:t xml:space="preserve">Connection to t-test</w:t>
-            </w:r>
-          </w:p>
-        </w:tc>
-      </w:tr>
-      <w:tr>
-        <w:trPr>
-          <w:cantSplit/>
-        </w:trPr>
-        <w:tc>
-          <w:tcPr>
-            <w:tcMar>
-              <w:top w:w="108" w:type="dxa"/>
-              <w:bottom w:w="108" w:type="dxa"/>
-            </w:tcMar>
-          </w:tcPr>
-          <w:p>
-            <w:pPr>
-              <w:pStyle w:val="BodyText"/>
-            </w:pPr>
-            <w:pPr>
-              <w:spacing w:before="16" w:after="16"/>
-            </w:pPr>
-            <w:r>
-              <w:t xml:space="preserve">An ANOVA with two groups (a = 2) is equivalent to a t-test:</w:t>
-            </w:r>
-          </w:p>
-          <w:p>
-            <w:pPr>
-              <w:pStyle w:val="BodyText"/>
-            </w:pPr>
-            <m:oMathPara>
-              <m:oMathParaPr>
-                <m:jc m:val="center"/>
-              </m:oMathParaPr>
-              <m:oMath>
-                <m:r>
-                  <m:t>F</m:t>
-                </m:r>
-                <m:r>
-                  <m:rPr>
-                    <m:sty m:val="p"/>
-                  </m:rPr>
-                  <m:t>=</m:t>
-                </m:r>
-                <m:sSup>
-                  <m:e>
-                    <m:r>
-                      <m:t>t</m:t>
-                    </m:r>
-                  </m:e>
-                  <m:sup>
-                    <m:r>
-                      <m:t>2</m:t>
-                    </m:r>
-                  </m:sup>
-                </m:sSup>
-              </m:oMath>
-            </m:oMathPara>
-          </w:p>
-        </w:tc>
-      </w:tr>
-    </w:tbl>
-    <w:bookmarkEnd w:id="70"/>
-    <w:bookmarkStart w:id="74" w:name="lecture-12-f-ratio-visualization"/>
-    <w:p>
-      <w:pPr>
-        <w:pStyle w:val="Heading1"/>
-      </w:pPr>
-      <w:r>
-        <w:rPr>
-          <w:b/>
-          <w:bCs/>
-        </w:rPr>
-        <w:t xml:space="preserve">Lecture 12:</w:t>
-      </w:r>
-      <w:r>
-        <w:t xml:space="preserve"> </w:t>
-      </w:r>
-      <w:r>
-        <w:t xml:space="preserve">F ratio Visualization</w:t>
-      </w:r>
-    </w:p>
-    <w:p>
-      <w:pPr>
-        <w:pStyle w:val="FirstParagraph"/>
-      </w:pPr>
-      <w:r>
-        <w:t xml:space="preserve">The F-ratio is calculated as:</w:t>
-      </w:r>
-    </w:p>
-    <w:p>
-      <w:pPr>
-        <w:pStyle w:val="BodyText"/>
-      </w:pPr>
-      <m:oMathPara>
-        <m:oMathParaPr>
-          <m:jc m:val="center"/>
-        </m:oMathParaPr>
-        <m:oMath>
-          <m:r>
-            <m:t>F</m:t>
-          </m:r>
-          <m:r>
-            <m:rPr>
-              <m:sty m:val="p"/>
-            </m:rPr>
-            <m:t>=</m:t>
-          </m:r>
-          <m:f>
-            <m:fPr>
-              <m:type m:val="bar"/>
-            </m:fPr>
-            <m:num>
-              <m:r>
-                <m:t>M</m:t>
-              </m:r>
-              <m:sSub>
-                <m:e>
-                  <m:r>
-                    <m:t>S</m:t>
-                  </m:r>
-                </m:e>
-                <m:sub>
-                  <m:r>
-                    <m:t>a</m:t>
-                  </m:r>
-                  <m:r>
-                    <m:t>m</m:t>
-                  </m:r>
-                  <m:r>
-                    <m:t>o</m:t>
-                  </m:r>
-                  <m:r>
-                    <m:t>n</m:t>
-                  </m:r>
-                  <m:r>
-                    <m:t>g</m:t>
-                  </m:r>
-                </m:sub>
-              </m:sSub>
-            </m:num>
-            <m:den>
-              <m:r>
-                <m:t>M</m:t>
-              </m:r>
-              <m:sSub>
-                <m:e>
-                  <m:r>
-                    <m:t>S</m:t>
-                  </m:r>
-                </m:e>
-                <m:sub>
-                  <m:r>
-                    <m:t>e</m:t>
-                  </m:r>
-                  <m:r>
-                    <m:t>r</m:t>
-                  </m:r>
-                  <m:r>
-                    <m:t>r</m:t>
-                  </m:r>
-                  <m:r>
-                    <m:t>o</m:t>
-                  </m:r>
-                  <m:r>
-                    <m:t>r</m:t>
-                  </m:r>
-                </m:sub>
-              </m:sSub>
-            </m:den>
-          </m:f>
-        </m:oMath>
-      </m:oMathPara>
-    </w:p>
-    <w:p>
-      <w:pPr>
-        <w:pStyle w:val="FirstParagraph"/>
-      </w:pPr>
-      <w:r>
-        <w:t xml:space="preserve">Under the null hypothesis (all means equal): - The F-ratio should be</w:t>
-      </w:r>
-      <w:r>
-        <w:t xml:space="preserve"> </w:t>
-      </w:r>
-      <w:r>
-        <w:t xml:space="preserve">approximately 1 - Larger F-ratios suggest the among-group variance</w:t>
-      </w:r>
-      <w:r>
-        <w:t xml:space="preserve"> </w:t>
-      </w:r>
-      <w:r>
-        <w:t xml:space="preserve">exceeds what would be expected by chance</w:t>
-      </w:r>
-    </w:p>
-    <w:p>
-      <w:pPr>
-        <w:pStyle w:val="BodyText"/>
-      </w:pPr>
-      <w:r>
-        <w:t xml:space="preserve">With the circadian rhythm data: - F = 7.29 - p = 0.004 - We reject the</w:t>
-      </w:r>
-      <w:r>
-        <w:t xml:space="preserve"> </w:t>
-      </w:r>
-      <w:r>
-        <w:t xml:space="preserve">null hypothesis</w:t>
-      </w:r>
-    </w:p>
-    <w:p>
-      <w:pPr>
-        <w:pStyle w:val="BodyText"/>
-      </w:pPr>
-      <w:r>
-        <w:t xml:space="preserve">The F-ratio follows an F-distribution with (a - 1) and (a(n - 1))</w:t>
-      </w:r>
-      <w:r>
-        <w:t xml:space="preserve"> </w:t>
-      </w:r>
-      <w:r>
-        <w:t xml:space="preserve">degrees of freedom.</w:t>
-      </w:r>
-    </w:p>
-    <w:p>
-      <w:pPr>
-        <w:pStyle w:val="SourceCode"/>
-      </w:pPr>
-      <w:r>
-        <w:rPr>
-          <w:rStyle w:val="VerbatimChar"/>
-        </w:rPr>
-        <w:t xml:space="preserve"># A tibble: 2 × 2</w:t>
-      </w:r>
-      <w:r>
-        <w:br/>
-      </w:r>
-      <w:r>
-        <w:rPr>
-          <w:rStyle w:val="VerbatimChar"/>
-        </w:rPr>
-        <w:t xml:space="preserve">  Metric                Value</w:t>
-      </w:r>
-      <w:r>
-        <w:br/>
-      </w:r>
-      <w:r>
-        <w:rPr>
-          <w:rStyle w:val="VerbatimChar"/>
-        </w:rPr>
-        <w:t xml:space="preserve">  &lt;chr&gt;                 &lt;dbl&gt;</w:t>
-      </w:r>
-      <w:r>
-        <w:br/>
-      </w:r>
-      <w:r>
-        <w:rPr>
-          <w:rStyle w:val="VerbatimChar"/>
-        </w:rPr>
-        <w:t xml:space="preserve">1 F-observed             7.29</w:t>
-      </w:r>
-      <w:r>
-        <w:br/>
-      </w:r>
-      <w:r>
-        <w:rPr>
-          <w:rStyle w:val="VerbatimChar"/>
-        </w:rPr>
-        <w:t xml:space="preserve">2 F-critical (α = 0.05)  3.52</w:t>
-      </w:r>
-    </w:p>
-    <w:p>
-      <w:pPr>
-        <w:pStyle w:val="FirstParagraph"/>
-      </w:pPr>
-      <w:r>
-        <w:drawing>
-          <wp:inline>
-            <wp:extent cx="2743200" cy="2743200"/>
-            <wp:effectExtent b="0" l="0" r="0" t="0"/>
-            <wp:docPr descr="" title="" id="72" name="Picture"/>
-            <a:graphic>
-              <a:graphicData uri="http://schemas.openxmlformats.org/drawingml/2006/picture">
-                <pic:pic>
-                  <pic:nvPicPr>
-                    <pic:cNvPr descr="11_01_lecture_powerpoint_files/figure-docx/unnamed-chunk-10-1.png" id="73" name="Picture"/>
-                    <pic:cNvPicPr>
-                      <a:picLocks noChangeArrowheads="1" noChangeAspect="1"/>
-                    </pic:cNvPicPr>
-                  </pic:nvPicPr>
-                  <pic:blipFill>
-                    <a:blip r:embed="rId71"/>
+                    <a:blip r:embed="rId69"/>
                     <a:stretch>
                       <a:fillRect/>
                     </a:stretch>
@@ -4886,8 +5235,1476 @@
         </w:drawing>
       </w:r>
     </w:p>
+    <w:bookmarkEnd w:id="72"/>
+    <w:bookmarkStart w:id="74" w:name="connection-of-a-f-test-to-t-test"/>
+    <w:p>
+      <w:pPr>
+        <w:pStyle w:val="Heading1"/>
+      </w:pPr>
+      <w:r>
+        <w:t xml:space="preserve">Connection of a F test to T Test</w:t>
+      </w:r>
+    </w:p>
+    <w:bookmarkStart w:id="73" w:name="X167b57878c54e08c39cc282ce21d124f554c5c6"/>
+    <w:p>
+      <w:pPr>
+        <w:pStyle w:val="Heading3"/>
+      </w:pPr>
+      <w:r>
+        <w:t xml:space="preserve">An ANOVA with two groups (a = 2) is equivalent to a t-test:</w:t>
+      </w:r>
+    </w:p>
+    <w:p>
+      <w:pPr>
+        <w:pStyle w:val="Compact"/>
+        <w:numPr>
+          <w:ilvl w:val="0"/>
+          <w:numId w:val="1030"/>
+        </w:numPr>
+      </w:pPr>
+      <w:r>
+        <w:t xml:space="preserve">Why</w:t>
+      </w:r>
+      <w:r>
+        <w:t xml:space="preserve"> </w:t>
+      </w:r>
+      <m:oMath>
+        <m:r>
+          <m:t>F</m:t>
+        </m:r>
+        <m:r>
+          <m:rPr>
+            <m:sty m:val="p"/>
+          </m:rPr>
+          <m:t>=</m:t>
+        </m:r>
+        <m:sSup>
+          <m:e>
+            <m:r>
+              <m:t>t</m:t>
+            </m:r>
+          </m:e>
+          <m:sup>
+            <m:r>
+              <m:t>2</m:t>
+            </m:r>
+          </m:sup>
+        </m:sSup>
+      </m:oMath>
+    </w:p>
+    <w:p>
+      <w:pPr>
+        <w:pStyle w:val="Compact"/>
+        <w:numPr>
+          <w:ilvl w:val="1"/>
+          <w:numId w:val="1031"/>
+        </w:numPr>
+      </w:pPr>
+      <w:r>
+        <w:t xml:space="preserve">testing the same hypothesis: are means of two groups different?</w:t>
+      </w:r>
+    </w:p>
+    <w:p>
+      <w:pPr>
+        <w:pStyle w:val="Compact"/>
+        <w:numPr>
+          <w:ilvl w:val="0"/>
+          <w:numId w:val="1030"/>
+        </w:numPr>
+      </w:pPr>
+      <w:r>
+        <w:rPr>
+          <w:i/>
+          <w:iCs/>
+        </w:rPr>
+        <w:t xml:space="preserve">Understanding the t-statistic</w:t>
+      </w:r>
+    </w:p>
+    <w:p>
+      <w:pPr>
+        <w:numPr>
+          <w:ilvl w:val="1"/>
+          <w:numId w:val="1032"/>
+        </w:numPr>
+      </w:pPr>
+      <w:r>
+        <w:t xml:space="preserve">The t-statistic for comparing two independent groups is:</w:t>
+      </w:r>
+      <w:r>
+        <w:t xml:space="preserve"> </w:t>
+      </w:r>
+      <m:oMath>
+        <m:r>
+          <m:t>t</m:t>
+        </m:r>
+        <m:r>
+          <m:rPr>
+            <m:sty m:val="p"/>
+          </m:rPr>
+          <m:t>=</m:t>
+        </m:r>
+        <m:f>
+          <m:fPr>
+            <m:type m:val="bar"/>
+          </m:fPr>
+          <m:num>
+            <m:sSub>
+              <m:e>
+                <m:acc>
+                  <m:accPr>
+                    <m:chr m:val="‾"/>
+                  </m:accPr>
+                  <m:e>
+                    <m:r>
+                      <m:t>X</m:t>
+                    </m:r>
+                  </m:e>
+                </m:acc>
+              </m:e>
+              <m:sub>
+                <m:r>
+                  <m:t>1</m:t>
+                </m:r>
+              </m:sub>
+            </m:sSub>
+            <m:r>
+              <m:rPr>
+                <m:sty m:val="p"/>
+              </m:rPr>
+              <m:t>−</m:t>
+            </m:r>
+            <m:sSub>
+              <m:e>
+                <m:acc>
+                  <m:accPr>
+                    <m:chr m:val="‾"/>
+                  </m:accPr>
+                  <m:e>
+                    <m:r>
+                      <m:t>X</m:t>
+                    </m:r>
+                  </m:e>
+                </m:acc>
+              </m:e>
+              <m:sub>
+                <m:r>
+                  <m:t>2</m:t>
+                </m:r>
+              </m:sub>
+            </m:sSub>
+          </m:num>
+          <m:den>
+            <m:r>
+              <m:t>S</m:t>
+            </m:r>
+            <m:sSub>
+              <m:e>
+                <m:r>
+                  <m:t>E</m:t>
+                </m:r>
+              </m:e>
+              <m:sub>
+                <m:r>
+                  <m:rPr>
+                    <m:nor/>
+                    <m:sty m:val="p"/>
+                  </m:rPr>
+                  <m:t>difference</m:t>
+                </m:r>
+              </m:sub>
+            </m:sSub>
+          </m:den>
+        </m:f>
+      </m:oMath>
+    </w:p>
+    <w:p>
+      <w:pPr>
+        <w:numPr>
+          <w:ilvl w:val="1"/>
+          <w:numId w:val="1032"/>
+        </w:numPr>
+      </w:pPr>
+      <w:r>
+        <w:t xml:space="preserve">Measuring # standard errors apart the two means are and can</w:t>
+      </w:r>
+      <w:r>
+        <w:t xml:space="preserve"> </w:t>
+      </w:r>
+      <w:r>
+        <w:t xml:space="preserve">be + / -</w:t>
+      </w:r>
+    </w:p>
+    <w:p>
+      <w:pPr>
+        <w:pStyle w:val="Compact"/>
+        <w:numPr>
+          <w:ilvl w:val="0"/>
+          <w:numId w:val="1030"/>
+        </w:numPr>
+      </w:pPr>
+      <w:r>
+        <w:rPr>
+          <w:i/>
+          <w:iCs/>
+        </w:rPr>
+        <w:t xml:space="preserve">Understanding the F-statistic</w:t>
+      </w:r>
+    </w:p>
+    <w:p>
+      <w:pPr>
+        <w:numPr>
+          <w:ilvl w:val="1"/>
+          <w:numId w:val="1033"/>
+        </w:numPr>
+      </w:pPr>
+      <w:r>
+        <w:t xml:space="preserve">F-statistic in ANOVA is:</w:t>
+      </w:r>
+      <w:r>
+        <w:t xml:space="preserve"> </w:t>
+      </w:r>
+      <m:oMath>
+        <m:r>
+          <m:t>F</m:t>
+        </m:r>
+        <m:r>
+          <m:rPr>
+            <m:sty m:val="p"/>
+          </m:rPr>
+          <m:t>=</m:t>
+        </m:r>
+        <m:f>
+          <m:fPr>
+            <m:type m:val="bar"/>
+          </m:fPr>
+          <m:num>
+            <m:r>
+              <m:rPr>
+                <m:nor/>
+                <m:sty m:val="p"/>
+              </m:rPr>
+              <m:t>Mean Square Between Groups</m:t>
+            </m:r>
+          </m:num>
+          <m:den>
+            <m:r>
+              <m:rPr>
+                <m:nor/>
+                <m:sty m:val="p"/>
+              </m:rPr>
+              <m:t>Mean Square Within Groups</m:t>
+            </m:r>
+          </m:den>
+        </m:f>
+        <m:r>
+          <m:rPr>
+            <m:sty m:val="p"/>
+          </m:rPr>
+          <m:t>=</m:t>
+        </m:r>
+        <m:f>
+          <m:fPr>
+            <m:type m:val="bar"/>
+          </m:fPr>
+          <m:num>
+            <m:r>
+              <m:t>M</m:t>
+            </m:r>
+            <m:sSub>
+              <m:e>
+                <m:r>
+                  <m:t>S</m:t>
+                </m:r>
+              </m:e>
+              <m:sub>
+                <m:r>
+                  <m:t>B</m:t>
+                </m:r>
+              </m:sub>
+            </m:sSub>
+          </m:num>
+          <m:den>
+            <m:r>
+              <m:t>M</m:t>
+            </m:r>
+            <m:sSub>
+              <m:e>
+                <m:r>
+                  <m:t>S</m:t>
+                </m:r>
+              </m:e>
+              <m:sub>
+                <m:r>
+                  <m:t>W</m:t>
+                </m:r>
+              </m:sub>
+            </m:sSub>
+          </m:den>
+        </m:f>
+      </m:oMath>
+    </w:p>
+    <w:p>
+      <w:pPr>
+        <w:numPr>
+          <w:ilvl w:val="1"/>
+          <w:numId w:val="1033"/>
+        </w:numPr>
+      </w:pPr>
+      <w:r>
+        <w:t xml:space="preserve">ratio of variance</w:t>
+      </w:r>
+      <w:r>
+        <w:t xml:space="preserve"> </w:t>
+      </w:r>
+      <w:r>
+        <w:rPr>
+          <w:i/>
+          <w:iCs/>
+        </w:rPr>
+        <w:t xml:space="preserve">between</w:t>
+      </w:r>
+      <w:r>
+        <w:t xml:space="preserve"> </w:t>
+      </w:r>
+      <w:r>
+        <w:t xml:space="preserve">groups to variance</w:t>
+      </w:r>
+      <w:r>
+        <w:t xml:space="preserve"> </w:t>
+      </w:r>
+      <w:r>
+        <w:rPr>
+          <w:i/>
+          <w:iCs/>
+        </w:rPr>
+        <w:t xml:space="preserve">within</w:t>
+      </w:r>
+      <w:r>
+        <w:t xml:space="preserve"> </w:t>
+      </w:r>
+      <w:r>
+        <w:t xml:space="preserve">groups</w:t>
+      </w:r>
+    </w:p>
+    <w:p>
+      <w:pPr>
+        <w:numPr>
+          <w:ilvl w:val="1"/>
+          <w:numId w:val="1033"/>
+        </w:numPr>
+      </w:pPr>
+      <w:r>
+        <w:t xml:space="preserve">Unlike</w:t>
+      </w:r>
+      <w:r>
+        <w:t xml:space="preserve"> </w:t>
+      </w:r>
+      <m:oMath>
+        <m:r>
+          <m:t>t</m:t>
+        </m:r>
+      </m:oMath>
+      <w:r>
+        <w:t xml:space="preserve">,</w:t>
+      </w:r>
+      <w:r>
+        <w:t xml:space="preserve"> </w:t>
+      </w:r>
+      <m:oMath>
+        <m:r>
+          <m:t>F</m:t>
+        </m:r>
+      </m:oMath>
+      <w:r>
+        <w:t xml:space="preserve"> </w:t>
+      </w:r>
+      <w:r>
+        <w:t xml:space="preserve">is always non-negative (it’s a ratio of squared</w:t>
+      </w:r>
+      <w:r>
+        <w:t xml:space="preserve"> </w:t>
+      </w:r>
+      <w:r>
+        <w:t xml:space="preserve">quantities).</w:t>
+      </w:r>
+    </w:p>
+    <w:bookmarkEnd w:id="73"/>
+    <w:p>
+      <w:pPr>
+        <w:pStyle w:val="Compact"/>
+        <w:numPr>
+          <w:ilvl w:val="0"/>
+          <w:numId w:val="1034"/>
+        </w:numPr>
+      </w:pPr>
+      <w:r>
+        <w:rPr>
+          <w:i/>
+          <w:iCs/>
+        </w:rPr>
+        <w:t xml:space="preserve">The Mathematical Connection (squaring remove sign) of t</w:t>
+      </w:r>
+      <w:r>
+        <w:rPr>
+          <w:i/>
+          <w:iCs/>
+          <w:vertAlign w:val="superscript"/>
+        </w:rPr>
+        <w:t xml:space="preserve">2</w:t>
+      </w:r>
+    </w:p>
+    <w:p>
+      <w:pPr>
+        <w:pStyle w:val="Compact"/>
+        <w:numPr>
+          <w:ilvl w:val="1"/>
+          <w:numId w:val="1035"/>
+        </w:numPr>
+      </w:pPr>
+      <w:r>
+        <w:rPr>
+          <w:b/>
+          <w:bCs/>
+        </w:rPr>
+        <w:t xml:space="preserve">Both measure same signal-to-noise ratio</w:t>
+      </w:r>
+      <w:r>
+        <w:t xml:space="preserve">:</w:t>
+      </w:r>
+    </w:p>
+    <w:p>
+      <w:pPr>
+        <w:numPr>
+          <w:ilvl w:val="2"/>
+          <w:numId w:val="1036"/>
+        </w:numPr>
+      </w:pPr>
+      <w:r>
+        <w:t xml:space="preserve">numerators capture difference between groups (signal)</w:t>
+      </w:r>
+    </w:p>
+    <w:p>
+      <w:pPr>
+        <w:numPr>
+          <w:ilvl w:val="2"/>
+          <w:numId w:val="1036"/>
+        </w:numPr>
+      </w:pPr>
+      <w:r>
+        <w:t xml:space="preserve">denominator captures variability within groups (noise)</w:t>
+      </w:r>
+    </w:p>
+    <w:p>
+      <w:pPr>
+        <w:pStyle w:val="Compact"/>
+        <w:numPr>
+          <w:ilvl w:val="0"/>
+          <w:numId w:val="1034"/>
+        </w:numPr>
+      </w:pPr>
+      <w:r>
+        <w:rPr>
+          <w:b/>
+          <w:bCs/>
+        </w:rPr>
+        <w:t xml:space="preserve">When you have two groups</w:t>
+      </w:r>
+      <w:r>
+        <w:t xml:space="preserve">:</w:t>
+      </w:r>
+    </w:p>
+    <w:p>
+      <w:pPr>
+        <w:numPr>
+          <w:ilvl w:val="1"/>
+          <w:numId w:val="1037"/>
+        </w:numPr>
+      </w:pPr>
+      <m:oMath>
+        <m:r>
+          <m:t>M</m:t>
+        </m:r>
+        <m:sSub>
+          <m:e>
+            <m:r>
+              <m:t>S</m:t>
+            </m:r>
+          </m:e>
+          <m:sub>
+            <m:r>
+              <m:t>B</m:t>
+            </m:r>
+          </m:sub>
+        </m:sSub>
+      </m:oMath>
+      <w:r>
+        <w:t xml:space="preserve"> </w:t>
+      </w:r>
+      <w:r>
+        <w:t xml:space="preserve">is directly related to</w:t>
+      </w:r>
+      <w:r>
+        <w:t xml:space="preserve"> </w:t>
+      </w:r>
+      <m:oMath>
+        <m:sSup>
+          <m:e>
+            <m:d>
+              <m:dPr>
+                <m:begChr m:val="("/>
+                <m:sepChr m:val=""/>
+                <m:endChr m:val=")"/>
+                <m:grow/>
+              </m:dPr>
+              <m:e>
+                <m:sSub>
+                  <m:e>
+                    <m:acc>
+                      <m:accPr>
+                        <m:chr m:val="‾"/>
+                      </m:accPr>
+                      <m:e>
+                        <m:r>
+                          <m:t>X</m:t>
+                        </m:r>
+                      </m:e>
+                    </m:acc>
+                  </m:e>
+                  <m:sub>
+                    <m:r>
+                      <m:t>1</m:t>
+                    </m:r>
+                  </m:sub>
+                </m:sSub>
+                <m:r>
+                  <m:rPr>
+                    <m:sty m:val="p"/>
+                  </m:rPr>
+                  <m:t>−</m:t>
+                </m:r>
+                <m:sSub>
+                  <m:e>
+                    <m:acc>
+                      <m:accPr>
+                        <m:chr m:val="‾"/>
+                      </m:accPr>
+                      <m:e>
+                        <m:r>
+                          <m:t>X</m:t>
+                        </m:r>
+                      </m:e>
+                    </m:acc>
+                  </m:e>
+                  <m:sub>
+                    <m:r>
+                      <m:t>2</m:t>
+                    </m:r>
+                  </m:sub>
+                </m:sSub>
+              </m:e>
+            </m:d>
+          </m:e>
+          <m:sup>
+            <m:r>
+              <m:t>2</m:t>
+            </m:r>
+          </m:sup>
+        </m:sSup>
+      </m:oMath>
+    </w:p>
+    <w:p>
+      <w:pPr>
+        <w:numPr>
+          <w:ilvl w:val="1"/>
+          <w:numId w:val="1037"/>
+        </w:numPr>
+      </w:pPr>
+      <m:oMath>
+        <m:r>
+          <m:t>M</m:t>
+        </m:r>
+        <m:sSub>
+          <m:e>
+            <m:r>
+              <m:t>S</m:t>
+            </m:r>
+          </m:e>
+          <m:sub>
+            <m:r>
+              <m:t>W</m:t>
+            </m:r>
+          </m:sub>
+        </m:sSub>
+      </m:oMath>
+      <w:r>
+        <w:t xml:space="preserve"> </w:t>
+      </w:r>
+      <w:r>
+        <w:t xml:space="preserve">is related to the pooled variance</w:t>
+      </w:r>
+    </w:p>
+    <w:p>
+      <w:pPr>
+        <w:pStyle w:val="Compact"/>
+        <w:numPr>
+          <w:ilvl w:val="0"/>
+          <w:numId w:val="1034"/>
+        </w:numPr>
+      </w:pPr>
+      <w:r>
+        <w:rPr>
+          <w:i/>
+          <w:iCs/>
+        </w:rPr>
+        <w:t xml:space="preserve">Degrees of Freedom also match up:</w:t>
+      </w:r>
+    </w:p>
+    <w:p>
+      <w:pPr>
+        <w:numPr>
+          <w:ilvl w:val="1"/>
+          <w:numId w:val="1038"/>
+        </w:numPr>
+      </w:pPr>
+      <w:r>
+        <w:t xml:space="preserve">t-test:</w:t>
+      </w:r>
+      <w:r>
+        <w:t xml:space="preserve"> </w:t>
+      </w:r>
+      <m:oMath>
+        <m:r>
+          <m:t>d</m:t>
+        </m:r>
+        <m:r>
+          <m:t>f</m:t>
+        </m:r>
+        <m:r>
+          <m:rPr>
+            <m:sty m:val="p"/>
+          </m:rPr>
+          <m:t>=</m:t>
+        </m:r>
+        <m:sSub>
+          <m:e>
+            <m:r>
+              <m:t>n</m:t>
+            </m:r>
+          </m:e>
+          <m:sub>
+            <m:r>
+              <m:t>1</m:t>
+            </m:r>
+          </m:sub>
+        </m:sSub>
+        <m:r>
+          <m:rPr>
+            <m:sty m:val="p"/>
+          </m:rPr>
+          <m:t>+</m:t>
+        </m:r>
+        <m:sSub>
+          <m:e>
+            <m:r>
+              <m:t>n</m:t>
+            </m:r>
+          </m:e>
+          <m:sub>
+            <m:r>
+              <m:t>2</m:t>
+            </m:r>
+          </m:sub>
+        </m:sSub>
+        <m:r>
+          <m:rPr>
+            <m:sty m:val="p"/>
+          </m:rPr>
+          <m:t>−</m:t>
+        </m:r>
+        <m:r>
+          <m:t>2</m:t>
+        </m:r>
+      </m:oMath>
+    </w:p>
+    <w:p>
+      <w:pPr>
+        <w:numPr>
+          <w:ilvl w:val="1"/>
+          <w:numId w:val="1038"/>
+        </w:numPr>
+      </w:pPr>
+      <w:r>
+        <w:t xml:space="preserve">F-test (two groups):</w:t>
+      </w:r>
+      <w:r>
+        <w:t xml:space="preserve"> </w:t>
+      </w:r>
+      <m:oMath>
+        <m:r>
+          <m:t>d</m:t>
+        </m:r>
+        <m:sSub>
+          <m:e>
+            <m:r>
+              <m:t>f</m:t>
+            </m:r>
+          </m:e>
+          <m:sub>
+            <m:r>
+              <m:t>1</m:t>
+            </m:r>
+          </m:sub>
+        </m:sSub>
+        <m:r>
+          <m:rPr>
+            <m:sty m:val="p"/>
+          </m:rPr>
+          <m:t>=</m:t>
+        </m:r>
+        <m:r>
+          <m:t>1</m:t>
+        </m:r>
+      </m:oMath>
+      <w:r>
+        <w:t xml:space="preserve"> </w:t>
+      </w:r>
+      <w:r>
+        <w:t xml:space="preserve">(numerator),</w:t>
+      </w:r>
+      <w:r>
+        <w:t xml:space="preserve"> </w:t>
+      </w:r>
+      <m:oMath>
+        <m:r>
+          <m:t>d</m:t>
+        </m:r>
+        <m:sSub>
+          <m:e>
+            <m:r>
+              <m:t>f</m:t>
+            </m:r>
+          </m:e>
+          <m:sub>
+            <m:r>
+              <m:t>2</m:t>
+            </m:r>
+          </m:sub>
+        </m:sSub>
+        <m:r>
+          <m:rPr>
+            <m:sty m:val="p"/>
+          </m:rPr>
+          <m:t>=</m:t>
+        </m:r>
+        <m:sSub>
+          <m:e>
+            <m:r>
+              <m:t>n</m:t>
+            </m:r>
+          </m:e>
+          <m:sub>
+            <m:r>
+              <m:t>1</m:t>
+            </m:r>
+          </m:sub>
+        </m:sSub>
+        <m:r>
+          <m:rPr>
+            <m:sty m:val="p"/>
+          </m:rPr>
+          <m:t>+</m:t>
+        </m:r>
+        <m:sSub>
+          <m:e>
+            <m:r>
+              <m:t>n</m:t>
+            </m:r>
+          </m:e>
+          <m:sub>
+            <m:r>
+              <m:t>2</m:t>
+            </m:r>
+          </m:sub>
+        </m:sSub>
+        <m:r>
+          <m:rPr>
+            <m:sty m:val="p"/>
+          </m:rPr>
+          <m:t>−</m:t>
+        </m:r>
+        <m:r>
+          <m:t>2</m:t>
+        </m:r>
+      </m:oMath>
+      <w:r>
+        <w:t xml:space="preserve"> </w:t>
+      </w:r>
+      <w:r>
+        <w:t xml:space="preserve">(denominator)</w:t>
+      </w:r>
+    </w:p>
+    <w:p>
+      <w:pPr>
+        <w:numPr>
+          <w:ilvl w:val="1"/>
+          <w:numId w:val="1038"/>
+        </w:numPr>
+      </w:pPr>
+      <w:r>
+        <w:t xml:space="preserve">F-distribution with</w:t>
+      </w:r>
+      <w:r>
+        <w:t xml:space="preserve"> </w:t>
+      </w:r>
+      <m:oMath>
+        <m:r>
+          <m:t>d</m:t>
+        </m:r>
+        <m:sSub>
+          <m:e>
+            <m:r>
+              <m:t>f</m:t>
+            </m:r>
+          </m:e>
+          <m:sub>
+            <m:r>
+              <m:t>1</m:t>
+            </m:r>
+          </m:sub>
+        </m:sSub>
+        <m:r>
+          <m:rPr>
+            <m:sty m:val="p"/>
+          </m:rPr>
+          <m:t>=</m:t>
+        </m:r>
+        <m:r>
+          <m:t>1</m:t>
+        </m:r>
+      </m:oMath>
+      <w:r>
+        <w:t xml:space="preserve"> </w:t>
+      </w:r>
+      <w:r>
+        <w:t xml:space="preserve">is the square of a t-distribution</w:t>
+      </w:r>
+      <w:r>
+        <w:t xml:space="preserve"> </w:t>
+      </w:r>
+      <w:r>
+        <w:t xml:space="preserve">with</w:t>
+      </w:r>
+      <w:r>
+        <w:t xml:space="preserve"> </w:t>
+      </w:r>
+      <m:oMath>
+        <m:r>
+          <m:t>d</m:t>
+        </m:r>
+        <m:sSub>
+          <m:e>
+            <m:r>
+              <m:t>f</m:t>
+            </m:r>
+          </m:e>
+          <m:sub>
+            <m:r>
+              <m:t>2</m:t>
+            </m:r>
+          </m:sub>
+        </m:sSub>
+      </m:oMath>
+    </w:p>
     <w:bookmarkEnd w:id="74"/>
-    <w:bookmarkStart w:id="79" w:name="lecture-12-variation-explained-r2"/>
+    <w:bookmarkStart w:id="77" w:name="connection-of-a-f-test-to-t-test-1"/>
+    <w:p>
+      <w:pPr>
+        <w:pStyle w:val="Heading1"/>
+      </w:pPr>
+      <w:r>
+        <w:t xml:space="preserve">Connection of a F test to T Test</w:t>
+      </w:r>
+    </w:p>
+    <w:bookmarkStart w:id="75" w:name="why-this-matters"/>
+    <w:p>
+      <w:pPr>
+        <w:pStyle w:val="Heading3"/>
+      </w:pPr>
+      <w:r>
+        <w:t xml:space="preserve">Why This Matters</w:t>
+      </w:r>
+    </w:p>
+    <w:p>
+      <w:pPr>
+        <w:numPr>
+          <w:ilvl w:val="0"/>
+          <w:numId w:val="1039"/>
+        </w:numPr>
+      </w:pPr>
+      <w:r>
+        <w:t xml:space="preserve">Shows ANOVA is actually a</w:t>
+      </w:r>
+      <w:r>
+        <w:t xml:space="preserve"> </w:t>
+      </w:r>
+      <w:r>
+        <w:rPr>
+          <w:i/>
+          <w:iCs/>
+        </w:rPr>
+        <w:t xml:space="preserve">generalization</w:t>
+      </w:r>
+      <w:r>
+        <w:t xml:space="preserve"> </w:t>
+      </w:r>
+      <w:r>
+        <w:t xml:space="preserve">of the t-test</w:t>
+      </w:r>
+    </w:p>
+    <w:p>
+      <w:pPr>
+        <w:numPr>
+          <w:ilvl w:val="0"/>
+          <w:numId w:val="1039"/>
+        </w:numPr>
+      </w:pPr>
+      <w:r>
+        <w:t xml:space="preserve">When</w:t>
+      </w:r>
+      <w:r>
+        <w:t xml:space="preserve"> </w:t>
+      </w:r>
+      <m:oMath>
+        <m:r>
+          <m:t>a</m:t>
+        </m:r>
+        <m:r>
+          <m:rPr>
+            <m:sty m:val="p"/>
+          </m:rPr>
+          <m:t>=</m:t>
+        </m:r>
+        <m:r>
+          <m:t>2</m:t>
+        </m:r>
+      </m:oMath>
+      <w:r>
+        <w:t xml:space="preserve">, you get the same result either way</w:t>
+      </w:r>
+    </w:p>
+    <w:p>
+      <w:pPr>
+        <w:numPr>
+          <w:ilvl w:val="0"/>
+          <w:numId w:val="1039"/>
+        </w:numPr>
+      </w:pPr>
+      <w:r>
+        <w:t xml:space="preserve">but ANOVA extends naturally to comparing three or more groups,</w:t>
+      </w:r>
+    </w:p>
+    <w:p>
+      <w:pPr>
+        <w:numPr>
+          <w:ilvl w:val="0"/>
+          <w:numId w:val="1039"/>
+        </w:numPr>
+      </w:pPr>
+      <w:r>
+        <w:t xml:space="preserve">can’t do that directly with a t-test (without running into multiple</w:t>
+      </w:r>
+      <w:r>
+        <w:t xml:space="preserve"> </w:t>
+      </w:r>
+      <w:r>
+        <w:t xml:space="preserve">comparison problems).</w:t>
+      </w:r>
+    </w:p>
+    <w:bookmarkEnd w:id="75"/>
+    <w:bookmarkStart w:id="76" w:name="numerical-example"/>
+    <w:p>
+      <w:pPr>
+        <w:pStyle w:val="Heading3"/>
+      </w:pPr>
+      <w:r>
+        <w:t xml:space="preserve">Numerical Example</w:t>
+      </w:r>
+    </w:p>
+    <w:p>
+      <w:pPr>
+        <w:pStyle w:val="FirstParagraph"/>
+      </w:pPr>
+      <w:r>
+        <w:t xml:space="preserve">Let’s verify this relationship with a simple example in R:</w:t>
+      </w:r>
+    </w:p>
+    <w:p>
+      <w:pPr>
+        <w:pStyle w:val="SourceCode"/>
+      </w:pPr>
+      <w:r>
+        <w:rPr>
+          <w:rStyle w:val="VerbatimChar"/>
+        </w:rPr>
+        <w:t xml:space="preserve">Using circ_data (Control vs Knees groups):</w:t>
+      </w:r>
+      <w:r>
+        <w:br/>
+      </w:r>
+      <w:r>
+        <w:rPr>
+          <w:rStyle w:val="VerbatimChar"/>
+        </w:rPr>
+        <w:t xml:space="preserve"> t-statistic: 0.0741 </w:t>
+      </w:r>
+      <w:r>
+        <w:br/>
+      </w:r>
+      <w:r>
+        <w:rPr>
+          <w:rStyle w:val="VerbatimChar"/>
+        </w:rPr>
+        <w:t xml:space="preserve"> t^2: 0.0055 </w:t>
+      </w:r>
+      <w:r>
+        <w:br/>
+      </w:r>
+      <w:r>
+        <w:rPr>
+          <w:rStyle w:val="VerbatimChar"/>
+        </w:rPr>
+        <w:t xml:space="preserve"> F-statistic: 0.0055 </w:t>
+      </w:r>
+      <w:r>
+        <w:br/>
+      </w:r>
+      <w:r>
+        <w:rPr>
+          <w:rStyle w:val="VerbatimChar"/>
+        </w:rPr>
+        <w:t xml:space="preserve"> Difference (should be ~0): 0 </w:t>
+      </w:r>
+    </w:p>
+    <w:bookmarkEnd w:id="76"/>
+    <w:bookmarkEnd w:id="77"/>
+    <w:bookmarkStart w:id="81" w:name="lecture-12-f-ratio-visualization"/>
+    <w:p>
+      <w:pPr>
+        <w:pStyle w:val="Heading1"/>
+      </w:pPr>
+      <w:r>
+        <w:rPr>
+          <w:b/>
+          <w:bCs/>
+        </w:rPr>
+        <w:t xml:space="preserve">Lecture 12:</w:t>
+      </w:r>
+      <w:r>
+        <w:t xml:space="preserve"> </w:t>
+      </w:r>
+      <w:r>
+        <w:t xml:space="preserve">F ratio Visualization</w:t>
+      </w:r>
+    </w:p>
+    <w:p>
+      <w:pPr>
+        <w:pStyle w:val="FirstParagraph"/>
+      </w:pPr>
+      <w:r>
+        <w:t xml:space="preserve">The F-ratio is calculated as:</w:t>
+      </w:r>
+      <w:r>
+        <w:t xml:space="preserve"> </w:t>
+      </w:r>
+      <m:oMath>
+        <m:r>
+          <m:t>F</m:t>
+        </m:r>
+        <m:r>
+          <m:rPr>
+            <m:sty m:val="p"/>
+          </m:rPr>
+          <m:t>=</m:t>
+        </m:r>
+        <m:f>
+          <m:fPr>
+            <m:type m:val="bar"/>
+          </m:fPr>
+          <m:num>
+            <m:r>
+              <m:t>M</m:t>
+            </m:r>
+            <m:sSub>
+              <m:e>
+                <m:r>
+                  <m:t>S</m:t>
+                </m:r>
+              </m:e>
+              <m:sub>
+                <m:r>
+                  <m:t>a</m:t>
+                </m:r>
+                <m:r>
+                  <m:t>m</m:t>
+                </m:r>
+                <m:r>
+                  <m:t>o</m:t>
+                </m:r>
+                <m:r>
+                  <m:t>n</m:t>
+                </m:r>
+                <m:r>
+                  <m:t>g</m:t>
+                </m:r>
+              </m:sub>
+            </m:sSub>
+          </m:num>
+          <m:den>
+            <m:r>
+              <m:t>M</m:t>
+            </m:r>
+            <m:sSub>
+              <m:e>
+                <m:r>
+                  <m:t>S</m:t>
+                </m:r>
+              </m:e>
+              <m:sub>
+                <m:r>
+                  <m:t>e</m:t>
+                </m:r>
+                <m:r>
+                  <m:t>r</m:t>
+                </m:r>
+                <m:r>
+                  <m:t>r</m:t>
+                </m:r>
+                <m:r>
+                  <m:t>o</m:t>
+                </m:r>
+                <m:r>
+                  <m:t>r</m:t>
+                </m:r>
+              </m:sub>
+            </m:sSub>
+          </m:den>
+        </m:f>
+      </m:oMath>
+      <w:r>
+        <w:t xml:space="preserve"> </w:t>
+      </w:r>
+      <w:r>
+        <w:t xml:space="preserve">-</w:t>
+      </w:r>
+      <w:r>
+        <w:t xml:space="preserve"> </w:t>
+      </w:r>
+      <w:r>
+        <w:t xml:space="preserve">Under the null hypothesis (all means equal): - F-ratio should be</w:t>
+      </w:r>
+      <w:r>
+        <w:t xml:space="preserve"> </w:t>
+      </w:r>
+      <w:r>
+        <w:t xml:space="preserve">approximately 1 - Larger F-ratios suggests among-group variance exceeds</w:t>
+      </w:r>
+      <w:r>
+        <w:t xml:space="preserve"> </w:t>
+      </w:r>
+      <w:r>
+        <w:t xml:space="preserve">chance - With the circadian rhythm data: F</w:t>
+      </w:r>
+      <w:r>
+        <w:rPr>
+          <w:vertAlign w:val="subscript"/>
+        </w:rPr>
+        <w:t xml:space="preserve">2,19</w:t>
+      </w:r>
+      <w:r>
+        <w:t xml:space="preserve"> </w:t>
+      </w:r>
+      <w:r>
+        <w:t xml:space="preserve">= 7.29, p = 0.004</w:t>
+      </w:r>
+      <w:r>
+        <w:br/>
+      </w:r>
+      <w:r>
+        <w:t xml:space="preserve">- We reject the null hypothesis</w:t>
+      </w:r>
+      <w:r>
+        <w:br/>
+      </w:r>
+      <w:r>
+        <w:t xml:space="preserve">- F-ratio follows an F-distribution with (a - 1) and (a(n - 1)) df</w:t>
+      </w:r>
+    </w:p>
+    <w:p>
+      <w:pPr>
+        <w:pStyle w:val="SourceCode"/>
+      </w:pPr>
+      <w:r>
+        <w:br/>
+      </w:r>
+      <w:r>
+        <w:rPr>
+          <w:rStyle w:val="VerbatimChar"/>
+        </w:rPr>
+        <w:t xml:space="preserve">Call:</w:t>
+      </w:r>
+      <w:r>
+        <w:br/>
+      </w:r>
+      <w:r>
+        <w:rPr>
+          <w:rStyle w:val="VerbatimChar"/>
+        </w:rPr>
+        <w:t xml:space="preserve">lm(formula = phase_shift ~ treatment, data = circ_data)</w:t>
+      </w:r>
+      <w:r>
+        <w:br/>
+      </w:r>
+      <w:r>
+        <w:br/>
+      </w:r>
+      <w:r>
+        <w:rPr>
+          <w:rStyle w:val="VerbatimChar"/>
+        </w:rPr>
+        <w:t xml:space="preserve">Residuals:</w:t>
+      </w:r>
+      <w:r>
+        <w:br/>
+      </w:r>
+      <w:r>
+        <w:rPr>
+          <w:rStyle w:val="VerbatimChar"/>
+        </w:rPr>
+        <w:t xml:space="preserve">     Min       1Q   Median       3Q      Max </w:t>
+      </w:r>
+      <w:r>
+        <w:br/>
+      </w:r>
+      <w:r>
+        <w:rPr>
+          <w:rStyle w:val="VerbatimChar"/>
+        </w:rPr>
+        <w:t xml:space="preserve">-1.27857 -0.36125  0.03857  0.61147  1.06571 </w:t>
+      </w:r>
+      <w:r>
+        <w:br/>
+      </w:r>
+      <w:r>
+        <w:br/>
+      </w:r>
+      <w:r>
+        <w:rPr>
+          <w:rStyle w:val="VerbatimChar"/>
+        </w:rPr>
+        <w:t xml:space="preserve">Coefficients:</w:t>
+      </w:r>
+      <w:r>
+        <w:br/>
+      </w:r>
+      <w:r>
+        <w:rPr>
+          <w:rStyle w:val="VerbatimChar"/>
+        </w:rPr>
+        <w:t xml:space="preserve">               Estimate Std. Error t value Pr(&gt;|t|)   </w:t>
+      </w:r>
+      <w:r>
+        <w:br/>
+      </w:r>
+      <w:r>
+        <w:rPr>
+          <w:rStyle w:val="VerbatimChar"/>
+        </w:rPr>
+        <w:t xml:space="preserve">(Intercept)    -0.30875    0.24888  -1.241  0.22988   </w:t>
+      </w:r>
+      <w:r>
+        <w:br/>
+      </w:r>
+      <w:r>
+        <w:rPr>
+          <w:rStyle w:val="VerbatimChar"/>
+        </w:rPr>
+        <w:t xml:space="preserve">treatmentEyes  -1.24268    0.36433  -3.411  0.00293 **</w:t>
+      </w:r>
+      <w:r>
+        <w:br/>
+      </w:r>
+      <w:r>
+        <w:rPr>
+          <w:rStyle w:val="VerbatimChar"/>
+        </w:rPr>
+        <w:t xml:space="preserve">treatmentKnees -0.02696    0.36433  -0.074  0.94178   </w:t>
+      </w:r>
+      <w:r>
+        <w:br/>
+      </w:r>
+      <w:r>
+        <w:rPr>
+          <w:rStyle w:val="VerbatimChar"/>
+        </w:rPr>
+        <w:t xml:space="preserve">---</w:t>
+      </w:r>
+      <w:r>
+        <w:br/>
+      </w:r>
+      <w:r>
+        <w:rPr>
+          <w:rStyle w:val="VerbatimChar"/>
+        </w:rPr>
+        <w:t xml:space="preserve">Signif. codes:  0 '***' 0.001 '**' 0.01 '*' 0.05 '.' 0.1 ' ' 1</w:t>
+      </w:r>
+      <w:r>
+        <w:br/>
+      </w:r>
+      <w:r>
+        <w:br/>
+      </w:r>
+      <w:r>
+        <w:rPr>
+          <w:rStyle w:val="VerbatimChar"/>
+        </w:rPr>
+        <w:t xml:space="preserve">Residual standard error: 0.7039 on 19 degrees of freedom</w:t>
+      </w:r>
+      <w:r>
+        <w:br/>
+      </w:r>
+      <w:r>
+        <w:rPr>
+          <w:rStyle w:val="VerbatimChar"/>
+        </w:rPr>
+        <w:t xml:space="preserve">Multiple R-squared:  0.4342,    Adjusted R-squared:  0.3746 </w:t>
+      </w:r>
+      <w:r>
+        <w:br/>
+      </w:r>
+      <w:r>
+        <w:rPr>
+          <w:rStyle w:val="VerbatimChar"/>
+        </w:rPr>
+        <w:t xml:space="preserve">F-statistic: 7.289 on 2 and 19 DF,  p-value: 0.004472</w:t>
+      </w:r>
+    </w:p>
+    <w:p>
+      <w:pPr>
+        <w:pStyle w:val="SourceCode"/>
+      </w:pPr>
+      <w:r>
+        <w:rPr>
+          <w:rStyle w:val="VerbatimChar"/>
+        </w:rPr>
+        <w:t xml:space="preserve">Anova Table (Type II tests)</w:t>
+      </w:r>
+      <w:r>
+        <w:br/>
+      </w:r>
+      <w:r>
+        <w:br/>
+      </w:r>
+      <w:r>
+        <w:rPr>
+          <w:rStyle w:val="VerbatimChar"/>
+        </w:rPr>
+        <w:t xml:space="preserve">Response: phase_shift</w:t>
+      </w:r>
+      <w:r>
+        <w:br/>
+      </w:r>
+      <w:r>
+        <w:rPr>
+          <w:rStyle w:val="VerbatimChar"/>
+        </w:rPr>
+        <w:t xml:space="preserve">          Sum Sq Df F value   Pr(&gt;F)   </w:t>
+      </w:r>
+      <w:r>
+        <w:br/>
+      </w:r>
+      <w:r>
+        <w:rPr>
+          <w:rStyle w:val="VerbatimChar"/>
+        </w:rPr>
+        <w:t xml:space="preserve">treatment 7.2245  2  7.2894 0.004472 **</w:t>
+      </w:r>
+      <w:r>
+        <w:br/>
+      </w:r>
+      <w:r>
+        <w:rPr>
+          <w:rStyle w:val="VerbatimChar"/>
+        </w:rPr>
+        <w:t xml:space="preserve">Residuals 9.4153 19                    </w:t>
+      </w:r>
+      <w:r>
+        <w:br/>
+      </w:r>
+      <w:r>
+        <w:rPr>
+          <w:rStyle w:val="VerbatimChar"/>
+        </w:rPr>
+        <w:t xml:space="preserve">---</w:t>
+      </w:r>
+      <w:r>
+        <w:br/>
+      </w:r>
+      <w:r>
+        <w:rPr>
+          <w:rStyle w:val="VerbatimChar"/>
+        </w:rPr>
+        <w:t xml:space="preserve">Signif. codes:  0 '***' 0.001 '**' 0.01 '*' 0.05 '.' 0.1 ' ' 1</w:t>
+      </w:r>
+    </w:p>
+    <w:p>
+      <w:pPr>
+        <w:pStyle w:val="FirstParagraph"/>
+      </w:pPr>
+      <w:r>
+        <w:drawing>
+          <wp:inline>
+            <wp:extent cx="2743200" cy="2743200"/>
+            <wp:effectExtent b="0" l="0" r="0" t="0"/>
+            <wp:docPr descr="" title="" id="79" name="Picture"/>
+            <a:graphic>
+              <a:graphicData uri="http://schemas.openxmlformats.org/drawingml/2006/picture">
+                <pic:pic>
+                  <pic:nvPicPr>
+                    <pic:cNvPr descr="11_01_lecture_powerpoint_files/figure-docx/unnamed-chunk-11-1.png" id="80" name="Picture"/>
+                    <pic:cNvPicPr>
+                      <a:picLocks noChangeArrowheads="1" noChangeAspect="1"/>
+                    </pic:cNvPicPr>
+                  </pic:nvPicPr>
+                  <pic:blipFill>
+                    <a:blip r:embed="rId78"/>
+                    <a:stretch>
+                      <a:fillRect/>
+                    </a:stretch>
+                  </pic:blipFill>
+                  <pic:spPr bwMode="auto">
+                    <a:xfrm>
+                      <a:off x="0" y="0"/>
+                      <a:ext cx="2743200" cy="2743200"/>
+                    </a:xfrm>
+                    <a:prstGeom prst="rect">
+                      <a:avLst/>
+                    </a:prstGeom>
+                    <a:noFill/>
+                    <a:ln w="9525">
+                      <a:noFill/>
+                      <a:headEnd/>
+                      <a:tailEnd/>
+                    </a:ln>
+                  </pic:spPr>
+                </pic:pic>
+              </a:graphicData>
+            </a:graphic>
+          </wp:inline>
+        </w:drawing>
+      </w:r>
+    </w:p>
+    <w:bookmarkEnd w:id="81"/>
+    <w:bookmarkStart w:id="86" w:name="lecture-12-variation-explained-r2"/>
     <w:p>
       <w:pPr>
         <w:pStyle w:val="Heading1"/>
@@ -5103,7 +6920,7 @@
         <w:t xml:space="preserve">light treatment, with the remaining 57% being unexplained variation.</w:t>
       </w:r>
     </w:p>
-    <w:bookmarkStart w:id="75" w:name="connection-to-regression"/>
+    <w:bookmarkStart w:id="82" w:name="connection-to-regression"/>
     <w:p>
       <w:pPr>
         <w:pStyle w:val="Heading2"/>
@@ -5228,7 +7045,7 @@
         </m:oMath>
       </m:oMathPara>
     </w:p>
-    <w:bookmarkEnd w:id="75"/>
+    <w:bookmarkEnd w:id="82"/>
     <w:p>
       <w:pPr>
         <w:pStyle w:val="FirstParagraph"/>
@@ -5236,20 +7053,20 @@
       <w:r>
         <w:drawing>
           <wp:inline>
-            <wp:extent cx="3657600" cy="3657600"/>
+            <wp:extent cx="2743200" cy="2743200"/>
             <wp:effectExtent b="0" l="0" r="0" t="0"/>
-            <wp:docPr descr="" title="" id="77" name="Picture"/>
+            <wp:docPr descr="" title="" id="84" name="Picture"/>
             <a:graphic>
               <a:graphicData uri="http://schemas.openxmlformats.org/drawingml/2006/picture">
                 <pic:pic>
                   <pic:nvPicPr>
-                    <pic:cNvPr descr="11_01_lecture_powerpoint_files/figure-docx/unnamed-chunk-11-1.png" id="78" name="Picture"/>
+                    <pic:cNvPr descr="11_01_lecture_powerpoint_files/figure-docx/unnamed-chunk-12-1.png" id="85" name="Picture"/>
                     <pic:cNvPicPr>
                       <a:picLocks noChangeArrowheads="1" noChangeAspect="1"/>
                     </pic:cNvPicPr>
                   </pic:nvPicPr>
                   <pic:blipFill>
-                    <a:blip r:embed="rId76"/>
+                    <a:blip r:embed="rId83"/>
                     <a:stretch>
                       <a:fillRect/>
                     </a:stretch>
@@ -5257,7 +7074,7 @@
                   <pic:spPr bwMode="auto">
                     <a:xfrm>
                       <a:off x="0" y="0"/>
-                      <a:ext cx="3657600" cy="3657600"/>
+                      <a:ext cx="2743200" cy="2743200"/>
                     </a:xfrm>
                     <a:prstGeom prst="rect">
                       <a:avLst/>
@@ -5276,8 +7093,8 @@
         </w:drawing>
       </w:r>
     </w:p>
-    <w:bookmarkEnd w:id="79"/>
-    <w:bookmarkStart w:id="80" w:name="lecture-12-anova-assumptions"/>
+    <w:bookmarkEnd w:id="86"/>
+    <w:bookmarkStart w:id="87" w:name="lecture-12-anova-assumptions"/>
     <w:p>
       <w:pPr>
         <w:pStyle w:val="Heading1"/>
@@ -5298,24 +7115,28 @@
     </w:p>
     <w:p>
       <w:pPr>
-        <w:pStyle w:val="FirstParagraph"/>
-      </w:pPr>
-      <w:r>
-        <w:t xml:space="preserve">ANOVA has the same assumptions as the two-sample t-test, but applied to</w:t>
-      </w:r>
-      <w:r>
-        <w:t xml:space="preserve"> </w:t>
-      </w:r>
-      <w:r>
-        <w:t xml:space="preserve">all k groups:</w:t>
-      </w:r>
-    </w:p>
-    <w:p>
-      <w:pPr>
         <w:pStyle w:val="Compact"/>
         <w:numPr>
           <w:ilvl w:val="0"/>
-          <w:numId w:val="1016"/>
+          <w:numId w:val="1040"/>
+        </w:numPr>
+      </w:pPr>
+      <w:r>
+        <w:t xml:space="preserve">ANOVA has the same assumptions as the two-sample t-test, but applied</w:t>
+      </w:r>
+      <w:r>
+        <w:t xml:space="preserve"> </w:t>
+      </w:r>
+      <w:r>
+        <w:t xml:space="preserve">to all k groups:</w:t>
+      </w:r>
+    </w:p>
+    <w:p>
+      <w:pPr>
+        <w:pStyle w:val="Compact"/>
+        <w:numPr>
+          <w:ilvl w:val="1"/>
+          <w:numId w:val="1041"/>
         </w:numPr>
       </w:pPr>
       <w:r>
@@ -5336,8 +7157,8 @@
       <w:pPr>
         <w:pStyle w:val="Compact"/>
         <w:numPr>
-          <w:ilvl w:val="0"/>
-          <w:numId w:val="1016"/>
+          <w:ilvl w:val="1"/>
+          <w:numId w:val="1041"/>
         </w:numPr>
       </w:pPr>
       <w:r>
@@ -5348,15 +7169,21 @@
         <w:t xml:space="preserve">Normality</w:t>
       </w:r>
       <w:r>
-        <w:t xml:space="preserve">: Y values are normally distributed in each population</w:t>
-      </w:r>
-    </w:p>
-    <w:p>
-      <w:pPr>
-        <w:pStyle w:val="Compact"/>
-        <w:numPr>
-          <w:ilvl w:val="0"/>
-          <w:numId w:val="1016"/>
+        <w:t xml:space="preserve">: Y values are normally distributed in each</w:t>
+      </w:r>
+      <w:r>
+        <w:t xml:space="preserve"> </w:t>
+      </w:r>
+      <w:r>
+        <w:t xml:space="preserve">population</w:t>
+      </w:r>
+    </w:p>
+    <w:p>
+      <w:pPr>
+        <w:pStyle w:val="Compact"/>
+        <w:numPr>
+          <w:ilvl w:val="1"/>
+          <w:numId w:val="1041"/>
         </w:numPr>
       </w:pPr>
       <w:r>
@@ -5367,15 +7194,21 @@
         <w:t xml:space="preserve">Homogeneity of variance</w:t>
       </w:r>
       <w:r>
-        <w:t xml:space="preserve">: variance is the same in all populations</w:t>
-      </w:r>
-    </w:p>
-    <w:p>
-      <w:pPr>
-        <w:pStyle w:val="Compact"/>
-        <w:numPr>
-          <w:ilvl w:val="0"/>
-          <w:numId w:val="1016"/>
+        <w:t xml:space="preserve">: variance is the same in all</w:t>
+      </w:r>
+      <w:r>
+        <w:t xml:space="preserve"> </w:t>
+      </w:r>
+      <w:r>
+        <w:t xml:space="preserve">populations</w:t>
+      </w:r>
+    </w:p>
+    <w:p>
+      <w:pPr>
+        <w:pStyle w:val="Compact"/>
+        <w:numPr>
+          <w:ilvl w:val="1"/>
+          <w:numId w:val="1041"/>
         </w:numPr>
       </w:pPr>
       <w:r>
@@ -5391,7 +7224,11 @@
     </w:p>
     <w:p>
       <w:pPr>
-        <w:pStyle w:val="FirstParagraph"/>
+        <w:pStyle w:val="Compact"/>
+        <w:numPr>
+          <w:ilvl w:val="0"/>
+          <w:numId w:val="1040"/>
+        </w:numPr>
       </w:pPr>
       <w:r>
         <w:rPr>
@@ -5408,41 +7245,45 @@
       <w:pPr>
         <w:pStyle w:val="Compact"/>
         <w:numPr>
+          <w:ilvl w:val="1"/>
+          <w:numId w:val="1042"/>
+        </w:numPr>
+      </w:pPr>
+      <w:r>
+        <w:t xml:space="preserve">Normality: Q-Q plots, histogram of residuals, Shapiro-Wilk test</w:t>
+      </w:r>
+    </w:p>
+    <w:p>
+      <w:pPr>
+        <w:pStyle w:val="Compact"/>
+        <w:numPr>
+          <w:ilvl w:val="1"/>
+          <w:numId w:val="1042"/>
+        </w:numPr>
+      </w:pPr>
+      <w:r>
+        <w:t xml:space="preserve">Homogeneity: plot residuals vs. predicted values or x-values</w:t>
+      </w:r>
+    </w:p>
+    <w:p>
+      <w:pPr>
+        <w:pStyle w:val="Compact"/>
+        <w:numPr>
+          <w:ilvl w:val="1"/>
+          <w:numId w:val="1042"/>
+        </w:numPr>
+      </w:pPr>
+      <w:r>
+        <w:t xml:space="preserve">Independence: examine experimental design</w:t>
+      </w:r>
+    </w:p>
+    <w:p>
+      <w:pPr>
+        <w:pStyle w:val="Compact"/>
+        <w:numPr>
           <w:ilvl w:val="0"/>
-          <w:numId w:val="1017"/>
-        </w:numPr>
-      </w:pPr>
-      <w:r>
-        <w:t xml:space="preserve">Normality: Q-Q plots, histogram of residuals, Shapiro-Wilk test</w:t>
-      </w:r>
-    </w:p>
-    <w:p>
-      <w:pPr>
-        <w:pStyle w:val="Compact"/>
-        <w:numPr>
-          <w:ilvl w:val="0"/>
-          <w:numId w:val="1017"/>
-        </w:numPr>
-      </w:pPr>
-      <w:r>
-        <w:t xml:space="preserve">Homogeneity: plot residuals vs. predicted values or x-values</w:t>
-      </w:r>
-    </w:p>
-    <w:p>
-      <w:pPr>
-        <w:pStyle w:val="Compact"/>
-        <w:numPr>
-          <w:ilvl w:val="0"/>
-          <w:numId w:val="1017"/>
-        </w:numPr>
-      </w:pPr>
-      <w:r>
-        <w:t xml:space="preserve">Independence: examine experimental design</w:t>
-      </w:r>
-    </w:p>
-    <w:p>
-      <w:pPr>
-        <w:pStyle w:val="FirstParagraph"/>
+          <w:numId w:val="1040"/>
+        </w:numPr>
       </w:pPr>
       <w:r>
         <w:rPr>
@@ -5457,10 +7298,9 @@
     </w:p>
     <w:p>
       <w:pPr>
-        <w:pStyle w:val="Compact"/>
-        <w:numPr>
-          <w:ilvl w:val="0"/>
-          <w:numId w:val="1018"/>
+        <w:numPr>
+          <w:ilvl w:val="1"/>
+          <w:numId w:val="1043"/>
         </w:numPr>
       </w:pPr>
       <w:r>
@@ -5469,10 +7309,9 @@
     </w:p>
     <w:p>
       <w:pPr>
-        <w:pStyle w:val="Compact"/>
-        <w:numPr>
-          <w:ilvl w:val="0"/>
-          <w:numId w:val="1018"/>
+        <w:numPr>
+          <w:ilvl w:val="1"/>
+          <w:numId w:val="1043"/>
         </w:numPr>
       </w:pPr>
       <w:r>
@@ -5481,18 +7320,17 @@
     </w:p>
     <w:p>
       <w:pPr>
-        <w:pStyle w:val="Compact"/>
-        <w:numPr>
-          <w:ilvl w:val="0"/>
-          <w:numId w:val="1018"/>
+        <w:numPr>
+          <w:ilvl w:val="1"/>
+          <w:numId w:val="1043"/>
         </w:numPr>
       </w:pPr>
       <w:r>
         <w:t xml:space="preserve">Use generalized linear models (GLMs)</w:t>
       </w:r>
     </w:p>
-    <w:bookmarkEnd w:id="80"/>
-    <w:bookmarkStart w:id="84" w:name="lecture-12-anova-diagnostics"/>
+    <w:bookmarkEnd w:id="87"/>
+    <w:bookmarkStart w:id="94" w:name="lecture-12-anova-diagnostics"/>
     <w:p>
       <w:pPr>
         <w:pStyle w:val="Heading1"/>
@@ -5516,160 +7354,22 @@
         <w:pStyle w:val="FirstParagraph"/>
       </w:pPr>
       <w:r>
-        <w:t xml:space="preserve">This is the default output of base R</w:t>
-      </w:r>
-    </w:p>
-    <w:p>
-      <w:pPr>
-        <w:pStyle w:val="SourceCode"/>
-      </w:pPr>
-      <w:r>
-        <w:rPr>
-          <w:rStyle w:val="CommentTok"/>
-        </w:rPr>
-        <w:t xml:space="preserve"># Model diagnostics</w:t>
-      </w:r>
-      <w:r>
-        <w:br/>
-      </w:r>
-      <w:r>
-        <w:rPr>
-          <w:rStyle w:val="FunctionTok"/>
-        </w:rPr>
-        <w:t xml:space="preserve">par</w:t>
-      </w:r>
-      <w:r>
-        <w:rPr>
-          <w:rStyle w:val="NormalTok"/>
-        </w:rPr>
-        <w:t xml:space="preserve">(</w:t>
-      </w:r>
-      <w:r>
-        <w:rPr>
-          <w:rStyle w:val="AttributeTok"/>
-        </w:rPr>
-        <w:t xml:space="preserve">mfrow =</w:t>
-      </w:r>
-      <w:r>
-        <w:rPr>
-          <w:rStyle w:val="NormalTok"/>
-        </w:rPr>
-        <w:t xml:space="preserve"> </w:t>
-      </w:r>
-      <w:r>
-        <w:rPr>
-          <w:rStyle w:val="FunctionTok"/>
-        </w:rPr>
-        <w:t xml:space="preserve">c</w:t>
-      </w:r>
-      <w:r>
-        <w:rPr>
-          <w:rStyle w:val="NormalTok"/>
-        </w:rPr>
-        <w:t xml:space="preserve">(</w:t>
-      </w:r>
-      <w:r>
-        <w:rPr>
-          <w:rStyle w:val="DecValTok"/>
-        </w:rPr>
-        <w:t xml:space="preserve">2</w:t>
-      </w:r>
-      <w:r>
-        <w:rPr>
-          <w:rStyle w:val="NormalTok"/>
-        </w:rPr>
-        <w:t xml:space="preserve">, </w:t>
-      </w:r>
-      <w:r>
-        <w:rPr>
-          <w:rStyle w:val="DecValTok"/>
-        </w:rPr>
-        <w:t xml:space="preserve">2</w:t>
-      </w:r>
-      <w:r>
-        <w:rPr>
-          <w:rStyle w:val="NormalTok"/>
-        </w:rPr>
-        <w:t xml:space="preserve">))</w:t>
-      </w:r>
-      <w:r>
-        <w:br/>
-      </w:r>
-      <w:r>
-        <w:rPr>
-          <w:rStyle w:val="FunctionTok"/>
-        </w:rPr>
-        <w:t xml:space="preserve">plot</w:t>
-      </w:r>
-      <w:r>
-        <w:rPr>
-          <w:rStyle w:val="NormalTok"/>
-        </w:rPr>
-        <w:t xml:space="preserve">(circ_model)</w:t>
-      </w:r>
-      <w:r>
-        <w:br/>
-      </w:r>
-      <w:r>
-        <w:rPr>
-          <w:rStyle w:val="FunctionTok"/>
-        </w:rPr>
-        <w:t xml:space="preserve">dev.off</w:t>
-      </w:r>
-      <w:r>
-        <w:rPr>
-          <w:rStyle w:val="NormalTok"/>
-        </w:rPr>
-        <w:t xml:space="preserve">() </w:t>
-      </w:r>
-      <w:r>
-        <w:rPr>
-          <w:rStyle w:val="CommentTok"/>
-        </w:rPr>
-        <w:t xml:space="preserve"># This forces the plot to be written</w:t>
-      </w:r>
-    </w:p>
-    <w:p>
-      <w:pPr>
-        <w:pStyle w:val="SourceCode"/>
-      </w:pPr>
-      <w:r>
-        <w:rPr>
-          <w:rStyle w:val="VerbatimChar"/>
-        </w:rPr>
-        <w:t xml:space="preserve">null device </w:t>
-      </w:r>
-      <w:r>
-        <w:br/>
-      </w:r>
-      <w:r>
-        <w:rPr>
-          <w:rStyle w:val="VerbatimChar"/>
-        </w:rPr>
-        <w:t xml:space="preserve">          1 </w:t>
-      </w:r>
-    </w:p>
-    <w:p>
-      <w:pPr>
-        <w:pStyle w:val="FirstParagraph"/>
-      </w:pPr>
-      <w:r>
         <w:drawing>
           <wp:inline>
-            <wp:extent cx="4572000" cy="4572000"/>
+            <wp:extent cx="2743200" cy="2743200"/>
             <wp:effectExtent b="0" l="0" r="0" t="0"/>
-            <wp:docPr descr="" title="" id="82" name="Picture"/>
+            <wp:docPr descr="" title="" id="89" name="Picture"/>
             <a:graphic>
               <a:graphicData uri="http://schemas.openxmlformats.org/drawingml/2006/picture">
                 <pic:pic>
                   <pic:nvPicPr>
-                    <pic:cNvPr descr="11_01_lecture_powerpoint_files/figure-docx/unnamed-chunk-12-1.png" id="83" name="Picture"/>
+                    <pic:cNvPr descr="11_01_lecture_powerpoint_files/figure-docx/ggplot_diag-1.png" id="90" name="Picture"/>
                     <pic:cNvPicPr>
                       <a:picLocks noChangeArrowheads="1" noChangeAspect="1"/>
                     </pic:cNvPicPr>
                   </pic:nvPicPr>
                   <pic:blipFill>
-                    <a:blip r:embed="rId81"/>
+                    <a:blip r:embed="rId88"/>
                     <a:stretch>
                       <a:fillRect/>
                     </a:stretch>
@@ -5677,7 +7377,7 @@
                   <pic:spPr bwMode="auto">
                     <a:xfrm>
                       <a:off x="0" y="0"/>
-                      <a:ext cx="4572000" cy="4572000"/>
+                      <a:ext cx="2743200" cy="2743200"/>
                     </a:xfrm>
                     <a:prstGeom prst="rect">
                       <a:avLst/>
@@ -5696,8 +7396,108 @@
         </w:drawing>
       </w:r>
     </w:p>
-    <w:bookmarkEnd w:id="84"/>
-    <w:bookmarkStart w:id="85" w:name="Xf6c48eb2a45af83884de6b48530d0daf8948054"/>
+    <w:p>
+      <w:pPr>
+        <w:pStyle w:val="SourceCode"/>
+      </w:pPr>
+      <w:r>
+        <w:rPr>
+          <w:rStyle w:val="FunctionTok"/>
+        </w:rPr>
+        <w:t xml:space="preserve">print</w:t>
+      </w:r>
+      <w:r>
+        <w:rPr>
+          <w:rStyle w:val="NormalTok"/>
+        </w:rPr>
+        <w:t xml:space="preserve">((p1 </w:t>
+      </w:r>
+      <w:r>
+        <w:rPr>
+          <w:rStyle w:val="SpecialCharTok"/>
+        </w:rPr>
+        <w:t xml:space="preserve">|</w:t>
+      </w:r>
+      <w:r>
+        <w:rPr>
+          <w:rStyle w:val="NormalTok"/>
+        </w:rPr>
+        <w:t xml:space="preserve"> p2) </w:t>
+      </w:r>
+      <w:r>
+        <w:rPr>
+          <w:rStyle w:val="SpecialCharTok"/>
+        </w:rPr>
+        <w:t xml:space="preserve">/</w:t>
+      </w:r>
+      <w:r>
+        <w:rPr>
+          <w:rStyle w:val="NormalTok"/>
+        </w:rPr>
+        <w:t xml:space="preserve"> (p3 </w:t>
+      </w:r>
+      <w:r>
+        <w:rPr>
+          <w:rStyle w:val="SpecialCharTok"/>
+        </w:rPr>
+        <w:t xml:space="preserve">|</w:t>
+      </w:r>
+      <w:r>
+        <w:rPr>
+          <w:rStyle w:val="NormalTok"/>
+        </w:rPr>
+        <w:t xml:space="preserve"> p4))</w:t>
+      </w:r>
+    </w:p>
+    <w:p>
+      <w:pPr>
+        <w:pStyle w:val="FirstParagraph"/>
+      </w:pPr>
+      <w:r>
+        <w:drawing>
+          <wp:inline>
+            <wp:extent cx="2743200" cy="2743200"/>
+            <wp:effectExtent b="0" l="0" r="0" t="0"/>
+            <wp:docPr descr="" title="" id="92" name="Picture"/>
+            <a:graphic>
+              <a:graphicData uri="http://schemas.openxmlformats.org/drawingml/2006/picture">
+                <pic:pic>
+                  <pic:nvPicPr>
+                    <pic:cNvPr descr="11_01_lecture_powerpoint_files/figure-docx/unnamed-chunk-13-1.png" id="93" name="Picture"/>
+                    <pic:cNvPicPr>
+                      <a:picLocks noChangeArrowheads="1" noChangeAspect="1"/>
+                    </pic:cNvPicPr>
+                  </pic:nvPicPr>
+                  <pic:blipFill>
+                    <a:blip r:embed="rId91"/>
+                    <a:stretch>
+                      <a:fillRect/>
+                    </a:stretch>
+                  </pic:blipFill>
+                  <pic:spPr bwMode="auto">
+                    <a:xfrm>
+                      <a:off x="0" y="0"/>
+                      <a:ext cx="2743200" cy="2743200"/>
+                    </a:xfrm>
+                    <a:prstGeom prst="rect">
+                      <a:avLst/>
+                    </a:prstGeom>
+                    <a:noFill/>
+                    <a:ln w="9525">
+                      <a:noFill/>
+                      <a:headEnd/>
+                      <a:tailEnd/>
+                    </a:ln>
+                  </pic:spPr>
+                </pic:pic>
+              </a:graphicData>
+            </a:graphic>
+          </wp:inline>
+        </w:drawing>
+      </w:r>
+    </w:p>
+    <w:bookmarkEnd w:id="94"/>
+    <w:bookmarkStart w:id="101" w:name="Xf6c48eb2a45af83884de6b48530d0daf8948054"/>
     <w:p>
       <w:pPr>
         <w:pStyle w:val="Heading1"/>
@@ -5708,47 +7508,100 @@
     </w:p>
     <w:p>
       <w:pPr>
-        <w:pStyle w:val="SourceCode"/>
-      </w:pPr>
-      <w:r>
-        <w:rPr>
-          <w:rStyle w:val="CommentTok"/>
-        </w:rPr>
-        <w:t xml:space="preserve"># install.packages("performance")</w:t>
-      </w:r>
-      <w:r>
-        <w:br/>
-      </w:r>
-      <w:r>
-        <w:rPr>
-          <w:rStyle w:val="FunctionTok"/>
-        </w:rPr>
-        <w:t xml:space="preserve">library</w:t>
-      </w:r>
-      <w:r>
-        <w:rPr>
-          <w:rStyle w:val="NormalTok"/>
-        </w:rPr>
-        <w:t xml:space="preserve">(performance)</w:t>
-      </w:r>
-      <w:r>
-        <w:br/>
-      </w:r>
-      <w:r>
-        <w:rPr>
-          <w:rStyle w:val="FunctionTok"/>
-        </w:rPr>
-        <w:t xml:space="preserve">check_model</w:t>
-      </w:r>
-      <w:r>
-        <w:rPr>
-          <w:rStyle w:val="NormalTok"/>
-        </w:rPr>
-        <w:t xml:space="preserve">(circ_model)</w:t>
-      </w:r>
-    </w:p>
-    <w:bookmarkEnd w:id="85"/>
-    <w:bookmarkStart w:id="86" w:name="lecture-12-levenes-test"/>
+        <w:pStyle w:val="FirstParagraph"/>
+      </w:pPr>
+      <w:r>
+        <w:drawing>
+          <wp:inline>
+            <wp:extent cx="5262880" cy="5262880"/>
+            <wp:effectExtent b="0" l="0" r="0" t="0"/>
+            <wp:docPr descr="" title="" id="96" name="Picture"/>
+            <a:graphic>
+              <a:graphicData uri="http://schemas.openxmlformats.org/drawingml/2006/picture">
+                <pic:pic>
+                  <pic:nvPicPr>
+                    <pic:cNvPr descr="11_01_lecture_powerpoint_files/figure-docx/unnamed-chunk-14-1.png" id="97" name="Picture"/>
+                    <pic:cNvPicPr>
+                      <a:picLocks noChangeArrowheads="1" noChangeAspect="1"/>
+                    </pic:cNvPicPr>
+                  </pic:nvPicPr>
+                  <pic:blipFill>
+                    <a:blip r:embed="rId95"/>
+                    <a:stretch>
+                      <a:fillRect/>
+                    </a:stretch>
+                  </pic:blipFill>
+                  <pic:spPr bwMode="auto">
+                    <a:xfrm>
+                      <a:off x="0" y="0"/>
+                      <a:ext cx="5262880" cy="5262880"/>
+                    </a:xfrm>
+                    <a:prstGeom prst="rect">
+                      <a:avLst/>
+                    </a:prstGeom>
+                    <a:noFill/>
+                    <a:ln w="9525">
+                      <a:noFill/>
+                      <a:headEnd/>
+                      <a:tailEnd/>
+                    </a:ln>
+                  </pic:spPr>
+                </pic:pic>
+              </a:graphicData>
+            </a:graphic>
+          </wp:inline>
+        </w:drawing>
+      </w:r>
+    </w:p>
+    <w:p>
+      <w:pPr>
+        <w:pStyle w:val="BodyText"/>
+      </w:pPr>
+      <w:r>
+        <w:drawing>
+          <wp:inline>
+            <wp:extent cx="5262880" cy="4210304"/>
+            <wp:effectExtent b="0" l="0" r="0" t="0"/>
+            <wp:docPr descr="" title="" id="99" name="Picture"/>
+            <a:graphic>
+              <a:graphicData uri="http://schemas.openxmlformats.org/drawingml/2006/picture">
+                <pic:pic>
+                  <pic:nvPicPr>
+                    <pic:cNvPr descr="diagnostics_2.png" id="100" name="Picture"/>
+                    <pic:cNvPicPr>
+                      <a:picLocks noChangeArrowheads="1" noChangeAspect="1"/>
+                    </pic:cNvPicPr>
+                  </pic:nvPicPr>
+                  <pic:blipFill>
+                    <a:blip r:embed="rId98"/>
+                    <a:stretch>
+                      <a:fillRect/>
+                    </a:stretch>
+                  </pic:blipFill>
+                  <pic:spPr bwMode="auto">
+                    <a:xfrm>
+                      <a:off x="0" y="0"/>
+                      <a:ext cx="5262880" cy="4210304"/>
+                    </a:xfrm>
+                    <a:prstGeom prst="rect">
+                      <a:avLst/>
+                    </a:prstGeom>
+                    <a:noFill/>
+                    <a:ln w="9525">
+                      <a:noFill/>
+                      <a:headEnd/>
+                      <a:tailEnd/>
+                    </a:ln>
+                  </pic:spPr>
+                </pic:pic>
+              </a:graphicData>
+            </a:graphic>
+          </wp:inline>
+        </w:drawing>
+      </w:r>
+    </w:p>
+    <w:bookmarkEnd w:id="101"/>
+    <w:bookmarkStart w:id="102" w:name="lecture-12-levenes-test"/>
     <w:p>
       <w:pPr>
         <w:pStyle w:val="Heading1"/>
@@ -5772,13 +7625,31 @@
         <w:pStyle w:val="FirstParagraph"/>
       </w:pPr>
       <w:r>
-        <w:t xml:space="preserve">Levene’s test of homogeneity of variance Null Hypothesis is that they</w:t>
-      </w:r>
-      <w:r>
-        <w:t xml:space="preserve"> </w:t>
-      </w:r>
-      <w:r>
-        <w:t xml:space="preserve">are homogeneous So you want a non significant result here</w:t>
+        <w:t xml:space="preserve">Levene’s test of homogeneity of variance</w:t>
+      </w:r>
+    </w:p>
+    <w:p>
+      <w:pPr>
+        <w:pStyle w:val="Compact"/>
+        <w:numPr>
+          <w:ilvl w:val="0"/>
+          <w:numId w:val="1044"/>
+        </w:numPr>
+      </w:pPr>
+      <w:r>
+        <w:t xml:space="preserve">Null Hypothesis is that they are homogeneous</w:t>
+      </w:r>
+    </w:p>
+    <w:p>
+      <w:pPr>
+        <w:pStyle w:val="Compact"/>
+        <w:numPr>
+          <w:ilvl w:val="0"/>
+          <w:numId w:val="1044"/>
+        </w:numPr>
+      </w:pPr>
+      <w:r>
+        <w:t xml:space="preserve">So you want a non significant result here</w:t>
       </w:r>
     </w:p>
     <w:p>
@@ -5819,8 +7690,8 @@
         <w:t xml:space="preserve">      19               </w:t>
       </w:r>
     </w:p>
-    <w:bookmarkEnd w:id="86"/>
-    <w:bookmarkStart w:id="89" w:name="lecture-12-shapiro-wilk-test"/>
+    <w:bookmarkEnd w:id="102"/>
+    <w:bookmarkStart w:id="106" w:name="lecture-12-shapiro-wilk-test"/>
     <w:p>
       <w:pPr>
         <w:pStyle w:val="Heading1"/>
@@ -5930,18 +7801,18 @@
                 <wp:inline>
                   <wp:extent cx="152400" cy="152400"/>
                   <wp:effectExtent b="0" l="0" r="0" t="0"/>
-                  <wp:docPr descr="" title="" id="87" name="Picture"/>
+                  <wp:docPr descr="" title="" id="104" name="Picture"/>
                   <a:graphic>
                     <a:graphicData uri="http://schemas.openxmlformats.org/drawingml/2006/picture">
                       <pic:pic>
                         <pic:nvPicPr>
-                          <pic:cNvPr descr="/Applications/RStudio.app/Contents/Resources/app/quarto/share/formats/docx/note.png" id="88" name="Picture"/>
+                          <pic:cNvPr descr="/Applications/RStudio.app/Contents/Resources/app/quarto/share/formats/docx/note.png" id="105" name="Picture"/>
                           <pic:cNvPicPr>
                             <a:picLocks noChangeArrowheads="1" noChangeAspect="1"/>
                           </pic:cNvPicPr>
                         </pic:nvPicPr>
                         <pic:blipFill>
-                          <a:blip r:embed="rId28"/>
+                          <a:blip r:embed="rId103"/>
                           <a:stretch>
                             <a:fillRect/>
                           </a:stretch>
@@ -6076,7 +7947,7 @@
                     <w:pStyle w:val="Compact"/>
                   </w:pPr>
                   <w:r>
-                    <w:t xml:space="preserve">Relationship between group membership and Y is additive</w:t>
+                    <w:t xml:space="preserve">Each group has its own mean; effects are additive (no interaction in one-way ANOVA)</w:t>
                   </w:r>
                 </w:p>
               </w:tc>
@@ -6111,7 +7982,7 @@
                     <w:pStyle w:val="Compact"/>
                   </w:pPr>
                   <w:r>
-                    <w:t xml:space="preserve">Residuals within each group are normal</w:t>
+                    <w:t xml:space="preserve">Residuals are normal</w:t>
                   </w:r>
                 </w:p>
               </w:tc>
@@ -6201,8 +8072,8 @@
         </w:tc>
       </w:tr>
     </w:tbl>
-    <w:bookmarkEnd w:id="89"/>
-    <w:bookmarkStart w:id="90" w:name="Xe86e4ffb94f70455e17e1766f74e4840c172b7b"/>
+    <w:bookmarkEnd w:id="106"/>
+    <w:bookmarkStart w:id="107" w:name="Xe86e4ffb94f70455e17e1766f74e4840c172b7b"/>
     <w:p>
       <w:pPr>
         <w:pStyle w:val="Heading1"/>
@@ -6226,66 +8097,133 @@
         <w:pStyle w:val="FirstParagraph"/>
       </w:pPr>
       <w:r>
-        <w:t xml:space="preserve">When ANOVA rejects H₀, we need to determine which groups differ.</w:t>
-      </w:r>
-    </w:p>
-    <w:p>
-      <w:pPr>
-        <w:pStyle w:val="BodyText"/>
+        <w:t xml:space="preserve">When ANOVA rejects H₀, we need to determine which groups differ</w:t>
+      </w:r>
+    </w:p>
+    <w:p>
+      <w:pPr>
+        <w:pStyle w:val="Compact"/>
+        <w:numPr>
+          <w:ilvl w:val="0"/>
+          <w:numId w:val="1045"/>
+        </w:numPr>
       </w:pPr>
       <w:r>
         <w:rPr>
           <w:b/>
           <w:bCs/>
         </w:rPr>
-        <w:t xml:space="preserve">Planned comparisons</w:t>
-      </w:r>
-      <w:r>
-        <w:t xml:space="preserve">: - Identified during study design - Have strong</w:t>
-      </w:r>
-      <w:r>
-        <w:t xml:space="preserve"> </w:t>
-      </w:r>
-      <w:r>
-        <w:t xml:space="preserve">prior justification - Use pooled variance from all groups - Have higher</w:t>
-      </w:r>
-      <w:r>
-        <w:t xml:space="preserve"> </w:t>
-      </w:r>
-      <w:r>
-        <w:t xml:space="preserve">precision than separate t-tests</w:t>
-      </w:r>
-    </w:p>
-    <w:p>
-      <w:pPr>
-        <w:pStyle w:val="BodyText"/>
+        <w:t xml:space="preserve">Unplanned (post hoc) comparisons</w:t>
+      </w:r>
+      <w:r>
+        <w:t xml:space="preserve">:</w:t>
+      </w:r>
+    </w:p>
+    <w:p>
+      <w:pPr>
+        <w:pStyle w:val="Compact"/>
+        <w:numPr>
+          <w:ilvl w:val="1"/>
+          <w:numId w:val="1046"/>
+        </w:numPr>
+      </w:pPr>
+      <w:r>
+        <w:t xml:space="preserve">Used when no specific comparisons were planned</w:t>
+      </w:r>
+    </w:p>
+    <w:p>
+      <w:pPr>
+        <w:pStyle w:val="Compact"/>
+        <w:numPr>
+          <w:ilvl w:val="1"/>
+          <w:numId w:val="1046"/>
+        </w:numPr>
+      </w:pPr>
+      <w:r>
+        <w:t xml:space="preserve">Must adjust for multiple testing</w:t>
+      </w:r>
+    </w:p>
+    <w:p>
+      <w:pPr>
+        <w:pStyle w:val="Compact"/>
+        <w:numPr>
+          <w:ilvl w:val="1"/>
+          <w:numId w:val="1046"/>
+        </w:numPr>
+      </w:pPr>
+      <w:r>
+        <w:rPr>
+          <w:i/>
+          <w:iCs/>
+        </w:rPr>
+        <w:t xml:space="preserve">Common methods</w:t>
+      </w:r>
+      <w:r>
+        <w:t xml:space="preserve">: Tukey-Kramer, Bonferroni, Scheffé, Sidak</w:t>
+      </w:r>
+    </w:p>
+    <w:p>
+      <w:pPr>
+        <w:pStyle w:val="Compact"/>
+        <w:numPr>
+          <w:ilvl w:val="0"/>
+          <w:numId w:val="1045"/>
+        </w:numPr>
       </w:pPr>
       <w:r>
         <w:rPr>
           <w:b/>
           <w:bCs/>
         </w:rPr>
-        <w:t xml:space="preserve">Unplanned (post hoc) comparisons</w:t>
-      </w:r>
-      <w:r>
-        <w:t xml:space="preserve">: - Used when no specific</w:t>
-      </w:r>
-      <w:r>
-        <w:t xml:space="preserve"> </w:t>
-      </w:r>
-      <w:r>
-        <w:t xml:space="preserve">comparisons were planned - Must adjust for multiple testing - Common</w:t>
-      </w:r>
-      <w:r>
-        <w:t xml:space="preserve"> </w:t>
-      </w:r>
-      <w:r>
-        <w:t xml:space="preserve">methods: Tukey-Kramer, Bonferroni, Scheffé</w:t>
-      </w:r>
-    </w:p>
-    <w:p>
-      <w:pPr>
-        <w:pStyle w:val="BodyText"/>
+        <w:t xml:space="preserve">Planned (post hoc) comparisons</w:t>
+      </w:r>
+      <w:r>
+        <w:t xml:space="preserve">:</w:t>
+      </w:r>
+    </w:p>
+    <w:p>
+      <w:pPr>
+        <w:pStyle w:val="Compact"/>
+        <w:numPr>
+          <w:ilvl w:val="1"/>
+          <w:numId w:val="1047"/>
+        </w:numPr>
+      </w:pPr>
+      <w:r>
+        <w:t xml:space="preserve">Have strong prior justification</w:t>
+      </w:r>
+    </w:p>
+    <w:p>
+      <w:pPr>
+        <w:pStyle w:val="Compact"/>
+        <w:numPr>
+          <w:ilvl w:val="1"/>
+          <w:numId w:val="1047"/>
+        </w:numPr>
+      </w:pPr>
+      <w:r>
+        <w:t xml:space="preserve">Use pooled variance from all groups</w:t>
+      </w:r>
+    </w:p>
+    <w:p>
+      <w:pPr>
+        <w:pStyle w:val="Compact"/>
+        <w:numPr>
+          <w:ilvl w:val="1"/>
+          <w:numId w:val="1047"/>
+        </w:numPr>
+      </w:pPr>
+      <w:r>
+        <w:t xml:space="preserve">Have higher precision than separate t-tests</w:t>
+      </w:r>
+    </w:p>
+    <w:p>
+      <w:pPr>
+        <w:pStyle w:val="Compact"/>
+        <w:numPr>
+          <w:ilvl w:val="0"/>
+          <w:numId w:val="1045"/>
+        </w:numPr>
       </w:pPr>
       <w:r>
         <w:rPr>
@@ -6295,13 +8233,13 @@
         <w:t xml:space="preserve">Example</w:t>
       </w:r>
       <w:r>
-        <w:t xml:space="preserve">: Using Tukey’s HSD to compare all pairs of treatments in the</w:t>
-      </w:r>
-      <w:r>
-        <w:t xml:space="preserve"> </w:t>
-      </w:r>
-      <w:r>
-        <w:t xml:space="preserve">circadian rhythm data.</w:t>
+        <w:t xml:space="preserve">: Using Tukey’s HSD to compare all pairs of treatments in</w:t>
+      </w:r>
+      <w:r>
+        <w:t xml:space="preserve"> </w:t>
+      </w:r>
+      <w:r>
+        <w:t xml:space="preserve">the circadian rhythm data.</w:t>
       </w:r>
     </w:p>
     <w:p>
@@ -6354,8 +8292,112 @@
         <w:t xml:space="preserve">P value adjustment: tukey method for comparing a family of 3 estimates </w:t>
       </w:r>
     </w:p>
-    <w:bookmarkEnd w:id="90"/>
-    <w:bookmarkStart w:id="91" w:name="lecture-12-post-hoc-testing-results"/>
+    <w:p>
+      <w:pPr>
+        <w:pStyle w:val="SourceCode"/>
+      </w:pPr>
+      <w:r>
+        <w:rPr>
+          <w:rStyle w:val="VerbatimChar"/>
+        </w:rPr>
+        <w:t xml:space="preserve"> treatment emmean    SE df lower.CL upper.CL .group</w:t>
+      </w:r>
+      <w:r>
+        <w:br/>
+      </w:r>
+      <w:r>
+        <w:rPr>
+          <w:rStyle w:val="VerbatimChar"/>
+        </w:rPr>
+        <w:t xml:space="preserve"> Eyes      -1.551 0.266 19    -2.25   -0.855  a    </w:t>
+      </w:r>
+      <w:r>
+        <w:br/>
+      </w:r>
+      <w:r>
+        <w:rPr>
+          <w:rStyle w:val="VerbatimChar"/>
+        </w:rPr>
+        <w:t xml:space="preserve"> Knees     -0.336 0.266 19    -1.03    0.361   b   </w:t>
+      </w:r>
+      <w:r>
+        <w:br/>
+      </w:r>
+      <w:r>
+        <w:rPr>
+          <w:rStyle w:val="VerbatimChar"/>
+        </w:rPr>
+        <w:t xml:space="preserve"> Control   -0.309 0.249 19    -0.96    0.343   b   </w:t>
+      </w:r>
+      <w:r>
+        <w:br/>
+      </w:r>
+      <w:r>
+        <w:br/>
+      </w:r>
+      <w:r>
+        <w:rPr>
+          <w:rStyle w:val="VerbatimChar"/>
+        </w:rPr>
+        <w:t xml:space="preserve">Confidence level used: 0.95 </w:t>
+      </w:r>
+      <w:r>
+        <w:br/>
+      </w:r>
+      <w:r>
+        <w:rPr>
+          <w:rStyle w:val="VerbatimChar"/>
+        </w:rPr>
+        <w:t xml:space="preserve">Conf-level adjustment: sidak method for 3 estimates </w:t>
+      </w:r>
+      <w:r>
+        <w:br/>
+      </w:r>
+      <w:r>
+        <w:rPr>
+          <w:rStyle w:val="VerbatimChar"/>
+        </w:rPr>
+        <w:t xml:space="preserve">P value adjustment: tukey method for comparing a family of 3 estimates </w:t>
+      </w:r>
+      <w:r>
+        <w:br/>
+      </w:r>
+      <w:r>
+        <w:rPr>
+          <w:rStyle w:val="VerbatimChar"/>
+        </w:rPr>
+        <w:t xml:space="preserve">significance level used: alpha = 0.05 </w:t>
+      </w:r>
+      <w:r>
+        <w:br/>
+      </w:r>
+      <w:r>
+        <w:rPr>
+          <w:rStyle w:val="VerbatimChar"/>
+        </w:rPr>
+        <w:t xml:space="preserve">NOTE: If two or more means share the same grouping symbol,</w:t>
+      </w:r>
+      <w:r>
+        <w:br/>
+      </w:r>
+      <w:r>
+        <w:rPr>
+          <w:rStyle w:val="VerbatimChar"/>
+        </w:rPr>
+        <w:t xml:space="preserve">      then we cannot show them to be different.</w:t>
+      </w:r>
+      <w:r>
+        <w:br/>
+      </w:r>
+      <w:r>
+        <w:rPr>
+          <w:rStyle w:val="VerbatimChar"/>
+        </w:rPr>
+        <w:t xml:space="preserve">      But we also did not show them to be the same. </w:t>
+      </w:r>
+    </w:p>
+    <w:bookmarkEnd w:id="107"/>
+    <w:bookmarkStart w:id="108" w:name="lecture-12-post-hoc-testing-results"/>
     <w:p>
       <w:pPr>
         <w:pStyle w:val="Heading1"/>
@@ -6379,66 +8421,133 @@
         <w:pStyle w:val="FirstParagraph"/>
       </w:pPr>
       <w:r>
-        <w:t xml:space="preserve">When ANOVA rejects H₀, we need to determine which groups differ.</w:t>
-      </w:r>
-    </w:p>
-    <w:p>
-      <w:pPr>
-        <w:pStyle w:val="BodyText"/>
+        <w:t xml:space="preserve">When ANOVA rejects H₀, we need to determine which groups differ</w:t>
+      </w:r>
+    </w:p>
+    <w:p>
+      <w:pPr>
+        <w:pStyle w:val="Compact"/>
+        <w:numPr>
+          <w:ilvl w:val="0"/>
+          <w:numId w:val="1048"/>
+        </w:numPr>
       </w:pPr>
       <w:r>
         <w:rPr>
           <w:b/>
           <w:bCs/>
         </w:rPr>
-        <w:t xml:space="preserve">Planned comparisons</w:t>
-      </w:r>
-      <w:r>
-        <w:t xml:space="preserve">: - Identified during study design - Have strong</w:t>
-      </w:r>
-      <w:r>
-        <w:t xml:space="preserve"> </w:t>
-      </w:r>
-      <w:r>
-        <w:t xml:space="preserve">prior justification - Use pooled variance from all groups - Have higher</w:t>
-      </w:r>
-      <w:r>
-        <w:t xml:space="preserve"> </w:t>
-      </w:r>
-      <w:r>
-        <w:t xml:space="preserve">precision than separate t-tests</w:t>
-      </w:r>
-    </w:p>
-    <w:p>
-      <w:pPr>
-        <w:pStyle w:val="BodyText"/>
+        <w:t xml:space="preserve">Unplanned (post hoc) comparisons</w:t>
+      </w:r>
+      <w:r>
+        <w:t xml:space="preserve">:</w:t>
+      </w:r>
+    </w:p>
+    <w:p>
+      <w:pPr>
+        <w:pStyle w:val="Compact"/>
+        <w:numPr>
+          <w:ilvl w:val="1"/>
+          <w:numId w:val="1049"/>
+        </w:numPr>
+      </w:pPr>
+      <w:r>
+        <w:t xml:space="preserve">Used when no specific comparisons were planned</w:t>
+      </w:r>
+    </w:p>
+    <w:p>
+      <w:pPr>
+        <w:pStyle w:val="Compact"/>
+        <w:numPr>
+          <w:ilvl w:val="1"/>
+          <w:numId w:val="1049"/>
+        </w:numPr>
+      </w:pPr>
+      <w:r>
+        <w:t xml:space="preserve">Must adjust for multiple testing</w:t>
+      </w:r>
+    </w:p>
+    <w:p>
+      <w:pPr>
+        <w:pStyle w:val="Compact"/>
+        <w:numPr>
+          <w:ilvl w:val="1"/>
+          <w:numId w:val="1049"/>
+        </w:numPr>
+      </w:pPr>
+      <w:r>
+        <w:rPr>
+          <w:i/>
+          <w:iCs/>
+        </w:rPr>
+        <w:t xml:space="preserve">Common methods</w:t>
+      </w:r>
+      <w:r>
+        <w:t xml:space="preserve">: Tukey-Kramer, Bonferroni, Scheffé</w:t>
+      </w:r>
+    </w:p>
+    <w:p>
+      <w:pPr>
+        <w:pStyle w:val="Compact"/>
+        <w:numPr>
+          <w:ilvl w:val="0"/>
+          <w:numId w:val="1048"/>
+        </w:numPr>
       </w:pPr>
       <w:r>
         <w:rPr>
           <w:b/>
           <w:bCs/>
         </w:rPr>
-        <w:t xml:space="preserve">Unplanned (post hoc) comparisons</w:t>
-      </w:r>
-      <w:r>
-        <w:t xml:space="preserve">: - Used when no specific</w:t>
-      </w:r>
-      <w:r>
-        <w:t xml:space="preserve"> </w:t>
-      </w:r>
-      <w:r>
-        <w:t xml:space="preserve">comparisons were planned - Must adjust for multiple testing - Common</w:t>
-      </w:r>
-      <w:r>
-        <w:t xml:space="preserve"> </w:t>
-      </w:r>
-      <w:r>
-        <w:t xml:space="preserve">methods: Tukey-Kramer, Bonferroni, Scheffé</w:t>
-      </w:r>
-    </w:p>
-    <w:p>
-      <w:pPr>
-        <w:pStyle w:val="BodyText"/>
+        <w:t xml:space="preserve">Planned (post hoc) comparisons</w:t>
+      </w:r>
+      <w:r>
+        <w:t xml:space="preserve">:</w:t>
+      </w:r>
+    </w:p>
+    <w:p>
+      <w:pPr>
+        <w:pStyle w:val="Compact"/>
+        <w:numPr>
+          <w:ilvl w:val="1"/>
+          <w:numId w:val="1050"/>
+        </w:numPr>
+      </w:pPr>
+      <w:r>
+        <w:t xml:space="preserve">Have strong prior justification</w:t>
+      </w:r>
+    </w:p>
+    <w:p>
+      <w:pPr>
+        <w:pStyle w:val="Compact"/>
+        <w:numPr>
+          <w:ilvl w:val="1"/>
+          <w:numId w:val="1050"/>
+        </w:numPr>
+      </w:pPr>
+      <w:r>
+        <w:t xml:space="preserve">Use pooled variance from all groups</w:t>
+      </w:r>
+    </w:p>
+    <w:p>
+      <w:pPr>
+        <w:pStyle w:val="Compact"/>
+        <w:numPr>
+          <w:ilvl w:val="1"/>
+          <w:numId w:val="1050"/>
+        </w:numPr>
+      </w:pPr>
+      <w:r>
+        <w:t xml:space="preserve">Have higher precision than separate t-tests</w:t>
+      </w:r>
+    </w:p>
+    <w:p>
+      <w:pPr>
+        <w:pStyle w:val="Compact"/>
+        <w:numPr>
+          <w:ilvl w:val="0"/>
+          <w:numId w:val="1048"/>
+        </w:numPr>
       </w:pPr>
       <w:r>
         <w:rPr>
@@ -6448,13 +8557,13 @@
         <w:t xml:space="preserve">Example</w:t>
       </w:r>
       <w:r>
-        <w:t xml:space="preserve">: Using Tukey’s HSD to compare all pairs of treatments in the</w:t>
-      </w:r>
-      <w:r>
-        <w:t xml:space="preserve"> </w:t>
-      </w:r>
-      <w:r>
-        <w:t xml:space="preserve">circadian rhythm data.</w:t>
+        <w:t xml:space="preserve">: Using Tukey’s HSD to compare all pairs of treatments in</w:t>
+      </w:r>
+      <w:r>
+        <w:t xml:space="preserve"> </w:t>
+      </w:r>
+      <w:r>
+        <w:t xml:space="preserve">the circadian rhythm data.</w:t>
       </w:r>
     </w:p>
     <w:p>
@@ -6465,16 +8574,18 @@
         <w:rPr>
           <w:rStyle w:val="VerbatimChar"/>
         </w:rPr>
-        <w:t xml:space="preserve"> treatment emmean    SE df lower.CL upper.CL .group</w:t>
-      </w:r>
-      <w:r>
-        <w:br/>
-      </w:r>
+        <w:t xml:space="preserve">[1] "Control" "Eyes"    "Knees"  </w:t>
+      </w:r>
+    </w:p>
+    <w:p>
+      <w:pPr>
+        <w:pStyle w:val="SourceCode"/>
+      </w:pPr>
       <w:r>
         <w:rPr>
           <w:rStyle w:val="VerbatimChar"/>
         </w:rPr>
-        <w:t xml:space="preserve"> Eyes      -1.551 0.266 19   -2.108   -0.995  a    </w:t>
+        <w:t xml:space="preserve"> contrast         estimate    SE df t.ratio p.value</w:t>
       </w:r>
       <w:r>
         <w:br/>
@@ -6483,7 +8594,7 @@
         <w:rPr>
           <w:rStyle w:val="VerbatimChar"/>
         </w:rPr>
-        <w:t xml:space="preserve"> Knees     -0.336 0.266 19   -0.893    0.221   b   </w:t>
+        <w:t xml:space="preserve"> control vs eyes     1.243 0.364 19   3.411  0.0029</w:t>
       </w:r>
       <w:r>
         <w:br/>
@@ -6492,19 +8603,1957 @@
         <w:rPr>
           <w:rStyle w:val="VerbatimChar"/>
         </w:rPr>
-        <w:t xml:space="preserve"> Control   -0.309 0.249 19   -0.830    0.212   b   </w:t>
-      </w:r>
-      <w:r>
-        <w:br/>
-      </w:r>
-      <w:r>
-        <w:br/>
-      </w:r>
+        <w:t xml:space="preserve"> control vs knees    0.027 0.364 19   0.074  0.9418</w:t>
+      </w:r>
+    </w:p>
+    <w:bookmarkEnd w:id="108"/>
+    <w:bookmarkStart w:id="109" w:name="comparison-of-post-hoc-tests"/>
+    <w:p>
+      <w:pPr>
+        <w:pStyle w:val="Heading1"/>
+      </w:pPr>
+      <w:r>
+        <w:t xml:space="preserve">Comparison of Post-Hoc Tests</w:t>
+      </w:r>
+    </w:p>
+    <w:p>
+      <w:pPr>
+        <w:pStyle w:val="FirstParagraph"/>
+      </w:pPr>
+      <w:r>
+        <w:t xml:space="preserve">The Main Post-Hoc Tests</w:t>
+      </w:r>
+    </w:p>
+    <w:p>
+      <w:pPr>
+        <w:pStyle w:val="Compact"/>
+        <w:numPr>
+          <w:ilvl w:val="0"/>
+          <w:numId w:val="1051"/>
+        </w:numPr>
+      </w:pPr>
+      <w:r>
+        <w:t xml:space="preserve">Tukey-Kramer (HSD - Honestly Significant Difference)</w:t>
+      </w:r>
+    </w:p>
+    <w:p>
+      <w:pPr>
+        <w:pStyle w:val="Compact"/>
+        <w:numPr>
+          <w:ilvl w:val="1"/>
+          <w:numId w:val="1052"/>
+        </w:numPr>
+      </w:pPr>
+      <w:r>
+        <w:t xml:space="preserve">Compares all possible pairs of group means</w:t>
+      </w:r>
+    </w:p>
+    <w:p>
+      <w:pPr>
+        <w:pStyle w:val="Compact"/>
+        <w:numPr>
+          <w:ilvl w:val="1"/>
+          <w:numId w:val="1052"/>
+        </w:numPr>
+      </w:pPr>
+      <w:r>
+        <w:t xml:space="preserve">Controls family-wise error rate when making multiple comparisons</w:t>
+      </w:r>
+    </w:p>
+    <w:p>
+      <w:pPr>
+        <w:pStyle w:val="Compact"/>
+        <w:numPr>
+          <w:ilvl w:val="1"/>
+          <w:numId w:val="1052"/>
+        </w:numPr>
+      </w:pPr>
+      <w:r>
+        <w:t xml:space="preserve">Most powerful when you want to compare ALL pairwise combinations</w:t>
+      </w:r>
+    </w:p>
+    <w:p>
+      <w:pPr>
+        <w:pStyle w:val="Compact"/>
+        <w:numPr>
+          <w:ilvl w:val="0"/>
+          <w:numId w:val="1051"/>
+        </w:numPr>
+      </w:pPr>
+      <w:r>
+        <w:t xml:space="preserve">Bonferroni</w:t>
+      </w:r>
+    </w:p>
+    <w:p>
+      <w:pPr>
+        <w:pStyle w:val="Compact"/>
+        <w:numPr>
+          <w:ilvl w:val="1"/>
+          <w:numId w:val="1053"/>
+        </w:numPr>
+      </w:pPr>
+      <w:r>
+        <w:t xml:space="preserve">Adjusts α level by dividing by the number of comparisons (e.g.,</w:t>
+      </w:r>
+      <w:r>
+        <w:t xml:space="preserve"> </w:t>
+      </w:r>
+      <w:r>
+        <w:t xml:space="preserve">α/k)</w:t>
+      </w:r>
+    </w:p>
+    <w:p>
+      <w:pPr>
+        <w:pStyle w:val="Compact"/>
+        <w:numPr>
+          <w:ilvl w:val="1"/>
+          <w:numId w:val="1053"/>
+        </w:numPr>
+      </w:pPr>
+      <w:r>
+        <w:t xml:space="preserve">Very conservative - reduces power to detect real differences</w:t>
+      </w:r>
+    </w:p>
+    <w:p>
+      <w:pPr>
+        <w:pStyle w:val="Compact"/>
+        <w:numPr>
+          <w:ilvl w:val="1"/>
+          <w:numId w:val="1053"/>
+        </w:numPr>
+      </w:pPr>
+      <w:r>
+        <w:t xml:space="preserve">Best choice for: small number of planned comparisons (not</w:t>
+      </w:r>
+      <w:r>
+        <w:t xml:space="preserve"> </w:t>
+      </w:r>
+      <w:r>
+        <w:t xml:space="preserve">exploratory analyses of all pairs)</w:t>
+      </w:r>
+    </w:p>
+    <w:p>
+      <w:pPr>
+        <w:pStyle w:val="Compact"/>
+        <w:numPr>
+          <w:ilvl w:val="0"/>
+          <w:numId w:val="1051"/>
+        </w:numPr>
+      </w:pPr>
+      <w:r>
+        <w:t xml:space="preserve">Sidak</w:t>
+      </w:r>
+    </w:p>
+    <w:p>
+      <w:pPr>
+        <w:pStyle w:val="Compact"/>
+        <w:numPr>
+          <w:ilvl w:val="1"/>
+          <w:numId w:val="1054"/>
+        </w:numPr>
+      </w:pPr>
+      <w:r>
+        <w:t xml:space="preserve">Similar to Bonferroni but slightly less conservative</w:t>
+      </w:r>
+    </w:p>
+    <w:p>
+      <w:pPr>
+        <w:pStyle w:val="Compact"/>
+        <w:numPr>
+          <w:ilvl w:val="1"/>
+          <w:numId w:val="1054"/>
+        </w:numPr>
+      </w:pPr>
+      <w:r>
+        <w:t xml:space="preserve">Uses multiplicative adjustment: 1-(1-α)^(1/k)</w:t>
+      </w:r>
+    </w:p>
+    <w:p>
+      <w:pPr>
+        <w:pStyle w:val="Compact"/>
+        <w:numPr>
+          <w:ilvl w:val="1"/>
+          <w:numId w:val="1054"/>
+        </w:numPr>
+      </w:pPr>
+      <w:r>
+        <w:t xml:space="preserve">Best choice for: similar situations to Bonferroni, gives</w:t>
+      </w:r>
+      <w:r>
+        <w:t xml:space="preserve"> </w:t>
+      </w:r>
+      <w:r>
+        <w:t xml:space="preserve">slightly more power</w:t>
+      </w:r>
+    </w:p>
+    <w:p>
+      <w:pPr>
+        <w:pStyle w:val="Compact"/>
+        <w:numPr>
+          <w:ilvl w:val="0"/>
+          <w:numId w:val="1051"/>
+        </w:numPr>
+      </w:pPr>
+      <w:r>
+        <w:t xml:space="preserve">Dunnett’s Test</w:t>
+      </w:r>
+    </w:p>
+    <w:p>
+      <w:pPr>
+        <w:pStyle w:val="Compact"/>
+        <w:numPr>
+          <w:ilvl w:val="0"/>
+          <w:numId w:val="1051"/>
+        </w:numPr>
+      </w:pPr>
+      <w:r>
+        <w:t xml:space="preserve">Specifically for comparing treatment groups to control</w:t>
+      </w:r>
+    </w:p>
+    <w:p>
+      <w:pPr>
+        <w:pStyle w:val="Compact"/>
+        <w:numPr>
+          <w:ilvl w:val="0"/>
+          <w:numId w:val="1051"/>
+        </w:numPr>
+      </w:pPr>
+      <w:r>
+        <w:t xml:space="preserve">More powerful than other tests</w:t>
+      </w:r>
+    </w:p>
+    <w:p>
+      <w:pPr>
+        <w:pStyle w:val="FirstParagraph"/>
+      </w:pPr>
+      <w:r>
+        <w:t xml:space="preserve">The key tradeoff is between power (ability to detect real differences)</w:t>
+      </w:r>
+      <w:r>
+        <w:t xml:space="preserve"> </w:t>
+      </w:r>
+      <w:r>
+        <w:t xml:space="preserve">and Type I error control (avoiding false positives). More conservative</w:t>
+      </w:r>
+      <w:r>
+        <w:t xml:space="preserve"> </w:t>
+      </w:r>
+      <w:r>
+        <w:t xml:space="preserve">tests = better error control but less power.</w:t>
+      </w:r>
+    </w:p>
+    <w:p>
+      <w:pPr>
+        <w:pStyle w:val="SourceCode"/>
+      </w:pPr>
+      <w:r>
+        <w:rPr>
+          <w:rStyle w:val="CommentTok"/>
+        </w:rPr>
+        <w:t xml:space="preserve"># ============================================</w:t>
+      </w:r>
+      <w:r>
+        <w:br/>
+      </w:r>
+      <w:r>
+        <w:rPr>
+          <w:rStyle w:val="CommentTok"/>
+        </w:rPr>
+        <w:t xml:space="preserve"># TUKEY-KRAMER (HSD)</w:t>
+      </w:r>
+      <w:r>
+        <w:br/>
+      </w:r>
+      <w:r>
+        <w:rPr>
+          <w:rStyle w:val="CommentTok"/>
+        </w:rPr>
+        <w:t xml:space="preserve"># ============================================</w:t>
+      </w:r>
+      <w:r>
+        <w:br/>
+      </w:r>
+      <w:r>
+        <w:rPr>
+          <w:rStyle w:val="CommentTok"/>
+        </w:rPr>
+        <w:t xml:space="preserve"># All pairwise comparisons</w:t>
+      </w:r>
+      <w:r>
+        <w:br/>
+      </w:r>
+      <w:r>
+        <w:rPr>
+          <w:rStyle w:val="NormalTok"/>
+        </w:rPr>
+        <w:t xml:space="preserve">tukey_result </w:t>
+      </w:r>
+      <w:r>
+        <w:rPr>
+          <w:rStyle w:val="OtherTok"/>
+        </w:rPr>
+        <w:t xml:space="preserve">&lt;-</w:t>
+      </w:r>
+      <w:r>
+        <w:rPr>
+          <w:rStyle w:val="NormalTok"/>
+        </w:rPr>
+        <w:t xml:space="preserve"> </w:t>
+      </w:r>
+      <w:r>
+        <w:rPr>
+          <w:rStyle w:val="FunctionTok"/>
+        </w:rPr>
+        <w:t xml:space="preserve">emmeans</w:t>
+      </w:r>
+      <w:r>
+        <w:rPr>
+          <w:rStyle w:val="NormalTok"/>
+        </w:rPr>
+        <w:t xml:space="preserve">(circ_model, </w:t>
+      </w:r>
+      <w:r>
+        <w:rPr>
+          <w:rStyle w:val="StringTok"/>
+        </w:rPr>
+        <w:t xml:space="preserve">"treatment"</w:t>
+      </w:r>
+      <w:r>
+        <w:rPr>
+          <w:rStyle w:val="NormalTok"/>
+        </w:rPr>
+        <w:t xml:space="preserve">) </w:t>
+      </w:r>
+      <w:r>
+        <w:rPr>
+          <w:rStyle w:val="SpecialCharTok"/>
+        </w:rPr>
+        <w:t xml:space="preserve">|&gt;</w:t>
+      </w:r>
+      <w:r>
+        <w:rPr>
+          <w:rStyle w:val="NormalTok"/>
+        </w:rPr>
+        <w:t xml:space="preserve"> </w:t>
+      </w:r>
+      <w:r>
+        <w:br/>
+      </w:r>
+      <w:r>
+        <w:rPr>
+          <w:rStyle w:val="NormalTok"/>
+        </w:rPr>
+        <w:t xml:space="preserve">  </w:t>
+      </w:r>
+      <w:r>
+        <w:rPr>
+          <w:rStyle w:val="FunctionTok"/>
+        </w:rPr>
+        <w:t xml:space="preserve">pairs</w:t>
+      </w:r>
+      <w:r>
+        <w:rPr>
+          <w:rStyle w:val="NormalTok"/>
+        </w:rPr>
+        <w:t xml:space="preserve">(</w:t>
+      </w:r>
+      <w:r>
+        <w:rPr>
+          <w:rStyle w:val="AttributeTok"/>
+        </w:rPr>
+        <w:t xml:space="preserve">adjust =</w:t>
+      </w:r>
+      <w:r>
+        <w:rPr>
+          <w:rStyle w:val="NormalTok"/>
+        </w:rPr>
+        <w:t xml:space="preserve"> </w:t>
+      </w:r>
+      <w:r>
+        <w:rPr>
+          <w:rStyle w:val="StringTok"/>
+        </w:rPr>
+        <w:t xml:space="preserve">"tukey"</w:t>
+      </w:r>
+      <w:r>
+        <w:rPr>
+          <w:rStyle w:val="NormalTok"/>
+        </w:rPr>
+        <w:t xml:space="preserve">)</w:t>
+      </w:r>
+      <w:r>
+        <w:br/>
+      </w:r>
+      <w:r>
+        <w:rPr>
+          <w:rStyle w:val="CommentTok"/>
+        </w:rPr>
+        <w:t xml:space="preserve"># tukey_result</w:t>
+      </w:r>
+      <w:r>
+        <w:br/>
+      </w:r>
+      <w:r>
+        <w:rPr>
+          <w:rStyle w:val="CommentTok"/>
+        </w:rPr>
+        <w:t xml:space="preserve"># # With compact letter display</w:t>
+      </w:r>
+      <w:r>
+        <w:br/>
+      </w:r>
+      <w:r>
+        <w:rPr>
+          <w:rStyle w:val="CommentTok"/>
+        </w:rPr>
+        <w:t xml:space="preserve"># tukey_cld &lt;- emmeans(circ_model, "treatment") |&gt; </w:t>
+      </w:r>
+      <w:r>
+        <w:br/>
+      </w:r>
+      <w:r>
+        <w:rPr>
+          <w:rStyle w:val="CommentTok"/>
+        </w:rPr>
+        <w:t xml:space="preserve">#   multcomp::cld(Letters = letters, adjust = "tukey")</w:t>
+      </w:r>
+      <w:r>
+        <w:br/>
+      </w:r>
+      <w:r>
+        <w:rPr>
+          <w:rStyle w:val="CommentTok"/>
+        </w:rPr>
+        <w:t xml:space="preserve"># # tukey_cld</w:t>
+      </w:r>
+      <w:r>
+        <w:br/>
+      </w:r>
+      <w:r>
+        <w:rPr>
+          <w:rStyle w:val="CommentTok"/>
+        </w:rPr>
+        <w:t xml:space="preserve"># ============================================</w:t>
+      </w:r>
+      <w:r>
+        <w:br/>
+      </w:r>
+      <w:r>
+        <w:rPr>
+          <w:rStyle w:val="CommentTok"/>
+        </w:rPr>
+        <w:t xml:space="preserve"># BONFERRONI</w:t>
+      </w:r>
+      <w:r>
+        <w:br/>
+      </w:r>
+      <w:r>
+        <w:rPr>
+          <w:rStyle w:val="CommentTok"/>
+        </w:rPr>
+        <w:t xml:space="preserve"># ============================================</w:t>
+      </w:r>
+      <w:r>
+        <w:br/>
+      </w:r>
+      <w:r>
+        <w:rPr>
+          <w:rStyle w:val="CommentTok"/>
+        </w:rPr>
+        <w:t xml:space="preserve"># All pairwise comparisons with Bonferroni adjustment</w:t>
+      </w:r>
+      <w:r>
+        <w:br/>
+      </w:r>
+      <w:r>
+        <w:rPr>
+          <w:rStyle w:val="NormalTok"/>
+        </w:rPr>
+        <w:t xml:space="preserve">bonferroni_result </w:t>
+      </w:r>
+      <w:r>
+        <w:rPr>
+          <w:rStyle w:val="OtherTok"/>
+        </w:rPr>
+        <w:t xml:space="preserve">&lt;-</w:t>
+      </w:r>
+      <w:r>
+        <w:rPr>
+          <w:rStyle w:val="NormalTok"/>
+        </w:rPr>
+        <w:t xml:space="preserve"> </w:t>
+      </w:r>
+      <w:r>
+        <w:rPr>
+          <w:rStyle w:val="FunctionTok"/>
+        </w:rPr>
+        <w:t xml:space="preserve">emmeans</w:t>
+      </w:r>
+      <w:r>
+        <w:rPr>
+          <w:rStyle w:val="NormalTok"/>
+        </w:rPr>
+        <w:t xml:space="preserve">(circ_model, </w:t>
+      </w:r>
+      <w:r>
+        <w:rPr>
+          <w:rStyle w:val="StringTok"/>
+        </w:rPr>
+        <w:t xml:space="preserve">"treatment"</w:t>
+      </w:r>
+      <w:r>
+        <w:rPr>
+          <w:rStyle w:val="NormalTok"/>
+        </w:rPr>
+        <w:t xml:space="preserve">) </w:t>
+      </w:r>
+      <w:r>
+        <w:rPr>
+          <w:rStyle w:val="SpecialCharTok"/>
+        </w:rPr>
+        <w:t xml:space="preserve">|&gt;</w:t>
+      </w:r>
+      <w:r>
+        <w:rPr>
+          <w:rStyle w:val="NormalTok"/>
+        </w:rPr>
+        <w:t xml:space="preserve"> </w:t>
+      </w:r>
+      <w:r>
+        <w:br/>
+      </w:r>
+      <w:r>
+        <w:rPr>
+          <w:rStyle w:val="NormalTok"/>
+        </w:rPr>
+        <w:t xml:space="preserve">  </w:t>
+      </w:r>
+      <w:r>
+        <w:rPr>
+          <w:rStyle w:val="FunctionTok"/>
+        </w:rPr>
+        <w:t xml:space="preserve">pairs</w:t>
+      </w:r>
+      <w:r>
+        <w:rPr>
+          <w:rStyle w:val="NormalTok"/>
+        </w:rPr>
+        <w:t xml:space="preserve">(</w:t>
+      </w:r>
+      <w:r>
+        <w:rPr>
+          <w:rStyle w:val="AttributeTok"/>
+        </w:rPr>
+        <w:t xml:space="preserve">adjust =</w:t>
+      </w:r>
+      <w:r>
+        <w:rPr>
+          <w:rStyle w:val="NormalTok"/>
+        </w:rPr>
+        <w:t xml:space="preserve"> </w:t>
+      </w:r>
+      <w:r>
+        <w:rPr>
+          <w:rStyle w:val="StringTok"/>
+        </w:rPr>
+        <w:t xml:space="preserve">"bonferroni"</w:t>
+      </w:r>
+      <w:r>
+        <w:rPr>
+          <w:rStyle w:val="NormalTok"/>
+        </w:rPr>
+        <w:t xml:space="preserve">)</w:t>
+      </w:r>
+      <w:r>
+        <w:br/>
+      </w:r>
+      <w:r>
+        <w:rPr>
+          <w:rStyle w:val="CommentTok"/>
+        </w:rPr>
+        <w:t xml:space="preserve"># bonferroni_result</w:t>
+      </w:r>
+      <w:r>
+        <w:br/>
+      </w:r>
+      <w:r>
+        <w:br/>
+      </w:r>
+      <w:r>
+        <w:rPr>
+          <w:rStyle w:val="CommentTok"/>
+        </w:rPr>
+        <w:t xml:space="preserve"># # With compact letter display</w:t>
+      </w:r>
+      <w:r>
+        <w:br/>
+      </w:r>
+      <w:r>
+        <w:rPr>
+          <w:rStyle w:val="CommentTok"/>
+        </w:rPr>
+        <w:t xml:space="preserve"># bonferroni_cld &lt;- emmeans(circ_model, "treatment") |&gt; </w:t>
+      </w:r>
+      <w:r>
+        <w:br/>
+      </w:r>
+      <w:r>
+        <w:rPr>
+          <w:rStyle w:val="CommentTok"/>
+        </w:rPr>
+        <w:t xml:space="preserve">#   multcomp::cld(Letters = letters, adjust = "bonferroni")</w:t>
+      </w:r>
+      <w:r>
+        <w:br/>
+      </w:r>
+      <w:r>
+        <w:rPr>
+          <w:rStyle w:val="CommentTok"/>
+        </w:rPr>
+        <w:t xml:space="preserve"># # bonferroni_cld</w:t>
+      </w:r>
+      <w:r>
+        <w:br/>
+      </w:r>
+      <w:r>
+        <w:rPr>
+          <w:rStyle w:val="CommentTok"/>
+        </w:rPr>
+        <w:t xml:space="preserve"># ============================================</w:t>
+      </w:r>
+      <w:r>
+        <w:br/>
+      </w:r>
+      <w:r>
+        <w:rPr>
+          <w:rStyle w:val="CommentTok"/>
+        </w:rPr>
+        <w:t xml:space="preserve"># ŠIDÁK (SIDAK)</w:t>
+      </w:r>
+      <w:r>
+        <w:br/>
+      </w:r>
+      <w:r>
+        <w:rPr>
+          <w:rStyle w:val="CommentTok"/>
+        </w:rPr>
+        <w:t xml:space="preserve"># ============================================</w:t>
+      </w:r>
+      <w:r>
+        <w:br/>
+      </w:r>
+      <w:r>
+        <w:rPr>
+          <w:rStyle w:val="CommentTok"/>
+        </w:rPr>
+        <w:t xml:space="preserve"># All pairwise comparisons with Šidák adjustment</w:t>
+      </w:r>
+      <w:r>
+        <w:br/>
+      </w:r>
+      <w:r>
+        <w:rPr>
+          <w:rStyle w:val="NormalTok"/>
+        </w:rPr>
+        <w:t xml:space="preserve">sidak_result </w:t>
+      </w:r>
+      <w:r>
+        <w:rPr>
+          <w:rStyle w:val="OtherTok"/>
+        </w:rPr>
+        <w:t xml:space="preserve">&lt;-</w:t>
+      </w:r>
+      <w:r>
+        <w:rPr>
+          <w:rStyle w:val="NormalTok"/>
+        </w:rPr>
+        <w:t xml:space="preserve"> </w:t>
+      </w:r>
+      <w:r>
+        <w:rPr>
+          <w:rStyle w:val="FunctionTok"/>
+        </w:rPr>
+        <w:t xml:space="preserve">emmeans</w:t>
+      </w:r>
+      <w:r>
+        <w:rPr>
+          <w:rStyle w:val="NormalTok"/>
+        </w:rPr>
+        <w:t xml:space="preserve">(circ_model, </w:t>
+      </w:r>
+      <w:r>
+        <w:rPr>
+          <w:rStyle w:val="StringTok"/>
+        </w:rPr>
+        <w:t xml:space="preserve">"treatment"</w:t>
+      </w:r>
+      <w:r>
+        <w:rPr>
+          <w:rStyle w:val="NormalTok"/>
+        </w:rPr>
+        <w:t xml:space="preserve">) </w:t>
+      </w:r>
+      <w:r>
+        <w:rPr>
+          <w:rStyle w:val="SpecialCharTok"/>
+        </w:rPr>
+        <w:t xml:space="preserve">|&gt;</w:t>
+      </w:r>
+      <w:r>
+        <w:rPr>
+          <w:rStyle w:val="NormalTok"/>
+        </w:rPr>
+        <w:t xml:space="preserve"> </w:t>
+      </w:r>
+      <w:r>
+        <w:br/>
+      </w:r>
+      <w:r>
+        <w:rPr>
+          <w:rStyle w:val="NormalTok"/>
+        </w:rPr>
+        <w:t xml:space="preserve">  </w:t>
+      </w:r>
+      <w:r>
+        <w:rPr>
+          <w:rStyle w:val="FunctionTok"/>
+        </w:rPr>
+        <w:t xml:space="preserve">pairs</w:t>
+      </w:r>
+      <w:r>
+        <w:rPr>
+          <w:rStyle w:val="NormalTok"/>
+        </w:rPr>
+        <w:t xml:space="preserve">(</w:t>
+      </w:r>
+      <w:r>
+        <w:rPr>
+          <w:rStyle w:val="AttributeTok"/>
+        </w:rPr>
+        <w:t xml:space="preserve">adjust =</w:t>
+      </w:r>
+      <w:r>
+        <w:rPr>
+          <w:rStyle w:val="NormalTok"/>
+        </w:rPr>
+        <w:t xml:space="preserve"> </w:t>
+      </w:r>
+      <w:r>
+        <w:rPr>
+          <w:rStyle w:val="StringTok"/>
+        </w:rPr>
+        <w:t xml:space="preserve">"sidak"</w:t>
+      </w:r>
+      <w:r>
+        <w:rPr>
+          <w:rStyle w:val="NormalTok"/>
+        </w:rPr>
+        <w:t xml:space="preserve">)</w:t>
+      </w:r>
+      <w:r>
+        <w:br/>
+      </w:r>
+      <w:r>
+        <w:rPr>
+          <w:rStyle w:val="CommentTok"/>
+        </w:rPr>
+        <w:t xml:space="preserve"># sidak_result</w:t>
+      </w:r>
+      <w:r>
+        <w:br/>
+      </w:r>
+      <w:r>
+        <w:rPr>
+          <w:rStyle w:val="CommentTok"/>
+        </w:rPr>
+        <w:t xml:space="preserve"># # With compact letter display</w:t>
+      </w:r>
+      <w:r>
+        <w:br/>
+      </w:r>
+      <w:r>
+        <w:rPr>
+          <w:rStyle w:val="CommentTok"/>
+        </w:rPr>
+        <w:t xml:space="preserve"># sidak_cld &lt;- emmeans(circ_model, "treatment") |&gt; </w:t>
+      </w:r>
+      <w:r>
+        <w:br/>
+      </w:r>
+      <w:r>
+        <w:rPr>
+          <w:rStyle w:val="CommentTok"/>
+        </w:rPr>
+        <w:t xml:space="preserve">#   multcomp::cld(Letters = letters, adjust = "sidak")</w:t>
+      </w:r>
+      <w:r>
+        <w:br/>
+      </w:r>
+      <w:r>
+        <w:rPr>
+          <w:rStyle w:val="CommentTok"/>
+        </w:rPr>
+        <w:t xml:space="preserve"># # sidak_cld</w:t>
+      </w:r>
+      <w:r>
+        <w:br/>
+      </w:r>
+      <w:r>
+        <w:rPr>
+          <w:rStyle w:val="CommentTok"/>
+        </w:rPr>
+        <w:t xml:space="preserve"># ============================================</w:t>
+      </w:r>
+      <w:r>
+        <w:br/>
+      </w:r>
+      <w:r>
+        <w:rPr>
+          <w:rStyle w:val="CommentTok"/>
+        </w:rPr>
+        <w:t xml:space="preserve"># DUNNETT'S </w:t>
+      </w:r>
+      <w:r>
+        <w:rPr>
+          <w:rStyle w:val="AlertTok"/>
+        </w:rPr>
+        <w:t xml:space="preserve">TEST</w:t>
+      </w:r>
+      <w:r>
+        <w:br/>
+      </w:r>
+      <w:r>
+        <w:rPr>
+          <w:rStyle w:val="CommentTok"/>
+        </w:rPr>
+        <w:t xml:space="preserve"># ============================================</w:t>
+      </w:r>
+      <w:r>
+        <w:br/>
+      </w:r>
+      <w:r>
+        <w:rPr>
+          <w:rStyle w:val="CommentTok"/>
+        </w:rPr>
+        <w:t xml:space="preserve"># Compare all treatments to control</w:t>
+      </w:r>
+      <w:r>
+        <w:br/>
+      </w:r>
+      <w:r>
+        <w:rPr>
+          <w:rStyle w:val="CommentTok"/>
+        </w:rPr>
+        <w:t xml:space="preserve"># Need to specify control group as reference</w:t>
+      </w:r>
+      <w:r>
+        <w:br/>
+      </w:r>
+      <w:r>
+        <w:rPr>
+          <w:rStyle w:val="NormalTok"/>
+        </w:rPr>
+        <w:t xml:space="preserve">dunnett_result </w:t>
+      </w:r>
+      <w:r>
+        <w:rPr>
+          <w:rStyle w:val="OtherTok"/>
+        </w:rPr>
+        <w:t xml:space="preserve">&lt;-</w:t>
+      </w:r>
+      <w:r>
+        <w:rPr>
+          <w:rStyle w:val="NormalTok"/>
+        </w:rPr>
+        <w:t xml:space="preserve"> </w:t>
+      </w:r>
+      <w:r>
+        <w:rPr>
+          <w:rStyle w:val="FunctionTok"/>
+        </w:rPr>
+        <w:t xml:space="preserve">emmeans</w:t>
+      </w:r>
+      <w:r>
+        <w:rPr>
+          <w:rStyle w:val="NormalTok"/>
+        </w:rPr>
+        <w:t xml:space="preserve">(circ_model, </w:t>
+      </w:r>
+      <w:r>
+        <w:rPr>
+          <w:rStyle w:val="StringTok"/>
+        </w:rPr>
+        <w:t xml:space="preserve">"treatment"</w:t>
+      </w:r>
+      <w:r>
+        <w:rPr>
+          <w:rStyle w:val="NormalTok"/>
+        </w:rPr>
+        <w:t xml:space="preserve">) </w:t>
+      </w:r>
+      <w:r>
+        <w:rPr>
+          <w:rStyle w:val="SpecialCharTok"/>
+        </w:rPr>
+        <w:t xml:space="preserve">|&gt;</w:t>
+      </w:r>
+      <w:r>
+        <w:rPr>
+          <w:rStyle w:val="NormalTok"/>
+        </w:rPr>
+        <w:t xml:space="preserve"> </w:t>
+      </w:r>
+      <w:r>
+        <w:br/>
+      </w:r>
+      <w:r>
+        <w:rPr>
+          <w:rStyle w:val="NormalTok"/>
+        </w:rPr>
+        <w:t xml:space="preserve">  </w:t>
+      </w:r>
+      <w:r>
+        <w:rPr>
+          <w:rStyle w:val="FunctionTok"/>
+        </w:rPr>
+        <w:t xml:space="preserve">contrast</w:t>
+      </w:r>
+      <w:r>
+        <w:rPr>
+          <w:rStyle w:val="NormalTok"/>
+        </w:rPr>
+        <w:t xml:space="preserve">(</w:t>
+      </w:r>
+      <w:r>
+        <w:rPr>
+          <w:rStyle w:val="AttributeTok"/>
+        </w:rPr>
+        <w:t xml:space="preserve">method =</w:t>
+      </w:r>
+      <w:r>
+        <w:rPr>
+          <w:rStyle w:val="NormalTok"/>
+        </w:rPr>
+        <w:t xml:space="preserve"> </w:t>
+      </w:r>
+      <w:r>
+        <w:rPr>
+          <w:rStyle w:val="StringTok"/>
+        </w:rPr>
+        <w:t xml:space="preserve">"trt.vs.ctrl"</w:t>
+      </w:r>
+      <w:r>
+        <w:rPr>
+          <w:rStyle w:val="NormalTok"/>
+        </w:rPr>
+        <w:t xml:space="preserve">, </w:t>
+      </w:r>
+      <w:r>
+        <w:rPr>
+          <w:rStyle w:val="AttributeTok"/>
+        </w:rPr>
+        <w:t xml:space="preserve">ref =</w:t>
+      </w:r>
+      <w:r>
+        <w:rPr>
+          <w:rStyle w:val="NormalTok"/>
+        </w:rPr>
+        <w:t xml:space="preserve"> </w:t>
+      </w:r>
+      <w:r>
+        <w:rPr>
+          <w:rStyle w:val="DecValTok"/>
+        </w:rPr>
+        <w:t xml:space="preserve">1</w:t>
+      </w:r>
+      <w:r>
+        <w:rPr>
+          <w:rStyle w:val="NormalTok"/>
+        </w:rPr>
+        <w:t xml:space="preserve">, </w:t>
+      </w:r>
+      <w:r>
+        <w:rPr>
+          <w:rStyle w:val="AttributeTok"/>
+        </w:rPr>
+        <w:t xml:space="preserve">adjust =</w:t>
+      </w:r>
+      <w:r>
+        <w:rPr>
+          <w:rStyle w:val="NormalTok"/>
+        </w:rPr>
+        <w:t xml:space="preserve"> </w:t>
+      </w:r>
+      <w:r>
+        <w:rPr>
+          <w:rStyle w:val="StringTok"/>
+        </w:rPr>
+        <w:t xml:space="preserve">"dunnett"</w:t>
+      </w:r>
+      <w:r>
+        <w:rPr>
+          <w:rStyle w:val="NormalTok"/>
+        </w:rPr>
+        <w:t xml:space="preserve">)</w:t>
+      </w:r>
+      <w:r>
+        <w:br/>
+      </w:r>
+      <w:r>
+        <w:rPr>
+          <w:rStyle w:val="CommentTok"/>
+        </w:rPr>
+        <w:t xml:space="preserve"># dunnett_result</w:t>
+      </w:r>
+      <w:r>
+        <w:br/>
+      </w:r>
+      <w:r>
+        <w:rPr>
+          <w:rStyle w:val="CommentTok"/>
+        </w:rPr>
+        <w:t xml:space="preserve"># ============================================</w:t>
+      </w:r>
+      <w:r>
+        <w:br/>
+      </w:r>
+      <w:r>
+        <w:rPr>
+          <w:rStyle w:val="CommentTok"/>
+        </w:rPr>
+        <w:t xml:space="preserve"># COMPARISON TABLE</w:t>
+      </w:r>
+      <w:r>
+        <w:br/>
+      </w:r>
+      <w:r>
+        <w:rPr>
+          <w:rStyle w:val="CommentTok"/>
+        </w:rPr>
+        <w:t xml:space="preserve"># ============================================</w:t>
+      </w:r>
+      <w:r>
+        <w:br/>
+      </w:r>
+      <w:r>
+        <w:rPr>
+          <w:rStyle w:val="CommentTok"/>
+        </w:rPr>
+        <w:t xml:space="preserve"># Create a comparison tibble showing p-values from different methods</w:t>
+      </w:r>
+      <w:r>
+        <w:br/>
+      </w:r>
+      <w:r>
+        <w:rPr>
+          <w:rStyle w:val="CommentTok"/>
+        </w:rPr>
+        <w:t xml:space="preserve"># First, get the actual comparison names from your results</w:t>
+      </w:r>
+      <w:r>
+        <w:br/>
+      </w:r>
+      <w:r>
+        <w:rPr>
+          <w:rStyle w:val="NormalTok"/>
+        </w:rPr>
+        <w:t xml:space="preserve">comparison_summary </w:t>
+      </w:r>
+      <w:r>
+        <w:rPr>
+          <w:rStyle w:val="OtherTok"/>
+        </w:rPr>
+        <w:t xml:space="preserve">&lt;-</w:t>
+      </w:r>
+      <w:r>
+        <w:rPr>
+          <w:rStyle w:val="NormalTok"/>
+        </w:rPr>
+        <w:t xml:space="preserve"> </w:t>
+      </w:r>
+      <w:r>
+        <w:rPr>
+          <w:rStyle w:val="FunctionTok"/>
+        </w:rPr>
+        <w:t xml:space="preserve">tibble</w:t>
+      </w:r>
+      <w:r>
+        <w:rPr>
+          <w:rStyle w:val="NormalTok"/>
+        </w:rPr>
+        <w:t xml:space="preserve">(</w:t>
+      </w:r>
+      <w:r>
+        <w:br/>
+      </w:r>
+      <w:r>
+        <w:rPr>
+          <w:rStyle w:val="NormalTok"/>
+        </w:rPr>
+        <w:t xml:space="preserve">  </w:t>
+      </w:r>
+      <w:r>
+        <w:rPr>
+          <w:rStyle w:val="AttributeTok"/>
+        </w:rPr>
+        <w:t xml:space="preserve">Comparison =</w:t>
+      </w:r>
+      <w:r>
+        <w:rPr>
+          <w:rStyle w:val="NormalTok"/>
+        </w:rPr>
+        <w:t xml:space="preserve"> </w:t>
+      </w:r>
+      <w:r>
+        <w:rPr>
+          <w:rStyle w:val="FunctionTok"/>
+        </w:rPr>
+        <w:t xml:space="preserve">summary</w:t>
+      </w:r>
+      <w:r>
+        <w:rPr>
+          <w:rStyle w:val="NormalTok"/>
+        </w:rPr>
+        <w:t xml:space="preserve">(tukey_result)</w:t>
+      </w:r>
+      <w:r>
+        <w:rPr>
+          <w:rStyle w:val="SpecialCharTok"/>
+        </w:rPr>
+        <w:t xml:space="preserve">$</w:t>
+      </w:r>
+      <w:r>
+        <w:rPr>
+          <w:rStyle w:val="NormalTok"/>
+        </w:rPr>
+        <w:t xml:space="preserve">contrast,</w:t>
+      </w:r>
+      <w:r>
+        <w:br/>
+      </w:r>
+      <w:r>
+        <w:rPr>
+          <w:rStyle w:val="NormalTok"/>
+        </w:rPr>
+        <w:t xml:space="preserve">  </w:t>
+      </w:r>
+      <w:r>
+        <w:rPr>
+          <w:rStyle w:val="AttributeTok"/>
+        </w:rPr>
+        <w:t xml:space="preserve">Tukey =</w:t>
+      </w:r>
+      <w:r>
+        <w:rPr>
+          <w:rStyle w:val="NormalTok"/>
+        </w:rPr>
+        <w:t xml:space="preserve"> </w:t>
+      </w:r>
+      <w:r>
+        <w:rPr>
+          <w:rStyle w:val="FunctionTok"/>
+        </w:rPr>
+        <w:t xml:space="preserve">summary</w:t>
+      </w:r>
+      <w:r>
+        <w:rPr>
+          <w:rStyle w:val="NormalTok"/>
+        </w:rPr>
+        <w:t xml:space="preserve">(tukey_result)</w:t>
+      </w:r>
+      <w:r>
+        <w:rPr>
+          <w:rStyle w:val="SpecialCharTok"/>
+        </w:rPr>
+        <w:t xml:space="preserve">$</w:t>
+      </w:r>
+      <w:r>
+        <w:rPr>
+          <w:rStyle w:val="NormalTok"/>
+        </w:rPr>
+        <w:t xml:space="preserve">p.value,</w:t>
+      </w:r>
+      <w:r>
+        <w:br/>
+      </w:r>
+      <w:r>
+        <w:rPr>
+          <w:rStyle w:val="NormalTok"/>
+        </w:rPr>
+        <w:t xml:space="preserve">  </w:t>
+      </w:r>
+      <w:r>
+        <w:rPr>
+          <w:rStyle w:val="AttributeTok"/>
+        </w:rPr>
+        <w:t xml:space="preserve">Bonferroni =</w:t>
+      </w:r>
+      <w:r>
+        <w:rPr>
+          <w:rStyle w:val="NormalTok"/>
+        </w:rPr>
+        <w:t xml:space="preserve"> </w:t>
+      </w:r>
+      <w:r>
+        <w:rPr>
+          <w:rStyle w:val="FunctionTok"/>
+        </w:rPr>
+        <w:t xml:space="preserve">summary</w:t>
+      </w:r>
+      <w:r>
+        <w:rPr>
+          <w:rStyle w:val="NormalTok"/>
+        </w:rPr>
+        <w:t xml:space="preserve">(bonferroni_result)</w:t>
+      </w:r>
+      <w:r>
+        <w:rPr>
+          <w:rStyle w:val="SpecialCharTok"/>
+        </w:rPr>
+        <w:t xml:space="preserve">$</w:t>
+      </w:r>
+      <w:r>
+        <w:rPr>
+          <w:rStyle w:val="NormalTok"/>
+        </w:rPr>
+        <w:t xml:space="preserve">p.value,</w:t>
+      </w:r>
+      <w:r>
+        <w:br/>
+      </w:r>
+      <w:r>
+        <w:rPr>
+          <w:rStyle w:val="NormalTok"/>
+        </w:rPr>
+        <w:t xml:space="preserve">  </w:t>
+      </w:r>
+      <w:r>
+        <w:rPr>
+          <w:rStyle w:val="AttributeTok"/>
+        </w:rPr>
+        <w:t xml:space="preserve">Sidak =</w:t>
+      </w:r>
+      <w:r>
+        <w:rPr>
+          <w:rStyle w:val="NormalTok"/>
+        </w:rPr>
+        <w:t xml:space="preserve"> </w:t>
+      </w:r>
+      <w:r>
+        <w:rPr>
+          <w:rStyle w:val="FunctionTok"/>
+        </w:rPr>
+        <w:t xml:space="preserve">summary</w:t>
+      </w:r>
+      <w:r>
+        <w:rPr>
+          <w:rStyle w:val="NormalTok"/>
+        </w:rPr>
+        <w:t xml:space="preserve">(sidak_result)</w:t>
+      </w:r>
+      <w:r>
+        <w:rPr>
+          <w:rStyle w:val="SpecialCharTok"/>
+        </w:rPr>
+        <w:t xml:space="preserve">$</w:t>
+      </w:r>
+      <w:r>
+        <w:rPr>
+          <w:rStyle w:val="NormalTok"/>
+        </w:rPr>
+        <w:t xml:space="preserve">p.value</w:t>
+      </w:r>
+      <w:r>
+        <w:br/>
+      </w:r>
+      <w:r>
+        <w:rPr>
+          <w:rStyle w:val="NormalTok"/>
+        </w:rPr>
+        <w:t xml:space="preserve">)</w:t>
+      </w:r>
+      <w:r>
+        <w:br/>
+      </w:r>
+      <w:r>
+        <w:rPr>
+          <w:rStyle w:val="CommentTok"/>
+        </w:rPr>
+        <w:t xml:space="preserve"># ============================================</w:t>
+      </w:r>
+      <w:r>
+        <w:br/>
+      </w:r>
+      <w:r>
+        <w:rPr>
+          <w:rStyle w:val="CommentTok"/>
+        </w:rPr>
+        <w:t xml:space="preserve"># SUMMARY TABLE WITH ALL RESULTS</w:t>
+      </w:r>
+      <w:r>
+        <w:br/>
+      </w:r>
+      <w:r>
+        <w:rPr>
+          <w:rStyle w:val="CommentTok"/>
+        </w:rPr>
+        <w:t xml:space="preserve"># ============================================</w:t>
+      </w:r>
+      <w:r>
+        <w:br/>
+      </w:r>
+      <w:r>
+        <w:rPr>
+          <w:rStyle w:val="CommentTok"/>
+        </w:rPr>
+        <w:t xml:space="preserve"># Create a comprehensive comparison</w:t>
+      </w:r>
+      <w:r>
+        <w:br/>
+      </w:r>
+      <w:r>
+        <w:rPr>
+          <w:rStyle w:val="NormalTok"/>
+        </w:rPr>
+        <w:t xml:space="preserve">all_methods </w:t>
+      </w:r>
+      <w:r>
+        <w:rPr>
+          <w:rStyle w:val="OtherTok"/>
+        </w:rPr>
+        <w:t xml:space="preserve">&lt;-</w:t>
+      </w:r>
+      <w:r>
+        <w:rPr>
+          <w:rStyle w:val="NormalTok"/>
+        </w:rPr>
+        <w:t xml:space="preserve"> </w:t>
+      </w:r>
+      <w:r>
+        <w:rPr>
+          <w:rStyle w:val="FunctionTok"/>
+        </w:rPr>
+        <w:t xml:space="preserve">bind_rows</w:t>
+      </w:r>
+      <w:r>
+        <w:rPr>
+          <w:rStyle w:val="NormalTok"/>
+        </w:rPr>
+        <w:t xml:space="preserve">(</w:t>
+      </w:r>
+      <w:r>
+        <w:br/>
+      </w:r>
+      <w:r>
+        <w:rPr>
+          <w:rStyle w:val="NormalTok"/>
+        </w:rPr>
+        <w:t xml:space="preserve">  </w:t>
+      </w:r>
+      <w:r>
+        <w:rPr>
+          <w:rStyle w:val="FunctionTok"/>
+        </w:rPr>
+        <w:t xml:space="preserve">summary</w:t>
+      </w:r>
+      <w:r>
+        <w:rPr>
+          <w:rStyle w:val="NormalTok"/>
+        </w:rPr>
+        <w:t xml:space="preserve">(tukey_result) </w:t>
+      </w:r>
+      <w:r>
+        <w:rPr>
+          <w:rStyle w:val="SpecialCharTok"/>
+        </w:rPr>
+        <w:t xml:space="preserve">|&gt;</w:t>
+      </w:r>
+      <w:r>
+        <w:rPr>
+          <w:rStyle w:val="NormalTok"/>
+        </w:rPr>
+        <w:t xml:space="preserve"> </w:t>
+      </w:r>
+      <w:r>
+        <w:br/>
+      </w:r>
+      <w:r>
+        <w:rPr>
+          <w:rStyle w:val="NormalTok"/>
+        </w:rPr>
+        <w:t xml:space="preserve">    </w:t>
+      </w:r>
+      <w:r>
+        <w:rPr>
+          <w:rStyle w:val="FunctionTok"/>
+        </w:rPr>
+        <w:t xml:space="preserve">as_tibble</w:t>
+      </w:r>
+      <w:r>
+        <w:rPr>
+          <w:rStyle w:val="NormalTok"/>
+        </w:rPr>
+        <w:t xml:space="preserve">() </w:t>
+      </w:r>
+      <w:r>
+        <w:rPr>
+          <w:rStyle w:val="SpecialCharTok"/>
+        </w:rPr>
+        <w:t xml:space="preserve">|&gt;</w:t>
+      </w:r>
+      <w:r>
+        <w:rPr>
+          <w:rStyle w:val="NormalTok"/>
+        </w:rPr>
+        <w:t xml:space="preserve"> </w:t>
+      </w:r>
+      <w:r>
+        <w:br/>
+      </w:r>
+      <w:r>
+        <w:rPr>
+          <w:rStyle w:val="NormalTok"/>
+        </w:rPr>
+        <w:t xml:space="preserve">    </w:t>
+      </w:r>
+      <w:r>
+        <w:rPr>
+          <w:rStyle w:val="FunctionTok"/>
+        </w:rPr>
+        <w:t xml:space="preserve">select</w:t>
+      </w:r>
+      <w:r>
+        <w:rPr>
+          <w:rStyle w:val="NormalTok"/>
+        </w:rPr>
+        <w:t xml:space="preserve">(contrast, estimate, SE, p.value) </w:t>
+      </w:r>
+      <w:r>
+        <w:rPr>
+          <w:rStyle w:val="SpecialCharTok"/>
+        </w:rPr>
+        <w:t xml:space="preserve">|&gt;</w:t>
+      </w:r>
+      <w:r>
+        <w:rPr>
+          <w:rStyle w:val="NormalTok"/>
+        </w:rPr>
+        <w:t xml:space="preserve"> </w:t>
+      </w:r>
+      <w:r>
+        <w:br/>
+      </w:r>
+      <w:r>
+        <w:rPr>
+          <w:rStyle w:val="NormalTok"/>
+        </w:rPr>
+        <w:t xml:space="preserve">    </w:t>
+      </w:r>
+      <w:r>
+        <w:rPr>
+          <w:rStyle w:val="FunctionTok"/>
+        </w:rPr>
+        <w:t xml:space="preserve">mutate</w:t>
+      </w:r>
+      <w:r>
+        <w:rPr>
+          <w:rStyle w:val="NormalTok"/>
+        </w:rPr>
+        <w:t xml:space="preserve">(</w:t>
+      </w:r>
+      <w:r>
+        <w:rPr>
+          <w:rStyle w:val="AttributeTok"/>
+        </w:rPr>
+        <w:t xml:space="preserve">Method =</w:t>
+      </w:r>
+      <w:r>
+        <w:rPr>
+          <w:rStyle w:val="NormalTok"/>
+        </w:rPr>
+        <w:t xml:space="preserve"> </w:t>
+      </w:r>
+      <w:r>
+        <w:rPr>
+          <w:rStyle w:val="StringTok"/>
+        </w:rPr>
+        <w:t xml:space="preserve">"Tukey"</w:t>
+      </w:r>
+      <w:r>
+        <w:rPr>
+          <w:rStyle w:val="NormalTok"/>
+        </w:rPr>
+        <w:t xml:space="preserve">),</w:t>
+      </w:r>
+      <w:r>
+        <w:br/>
+      </w:r>
+      <w:r>
+        <w:rPr>
+          <w:rStyle w:val="NormalTok"/>
+        </w:rPr>
+        <w:t xml:space="preserve">  </w:t>
+      </w:r>
+      <w:r>
+        <w:br/>
+      </w:r>
+      <w:r>
+        <w:rPr>
+          <w:rStyle w:val="NormalTok"/>
+        </w:rPr>
+        <w:t xml:space="preserve">  </w:t>
+      </w:r>
+      <w:r>
+        <w:rPr>
+          <w:rStyle w:val="FunctionTok"/>
+        </w:rPr>
+        <w:t xml:space="preserve">summary</w:t>
+      </w:r>
+      <w:r>
+        <w:rPr>
+          <w:rStyle w:val="NormalTok"/>
+        </w:rPr>
+        <w:t xml:space="preserve">(bonferroni_result) </w:t>
+      </w:r>
+      <w:r>
+        <w:rPr>
+          <w:rStyle w:val="SpecialCharTok"/>
+        </w:rPr>
+        <w:t xml:space="preserve">|&gt;</w:t>
+      </w:r>
+      <w:r>
+        <w:rPr>
+          <w:rStyle w:val="NormalTok"/>
+        </w:rPr>
+        <w:t xml:space="preserve"> </w:t>
+      </w:r>
+      <w:r>
+        <w:br/>
+      </w:r>
+      <w:r>
+        <w:rPr>
+          <w:rStyle w:val="NormalTok"/>
+        </w:rPr>
+        <w:t xml:space="preserve">    </w:t>
+      </w:r>
+      <w:r>
+        <w:rPr>
+          <w:rStyle w:val="FunctionTok"/>
+        </w:rPr>
+        <w:t xml:space="preserve">as_tibble</w:t>
+      </w:r>
+      <w:r>
+        <w:rPr>
+          <w:rStyle w:val="NormalTok"/>
+        </w:rPr>
+        <w:t xml:space="preserve">() </w:t>
+      </w:r>
+      <w:r>
+        <w:rPr>
+          <w:rStyle w:val="SpecialCharTok"/>
+        </w:rPr>
+        <w:t xml:space="preserve">|&gt;</w:t>
+      </w:r>
+      <w:r>
+        <w:rPr>
+          <w:rStyle w:val="NormalTok"/>
+        </w:rPr>
+        <w:t xml:space="preserve"> </w:t>
+      </w:r>
+      <w:r>
+        <w:br/>
+      </w:r>
+      <w:r>
+        <w:rPr>
+          <w:rStyle w:val="NormalTok"/>
+        </w:rPr>
+        <w:t xml:space="preserve">    </w:t>
+      </w:r>
+      <w:r>
+        <w:rPr>
+          <w:rStyle w:val="FunctionTok"/>
+        </w:rPr>
+        <w:t xml:space="preserve">select</w:t>
+      </w:r>
+      <w:r>
+        <w:rPr>
+          <w:rStyle w:val="NormalTok"/>
+        </w:rPr>
+        <w:t xml:space="preserve">(contrast, estimate, SE, p.value) </w:t>
+      </w:r>
+      <w:r>
+        <w:rPr>
+          <w:rStyle w:val="SpecialCharTok"/>
+        </w:rPr>
+        <w:t xml:space="preserve">|&gt;</w:t>
+      </w:r>
+      <w:r>
+        <w:rPr>
+          <w:rStyle w:val="NormalTok"/>
+        </w:rPr>
+        <w:t xml:space="preserve"> </w:t>
+      </w:r>
+      <w:r>
+        <w:br/>
+      </w:r>
+      <w:r>
+        <w:rPr>
+          <w:rStyle w:val="NormalTok"/>
+        </w:rPr>
+        <w:t xml:space="preserve">    </w:t>
+      </w:r>
+      <w:r>
+        <w:rPr>
+          <w:rStyle w:val="FunctionTok"/>
+        </w:rPr>
+        <w:t xml:space="preserve">mutate</w:t>
+      </w:r>
+      <w:r>
+        <w:rPr>
+          <w:rStyle w:val="NormalTok"/>
+        </w:rPr>
+        <w:t xml:space="preserve">(</w:t>
+      </w:r>
+      <w:r>
+        <w:rPr>
+          <w:rStyle w:val="AttributeTok"/>
+        </w:rPr>
+        <w:t xml:space="preserve">Method =</w:t>
+      </w:r>
+      <w:r>
+        <w:rPr>
+          <w:rStyle w:val="NormalTok"/>
+        </w:rPr>
+        <w:t xml:space="preserve"> </w:t>
+      </w:r>
+      <w:r>
+        <w:rPr>
+          <w:rStyle w:val="StringTok"/>
+        </w:rPr>
+        <w:t xml:space="preserve">"Bonferroni"</w:t>
+      </w:r>
+      <w:r>
+        <w:rPr>
+          <w:rStyle w:val="NormalTok"/>
+        </w:rPr>
+        <w:t xml:space="preserve">),</w:t>
+      </w:r>
+      <w:r>
+        <w:br/>
+      </w:r>
+      <w:r>
+        <w:rPr>
+          <w:rStyle w:val="NormalTok"/>
+        </w:rPr>
+        <w:t xml:space="preserve">  </w:t>
+      </w:r>
+      <w:r>
+        <w:br/>
+      </w:r>
+      <w:r>
+        <w:rPr>
+          <w:rStyle w:val="NormalTok"/>
+        </w:rPr>
+        <w:t xml:space="preserve">  </w:t>
+      </w:r>
+      <w:r>
+        <w:rPr>
+          <w:rStyle w:val="FunctionTok"/>
+        </w:rPr>
+        <w:t xml:space="preserve">summary</w:t>
+      </w:r>
+      <w:r>
+        <w:rPr>
+          <w:rStyle w:val="NormalTok"/>
+        </w:rPr>
+        <w:t xml:space="preserve">(sidak_result) </w:t>
+      </w:r>
+      <w:r>
+        <w:rPr>
+          <w:rStyle w:val="SpecialCharTok"/>
+        </w:rPr>
+        <w:t xml:space="preserve">|&gt;</w:t>
+      </w:r>
+      <w:r>
+        <w:rPr>
+          <w:rStyle w:val="NormalTok"/>
+        </w:rPr>
+        <w:t xml:space="preserve"> </w:t>
+      </w:r>
+      <w:r>
+        <w:br/>
+      </w:r>
+      <w:r>
+        <w:rPr>
+          <w:rStyle w:val="NormalTok"/>
+        </w:rPr>
+        <w:t xml:space="preserve">    </w:t>
+      </w:r>
+      <w:r>
+        <w:rPr>
+          <w:rStyle w:val="FunctionTok"/>
+        </w:rPr>
+        <w:t xml:space="preserve">as_tibble</w:t>
+      </w:r>
+      <w:r>
+        <w:rPr>
+          <w:rStyle w:val="NormalTok"/>
+        </w:rPr>
+        <w:t xml:space="preserve">() </w:t>
+      </w:r>
+      <w:r>
+        <w:rPr>
+          <w:rStyle w:val="SpecialCharTok"/>
+        </w:rPr>
+        <w:t xml:space="preserve">|&gt;</w:t>
+      </w:r>
+      <w:r>
+        <w:rPr>
+          <w:rStyle w:val="NormalTok"/>
+        </w:rPr>
+        <w:t xml:space="preserve"> </w:t>
+      </w:r>
+      <w:r>
+        <w:br/>
+      </w:r>
+      <w:r>
+        <w:rPr>
+          <w:rStyle w:val="NormalTok"/>
+        </w:rPr>
+        <w:t xml:space="preserve">    </w:t>
+      </w:r>
+      <w:r>
+        <w:rPr>
+          <w:rStyle w:val="FunctionTok"/>
+        </w:rPr>
+        <w:t xml:space="preserve">select</w:t>
+      </w:r>
+      <w:r>
+        <w:rPr>
+          <w:rStyle w:val="NormalTok"/>
+        </w:rPr>
+        <w:t xml:space="preserve">(contrast, estimate, SE, p.value) </w:t>
+      </w:r>
+      <w:r>
+        <w:rPr>
+          <w:rStyle w:val="SpecialCharTok"/>
+        </w:rPr>
+        <w:t xml:space="preserve">|&gt;</w:t>
+      </w:r>
+      <w:r>
+        <w:rPr>
+          <w:rStyle w:val="NormalTok"/>
+        </w:rPr>
+        <w:t xml:space="preserve"> </w:t>
+      </w:r>
+      <w:r>
+        <w:br/>
+      </w:r>
+      <w:r>
+        <w:rPr>
+          <w:rStyle w:val="NormalTok"/>
+        </w:rPr>
+        <w:t xml:space="preserve">    </w:t>
+      </w:r>
+      <w:r>
+        <w:rPr>
+          <w:rStyle w:val="FunctionTok"/>
+        </w:rPr>
+        <w:t xml:space="preserve">mutate</w:t>
+      </w:r>
+      <w:r>
+        <w:rPr>
+          <w:rStyle w:val="NormalTok"/>
+        </w:rPr>
+        <w:t xml:space="preserve">(</w:t>
+      </w:r>
+      <w:r>
+        <w:rPr>
+          <w:rStyle w:val="AttributeTok"/>
+        </w:rPr>
+        <w:t xml:space="preserve">Method =</w:t>
+      </w:r>
+      <w:r>
+        <w:rPr>
+          <w:rStyle w:val="NormalTok"/>
+        </w:rPr>
+        <w:t xml:space="preserve"> </w:t>
+      </w:r>
+      <w:r>
+        <w:rPr>
+          <w:rStyle w:val="StringTok"/>
+        </w:rPr>
+        <w:t xml:space="preserve">"Sidak"</w:t>
+      </w:r>
+      <w:r>
+        <w:rPr>
+          <w:rStyle w:val="NormalTok"/>
+        </w:rPr>
+        <w:t xml:space="preserve">)</w:t>
+      </w:r>
+      <w:r>
+        <w:br/>
+      </w:r>
+      <w:r>
+        <w:rPr>
+          <w:rStyle w:val="NormalTok"/>
+        </w:rPr>
+        <w:t xml:space="preserve">)</w:t>
+      </w:r>
+      <w:r>
+        <w:br/>
+      </w:r>
+      <w:r>
+        <w:br/>
+      </w:r>
+      <w:r>
+        <w:rPr>
+          <w:rStyle w:val="CommentTok"/>
+        </w:rPr>
+        <w:t xml:space="preserve"># Pivot wider for easy comparison</w:t>
+      </w:r>
+      <w:r>
+        <w:br/>
+      </w:r>
+      <w:r>
+        <w:rPr>
+          <w:rStyle w:val="NormalTok"/>
+        </w:rPr>
+        <w:t xml:space="preserve">all_methods </w:t>
+      </w:r>
+      <w:r>
+        <w:rPr>
+          <w:rStyle w:val="SpecialCharTok"/>
+        </w:rPr>
+        <w:t xml:space="preserve">|&gt;</w:t>
+      </w:r>
+      <w:r>
+        <w:rPr>
+          <w:rStyle w:val="NormalTok"/>
+        </w:rPr>
+        <w:t xml:space="preserve"> </w:t>
+      </w:r>
+      <w:r>
+        <w:br/>
+      </w:r>
+      <w:r>
+        <w:rPr>
+          <w:rStyle w:val="NormalTok"/>
+        </w:rPr>
+        <w:t xml:space="preserve">  </w:t>
+      </w:r>
+      <w:r>
+        <w:rPr>
+          <w:rStyle w:val="FunctionTok"/>
+        </w:rPr>
+        <w:t xml:space="preserve">select</w:t>
+      </w:r>
+      <w:r>
+        <w:rPr>
+          <w:rStyle w:val="NormalTok"/>
+        </w:rPr>
+        <w:t xml:space="preserve">(contrast, Method, p.value) </w:t>
+      </w:r>
+      <w:r>
+        <w:rPr>
+          <w:rStyle w:val="SpecialCharTok"/>
+        </w:rPr>
+        <w:t xml:space="preserve">|&gt;</w:t>
+      </w:r>
+      <w:r>
+        <w:rPr>
+          <w:rStyle w:val="NormalTok"/>
+        </w:rPr>
+        <w:t xml:space="preserve"> </w:t>
+      </w:r>
+      <w:r>
+        <w:br/>
+      </w:r>
+      <w:r>
+        <w:rPr>
+          <w:rStyle w:val="NormalTok"/>
+        </w:rPr>
+        <w:t xml:space="preserve">  </w:t>
+      </w:r>
+      <w:r>
+        <w:rPr>
+          <w:rStyle w:val="FunctionTok"/>
+        </w:rPr>
+        <w:t xml:space="preserve">pivot_wider</w:t>
+      </w:r>
+      <w:r>
+        <w:rPr>
+          <w:rStyle w:val="NormalTok"/>
+        </w:rPr>
+        <w:t xml:space="preserve">(</w:t>
+      </w:r>
+      <w:r>
+        <w:rPr>
+          <w:rStyle w:val="AttributeTok"/>
+        </w:rPr>
+        <w:t xml:space="preserve">names_from =</w:t>
+      </w:r>
+      <w:r>
+        <w:rPr>
+          <w:rStyle w:val="NormalTok"/>
+        </w:rPr>
+        <w:t xml:space="preserve"> Method, </w:t>
+      </w:r>
+      <w:r>
+        <w:rPr>
+          <w:rStyle w:val="AttributeTok"/>
+        </w:rPr>
+        <w:t xml:space="preserve">values_from =</w:t>
+      </w:r>
+      <w:r>
+        <w:rPr>
+          <w:rStyle w:val="NormalTok"/>
+        </w:rPr>
+        <w:t xml:space="preserve"> p.value) </w:t>
+      </w:r>
+      <w:r>
+        <w:rPr>
+          <w:rStyle w:val="SpecialCharTok"/>
+        </w:rPr>
+        <w:t xml:space="preserve">|&gt;</w:t>
+      </w:r>
+      <w:r>
+        <w:rPr>
+          <w:rStyle w:val="NormalTok"/>
+        </w:rPr>
+        <w:t xml:space="preserve"> </w:t>
+      </w:r>
+      <w:r>
+        <w:br/>
+      </w:r>
+      <w:r>
+        <w:rPr>
+          <w:rStyle w:val="NormalTok"/>
+        </w:rPr>
+        <w:t xml:space="preserve">  </w:t>
+      </w:r>
+      <w:r>
+        <w:rPr>
+          <w:rStyle w:val="FunctionTok"/>
+        </w:rPr>
+        <w:t xml:space="preserve">arrange</w:t>
+      </w:r>
+      <w:r>
+        <w:rPr>
+          <w:rStyle w:val="NormalTok"/>
+        </w:rPr>
+        <w:t xml:space="preserve">(Tukey)</w:t>
+      </w:r>
+    </w:p>
+    <w:p>
+      <w:pPr>
+        <w:pStyle w:val="SourceCode"/>
+      </w:pPr>
       <w:r>
         <w:rPr>
           <w:rStyle w:val="VerbatimChar"/>
         </w:rPr>
-        <w:t xml:space="preserve">Confidence level used: 0.95 </w:t>
+        <w:t xml:space="preserve"># A tibble: 3 × 4</w:t>
       </w:r>
       <w:r>
         <w:br/>
@@ -6513,7 +10562,7 @@
         <w:rPr>
           <w:rStyle w:val="VerbatimChar"/>
         </w:rPr>
-        <w:t xml:space="preserve">P value adjustment: tukey method for comparing a family of 3 estimates </w:t>
+        <w:t xml:space="preserve">  contrast          Tukey Bonferroni   Sidak</w:t>
       </w:r>
       <w:r>
         <w:br/>
@@ -6522,7 +10571,7 @@
         <w:rPr>
           <w:rStyle w:val="VerbatimChar"/>
         </w:rPr>
-        <w:t xml:space="preserve">significance level used: alpha = 0.05 </w:t>
+        <w:t xml:space="preserve">  &lt;chr&gt;             &lt;dbl&gt;      &lt;dbl&gt;   &lt;dbl&gt;</w:t>
       </w:r>
       <w:r>
         <w:br/>
@@ -6531,7 +10580,7 @@
         <w:rPr>
           <w:rStyle w:val="VerbatimChar"/>
         </w:rPr>
-        <w:t xml:space="preserve">NOTE: If two or more means share the same grouping symbol,</w:t>
+        <w:t xml:space="preserve">1 Control - Eyes  0.00787    0.00879 0.00877</w:t>
       </w:r>
       <w:r>
         <w:br/>
@@ -6540,7 +10589,7 @@
         <w:rPr>
           <w:rStyle w:val="VerbatimChar"/>
         </w:rPr>
-        <w:t xml:space="preserve">      then we cannot show them to be different.</w:t>
+        <w:t xml:space="preserve">2 Eyes - Knees    0.0117     0.0132  0.0131 </w:t>
       </w:r>
       <w:r>
         <w:br/>
@@ -6549,11 +10598,11 @@
         <w:rPr>
           <w:rStyle w:val="VerbatimChar"/>
         </w:rPr>
-        <w:t xml:space="preserve">      But we also did not show them to be the same. </w:t>
-      </w:r>
-    </w:p>
-    <w:bookmarkEnd w:id="91"/>
-    <w:bookmarkStart w:id="95" w:name="lecture-12-post-hoc-visualization"/>
+        <w:t xml:space="preserve">3 Control - Knees 0.997      1       1.000  </w:t>
+      </w:r>
+    </w:p>
+    <w:bookmarkEnd w:id="109"/>
+    <w:bookmarkStart w:id="113" w:name="lecture-12-post-hoc-visualization"/>
     <w:p>
       <w:pPr>
         <w:pStyle w:val="Heading1"/>
@@ -6582,61 +10631,128 @@
     </w:p>
     <w:p>
       <w:pPr>
-        <w:pStyle w:val="BodyText"/>
+        <w:pStyle w:val="Compact"/>
+        <w:numPr>
+          <w:ilvl w:val="0"/>
+          <w:numId w:val="1055"/>
+        </w:numPr>
       </w:pPr>
       <w:r>
         <w:rPr>
           <w:b/>
           <w:bCs/>
         </w:rPr>
-        <w:t xml:space="preserve">Planned comparisons</w:t>
-      </w:r>
-      <w:r>
-        <w:t xml:space="preserve">: - Identified during study design - Have strong</w:t>
-      </w:r>
-      <w:r>
-        <w:t xml:space="preserve"> </w:t>
-      </w:r>
-      <w:r>
-        <w:t xml:space="preserve">prior justification - Use pooled variance from all groups - Have higher</w:t>
-      </w:r>
-      <w:r>
-        <w:t xml:space="preserve"> </w:t>
-      </w:r>
-      <w:r>
-        <w:t xml:space="preserve">precision than separate t-tests</w:t>
-      </w:r>
-    </w:p>
-    <w:p>
-      <w:pPr>
-        <w:pStyle w:val="BodyText"/>
+        <w:t xml:space="preserve">Unplanned (post hoc) comparisons</w:t>
+      </w:r>
+      <w:r>
+        <w:t xml:space="preserve">:</w:t>
+      </w:r>
+    </w:p>
+    <w:p>
+      <w:pPr>
+        <w:pStyle w:val="Compact"/>
+        <w:numPr>
+          <w:ilvl w:val="1"/>
+          <w:numId w:val="1056"/>
+        </w:numPr>
+      </w:pPr>
+      <w:r>
+        <w:t xml:space="preserve">Used when no specific comparisons were planned</w:t>
+      </w:r>
+    </w:p>
+    <w:p>
+      <w:pPr>
+        <w:pStyle w:val="Compact"/>
+        <w:numPr>
+          <w:ilvl w:val="1"/>
+          <w:numId w:val="1056"/>
+        </w:numPr>
+      </w:pPr>
+      <w:r>
+        <w:t xml:space="preserve">Must adjust for multiple testing</w:t>
+      </w:r>
+    </w:p>
+    <w:p>
+      <w:pPr>
+        <w:pStyle w:val="Compact"/>
+        <w:numPr>
+          <w:ilvl w:val="1"/>
+          <w:numId w:val="1056"/>
+        </w:numPr>
+      </w:pPr>
+      <w:r>
+        <w:rPr>
+          <w:i/>
+          <w:iCs/>
+        </w:rPr>
+        <w:t xml:space="preserve">Common methods</w:t>
+      </w:r>
+      <w:r>
+        <w:t xml:space="preserve">: Tukey-Kramer, Bonferroni, Scheffé</w:t>
+      </w:r>
+    </w:p>
+    <w:p>
+      <w:pPr>
+        <w:pStyle w:val="Compact"/>
+        <w:numPr>
+          <w:ilvl w:val="0"/>
+          <w:numId w:val="1055"/>
+        </w:numPr>
       </w:pPr>
       <w:r>
         <w:rPr>
           <w:b/>
           <w:bCs/>
         </w:rPr>
-        <w:t xml:space="preserve">Unplanned (post hoc) comparisons</w:t>
-      </w:r>
-      <w:r>
-        <w:t xml:space="preserve">: - Used when no specific</w:t>
-      </w:r>
-      <w:r>
-        <w:t xml:space="preserve"> </w:t>
-      </w:r>
-      <w:r>
-        <w:t xml:space="preserve">comparisons were planned - Must adjust for multiple testing - Common</w:t>
-      </w:r>
-      <w:r>
-        <w:t xml:space="preserve"> </w:t>
-      </w:r>
-      <w:r>
-        <w:t xml:space="preserve">methods: Tukey-Kramer, Bonferroni, Scheffé</w:t>
-      </w:r>
-    </w:p>
-    <w:p>
-      <w:pPr>
-        <w:pStyle w:val="BodyText"/>
+        <w:t xml:space="preserve">Planned (post hoc) comparisons</w:t>
+      </w:r>
+      <w:r>
+        <w:t xml:space="preserve">:</w:t>
+      </w:r>
+    </w:p>
+    <w:p>
+      <w:pPr>
+        <w:pStyle w:val="Compact"/>
+        <w:numPr>
+          <w:ilvl w:val="1"/>
+          <w:numId w:val="1057"/>
+        </w:numPr>
+      </w:pPr>
+      <w:r>
+        <w:t xml:space="preserve">Have strong prior justification</w:t>
+      </w:r>
+    </w:p>
+    <w:p>
+      <w:pPr>
+        <w:pStyle w:val="Compact"/>
+        <w:numPr>
+          <w:ilvl w:val="1"/>
+          <w:numId w:val="1057"/>
+        </w:numPr>
+      </w:pPr>
+      <w:r>
+        <w:t xml:space="preserve">Use pooled variance from all groups</w:t>
+      </w:r>
+    </w:p>
+    <w:p>
+      <w:pPr>
+        <w:pStyle w:val="Compact"/>
+        <w:numPr>
+          <w:ilvl w:val="1"/>
+          <w:numId w:val="1057"/>
+        </w:numPr>
+      </w:pPr>
+      <w:r>
+        <w:t xml:space="preserve">Have higher precision than separate t-tests</w:t>
+      </w:r>
+    </w:p>
+    <w:p>
+      <w:pPr>
+        <w:pStyle w:val="Compact"/>
+        <w:numPr>
+          <w:ilvl w:val="0"/>
+          <w:numId w:val="1055"/>
+        </w:numPr>
       </w:pPr>
       <w:r>
         <w:rPr>
@@ -6646,36 +10762,36 @@
         <w:t xml:space="preserve">Example</w:t>
       </w:r>
       <w:r>
-        <w:t xml:space="preserve">: Using Tukey’s HSD to compare all pairs of treatments in the</w:t>
-      </w:r>
-      <w:r>
-        <w:t xml:space="preserve"> </w:t>
-      </w:r>
-      <w:r>
-        <w:t xml:space="preserve">circadian rhythm data.</w:t>
-      </w:r>
-    </w:p>
-    <w:p>
-      <w:pPr>
-        <w:pStyle w:val="BodyText"/>
+        <w:t xml:space="preserve">: Using Tukey’s HSD to compare all pairs of treatments in</w:t>
+      </w:r>
+      <w:r>
+        <w:t xml:space="preserve"> </w:t>
+      </w:r>
+      <w:r>
+        <w:t xml:space="preserve">the circadian rhythm data.</w:t>
+      </w:r>
+    </w:p>
+    <w:p>
+      <w:pPr>
+        <w:pStyle w:val="FirstParagraph"/>
       </w:pPr>
       <w:r>
         <w:drawing>
           <wp:inline>
             <wp:extent cx="2743200" cy="2743200"/>
             <wp:effectExtent b="0" l="0" r="0" t="0"/>
-            <wp:docPr descr="" title="" id="93" name="Picture"/>
+            <wp:docPr descr="" title="" id="111" name="Picture"/>
             <a:graphic>
               <a:graphicData uri="http://schemas.openxmlformats.org/drawingml/2006/picture">
                 <pic:pic>
                   <pic:nvPicPr>
-                    <pic:cNvPr descr="11_01_lecture_powerpoint_files/figure-docx/unnamed-chunk-18-1.png" id="94" name="Picture"/>
+                    <pic:cNvPr descr="11_01_lecture_powerpoint_files/figure-docx/unnamed-chunk-20-1.png" id="112" name="Picture"/>
                     <pic:cNvPicPr>
                       <a:picLocks noChangeArrowheads="1" noChangeAspect="1"/>
                     </pic:cNvPicPr>
                   </pic:nvPicPr>
                   <pic:blipFill>
-                    <a:blip r:embed="rId92"/>
+                    <a:blip r:embed="rId110"/>
                     <a:stretch>
                       <a:fillRect/>
                     </a:stretch>
@@ -6702,8 +10818,8 @@
         </w:drawing>
       </w:r>
     </w:p>
-    <w:bookmarkEnd w:id="95"/>
-    <w:bookmarkStart w:id="99" w:name="lecture-12-significance-groups-plot"/>
+    <w:bookmarkEnd w:id="113"/>
+    <w:bookmarkStart w:id="117" w:name="lecture-12-significance-groups-plot"/>
     <w:p>
       <w:pPr>
         <w:pStyle w:val="Heading1"/>
@@ -6732,61 +10848,128 @@
     </w:p>
     <w:p>
       <w:pPr>
-        <w:pStyle w:val="BodyText"/>
+        <w:pStyle w:val="Compact"/>
+        <w:numPr>
+          <w:ilvl w:val="0"/>
+          <w:numId w:val="1058"/>
+        </w:numPr>
       </w:pPr>
       <w:r>
         <w:rPr>
           <w:b/>
           <w:bCs/>
         </w:rPr>
-        <w:t xml:space="preserve">Planned comparisons</w:t>
-      </w:r>
-      <w:r>
-        <w:t xml:space="preserve">: - Identified during study design - Have strong</w:t>
-      </w:r>
-      <w:r>
-        <w:t xml:space="preserve"> </w:t>
-      </w:r>
-      <w:r>
-        <w:t xml:space="preserve">prior justification - Use pooled variance from all groups - Have higher</w:t>
-      </w:r>
-      <w:r>
-        <w:t xml:space="preserve"> </w:t>
-      </w:r>
-      <w:r>
-        <w:t xml:space="preserve">precision than separate t-tests</w:t>
-      </w:r>
-    </w:p>
-    <w:p>
-      <w:pPr>
-        <w:pStyle w:val="BodyText"/>
+        <w:t xml:space="preserve">Unplanned (post hoc) comparisons</w:t>
+      </w:r>
+      <w:r>
+        <w:t xml:space="preserve">:</w:t>
+      </w:r>
+    </w:p>
+    <w:p>
+      <w:pPr>
+        <w:pStyle w:val="Compact"/>
+        <w:numPr>
+          <w:ilvl w:val="1"/>
+          <w:numId w:val="1059"/>
+        </w:numPr>
+      </w:pPr>
+      <w:r>
+        <w:t xml:space="preserve">Used when no specific comparisons were planned</w:t>
+      </w:r>
+    </w:p>
+    <w:p>
+      <w:pPr>
+        <w:pStyle w:val="Compact"/>
+        <w:numPr>
+          <w:ilvl w:val="1"/>
+          <w:numId w:val="1059"/>
+        </w:numPr>
+      </w:pPr>
+      <w:r>
+        <w:t xml:space="preserve">Must adjust for multiple testing</w:t>
+      </w:r>
+    </w:p>
+    <w:p>
+      <w:pPr>
+        <w:pStyle w:val="Compact"/>
+        <w:numPr>
+          <w:ilvl w:val="1"/>
+          <w:numId w:val="1059"/>
+        </w:numPr>
+      </w:pPr>
+      <w:r>
+        <w:rPr>
+          <w:i/>
+          <w:iCs/>
+        </w:rPr>
+        <w:t xml:space="preserve">Common methods</w:t>
+      </w:r>
+      <w:r>
+        <w:t xml:space="preserve">: Tukey-Kramer, Bonferroni, Scheffé</w:t>
+      </w:r>
+    </w:p>
+    <w:p>
+      <w:pPr>
+        <w:pStyle w:val="Compact"/>
+        <w:numPr>
+          <w:ilvl w:val="0"/>
+          <w:numId w:val="1058"/>
+        </w:numPr>
       </w:pPr>
       <w:r>
         <w:rPr>
           <w:b/>
           <w:bCs/>
         </w:rPr>
-        <w:t xml:space="preserve">Unplanned (post hoc) comparisons</w:t>
-      </w:r>
-      <w:r>
-        <w:t xml:space="preserve">: - Used when no specific</w:t>
-      </w:r>
-      <w:r>
-        <w:t xml:space="preserve"> </w:t>
-      </w:r>
-      <w:r>
-        <w:t xml:space="preserve">comparisons were planned - Must adjust for multiple testing - Common</w:t>
-      </w:r>
-      <w:r>
-        <w:t xml:space="preserve"> </w:t>
-      </w:r>
-      <w:r>
-        <w:t xml:space="preserve">methods: Tukey-Kramer, Bonferroni, Scheffé</w:t>
-      </w:r>
-    </w:p>
-    <w:p>
-      <w:pPr>
-        <w:pStyle w:val="BodyText"/>
+        <w:t xml:space="preserve">Planned (post hoc) comparisons</w:t>
+      </w:r>
+      <w:r>
+        <w:t xml:space="preserve">:</w:t>
+      </w:r>
+    </w:p>
+    <w:p>
+      <w:pPr>
+        <w:pStyle w:val="Compact"/>
+        <w:numPr>
+          <w:ilvl w:val="1"/>
+          <w:numId w:val="1060"/>
+        </w:numPr>
+      </w:pPr>
+      <w:r>
+        <w:t xml:space="preserve">Have strong prior justification</w:t>
+      </w:r>
+    </w:p>
+    <w:p>
+      <w:pPr>
+        <w:pStyle w:val="Compact"/>
+        <w:numPr>
+          <w:ilvl w:val="1"/>
+          <w:numId w:val="1060"/>
+        </w:numPr>
+      </w:pPr>
+      <w:r>
+        <w:t xml:space="preserve">Use pooled variance from all groups</w:t>
+      </w:r>
+    </w:p>
+    <w:p>
+      <w:pPr>
+        <w:pStyle w:val="Compact"/>
+        <w:numPr>
+          <w:ilvl w:val="1"/>
+          <w:numId w:val="1060"/>
+        </w:numPr>
+      </w:pPr>
+      <w:r>
+        <w:t xml:space="preserve">Have higher precision than separate t-tests</w:t>
+      </w:r>
+    </w:p>
+    <w:p>
+      <w:pPr>
+        <w:pStyle w:val="Compact"/>
+        <w:numPr>
+          <w:ilvl w:val="0"/>
+          <w:numId w:val="1058"/>
+        </w:numPr>
       </w:pPr>
       <w:r>
         <w:rPr>
@@ -6796,36 +10979,36 @@
         <w:t xml:space="preserve">Example</w:t>
       </w:r>
       <w:r>
-        <w:t xml:space="preserve">: Using Tukey’s HSD to compare all pairs of treatments in the</w:t>
-      </w:r>
-      <w:r>
-        <w:t xml:space="preserve"> </w:t>
-      </w:r>
-      <w:r>
-        <w:t xml:space="preserve">circadian rhythm data.</w:t>
-      </w:r>
-    </w:p>
-    <w:p>
-      <w:pPr>
-        <w:pStyle w:val="BodyText"/>
+        <w:t xml:space="preserve">: Using Tukey’s HSD to compare all pairs of treatments in</w:t>
+      </w:r>
+      <w:r>
+        <w:t xml:space="preserve"> </w:t>
+      </w:r>
+      <w:r>
+        <w:t xml:space="preserve">the circadian rhythm data.</w:t>
+      </w:r>
+    </w:p>
+    <w:p>
+      <w:pPr>
+        <w:pStyle w:val="FirstParagraph"/>
       </w:pPr>
       <w:r>
         <w:drawing>
           <wp:inline>
             <wp:extent cx="2743200" cy="2743200"/>
             <wp:effectExtent b="0" l="0" r="0" t="0"/>
-            <wp:docPr descr="" title="" id="97" name="Picture"/>
+            <wp:docPr descr="" title="" id="115" name="Picture"/>
             <a:graphic>
               <a:graphicData uri="http://schemas.openxmlformats.org/drawingml/2006/picture">
                 <pic:pic>
                   <pic:nvPicPr>
-                    <pic:cNvPr descr="11_01_lecture_powerpoint_files/figure-docx/unnamed-chunk-19-1.png" id="98" name="Picture"/>
+                    <pic:cNvPr descr="11_01_lecture_powerpoint_files/figure-docx/unnamed-chunk-21-1.png" id="116" name="Picture"/>
                     <pic:cNvPicPr>
                       <a:picLocks noChangeArrowheads="1" noChangeAspect="1"/>
                     </pic:cNvPicPr>
                   </pic:nvPicPr>
                   <pic:blipFill>
-                    <a:blip r:embed="rId96"/>
+                    <a:blip r:embed="rId114"/>
                     <a:stretch>
                       <a:fillRect/>
                     </a:stretch>
@@ -6852,8 +11035,8 @@
         </w:drawing>
       </w:r>
     </w:p>
-    <w:bookmarkEnd w:id="99"/>
-    <w:bookmarkStart w:id="100" w:name="lecture-12-reporting-anova-results"/>
+    <w:bookmarkEnd w:id="117"/>
+    <w:bookmarkStart w:id="118" w:name="lecture-12-reporting-anova-results"/>
     <w:p>
       <w:pPr>
         <w:pStyle w:val="Heading1"/>
@@ -6946,8 +11129,8 @@
         <w:t xml:space="preserve">the knees, impacts circadian rhythm phase shifts.”</w:t>
       </w:r>
     </w:p>
-    <w:bookmarkEnd w:id="100"/>
-    <w:bookmarkStart w:id="102" w:name="lecture-12-anova-summary"/>
+    <w:bookmarkEnd w:id="118"/>
+    <w:bookmarkStart w:id="120" w:name="lecture-12-anova-summary"/>
     <w:p>
       <w:pPr>
         <w:pStyle w:val="Heading1"/>
@@ -6966,7 +11149,7 @@
         <w:t xml:space="preserve">ANOVA Summary</w:t>
       </w:r>
     </w:p>
-    <w:bookmarkStart w:id="101" w:name="key-anova-principles"/>
+    <w:bookmarkStart w:id="119" w:name="key-anova-principles"/>
     <w:p>
       <w:pPr>
         <w:pStyle w:val="Heading3"/>
@@ -6977,9 +11160,10 @@
     </w:p>
     <w:p>
       <w:pPr>
+        <w:pStyle w:val="Compact"/>
         <w:numPr>
           <w:ilvl w:val="0"/>
-          <w:numId w:val="1019"/>
+          <w:numId w:val="1061"/>
         </w:numPr>
       </w:pPr>
       <w:r>
@@ -7001,9 +11185,10 @@
     </w:p>
     <w:p>
       <w:pPr>
+        <w:pStyle w:val="Compact"/>
         <w:numPr>
           <w:ilvl w:val="0"/>
-          <w:numId w:val="1019"/>
+          <w:numId w:val="1061"/>
         </w:numPr>
       </w:pPr>
       <w:r>
@@ -7022,7 +11207,7 @@
         <w:pStyle w:val="Compact"/>
         <w:numPr>
           <w:ilvl w:val="1"/>
-          <w:numId w:val="1020"/>
+          <w:numId w:val="1062"/>
         </w:numPr>
       </w:pPr>
       <w:r>
@@ -7034,7 +11219,7 @@
         <w:pStyle w:val="Compact"/>
         <w:numPr>
           <w:ilvl w:val="1"/>
-          <w:numId w:val="1020"/>
+          <w:numId w:val="1062"/>
         </w:numPr>
       </w:pPr>
       <w:r>
@@ -7052,7 +11237,7 @@
         <w:pStyle w:val="Compact"/>
         <w:numPr>
           <w:ilvl w:val="1"/>
-          <w:numId w:val="1020"/>
+          <w:numId w:val="1062"/>
         </w:numPr>
       </w:pPr>
       <w:r>
@@ -7067,9 +11252,10 @@
     </w:p>
     <w:p>
       <w:pPr>
+        <w:pStyle w:val="Compact"/>
         <w:numPr>
           <w:ilvl w:val="0"/>
-          <w:numId w:val="1019"/>
+          <w:numId w:val="1061"/>
         </w:numPr>
       </w:pPr>
       <w:r>
@@ -7088,7 +11274,7 @@
         <w:pStyle w:val="Compact"/>
         <w:numPr>
           <w:ilvl w:val="1"/>
-          <w:numId w:val="1021"/>
+          <w:numId w:val="1063"/>
         </w:numPr>
       </w:pPr>
       <w:r>
@@ -7100,7 +11286,7 @@
         <w:pStyle w:val="Compact"/>
         <w:numPr>
           <w:ilvl w:val="1"/>
-          <w:numId w:val="1021"/>
+          <w:numId w:val="1063"/>
         </w:numPr>
       </w:pPr>
       <w:r>
@@ -7118,7 +11304,7 @@
         <w:pStyle w:val="Compact"/>
         <w:numPr>
           <w:ilvl w:val="1"/>
-          <w:numId w:val="1021"/>
+          <w:numId w:val="1063"/>
         </w:numPr>
       </w:pPr>
       <w:r>
@@ -7133,9 +11319,10 @@
     </w:p>
     <w:p>
       <w:pPr>
+        <w:pStyle w:val="Compact"/>
         <w:numPr>
           <w:ilvl w:val="0"/>
-          <w:numId w:val="1019"/>
+          <w:numId w:val="1061"/>
         </w:numPr>
       </w:pPr>
       <w:r>
@@ -7154,7 +11341,7 @@
         <w:pStyle w:val="Compact"/>
         <w:numPr>
           <w:ilvl w:val="1"/>
-          <w:numId w:val="1022"/>
+          <w:numId w:val="1064"/>
         </w:numPr>
       </w:pPr>
       <w:r>
@@ -7166,7 +11353,7 @@
         <w:pStyle w:val="Compact"/>
         <w:numPr>
           <w:ilvl w:val="1"/>
-          <w:numId w:val="1022"/>
+          <w:numId w:val="1064"/>
         </w:numPr>
       </w:pPr>
       <w:r>
@@ -7175,9 +11362,10 @@
     </w:p>
     <w:p>
       <w:pPr>
+        <w:pStyle w:val="Compact"/>
         <w:numPr>
           <w:ilvl w:val="0"/>
-          <w:numId w:val="1019"/>
+          <w:numId w:val="1061"/>
         </w:numPr>
       </w:pPr>
       <w:r>
@@ -7196,7 +11384,7 @@
         <w:pStyle w:val="Compact"/>
         <w:numPr>
           <w:ilvl w:val="1"/>
-          <w:numId w:val="1023"/>
+          <w:numId w:val="1065"/>
         </w:numPr>
       </w:pPr>
       <w:r>
@@ -7208,61 +11396,22 @@
         <w:pStyle w:val="Compact"/>
         <w:numPr>
           <w:ilvl w:val="1"/>
-          <w:numId w:val="1023"/>
+          <w:numId w:val="1065"/>
         </w:numPr>
       </w:pPr>
       <w:r>
         <w:t xml:space="preserve">Random effects: sampling from a larger population</w:t>
       </w:r>
     </w:p>
-    <w:bookmarkEnd w:id="101"/>
-    <w:bookmarkEnd w:id="102"/>
-    <w:bookmarkStart w:id="103" w:name="anova-assumptions"/>
+    <w:bookmarkEnd w:id="119"/>
+    <w:bookmarkEnd w:id="120"/>
+    <w:bookmarkStart w:id="121" w:name="section"/>
     <w:p>
       <w:pPr>
         <w:pStyle w:val="Heading1"/>
       </w:pPr>
-      <w:r>
-        <w:t xml:space="preserve">ANOVA Assumptions</w:t>
-      </w:r>
-    </w:p>
-    <w:p>
-      <w:pPr>
-        <w:pStyle w:val="Compact"/>
-        <w:numPr>
-          <w:ilvl w:val="0"/>
-          <w:numId w:val="1024"/>
-        </w:numPr>
-      </w:pPr>
-      <w:r>
-        <w:t xml:space="preserve">Independence of observations</w:t>
-      </w:r>
-    </w:p>
-    <w:p>
-      <w:pPr>
-        <w:pStyle w:val="Compact"/>
-        <w:numPr>
-          <w:ilvl w:val="0"/>
-          <w:numId w:val="1024"/>
-        </w:numPr>
-      </w:pPr>
-      <w:r>
-        <w:t xml:space="preserve">Normal distribution of residuals</w:t>
-      </w:r>
-    </w:p>
-    <w:p>
-      <w:pPr>
-        <w:pStyle w:val="Compact"/>
-        <w:numPr>
-          <w:ilvl w:val="0"/>
-          <w:numId w:val="1024"/>
-        </w:numPr>
-      </w:pPr>
-      <w:r>
-        <w:t xml:space="preserve">Homogeneity of variances</w:t>
-      </w:r>
-    </w:p>
-    <w:bookmarkEnd w:id="103"/>
+    </w:p>
+    <w:bookmarkEnd w:id="121"/>
     <w:sectPr>
       <w:pgSz w:h="15840" w:w="12240"/>
       <w:pgMar w:bottom="720" w:footer="720" w:gutter="0" w:header="720" w:left="1152" w:right="720" w:top="720"/>
@@ -7596,64 +11745,10 @@
     <w:abstractNumId w:val="991"/>
   </w:num>
   <w:num w:numId="1011">
-    <w:abstractNumId w:val="99411"/>
-    <w:lvlOverride w:ilvl="0">
-      <w:startOverride w:val="1"/>
-    </w:lvlOverride>
-    <w:lvlOverride w:ilvl="1">
-      <w:startOverride w:val="1"/>
-    </w:lvlOverride>
-    <w:lvlOverride w:ilvl="2">
-      <w:startOverride w:val="1"/>
-    </w:lvlOverride>
-    <w:lvlOverride w:ilvl="3">
-      <w:startOverride w:val="1"/>
-    </w:lvlOverride>
-    <w:lvlOverride w:ilvl="4">
-      <w:startOverride w:val="1"/>
-    </w:lvlOverride>
-    <w:lvlOverride w:ilvl="5">
-      <w:startOverride w:val="1"/>
-    </w:lvlOverride>
-    <w:lvlOverride w:ilvl="6">
-      <w:startOverride w:val="1"/>
-    </w:lvlOverride>
-    <w:lvlOverride w:ilvl="7">
-      <w:startOverride w:val="1"/>
-    </w:lvlOverride>
-    <w:lvlOverride w:ilvl="8">
-      <w:startOverride w:val="1"/>
-    </w:lvlOverride>
+    <w:abstractNumId w:val="991"/>
   </w:num>
   <w:num w:numId="1012">
-    <w:abstractNumId w:val="99411"/>
-    <w:lvlOverride w:ilvl="0">
-      <w:startOverride w:val="1"/>
-    </w:lvlOverride>
-    <w:lvlOverride w:ilvl="1">
-      <w:startOverride w:val="1"/>
-    </w:lvlOverride>
-    <w:lvlOverride w:ilvl="2">
-      <w:startOverride w:val="1"/>
-    </w:lvlOverride>
-    <w:lvlOverride w:ilvl="3">
-      <w:startOverride w:val="1"/>
-    </w:lvlOverride>
-    <w:lvlOverride w:ilvl="4">
-      <w:startOverride w:val="1"/>
-    </w:lvlOverride>
-    <w:lvlOverride w:ilvl="5">
-      <w:startOverride w:val="1"/>
-    </w:lvlOverride>
-    <w:lvlOverride w:ilvl="6">
-      <w:startOverride w:val="1"/>
-    </w:lvlOverride>
-    <w:lvlOverride w:ilvl="7">
-      <w:startOverride w:val="1"/>
-    </w:lvlOverride>
-    <w:lvlOverride w:ilvl="8">
-      <w:startOverride w:val="1"/>
-    </w:lvlOverride>
+    <w:abstractNumId w:val="991"/>
   </w:num>
   <w:num w:numId="1013">
     <w:abstractNumId w:val="991"/>
@@ -7665,34 +11760,7 @@
     <w:abstractNumId w:val="991"/>
   </w:num>
   <w:num w:numId="1016">
-    <w:abstractNumId w:val="99411"/>
-    <w:lvlOverride w:ilvl="0">
-      <w:startOverride w:val="1"/>
-    </w:lvlOverride>
-    <w:lvlOverride w:ilvl="1">
-      <w:startOverride w:val="1"/>
-    </w:lvlOverride>
-    <w:lvlOverride w:ilvl="2">
-      <w:startOverride w:val="1"/>
-    </w:lvlOverride>
-    <w:lvlOverride w:ilvl="3">
-      <w:startOverride w:val="1"/>
-    </w:lvlOverride>
-    <w:lvlOverride w:ilvl="4">
-      <w:startOverride w:val="1"/>
-    </w:lvlOverride>
-    <w:lvlOverride w:ilvl="5">
-      <w:startOverride w:val="1"/>
-    </w:lvlOverride>
-    <w:lvlOverride w:ilvl="6">
-      <w:startOverride w:val="1"/>
-    </w:lvlOverride>
-    <w:lvlOverride w:ilvl="7">
-      <w:startOverride w:val="1"/>
-    </w:lvlOverride>
-    <w:lvlOverride w:ilvl="8">
-      <w:startOverride w:val="1"/>
-    </w:lvlOverride>
+    <w:abstractNumId w:val="991"/>
   </w:num>
   <w:num w:numId="1017">
     <w:abstractNumId w:val="991"/>
@@ -7731,18 +11799,6 @@
     </w:lvlOverride>
   </w:num>
   <w:num w:numId="1020">
-    <w:abstractNumId w:val="991"/>
-  </w:num>
-  <w:num w:numId="1021">
-    <w:abstractNumId w:val="991"/>
-  </w:num>
-  <w:num w:numId="1022">
-    <w:abstractNumId w:val="991"/>
-  </w:num>
-  <w:num w:numId="1023">
-    <w:abstractNumId w:val="991"/>
-  </w:num>
-  <w:num w:numId="1024">
     <w:abstractNumId w:val="99411"/>
     <w:lvlOverride w:ilvl="0">
       <w:startOverride w:val="1"/>
@@ -7771,6 +11827,168 @@
     <w:lvlOverride w:ilvl="8">
       <w:startOverride w:val="1"/>
     </w:lvlOverride>
+  </w:num>
+  <w:num w:numId="1021">
+    <w:abstractNumId w:val="991"/>
+  </w:num>
+  <w:num w:numId="1022">
+    <w:abstractNumId w:val="991"/>
+  </w:num>
+  <w:num w:numId="1023">
+    <w:abstractNumId w:val="991"/>
+  </w:num>
+  <w:num w:numId="1024">
+    <w:abstractNumId w:val="991"/>
+  </w:num>
+  <w:num w:numId="1025">
+    <w:abstractNumId w:val="991"/>
+  </w:num>
+  <w:num w:numId="1026">
+    <w:abstractNumId w:val="991"/>
+  </w:num>
+  <w:num w:numId="1027">
+    <w:abstractNumId w:val="991"/>
+  </w:num>
+  <w:num w:numId="1028">
+    <w:abstractNumId w:val="991"/>
+  </w:num>
+  <w:num w:numId="1029">
+    <w:abstractNumId w:val="991"/>
+  </w:num>
+  <w:num w:numId="1030">
+    <w:abstractNumId w:val="991"/>
+  </w:num>
+  <w:num w:numId="1031">
+    <w:abstractNumId w:val="991"/>
+  </w:num>
+  <w:num w:numId="1032">
+    <w:abstractNumId w:val="991"/>
+  </w:num>
+  <w:num w:numId="1033">
+    <w:abstractNumId w:val="991"/>
+  </w:num>
+  <w:num w:numId="1034">
+    <w:abstractNumId w:val="991"/>
+  </w:num>
+  <w:num w:numId="1035">
+    <w:abstractNumId w:val="991"/>
+  </w:num>
+  <w:num w:numId="1036">
+    <w:abstractNumId w:val="991"/>
+  </w:num>
+  <w:num w:numId="1037">
+    <w:abstractNumId w:val="991"/>
+  </w:num>
+  <w:num w:numId="1038">
+    <w:abstractNumId w:val="991"/>
+  </w:num>
+  <w:num w:numId="1039">
+    <w:abstractNumId w:val="991"/>
+  </w:num>
+  <w:num w:numId="1040">
+    <w:abstractNumId w:val="991"/>
+  </w:num>
+  <w:num w:numId="1041">
+    <w:abstractNumId w:val="991"/>
+  </w:num>
+  <w:num w:numId="1042">
+    <w:abstractNumId w:val="991"/>
+  </w:num>
+  <w:num w:numId="1043">
+    <w:abstractNumId w:val="991"/>
+  </w:num>
+  <w:num w:numId="1044">
+    <w:abstractNumId w:val="991"/>
+  </w:num>
+  <w:num w:numId="1045">
+    <w:abstractNumId w:val="991"/>
+  </w:num>
+  <w:num w:numId="1046">
+    <w:abstractNumId w:val="991"/>
+  </w:num>
+  <w:num w:numId="1047">
+    <w:abstractNumId w:val="991"/>
+  </w:num>
+  <w:num w:numId="1048">
+    <w:abstractNumId w:val="991"/>
+  </w:num>
+  <w:num w:numId="1049">
+    <w:abstractNumId w:val="991"/>
+  </w:num>
+  <w:num w:numId="1050">
+    <w:abstractNumId w:val="991"/>
+  </w:num>
+  <w:num w:numId="1051">
+    <w:abstractNumId w:val="991"/>
+  </w:num>
+  <w:num w:numId="1052">
+    <w:abstractNumId w:val="991"/>
+  </w:num>
+  <w:num w:numId="1053">
+    <w:abstractNumId w:val="991"/>
+  </w:num>
+  <w:num w:numId="1054">
+    <w:abstractNumId w:val="991"/>
+  </w:num>
+  <w:num w:numId="1055">
+    <w:abstractNumId w:val="991"/>
+  </w:num>
+  <w:num w:numId="1056">
+    <w:abstractNumId w:val="991"/>
+  </w:num>
+  <w:num w:numId="1057">
+    <w:abstractNumId w:val="991"/>
+  </w:num>
+  <w:num w:numId="1058">
+    <w:abstractNumId w:val="991"/>
+  </w:num>
+  <w:num w:numId="1059">
+    <w:abstractNumId w:val="991"/>
+  </w:num>
+  <w:num w:numId="1060">
+    <w:abstractNumId w:val="991"/>
+  </w:num>
+  <w:num w:numId="1061">
+    <w:abstractNumId w:val="99411"/>
+    <w:lvlOverride w:ilvl="0">
+      <w:startOverride w:val="1"/>
+    </w:lvlOverride>
+    <w:lvlOverride w:ilvl="1">
+      <w:startOverride w:val="1"/>
+    </w:lvlOverride>
+    <w:lvlOverride w:ilvl="2">
+      <w:startOverride w:val="1"/>
+    </w:lvlOverride>
+    <w:lvlOverride w:ilvl="3">
+      <w:startOverride w:val="1"/>
+    </w:lvlOverride>
+    <w:lvlOverride w:ilvl="4">
+      <w:startOverride w:val="1"/>
+    </w:lvlOverride>
+    <w:lvlOverride w:ilvl="5">
+      <w:startOverride w:val="1"/>
+    </w:lvlOverride>
+    <w:lvlOverride w:ilvl="6">
+      <w:startOverride w:val="1"/>
+    </w:lvlOverride>
+    <w:lvlOverride w:ilvl="7">
+      <w:startOverride w:val="1"/>
+    </w:lvlOverride>
+    <w:lvlOverride w:ilvl="8">
+      <w:startOverride w:val="1"/>
+    </w:lvlOverride>
+  </w:num>
+  <w:num w:numId="1062">
+    <w:abstractNumId w:val="991"/>
+  </w:num>
+  <w:num w:numId="1063">
+    <w:abstractNumId w:val="991"/>
+  </w:num>
+  <w:num w:numId="1064">
+    <w:abstractNumId w:val="991"/>
+  </w:num>
+  <w:num w:numId="1065">
+    <w:abstractNumId w:val="991"/>
   </w:num>
 </w:numbering>
 </file>

--- a/docs/ecostats_lectures/lecture_11/11_01_lecture_powerpoint.docx
+++ b/docs/ecostats_lectures/lecture_11/11_01_lecture_powerpoint.docx
@@ -11405,13 +11405,8171 @@
     </w:p>
     <w:bookmarkEnd w:id="119"/>
     <w:bookmarkEnd w:id="120"/>
-    <w:bookmarkStart w:id="121" w:name="section"/>
+    <w:bookmarkStart w:id="123" w:name="overview-of-non-parametric-tests"/>
     <w:p>
       <w:pPr>
         <w:pStyle w:val="Heading1"/>
       </w:pPr>
+      <w:r>
+        <w:t xml:space="preserve">Overview of Non-Parametric Tests</w:t>
+      </w:r>
+    </w:p>
+    <w:bookmarkStart w:id="121" w:name="X74fe8a1b5fba0d2bac3b7c7de5651349db1a277"/>
+    <w:p>
+      <w:pPr>
+        <w:pStyle w:val="Heading2"/>
+      </w:pPr>
+      <w:r>
+        <w:t xml:space="preserve">Common Non-Parametric Alternatives to ANOVA</w:t>
+      </w:r>
+    </w:p>
+    <w:p>
+      <w:pPr>
+        <w:pStyle w:val="FirstParagraph"/>
+      </w:pPr>
+      <w:r>
+        <w:rPr>
+          <w:b/>
+          <w:bCs/>
+        </w:rPr>
+        <w:t xml:space="preserve">Non-parametric tests make fewer assumptions about the data</w:t>
+      </w:r>
+      <w:r>
+        <w:rPr>
+          <w:b/>
+          <w:bCs/>
+        </w:rPr>
+        <w:t xml:space="preserve"> </w:t>
+      </w:r>
+      <w:r>
+        <w:rPr>
+          <w:b/>
+          <w:bCs/>
+        </w:rPr>
+        <w:t xml:space="preserve">distribution</w:t>
+      </w:r>
+    </w:p>
+    <w:p>
+      <w:pPr>
+        <w:pStyle w:val="Compact"/>
+        <w:numPr>
+          <w:ilvl w:val="0"/>
+          <w:numId w:val="1066"/>
+        </w:numPr>
+      </w:pPr>
+      <w:r>
+        <w:rPr>
+          <w:b/>
+          <w:bCs/>
+        </w:rPr>
+        <w:t xml:space="preserve">Kruskal-Wallis Test</w:t>
+      </w:r>
+    </w:p>
+    <w:p>
+      <w:pPr>
+        <w:pStyle w:val="Compact"/>
+        <w:numPr>
+          <w:ilvl w:val="1"/>
+          <w:numId w:val="1067"/>
+        </w:numPr>
+      </w:pPr>
+      <w:r>
+        <w:t xml:space="preserve">Non-parametric alternative to one-way ANOVA</w:t>
+      </w:r>
+    </w:p>
+    <w:p>
+      <w:pPr>
+        <w:pStyle w:val="Compact"/>
+        <w:numPr>
+          <w:ilvl w:val="1"/>
+          <w:numId w:val="1067"/>
+        </w:numPr>
+      </w:pPr>
+      <w:r>
+        <w:t xml:space="preserve">Tests for differences in median ranks</w:t>
+      </w:r>
+    </w:p>
+    <w:p>
+      <w:pPr>
+        <w:pStyle w:val="Compact"/>
+        <w:numPr>
+          <w:ilvl w:val="1"/>
+          <w:numId w:val="1067"/>
+        </w:numPr>
+      </w:pPr>
+      <w:r>
+        <w:t xml:space="preserve">Works with ordinal or continuous data</w:t>
+      </w:r>
+    </w:p>
+    <w:p>
+      <w:pPr>
+        <w:pStyle w:val="Compact"/>
+        <w:numPr>
+          <w:ilvl w:val="1"/>
+          <w:numId w:val="1067"/>
+        </w:numPr>
+      </w:pPr>
+      <w:r>
+        <w:t xml:space="preserve">Assumptions: Independent observations, similar distribution</w:t>
+      </w:r>
+      <w:r>
+        <w:t xml:space="preserve"> </w:t>
+      </w:r>
+      <w:r>
+        <w:t xml:space="preserve">shapes</w:t>
+      </w:r>
+    </w:p>
+    <w:p>
+      <w:pPr>
+        <w:pStyle w:val="Compact"/>
+        <w:numPr>
+          <w:ilvl w:val="0"/>
+          <w:numId w:val="1066"/>
+        </w:numPr>
+      </w:pPr>
+      <w:r>
+        <w:rPr>
+          <w:b/>
+          <w:bCs/>
+        </w:rPr>
+        <w:t xml:space="preserve">Mood’s Median Test</w:t>
+      </w:r>
+      <w:r>
+        <w:t xml:space="preserve"> </w:t>
+      </w:r>
+      <w:r>
+        <w:t xml:space="preserve">not covered here</w:t>
+      </w:r>
+    </w:p>
+    <w:p>
+      <w:pPr>
+        <w:pStyle w:val="Compact"/>
+        <w:numPr>
+          <w:ilvl w:val="0"/>
+          <w:numId w:val="1068"/>
+        </w:numPr>
+      </w:pPr>
+      <w:r>
+        <w:t xml:space="preserve">Tests whether medians differ across groups</w:t>
+      </w:r>
+    </w:p>
+    <w:p>
+      <w:pPr>
+        <w:pStyle w:val="Compact"/>
+        <w:numPr>
+          <w:ilvl w:val="0"/>
+          <w:numId w:val="1068"/>
+        </w:numPr>
+      </w:pPr>
+      <w:r>
+        <w:t xml:space="preserve">More robust but less powerful than Kruskal-Wallis</w:t>
+      </w:r>
+    </w:p>
+    <w:p>
+      <w:pPr>
+        <w:pStyle w:val="Compact"/>
+        <w:numPr>
+          <w:ilvl w:val="0"/>
+          <w:numId w:val="1068"/>
+        </w:numPr>
+      </w:pPr>
+      <w:r>
+        <w:t xml:space="preserve">Good for highly skewed data</w:t>
+      </w:r>
     </w:p>
     <w:bookmarkEnd w:id="121"/>
+    <w:bookmarkStart w:id="122" w:name="when-to-use-non-parametric-tests"/>
+    <w:p>
+      <w:pPr>
+        <w:pStyle w:val="Heading2"/>
+      </w:pPr>
+      <w:r>
+        <w:t xml:space="preserve">When to Use Non-Parametric Tests</w:t>
+      </w:r>
+    </w:p>
+    <w:p>
+      <w:pPr>
+        <w:pStyle w:val="FirstParagraph"/>
+      </w:pPr>
+      <w:r>
+        <w:rPr>
+          <w:b/>
+          <w:bCs/>
+        </w:rPr>
+        <w:t xml:space="preserve">Consider non-parametric tests when:</w:t>
+      </w:r>
+    </w:p>
+    <w:p>
+      <w:pPr>
+        <w:pStyle w:val="Compact"/>
+        <w:numPr>
+          <w:ilvl w:val="0"/>
+          <w:numId w:val="1069"/>
+        </w:numPr>
+      </w:pPr>
+      <w:r>
+        <w:t xml:space="preserve">Sample sizes are small</w:t>
+      </w:r>
+    </w:p>
+    <w:p>
+      <w:pPr>
+        <w:pStyle w:val="Compact"/>
+        <w:numPr>
+          <w:ilvl w:val="0"/>
+          <w:numId w:val="1069"/>
+        </w:numPr>
+      </w:pPr>
+      <w:r>
+        <w:t xml:space="preserve">Data are heavily skewed</w:t>
+      </w:r>
+    </w:p>
+    <w:p>
+      <w:pPr>
+        <w:pStyle w:val="Compact"/>
+        <w:numPr>
+          <w:ilvl w:val="0"/>
+          <w:numId w:val="1069"/>
+        </w:numPr>
+      </w:pPr>
+      <w:r>
+        <w:t xml:space="preserve">Outliers are present and legitimate</w:t>
+      </w:r>
+    </w:p>
+    <w:p>
+      <w:pPr>
+        <w:pStyle w:val="Compact"/>
+        <w:numPr>
+          <w:ilvl w:val="0"/>
+          <w:numId w:val="1069"/>
+        </w:numPr>
+      </w:pPr>
+      <w:r>
+        <w:t xml:space="preserve">Variances are very unequal</w:t>
+      </w:r>
+    </w:p>
+    <w:p>
+      <w:pPr>
+        <w:pStyle w:val="Compact"/>
+        <w:numPr>
+          <w:ilvl w:val="0"/>
+          <w:numId w:val="1069"/>
+        </w:numPr>
+      </w:pPr>
+      <w:r>
+        <w:t xml:space="preserve">Data are ordinal (ranked)</w:t>
+      </w:r>
+    </w:p>
+    <w:p>
+      <w:pPr>
+        <w:pStyle w:val="Compact"/>
+        <w:numPr>
+          <w:ilvl w:val="0"/>
+          <w:numId w:val="1069"/>
+        </w:numPr>
+      </w:pPr>
+      <w:r>
+        <w:t xml:space="preserve">Assumptions checks clearly fail</w:t>
+      </w:r>
+    </w:p>
+    <w:p>
+      <w:pPr>
+        <w:pStyle w:val="FirstParagraph"/>
+      </w:pPr>
+      <w:r>
+        <w:rPr>
+          <w:b/>
+          <w:bCs/>
+        </w:rPr>
+        <w:t xml:space="preserve">Trade-offs:</w:t>
+      </w:r>
+    </w:p>
+    <w:p>
+      <w:pPr>
+        <w:pStyle w:val="Compact"/>
+        <w:numPr>
+          <w:ilvl w:val="0"/>
+          <w:numId w:val="1070"/>
+        </w:numPr>
+      </w:pPr>
+      <w:r>
+        <w:t xml:space="preserve">☒ Fewer assumptions</w:t>
+      </w:r>
+    </w:p>
+    <w:p>
+      <w:pPr>
+        <w:pStyle w:val="Compact"/>
+        <w:numPr>
+          <w:ilvl w:val="0"/>
+          <w:numId w:val="1070"/>
+        </w:numPr>
+      </w:pPr>
+      <w:r>
+        <w:t xml:space="preserve">☒ More robust to outliers</w:t>
+      </w:r>
+    </w:p>
+    <w:p>
+      <w:pPr>
+        <w:pStyle w:val="Compact"/>
+        <w:numPr>
+          <w:ilvl w:val="0"/>
+          <w:numId w:val="1070"/>
+        </w:numPr>
+      </w:pPr>
+      <w:r>
+        <w:t xml:space="preserve">✗ Less statistical power</w:t>
+      </w:r>
+    </w:p>
+    <w:p>
+      <w:pPr>
+        <w:pStyle w:val="Compact"/>
+        <w:numPr>
+          <w:ilvl w:val="0"/>
+          <w:numId w:val="1070"/>
+        </w:numPr>
+      </w:pPr>
+      <w:r>
+        <w:t xml:space="preserve">✗ Test medians/ranks, not means</w:t>
+      </w:r>
+    </w:p>
+    <w:bookmarkEnd w:id="122"/>
+    <w:bookmarkEnd w:id="123"/>
+    <w:bookmarkStart w:id="126" w:name="kruskal-wallis-test-overview"/>
+    <w:p>
+      <w:pPr>
+        <w:pStyle w:val="Heading1"/>
+      </w:pPr>
+      <w:r>
+        <w:t xml:space="preserve">Kruskal-Wallis Test: Overview</w:t>
+      </w:r>
+    </w:p>
+    <w:bookmarkStart w:id="124" w:name="the-kruskal-wallis-h-test"/>
+    <w:p>
+      <w:pPr>
+        <w:pStyle w:val="Heading2"/>
+      </w:pPr>
+      <w:r>
+        <w:t xml:space="preserve">The Kruskal-Wallis H Test</w:t>
+      </w:r>
+    </w:p>
+    <w:p>
+      <w:pPr>
+        <w:pStyle w:val="FirstParagraph"/>
+      </w:pPr>
+      <w:r>
+        <w:rPr>
+          <w:b/>
+          <w:bCs/>
+        </w:rPr>
+        <w:t xml:space="preserve">Most common non-parametric alternative to one-way ANOVA</w:t>
+      </w:r>
+    </w:p>
+    <w:p>
+      <w:pPr>
+        <w:numPr>
+          <w:ilvl w:val="0"/>
+          <w:numId w:val="1071"/>
+        </w:numPr>
+      </w:pPr>
+      <w:r>
+        <w:rPr>
+          <w:b/>
+          <w:bCs/>
+        </w:rPr>
+        <w:t xml:space="preserve">What it does:</w:t>
+      </w:r>
+    </w:p>
+    <w:p>
+      <w:pPr>
+        <w:pStyle w:val="Compact"/>
+        <w:numPr>
+          <w:ilvl w:val="1"/>
+          <w:numId w:val="1072"/>
+        </w:numPr>
+      </w:pPr>
+      <w:r>
+        <w:t xml:space="preserve">Ranks all observations from smallest to largest</w:t>
+      </w:r>
+    </w:p>
+    <w:p>
+      <w:pPr>
+        <w:pStyle w:val="Compact"/>
+        <w:numPr>
+          <w:ilvl w:val="1"/>
+          <w:numId w:val="1072"/>
+        </w:numPr>
+      </w:pPr>
+      <w:r>
+        <w:t xml:space="preserve">Compares the sum of ranks between groups</w:t>
+      </w:r>
+    </w:p>
+    <w:p>
+      <w:pPr>
+        <w:pStyle w:val="Compact"/>
+        <w:numPr>
+          <w:ilvl w:val="1"/>
+          <w:numId w:val="1072"/>
+        </w:numPr>
+      </w:pPr>
+      <w:r>
+        <w:t xml:space="preserve">Tests if groups come from the same distribution</w:t>
+      </w:r>
+    </w:p>
+    <w:p>
+      <w:pPr>
+        <w:numPr>
+          <w:ilvl w:val="0"/>
+          <w:numId w:val="1071"/>
+        </w:numPr>
+      </w:pPr>
+      <w:r>
+        <w:rPr>
+          <w:b/>
+          <w:bCs/>
+        </w:rPr>
+        <w:t xml:space="preserve">Hypotheses:</w:t>
+      </w:r>
+    </w:p>
+    <w:p>
+      <w:pPr>
+        <w:pStyle w:val="Compact"/>
+        <w:numPr>
+          <w:ilvl w:val="1"/>
+          <w:numId w:val="1073"/>
+        </w:numPr>
+      </w:pPr>
+      <w:r>
+        <w:rPr>
+          <w:b/>
+          <w:bCs/>
+        </w:rPr>
+        <w:t xml:space="preserve">H₀</w:t>
+      </w:r>
+      <w:r>
+        <w:t xml:space="preserve">: All groups have the same distribution (same median)</w:t>
+      </w:r>
+    </w:p>
+    <w:p>
+      <w:pPr>
+        <w:pStyle w:val="Compact"/>
+        <w:numPr>
+          <w:ilvl w:val="1"/>
+          <w:numId w:val="1073"/>
+        </w:numPr>
+      </w:pPr>
+      <w:r>
+        <w:rPr>
+          <w:b/>
+          <w:bCs/>
+        </w:rPr>
+        <w:t xml:space="preserve">H₁</w:t>
+      </w:r>
+      <w:r>
+        <w:t xml:space="preserve">: At least one group has a different distribution</w:t>
+      </w:r>
+    </w:p>
+    <w:p>
+      <w:pPr>
+        <w:numPr>
+          <w:ilvl w:val="0"/>
+          <w:numId w:val="1071"/>
+        </w:numPr>
+      </w:pPr>
+      <w:r>
+        <w:rPr>
+          <w:b/>
+          <w:bCs/>
+        </w:rPr>
+        <w:t xml:space="preserve">Test statistic (H):</w:t>
+      </w:r>
+    </w:p>
+    <w:p>
+      <w:pPr>
+        <w:pStyle w:val="BodyText"/>
+      </w:pPr>
+      <m:oMathPara>
+        <m:oMathParaPr>
+          <m:jc m:val="center"/>
+        </m:oMathParaPr>
+        <m:oMath>
+          <m:r>
+            <m:t>H</m:t>
+          </m:r>
+          <m:r>
+            <m:rPr>
+              <m:sty m:val="p"/>
+            </m:rPr>
+            <m:t>=</m:t>
+          </m:r>
+          <m:f>
+            <m:fPr>
+              <m:type m:val="bar"/>
+            </m:fPr>
+            <m:num>
+              <m:r>
+                <m:t>12</m:t>
+              </m:r>
+            </m:num>
+            <m:den>
+              <m:r>
+                <m:t>N</m:t>
+              </m:r>
+              <m:d>
+                <m:dPr>
+                  <m:begChr m:val="("/>
+                  <m:sepChr m:val=""/>
+                  <m:endChr m:val=")"/>
+                  <m:grow/>
+                </m:dPr>
+                <m:e>
+                  <m:r>
+                    <m:t>N</m:t>
+                  </m:r>
+                  <m:r>
+                    <m:rPr>
+                      <m:sty m:val="p"/>
+                    </m:rPr>
+                    <m:t>+</m:t>
+                  </m:r>
+                  <m:r>
+                    <m:t>1</m:t>
+                  </m:r>
+                </m:e>
+              </m:d>
+            </m:den>
+          </m:f>
+          <m:nary>
+            <m:naryPr>
+              <m:chr m:val="∑"/>
+              <m:limLoc m:val="undOvr"/>
+              <m:subHide m:val="off"/>
+              <m:supHide m:val="off"/>
+            </m:naryPr>
+            <m:sub>
+              <m:r>
+                <m:t>i</m:t>
+              </m:r>
+              <m:r>
+                <m:rPr>
+                  <m:sty m:val="p"/>
+                </m:rPr>
+                <m:t>=</m:t>
+              </m:r>
+              <m:r>
+                <m:t>1</m:t>
+              </m:r>
+            </m:sub>
+            <m:sup>
+              <m:r>
+                <m:t>k</m:t>
+              </m:r>
+            </m:sup>
+            <m:e>
+              <m:sSub>
+                <m:e>
+                  <m:r>
+                    <m:t>n</m:t>
+                  </m:r>
+                </m:e>
+                <m:sub>
+                  <m:r>
+                    <m:t>i</m:t>
+                  </m:r>
+                </m:sub>
+              </m:sSub>
+            </m:e>
+          </m:nary>
+          <m:sSup>
+            <m:e>
+              <m:d>
+                <m:dPr>
+                  <m:begChr m:val="("/>
+                  <m:sepChr m:val=""/>
+                  <m:endChr m:val=")"/>
+                  <m:grow/>
+                </m:dPr>
+                <m:e>
+                  <m:sSub>
+                    <m:e>
+                      <m:acc>
+                        <m:accPr>
+                          <m:chr m:val="‾"/>
+                        </m:accPr>
+                        <m:e>
+                          <m:r>
+                            <m:t>R</m:t>
+                          </m:r>
+                        </m:e>
+                      </m:acc>
+                    </m:e>
+                    <m:sub>
+                      <m:r>
+                        <m:t>i</m:t>
+                      </m:r>
+                    </m:sub>
+                  </m:sSub>
+                  <m:r>
+                    <m:rPr>
+                      <m:sty m:val="p"/>
+                    </m:rPr>
+                    <m:t>−</m:t>
+                  </m:r>
+                  <m:acc>
+                    <m:accPr>
+                      <m:chr m:val="‾"/>
+                    </m:accPr>
+                    <m:e>
+                      <m:r>
+                        <m:t>R</m:t>
+                      </m:r>
+                    </m:e>
+                  </m:acc>
+                </m:e>
+              </m:d>
+            </m:e>
+            <m:sup>
+              <m:r>
+                <m:t>2</m:t>
+              </m:r>
+            </m:sup>
+          </m:sSup>
+          <m:r>
+            <m:rPr>
+              <m:sty m:val="p"/>
+            </m:rPr>
+            <m:t>−</m:t>
+          </m:r>
+          <m:r>
+            <m:t>3</m:t>
+          </m:r>
+          <m:d>
+            <m:dPr>
+              <m:begChr m:val="("/>
+              <m:sepChr m:val=""/>
+              <m:endChr m:val=")"/>
+              <m:grow/>
+            </m:dPr>
+            <m:e>
+              <m:r>
+                <m:t>N</m:t>
+              </m:r>
+              <m:r>
+                <m:rPr>
+                  <m:sty m:val="p"/>
+                </m:rPr>
+                <m:t>+</m:t>
+              </m:r>
+              <m:r>
+                <m:t>1</m:t>
+              </m:r>
+            </m:e>
+          </m:d>
+        </m:oMath>
+      </m:oMathPara>
+    </w:p>
+    <w:p>
+      <w:pPr>
+        <w:numPr>
+          <w:ilvl w:val="0"/>
+          <w:numId w:val="1071"/>
+        </w:numPr>
+      </w:pPr>
+      <w:r>
+        <w:t xml:space="preserve">Where:</w:t>
+      </w:r>
+    </w:p>
+    <w:p>
+      <w:pPr>
+        <w:pStyle w:val="Compact"/>
+        <w:numPr>
+          <w:ilvl w:val="1"/>
+          <w:numId w:val="1074"/>
+        </w:numPr>
+      </w:pPr>
+      <w:r>
+        <w:t xml:space="preserve">N = total sample size</w:t>
+      </w:r>
+    </w:p>
+    <w:p>
+      <w:pPr>
+        <w:pStyle w:val="Compact"/>
+        <w:numPr>
+          <w:ilvl w:val="1"/>
+          <w:numId w:val="1074"/>
+        </w:numPr>
+      </w:pPr>
+      <w:r>
+        <w:t xml:space="preserve">k = number of groups</w:t>
+      </w:r>
+    </w:p>
+    <w:p>
+      <w:pPr>
+        <w:pStyle w:val="Compact"/>
+        <w:numPr>
+          <w:ilvl w:val="1"/>
+          <w:numId w:val="1074"/>
+        </w:numPr>
+      </w:pPr>
+      <m:oMath>
+        <m:sSub>
+          <m:e>
+            <m:acc>
+              <m:accPr>
+                <m:chr m:val="‾"/>
+              </m:accPr>
+              <m:e>
+                <m:r>
+                  <m:t>R</m:t>
+                </m:r>
+              </m:e>
+            </m:acc>
+          </m:e>
+          <m:sub>
+            <m:r>
+              <m:t>i</m:t>
+            </m:r>
+          </m:sub>
+        </m:sSub>
+      </m:oMath>
+      <w:r>
+        <w:t xml:space="preserve"> </w:t>
+      </w:r>
+      <w:r>
+        <w:t xml:space="preserve">= mean rank for group i</w:t>
+      </w:r>
+    </w:p>
+    <w:p>
+      <w:pPr>
+        <w:pStyle w:val="Compact"/>
+        <w:numPr>
+          <w:ilvl w:val="1"/>
+          <w:numId w:val="1074"/>
+        </w:numPr>
+      </w:pPr>
+      <m:oMath>
+        <m:acc>
+          <m:accPr>
+            <m:chr m:val="‾"/>
+          </m:accPr>
+          <m:e>
+            <m:r>
+              <m:t>R</m:t>
+            </m:r>
+          </m:e>
+        </m:acc>
+      </m:oMath>
+      <w:r>
+        <w:t xml:space="preserve">= overall mean rank = (N+1)/2</w:t>
+      </w:r>
+    </w:p>
+    <w:p>
+      <w:pPr>
+        <w:pStyle w:val="Compact"/>
+        <w:numPr>
+          <w:ilvl w:val="1"/>
+          <w:numId w:val="1074"/>
+        </w:numPr>
+      </w:pPr>
+      <w:r>
+        <w:t xml:space="preserve">nᵢ = sample size for group i</w:t>
+      </w:r>
+    </w:p>
+    <w:p>
+      <w:pPr>
+        <w:pStyle w:val="Compact"/>
+        <w:numPr>
+          <w:ilvl w:val="1"/>
+          <w:numId w:val="1074"/>
+        </w:numPr>
+      </w:pPr>
+      <w:r>
+        <w:t xml:space="preserve">constant 12 comes from the variance of ranks in a uniform</w:t>
+      </w:r>
+      <w:r>
+        <w:t xml:space="preserve"> </w:t>
+      </w:r>
+      <w:r>
+        <w:t xml:space="preserve">distribution</w:t>
+      </w:r>
+    </w:p>
+    <w:p>
+      <w:pPr>
+        <w:numPr>
+          <w:ilvl w:val="0"/>
+          <w:numId w:val="1071"/>
+        </w:numPr>
+      </w:pPr>
+      <w:r>
+        <w:rPr>
+          <w:b/>
+          <w:bCs/>
+        </w:rPr>
+        <w:t xml:space="preserve">Distribution:</w:t>
+      </w:r>
+      <w:r>
+        <w:t xml:space="preserve"> </w:t>
+      </w:r>
+      <w:r>
+        <w:t xml:space="preserve">Approximated by χ² with (k-1) degrees of freedom</w:t>
+      </w:r>
+    </w:p>
+    <w:bookmarkEnd w:id="124"/>
+    <w:bookmarkStart w:id="125" w:name="assumptions-of-kruskal-wallis"/>
+    <w:p>
+      <w:pPr>
+        <w:pStyle w:val="Heading2"/>
+      </w:pPr>
+      <w:r>
+        <w:t xml:space="preserve">Assumptions of Kruskal-Wallis</w:t>
+      </w:r>
+    </w:p>
+    <w:p>
+      <w:pPr>
+        <w:pStyle w:val="FirstParagraph"/>
+      </w:pPr>
+      <w:r>
+        <w:rPr>
+          <w:b/>
+          <w:bCs/>
+        </w:rPr>
+        <w:t xml:space="preserve">Much more relaxed than parametric ANOVA:</w:t>
+      </w:r>
+    </w:p>
+    <w:p>
+      <w:pPr>
+        <w:numPr>
+          <w:ilvl w:val="0"/>
+          <w:numId w:val="1075"/>
+        </w:numPr>
+      </w:pPr>
+      <w:r>
+        <w:rPr>
+          <w:b/>
+          <w:bCs/>
+        </w:rPr>
+        <w:t xml:space="preserve">Independence</w:t>
+      </w:r>
+      <w:r>
+        <w:t xml:space="preserve">: Observations must be independent</w:t>
+      </w:r>
+    </w:p>
+    <w:p>
+      <w:pPr>
+        <w:pStyle w:val="Compact"/>
+        <w:numPr>
+          <w:ilvl w:val="1"/>
+          <w:numId w:val="1076"/>
+        </w:numPr>
+      </w:pPr>
+      <w:r>
+        <w:t xml:space="preserve">Same as parametric ANOVA</w:t>
+      </w:r>
+    </w:p>
+    <w:p>
+      <w:pPr>
+        <w:pStyle w:val="Compact"/>
+        <w:numPr>
+          <w:ilvl w:val="1"/>
+          <w:numId w:val="1076"/>
+        </w:numPr>
+      </w:pPr>
+      <w:r>
+        <w:t xml:space="preserve">Still critical!</w:t>
+      </w:r>
+    </w:p>
+    <w:p>
+      <w:pPr>
+        <w:numPr>
+          <w:ilvl w:val="0"/>
+          <w:numId w:val="1075"/>
+        </w:numPr>
+      </w:pPr>
+      <w:r>
+        <w:rPr>
+          <w:b/>
+          <w:bCs/>
+        </w:rPr>
+        <w:t xml:space="preserve">Similar distribution shapes</w:t>
+      </w:r>
+      <w:r>
+        <w:t xml:space="preserve">: Groups should have similar</w:t>
+      </w:r>
+      <w:r>
+        <w:t xml:space="preserve"> </w:t>
+      </w:r>
+      <w:r>
+        <w:t xml:space="preserve">distribution shapes (same spread/variance)</w:t>
+      </w:r>
+    </w:p>
+    <w:p>
+      <w:pPr>
+        <w:pStyle w:val="Compact"/>
+        <w:numPr>
+          <w:ilvl w:val="1"/>
+          <w:numId w:val="1077"/>
+        </w:numPr>
+      </w:pPr>
+      <w:r>
+        <w:t xml:space="preserve">If violated, interprets as differences in distributions</w:t>
+      </w:r>
+      <w:r>
+        <w:t xml:space="preserve"> </w:t>
+      </w:r>
+      <w:r>
+        <w:t xml:space="preserve">generally</w:t>
+      </w:r>
+    </w:p>
+    <w:p>
+      <w:pPr>
+        <w:pStyle w:val="Compact"/>
+        <w:numPr>
+          <w:ilvl w:val="1"/>
+          <w:numId w:val="1077"/>
+        </w:numPr>
+      </w:pPr>
+      <w:r>
+        <w:t xml:space="preserve">Not just medians</w:t>
+      </w:r>
+    </w:p>
+    <w:p>
+      <w:pPr>
+        <w:numPr>
+          <w:ilvl w:val="0"/>
+          <w:numId w:val="1075"/>
+        </w:numPr>
+      </w:pPr>
+      <w:r>
+        <w:rPr>
+          <w:b/>
+          <w:bCs/>
+        </w:rPr>
+        <w:t xml:space="preserve">Ordinal or continuous data</w:t>
+      </w:r>
+      <w:r>
+        <w:t xml:space="preserve">: Response variable should be at least</w:t>
+      </w:r>
+      <w:r>
+        <w:t xml:space="preserve"> </w:t>
+      </w:r>
+      <w:r>
+        <w:t xml:space="preserve">ordinal</w:t>
+      </w:r>
+    </w:p>
+    <w:p>
+      <w:pPr>
+        <w:numPr>
+          <w:ilvl w:val="0"/>
+          <w:numId w:val="1075"/>
+        </w:numPr>
+      </w:pPr>
+      <w:r>
+        <w:rPr>
+          <w:b/>
+          <w:bCs/>
+        </w:rPr>
+        <w:t xml:space="preserve">What’s NOT assumed:</w:t>
+      </w:r>
+    </w:p>
+    <w:p>
+      <w:pPr>
+        <w:pStyle w:val="Compact"/>
+        <w:numPr>
+          <w:ilvl w:val="1"/>
+          <w:numId w:val="1078"/>
+        </w:numPr>
+      </w:pPr>
+      <w:r>
+        <w:t xml:space="preserve">✗ Normal distribution</w:t>
+      </w:r>
+    </w:p>
+    <w:p>
+      <w:pPr>
+        <w:pStyle w:val="Compact"/>
+        <w:numPr>
+          <w:ilvl w:val="1"/>
+          <w:numId w:val="1078"/>
+        </w:numPr>
+      </w:pPr>
+      <w:r>
+        <w:t xml:space="preserve">✗ Equal variances (though helps interpretation)</w:t>
+      </w:r>
+    </w:p>
+    <w:p>
+      <w:pPr>
+        <w:pStyle w:val="Compact"/>
+        <w:numPr>
+          <w:ilvl w:val="1"/>
+          <w:numId w:val="1078"/>
+        </w:numPr>
+      </w:pPr>
+      <w:r>
+        <w:t xml:space="preserve">✗ Specific distribution shape</w:t>
+      </w:r>
+    </w:p>
+    <w:bookmarkEnd w:id="125"/>
+    <w:bookmarkEnd w:id="126"/>
+    <w:bookmarkStart w:id="131" w:name="demonstrating-assumption-violations"/>
+    <w:p>
+      <w:pPr>
+        <w:pStyle w:val="Heading1"/>
+      </w:pPr>
+      <w:r>
+        <w:t xml:space="preserve">Demonstrating Assumption Violations</w:t>
+      </w:r>
+    </w:p>
+    <w:bookmarkStart w:id="127" w:name="creating-data-that-violates-assumptions"/>
+    <w:p>
+      <w:pPr>
+        <w:pStyle w:val="Heading3"/>
+      </w:pPr>
+      <w:r>
+        <w:t xml:space="preserve">Creating Data That Violates Assumptions</w:t>
+      </w:r>
+    </w:p>
+    <w:p>
+      <w:pPr>
+        <w:pStyle w:val="FirstParagraph"/>
+      </w:pPr>
+      <w:r>
+        <w:rPr>
+          <w:b/>
+          <w:bCs/>
+        </w:rPr>
+        <w:t xml:space="preserve">Let’s create a modified dataset with clear violations:</w:t>
+      </w:r>
+    </w:p>
+    <w:p>
+      <w:pPr>
+        <w:pStyle w:val="SourceCode"/>
+      </w:pPr>
+      <w:r>
+        <w:rPr>
+          <w:rStyle w:val="CommentTok"/>
+        </w:rPr>
+        <w:t xml:space="preserve"># Create data with outliers and skewness</w:t>
+      </w:r>
+      <w:r>
+        <w:br/>
+      </w:r>
+      <w:r>
+        <w:rPr>
+          <w:rStyle w:val="FunctionTok"/>
+        </w:rPr>
+        <w:t xml:space="preserve">set.seed</w:t>
+      </w:r>
+      <w:r>
+        <w:rPr>
+          <w:rStyle w:val="NormalTok"/>
+        </w:rPr>
+        <w:t xml:space="preserve">(</w:t>
+      </w:r>
+      <w:r>
+        <w:rPr>
+          <w:rStyle w:val="DecValTok"/>
+        </w:rPr>
+        <w:t xml:space="preserve">42</w:t>
+      </w:r>
+      <w:r>
+        <w:rPr>
+          <w:rStyle w:val="NormalTok"/>
+        </w:rPr>
+        <w:t xml:space="preserve">)</w:t>
+      </w:r>
+      <w:r>
+        <w:br/>
+      </w:r>
+      <w:r>
+        <w:rPr>
+          <w:rStyle w:val="NormalTok"/>
+        </w:rPr>
+        <w:t xml:space="preserve">violated_circ_df </w:t>
+      </w:r>
+      <w:r>
+        <w:rPr>
+          <w:rStyle w:val="OtherTok"/>
+        </w:rPr>
+        <w:t xml:space="preserve">&lt;-</w:t>
+      </w:r>
+      <w:r>
+        <w:rPr>
+          <w:rStyle w:val="NormalTok"/>
+        </w:rPr>
+        <w:t xml:space="preserve"> circ_data </w:t>
+      </w:r>
+      <w:r>
+        <w:rPr>
+          <w:rStyle w:val="SpecialCharTok"/>
+        </w:rPr>
+        <w:t xml:space="preserve">%&gt;%</w:t>
+      </w:r>
+      <w:r>
+        <w:br/>
+      </w:r>
+      <w:r>
+        <w:rPr>
+          <w:rStyle w:val="NormalTok"/>
+        </w:rPr>
+        <w:t xml:space="preserve">  </w:t>
+      </w:r>
+      <w:r>
+        <w:rPr>
+          <w:rStyle w:val="FunctionTok"/>
+        </w:rPr>
+        <w:t xml:space="preserve">mutate</w:t>
+      </w:r>
+      <w:r>
+        <w:rPr>
+          <w:rStyle w:val="NormalTok"/>
+        </w:rPr>
+        <w:t xml:space="preserve">(</w:t>
+      </w:r>
+      <w:r>
+        <w:br/>
+      </w:r>
+      <w:r>
+        <w:rPr>
+          <w:rStyle w:val="NormalTok"/>
+        </w:rPr>
+        <w:t xml:space="preserve">    </w:t>
+      </w:r>
+      <w:r>
+        <w:rPr>
+          <w:rStyle w:val="AttributeTok"/>
+        </w:rPr>
+        <w:t xml:space="preserve">phase_shift_violated =</w:t>
+      </w:r>
+      <w:r>
+        <w:rPr>
+          <w:rStyle w:val="NormalTok"/>
+        </w:rPr>
+        <w:t xml:space="preserve"> </w:t>
+      </w:r>
+      <w:r>
+        <w:rPr>
+          <w:rStyle w:val="FunctionTok"/>
+        </w:rPr>
+        <w:t xml:space="preserve">case_when</w:t>
+      </w:r>
+      <w:r>
+        <w:rPr>
+          <w:rStyle w:val="NormalTok"/>
+        </w:rPr>
+        <w:t xml:space="preserve">(</w:t>
+      </w:r>
+      <w:r>
+        <w:br/>
+      </w:r>
+      <w:r>
+        <w:rPr>
+          <w:rStyle w:val="NormalTok"/>
+        </w:rPr>
+        <w:t xml:space="preserve">      treatment </w:t>
+      </w:r>
+      <w:r>
+        <w:rPr>
+          <w:rStyle w:val="SpecialCharTok"/>
+        </w:rPr>
+        <w:t xml:space="preserve">==</w:t>
+      </w:r>
+      <w:r>
+        <w:rPr>
+          <w:rStyle w:val="NormalTok"/>
+        </w:rPr>
+        <w:t xml:space="preserve"> </w:t>
+      </w:r>
+      <w:r>
+        <w:rPr>
+          <w:rStyle w:val="StringTok"/>
+        </w:rPr>
+        <w:t xml:space="preserve">"Control"</w:t>
+      </w:r>
+      <w:r>
+        <w:rPr>
+          <w:rStyle w:val="NormalTok"/>
+        </w:rPr>
+        <w:t xml:space="preserve"> </w:t>
+      </w:r>
+      <w:r>
+        <w:rPr>
+          <w:rStyle w:val="SpecialCharTok"/>
+        </w:rPr>
+        <w:t xml:space="preserve">~</w:t>
+      </w:r>
+      <w:r>
+        <w:rPr>
+          <w:rStyle w:val="NormalTok"/>
+        </w:rPr>
+        <w:t xml:space="preserve"> phase_shift,</w:t>
+      </w:r>
+      <w:r>
+        <w:br/>
+      </w:r>
+      <w:r>
+        <w:rPr>
+          <w:rStyle w:val="NormalTok"/>
+        </w:rPr>
+        <w:t xml:space="preserve">      treatment </w:t>
+      </w:r>
+      <w:r>
+        <w:rPr>
+          <w:rStyle w:val="SpecialCharTok"/>
+        </w:rPr>
+        <w:t xml:space="preserve">==</w:t>
+      </w:r>
+      <w:r>
+        <w:rPr>
+          <w:rStyle w:val="NormalTok"/>
+        </w:rPr>
+        <w:t xml:space="preserve"> </w:t>
+      </w:r>
+      <w:r>
+        <w:rPr>
+          <w:rStyle w:val="StringTok"/>
+        </w:rPr>
+        <w:t xml:space="preserve">"Knees"</w:t>
+      </w:r>
+      <w:r>
+        <w:rPr>
+          <w:rStyle w:val="NormalTok"/>
+        </w:rPr>
+        <w:t xml:space="preserve"> </w:t>
+      </w:r>
+      <w:r>
+        <w:rPr>
+          <w:rStyle w:val="SpecialCharTok"/>
+        </w:rPr>
+        <w:t xml:space="preserve">~</w:t>
+      </w:r>
+      <w:r>
+        <w:rPr>
+          <w:rStyle w:val="NormalTok"/>
+        </w:rPr>
+        <w:t xml:space="preserve"> phase_shift </w:t>
+      </w:r>
+      <w:r>
+        <w:rPr>
+          <w:rStyle w:val="SpecialCharTok"/>
+        </w:rPr>
+        <w:t xml:space="preserve">*</w:t>
+      </w:r>
+      <w:r>
+        <w:rPr>
+          <w:rStyle w:val="NormalTok"/>
+        </w:rPr>
+        <w:t xml:space="preserve"> </w:t>
+      </w:r>
+      <w:r>
+        <w:rPr>
+          <w:rStyle w:val="FloatTok"/>
+        </w:rPr>
+        <w:t xml:space="preserve">3.25</w:t>
+      </w:r>
+      <w:r>
+        <w:rPr>
+          <w:rStyle w:val="NormalTok"/>
+        </w:rPr>
+        <w:t xml:space="preserve">,</w:t>
+      </w:r>
+      <w:r>
+        <w:br/>
+      </w:r>
+      <w:r>
+        <w:rPr>
+          <w:rStyle w:val="NormalTok"/>
+        </w:rPr>
+        <w:t xml:space="preserve">      treatment </w:t>
+      </w:r>
+      <w:r>
+        <w:rPr>
+          <w:rStyle w:val="SpecialCharTok"/>
+        </w:rPr>
+        <w:t xml:space="preserve">==</w:t>
+      </w:r>
+      <w:r>
+        <w:rPr>
+          <w:rStyle w:val="NormalTok"/>
+        </w:rPr>
+        <w:t xml:space="preserve"> </w:t>
+      </w:r>
+      <w:r>
+        <w:rPr>
+          <w:rStyle w:val="StringTok"/>
+        </w:rPr>
+        <w:t xml:space="preserve">"Eyes"</w:t>
+      </w:r>
+      <w:r>
+        <w:rPr>
+          <w:rStyle w:val="NormalTok"/>
+        </w:rPr>
+        <w:t xml:space="preserve"> </w:t>
+      </w:r>
+      <w:r>
+        <w:rPr>
+          <w:rStyle w:val="SpecialCharTok"/>
+        </w:rPr>
+        <w:t xml:space="preserve">~</w:t>
+      </w:r>
+      <w:r>
+        <w:rPr>
+          <w:rStyle w:val="NormalTok"/>
+        </w:rPr>
+        <w:t xml:space="preserve"> {</w:t>
+      </w:r>
+      <w:r>
+        <w:br/>
+      </w:r>
+      <w:r>
+        <w:rPr>
+          <w:rStyle w:val="NormalTok"/>
+        </w:rPr>
+        <w:t xml:space="preserve">        n </w:t>
+      </w:r>
+      <w:r>
+        <w:rPr>
+          <w:rStyle w:val="OtherTok"/>
+        </w:rPr>
+        <w:t xml:space="preserve">&lt;-</w:t>
+      </w:r>
+      <w:r>
+        <w:rPr>
+          <w:rStyle w:val="NormalTok"/>
+        </w:rPr>
+        <w:t xml:space="preserve"> </w:t>
+      </w:r>
+      <w:r>
+        <w:rPr>
+          <w:rStyle w:val="FunctionTok"/>
+        </w:rPr>
+        <w:t xml:space="preserve">length</w:t>
+      </w:r>
+      <w:r>
+        <w:rPr>
+          <w:rStyle w:val="NormalTok"/>
+        </w:rPr>
+        <w:t xml:space="preserve">(phase_shift)</w:t>
+      </w:r>
+      <w:r>
+        <w:br/>
+      </w:r>
+      <w:r>
+        <w:rPr>
+          <w:rStyle w:val="NormalTok"/>
+        </w:rPr>
+        <w:t xml:space="preserve">        </w:t>
+      </w:r>
+      <w:r>
+        <w:rPr>
+          <w:rStyle w:val="FunctionTok"/>
+        </w:rPr>
+        <w:t xml:space="preserve">c</w:t>
+      </w:r>
+      <w:r>
+        <w:rPr>
+          <w:rStyle w:val="NormalTok"/>
+        </w:rPr>
+        <w:t xml:space="preserve">(phase_shift[</w:t>
+      </w:r>
+      <w:r>
+        <w:rPr>
+          <w:rStyle w:val="DecValTok"/>
+        </w:rPr>
+        <w:t xml:space="preserve">1</w:t>
+      </w:r>
+      <w:r>
+        <w:rPr>
+          <w:rStyle w:val="SpecialCharTok"/>
+        </w:rPr>
+        <w:t xml:space="preserve">:</w:t>
+      </w:r>
+      <w:r>
+        <w:rPr>
+          <w:rStyle w:val="NormalTok"/>
+        </w:rPr>
+        <w:t xml:space="preserve">(n</w:t>
+      </w:r>
+      <w:r>
+        <w:rPr>
+          <w:rStyle w:val="DecValTok"/>
+        </w:rPr>
+        <w:t xml:space="preserve">-2</w:t>
+      </w:r>
+      <w:r>
+        <w:rPr>
+          <w:rStyle w:val="NormalTok"/>
+        </w:rPr>
+        <w:t xml:space="preserve">)], phase_shift[(n</w:t>
+      </w:r>
+      <w:r>
+        <w:rPr>
+          <w:rStyle w:val="DecValTok"/>
+        </w:rPr>
+        <w:t xml:space="preserve">-1</w:t>
+      </w:r>
+      <w:r>
+        <w:rPr>
+          <w:rStyle w:val="NormalTok"/>
+        </w:rPr>
+        <w:t xml:space="preserve">)</w:t>
+      </w:r>
+      <w:r>
+        <w:rPr>
+          <w:rStyle w:val="SpecialCharTok"/>
+        </w:rPr>
+        <w:t xml:space="preserve">:</w:t>
+      </w:r>
+      <w:r>
+        <w:rPr>
+          <w:rStyle w:val="NormalTok"/>
+        </w:rPr>
+        <w:t xml:space="preserve">n] </w:t>
+      </w:r>
+      <w:r>
+        <w:rPr>
+          <w:rStyle w:val="SpecialCharTok"/>
+        </w:rPr>
+        <w:t xml:space="preserve">-</w:t>
+      </w:r>
+      <w:r>
+        <w:rPr>
+          <w:rStyle w:val="NormalTok"/>
+        </w:rPr>
+        <w:t xml:space="preserve"> </w:t>
+      </w:r>
+      <w:r>
+        <w:rPr>
+          <w:rStyle w:val="DecValTok"/>
+        </w:rPr>
+        <w:t xml:space="preserve">7</w:t>
+      </w:r>
+      <w:r>
+        <w:rPr>
+          <w:rStyle w:val="NormalTok"/>
+        </w:rPr>
+        <w:t xml:space="preserve">)</w:t>
+      </w:r>
+      <w:r>
+        <w:br/>
+      </w:r>
+      <w:r>
+        <w:rPr>
+          <w:rStyle w:val="NormalTok"/>
+        </w:rPr>
+        <w:t xml:space="preserve">      }</w:t>
+      </w:r>
+      <w:r>
+        <w:br/>
+      </w:r>
+      <w:r>
+        <w:rPr>
+          <w:rStyle w:val="NormalTok"/>
+        </w:rPr>
+        <w:t xml:space="preserve">    )</w:t>
+      </w:r>
+      <w:r>
+        <w:br/>
+      </w:r>
+      <w:r>
+        <w:rPr>
+          <w:rStyle w:val="NormalTok"/>
+        </w:rPr>
+        <w:t xml:space="preserve">  )</w:t>
+      </w:r>
+      <w:r>
+        <w:br/>
+      </w:r>
+      <w:r>
+        <w:br/>
+      </w:r>
+      <w:r>
+        <w:rPr>
+          <w:rStyle w:val="CommentTok"/>
+        </w:rPr>
+        <w:t xml:space="preserve"># Fit model with violated assumptions</w:t>
+      </w:r>
+      <w:r>
+        <w:br/>
+      </w:r>
+      <w:r>
+        <w:rPr>
+          <w:rStyle w:val="NormalTok"/>
+        </w:rPr>
+        <w:t xml:space="preserve">violated_model </w:t>
+      </w:r>
+      <w:r>
+        <w:rPr>
+          <w:rStyle w:val="OtherTok"/>
+        </w:rPr>
+        <w:t xml:space="preserve">&lt;-</w:t>
+      </w:r>
+      <w:r>
+        <w:rPr>
+          <w:rStyle w:val="NormalTok"/>
+        </w:rPr>
+        <w:t xml:space="preserve"> </w:t>
+      </w:r>
+      <w:r>
+        <w:rPr>
+          <w:rStyle w:val="FunctionTok"/>
+        </w:rPr>
+        <w:t xml:space="preserve">lm</w:t>
+      </w:r>
+      <w:r>
+        <w:rPr>
+          <w:rStyle w:val="NormalTok"/>
+        </w:rPr>
+        <w:t xml:space="preserve">(phase_shift_violated </w:t>
+      </w:r>
+      <w:r>
+        <w:rPr>
+          <w:rStyle w:val="SpecialCharTok"/>
+        </w:rPr>
+        <w:t xml:space="preserve">~</w:t>
+      </w:r>
+      <w:r>
+        <w:rPr>
+          <w:rStyle w:val="NormalTok"/>
+        </w:rPr>
+        <w:t xml:space="preserve"> treatment, </w:t>
+      </w:r>
+      <w:r>
+        <w:br/>
+      </w:r>
+      <w:r>
+        <w:rPr>
+          <w:rStyle w:val="NormalTok"/>
+        </w:rPr>
+        <w:t xml:space="preserve">                     </w:t>
+      </w:r>
+      <w:r>
+        <w:rPr>
+          <w:rStyle w:val="AttributeTok"/>
+        </w:rPr>
+        <w:t xml:space="preserve">data =</w:t>
+      </w:r>
+      <w:r>
+        <w:rPr>
+          <w:rStyle w:val="NormalTok"/>
+        </w:rPr>
+        <w:t xml:space="preserve"> violated_circ_df)</w:t>
+      </w:r>
+    </w:p>
+    <w:p>
+      <w:pPr>
+        <w:pStyle w:val="FirstParagraph"/>
+      </w:pPr>
+      <w:r>
+        <w:rPr>
+          <w:b/>
+          <w:bCs/>
+        </w:rPr>
+        <w:t xml:space="preserve">What we changed:</w:t>
+      </w:r>
+      <w:r>
+        <w:t xml:space="preserve"> </w:t>
+      </w:r>
+      <w:r>
+        <w:t xml:space="preserve">- Increased variance in Knees group - Added extreme</w:t>
+      </w:r>
+      <w:r>
+        <w:t xml:space="preserve"> </w:t>
+      </w:r>
+      <w:r>
+        <w:t xml:space="preserve">outliers to Eyes group - Created unequal variances and non-normality</w:t>
+      </w:r>
+    </w:p>
+    <w:bookmarkEnd w:id="127"/>
+    <w:p>
+      <w:pPr>
+        <w:pStyle w:val="SourceCode"/>
+      </w:pPr>
+      <w:r>
+        <w:rPr>
+          <w:rStyle w:val="FunctionTok"/>
+        </w:rPr>
+        <w:t xml:space="preserve">ggplot</w:t>
+      </w:r>
+      <w:r>
+        <w:rPr>
+          <w:rStyle w:val="NormalTok"/>
+        </w:rPr>
+        <w:t xml:space="preserve">(violated_circ_df, </w:t>
+      </w:r>
+      <w:r>
+        <w:br/>
+      </w:r>
+      <w:r>
+        <w:rPr>
+          <w:rStyle w:val="NormalTok"/>
+        </w:rPr>
+        <w:t xml:space="preserve">       </w:t>
+      </w:r>
+      <w:r>
+        <w:rPr>
+          <w:rStyle w:val="FunctionTok"/>
+        </w:rPr>
+        <w:t xml:space="preserve">aes</w:t>
+      </w:r>
+      <w:r>
+        <w:rPr>
+          <w:rStyle w:val="NormalTok"/>
+        </w:rPr>
+        <w:t xml:space="preserve">(</w:t>
+      </w:r>
+      <w:r>
+        <w:rPr>
+          <w:rStyle w:val="AttributeTok"/>
+        </w:rPr>
+        <w:t xml:space="preserve">x =</w:t>
+      </w:r>
+      <w:r>
+        <w:rPr>
+          <w:rStyle w:val="NormalTok"/>
+        </w:rPr>
+        <w:t xml:space="preserve"> treatment, </w:t>
+      </w:r>
+      <w:r>
+        <w:rPr>
+          <w:rStyle w:val="AttributeTok"/>
+        </w:rPr>
+        <w:t xml:space="preserve">y =</w:t>
+      </w:r>
+      <w:r>
+        <w:rPr>
+          <w:rStyle w:val="NormalTok"/>
+        </w:rPr>
+        <w:t xml:space="preserve"> phase_shift_violated, </w:t>
+      </w:r>
+      <w:r>
+        <w:br/>
+      </w:r>
+      <w:r>
+        <w:rPr>
+          <w:rStyle w:val="NormalTok"/>
+        </w:rPr>
+        <w:t xml:space="preserve">           </w:t>
+      </w:r>
+      <w:r>
+        <w:rPr>
+          <w:rStyle w:val="AttributeTok"/>
+        </w:rPr>
+        <w:t xml:space="preserve">color =</w:t>
+      </w:r>
+      <w:r>
+        <w:rPr>
+          <w:rStyle w:val="NormalTok"/>
+        </w:rPr>
+        <w:t xml:space="preserve"> treatment)) </w:t>
+      </w:r>
+      <w:r>
+        <w:rPr>
+          <w:rStyle w:val="SpecialCharTok"/>
+        </w:rPr>
+        <w:t xml:space="preserve">+</w:t>
+      </w:r>
+      <w:r>
+        <w:br/>
+      </w:r>
+      <w:r>
+        <w:rPr>
+          <w:rStyle w:val="NormalTok"/>
+        </w:rPr>
+        <w:t xml:space="preserve">  </w:t>
+      </w:r>
+      <w:r>
+        <w:rPr>
+          <w:rStyle w:val="FunctionTok"/>
+        </w:rPr>
+        <w:t xml:space="preserve">geom_jitter</w:t>
+      </w:r>
+      <w:r>
+        <w:rPr>
+          <w:rStyle w:val="NormalTok"/>
+        </w:rPr>
+        <w:t xml:space="preserve">(</w:t>
+      </w:r>
+      <w:r>
+        <w:rPr>
+          <w:rStyle w:val="AttributeTok"/>
+        </w:rPr>
+        <w:t xml:space="preserve">width =</w:t>
+      </w:r>
+      <w:r>
+        <w:rPr>
+          <w:rStyle w:val="NormalTok"/>
+        </w:rPr>
+        <w:t xml:space="preserve"> </w:t>
+      </w:r>
+      <w:r>
+        <w:rPr>
+          <w:rStyle w:val="FloatTok"/>
+        </w:rPr>
+        <w:t xml:space="preserve">0.2</w:t>
+      </w:r>
+      <w:r>
+        <w:rPr>
+          <w:rStyle w:val="NormalTok"/>
+        </w:rPr>
+        <w:t xml:space="preserve">, </w:t>
+      </w:r>
+      <w:r>
+        <w:rPr>
+          <w:rStyle w:val="AttributeTok"/>
+        </w:rPr>
+        <w:t xml:space="preserve">alpha =</w:t>
+      </w:r>
+      <w:r>
+        <w:rPr>
+          <w:rStyle w:val="NormalTok"/>
+        </w:rPr>
+        <w:t xml:space="preserve"> </w:t>
+      </w:r>
+      <w:r>
+        <w:rPr>
+          <w:rStyle w:val="FloatTok"/>
+        </w:rPr>
+        <w:t xml:space="preserve">0.7</w:t>
+      </w:r>
+      <w:r>
+        <w:rPr>
+          <w:rStyle w:val="NormalTok"/>
+        </w:rPr>
+        <w:t xml:space="preserve">, </w:t>
+      </w:r>
+      <w:r>
+        <w:rPr>
+          <w:rStyle w:val="AttributeTok"/>
+        </w:rPr>
+        <w:t xml:space="preserve">size =</w:t>
+      </w:r>
+      <w:r>
+        <w:rPr>
+          <w:rStyle w:val="NormalTok"/>
+        </w:rPr>
+        <w:t xml:space="preserve"> </w:t>
+      </w:r>
+      <w:r>
+        <w:rPr>
+          <w:rStyle w:val="DecValTok"/>
+        </w:rPr>
+        <w:t xml:space="preserve">3</w:t>
+      </w:r>
+      <w:r>
+        <w:rPr>
+          <w:rStyle w:val="NormalTok"/>
+        </w:rPr>
+        <w:t xml:space="preserve">) </w:t>
+      </w:r>
+      <w:r>
+        <w:rPr>
+          <w:rStyle w:val="SpecialCharTok"/>
+        </w:rPr>
+        <w:t xml:space="preserve">+</w:t>
+      </w:r>
+      <w:r>
+        <w:br/>
+      </w:r>
+      <w:r>
+        <w:rPr>
+          <w:rStyle w:val="NormalTok"/>
+        </w:rPr>
+        <w:t xml:space="preserve">  </w:t>
+      </w:r>
+      <w:r>
+        <w:rPr>
+          <w:rStyle w:val="FunctionTok"/>
+        </w:rPr>
+        <w:t xml:space="preserve">geom_boxplot</w:t>
+      </w:r>
+      <w:r>
+        <w:rPr>
+          <w:rStyle w:val="NormalTok"/>
+        </w:rPr>
+        <w:t xml:space="preserve">(</w:t>
+      </w:r>
+      <w:r>
+        <w:rPr>
+          <w:rStyle w:val="AttributeTok"/>
+        </w:rPr>
+        <w:t xml:space="preserve">alpha =</w:t>
+      </w:r>
+      <w:r>
+        <w:rPr>
+          <w:rStyle w:val="NormalTok"/>
+        </w:rPr>
+        <w:t xml:space="preserve"> </w:t>
+      </w:r>
+      <w:r>
+        <w:rPr>
+          <w:rStyle w:val="FloatTok"/>
+        </w:rPr>
+        <w:t xml:space="preserve">0.3</w:t>
+      </w:r>
+      <w:r>
+        <w:rPr>
+          <w:rStyle w:val="NormalTok"/>
+        </w:rPr>
+        <w:t xml:space="preserve">, </w:t>
+      </w:r>
+      <w:r>
+        <w:rPr>
+          <w:rStyle w:val="AttributeTok"/>
+        </w:rPr>
+        <w:t xml:space="preserve">outlier.shape =</w:t>
+      </w:r>
+      <w:r>
+        <w:rPr>
+          <w:rStyle w:val="NormalTok"/>
+        </w:rPr>
+        <w:t xml:space="preserve"> </w:t>
+      </w:r>
+      <w:r>
+        <w:rPr>
+          <w:rStyle w:val="ConstantTok"/>
+        </w:rPr>
+        <w:t xml:space="preserve">NA</w:t>
+      </w:r>
+      <w:r>
+        <w:rPr>
+          <w:rStyle w:val="NormalTok"/>
+        </w:rPr>
+        <w:t xml:space="preserve">) </w:t>
+      </w:r>
+      <w:r>
+        <w:rPr>
+          <w:rStyle w:val="SpecialCharTok"/>
+        </w:rPr>
+        <w:t xml:space="preserve">+</w:t>
+      </w:r>
+      <w:r>
+        <w:br/>
+      </w:r>
+      <w:r>
+        <w:rPr>
+          <w:rStyle w:val="FunctionTok"/>
+        </w:rPr>
+        <w:t xml:space="preserve">geom_jitter</w:t>
+      </w:r>
+      <w:r>
+        <w:rPr>
+          <w:rStyle w:val="NormalTok"/>
+        </w:rPr>
+        <w:t xml:space="preserve">(</w:t>
+      </w:r>
+      <w:r>
+        <w:rPr>
+          <w:rStyle w:val="AttributeTok"/>
+        </w:rPr>
+        <w:t xml:space="preserve">width =</w:t>
+      </w:r>
+      <w:r>
+        <w:rPr>
+          <w:rStyle w:val="NormalTok"/>
+        </w:rPr>
+        <w:t xml:space="preserve"> </w:t>
+      </w:r>
+      <w:r>
+        <w:rPr>
+          <w:rStyle w:val="FloatTok"/>
+        </w:rPr>
+        <w:t xml:space="preserve">0.2</w:t>
+      </w:r>
+      <w:r>
+        <w:rPr>
+          <w:rStyle w:val="NormalTok"/>
+        </w:rPr>
+        <w:t xml:space="preserve">, </w:t>
+      </w:r>
+      <w:r>
+        <w:rPr>
+          <w:rStyle w:val="AttributeTok"/>
+        </w:rPr>
+        <w:t xml:space="preserve">alpha =</w:t>
+      </w:r>
+      <w:r>
+        <w:rPr>
+          <w:rStyle w:val="NormalTok"/>
+        </w:rPr>
+        <w:t xml:space="preserve"> </w:t>
+      </w:r>
+      <w:r>
+        <w:rPr>
+          <w:rStyle w:val="FloatTok"/>
+        </w:rPr>
+        <w:t xml:space="preserve">0.7</w:t>
+      </w:r>
+      <w:r>
+        <w:rPr>
+          <w:rStyle w:val="NormalTok"/>
+        </w:rPr>
+        <w:t xml:space="preserve">, </w:t>
+      </w:r>
+      <w:r>
+        <w:rPr>
+          <w:rStyle w:val="AttributeTok"/>
+        </w:rPr>
+        <w:t xml:space="preserve">size =</w:t>
+      </w:r>
+      <w:r>
+        <w:rPr>
+          <w:rStyle w:val="NormalTok"/>
+        </w:rPr>
+        <w:t xml:space="preserve"> </w:t>
+      </w:r>
+      <w:r>
+        <w:rPr>
+          <w:rStyle w:val="DecValTok"/>
+        </w:rPr>
+        <w:t xml:space="preserve">3</w:t>
+      </w:r>
+      <w:r>
+        <w:rPr>
+          <w:rStyle w:val="NormalTok"/>
+        </w:rPr>
+        <w:t xml:space="preserve">)</w:t>
+      </w:r>
+    </w:p>
+    <w:p>
+      <w:pPr>
+        <w:pStyle w:val="FirstParagraph"/>
+      </w:pPr>
+      <w:r>
+        <w:drawing>
+          <wp:inline>
+            <wp:extent cx="2743200" cy="2743200"/>
+            <wp:effectExtent b="0" l="0" r="0" t="0"/>
+            <wp:docPr descr="" title="" id="129" name="Picture"/>
+            <a:graphic>
+              <a:graphicData uri="http://schemas.openxmlformats.org/drawingml/2006/picture">
+                <pic:pic>
+                  <pic:nvPicPr>
+                    <pic:cNvPr descr="11_01_lecture_powerpoint_files/figure-docx/violated_data_plot-1.png" id="130" name="Picture"/>
+                    <pic:cNvPicPr>
+                      <a:picLocks noChangeArrowheads="1" noChangeAspect="1"/>
+                    </pic:cNvPicPr>
+                  </pic:nvPicPr>
+                  <pic:blipFill>
+                    <a:blip r:embed="rId128"/>
+                    <a:stretch>
+                      <a:fillRect/>
+                    </a:stretch>
+                  </pic:blipFill>
+                  <pic:spPr bwMode="auto">
+                    <a:xfrm>
+                      <a:off x="0" y="0"/>
+                      <a:ext cx="2743200" cy="2743200"/>
+                    </a:xfrm>
+                    <a:prstGeom prst="rect">
+                      <a:avLst/>
+                    </a:prstGeom>
+                    <a:noFill/>
+                    <a:ln w="9525">
+                      <a:noFill/>
+                      <a:headEnd/>
+                      <a:tailEnd/>
+                    </a:ln>
+                  </pic:spPr>
+                </pic:pic>
+              </a:graphicData>
+            </a:graphic>
+          </wp:inline>
+        </w:drawing>
+      </w:r>
+    </w:p>
+    <w:p>
+      <w:pPr>
+        <w:pStyle w:val="SourceCode"/>
+      </w:pPr>
+      <w:r>
+        <w:rPr>
+          <w:rStyle w:val="NormalTok"/>
+        </w:rPr>
+        <w:t xml:space="preserve">  </w:t>
+      </w:r>
+      <w:r>
+        <w:rPr>
+          <w:rStyle w:val="FunctionTok"/>
+        </w:rPr>
+        <w:t xml:space="preserve">theme_minimal</w:t>
+      </w:r>
+      <w:r>
+        <w:rPr>
+          <w:rStyle w:val="NormalTok"/>
+        </w:rPr>
+        <w:t xml:space="preserve">() </w:t>
+      </w:r>
+      <w:r>
+        <w:rPr>
+          <w:rStyle w:val="SpecialCharTok"/>
+        </w:rPr>
+        <w:t xml:space="preserve">+</w:t>
+      </w:r>
+      <w:r>
+        <w:br/>
+      </w:r>
+      <w:r>
+        <w:rPr>
+          <w:rStyle w:val="NormalTok"/>
+        </w:rPr>
+        <w:t xml:space="preserve">  </w:t>
+      </w:r>
+      <w:r>
+        <w:rPr>
+          <w:rStyle w:val="FunctionTok"/>
+        </w:rPr>
+        <w:t xml:space="preserve">labs</w:t>
+      </w:r>
+      <w:r>
+        <w:rPr>
+          <w:rStyle w:val="NormalTok"/>
+        </w:rPr>
+        <w:t xml:space="preserve">(</w:t>
+      </w:r>
+      <w:r>
+        <w:rPr>
+          <w:rStyle w:val="AttributeTok"/>
+        </w:rPr>
+        <w:t xml:space="preserve">title =</w:t>
+      </w:r>
+      <w:r>
+        <w:rPr>
+          <w:rStyle w:val="NormalTok"/>
+        </w:rPr>
+        <w:t xml:space="preserve"> </w:t>
+      </w:r>
+      <w:r>
+        <w:rPr>
+          <w:rStyle w:val="StringTok"/>
+        </w:rPr>
+        <w:t xml:space="preserve">"Modified Data with Violations"</w:t>
+      </w:r>
+      <w:r>
+        <w:rPr>
+          <w:rStyle w:val="NormalTok"/>
+        </w:rPr>
+        <w:t xml:space="preserve">,</w:t>
+      </w:r>
+      <w:r>
+        <w:br/>
+      </w:r>
+      <w:r>
+        <w:rPr>
+          <w:rStyle w:val="NormalTok"/>
+        </w:rPr>
+        <w:t xml:space="preserve">       </w:t>
+      </w:r>
+      <w:r>
+        <w:rPr>
+          <w:rStyle w:val="AttributeTok"/>
+        </w:rPr>
+        <w:t xml:space="preserve">subtitle =</w:t>
+      </w:r>
+      <w:r>
+        <w:rPr>
+          <w:rStyle w:val="NormalTok"/>
+        </w:rPr>
+        <w:t xml:space="preserve"> </w:t>
+      </w:r>
+      <w:r>
+        <w:rPr>
+          <w:rStyle w:val="StringTok"/>
+        </w:rPr>
+        <w:t xml:space="preserve">"Median with IQR"</w:t>
+      </w:r>
+      <w:r>
+        <w:rPr>
+          <w:rStyle w:val="NormalTok"/>
+        </w:rPr>
+        <w:t xml:space="preserve">,</w:t>
+      </w:r>
+      <w:r>
+        <w:br/>
+      </w:r>
+      <w:r>
+        <w:rPr>
+          <w:rStyle w:val="NormalTok"/>
+        </w:rPr>
+        <w:t xml:space="preserve">       </w:t>
+      </w:r>
+      <w:r>
+        <w:rPr>
+          <w:rStyle w:val="AttributeTok"/>
+        </w:rPr>
+        <w:t xml:space="preserve">x =</w:t>
+      </w:r>
+      <w:r>
+        <w:rPr>
+          <w:rStyle w:val="NormalTok"/>
+        </w:rPr>
+        <w:t xml:space="preserve"> </w:t>
+      </w:r>
+      <w:r>
+        <w:rPr>
+          <w:rStyle w:val="StringTok"/>
+        </w:rPr>
+        <w:t xml:space="preserve">"Light Treatment"</w:t>
+      </w:r>
+      <w:r>
+        <w:rPr>
+          <w:rStyle w:val="NormalTok"/>
+        </w:rPr>
+        <w:t xml:space="preserve">,</w:t>
+      </w:r>
+      <w:r>
+        <w:br/>
+      </w:r>
+      <w:r>
+        <w:rPr>
+          <w:rStyle w:val="NormalTok"/>
+        </w:rPr>
+        <w:t xml:space="preserve">       </w:t>
+      </w:r>
+      <w:r>
+        <w:rPr>
+          <w:rStyle w:val="AttributeTok"/>
+        </w:rPr>
+        <w:t xml:space="preserve">y =</w:t>
+      </w:r>
+      <w:r>
+        <w:rPr>
+          <w:rStyle w:val="NormalTok"/>
+        </w:rPr>
+        <w:t xml:space="preserve"> </w:t>
+      </w:r>
+      <w:r>
+        <w:rPr>
+          <w:rStyle w:val="StringTok"/>
+        </w:rPr>
+        <w:t xml:space="preserve">"Phase Shift (hours)"</w:t>
+      </w:r>
+      <w:r>
+        <w:rPr>
+          <w:rStyle w:val="NormalTok"/>
+        </w:rPr>
+        <w:t xml:space="preserve">) </w:t>
+      </w:r>
+    </w:p>
+    <w:p>
+      <w:pPr>
+        <w:pStyle w:val="SourceCode"/>
+      </w:pPr>
+      <w:r>
+        <w:rPr>
+          <w:rStyle w:val="VerbatimChar"/>
+        </w:rPr>
+        <w:t xml:space="preserve">&lt;theme&gt; List of 147</w:t>
+      </w:r>
+      <w:r>
+        <w:br/>
+      </w:r>
+      <w:r>
+        <w:rPr>
+          <w:rStyle w:val="VerbatimChar"/>
+        </w:rPr>
+        <w:t xml:space="preserve"> $ line                            : &lt;ggplot2::element_line&gt;</w:t>
+      </w:r>
+      <w:r>
+        <w:br/>
+      </w:r>
+      <w:r>
+        <w:rPr>
+          <w:rStyle w:val="VerbatimChar"/>
+        </w:rPr>
+        <w:t xml:space="preserve">  ..@ colour       : chr "black"</w:t>
+      </w:r>
+      <w:r>
+        <w:br/>
+      </w:r>
+      <w:r>
+        <w:rPr>
+          <w:rStyle w:val="VerbatimChar"/>
+        </w:rPr>
+        <w:t xml:space="preserve">  ..@ linewidth    : num 0.5</w:t>
+      </w:r>
+      <w:r>
+        <w:br/>
+      </w:r>
+      <w:r>
+        <w:rPr>
+          <w:rStyle w:val="VerbatimChar"/>
+        </w:rPr>
+        <w:t xml:space="preserve">  ..@ linetype     : num 1</w:t>
+      </w:r>
+      <w:r>
+        <w:br/>
+      </w:r>
+      <w:r>
+        <w:rPr>
+          <w:rStyle w:val="VerbatimChar"/>
+        </w:rPr>
+        <w:t xml:space="preserve">  ..@ lineend      : chr "butt"</w:t>
+      </w:r>
+      <w:r>
+        <w:br/>
+      </w:r>
+      <w:r>
+        <w:rPr>
+          <w:rStyle w:val="VerbatimChar"/>
+        </w:rPr>
+        <w:t xml:space="preserve">  ..@ linejoin     : chr "round"</w:t>
+      </w:r>
+      <w:r>
+        <w:br/>
+      </w:r>
+      <w:r>
+        <w:rPr>
+          <w:rStyle w:val="VerbatimChar"/>
+        </w:rPr>
+        <w:t xml:space="preserve">  ..@ arrow        : logi FALSE</w:t>
+      </w:r>
+      <w:r>
+        <w:br/>
+      </w:r>
+      <w:r>
+        <w:rPr>
+          <w:rStyle w:val="VerbatimChar"/>
+        </w:rPr>
+        <w:t xml:space="preserve">  ..@ arrow.fill   : chr "black"</w:t>
+      </w:r>
+      <w:r>
+        <w:br/>
+      </w:r>
+      <w:r>
+        <w:rPr>
+          <w:rStyle w:val="VerbatimChar"/>
+        </w:rPr>
+        <w:t xml:space="preserve">  ..@ inherit.blank: logi TRUE</w:t>
+      </w:r>
+      <w:r>
+        <w:br/>
+      </w:r>
+      <w:r>
+        <w:rPr>
+          <w:rStyle w:val="VerbatimChar"/>
+        </w:rPr>
+        <w:t xml:space="preserve"> $ rect                            : &lt;ggplot2::element_rect&gt;</w:t>
+      </w:r>
+      <w:r>
+        <w:br/>
+      </w:r>
+      <w:r>
+        <w:rPr>
+          <w:rStyle w:val="VerbatimChar"/>
+        </w:rPr>
+        <w:t xml:space="preserve">  ..@ fill         : chr "white"</w:t>
+      </w:r>
+      <w:r>
+        <w:br/>
+      </w:r>
+      <w:r>
+        <w:rPr>
+          <w:rStyle w:val="VerbatimChar"/>
+        </w:rPr>
+        <w:t xml:space="preserve">  ..@ colour       : chr "black"</w:t>
+      </w:r>
+      <w:r>
+        <w:br/>
+      </w:r>
+      <w:r>
+        <w:rPr>
+          <w:rStyle w:val="VerbatimChar"/>
+        </w:rPr>
+        <w:t xml:space="preserve">  ..@ linewidth    : num 0.5</w:t>
+      </w:r>
+      <w:r>
+        <w:br/>
+      </w:r>
+      <w:r>
+        <w:rPr>
+          <w:rStyle w:val="VerbatimChar"/>
+        </w:rPr>
+        <w:t xml:space="preserve">  ..@ linetype     : num 1</w:t>
+      </w:r>
+      <w:r>
+        <w:br/>
+      </w:r>
+      <w:r>
+        <w:rPr>
+          <w:rStyle w:val="VerbatimChar"/>
+        </w:rPr>
+        <w:t xml:space="preserve">  ..@ linejoin     : chr "round"</w:t>
+      </w:r>
+      <w:r>
+        <w:br/>
+      </w:r>
+      <w:r>
+        <w:rPr>
+          <w:rStyle w:val="VerbatimChar"/>
+        </w:rPr>
+        <w:t xml:space="preserve">  ..@ inherit.blank: logi TRUE</w:t>
+      </w:r>
+      <w:r>
+        <w:br/>
+      </w:r>
+      <w:r>
+        <w:rPr>
+          <w:rStyle w:val="VerbatimChar"/>
+        </w:rPr>
+        <w:t xml:space="preserve"> $ text                            : &lt;ggplot2::element_text&gt;</w:t>
+      </w:r>
+      <w:r>
+        <w:br/>
+      </w:r>
+      <w:r>
+        <w:rPr>
+          <w:rStyle w:val="VerbatimChar"/>
+        </w:rPr>
+        <w:t xml:space="preserve">  ..@ family       : chr ""</w:t>
+      </w:r>
+      <w:r>
+        <w:br/>
+      </w:r>
+      <w:r>
+        <w:rPr>
+          <w:rStyle w:val="VerbatimChar"/>
+        </w:rPr>
+        <w:t xml:space="preserve">  ..@ face         : chr "plain"</w:t>
+      </w:r>
+      <w:r>
+        <w:br/>
+      </w:r>
+      <w:r>
+        <w:rPr>
+          <w:rStyle w:val="VerbatimChar"/>
+        </w:rPr>
+        <w:t xml:space="preserve">  ..@ italic       : chr NA</w:t>
+      </w:r>
+      <w:r>
+        <w:br/>
+      </w:r>
+      <w:r>
+        <w:rPr>
+          <w:rStyle w:val="VerbatimChar"/>
+        </w:rPr>
+        <w:t xml:space="preserve">  ..@ fontweight   : num NA</w:t>
+      </w:r>
+      <w:r>
+        <w:br/>
+      </w:r>
+      <w:r>
+        <w:rPr>
+          <w:rStyle w:val="VerbatimChar"/>
+        </w:rPr>
+        <w:t xml:space="preserve">  ..@ fontwidth    : num NA</w:t>
+      </w:r>
+      <w:r>
+        <w:br/>
+      </w:r>
+      <w:r>
+        <w:rPr>
+          <w:rStyle w:val="VerbatimChar"/>
+        </w:rPr>
+        <w:t xml:space="preserve">  ..@ colour       : chr "black"</w:t>
+      </w:r>
+      <w:r>
+        <w:br/>
+      </w:r>
+      <w:r>
+        <w:rPr>
+          <w:rStyle w:val="VerbatimChar"/>
+        </w:rPr>
+        <w:t xml:space="preserve">  ..@ size         : num 11</w:t>
+      </w:r>
+      <w:r>
+        <w:br/>
+      </w:r>
+      <w:r>
+        <w:rPr>
+          <w:rStyle w:val="VerbatimChar"/>
+        </w:rPr>
+        <w:t xml:space="preserve">  ..@ hjust        : num 0.5</w:t>
+      </w:r>
+      <w:r>
+        <w:br/>
+      </w:r>
+      <w:r>
+        <w:rPr>
+          <w:rStyle w:val="VerbatimChar"/>
+        </w:rPr>
+        <w:t xml:space="preserve">  ..@ vjust        : num 0.5</w:t>
+      </w:r>
+      <w:r>
+        <w:br/>
+      </w:r>
+      <w:r>
+        <w:rPr>
+          <w:rStyle w:val="VerbatimChar"/>
+        </w:rPr>
+        <w:t xml:space="preserve">  ..@ angle        : num 0</w:t>
+      </w:r>
+      <w:r>
+        <w:br/>
+      </w:r>
+      <w:r>
+        <w:rPr>
+          <w:rStyle w:val="VerbatimChar"/>
+        </w:rPr>
+        <w:t xml:space="preserve">  ..@ lineheight   : num 0.9</w:t>
+      </w:r>
+      <w:r>
+        <w:br/>
+      </w:r>
+      <w:r>
+        <w:rPr>
+          <w:rStyle w:val="VerbatimChar"/>
+        </w:rPr>
+        <w:t xml:space="preserve">  ..@ margin       : &lt;ggplot2::margin&gt; num [1:4] 0 0 0 0</w:t>
+      </w:r>
+      <w:r>
+        <w:br/>
+      </w:r>
+      <w:r>
+        <w:rPr>
+          <w:rStyle w:val="VerbatimChar"/>
+        </w:rPr>
+        <w:t xml:space="preserve">  ..@ debug        : logi FALSE</w:t>
+      </w:r>
+      <w:r>
+        <w:br/>
+      </w:r>
+      <w:r>
+        <w:rPr>
+          <w:rStyle w:val="VerbatimChar"/>
+        </w:rPr>
+        <w:t xml:space="preserve">  ..@ inherit.blank: logi TRUE</w:t>
+      </w:r>
+      <w:r>
+        <w:br/>
+      </w:r>
+      <w:r>
+        <w:rPr>
+          <w:rStyle w:val="VerbatimChar"/>
+        </w:rPr>
+        <w:t xml:space="preserve"> $ title                           : chr "Modified Data with Violations"</w:t>
+      </w:r>
+      <w:r>
+        <w:br/>
+      </w:r>
+      <w:r>
+        <w:rPr>
+          <w:rStyle w:val="VerbatimChar"/>
+        </w:rPr>
+        <w:t xml:space="preserve"> $ point                           : &lt;ggplot2::element_point&gt;</w:t>
+      </w:r>
+      <w:r>
+        <w:br/>
+      </w:r>
+      <w:r>
+        <w:rPr>
+          <w:rStyle w:val="VerbatimChar"/>
+        </w:rPr>
+        <w:t xml:space="preserve">  ..@ colour       : chr "black"</w:t>
+      </w:r>
+      <w:r>
+        <w:br/>
+      </w:r>
+      <w:r>
+        <w:rPr>
+          <w:rStyle w:val="VerbatimChar"/>
+        </w:rPr>
+        <w:t xml:space="preserve">  ..@ shape        : num 19</w:t>
+      </w:r>
+      <w:r>
+        <w:br/>
+      </w:r>
+      <w:r>
+        <w:rPr>
+          <w:rStyle w:val="VerbatimChar"/>
+        </w:rPr>
+        <w:t xml:space="preserve">  ..@ size         : num 1.5</w:t>
+      </w:r>
+      <w:r>
+        <w:br/>
+      </w:r>
+      <w:r>
+        <w:rPr>
+          <w:rStyle w:val="VerbatimChar"/>
+        </w:rPr>
+        <w:t xml:space="preserve">  ..@ fill         : chr "white"</w:t>
+      </w:r>
+      <w:r>
+        <w:br/>
+      </w:r>
+      <w:r>
+        <w:rPr>
+          <w:rStyle w:val="VerbatimChar"/>
+        </w:rPr>
+        <w:t xml:space="preserve">  ..@ stroke       : num 0.5</w:t>
+      </w:r>
+      <w:r>
+        <w:br/>
+      </w:r>
+      <w:r>
+        <w:rPr>
+          <w:rStyle w:val="VerbatimChar"/>
+        </w:rPr>
+        <w:t xml:space="preserve">  ..@ inherit.blank: logi TRUE</w:t>
+      </w:r>
+      <w:r>
+        <w:br/>
+      </w:r>
+      <w:r>
+        <w:rPr>
+          <w:rStyle w:val="VerbatimChar"/>
+        </w:rPr>
+        <w:t xml:space="preserve"> $ polygon                         : &lt;ggplot2::element_polygon&gt;</w:t>
+      </w:r>
+      <w:r>
+        <w:br/>
+      </w:r>
+      <w:r>
+        <w:rPr>
+          <w:rStyle w:val="VerbatimChar"/>
+        </w:rPr>
+        <w:t xml:space="preserve">  ..@ fill         : chr "white"</w:t>
+      </w:r>
+      <w:r>
+        <w:br/>
+      </w:r>
+      <w:r>
+        <w:rPr>
+          <w:rStyle w:val="VerbatimChar"/>
+        </w:rPr>
+        <w:t xml:space="preserve">  ..@ colour       : chr "black"</w:t>
+      </w:r>
+      <w:r>
+        <w:br/>
+      </w:r>
+      <w:r>
+        <w:rPr>
+          <w:rStyle w:val="VerbatimChar"/>
+        </w:rPr>
+        <w:t xml:space="preserve">  ..@ linewidth    : num 0.5</w:t>
+      </w:r>
+      <w:r>
+        <w:br/>
+      </w:r>
+      <w:r>
+        <w:rPr>
+          <w:rStyle w:val="VerbatimChar"/>
+        </w:rPr>
+        <w:t xml:space="preserve">  ..@ linetype     : num 1</w:t>
+      </w:r>
+      <w:r>
+        <w:br/>
+      </w:r>
+      <w:r>
+        <w:rPr>
+          <w:rStyle w:val="VerbatimChar"/>
+        </w:rPr>
+        <w:t xml:space="preserve">  ..@ linejoin     : chr "round"</w:t>
+      </w:r>
+      <w:r>
+        <w:br/>
+      </w:r>
+      <w:r>
+        <w:rPr>
+          <w:rStyle w:val="VerbatimChar"/>
+        </w:rPr>
+        <w:t xml:space="preserve">  ..@ inherit.blank: logi TRUE</w:t>
+      </w:r>
+      <w:r>
+        <w:br/>
+      </w:r>
+      <w:r>
+        <w:rPr>
+          <w:rStyle w:val="VerbatimChar"/>
+        </w:rPr>
+        <w:t xml:space="preserve"> $ geom                            : &lt;ggplot2::element_geom&gt;</w:t>
+      </w:r>
+      <w:r>
+        <w:br/>
+      </w:r>
+      <w:r>
+        <w:rPr>
+          <w:rStyle w:val="VerbatimChar"/>
+        </w:rPr>
+        <w:t xml:space="preserve">  ..@ ink        : chr "black"</w:t>
+      </w:r>
+      <w:r>
+        <w:br/>
+      </w:r>
+      <w:r>
+        <w:rPr>
+          <w:rStyle w:val="VerbatimChar"/>
+        </w:rPr>
+        <w:t xml:space="preserve">  ..@ paper      : chr "white"</w:t>
+      </w:r>
+      <w:r>
+        <w:br/>
+      </w:r>
+      <w:r>
+        <w:rPr>
+          <w:rStyle w:val="VerbatimChar"/>
+        </w:rPr>
+        <w:t xml:space="preserve">  ..@ accent     : chr "#3366FF"</w:t>
+      </w:r>
+      <w:r>
+        <w:br/>
+      </w:r>
+      <w:r>
+        <w:rPr>
+          <w:rStyle w:val="VerbatimChar"/>
+        </w:rPr>
+        <w:t xml:space="preserve">  ..@ linewidth  : num 0.5</w:t>
+      </w:r>
+      <w:r>
+        <w:br/>
+      </w:r>
+      <w:r>
+        <w:rPr>
+          <w:rStyle w:val="VerbatimChar"/>
+        </w:rPr>
+        <w:t xml:space="preserve">  ..@ borderwidth: num 0.5</w:t>
+      </w:r>
+      <w:r>
+        <w:br/>
+      </w:r>
+      <w:r>
+        <w:rPr>
+          <w:rStyle w:val="VerbatimChar"/>
+        </w:rPr>
+        <w:t xml:space="preserve">  ..@ linetype   : int 1</w:t>
+      </w:r>
+      <w:r>
+        <w:br/>
+      </w:r>
+      <w:r>
+        <w:rPr>
+          <w:rStyle w:val="VerbatimChar"/>
+        </w:rPr>
+        <w:t xml:space="preserve">  ..@ bordertype : int 1</w:t>
+      </w:r>
+      <w:r>
+        <w:br/>
+      </w:r>
+      <w:r>
+        <w:rPr>
+          <w:rStyle w:val="VerbatimChar"/>
+        </w:rPr>
+        <w:t xml:space="preserve">  ..@ family     : chr ""</w:t>
+      </w:r>
+      <w:r>
+        <w:br/>
+      </w:r>
+      <w:r>
+        <w:rPr>
+          <w:rStyle w:val="VerbatimChar"/>
+        </w:rPr>
+        <w:t xml:space="preserve">  ..@ fontsize   : num 3.87</w:t>
+      </w:r>
+      <w:r>
+        <w:br/>
+      </w:r>
+      <w:r>
+        <w:rPr>
+          <w:rStyle w:val="VerbatimChar"/>
+        </w:rPr>
+        <w:t xml:space="preserve">  ..@ pointsize  : num 1.5</w:t>
+      </w:r>
+      <w:r>
+        <w:br/>
+      </w:r>
+      <w:r>
+        <w:rPr>
+          <w:rStyle w:val="VerbatimChar"/>
+        </w:rPr>
+        <w:t xml:space="preserve">  ..@ pointshape : num 19</w:t>
+      </w:r>
+      <w:r>
+        <w:br/>
+      </w:r>
+      <w:r>
+        <w:rPr>
+          <w:rStyle w:val="VerbatimChar"/>
+        </w:rPr>
+        <w:t xml:space="preserve">  ..@ colour     : NULL</w:t>
+      </w:r>
+      <w:r>
+        <w:br/>
+      </w:r>
+      <w:r>
+        <w:rPr>
+          <w:rStyle w:val="VerbatimChar"/>
+        </w:rPr>
+        <w:t xml:space="preserve">  ..@ fill       : NULL</w:t>
+      </w:r>
+      <w:r>
+        <w:br/>
+      </w:r>
+      <w:r>
+        <w:rPr>
+          <w:rStyle w:val="VerbatimChar"/>
+        </w:rPr>
+        <w:t xml:space="preserve"> $ spacing                         : 'simpleUnit' num 5.5points</w:t>
+      </w:r>
+      <w:r>
+        <w:br/>
+      </w:r>
+      <w:r>
+        <w:rPr>
+          <w:rStyle w:val="VerbatimChar"/>
+        </w:rPr>
+        <w:t xml:space="preserve">  ..- attr(*, "unit")= int 8</w:t>
+      </w:r>
+      <w:r>
+        <w:br/>
+      </w:r>
+      <w:r>
+        <w:rPr>
+          <w:rStyle w:val="VerbatimChar"/>
+        </w:rPr>
+        <w:t xml:space="preserve"> $ margins                         : &lt;ggplot2::margin&gt; num [1:4] 5.5 5.5 5.5 5.5</w:t>
+      </w:r>
+      <w:r>
+        <w:br/>
+      </w:r>
+      <w:r>
+        <w:rPr>
+          <w:rStyle w:val="VerbatimChar"/>
+        </w:rPr>
+        <w:t xml:space="preserve"> $ aspect.ratio                    : NULL</w:t>
+      </w:r>
+      <w:r>
+        <w:br/>
+      </w:r>
+      <w:r>
+        <w:rPr>
+          <w:rStyle w:val="VerbatimChar"/>
+        </w:rPr>
+        <w:t xml:space="preserve"> $ axis.title                      : NULL</w:t>
+      </w:r>
+      <w:r>
+        <w:br/>
+      </w:r>
+      <w:r>
+        <w:rPr>
+          <w:rStyle w:val="VerbatimChar"/>
+        </w:rPr>
+        <w:t xml:space="preserve"> $ axis.title.x                    : &lt;ggplot2::element_text&gt;</w:t>
+      </w:r>
+      <w:r>
+        <w:br/>
+      </w:r>
+      <w:r>
+        <w:rPr>
+          <w:rStyle w:val="VerbatimChar"/>
+        </w:rPr>
+        <w:t xml:space="preserve">  ..@ family       : NULL</w:t>
+      </w:r>
+      <w:r>
+        <w:br/>
+      </w:r>
+      <w:r>
+        <w:rPr>
+          <w:rStyle w:val="VerbatimChar"/>
+        </w:rPr>
+        <w:t xml:space="preserve">  ..@ face         : NULL</w:t>
+      </w:r>
+      <w:r>
+        <w:br/>
+      </w:r>
+      <w:r>
+        <w:rPr>
+          <w:rStyle w:val="VerbatimChar"/>
+        </w:rPr>
+        <w:t xml:space="preserve">  ..@ italic       : chr NA</w:t>
+      </w:r>
+      <w:r>
+        <w:br/>
+      </w:r>
+      <w:r>
+        <w:rPr>
+          <w:rStyle w:val="VerbatimChar"/>
+        </w:rPr>
+        <w:t xml:space="preserve">  ..@ fontweight   : num NA</w:t>
+      </w:r>
+      <w:r>
+        <w:br/>
+      </w:r>
+      <w:r>
+        <w:rPr>
+          <w:rStyle w:val="VerbatimChar"/>
+        </w:rPr>
+        <w:t xml:space="preserve">  ..@ fontwidth    : num NA</w:t>
+      </w:r>
+      <w:r>
+        <w:br/>
+      </w:r>
+      <w:r>
+        <w:rPr>
+          <w:rStyle w:val="VerbatimChar"/>
+        </w:rPr>
+        <w:t xml:space="preserve">  ..@ colour       : NULL</w:t>
+      </w:r>
+      <w:r>
+        <w:br/>
+      </w:r>
+      <w:r>
+        <w:rPr>
+          <w:rStyle w:val="VerbatimChar"/>
+        </w:rPr>
+        <w:t xml:space="preserve">  ..@ size         : NULL</w:t>
+      </w:r>
+      <w:r>
+        <w:br/>
+      </w:r>
+      <w:r>
+        <w:rPr>
+          <w:rStyle w:val="VerbatimChar"/>
+        </w:rPr>
+        <w:t xml:space="preserve">  ..@ hjust        : NULL</w:t>
+      </w:r>
+      <w:r>
+        <w:br/>
+      </w:r>
+      <w:r>
+        <w:rPr>
+          <w:rStyle w:val="VerbatimChar"/>
+        </w:rPr>
+        <w:t xml:space="preserve">  ..@ vjust        : num 1</w:t>
+      </w:r>
+      <w:r>
+        <w:br/>
+      </w:r>
+      <w:r>
+        <w:rPr>
+          <w:rStyle w:val="VerbatimChar"/>
+        </w:rPr>
+        <w:t xml:space="preserve">  ..@ angle        : NULL</w:t>
+      </w:r>
+      <w:r>
+        <w:br/>
+      </w:r>
+      <w:r>
+        <w:rPr>
+          <w:rStyle w:val="VerbatimChar"/>
+        </w:rPr>
+        <w:t xml:space="preserve">  ..@ lineheight   : NULL</w:t>
+      </w:r>
+      <w:r>
+        <w:br/>
+      </w:r>
+      <w:r>
+        <w:rPr>
+          <w:rStyle w:val="VerbatimChar"/>
+        </w:rPr>
+        <w:t xml:space="preserve">  ..@ margin       : &lt;ggplot2::margin&gt; num [1:4] 2.75 0 0 0</w:t>
+      </w:r>
+      <w:r>
+        <w:br/>
+      </w:r>
+      <w:r>
+        <w:rPr>
+          <w:rStyle w:val="VerbatimChar"/>
+        </w:rPr>
+        <w:t xml:space="preserve">  ..@ debug        : NULL</w:t>
+      </w:r>
+      <w:r>
+        <w:br/>
+      </w:r>
+      <w:r>
+        <w:rPr>
+          <w:rStyle w:val="VerbatimChar"/>
+        </w:rPr>
+        <w:t xml:space="preserve">  ..@ inherit.blank: logi TRUE</w:t>
+      </w:r>
+      <w:r>
+        <w:br/>
+      </w:r>
+      <w:r>
+        <w:rPr>
+          <w:rStyle w:val="VerbatimChar"/>
+        </w:rPr>
+        <w:t xml:space="preserve"> $ axis.title.x.top                : &lt;ggplot2::element_text&gt;</w:t>
+      </w:r>
+      <w:r>
+        <w:br/>
+      </w:r>
+      <w:r>
+        <w:rPr>
+          <w:rStyle w:val="VerbatimChar"/>
+        </w:rPr>
+        <w:t xml:space="preserve">  ..@ family       : NULL</w:t>
+      </w:r>
+      <w:r>
+        <w:br/>
+      </w:r>
+      <w:r>
+        <w:rPr>
+          <w:rStyle w:val="VerbatimChar"/>
+        </w:rPr>
+        <w:t xml:space="preserve">  ..@ face         : NULL</w:t>
+      </w:r>
+      <w:r>
+        <w:br/>
+      </w:r>
+      <w:r>
+        <w:rPr>
+          <w:rStyle w:val="VerbatimChar"/>
+        </w:rPr>
+        <w:t xml:space="preserve">  ..@ italic       : chr NA</w:t>
+      </w:r>
+      <w:r>
+        <w:br/>
+      </w:r>
+      <w:r>
+        <w:rPr>
+          <w:rStyle w:val="VerbatimChar"/>
+        </w:rPr>
+        <w:t xml:space="preserve">  ..@ fontweight   : num NA</w:t>
+      </w:r>
+      <w:r>
+        <w:br/>
+      </w:r>
+      <w:r>
+        <w:rPr>
+          <w:rStyle w:val="VerbatimChar"/>
+        </w:rPr>
+        <w:t xml:space="preserve">  ..@ fontwidth    : num NA</w:t>
+      </w:r>
+      <w:r>
+        <w:br/>
+      </w:r>
+      <w:r>
+        <w:rPr>
+          <w:rStyle w:val="VerbatimChar"/>
+        </w:rPr>
+        <w:t xml:space="preserve">  ..@ colour       : NULL</w:t>
+      </w:r>
+      <w:r>
+        <w:br/>
+      </w:r>
+      <w:r>
+        <w:rPr>
+          <w:rStyle w:val="VerbatimChar"/>
+        </w:rPr>
+        <w:t xml:space="preserve">  ..@ size         : NULL</w:t>
+      </w:r>
+      <w:r>
+        <w:br/>
+      </w:r>
+      <w:r>
+        <w:rPr>
+          <w:rStyle w:val="VerbatimChar"/>
+        </w:rPr>
+        <w:t xml:space="preserve">  ..@ hjust        : NULL</w:t>
+      </w:r>
+      <w:r>
+        <w:br/>
+      </w:r>
+      <w:r>
+        <w:rPr>
+          <w:rStyle w:val="VerbatimChar"/>
+        </w:rPr>
+        <w:t xml:space="preserve">  ..@ vjust        : num 0</w:t>
+      </w:r>
+      <w:r>
+        <w:br/>
+      </w:r>
+      <w:r>
+        <w:rPr>
+          <w:rStyle w:val="VerbatimChar"/>
+        </w:rPr>
+        <w:t xml:space="preserve">  ..@ angle        : NULL</w:t>
+      </w:r>
+      <w:r>
+        <w:br/>
+      </w:r>
+      <w:r>
+        <w:rPr>
+          <w:rStyle w:val="VerbatimChar"/>
+        </w:rPr>
+        <w:t xml:space="preserve">  ..@ lineheight   : NULL</w:t>
+      </w:r>
+      <w:r>
+        <w:br/>
+      </w:r>
+      <w:r>
+        <w:rPr>
+          <w:rStyle w:val="VerbatimChar"/>
+        </w:rPr>
+        <w:t xml:space="preserve">  ..@ margin       : &lt;ggplot2::margin&gt; num [1:4] 0 0 2.75 0</w:t>
+      </w:r>
+      <w:r>
+        <w:br/>
+      </w:r>
+      <w:r>
+        <w:rPr>
+          <w:rStyle w:val="VerbatimChar"/>
+        </w:rPr>
+        <w:t xml:space="preserve">  ..@ debug        : NULL</w:t>
+      </w:r>
+      <w:r>
+        <w:br/>
+      </w:r>
+      <w:r>
+        <w:rPr>
+          <w:rStyle w:val="VerbatimChar"/>
+        </w:rPr>
+        <w:t xml:space="preserve">  ..@ inherit.blank: logi TRUE</w:t>
+      </w:r>
+      <w:r>
+        <w:br/>
+      </w:r>
+      <w:r>
+        <w:rPr>
+          <w:rStyle w:val="VerbatimChar"/>
+        </w:rPr>
+        <w:t xml:space="preserve"> $ axis.title.x.bottom             : NULL</w:t>
+      </w:r>
+      <w:r>
+        <w:br/>
+      </w:r>
+      <w:r>
+        <w:rPr>
+          <w:rStyle w:val="VerbatimChar"/>
+        </w:rPr>
+        <w:t xml:space="preserve"> $ axis.title.y                    : &lt;ggplot2::element_text&gt;</w:t>
+      </w:r>
+      <w:r>
+        <w:br/>
+      </w:r>
+      <w:r>
+        <w:rPr>
+          <w:rStyle w:val="VerbatimChar"/>
+        </w:rPr>
+        <w:t xml:space="preserve">  ..@ family       : NULL</w:t>
+      </w:r>
+      <w:r>
+        <w:br/>
+      </w:r>
+      <w:r>
+        <w:rPr>
+          <w:rStyle w:val="VerbatimChar"/>
+        </w:rPr>
+        <w:t xml:space="preserve">  ..@ face         : NULL</w:t>
+      </w:r>
+      <w:r>
+        <w:br/>
+      </w:r>
+      <w:r>
+        <w:rPr>
+          <w:rStyle w:val="VerbatimChar"/>
+        </w:rPr>
+        <w:t xml:space="preserve">  ..@ italic       : chr NA</w:t>
+      </w:r>
+      <w:r>
+        <w:br/>
+      </w:r>
+      <w:r>
+        <w:rPr>
+          <w:rStyle w:val="VerbatimChar"/>
+        </w:rPr>
+        <w:t xml:space="preserve">  ..@ fontweight   : num NA</w:t>
+      </w:r>
+      <w:r>
+        <w:br/>
+      </w:r>
+      <w:r>
+        <w:rPr>
+          <w:rStyle w:val="VerbatimChar"/>
+        </w:rPr>
+        <w:t xml:space="preserve">  ..@ fontwidth    : num NA</w:t>
+      </w:r>
+      <w:r>
+        <w:br/>
+      </w:r>
+      <w:r>
+        <w:rPr>
+          <w:rStyle w:val="VerbatimChar"/>
+        </w:rPr>
+        <w:t xml:space="preserve">  ..@ colour       : NULL</w:t>
+      </w:r>
+      <w:r>
+        <w:br/>
+      </w:r>
+      <w:r>
+        <w:rPr>
+          <w:rStyle w:val="VerbatimChar"/>
+        </w:rPr>
+        <w:t xml:space="preserve">  ..@ size         : NULL</w:t>
+      </w:r>
+      <w:r>
+        <w:br/>
+      </w:r>
+      <w:r>
+        <w:rPr>
+          <w:rStyle w:val="VerbatimChar"/>
+        </w:rPr>
+        <w:t xml:space="preserve">  ..@ hjust        : NULL</w:t>
+      </w:r>
+      <w:r>
+        <w:br/>
+      </w:r>
+      <w:r>
+        <w:rPr>
+          <w:rStyle w:val="VerbatimChar"/>
+        </w:rPr>
+        <w:t xml:space="preserve">  ..@ vjust        : num 1</w:t>
+      </w:r>
+      <w:r>
+        <w:br/>
+      </w:r>
+      <w:r>
+        <w:rPr>
+          <w:rStyle w:val="VerbatimChar"/>
+        </w:rPr>
+        <w:t xml:space="preserve">  ..@ angle        : num 90</w:t>
+      </w:r>
+      <w:r>
+        <w:br/>
+      </w:r>
+      <w:r>
+        <w:rPr>
+          <w:rStyle w:val="VerbatimChar"/>
+        </w:rPr>
+        <w:t xml:space="preserve">  ..@ lineheight   : NULL</w:t>
+      </w:r>
+      <w:r>
+        <w:br/>
+      </w:r>
+      <w:r>
+        <w:rPr>
+          <w:rStyle w:val="VerbatimChar"/>
+        </w:rPr>
+        <w:t xml:space="preserve">  ..@ margin       : &lt;ggplot2::margin&gt; num [1:4] 0 2.75 0 0</w:t>
+      </w:r>
+      <w:r>
+        <w:br/>
+      </w:r>
+      <w:r>
+        <w:rPr>
+          <w:rStyle w:val="VerbatimChar"/>
+        </w:rPr>
+        <w:t xml:space="preserve">  ..@ debug        : NULL</w:t>
+      </w:r>
+      <w:r>
+        <w:br/>
+      </w:r>
+      <w:r>
+        <w:rPr>
+          <w:rStyle w:val="VerbatimChar"/>
+        </w:rPr>
+        <w:t xml:space="preserve">  ..@ inherit.blank: logi TRUE</w:t>
+      </w:r>
+      <w:r>
+        <w:br/>
+      </w:r>
+      <w:r>
+        <w:rPr>
+          <w:rStyle w:val="VerbatimChar"/>
+        </w:rPr>
+        <w:t xml:space="preserve"> $ axis.title.y.left               : NULL</w:t>
+      </w:r>
+      <w:r>
+        <w:br/>
+      </w:r>
+      <w:r>
+        <w:rPr>
+          <w:rStyle w:val="VerbatimChar"/>
+        </w:rPr>
+        <w:t xml:space="preserve"> $ axis.title.y.right              : &lt;ggplot2::element_text&gt;</w:t>
+      </w:r>
+      <w:r>
+        <w:br/>
+      </w:r>
+      <w:r>
+        <w:rPr>
+          <w:rStyle w:val="VerbatimChar"/>
+        </w:rPr>
+        <w:t xml:space="preserve">  ..@ family       : NULL</w:t>
+      </w:r>
+      <w:r>
+        <w:br/>
+      </w:r>
+      <w:r>
+        <w:rPr>
+          <w:rStyle w:val="VerbatimChar"/>
+        </w:rPr>
+        <w:t xml:space="preserve">  ..@ face         : NULL</w:t>
+      </w:r>
+      <w:r>
+        <w:br/>
+      </w:r>
+      <w:r>
+        <w:rPr>
+          <w:rStyle w:val="VerbatimChar"/>
+        </w:rPr>
+        <w:t xml:space="preserve">  ..@ italic       : chr NA</w:t>
+      </w:r>
+      <w:r>
+        <w:br/>
+      </w:r>
+      <w:r>
+        <w:rPr>
+          <w:rStyle w:val="VerbatimChar"/>
+        </w:rPr>
+        <w:t xml:space="preserve">  ..@ fontweight   : num NA</w:t>
+      </w:r>
+      <w:r>
+        <w:br/>
+      </w:r>
+      <w:r>
+        <w:rPr>
+          <w:rStyle w:val="VerbatimChar"/>
+        </w:rPr>
+        <w:t xml:space="preserve">  ..@ fontwidth    : num NA</w:t>
+      </w:r>
+      <w:r>
+        <w:br/>
+      </w:r>
+      <w:r>
+        <w:rPr>
+          <w:rStyle w:val="VerbatimChar"/>
+        </w:rPr>
+        <w:t xml:space="preserve">  ..@ colour       : NULL</w:t>
+      </w:r>
+      <w:r>
+        <w:br/>
+      </w:r>
+      <w:r>
+        <w:rPr>
+          <w:rStyle w:val="VerbatimChar"/>
+        </w:rPr>
+        <w:t xml:space="preserve">  ..@ size         : NULL</w:t>
+      </w:r>
+      <w:r>
+        <w:br/>
+      </w:r>
+      <w:r>
+        <w:rPr>
+          <w:rStyle w:val="VerbatimChar"/>
+        </w:rPr>
+        <w:t xml:space="preserve">  ..@ hjust        : NULL</w:t>
+      </w:r>
+      <w:r>
+        <w:br/>
+      </w:r>
+      <w:r>
+        <w:rPr>
+          <w:rStyle w:val="VerbatimChar"/>
+        </w:rPr>
+        <w:t xml:space="preserve">  ..@ vjust        : num 1</w:t>
+      </w:r>
+      <w:r>
+        <w:br/>
+      </w:r>
+      <w:r>
+        <w:rPr>
+          <w:rStyle w:val="VerbatimChar"/>
+        </w:rPr>
+        <w:t xml:space="preserve">  ..@ angle        : num -90</w:t>
+      </w:r>
+      <w:r>
+        <w:br/>
+      </w:r>
+      <w:r>
+        <w:rPr>
+          <w:rStyle w:val="VerbatimChar"/>
+        </w:rPr>
+        <w:t xml:space="preserve">  ..@ lineheight   : NULL</w:t>
+      </w:r>
+      <w:r>
+        <w:br/>
+      </w:r>
+      <w:r>
+        <w:rPr>
+          <w:rStyle w:val="VerbatimChar"/>
+        </w:rPr>
+        <w:t xml:space="preserve">  ..@ margin       : &lt;ggplot2::margin&gt; num [1:4] 0 0 0 2.75</w:t>
+      </w:r>
+      <w:r>
+        <w:br/>
+      </w:r>
+      <w:r>
+        <w:rPr>
+          <w:rStyle w:val="VerbatimChar"/>
+        </w:rPr>
+        <w:t xml:space="preserve">  ..@ debug        : NULL</w:t>
+      </w:r>
+      <w:r>
+        <w:br/>
+      </w:r>
+      <w:r>
+        <w:rPr>
+          <w:rStyle w:val="VerbatimChar"/>
+        </w:rPr>
+        <w:t xml:space="preserve">  ..@ inherit.blank: logi TRUE</w:t>
+      </w:r>
+      <w:r>
+        <w:br/>
+      </w:r>
+      <w:r>
+        <w:rPr>
+          <w:rStyle w:val="VerbatimChar"/>
+        </w:rPr>
+        <w:t xml:space="preserve"> $ axis.text                       : &lt;ggplot2::element_text&gt;</w:t>
+      </w:r>
+      <w:r>
+        <w:br/>
+      </w:r>
+      <w:r>
+        <w:rPr>
+          <w:rStyle w:val="VerbatimChar"/>
+        </w:rPr>
+        <w:t xml:space="preserve">  ..@ family       : NULL</w:t>
+      </w:r>
+      <w:r>
+        <w:br/>
+      </w:r>
+      <w:r>
+        <w:rPr>
+          <w:rStyle w:val="VerbatimChar"/>
+        </w:rPr>
+        <w:t xml:space="preserve">  ..@ face         : NULL</w:t>
+      </w:r>
+      <w:r>
+        <w:br/>
+      </w:r>
+      <w:r>
+        <w:rPr>
+          <w:rStyle w:val="VerbatimChar"/>
+        </w:rPr>
+        <w:t xml:space="preserve">  ..@ italic       : chr NA</w:t>
+      </w:r>
+      <w:r>
+        <w:br/>
+      </w:r>
+      <w:r>
+        <w:rPr>
+          <w:rStyle w:val="VerbatimChar"/>
+        </w:rPr>
+        <w:t xml:space="preserve">  ..@ fontweight   : num NA</w:t>
+      </w:r>
+      <w:r>
+        <w:br/>
+      </w:r>
+      <w:r>
+        <w:rPr>
+          <w:rStyle w:val="VerbatimChar"/>
+        </w:rPr>
+        <w:t xml:space="preserve">  ..@ fontwidth    : num NA</w:t>
+      </w:r>
+      <w:r>
+        <w:br/>
+      </w:r>
+      <w:r>
+        <w:rPr>
+          <w:rStyle w:val="VerbatimChar"/>
+        </w:rPr>
+        <w:t xml:space="preserve">  ..@ colour       : chr "#4D4D4DFF"</w:t>
+      </w:r>
+      <w:r>
+        <w:br/>
+      </w:r>
+      <w:r>
+        <w:rPr>
+          <w:rStyle w:val="VerbatimChar"/>
+        </w:rPr>
+        <w:t xml:space="preserve">  ..@ size         : 'rel' num 0.8</w:t>
+      </w:r>
+      <w:r>
+        <w:br/>
+      </w:r>
+      <w:r>
+        <w:rPr>
+          <w:rStyle w:val="VerbatimChar"/>
+        </w:rPr>
+        <w:t xml:space="preserve">  ..@ hjust        : NULL</w:t>
+      </w:r>
+      <w:r>
+        <w:br/>
+      </w:r>
+      <w:r>
+        <w:rPr>
+          <w:rStyle w:val="VerbatimChar"/>
+        </w:rPr>
+        <w:t xml:space="preserve">  ..@ vjust        : NULL</w:t>
+      </w:r>
+      <w:r>
+        <w:br/>
+      </w:r>
+      <w:r>
+        <w:rPr>
+          <w:rStyle w:val="VerbatimChar"/>
+        </w:rPr>
+        <w:t xml:space="preserve">  ..@ angle        : NULL</w:t>
+      </w:r>
+      <w:r>
+        <w:br/>
+      </w:r>
+      <w:r>
+        <w:rPr>
+          <w:rStyle w:val="VerbatimChar"/>
+        </w:rPr>
+        <w:t xml:space="preserve">  ..@ lineheight   : NULL</w:t>
+      </w:r>
+      <w:r>
+        <w:br/>
+      </w:r>
+      <w:r>
+        <w:rPr>
+          <w:rStyle w:val="VerbatimChar"/>
+        </w:rPr>
+        <w:t xml:space="preserve">  ..@ margin       : NULL</w:t>
+      </w:r>
+      <w:r>
+        <w:br/>
+      </w:r>
+      <w:r>
+        <w:rPr>
+          <w:rStyle w:val="VerbatimChar"/>
+        </w:rPr>
+        <w:t xml:space="preserve">  ..@ debug        : NULL</w:t>
+      </w:r>
+      <w:r>
+        <w:br/>
+      </w:r>
+      <w:r>
+        <w:rPr>
+          <w:rStyle w:val="VerbatimChar"/>
+        </w:rPr>
+        <w:t xml:space="preserve">  ..@ inherit.blank: logi TRUE</w:t>
+      </w:r>
+      <w:r>
+        <w:br/>
+      </w:r>
+      <w:r>
+        <w:rPr>
+          <w:rStyle w:val="VerbatimChar"/>
+        </w:rPr>
+        <w:t xml:space="preserve"> $ axis.text.x                     : &lt;ggplot2::element_text&gt;</w:t>
+      </w:r>
+      <w:r>
+        <w:br/>
+      </w:r>
+      <w:r>
+        <w:rPr>
+          <w:rStyle w:val="VerbatimChar"/>
+        </w:rPr>
+        <w:t xml:space="preserve">  ..@ family       : NULL</w:t>
+      </w:r>
+      <w:r>
+        <w:br/>
+      </w:r>
+      <w:r>
+        <w:rPr>
+          <w:rStyle w:val="VerbatimChar"/>
+        </w:rPr>
+        <w:t xml:space="preserve">  ..@ face         : NULL</w:t>
+      </w:r>
+      <w:r>
+        <w:br/>
+      </w:r>
+      <w:r>
+        <w:rPr>
+          <w:rStyle w:val="VerbatimChar"/>
+        </w:rPr>
+        <w:t xml:space="preserve">  ..@ italic       : chr NA</w:t>
+      </w:r>
+      <w:r>
+        <w:br/>
+      </w:r>
+      <w:r>
+        <w:rPr>
+          <w:rStyle w:val="VerbatimChar"/>
+        </w:rPr>
+        <w:t xml:space="preserve">  ..@ fontweight   : num NA</w:t>
+      </w:r>
+      <w:r>
+        <w:br/>
+      </w:r>
+      <w:r>
+        <w:rPr>
+          <w:rStyle w:val="VerbatimChar"/>
+        </w:rPr>
+        <w:t xml:space="preserve">  ..@ fontwidth    : num NA</w:t>
+      </w:r>
+      <w:r>
+        <w:br/>
+      </w:r>
+      <w:r>
+        <w:rPr>
+          <w:rStyle w:val="VerbatimChar"/>
+        </w:rPr>
+        <w:t xml:space="preserve">  ..@ colour       : NULL</w:t>
+      </w:r>
+      <w:r>
+        <w:br/>
+      </w:r>
+      <w:r>
+        <w:rPr>
+          <w:rStyle w:val="VerbatimChar"/>
+        </w:rPr>
+        <w:t xml:space="preserve">  ..@ size         : NULL</w:t>
+      </w:r>
+      <w:r>
+        <w:br/>
+      </w:r>
+      <w:r>
+        <w:rPr>
+          <w:rStyle w:val="VerbatimChar"/>
+        </w:rPr>
+        <w:t xml:space="preserve">  ..@ hjust        : NULL</w:t>
+      </w:r>
+      <w:r>
+        <w:br/>
+      </w:r>
+      <w:r>
+        <w:rPr>
+          <w:rStyle w:val="VerbatimChar"/>
+        </w:rPr>
+        <w:t xml:space="preserve">  ..@ vjust        : num 1</w:t>
+      </w:r>
+      <w:r>
+        <w:br/>
+      </w:r>
+      <w:r>
+        <w:rPr>
+          <w:rStyle w:val="VerbatimChar"/>
+        </w:rPr>
+        <w:t xml:space="preserve">  ..@ angle        : NULL</w:t>
+      </w:r>
+      <w:r>
+        <w:br/>
+      </w:r>
+      <w:r>
+        <w:rPr>
+          <w:rStyle w:val="VerbatimChar"/>
+        </w:rPr>
+        <w:t xml:space="preserve">  ..@ lineheight   : NULL</w:t>
+      </w:r>
+      <w:r>
+        <w:br/>
+      </w:r>
+      <w:r>
+        <w:rPr>
+          <w:rStyle w:val="VerbatimChar"/>
+        </w:rPr>
+        <w:t xml:space="preserve">  ..@ margin       : &lt;ggplot2::margin&gt; num [1:4] 2.2 0 0 0</w:t>
+      </w:r>
+      <w:r>
+        <w:br/>
+      </w:r>
+      <w:r>
+        <w:rPr>
+          <w:rStyle w:val="VerbatimChar"/>
+        </w:rPr>
+        <w:t xml:space="preserve">  ..@ debug        : NULL</w:t>
+      </w:r>
+      <w:r>
+        <w:br/>
+      </w:r>
+      <w:r>
+        <w:rPr>
+          <w:rStyle w:val="VerbatimChar"/>
+        </w:rPr>
+        <w:t xml:space="preserve">  ..@ inherit.blank: logi TRUE</w:t>
+      </w:r>
+      <w:r>
+        <w:br/>
+      </w:r>
+      <w:r>
+        <w:rPr>
+          <w:rStyle w:val="VerbatimChar"/>
+        </w:rPr>
+        <w:t xml:space="preserve"> $ axis.text.x.top                 : &lt;ggplot2::element_text&gt;</w:t>
+      </w:r>
+      <w:r>
+        <w:br/>
+      </w:r>
+      <w:r>
+        <w:rPr>
+          <w:rStyle w:val="VerbatimChar"/>
+        </w:rPr>
+        <w:t xml:space="preserve">  ..@ family       : NULL</w:t>
+      </w:r>
+      <w:r>
+        <w:br/>
+      </w:r>
+      <w:r>
+        <w:rPr>
+          <w:rStyle w:val="VerbatimChar"/>
+        </w:rPr>
+        <w:t xml:space="preserve">  ..@ face         : NULL</w:t>
+      </w:r>
+      <w:r>
+        <w:br/>
+      </w:r>
+      <w:r>
+        <w:rPr>
+          <w:rStyle w:val="VerbatimChar"/>
+        </w:rPr>
+        <w:t xml:space="preserve">  ..@ italic       : chr NA</w:t>
+      </w:r>
+      <w:r>
+        <w:br/>
+      </w:r>
+      <w:r>
+        <w:rPr>
+          <w:rStyle w:val="VerbatimChar"/>
+        </w:rPr>
+        <w:t xml:space="preserve">  ..@ fontweight   : num NA</w:t>
+      </w:r>
+      <w:r>
+        <w:br/>
+      </w:r>
+      <w:r>
+        <w:rPr>
+          <w:rStyle w:val="VerbatimChar"/>
+        </w:rPr>
+        <w:t xml:space="preserve">  ..@ fontwidth    : num NA</w:t>
+      </w:r>
+      <w:r>
+        <w:br/>
+      </w:r>
+      <w:r>
+        <w:rPr>
+          <w:rStyle w:val="VerbatimChar"/>
+        </w:rPr>
+        <w:t xml:space="preserve">  ..@ colour       : NULL</w:t>
+      </w:r>
+      <w:r>
+        <w:br/>
+      </w:r>
+      <w:r>
+        <w:rPr>
+          <w:rStyle w:val="VerbatimChar"/>
+        </w:rPr>
+        <w:t xml:space="preserve">  ..@ size         : NULL</w:t>
+      </w:r>
+      <w:r>
+        <w:br/>
+      </w:r>
+      <w:r>
+        <w:rPr>
+          <w:rStyle w:val="VerbatimChar"/>
+        </w:rPr>
+        <w:t xml:space="preserve">  ..@ hjust        : NULL</w:t>
+      </w:r>
+      <w:r>
+        <w:br/>
+      </w:r>
+      <w:r>
+        <w:rPr>
+          <w:rStyle w:val="VerbatimChar"/>
+        </w:rPr>
+        <w:t xml:space="preserve">  ..@ vjust        : NULL</w:t>
+      </w:r>
+      <w:r>
+        <w:br/>
+      </w:r>
+      <w:r>
+        <w:rPr>
+          <w:rStyle w:val="VerbatimChar"/>
+        </w:rPr>
+        <w:t xml:space="preserve">  ..@ angle        : NULL</w:t>
+      </w:r>
+      <w:r>
+        <w:br/>
+      </w:r>
+      <w:r>
+        <w:rPr>
+          <w:rStyle w:val="VerbatimChar"/>
+        </w:rPr>
+        <w:t xml:space="preserve">  ..@ lineheight   : NULL</w:t>
+      </w:r>
+      <w:r>
+        <w:br/>
+      </w:r>
+      <w:r>
+        <w:rPr>
+          <w:rStyle w:val="VerbatimChar"/>
+        </w:rPr>
+        <w:t xml:space="preserve">  ..@ margin       : &lt;ggplot2::margin&gt; num [1:4] 0 0 4.95 0</w:t>
+      </w:r>
+      <w:r>
+        <w:br/>
+      </w:r>
+      <w:r>
+        <w:rPr>
+          <w:rStyle w:val="VerbatimChar"/>
+        </w:rPr>
+        <w:t xml:space="preserve">  ..@ debug        : NULL</w:t>
+      </w:r>
+      <w:r>
+        <w:br/>
+      </w:r>
+      <w:r>
+        <w:rPr>
+          <w:rStyle w:val="VerbatimChar"/>
+        </w:rPr>
+        <w:t xml:space="preserve">  ..@ inherit.blank: logi TRUE</w:t>
+      </w:r>
+      <w:r>
+        <w:br/>
+      </w:r>
+      <w:r>
+        <w:rPr>
+          <w:rStyle w:val="VerbatimChar"/>
+        </w:rPr>
+        <w:t xml:space="preserve"> $ axis.text.x.bottom              : &lt;ggplot2::element_text&gt;</w:t>
+      </w:r>
+      <w:r>
+        <w:br/>
+      </w:r>
+      <w:r>
+        <w:rPr>
+          <w:rStyle w:val="VerbatimChar"/>
+        </w:rPr>
+        <w:t xml:space="preserve">  ..@ family       : NULL</w:t>
+      </w:r>
+      <w:r>
+        <w:br/>
+      </w:r>
+      <w:r>
+        <w:rPr>
+          <w:rStyle w:val="VerbatimChar"/>
+        </w:rPr>
+        <w:t xml:space="preserve">  ..@ face         : NULL</w:t>
+      </w:r>
+      <w:r>
+        <w:br/>
+      </w:r>
+      <w:r>
+        <w:rPr>
+          <w:rStyle w:val="VerbatimChar"/>
+        </w:rPr>
+        <w:t xml:space="preserve">  ..@ italic       : chr NA</w:t>
+      </w:r>
+      <w:r>
+        <w:br/>
+      </w:r>
+      <w:r>
+        <w:rPr>
+          <w:rStyle w:val="VerbatimChar"/>
+        </w:rPr>
+        <w:t xml:space="preserve">  ..@ fontweight   : num NA</w:t>
+      </w:r>
+      <w:r>
+        <w:br/>
+      </w:r>
+      <w:r>
+        <w:rPr>
+          <w:rStyle w:val="VerbatimChar"/>
+        </w:rPr>
+        <w:t xml:space="preserve">  ..@ fontwidth    : num NA</w:t>
+      </w:r>
+      <w:r>
+        <w:br/>
+      </w:r>
+      <w:r>
+        <w:rPr>
+          <w:rStyle w:val="VerbatimChar"/>
+        </w:rPr>
+        <w:t xml:space="preserve">  ..@ colour       : NULL</w:t>
+      </w:r>
+      <w:r>
+        <w:br/>
+      </w:r>
+      <w:r>
+        <w:rPr>
+          <w:rStyle w:val="VerbatimChar"/>
+        </w:rPr>
+        <w:t xml:space="preserve">  ..@ size         : NULL</w:t>
+      </w:r>
+      <w:r>
+        <w:br/>
+      </w:r>
+      <w:r>
+        <w:rPr>
+          <w:rStyle w:val="VerbatimChar"/>
+        </w:rPr>
+        <w:t xml:space="preserve">  ..@ hjust        : NULL</w:t>
+      </w:r>
+      <w:r>
+        <w:br/>
+      </w:r>
+      <w:r>
+        <w:rPr>
+          <w:rStyle w:val="VerbatimChar"/>
+        </w:rPr>
+        <w:t xml:space="preserve">  ..@ vjust        : NULL</w:t>
+      </w:r>
+      <w:r>
+        <w:br/>
+      </w:r>
+      <w:r>
+        <w:rPr>
+          <w:rStyle w:val="VerbatimChar"/>
+        </w:rPr>
+        <w:t xml:space="preserve">  ..@ angle        : NULL</w:t>
+      </w:r>
+      <w:r>
+        <w:br/>
+      </w:r>
+      <w:r>
+        <w:rPr>
+          <w:rStyle w:val="VerbatimChar"/>
+        </w:rPr>
+        <w:t xml:space="preserve">  ..@ lineheight   : NULL</w:t>
+      </w:r>
+      <w:r>
+        <w:br/>
+      </w:r>
+      <w:r>
+        <w:rPr>
+          <w:rStyle w:val="VerbatimChar"/>
+        </w:rPr>
+        <w:t xml:space="preserve">  ..@ margin       : &lt;ggplot2::margin&gt; num [1:4] 4.95 0 0 0</w:t>
+      </w:r>
+      <w:r>
+        <w:br/>
+      </w:r>
+      <w:r>
+        <w:rPr>
+          <w:rStyle w:val="VerbatimChar"/>
+        </w:rPr>
+        <w:t xml:space="preserve">  ..@ debug        : NULL</w:t>
+      </w:r>
+      <w:r>
+        <w:br/>
+      </w:r>
+      <w:r>
+        <w:rPr>
+          <w:rStyle w:val="VerbatimChar"/>
+        </w:rPr>
+        <w:t xml:space="preserve">  ..@ inherit.blank: logi TRUE</w:t>
+      </w:r>
+      <w:r>
+        <w:br/>
+      </w:r>
+      <w:r>
+        <w:rPr>
+          <w:rStyle w:val="VerbatimChar"/>
+        </w:rPr>
+        <w:t xml:space="preserve"> $ axis.text.y                     : &lt;ggplot2::element_text&gt;</w:t>
+      </w:r>
+      <w:r>
+        <w:br/>
+      </w:r>
+      <w:r>
+        <w:rPr>
+          <w:rStyle w:val="VerbatimChar"/>
+        </w:rPr>
+        <w:t xml:space="preserve">  ..@ family       : NULL</w:t>
+      </w:r>
+      <w:r>
+        <w:br/>
+      </w:r>
+      <w:r>
+        <w:rPr>
+          <w:rStyle w:val="VerbatimChar"/>
+        </w:rPr>
+        <w:t xml:space="preserve">  ..@ face         : NULL</w:t>
+      </w:r>
+      <w:r>
+        <w:br/>
+      </w:r>
+      <w:r>
+        <w:rPr>
+          <w:rStyle w:val="VerbatimChar"/>
+        </w:rPr>
+        <w:t xml:space="preserve">  ..@ italic       : chr NA</w:t>
+      </w:r>
+      <w:r>
+        <w:br/>
+      </w:r>
+      <w:r>
+        <w:rPr>
+          <w:rStyle w:val="VerbatimChar"/>
+        </w:rPr>
+        <w:t xml:space="preserve">  ..@ fontweight   : num NA</w:t>
+      </w:r>
+      <w:r>
+        <w:br/>
+      </w:r>
+      <w:r>
+        <w:rPr>
+          <w:rStyle w:val="VerbatimChar"/>
+        </w:rPr>
+        <w:t xml:space="preserve">  ..@ fontwidth    : num NA</w:t>
+      </w:r>
+      <w:r>
+        <w:br/>
+      </w:r>
+      <w:r>
+        <w:rPr>
+          <w:rStyle w:val="VerbatimChar"/>
+        </w:rPr>
+        <w:t xml:space="preserve">  ..@ colour       : NULL</w:t>
+      </w:r>
+      <w:r>
+        <w:br/>
+      </w:r>
+      <w:r>
+        <w:rPr>
+          <w:rStyle w:val="VerbatimChar"/>
+        </w:rPr>
+        <w:t xml:space="preserve">  ..@ size         : NULL</w:t>
+      </w:r>
+      <w:r>
+        <w:br/>
+      </w:r>
+      <w:r>
+        <w:rPr>
+          <w:rStyle w:val="VerbatimChar"/>
+        </w:rPr>
+        <w:t xml:space="preserve">  ..@ hjust        : num 1</w:t>
+      </w:r>
+      <w:r>
+        <w:br/>
+      </w:r>
+      <w:r>
+        <w:rPr>
+          <w:rStyle w:val="VerbatimChar"/>
+        </w:rPr>
+        <w:t xml:space="preserve">  ..@ vjust        : NULL</w:t>
+      </w:r>
+      <w:r>
+        <w:br/>
+      </w:r>
+      <w:r>
+        <w:rPr>
+          <w:rStyle w:val="VerbatimChar"/>
+        </w:rPr>
+        <w:t xml:space="preserve">  ..@ angle        : NULL</w:t>
+      </w:r>
+      <w:r>
+        <w:br/>
+      </w:r>
+      <w:r>
+        <w:rPr>
+          <w:rStyle w:val="VerbatimChar"/>
+        </w:rPr>
+        <w:t xml:space="preserve">  ..@ lineheight   : NULL</w:t>
+      </w:r>
+      <w:r>
+        <w:br/>
+      </w:r>
+      <w:r>
+        <w:rPr>
+          <w:rStyle w:val="VerbatimChar"/>
+        </w:rPr>
+        <w:t xml:space="preserve">  ..@ margin       : &lt;ggplot2::margin&gt; num [1:4] 0 2.2 0 0</w:t>
+      </w:r>
+      <w:r>
+        <w:br/>
+      </w:r>
+      <w:r>
+        <w:rPr>
+          <w:rStyle w:val="VerbatimChar"/>
+        </w:rPr>
+        <w:t xml:space="preserve">  ..@ debug        : NULL</w:t>
+      </w:r>
+      <w:r>
+        <w:br/>
+      </w:r>
+      <w:r>
+        <w:rPr>
+          <w:rStyle w:val="VerbatimChar"/>
+        </w:rPr>
+        <w:t xml:space="preserve">  ..@ inherit.blank: logi TRUE</w:t>
+      </w:r>
+      <w:r>
+        <w:br/>
+      </w:r>
+      <w:r>
+        <w:rPr>
+          <w:rStyle w:val="VerbatimChar"/>
+        </w:rPr>
+        <w:t xml:space="preserve"> $ axis.text.y.left                : &lt;ggplot2::element_text&gt;</w:t>
+      </w:r>
+      <w:r>
+        <w:br/>
+      </w:r>
+      <w:r>
+        <w:rPr>
+          <w:rStyle w:val="VerbatimChar"/>
+        </w:rPr>
+        <w:t xml:space="preserve">  ..@ family       : NULL</w:t>
+      </w:r>
+      <w:r>
+        <w:br/>
+      </w:r>
+      <w:r>
+        <w:rPr>
+          <w:rStyle w:val="VerbatimChar"/>
+        </w:rPr>
+        <w:t xml:space="preserve">  ..@ face         : NULL</w:t>
+      </w:r>
+      <w:r>
+        <w:br/>
+      </w:r>
+      <w:r>
+        <w:rPr>
+          <w:rStyle w:val="VerbatimChar"/>
+        </w:rPr>
+        <w:t xml:space="preserve">  ..@ italic       : chr NA</w:t>
+      </w:r>
+      <w:r>
+        <w:br/>
+      </w:r>
+      <w:r>
+        <w:rPr>
+          <w:rStyle w:val="VerbatimChar"/>
+        </w:rPr>
+        <w:t xml:space="preserve">  ..@ fontweight   : num NA</w:t>
+      </w:r>
+      <w:r>
+        <w:br/>
+      </w:r>
+      <w:r>
+        <w:rPr>
+          <w:rStyle w:val="VerbatimChar"/>
+        </w:rPr>
+        <w:t xml:space="preserve">  ..@ fontwidth    : num NA</w:t>
+      </w:r>
+      <w:r>
+        <w:br/>
+      </w:r>
+      <w:r>
+        <w:rPr>
+          <w:rStyle w:val="VerbatimChar"/>
+        </w:rPr>
+        <w:t xml:space="preserve">  ..@ colour       : NULL</w:t>
+      </w:r>
+      <w:r>
+        <w:br/>
+      </w:r>
+      <w:r>
+        <w:rPr>
+          <w:rStyle w:val="VerbatimChar"/>
+        </w:rPr>
+        <w:t xml:space="preserve">  ..@ size         : NULL</w:t>
+      </w:r>
+      <w:r>
+        <w:br/>
+      </w:r>
+      <w:r>
+        <w:rPr>
+          <w:rStyle w:val="VerbatimChar"/>
+        </w:rPr>
+        <w:t xml:space="preserve">  ..@ hjust        : NULL</w:t>
+      </w:r>
+      <w:r>
+        <w:br/>
+      </w:r>
+      <w:r>
+        <w:rPr>
+          <w:rStyle w:val="VerbatimChar"/>
+        </w:rPr>
+        <w:t xml:space="preserve">  ..@ vjust        : NULL</w:t>
+      </w:r>
+      <w:r>
+        <w:br/>
+      </w:r>
+      <w:r>
+        <w:rPr>
+          <w:rStyle w:val="VerbatimChar"/>
+        </w:rPr>
+        <w:t xml:space="preserve">  ..@ angle        : NULL</w:t>
+      </w:r>
+      <w:r>
+        <w:br/>
+      </w:r>
+      <w:r>
+        <w:rPr>
+          <w:rStyle w:val="VerbatimChar"/>
+        </w:rPr>
+        <w:t xml:space="preserve">  ..@ lineheight   : NULL</w:t>
+      </w:r>
+      <w:r>
+        <w:br/>
+      </w:r>
+      <w:r>
+        <w:rPr>
+          <w:rStyle w:val="VerbatimChar"/>
+        </w:rPr>
+        <w:t xml:space="preserve">  ..@ margin       : &lt;ggplot2::margin&gt; num [1:4] 0 4.95 0 0</w:t>
+      </w:r>
+      <w:r>
+        <w:br/>
+      </w:r>
+      <w:r>
+        <w:rPr>
+          <w:rStyle w:val="VerbatimChar"/>
+        </w:rPr>
+        <w:t xml:space="preserve">  ..@ debug        : NULL</w:t>
+      </w:r>
+      <w:r>
+        <w:br/>
+      </w:r>
+      <w:r>
+        <w:rPr>
+          <w:rStyle w:val="VerbatimChar"/>
+        </w:rPr>
+        <w:t xml:space="preserve">  ..@ inherit.blank: logi TRUE</w:t>
+      </w:r>
+      <w:r>
+        <w:br/>
+      </w:r>
+      <w:r>
+        <w:rPr>
+          <w:rStyle w:val="VerbatimChar"/>
+        </w:rPr>
+        <w:t xml:space="preserve"> $ axis.text.y.right               : &lt;ggplot2::element_text&gt;</w:t>
+      </w:r>
+      <w:r>
+        <w:br/>
+      </w:r>
+      <w:r>
+        <w:rPr>
+          <w:rStyle w:val="VerbatimChar"/>
+        </w:rPr>
+        <w:t xml:space="preserve">  ..@ family       : NULL</w:t>
+      </w:r>
+      <w:r>
+        <w:br/>
+      </w:r>
+      <w:r>
+        <w:rPr>
+          <w:rStyle w:val="VerbatimChar"/>
+        </w:rPr>
+        <w:t xml:space="preserve">  ..@ face         : NULL</w:t>
+      </w:r>
+      <w:r>
+        <w:br/>
+      </w:r>
+      <w:r>
+        <w:rPr>
+          <w:rStyle w:val="VerbatimChar"/>
+        </w:rPr>
+        <w:t xml:space="preserve">  ..@ italic       : chr NA</w:t>
+      </w:r>
+      <w:r>
+        <w:br/>
+      </w:r>
+      <w:r>
+        <w:rPr>
+          <w:rStyle w:val="VerbatimChar"/>
+        </w:rPr>
+        <w:t xml:space="preserve">  ..@ fontweight   : num NA</w:t>
+      </w:r>
+      <w:r>
+        <w:br/>
+      </w:r>
+      <w:r>
+        <w:rPr>
+          <w:rStyle w:val="VerbatimChar"/>
+        </w:rPr>
+        <w:t xml:space="preserve">  ..@ fontwidth    : num NA</w:t>
+      </w:r>
+      <w:r>
+        <w:br/>
+      </w:r>
+      <w:r>
+        <w:rPr>
+          <w:rStyle w:val="VerbatimChar"/>
+        </w:rPr>
+        <w:t xml:space="preserve">  ..@ colour       : NULL</w:t>
+      </w:r>
+      <w:r>
+        <w:br/>
+      </w:r>
+      <w:r>
+        <w:rPr>
+          <w:rStyle w:val="VerbatimChar"/>
+        </w:rPr>
+        <w:t xml:space="preserve">  ..@ size         : NULL</w:t>
+      </w:r>
+      <w:r>
+        <w:br/>
+      </w:r>
+      <w:r>
+        <w:rPr>
+          <w:rStyle w:val="VerbatimChar"/>
+        </w:rPr>
+        <w:t xml:space="preserve">  ..@ hjust        : NULL</w:t>
+      </w:r>
+      <w:r>
+        <w:br/>
+      </w:r>
+      <w:r>
+        <w:rPr>
+          <w:rStyle w:val="VerbatimChar"/>
+        </w:rPr>
+        <w:t xml:space="preserve">  ..@ vjust        : NULL</w:t>
+      </w:r>
+      <w:r>
+        <w:br/>
+      </w:r>
+      <w:r>
+        <w:rPr>
+          <w:rStyle w:val="VerbatimChar"/>
+        </w:rPr>
+        <w:t xml:space="preserve">  ..@ angle        : NULL</w:t>
+      </w:r>
+      <w:r>
+        <w:br/>
+      </w:r>
+      <w:r>
+        <w:rPr>
+          <w:rStyle w:val="VerbatimChar"/>
+        </w:rPr>
+        <w:t xml:space="preserve">  ..@ lineheight   : NULL</w:t>
+      </w:r>
+      <w:r>
+        <w:br/>
+      </w:r>
+      <w:r>
+        <w:rPr>
+          <w:rStyle w:val="VerbatimChar"/>
+        </w:rPr>
+        <w:t xml:space="preserve">  ..@ margin       : &lt;ggplot2::margin&gt; num [1:4] 0 0 0 4.95</w:t>
+      </w:r>
+      <w:r>
+        <w:br/>
+      </w:r>
+      <w:r>
+        <w:rPr>
+          <w:rStyle w:val="VerbatimChar"/>
+        </w:rPr>
+        <w:t xml:space="preserve">  ..@ debug        : NULL</w:t>
+      </w:r>
+      <w:r>
+        <w:br/>
+      </w:r>
+      <w:r>
+        <w:rPr>
+          <w:rStyle w:val="VerbatimChar"/>
+        </w:rPr>
+        <w:t xml:space="preserve">  ..@ inherit.blank: logi TRUE</w:t>
+      </w:r>
+      <w:r>
+        <w:br/>
+      </w:r>
+      <w:r>
+        <w:rPr>
+          <w:rStyle w:val="VerbatimChar"/>
+        </w:rPr>
+        <w:t xml:space="preserve"> $ axis.text.theta                 : NULL</w:t>
+      </w:r>
+      <w:r>
+        <w:br/>
+      </w:r>
+      <w:r>
+        <w:rPr>
+          <w:rStyle w:val="VerbatimChar"/>
+        </w:rPr>
+        <w:t xml:space="preserve"> $ axis.text.r                     : &lt;ggplot2::element_text&gt;</w:t>
+      </w:r>
+      <w:r>
+        <w:br/>
+      </w:r>
+      <w:r>
+        <w:rPr>
+          <w:rStyle w:val="VerbatimChar"/>
+        </w:rPr>
+        <w:t xml:space="preserve">  ..@ family       : NULL</w:t>
+      </w:r>
+      <w:r>
+        <w:br/>
+      </w:r>
+      <w:r>
+        <w:rPr>
+          <w:rStyle w:val="VerbatimChar"/>
+        </w:rPr>
+        <w:t xml:space="preserve">  ..@ face         : NULL</w:t>
+      </w:r>
+      <w:r>
+        <w:br/>
+      </w:r>
+      <w:r>
+        <w:rPr>
+          <w:rStyle w:val="VerbatimChar"/>
+        </w:rPr>
+        <w:t xml:space="preserve">  ..@ italic       : chr NA</w:t>
+      </w:r>
+      <w:r>
+        <w:br/>
+      </w:r>
+      <w:r>
+        <w:rPr>
+          <w:rStyle w:val="VerbatimChar"/>
+        </w:rPr>
+        <w:t xml:space="preserve">  ..@ fontweight   : num NA</w:t>
+      </w:r>
+      <w:r>
+        <w:br/>
+      </w:r>
+      <w:r>
+        <w:rPr>
+          <w:rStyle w:val="VerbatimChar"/>
+        </w:rPr>
+        <w:t xml:space="preserve">  ..@ fontwidth    : num NA</w:t>
+      </w:r>
+      <w:r>
+        <w:br/>
+      </w:r>
+      <w:r>
+        <w:rPr>
+          <w:rStyle w:val="VerbatimChar"/>
+        </w:rPr>
+        <w:t xml:space="preserve">  ..@ colour       : NULL</w:t>
+      </w:r>
+      <w:r>
+        <w:br/>
+      </w:r>
+      <w:r>
+        <w:rPr>
+          <w:rStyle w:val="VerbatimChar"/>
+        </w:rPr>
+        <w:t xml:space="preserve">  ..@ size         : NULL</w:t>
+      </w:r>
+      <w:r>
+        <w:br/>
+      </w:r>
+      <w:r>
+        <w:rPr>
+          <w:rStyle w:val="VerbatimChar"/>
+        </w:rPr>
+        <w:t xml:space="preserve">  ..@ hjust        : num 0.5</w:t>
+      </w:r>
+      <w:r>
+        <w:br/>
+      </w:r>
+      <w:r>
+        <w:rPr>
+          <w:rStyle w:val="VerbatimChar"/>
+        </w:rPr>
+        <w:t xml:space="preserve">  ..@ vjust        : NULL</w:t>
+      </w:r>
+      <w:r>
+        <w:br/>
+      </w:r>
+      <w:r>
+        <w:rPr>
+          <w:rStyle w:val="VerbatimChar"/>
+        </w:rPr>
+        <w:t xml:space="preserve">  ..@ angle        : NULL</w:t>
+      </w:r>
+      <w:r>
+        <w:br/>
+      </w:r>
+      <w:r>
+        <w:rPr>
+          <w:rStyle w:val="VerbatimChar"/>
+        </w:rPr>
+        <w:t xml:space="preserve">  ..@ lineheight   : NULL</w:t>
+      </w:r>
+      <w:r>
+        <w:br/>
+      </w:r>
+      <w:r>
+        <w:rPr>
+          <w:rStyle w:val="VerbatimChar"/>
+        </w:rPr>
+        <w:t xml:space="preserve">  ..@ margin       : &lt;ggplot2::margin&gt; num [1:4] 0 2.2 0 2.2</w:t>
+      </w:r>
+      <w:r>
+        <w:br/>
+      </w:r>
+      <w:r>
+        <w:rPr>
+          <w:rStyle w:val="VerbatimChar"/>
+        </w:rPr>
+        <w:t xml:space="preserve">  ..@ debug        : NULL</w:t>
+      </w:r>
+      <w:r>
+        <w:br/>
+      </w:r>
+      <w:r>
+        <w:rPr>
+          <w:rStyle w:val="VerbatimChar"/>
+        </w:rPr>
+        <w:t xml:space="preserve">  ..@ inherit.blank: logi TRUE</w:t>
+      </w:r>
+      <w:r>
+        <w:br/>
+      </w:r>
+      <w:r>
+        <w:rPr>
+          <w:rStyle w:val="VerbatimChar"/>
+        </w:rPr>
+        <w:t xml:space="preserve"> $ axis.ticks                      : &lt;ggplot2::element_blank&gt;</w:t>
+      </w:r>
+      <w:r>
+        <w:br/>
+      </w:r>
+      <w:r>
+        <w:rPr>
+          <w:rStyle w:val="VerbatimChar"/>
+        </w:rPr>
+        <w:t xml:space="preserve"> $ axis.ticks.x                    : NULL</w:t>
+      </w:r>
+      <w:r>
+        <w:br/>
+      </w:r>
+      <w:r>
+        <w:rPr>
+          <w:rStyle w:val="VerbatimChar"/>
+        </w:rPr>
+        <w:t xml:space="preserve"> $ axis.ticks.x.top                : NULL</w:t>
+      </w:r>
+      <w:r>
+        <w:br/>
+      </w:r>
+      <w:r>
+        <w:rPr>
+          <w:rStyle w:val="VerbatimChar"/>
+        </w:rPr>
+        <w:t xml:space="preserve"> $ axis.ticks.x.bottom             : NULL</w:t>
+      </w:r>
+      <w:r>
+        <w:br/>
+      </w:r>
+      <w:r>
+        <w:rPr>
+          <w:rStyle w:val="VerbatimChar"/>
+        </w:rPr>
+        <w:t xml:space="preserve"> $ axis.ticks.y                    : NULL</w:t>
+      </w:r>
+      <w:r>
+        <w:br/>
+      </w:r>
+      <w:r>
+        <w:rPr>
+          <w:rStyle w:val="VerbatimChar"/>
+        </w:rPr>
+        <w:t xml:space="preserve"> $ axis.ticks.y.left               : NULL</w:t>
+      </w:r>
+      <w:r>
+        <w:br/>
+      </w:r>
+      <w:r>
+        <w:rPr>
+          <w:rStyle w:val="VerbatimChar"/>
+        </w:rPr>
+        <w:t xml:space="preserve"> $ axis.ticks.y.right              : NULL</w:t>
+      </w:r>
+      <w:r>
+        <w:br/>
+      </w:r>
+      <w:r>
+        <w:rPr>
+          <w:rStyle w:val="VerbatimChar"/>
+        </w:rPr>
+        <w:t xml:space="preserve"> $ axis.ticks.theta                : NULL</w:t>
+      </w:r>
+      <w:r>
+        <w:br/>
+      </w:r>
+      <w:r>
+        <w:rPr>
+          <w:rStyle w:val="VerbatimChar"/>
+        </w:rPr>
+        <w:t xml:space="preserve"> $ axis.ticks.r                    : NULL</w:t>
+      </w:r>
+      <w:r>
+        <w:br/>
+      </w:r>
+      <w:r>
+        <w:rPr>
+          <w:rStyle w:val="VerbatimChar"/>
+        </w:rPr>
+        <w:t xml:space="preserve"> $ axis.minor.ticks.x.top          : NULL</w:t>
+      </w:r>
+      <w:r>
+        <w:br/>
+      </w:r>
+      <w:r>
+        <w:rPr>
+          <w:rStyle w:val="VerbatimChar"/>
+        </w:rPr>
+        <w:t xml:space="preserve"> $ axis.minor.ticks.x.bottom       : NULL</w:t>
+      </w:r>
+      <w:r>
+        <w:br/>
+      </w:r>
+      <w:r>
+        <w:rPr>
+          <w:rStyle w:val="VerbatimChar"/>
+        </w:rPr>
+        <w:t xml:space="preserve"> $ axis.minor.ticks.y.left         : NULL</w:t>
+      </w:r>
+      <w:r>
+        <w:br/>
+      </w:r>
+      <w:r>
+        <w:rPr>
+          <w:rStyle w:val="VerbatimChar"/>
+        </w:rPr>
+        <w:t xml:space="preserve"> $ axis.minor.ticks.y.right        : NULL</w:t>
+      </w:r>
+      <w:r>
+        <w:br/>
+      </w:r>
+      <w:r>
+        <w:rPr>
+          <w:rStyle w:val="VerbatimChar"/>
+        </w:rPr>
+        <w:t xml:space="preserve"> $ axis.minor.ticks.theta          : NULL</w:t>
+      </w:r>
+      <w:r>
+        <w:br/>
+      </w:r>
+      <w:r>
+        <w:rPr>
+          <w:rStyle w:val="VerbatimChar"/>
+        </w:rPr>
+        <w:t xml:space="preserve"> $ axis.minor.ticks.r              : NULL</w:t>
+      </w:r>
+      <w:r>
+        <w:br/>
+      </w:r>
+      <w:r>
+        <w:rPr>
+          <w:rStyle w:val="VerbatimChar"/>
+        </w:rPr>
+        <w:t xml:space="preserve"> $ axis.ticks.length               : 'rel' num 0.5</w:t>
+      </w:r>
+      <w:r>
+        <w:br/>
+      </w:r>
+      <w:r>
+        <w:rPr>
+          <w:rStyle w:val="VerbatimChar"/>
+        </w:rPr>
+        <w:t xml:space="preserve"> $ axis.ticks.length.x             : NULL</w:t>
+      </w:r>
+      <w:r>
+        <w:br/>
+      </w:r>
+      <w:r>
+        <w:rPr>
+          <w:rStyle w:val="VerbatimChar"/>
+        </w:rPr>
+        <w:t xml:space="preserve"> $ axis.ticks.length.x.top         : NULL</w:t>
+      </w:r>
+      <w:r>
+        <w:br/>
+      </w:r>
+      <w:r>
+        <w:rPr>
+          <w:rStyle w:val="VerbatimChar"/>
+        </w:rPr>
+        <w:t xml:space="preserve"> $ axis.ticks.length.x.bottom      : NULL</w:t>
+      </w:r>
+      <w:r>
+        <w:br/>
+      </w:r>
+      <w:r>
+        <w:rPr>
+          <w:rStyle w:val="VerbatimChar"/>
+        </w:rPr>
+        <w:t xml:space="preserve"> $ axis.ticks.length.y             : NULL</w:t>
+      </w:r>
+      <w:r>
+        <w:br/>
+      </w:r>
+      <w:r>
+        <w:rPr>
+          <w:rStyle w:val="VerbatimChar"/>
+        </w:rPr>
+        <w:t xml:space="preserve"> $ axis.ticks.length.y.left        : NULL</w:t>
+      </w:r>
+      <w:r>
+        <w:br/>
+      </w:r>
+      <w:r>
+        <w:rPr>
+          <w:rStyle w:val="VerbatimChar"/>
+        </w:rPr>
+        <w:t xml:space="preserve"> $ axis.ticks.length.y.right       : NULL</w:t>
+      </w:r>
+      <w:r>
+        <w:br/>
+      </w:r>
+      <w:r>
+        <w:rPr>
+          <w:rStyle w:val="VerbatimChar"/>
+        </w:rPr>
+        <w:t xml:space="preserve"> $ axis.ticks.length.theta         : NULL</w:t>
+      </w:r>
+      <w:r>
+        <w:br/>
+      </w:r>
+      <w:r>
+        <w:rPr>
+          <w:rStyle w:val="VerbatimChar"/>
+        </w:rPr>
+        <w:t xml:space="preserve"> $ axis.ticks.length.r             : NULL</w:t>
+      </w:r>
+      <w:r>
+        <w:br/>
+      </w:r>
+      <w:r>
+        <w:rPr>
+          <w:rStyle w:val="VerbatimChar"/>
+        </w:rPr>
+        <w:t xml:space="preserve"> $ axis.minor.ticks.length         : 'rel' num 0.75</w:t>
+      </w:r>
+      <w:r>
+        <w:br/>
+      </w:r>
+      <w:r>
+        <w:rPr>
+          <w:rStyle w:val="VerbatimChar"/>
+        </w:rPr>
+        <w:t xml:space="preserve"> $ axis.minor.ticks.length.x       : NULL</w:t>
+      </w:r>
+      <w:r>
+        <w:br/>
+      </w:r>
+      <w:r>
+        <w:rPr>
+          <w:rStyle w:val="VerbatimChar"/>
+        </w:rPr>
+        <w:t xml:space="preserve"> $ axis.minor.ticks.length.x.top   : NULL</w:t>
+      </w:r>
+      <w:r>
+        <w:br/>
+      </w:r>
+      <w:r>
+        <w:rPr>
+          <w:rStyle w:val="VerbatimChar"/>
+        </w:rPr>
+        <w:t xml:space="preserve"> $ axis.minor.ticks.length.x.bottom: NULL</w:t>
+      </w:r>
+      <w:r>
+        <w:br/>
+      </w:r>
+      <w:r>
+        <w:rPr>
+          <w:rStyle w:val="VerbatimChar"/>
+        </w:rPr>
+        <w:t xml:space="preserve"> $ axis.minor.ticks.length.y       : NULL</w:t>
+      </w:r>
+      <w:r>
+        <w:br/>
+      </w:r>
+      <w:r>
+        <w:rPr>
+          <w:rStyle w:val="VerbatimChar"/>
+        </w:rPr>
+        <w:t xml:space="preserve"> $ axis.minor.ticks.length.y.left  : NULL</w:t>
+      </w:r>
+      <w:r>
+        <w:br/>
+      </w:r>
+      <w:r>
+        <w:rPr>
+          <w:rStyle w:val="VerbatimChar"/>
+        </w:rPr>
+        <w:t xml:space="preserve"> $ axis.minor.ticks.length.y.right : NULL</w:t>
+      </w:r>
+      <w:r>
+        <w:br/>
+      </w:r>
+      <w:r>
+        <w:rPr>
+          <w:rStyle w:val="VerbatimChar"/>
+        </w:rPr>
+        <w:t xml:space="preserve"> $ axis.minor.ticks.length.theta   : NULL</w:t>
+      </w:r>
+      <w:r>
+        <w:br/>
+      </w:r>
+      <w:r>
+        <w:rPr>
+          <w:rStyle w:val="VerbatimChar"/>
+        </w:rPr>
+        <w:t xml:space="preserve"> $ axis.minor.ticks.length.r       : NULL</w:t>
+      </w:r>
+      <w:r>
+        <w:br/>
+      </w:r>
+      <w:r>
+        <w:rPr>
+          <w:rStyle w:val="VerbatimChar"/>
+        </w:rPr>
+        <w:t xml:space="preserve"> $ axis.line                       : &lt;ggplot2::element_blank&gt;</w:t>
+      </w:r>
+      <w:r>
+        <w:br/>
+      </w:r>
+      <w:r>
+        <w:rPr>
+          <w:rStyle w:val="VerbatimChar"/>
+        </w:rPr>
+        <w:t xml:space="preserve"> $ axis.line.x                     : NULL</w:t>
+      </w:r>
+      <w:r>
+        <w:br/>
+      </w:r>
+      <w:r>
+        <w:rPr>
+          <w:rStyle w:val="VerbatimChar"/>
+        </w:rPr>
+        <w:t xml:space="preserve"> $ axis.line.x.top                 : NULL</w:t>
+      </w:r>
+      <w:r>
+        <w:br/>
+      </w:r>
+      <w:r>
+        <w:rPr>
+          <w:rStyle w:val="VerbatimChar"/>
+        </w:rPr>
+        <w:t xml:space="preserve"> $ axis.line.x.bottom              : NULL</w:t>
+      </w:r>
+      <w:r>
+        <w:br/>
+      </w:r>
+      <w:r>
+        <w:rPr>
+          <w:rStyle w:val="VerbatimChar"/>
+        </w:rPr>
+        <w:t xml:space="preserve"> $ axis.line.y                     : NULL</w:t>
+      </w:r>
+      <w:r>
+        <w:br/>
+      </w:r>
+      <w:r>
+        <w:rPr>
+          <w:rStyle w:val="VerbatimChar"/>
+        </w:rPr>
+        <w:t xml:space="preserve"> $ axis.line.y.left                : NULL</w:t>
+      </w:r>
+      <w:r>
+        <w:br/>
+      </w:r>
+      <w:r>
+        <w:rPr>
+          <w:rStyle w:val="VerbatimChar"/>
+        </w:rPr>
+        <w:t xml:space="preserve"> $ axis.line.y.right               : NULL</w:t>
+      </w:r>
+      <w:r>
+        <w:br/>
+      </w:r>
+      <w:r>
+        <w:rPr>
+          <w:rStyle w:val="VerbatimChar"/>
+        </w:rPr>
+        <w:t xml:space="preserve"> $ axis.line.theta                 : NULL</w:t>
+      </w:r>
+      <w:r>
+        <w:br/>
+      </w:r>
+      <w:r>
+        <w:rPr>
+          <w:rStyle w:val="VerbatimChar"/>
+        </w:rPr>
+        <w:t xml:space="preserve"> $ axis.line.r                     : NULL</w:t>
+      </w:r>
+      <w:r>
+        <w:br/>
+      </w:r>
+      <w:r>
+        <w:rPr>
+          <w:rStyle w:val="VerbatimChar"/>
+        </w:rPr>
+        <w:t xml:space="preserve"> $ legend.background               : &lt;ggplot2::element_blank&gt;</w:t>
+      </w:r>
+      <w:r>
+        <w:br/>
+      </w:r>
+      <w:r>
+        <w:rPr>
+          <w:rStyle w:val="VerbatimChar"/>
+        </w:rPr>
+        <w:t xml:space="preserve"> $ legend.margin                   : NULL</w:t>
+      </w:r>
+      <w:r>
+        <w:br/>
+      </w:r>
+      <w:r>
+        <w:rPr>
+          <w:rStyle w:val="VerbatimChar"/>
+        </w:rPr>
+        <w:t xml:space="preserve"> $ legend.spacing                  : 'rel' num 2</w:t>
+      </w:r>
+      <w:r>
+        <w:br/>
+      </w:r>
+      <w:r>
+        <w:rPr>
+          <w:rStyle w:val="VerbatimChar"/>
+        </w:rPr>
+        <w:t xml:space="preserve"> $ legend.spacing.x                : NULL</w:t>
+      </w:r>
+      <w:r>
+        <w:br/>
+      </w:r>
+      <w:r>
+        <w:rPr>
+          <w:rStyle w:val="VerbatimChar"/>
+        </w:rPr>
+        <w:t xml:space="preserve"> $ legend.spacing.y                : NULL</w:t>
+      </w:r>
+      <w:r>
+        <w:br/>
+      </w:r>
+      <w:r>
+        <w:rPr>
+          <w:rStyle w:val="VerbatimChar"/>
+        </w:rPr>
+        <w:t xml:space="preserve"> $ legend.key                      : &lt;ggplot2::element_blank&gt;</w:t>
+      </w:r>
+      <w:r>
+        <w:br/>
+      </w:r>
+      <w:r>
+        <w:rPr>
+          <w:rStyle w:val="VerbatimChar"/>
+        </w:rPr>
+        <w:t xml:space="preserve"> $ legend.key.size                 : 'simpleUnit' num 1.2lines</w:t>
+      </w:r>
+      <w:r>
+        <w:br/>
+      </w:r>
+      <w:r>
+        <w:rPr>
+          <w:rStyle w:val="VerbatimChar"/>
+        </w:rPr>
+        <w:t xml:space="preserve">  ..- attr(*, "unit")= int 3</w:t>
+      </w:r>
+      <w:r>
+        <w:br/>
+      </w:r>
+      <w:r>
+        <w:rPr>
+          <w:rStyle w:val="VerbatimChar"/>
+        </w:rPr>
+        <w:t xml:space="preserve"> $ legend.key.height               : NULL</w:t>
+      </w:r>
+      <w:r>
+        <w:br/>
+      </w:r>
+      <w:r>
+        <w:rPr>
+          <w:rStyle w:val="VerbatimChar"/>
+        </w:rPr>
+        <w:t xml:space="preserve"> $ legend.key.width                : NULL</w:t>
+      </w:r>
+      <w:r>
+        <w:br/>
+      </w:r>
+      <w:r>
+        <w:rPr>
+          <w:rStyle w:val="VerbatimChar"/>
+        </w:rPr>
+        <w:t xml:space="preserve"> $ legend.key.spacing              : NULL</w:t>
+      </w:r>
+      <w:r>
+        <w:br/>
+      </w:r>
+      <w:r>
+        <w:rPr>
+          <w:rStyle w:val="VerbatimChar"/>
+        </w:rPr>
+        <w:t xml:space="preserve"> $ legend.key.spacing.x            : NULL</w:t>
+      </w:r>
+      <w:r>
+        <w:br/>
+      </w:r>
+      <w:r>
+        <w:rPr>
+          <w:rStyle w:val="VerbatimChar"/>
+        </w:rPr>
+        <w:t xml:space="preserve"> $ legend.key.spacing.y            : NULL</w:t>
+      </w:r>
+      <w:r>
+        <w:br/>
+      </w:r>
+      <w:r>
+        <w:rPr>
+          <w:rStyle w:val="VerbatimChar"/>
+        </w:rPr>
+        <w:t xml:space="preserve"> $ legend.key.justification        : NULL</w:t>
+      </w:r>
+      <w:r>
+        <w:br/>
+      </w:r>
+      <w:r>
+        <w:rPr>
+          <w:rStyle w:val="VerbatimChar"/>
+        </w:rPr>
+        <w:t xml:space="preserve"> $ legend.frame                    : NULL</w:t>
+      </w:r>
+      <w:r>
+        <w:br/>
+      </w:r>
+      <w:r>
+        <w:rPr>
+          <w:rStyle w:val="VerbatimChar"/>
+        </w:rPr>
+        <w:t xml:space="preserve"> $ legend.ticks                    : NULL</w:t>
+      </w:r>
+      <w:r>
+        <w:br/>
+      </w:r>
+      <w:r>
+        <w:rPr>
+          <w:rStyle w:val="VerbatimChar"/>
+        </w:rPr>
+        <w:t xml:space="preserve"> $ legend.ticks.length             : 'rel' num 0.2</w:t>
+      </w:r>
+      <w:r>
+        <w:br/>
+      </w:r>
+      <w:r>
+        <w:rPr>
+          <w:rStyle w:val="VerbatimChar"/>
+        </w:rPr>
+        <w:t xml:space="preserve"> $ legend.axis.line                : NULL</w:t>
+      </w:r>
+      <w:r>
+        <w:br/>
+      </w:r>
+      <w:r>
+        <w:rPr>
+          <w:rStyle w:val="VerbatimChar"/>
+        </w:rPr>
+        <w:t xml:space="preserve"> $ legend.text                     : &lt;ggplot2::element_text&gt;</w:t>
+      </w:r>
+      <w:r>
+        <w:br/>
+      </w:r>
+      <w:r>
+        <w:rPr>
+          <w:rStyle w:val="VerbatimChar"/>
+        </w:rPr>
+        <w:t xml:space="preserve">  ..@ family       : NULL</w:t>
+      </w:r>
+      <w:r>
+        <w:br/>
+      </w:r>
+      <w:r>
+        <w:rPr>
+          <w:rStyle w:val="VerbatimChar"/>
+        </w:rPr>
+        <w:t xml:space="preserve">  ..@ face         : NULL</w:t>
+      </w:r>
+      <w:r>
+        <w:br/>
+      </w:r>
+      <w:r>
+        <w:rPr>
+          <w:rStyle w:val="VerbatimChar"/>
+        </w:rPr>
+        <w:t xml:space="preserve">  ..@ italic       : chr NA</w:t>
+      </w:r>
+      <w:r>
+        <w:br/>
+      </w:r>
+      <w:r>
+        <w:rPr>
+          <w:rStyle w:val="VerbatimChar"/>
+        </w:rPr>
+        <w:t xml:space="preserve">  ..@ fontweight   : num NA</w:t>
+      </w:r>
+      <w:r>
+        <w:br/>
+      </w:r>
+      <w:r>
+        <w:rPr>
+          <w:rStyle w:val="VerbatimChar"/>
+        </w:rPr>
+        <w:t xml:space="preserve">  ..@ fontwidth    : num NA</w:t>
+      </w:r>
+      <w:r>
+        <w:br/>
+      </w:r>
+      <w:r>
+        <w:rPr>
+          <w:rStyle w:val="VerbatimChar"/>
+        </w:rPr>
+        <w:t xml:space="preserve">  ..@ colour       : NULL</w:t>
+      </w:r>
+      <w:r>
+        <w:br/>
+      </w:r>
+      <w:r>
+        <w:rPr>
+          <w:rStyle w:val="VerbatimChar"/>
+        </w:rPr>
+        <w:t xml:space="preserve">  ..@ size         : 'rel' num 0.8</w:t>
+      </w:r>
+      <w:r>
+        <w:br/>
+      </w:r>
+      <w:r>
+        <w:rPr>
+          <w:rStyle w:val="VerbatimChar"/>
+        </w:rPr>
+        <w:t xml:space="preserve">  ..@ hjust        : NULL</w:t>
+      </w:r>
+      <w:r>
+        <w:br/>
+      </w:r>
+      <w:r>
+        <w:rPr>
+          <w:rStyle w:val="VerbatimChar"/>
+        </w:rPr>
+        <w:t xml:space="preserve">  ..@ vjust        : NULL</w:t>
+      </w:r>
+      <w:r>
+        <w:br/>
+      </w:r>
+      <w:r>
+        <w:rPr>
+          <w:rStyle w:val="VerbatimChar"/>
+        </w:rPr>
+        <w:t xml:space="preserve">  ..@ angle        : NULL</w:t>
+      </w:r>
+      <w:r>
+        <w:br/>
+      </w:r>
+      <w:r>
+        <w:rPr>
+          <w:rStyle w:val="VerbatimChar"/>
+        </w:rPr>
+        <w:t xml:space="preserve">  ..@ lineheight   : NULL</w:t>
+      </w:r>
+      <w:r>
+        <w:br/>
+      </w:r>
+      <w:r>
+        <w:rPr>
+          <w:rStyle w:val="VerbatimChar"/>
+        </w:rPr>
+        <w:t xml:space="preserve">  ..@ margin       : NULL</w:t>
+      </w:r>
+      <w:r>
+        <w:br/>
+      </w:r>
+      <w:r>
+        <w:rPr>
+          <w:rStyle w:val="VerbatimChar"/>
+        </w:rPr>
+        <w:t xml:space="preserve">  ..@ debug        : NULL</w:t>
+      </w:r>
+      <w:r>
+        <w:br/>
+      </w:r>
+      <w:r>
+        <w:rPr>
+          <w:rStyle w:val="VerbatimChar"/>
+        </w:rPr>
+        <w:t xml:space="preserve">  ..@ inherit.blank: logi TRUE</w:t>
+      </w:r>
+      <w:r>
+        <w:br/>
+      </w:r>
+      <w:r>
+        <w:rPr>
+          <w:rStyle w:val="VerbatimChar"/>
+        </w:rPr>
+        <w:t xml:space="preserve"> $ legend.text.position            : NULL</w:t>
+      </w:r>
+      <w:r>
+        <w:br/>
+      </w:r>
+      <w:r>
+        <w:rPr>
+          <w:rStyle w:val="VerbatimChar"/>
+        </w:rPr>
+        <w:t xml:space="preserve"> $ legend.title                    : &lt;ggplot2::element_text&gt;</w:t>
+      </w:r>
+      <w:r>
+        <w:br/>
+      </w:r>
+      <w:r>
+        <w:rPr>
+          <w:rStyle w:val="VerbatimChar"/>
+        </w:rPr>
+        <w:t xml:space="preserve">  ..@ family       : NULL</w:t>
+      </w:r>
+      <w:r>
+        <w:br/>
+      </w:r>
+      <w:r>
+        <w:rPr>
+          <w:rStyle w:val="VerbatimChar"/>
+        </w:rPr>
+        <w:t xml:space="preserve">  ..@ face         : NULL</w:t>
+      </w:r>
+      <w:r>
+        <w:br/>
+      </w:r>
+      <w:r>
+        <w:rPr>
+          <w:rStyle w:val="VerbatimChar"/>
+        </w:rPr>
+        <w:t xml:space="preserve">  ..@ italic       : chr NA</w:t>
+      </w:r>
+      <w:r>
+        <w:br/>
+      </w:r>
+      <w:r>
+        <w:rPr>
+          <w:rStyle w:val="VerbatimChar"/>
+        </w:rPr>
+        <w:t xml:space="preserve">  ..@ fontweight   : num NA</w:t>
+      </w:r>
+      <w:r>
+        <w:br/>
+      </w:r>
+      <w:r>
+        <w:rPr>
+          <w:rStyle w:val="VerbatimChar"/>
+        </w:rPr>
+        <w:t xml:space="preserve">  ..@ fontwidth    : num NA</w:t>
+      </w:r>
+      <w:r>
+        <w:br/>
+      </w:r>
+      <w:r>
+        <w:rPr>
+          <w:rStyle w:val="VerbatimChar"/>
+        </w:rPr>
+        <w:t xml:space="preserve">  ..@ colour       : NULL</w:t>
+      </w:r>
+      <w:r>
+        <w:br/>
+      </w:r>
+      <w:r>
+        <w:rPr>
+          <w:rStyle w:val="VerbatimChar"/>
+        </w:rPr>
+        <w:t xml:space="preserve">  ..@ size         : NULL</w:t>
+      </w:r>
+      <w:r>
+        <w:br/>
+      </w:r>
+      <w:r>
+        <w:rPr>
+          <w:rStyle w:val="VerbatimChar"/>
+        </w:rPr>
+        <w:t xml:space="preserve">  ..@ hjust        : num 0</w:t>
+      </w:r>
+      <w:r>
+        <w:br/>
+      </w:r>
+      <w:r>
+        <w:rPr>
+          <w:rStyle w:val="VerbatimChar"/>
+        </w:rPr>
+        <w:t xml:space="preserve">  ..@ vjust        : NULL</w:t>
+      </w:r>
+      <w:r>
+        <w:br/>
+      </w:r>
+      <w:r>
+        <w:rPr>
+          <w:rStyle w:val="VerbatimChar"/>
+        </w:rPr>
+        <w:t xml:space="preserve">  ..@ angle        : NULL</w:t>
+      </w:r>
+      <w:r>
+        <w:br/>
+      </w:r>
+      <w:r>
+        <w:rPr>
+          <w:rStyle w:val="VerbatimChar"/>
+        </w:rPr>
+        <w:t xml:space="preserve">  ..@ lineheight   : NULL</w:t>
+      </w:r>
+      <w:r>
+        <w:br/>
+      </w:r>
+      <w:r>
+        <w:rPr>
+          <w:rStyle w:val="VerbatimChar"/>
+        </w:rPr>
+        <w:t xml:space="preserve">  ..@ margin       : NULL</w:t>
+      </w:r>
+      <w:r>
+        <w:br/>
+      </w:r>
+      <w:r>
+        <w:rPr>
+          <w:rStyle w:val="VerbatimChar"/>
+        </w:rPr>
+        <w:t xml:space="preserve">  ..@ debug        : NULL</w:t>
+      </w:r>
+      <w:r>
+        <w:br/>
+      </w:r>
+      <w:r>
+        <w:rPr>
+          <w:rStyle w:val="VerbatimChar"/>
+        </w:rPr>
+        <w:t xml:space="preserve">  ..@ inherit.blank: logi TRUE</w:t>
+      </w:r>
+      <w:r>
+        <w:br/>
+      </w:r>
+      <w:r>
+        <w:rPr>
+          <w:rStyle w:val="VerbatimChar"/>
+        </w:rPr>
+        <w:t xml:space="preserve"> $ legend.title.position           : NULL</w:t>
+      </w:r>
+      <w:r>
+        <w:br/>
+      </w:r>
+      <w:r>
+        <w:rPr>
+          <w:rStyle w:val="VerbatimChar"/>
+        </w:rPr>
+        <w:t xml:space="preserve"> $ legend.position                 : chr "right"</w:t>
+      </w:r>
+      <w:r>
+        <w:br/>
+      </w:r>
+      <w:r>
+        <w:rPr>
+          <w:rStyle w:val="VerbatimChar"/>
+        </w:rPr>
+        <w:t xml:space="preserve"> $ legend.position.inside          : NULL</w:t>
+      </w:r>
+      <w:r>
+        <w:br/>
+      </w:r>
+      <w:r>
+        <w:rPr>
+          <w:rStyle w:val="VerbatimChar"/>
+        </w:rPr>
+        <w:t xml:space="preserve"> $ legend.direction                : NULL</w:t>
+      </w:r>
+      <w:r>
+        <w:br/>
+      </w:r>
+      <w:r>
+        <w:rPr>
+          <w:rStyle w:val="VerbatimChar"/>
+        </w:rPr>
+        <w:t xml:space="preserve"> $ legend.byrow                    : NULL</w:t>
+      </w:r>
+      <w:r>
+        <w:br/>
+      </w:r>
+      <w:r>
+        <w:rPr>
+          <w:rStyle w:val="VerbatimChar"/>
+        </w:rPr>
+        <w:t xml:space="preserve"> $ legend.justification            : chr "center"</w:t>
+      </w:r>
+      <w:r>
+        <w:br/>
+      </w:r>
+      <w:r>
+        <w:rPr>
+          <w:rStyle w:val="VerbatimChar"/>
+        </w:rPr>
+        <w:t xml:space="preserve"> $ legend.justification.top        : NULL</w:t>
+      </w:r>
+      <w:r>
+        <w:br/>
+      </w:r>
+      <w:r>
+        <w:rPr>
+          <w:rStyle w:val="VerbatimChar"/>
+        </w:rPr>
+        <w:t xml:space="preserve"> $ legend.justification.bottom     : NULL</w:t>
+      </w:r>
+      <w:r>
+        <w:br/>
+      </w:r>
+      <w:r>
+        <w:rPr>
+          <w:rStyle w:val="VerbatimChar"/>
+        </w:rPr>
+        <w:t xml:space="preserve"> $ legend.justification.left       : NULL</w:t>
+      </w:r>
+      <w:r>
+        <w:br/>
+      </w:r>
+      <w:r>
+        <w:rPr>
+          <w:rStyle w:val="VerbatimChar"/>
+        </w:rPr>
+        <w:t xml:space="preserve"> $ legend.justification.right      : NULL</w:t>
+      </w:r>
+      <w:r>
+        <w:br/>
+      </w:r>
+      <w:r>
+        <w:rPr>
+          <w:rStyle w:val="VerbatimChar"/>
+        </w:rPr>
+        <w:t xml:space="preserve"> $ legend.justification.inside     : NULL</w:t>
+      </w:r>
+      <w:r>
+        <w:br/>
+      </w:r>
+      <w:r>
+        <w:rPr>
+          <w:rStyle w:val="VerbatimChar"/>
+        </w:rPr>
+        <w:t xml:space="preserve">  [list output truncated]</w:t>
+      </w:r>
+      <w:r>
+        <w:br/>
+      </w:r>
+      <w:r>
+        <w:rPr>
+          <w:rStyle w:val="VerbatimChar"/>
+        </w:rPr>
+        <w:t xml:space="preserve"> @ complete: logi TRUE</w:t>
+      </w:r>
+      <w:r>
+        <w:br/>
+      </w:r>
+      <w:r>
+        <w:rPr>
+          <w:rStyle w:val="VerbatimChar"/>
+        </w:rPr>
+        <w:t xml:space="preserve"> @ validate: logi TRUE</w:t>
+      </w:r>
+    </w:p>
+    <w:bookmarkEnd w:id="131"/>
+    <w:bookmarkStart w:id="140" w:name="checking-violated-data-assumptions"/>
+    <w:p>
+      <w:pPr>
+        <w:pStyle w:val="Heading1"/>
+      </w:pPr>
+      <w:r>
+        <w:t xml:space="preserve">Checking Violated Data Assumptions</w:t>
+      </w:r>
+    </w:p>
+    <w:bookmarkStart w:id="135" w:name="normality-test-on-violated-data"/>
+    <w:p>
+      <w:pPr>
+        <w:pStyle w:val="Heading3"/>
+      </w:pPr>
+      <w:r>
+        <w:t xml:space="preserve">Normality Test on Violated Data</w:t>
+      </w:r>
+    </w:p>
+    <w:p>
+      <w:pPr>
+        <w:pStyle w:val="FirstParagraph"/>
+      </w:pPr>
+      <w:r>
+        <w:rPr>
+          <w:b/>
+          <w:bCs/>
+        </w:rPr>
+        <w:t xml:space="preserve">Clear violation:</w:t>
+      </w:r>
+      <w:r>
+        <w:t xml:space="preserve"> </w:t>
+      </w:r>
+      <w:r>
+        <w:t xml:space="preserve">p &lt; 0.05, points deviate from line</w:t>
+      </w:r>
+    </w:p>
+    <w:p>
+      <w:pPr>
+        <w:pStyle w:val="SourceCode"/>
+      </w:pPr>
+      <w:r>
+        <w:rPr>
+          <w:rStyle w:val="CommentTok"/>
+        </w:rPr>
+        <w:t xml:space="preserve"># Shapiro-Wilk test on residuals</w:t>
+      </w:r>
+      <w:r>
+        <w:br/>
+      </w:r>
+      <w:r>
+        <w:rPr>
+          <w:rStyle w:val="FunctionTok"/>
+        </w:rPr>
+        <w:t xml:space="preserve">shapiro.test</w:t>
+      </w:r>
+      <w:r>
+        <w:rPr>
+          <w:rStyle w:val="NormalTok"/>
+        </w:rPr>
+        <w:t xml:space="preserve">(</w:t>
+      </w:r>
+      <w:r>
+        <w:rPr>
+          <w:rStyle w:val="FunctionTok"/>
+        </w:rPr>
+        <w:t xml:space="preserve">resid</w:t>
+      </w:r>
+      <w:r>
+        <w:rPr>
+          <w:rStyle w:val="NormalTok"/>
+        </w:rPr>
+        <w:t xml:space="preserve">(violated_model))</w:t>
+      </w:r>
+    </w:p>
+    <w:p>
+      <w:pPr>
+        <w:pStyle w:val="SourceCode"/>
+      </w:pPr>
+      <w:r>
+        <w:br/>
+      </w:r>
+      <w:r>
+        <w:rPr>
+          <w:rStyle w:val="VerbatimChar"/>
+        </w:rPr>
+        <w:t xml:space="preserve">    Shapiro-Wilk normality test</w:t>
+      </w:r>
+      <w:r>
+        <w:br/>
+      </w:r>
+      <w:r>
+        <w:br/>
+      </w:r>
+      <w:r>
+        <w:rPr>
+          <w:rStyle w:val="VerbatimChar"/>
+        </w:rPr>
+        <w:t xml:space="preserve">data:  resid(violated_model)</w:t>
+      </w:r>
+      <w:r>
+        <w:br/>
+      </w:r>
+      <w:r>
+        <w:rPr>
+          <w:rStyle w:val="VerbatimChar"/>
+        </w:rPr>
+        <w:t xml:space="preserve">W = 0.89473, p-value = 0.02335</w:t>
+      </w:r>
+    </w:p>
+    <w:p>
+      <w:pPr>
+        <w:pStyle w:val="FirstParagraph"/>
+      </w:pPr>
+      <w:r>
+        <w:drawing>
+          <wp:inline>
+            <wp:extent cx="2743200" cy="2743200"/>
+            <wp:effectExtent b="0" l="0" r="0" t="0"/>
+            <wp:docPr descr="" title="" id="133" name="Picture"/>
+            <a:graphic>
+              <a:graphicData uri="http://schemas.openxmlformats.org/drawingml/2006/picture">
+                <pic:pic>
+                  <pic:nvPicPr>
+                    <pic:cNvPr descr="11_01_lecture_powerpoint_files/figure-docx/violated_normality_plot-1.png" id="134" name="Picture"/>
+                    <pic:cNvPicPr>
+                      <a:picLocks noChangeArrowheads="1" noChangeAspect="1"/>
+                    </pic:cNvPicPr>
+                  </pic:nvPicPr>
+                  <pic:blipFill>
+                    <a:blip r:embed="rId132"/>
+                    <a:stretch>
+                      <a:fillRect/>
+                    </a:stretch>
+                  </pic:blipFill>
+                  <pic:spPr bwMode="auto">
+                    <a:xfrm>
+                      <a:off x="0" y="0"/>
+                      <a:ext cx="2743200" cy="2743200"/>
+                    </a:xfrm>
+                    <a:prstGeom prst="rect">
+                      <a:avLst/>
+                    </a:prstGeom>
+                    <a:noFill/>
+                    <a:ln w="9525">
+                      <a:noFill/>
+                      <a:headEnd/>
+                      <a:tailEnd/>
+                    </a:ln>
+                  </pic:spPr>
+                </pic:pic>
+              </a:graphicData>
+            </a:graphic>
+          </wp:inline>
+        </w:drawing>
+      </w:r>
+    </w:p>
+    <w:bookmarkEnd w:id="135"/>
+    <w:bookmarkStart w:id="139" w:name="variance-test-on-violated-data"/>
+    <w:p>
+      <w:pPr>
+        <w:pStyle w:val="Heading3"/>
+      </w:pPr>
+      <w:r>
+        <w:t xml:space="preserve">Variance Test on Violated Data</w:t>
+      </w:r>
+    </w:p>
+    <w:p>
+      <w:pPr>
+        <w:pStyle w:val="Compact"/>
+        <w:numPr>
+          <w:ilvl w:val="0"/>
+          <w:numId w:val="1079"/>
+        </w:numPr>
+      </w:pPr>
+      <w:r>
+        <w:t xml:space="preserve">ok having issues making it not homogeoeous</w:t>
+      </w:r>
+    </w:p>
+    <w:p>
+      <w:pPr>
+        <w:pStyle w:val="FirstParagraph"/>
+      </w:pPr>
+      <w:r>
+        <w:rPr>
+          <w:b/>
+          <w:bCs/>
+        </w:rPr>
+        <w:t xml:space="preserve">Clear violation:</w:t>
+      </w:r>
+      <w:r>
+        <w:t xml:space="preserve"> </w:t>
+      </w:r>
+      <w:r>
+        <w:t xml:space="preserve">p &lt; 0.05, unequal variances evident</w:t>
+      </w:r>
+    </w:p>
+    <w:p>
+      <w:pPr>
+        <w:pStyle w:val="SourceCode"/>
+      </w:pPr>
+      <w:r>
+        <w:rPr>
+          <w:rStyle w:val="CommentTok"/>
+        </w:rPr>
+        <w:t xml:space="preserve"># Levene's test</w:t>
+      </w:r>
+      <w:r>
+        <w:br/>
+      </w:r>
+      <w:r>
+        <w:rPr>
+          <w:rStyle w:val="FunctionTok"/>
+        </w:rPr>
+        <w:t xml:space="preserve">leveneTest</w:t>
+      </w:r>
+      <w:r>
+        <w:rPr>
+          <w:rStyle w:val="NormalTok"/>
+        </w:rPr>
+        <w:t xml:space="preserve">(phase_shift_violated </w:t>
+      </w:r>
+      <w:r>
+        <w:rPr>
+          <w:rStyle w:val="SpecialCharTok"/>
+        </w:rPr>
+        <w:t xml:space="preserve">~</w:t>
+      </w:r>
+      <w:r>
+        <w:rPr>
+          <w:rStyle w:val="NormalTok"/>
+        </w:rPr>
+        <w:t xml:space="preserve"> treatment, </w:t>
+      </w:r>
+      <w:r>
+        <w:br/>
+      </w:r>
+      <w:r>
+        <w:rPr>
+          <w:rStyle w:val="NormalTok"/>
+        </w:rPr>
+        <w:t xml:space="preserve">           </w:t>
+      </w:r>
+      <w:r>
+        <w:rPr>
+          <w:rStyle w:val="AttributeTok"/>
+        </w:rPr>
+        <w:t xml:space="preserve">data =</w:t>
+      </w:r>
+      <w:r>
+        <w:rPr>
+          <w:rStyle w:val="NormalTok"/>
+        </w:rPr>
+        <w:t xml:space="preserve"> violated_circ_df)</w:t>
+      </w:r>
+    </w:p>
+    <w:p>
+      <w:pPr>
+        <w:pStyle w:val="SourceCode"/>
+      </w:pPr>
+      <w:r>
+        <w:rPr>
+          <w:rStyle w:val="VerbatimChar"/>
+        </w:rPr>
+        <w:t xml:space="preserve">Levene's Test for Homogeneity of Variance (center = median)</w:t>
+      </w:r>
+      <w:r>
+        <w:br/>
+      </w:r>
+      <w:r>
+        <w:rPr>
+          <w:rStyle w:val="VerbatimChar"/>
+        </w:rPr>
+        <w:t xml:space="preserve">      Df F value Pr(&gt;F)</w:t>
+      </w:r>
+      <w:r>
+        <w:br/>
+      </w:r>
+      <w:r>
+        <w:rPr>
+          <w:rStyle w:val="VerbatimChar"/>
+        </w:rPr>
+        <w:t xml:space="preserve">group  2  1.5618 0.2355</w:t>
+      </w:r>
+      <w:r>
+        <w:br/>
+      </w:r>
+      <w:r>
+        <w:rPr>
+          <w:rStyle w:val="VerbatimChar"/>
+        </w:rPr>
+        <w:t xml:space="preserve">      19               </w:t>
+      </w:r>
+    </w:p>
+    <w:p>
+      <w:pPr>
+        <w:pStyle w:val="FirstParagraph"/>
+      </w:pPr>
+      <w:r>
+        <w:drawing>
+          <wp:inline>
+            <wp:extent cx="2743200" cy="3657600"/>
+            <wp:effectExtent b="0" l="0" r="0" t="0"/>
+            <wp:docPr descr="" title="" id="137" name="Picture"/>
+            <a:graphic>
+              <a:graphicData uri="http://schemas.openxmlformats.org/drawingml/2006/picture">
+                <pic:pic>
+                  <pic:nvPicPr>
+                    <pic:cNvPr descr="11_01_lecture_powerpoint_files/figure-docx/violated_variance_plot-1.png" id="138" name="Picture"/>
+                    <pic:cNvPicPr>
+                      <a:picLocks noChangeArrowheads="1" noChangeAspect="1"/>
+                    </pic:cNvPicPr>
+                  </pic:nvPicPr>
+                  <pic:blipFill>
+                    <a:blip r:embed="rId136"/>
+                    <a:stretch>
+                      <a:fillRect/>
+                    </a:stretch>
+                  </pic:blipFill>
+                  <pic:spPr bwMode="auto">
+                    <a:xfrm>
+                      <a:off x="0" y="0"/>
+                      <a:ext cx="2743200" cy="3657600"/>
+                    </a:xfrm>
+                    <a:prstGeom prst="rect">
+                      <a:avLst/>
+                    </a:prstGeom>
+                    <a:noFill/>
+                    <a:ln w="9525">
+                      <a:noFill/>
+                      <a:headEnd/>
+                      <a:tailEnd/>
+                    </a:ln>
+                  </pic:spPr>
+                </pic:pic>
+              </a:graphicData>
+            </a:graphic>
+          </wp:inline>
+        </w:drawing>
+      </w:r>
+    </w:p>
+    <w:bookmarkEnd w:id="139"/>
+    <w:bookmarkEnd w:id="140"/>
+    <w:bookmarkStart w:id="146" w:name="performing-the-kruskal-wallis-test"/>
+    <w:p>
+      <w:pPr>
+        <w:pStyle w:val="Heading1"/>
+      </w:pPr>
+      <w:r>
+        <w:t xml:space="preserve">Performing the Kruskal-Wallis Test</w:t>
+      </w:r>
+    </w:p>
+    <w:bookmarkStart w:id="141" w:name="running-kruskal-wallis-on-original-data"/>
+    <w:p>
+      <w:pPr>
+        <w:pStyle w:val="Heading2"/>
+      </w:pPr>
+      <w:r>
+        <w:t xml:space="preserve">Running Kruskal-Wallis on Original Data</w:t>
+      </w:r>
+    </w:p>
+    <w:p>
+      <w:pPr>
+        <w:pStyle w:val="FirstParagraph"/>
+      </w:pPr>
+      <w:r>
+        <w:rPr>
+          <w:b/>
+          <w:bCs/>
+        </w:rPr>
+        <w:t xml:space="preserve">Even though assumptions are met, let’s compare results:</w:t>
+      </w:r>
+    </w:p>
+    <w:p>
+      <w:pPr>
+        <w:pStyle w:val="SourceCode"/>
+      </w:pPr>
+      <w:r>
+        <w:rPr>
+          <w:rStyle w:val="CommentTok"/>
+        </w:rPr>
+        <w:t xml:space="preserve"># Kruskal-Wallis test on original data</w:t>
+      </w:r>
+      <w:r>
+        <w:br/>
+      </w:r>
+      <w:r>
+        <w:rPr>
+          <w:rStyle w:val="NormalTok"/>
+        </w:rPr>
+        <w:t xml:space="preserve">kruskal_original_result </w:t>
+      </w:r>
+      <w:r>
+        <w:rPr>
+          <w:rStyle w:val="OtherTok"/>
+        </w:rPr>
+        <w:t xml:space="preserve">&lt;-</w:t>
+      </w:r>
+      <w:r>
+        <w:rPr>
+          <w:rStyle w:val="NormalTok"/>
+        </w:rPr>
+        <w:t xml:space="preserve"> </w:t>
+      </w:r>
+      <w:r>
+        <w:rPr>
+          <w:rStyle w:val="FunctionTok"/>
+        </w:rPr>
+        <w:t xml:space="preserve">kruskal.test</w:t>
+      </w:r>
+      <w:r>
+        <w:rPr>
+          <w:rStyle w:val="NormalTok"/>
+        </w:rPr>
+        <w:t xml:space="preserve">(</w:t>
+      </w:r>
+      <w:r>
+        <w:br/>
+      </w:r>
+      <w:r>
+        <w:rPr>
+          <w:rStyle w:val="NormalTok"/>
+        </w:rPr>
+        <w:t xml:space="preserve">  phase_shift </w:t>
+      </w:r>
+      <w:r>
+        <w:rPr>
+          <w:rStyle w:val="SpecialCharTok"/>
+        </w:rPr>
+        <w:t xml:space="preserve">~</w:t>
+      </w:r>
+      <w:r>
+        <w:rPr>
+          <w:rStyle w:val="NormalTok"/>
+        </w:rPr>
+        <w:t xml:space="preserve"> treatment, </w:t>
+      </w:r>
+      <w:r>
+        <w:br/>
+      </w:r>
+      <w:r>
+        <w:rPr>
+          <w:rStyle w:val="NormalTok"/>
+        </w:rPr>
+        <w:t xml:space="preserve">  </w:t>
+      </w:r>
+      <w:r>
+        <w:rPr>
+          <w:rStyle w:val="AttributeTok"/>
+        </w:rPr>
+        <w:t xml:space="preserve">data =</w:t>
+      </w:r>
+      <w:r>
+        <w:rPr>
+          <w:rStyle w:val="NormalTok"/>
+        </w:rPr>
+        <w:t xml:space="preserve"> circ_data</w:t>
+      </w:r>
+      <w:r>
+        <w:br/>
+      </w:r>
+      <w:r>
+        <w:rPr>
+          <w:rStyle w:val="NormalTok"/>
+        </w:rPr>
+        <w:t xml:space="preserve">)</w:t>
+      </w:r>
+      <w:r>
+        <w:br/>
+      </w:r>
+      <w:r>
+        <w:br/>
+      </w:r>
+      <w:r>
+        <w:rPr>
+          <w:rStyle w:val="CommentTok"/>
+        </w:rPr>
+        <w:t xml:space="preserve"># Display results</w:t>
+      </w:r>
+      <w:r>
+        <w:br/>
+      </w:r>
+      <w:r>
+        <w:rPr>
+          <w:rStyle w:val="NormalTok"/>
+        </w:rPr>
+        <w:t xml:space="preserve">kruskal_original_result</w:t>
+      </w:r>
+    </w:p>
+    <w:p>
+      <w:pPr>
+        <w:pStyle w:val="SourceCode"/>
+      </w:pPr>
+      <w:r>
+        <w:br/>
+      </w:r>
+      <w:r>
+        <w:rPr>
+          <w:rStyle w:val="VerbatimChar"/>
+        </w:rPr>
+        <w:t xml:space="preserve">    Kruskal-Wallis rank sum test</w:t>
+      </w:r>
+      <w:r>
+        <w:br/>
+      </w:r>
+      <w:r>
+        <w:br/>
+      </w:r>
+      <w:r>
+        <w:rPr>
+          <w:rStyle w:val="VerbatimChar"/>
+        </w:rPr>
+        <w:t xml:space="preserve">data:  phase_shift by treatment</w:t>
+      </w:r>
+      <w:r>
+        <w:br/>
+      </w:r>
+      <w:r>
+        <w:rPr>
+          <w:rStyle w:val="VerbatimChar"/>
+        </w:rPr>
+        <w:t xml:space="preserve">Kruskal-Wallis chi-squared = 9.4231, df = 2, p-value = 0.008991</w:t>
+      </w:r>
+    </w:p>
+    <w:p>
+      <w:pPr>
+        <w:pStyle w:val="FirstParagraph"/>
+      </w:pPr>
+      <w:r>
+        <w:rPr>
+          <w:b/>
+          <w:bCs/>
+        </w:rPr>
+        <w:t xml:space="preserve">Interpretation:</w:t>
+      </w:r>
+      <w:r>
+        <w:t xml:space="preserve"> </w:t>
+      </w:r>
+      <w:r>
+        <w:t xml:space="preserve">- H = test statistic (chi-squared approximation) -</w:t>
+      </w:r>
+      <w:r>
+        <w:t xml:space="preserve"> </w:t>
+      </w:r>
+      <w:r>
+        <w:t xml:space="preserve">df = degrees of freedom (k - 1 = 3 - 1 = 2) - p-value = 0.0135</w:t>
+      </w:r>
+      <w:r>
+        <w:t xml:space="preserve"> </w:t>
+      </w:r>
+      <w:r>
+        <w:t xml:space="preserve">(significant at α = 0.05) - Conclusion: At least one group differs from</w:t>
+      </w:r>
+      <w:r>
+        <w:t xml:space="preserve"> </w:t>
+      </w:r>
+      <w:r>
+        <w:t xml:space="preserve">others</w:t>
+      </w:r>
+    </w:p>
+    <w:p>
+      <w:pPr>
+        <w:pStyle w:val="BodyText"/>
+      </w:pPr>
+      <w:r>
+        <w:rPr>
+          <w:b/>
+          <w:bCs/>
+        </w:rPr>
+        <w:t xml:space="preserve">Compare to parametric ANOVA:</w:t>
+      </w:r>
+    </w:p>
+    <w:p>
+      <w:pPr>
+        <w:pStyle w:val="SourceCode"/>
+      </w:pPr>
+      <w:r>
+        <w:rPr>
+          <w:rStyle w:val="FunctionTok"/>
+        </w:rPr>
+        <w:t xml:space="preserve">anova</w:t>
+      </w:r>
+      <w:r>
+        <w:rPr>
+          <w:rStyle w:val="NormalTok"/>
+        </w:rPr>
+        <w:t xml:space="preserve">(circ_model)</w:t>
+      </w:r>
+    </w:p>
+    <w:p>
+      <w:pPr>
+        <w:pStyle w:val="SourceCode"/>
+      </w:pPr>
+      <w:r>
+        <w:rPr>
+          <w:rStyle w:val="VerbatimChar"/>
+        </w:rPr>
+        <w:t xml:space="preserve">Analysis of Variance Table</w:t>
+      </w:r>
+      <w:r>
+        <w:br/>
+      </w:r>
+      <w:r>
+        <w:br/>
+      </w:r>
+      <w:r>
+        <w:rPr>
+          <w:rStyle w:val="VerbatimChar"/>
+        </w:rPr>
+        <w:t xml:space="preserve">Response: phase_shift</w:t>
+      </w:r>
+      <w:r>
+        <w:br/>
+      </w:r>
+      <w:r>
+        <w:rPr>
+          <w:rStyle w:val="VerbatimChar"/>
+        </w:rPr>
+        <w:t xml:space="preserve">          Df Sum Sq Mean Sq F value   Pr(&gt;F)   </w:t>
+      </w:r>
+      <w:r>
+        <w:br/>
+      </w:r>
+      <w:r>
+        <w:rPr>
+          <w:rStyle w:val="VerbatimChar"/>
+        </w:rPr>
+        <w:t xml:space="preserve">treatment  2 7.2245  3.6122  7.2894 0.004472 **</w:t>
+      </w:r>
+      <w:r>
+        <w:br/>
+      </w:r>
+      <w:r>
+        <w:rPr>
+          <w:rStyle w:val="VerbatimChar"/>
+        </w:rPr>
+        <w:t xml:space="preserve">Residuals 19 9.4153  0.4955                    </w:t>
+      </w:r>
+      <w:r>
+        <w:br/>
+      </w:r>
+      <w:r>
+        <w:rPr>
+          <w:rStyle w:val="VerbatimChar"/>
+        </w:rPr>
+        <w:t xml:space="preserve">---</w:t>
+      </w:r>
+      <w:r>
+        <w:br/>
+      </w:r>
+      <w:r>
+        <w:rPr>
+          <w:rStyle w:val="VerbatimChar"/>
+        </w:rPr>
+        <w:t xml:space="preserve">Signif. codes:  0 '***' 0.001 '**' 0.01 '*' 0.05 '.' 0.1 ' ' 1</w:t>
+      </w:r>
+    </w:p>
+    <w:bookmarkEnd w:id="141"/>
+    <w:bookmarkStart w:id="145" w:name="rank-visualization"/>
+    <w:p>
+      <w:pPr>
+        <w:pStyle w:val="Heading2"/>
+      </w:pPr>
+      <w:r>
+        <w:t xml:space="preserve">Rank Visualization</w:t>
+      </w:r>
+    </w:p>
+    <w:p>
+      <w:pPr>
+        <w:pStyle w:val="FirstParagraph"/>
+      </w:pPr>
+      <w:r>
+        <w:rPr>
+          <w:b/>
+          <w:bCs/>
+        </w:rPr>
+        <w:t xml:space="preserve">How Kruskal-Wallis works:</w:t>
+      </w:r>
+    </w:p>
+    <w:p>
+      <w:pPr>
+        <w:pStyle w:val="BodyText"/>
+      </w:pPr>
+      <w:r>
+        <w:drawing>
+          <wp:inline>
+            <wp:extent cx="2743200" cy="2743200"/>
+            <wp:effectExtent b="0" l="0" r="0" t="0"/>
+            <wp:docPr descr="" title="" id="143" name="Picture"/>
+            <a:graphic>
+              <a:graphicData uri="http://schemas.openxmlformats.org/drawingml/2006/picture">
+                <pic:pic>
+                  <pic:nvPicPr>
+                    <pic:cNvPr descr="11_01_lecture_powerpoint_files/figure-docx/kruskal_ranks_plot-1.png" id="144" name="Picture"/>
+                    <pic:cNvPicPr>
+                      <a:picLocks noChangeArrowheads="1" noChangeAspect="1"/>
+                    </pic:cNvPicPr>
+                  </pic:nvPicPr>
+                  <pic:blipFill>
+                    <a:blip r:embed="rId142"/>
+                    <a:stretch>
+                      <a:fillRect/>
+                    </a:stretch>
+                  </pic:blipFill>
+                  <pic:spPr bwMode="auto">
+                    <a:xfrm>
+                      <a:off x="0" y="0"/>
+                      <a:ext cx="2743200" cy="2743200"/>
+                    </a:xfrm>
+                    <a:prstGeom prst="rect">
+                      <a:avLst/>
+                    </a:prstGeom>
+                    <a:noFill/>
+                    <a:ln w="9525">
+                      <a:noFill/>
+                      <a:headEnd/>
+                      <a:tailEnd/>
+                    </a:ln>
+                  </pic:spPr>
+                </pic:pic>
+              </a:graphicData>
+            </a:graphic>
+          </wp:inline>
+        </w:drawing>
+      </w:r>
+    </w:p>
+    <w:p>
+      <w:pPr>
+        <w:pStyle w:val="BodyText"/>
+      </w:pPr>
+      <w:r>
+        <w:rPr>
+          <w:b/>
+          <w:bCs/>
+        </w:rPr>
+        <w:t xml:space="preserve">Rank Sums:</w:t>
+      </w:r>
+    </w:p>
+    <w:p>
+      <w:pPr>
+        <w:pStyle w:val="SourceCode"/>
+      </w:pPr>
+      <w:r>
+        <w:rPr>
+          <w:rStyle w:val="VerbatimChar"/>
+        </w:rPr>
+        <w:t xml:space="preserve"># A tibble: 3 × 4</w:t>
+      </w:r>
+      <w:r>
+        <w:br/>
+      </w:r>
+      <w:r>
+        <w:rPr>
+          <w:rStyle w:val="VerbatimChar"/>
+        </w:rPr>
+        <w:t xml:space="preserve">  treatment mean_rank sum_rank     n</w:t>
+      </w:r>
+      <w:r>
+        <w:br/>
+      </w:r>
+      <w:r>
+        <w:rPr>
+          <w:rStyle w:val="VerbatimChar"/>
+        </w:rPr>
+        <w:t xml:space="preserve">  &lt;fct&gt;         &lt;dbl&gt;    &lt;dbl&gt; &lt;int&gt;</w:t>
+      </w:r>
+      <w:r>
+        <w:br/>
+      </w:r>
+      <w:r>
+        <w:rPr>
+          <w:rStyle w:val="VerbatimChar"/>
+        </w:rPr>
+        <w:t xml:space="preserve">1 Control       14.6       117     8</w:t>
+      </w:r>
+      <w:r>
+        <w:br/>
+      </w:r>
+      <w:r>
+        <w:rPr>
+          <w:rStyle w:val="VerbatimChar"/>
+        </w:rPr>
+        <w:t xml:space="preserve">2 Eyes           5.29       37     7</w:t>
+      </w:r>
+      <w:r>
+        <w:br/>
+      </w:r>
+      <w:r>
+        <w:rPr>
+          <w:rStyle w:val="VerbatimChar"/>
+        </w:rPr>
+        <w:t xml:space="preserve">3 Knees         14.1        99     7</w:t>
+      </w:r>
+    </w:p>
+    <w:bookmarkEnd w:id="145"/>
+    <w:bookmarkEnd w:id="146"/>
+    <w:bookmarkStart w:id="151" w:name="kruskal-wallis-on-violated-data"/>
+    <w:p>
+      <w:pPr>
+        <w:pStyle w:val="Heading1"/>
+      </w:pPr>
+      <w:r>
+        <w:t xml:space="preserve">Kruskal-Wallis on Violated Data</w:t>
+      </w:r>
+    </w:p>
+    <w:bookmarkStart w:id="147" w:name="non-parametric-test-handles-violations"/>
+    <w:p>
+      <w:pPr>
+        <w:pStyle w:val="Heading2"/>
+      </w:pPr>
+      <w:r>
+        <w:t xml:space="preserve">Non-Parametric Test Handles Violations</w:t>
+      </w:r>
+    </w:p>
+    <w:p>
+      <w:pPr>
+        <w:pStyle w:val="FirstParagraph"/>
+      </w:pPr>
+      <w:r>
+        <w:rPr>
+          <w:b/>
+          <w:bCs/>
+        </w:rPr>
+        <w:t xml:space="preserve">Running Kruskal-Wallis on data with assumption violations:</w:t>
+      </w:r>
+    </w:p>
+    <w:p>
+      <w:pPr>
+        <w:pStyle w:val="SourceCode"/>
+      </w:pPr>
+      <w:r>
+        <w:rPr>
+          <w:rStyle w:val="CommentTok"/>
+        </w:rPr>
+        <w:t xml:space="preserve"># Kruskal-Wallis test on violated data</w:t>
+      </w:r>
+      <w:r>
+        <w:br/>
+      </w:r>
+      <w:r>
+        <w:rPr>
+          <w:rStyle w:val="NormalTok"/>
+        </w:rPr>
+        <w:t xml:space="preserve">kruskal_violated_result </w:t>
+      </w:r>
+      <w:r>
+        <w:rPr>
+          <w:rStyle w:val="OtherTok"/>
+        </w:rPr>
+        <w:t xml:space="preserve">&lt;-</w:t>
+      </w:r>
+      <w:r>
+        <w:rPr>
+          <w:rStyle w:val="NormalTok"/>
+        </w:rPr>
+        <w:t xml:space="preserve"> </w:t>
+      </w:r>
+      <w:r>
+        <w:rPr>
+          <w:rStyle w:val="FunctionTok"/>
+        </w:rPr>
+        <w:t xml:space="preserve">kruskal.test</w:t>
+      </w:r>
+      <w:r>
+        <w:rPr>
+          <w:rStyle w:val="NormalTok"/>
+        </w:rPr>
+        <w:t xml:space="preserve">(</w:t>
+      </w:r>
+      <w:r>
+        <w:br/>
+      </w:r>
+      <w:r>
+        <w:rPr>
+          <w:rStyle w:val="NormalTok"/>
+        </w:rPr>
+        <w:t xml:space="preserve">  phase_shift_violated </w:t>
+      </w:r>
+      <w:r>
+        <w:rPr>
+          <w:rStyle w:val="SpecialCharTok"/>
+        </w:rPr>
+        <w:t xml:space="preserve">~</w:t>
+      </w:r>
+      <w:r>
+        <w:rPr>
+          <w:rStyle w:val="NormalTok"/>
+        </w:rPr>
+        <w:t xml:space="preserve"> treatment, </w:t>
+      </w:r>
+      <w:r>
+        <w:br/>
+      </w:r>
+      <w:r>
+        <w:rPr>
+          <w:rStyle w:val="NormalTok"/>
+        </w:rPr>
+        <w:t xml:space="preserve">  </w:t>
+      </w:r>
+      <w:r>
+        <w:rPr>
+          <w:rStyle w:val="AttributeTok"/>
+        </w:rPr>
+        <w:t xml:space="preserve">data =</w:t>
+      </w:r>
+      <w:r>
+        <w:rPr>
+          <w:rStyle w:val="NormalTok"/>
+        </w:rPr>
+        <w:t xml:space="preserve"> violated_circ_df</w:t>
+      </w:r>
+      <w:r>
+        <w:br/>
+      </w:r>
+      <w:r>
+        <w:rPr>
+          <w:rStyle w:val="NormalTok"/>
+        </w:rPr>
+        <w:t xml:space="preserve">)</w:t>
+      </w:r>
+      <w:r>
+        <w:br/>
+      </w:r>
+      <w:r>
+        <w:br/>
+      </w:r>
+      <w:r>
+        <w:rPr>
+          <w:rStyle w:val="NormalTok"/>
+        </w:rPr>
+        <w:t xml:space="preserve">kruskal_violated_result</w:t>
+      </w:r>
+    </w:p>
+    <w:p>
+      <w:pPr>
+        <w:pStyle w:val="SourceCode"/>
+      </w:pPr>
+      <w:r>
+        <w:br/>
+      </w:r>
+      <w:r>
+        <w:rPr>
+          <w:rStyle w:val="VerbatimChar"/>
+        </w:rPr>
+        <w:t xml:space="preserve">    Kruskal-Wallis rank sum test</w:t>
+      </w:r>
+      <w:r>
+        <w:br/>
+      </w:r>
+      <w:r>
+        <w:br/>
+      </w:r>
+      <w:r>
+        <w:rPr>
+          <w:rStyle w:val="VerbatimChar"/>
+        </w:rPr>
+        <w:t xml:space="preserve">data:  phase_shift_violated by treatment</w:t>
+      </w:r>
+      <w:r>
+        <w:br/>
+      </w:r>
+      <w:r>
+        <w:rPr>
+          <w:rStyle w:val="VerbatimChar"/>
+        </w:rPr>
+        <w:t xml:space="preserve">Kruskal-Wallis chi-squared = 6.8453, df = 2, p-value = 0.03263</w:t>
+      </w:r>
+    </w:p>
+    <w:p>
+      <w:pPr>
+        <w:pStyle w:val="FirstParagraph"/>
+      </w:pPr>
+      <w:r>
+        <w:rPr>
+          <w:b/>
+          <w:bCs/>
+        </w:rPr>
+        <w:t xml:space="preserve">Compare parametric ANOVA on same violated data:</w:t>
+      </w:r>
+    </w:p>
+    <w:p>
+      <w:pPr>
+        <w:pStyle w:val="SourceCode"/>
+      </w:pPr>
+      <w:r>
+        <w:rPr>
+          <w:rStyle w:val="FunctionTok"/>
+        </w:rPr>
+        <w:t xml:space="preserve">anova</w:t>
+      </w:r>
+      <w:r>
+        <w:rPr>
+          <w:rStyle w:val="NormalTok"/>
+        </w:rPr>
+        <w:t xml:space="preserve">(violated_model)</w:t>
+      </w:r>
+    </w:p>
+    <w:p>
+      <w:pPr>
+        <w:pStyle w:val="SourceCode"/>
+      </w:pPr>
+      <w:r>
+        <w:rPr>
+          <w:rStyle w:val="VerbatimChar"/>
+        </w:rPr>
+        <w:t xml:space="preserve">Analysis of Variance Table</w:t>
+      </w:r>
+      <w:r>
+        <w:br/>
+      </w:r>
+      <w:r>
+        <w:br/>
+      </w:r>
+      <w:r>
+        <w:rPr>
+          <w:rStyle w:val="VerbatimChar"/>
+        </w:rPr>
+        <w:t xml:space="preserve">Response: phase_shift_violated</w:t>
+      </w:r>
+      <w:r>
+        <w:br/>
+      </w:r>
+      <w:r>
+        <w:rPr>
+          <w:rStyle w:val="VerbatimChar"/>
+        </w:rPr>
+        <w:t xml:space="preserve">          Df  Sum Sq Mean Sq F value Pr(&gt;F)  </w:t>
+      </w:r>
+      <w:r>
+        <w:br/>
+      </w:r>
+      <w:r>
+        <w:rPr>
+          <w:rStyle w:val="VerbatimChar"/>
+        </w:rPr>
+        <w:t xml:space="preserve">treatment  2  41.806 20.9029  2.8361 0.0836 .</w:t>
+      </w:r>
+      <w:r>
+        <w:br/>
+      </w:r>
+      <w:r>
+        <w:rPr>
+          <w:rStyle w:val="VerbatimChar"/>
+        </w:rPr>
+        <w:t xml:space="preserve">Residuals 19 140.037  7.3704                 </w:t>
+      </w:r>
+      <w:r>
+        <w:br/>
+      </w:r>
+      <w:r>
+        <w:rPr>
+          <w:rStyle w:val="VerbatimChar"/>
+        </w:rPr>
+        <w:t xml:space="preserve">---</w:t>
+      </w:r>
+      <w:r>
+        <w:br/>
+      </w:r>
+      <w:r>
+        <w:rPr>
+          <w:rStyle w:val="VerbatimChar"/>
+        </w:rPr>
+        <w:t xml:space="preserve">Signif. codes:  0 '***' 0.001 '**' 0.01 '*' 0.05 '.' 0.1 ' ' 1</w:t>
+      </w:r>
+    </w:p>
+    <w:p>
+      <w:pPr>
+        <w:pStyle w:val="FirstParagraph"/>
+      </w:pPr>
+      <w:r>
+        <w:rPr>
+          <w:b/>
+          <w:bCs/>
+        </w:rPr>
+        <w:t xml:space="preserve">Key observations:</w:t>
+      </w:r>
+      <w:r>
+        <w:t xml:space="preserve"> </w:t>
+      </w:r>
+      <w:r>
+        <w:t xml:space="preserve">- Both tests still detect differences -</w:t>
+      </w:r>
+      <w:r>
+        <w:t xml:space="preserve"> </w:t>
+      </w:r>
+      <w:r>
+        <w:t xml:space="preserve">Kruskal-Wallis more robust to violations - Parametric test may give</w:t>
+      </w:r>
+      <w:r>
+        <w:t xml:space="preserve"> </w:t>
+      </w:r>
+      <w:r>
+        <w:t xml:space="preserve">misleading results when assumptions violated - Non-parametric test</w:t>
+      </w:r>
+      <w:r>
+        <w:t xml:space="preserve"> </w:t>
+      </w:r>
+      <w:r>
+        <w:t xml:space="preserve">maintains validity</w:t>
+      </w:r>
+    </w:p>
+    <w:bookmarkEnd w:id="147"/>
+    <w:p>
+      <w:pPr>
+        <w:pStyle w:val="BodyText"/>
+      </w:pPr>
+      <w:r>
+        <w:drawing>
+          <wp:inline>
+            <wp:extent cx="2743200" cy="2743200"/>
+            <wp:effectExtent b="0" l="0" r="0" t="0"/>
+            <wp:docPr descr="" title="" id="149" name="Picture"/>
+            <a:graphic>
+              <a:graphicData uri="http://schemas.openxmlformats.org/drawingml/2006/picture">
+                <pic:pic>
+                  <pic:nvPicPr>
+                    <pic:cNvPr descr="11_01_lecture_powerpoint_files/figure-docx/violated_comparison_plot-1.png" id="150" name="Picture"/>
+                    <pic:cNvPicPr>
+                      <a:picLocks noChangeArrowheads="1" noChangeAspect="1"/>
+                    </pic:cNvPicPr>
+                  </pic:nvPicPr>
+                  <pic:blipFill>
+                    <a:blip r:embed="rId148"/>
+                    <a:stretch>
+                      <a:fillRect/>
+                    </a:stretch>
+                  </pic:blipFill>
+                  <pic:spPr bwMode="auto">
+                    <a:xfrm>
+                      <a:off x="0" y="0"/>
+                      <a:ext cx="2743200" cy="2743200"/>
+                    </a:xfrm>
+                    <a:prstGeom prst="rect">
+                      <a:avLst/>
+                    </a:prstGeom>
+                    <a:noFill/>
+                    <a:ln w="9525">
+                      <a:noFill/>
+                      <a:headEnd/>
+                      <a:tailEnd/>
+                    </a:ln>
+                  </pic:spPr>
+                </pic:pic>
+              </a:graphicData>
+            </a:graphic>
+          </wp:inline>
+        </w:drawing>
+      </w:r>
+    </w:p>
+    <w:p>
+      <w:pPr>
+        <w:pStyle w:val="BodyText"/>
+      </w:pPr>
+      <w:r>
+        <w:rPr>
+          <w:b/>
+          <w:bCs/>
+        </w:rPr>
+        <w:t xml:space="preserve">Why Kruskal-Wallis is robust:</w:t>
+      </w:r>
+      <w:r>
+        <w:t xml:space="preserve"> </w:t>
+      </w:r>
+      <w:r>
+        <w:t xml:space="preserve">- Uses ranks instead of raw values -</w:t>
+      </w:r>
+      <w:r>
+        <w:t xml:space="preserve"> </w:t>
+      </w:r>
+      <w:r>
+        <w:t xml:space="preserve">Outliers affect ranks minimally - Unequal variances less problematic -</w:t>
+      </w:r>
+      <w:r>
+        <w:t xml:space="preserve"> </w:t>
+      </w:r>
+      <w:r>
+        <w:t xml:space="preserve">No distribution assumptions needed</w:t>
+      </w:r>
+    </w:p>
+    <w:bookmarkEnd w:id="151"/>
+    <w:bookmarkStart w:id="154" w:name="post-hoc-tests-for-kruskal-wallis"/>
+    <w:p>
+      <w:pPr>
+        <w:pStyle w:val="Heading1"/>
+      </w:pPr>
+      <w:r>
+        <w:t xml:space="preserve">Post-Hoc Tests for Kruskal-Wallis</w:t>
+      </w:r>
+    </w:p>
+    <w:bookmarkStart w:id="152" w:name="X9cf0b3d08fe9f656f61ec7a9edffdf03489d9e7"/>
+    <w:p>
+      <w:pPr>
+        <w:pStyle w:val="Heading2"/>
+      </w:pPr>
+      <w:r>
+        <w:t xml:space="preserve">Pairwise Comparisons After Significant Kruskal-Wallis</w:t>
+      </w:r>
+    </w:p>
+    <w:p>
+      <w:pPr>
+        <w:pStyle w:val="FirstParagraph"/>
+      </w:pPr>
+      <w:r>
+        <w:rPr>
+          <w:b/>
+          <w:bCs/>
+        </w:rPr>
+        <w:t xml:space="preserve">Just like ANOVA, we need post-hoc tests to identify which groups</w:t>
+      </w:r>
+      <w:r>
+        <w:rPr>
+          <w:b/>
+          <w:bCs/>
+        </w:rPr>
+        <w:t xml:space="preserve"> </w:t>
+      </w:r>
+      <w:r>
+        <w:rPr>
+          <w:b/>
+          <w:bCs/>
+        </w:rPr>
+        <w:t xml:space="preserve">differ:</w:t>
+      </w:r>
+    </w:p>
+    <w:p>
+      <w:pPr>
+        <w:pStyle w:val="SourceCode"/>
+      </w:pPr>
+      <w:r>
+        <w:rPr>
+          <w:rStyle w:val="CommentTok"/>
+        </w:rPr>
+        <w:t xml:space="preserve"># Pairwise Wilcoxon rank sum tests with </w:t>
+      </w:r>
+      <w:r>
+        <w:br/>
+      </w:r>
+      <w:r>
+        <w:rPr>
+          <w:rStyle w:val="CommentTok"/>
+        </w:rPr>
+        <w:t xml:space="preserve"># Bonferroni correction</w:t>
+      </w:r>
+      <w:r>
+        <w:br/>
+      </w:r>
+      <w:r>
+        <w:rPr>
+          <w:rStyle w:val="NormalTok"/>
+        </w:rPr>
+        <w:t xml:space="preserve">pairwise_original_result </w:t>
+      </w:r>
+      <w:r>
+        <w:rPr>
+          <w:rStyle w:val="OtherTok"/>
+        </w:rPr>
+        <w:t xml:space="preserve">&lt;-</w:t>
+      </w:r>
+      <w:r>
+        <w:rPr>
+          <w:rStyle w:val="NormalTok"/>
+        </w:rPr>
+        <w:t xml:space="preserve"> </w:t>
+      </w:r>
+      <w:r>
+        <w:rPr>
+          <w:rStyle w:val="FunctionTok"/>
+        </w:rPr>
+        <w:t xml:space="preserve">pairwise.wilcox.test</w:t>
+      </w:r>
+      <w:r>
+        <w:rPr>
+          <w:rStyle w:val="NormalTok"/>
+        </w:rPr>
+        <w:t xml:space="preserve">(</w:t>
+      </w:r>
+      <w:r>
+        <w:br/>
+      </w:r>
+      <w:r>
+        <w:rPr>
+          <w:rStyle w:val="NormalTok"/>
+        </w:rPr>
+        <w:t xml:space="preserve">  </w:t>
+      </w:r>
+      <w:r>
+        <w:rPr>
+          <w:rStyle w:val="AttributeTok"/>
+        </w:rPr>
+        <w:t xml:space="preserve">x =</w:t>
+      </w:r>
+      <w:r>
+        <w:rPr>
+          <w:rStyle w:val="NormalTok"/>
+        </w:rPr>
+        <w:t xml:space="preserve"> nonparam_circ_df</w:t>
+      </w:r>
+      <w:r>
+        <w:rPr>
+          <w:rStyle w:val="SpecialCharTok"/>
+        </w:rPr>
+        <w:t xml:space="preserve">$</w:t>
+      </w:r>
+      <w:r>
+        <w:rPr>
+          <w:rStyle w:val="NormalTok"/>
+        </w:rPr>
+        <w:t xml:space="preserve">phase_shift,</w:t>
+      </w:r>
+      <w:r>
+        <w:br/>
+      </w:r>
+      <w:r>
+        <w:rPr>
+          <w:rStyle w:val="NormalTok"/>
+        </w:rPr>
+        <w:t xml:space="preserve">  </w:t>
+      </w:r>
+      <w:r>
+        <w:rPr>
+          <w:rStyle w:val="AttributeTok"/>
+        </w:rPr>
+        <w:t xml:space="preserve">g =</w:t>
+      </w:r>
+      <w:r>
+        <w:rPr>
+          <w:rStyle w:val="NormalTok"/>
+        </w:rPr>
+        <w:t xml:space="preserve"> nonparam_circ_df</w:t>
+      </w:r>
+      <w:r>
+        <w:rPr>
+          <w:rStyle w:val="SpecialCharTok"/>
+        </w:rPr>
+        <w:t xml:space="preserve">$</w:t>
+      </w:r>
+      <w:r>
+        <w:rPr>
+          <w:rStyle w:val="NormalTok"/>
+        </w:rPr>
+        <w:t xml:space="preserve">treatment,</w:t>
+      </w:r>
+      <w:r>
+        <w:br/>
+      </w:r>
+      <w:r>
+        <w:rPr>
+          <w:rStyle w:val="NormalTok"/>
+        </w:rPr>
+        <w:t xml:space="preserve">  </w:t>
+      </w:r>
+      <w:r>
+        <w:rPr>
+          <w:rStyle w:val="AttributeTok"/>
+        </w:rPr>
+        <w:t xml:space="preserve">p.adjust.method =</w:t>
+      </w:r>
+      <w:r>
+        <w:rPr>
+          <w:rStyle w:val="NormalTok"/>
+        </w:rPr>
+        <w:t xml:space="preserve"> </w:t>
+      </w:r>
+      <w:r>
+        <w:rPr>
+          <w:rStyle w:val="StringTok"/>
+        </w:rPr>
+        <w:t xml:space="preserve">"bonferroni"</w:t>
+      </w:r>
+      <w:r>
+        <w:br/>
+      </w:r>
+      <w:r>
+        <w:rPr>
+          <w:rStyle w:val="NormalTok"/>
+        </w:rPr>
+        <w:t xml:space="preserve">)</w:t>
+      </w:r>
+      <w:r>
+        <w:br/>
+      </w:r>
+      <w:r>
+        <w:br/>
+      </w:r>
+      <w:r>
+        <w:rPr>
+          <w:rStyle w:val="NormalTok"/>
+        </w:rPr>
+        <w:t xml:space="preserve">pairwise_original_result</w:t>
+      </w:r>
+    </w:p>
+    <w:p>
+      <w:pPr>
+        <w:pStyle w:val="SourceCode"/>
+      </w:pPr>
+      <w:r>
+        <w:br/>
+      </w:r>
+      <w:r>
+        <w:rPr>
+          <w:rStyle w:val="VerbatimChar"/>
+        </w:rPr>
+        <w:t xml:space="preserve">    Pairwise comparisons using Wilcoxon rank sum exact test </w:t>
+      </w:r>
+      <w:r>
+        <w:br/>
+      </w:r>
+      <w:r>
+        <w:br/>
+      </w:r>
+      <w:r>
+        <w:rPr>
+          <w:rStyle w:val="VerbatimChar"/>
+        </w:rPr>
+        <w:t xml:space="preserve">data:  nonparam_circ_df$phase_shift and nonparam_circ_df$treatment </w:t>
+      </w:r>
+      <w:r>
+        <w:br/>
+      </w:r>
+      <w:r>
+        <w:br/>
+      </w:r>
+      <w:r>
+        <w:rPr>
+          <w:rStyle w:val="VerbatimChar"/>
+        </w:rPr>
+        <w:t xml:space="preserve">      Control Eyes  </w:t>
+      </w:r>
+      <w:r>
+        <w:br/>
+      </w:r>
+      <w:r>
+        <w:rPr>
+          <w:rStyle w:val="VerbatimChar"/>
+        </w:rPr>
+        <w:t xml:space="preserve">Eyes  0.0037  -     </w:t>
+      </w:r>
+      <w:r>
+        <w:br/>
+      </w:r>
+      <w:r>
+        <w:rPr>
+          <w:rStyle w:val="VerbatimChar"/>
+        </w:rPr>
+        <w:t xml:space="preserve">Knees 1.0000  0.0787</w:t>
+      </w:r>
+      <w:r>
+        <w:br/>
+      </w:r>
+      <w:r>
+        <w:br/>
+      </w:r>
+      <w:r>
+        <w:rPr>
+          <w:rStyle w:val="VerbatimChar"/>
+        </w:rPr>
+        <w:t xml:space="preserve">P value adjustment method: bonferroni </w:t>
+      </w:r>
+    </w:p>
+    <w:p>
+      <w:pPr>
+        <w:pStyle w:val="FirstParagraph"/>
+      </w:pPr>
+      <w:r>
+        <w:rPr>
+          <w:b/>
+          <w:bCs/>
+        </w:rPr>
+        <w:t xml:space="preserve">Interpretation of p-values:</w:t>
+      </w:r>
+      <w:r>
+        <w:t xml:space="preserve"> </w:t>
+      </w:r>
+      <w:r>
+        <w:t xml:space="preserve">- Control vs Eyes: p = 0.024</w:t>
+      </w:r>
+      <w:r>
+        <w:t xml:space="preserve"> </w:t>
+      </w:r>
+      <w:r>
+        <w:t xml:space="preserve">(significant) - Control vs Knees: p = 1.000 (not significant) - Eyes vs</w:t>
+      </w:r>
+      <w:r>
+        <w:t xml:space="preserve"> </w:t>
+      </w:r>
+      <w:r>
+        <w:t xml:space="preserve">Knees: p = 0.078 (not significant)</w:t>
+      </w:r>
+    </w:p>
+    <w:p>
+      <w:pPr>
+        <w:pStyle w:val="BodyText"/>
+      </w:pPr>
+      <w:r>
+        <w:rPr>
+          <w:b/>
+          <w:bCs/>
+        </w:rPr>
+        <w:t xml:space="preserve">Common adjustment methods:</w:t>
+      </w:r>
+      <w:r>
+        <w:t xml:space="preserve"> </w:t>
+      </w:r>
+      <w:r>
+        <w:t xml:space="preserve">-</w:t>
+      </w:r>
+      <w:r>
+        <w:t xml:space="preserve"> </w:t>
+      </w:r>
+      <w:r>
+        <w:rPr>
+          <w:rStyle w:val="VerbatimChar"/>
+        </w:rPr>
+        <w:t xml:space="preserve">"bonferroni"</w:t>
+      </w:r>
+      <w:r>
+        <w:t xml:space="preserve">: Most conservative -</w:t>
+      </w:r>
+      <w:r>
+        <w:t xml:space="preserve"> </w:t>
+      </w:r>
+      <w:r>
+        <w:rPr>
+          <w:rStyle w:val="VerbatimChar"/>
+        </w:rPr>
+        <w:t xml:space="preserve">"holm"</w:t>
+      </w:r>
+      <w:r>
+        <w:t xml:space="preserve">: Less conservative than Bonferroni -</w:t>
+      </w:r>
+      <w:r>
+        <w:t xml:space="preserve"> </w:t>
+      </w:r>
+      <w:r>
+        <w:rPr>
+          <w:rStyle w:val="VerbatimChar"/>
+        </w:rPr>
+        <w:t xml:space="preserve">"BH"</w:t>
+      </w:r>
+      <w:r>
+        <w:t xml:space="preserve">: Benjamini-Hochberg</w:t>
+      </w:r>
+      <w:r>
+        <w:t xml:space="preserve"> </w:t>
+      </w:r>
+      <w:r>
+        <w:t xml:space="preserve">(controls false discovery rate) -</w:t>
+      </w:r>
+      <w:r>
+        <w:t xml:space="preserve"> </w:t>
+      </w:r>
+      <w:r>
+        <w:rPr>
+          <w:rStyle w:val="VerbatimChar"/>
+        </w:rPr>
+        <w:t xml:space="preserve">"none"</w:t>
+      </w:r>
+      <w:r>
+        <w:t xml:space="preserve">: No adjustment (not</w:t>
+      </w:r>
+      <w:r>
+        <w:t xml:space="preserve"> </w:t>
+      </w:r>
+      <w:r>
+        <w:t xml:space="preserve">recommended)</w:t>
+      </w:r>
+    </w:p>
+    <w:bookmarkEnd w:id="152"/>
+    <w:bookmarkStart w:id="153" w:name="post-hoc-for-violated-data"/>
+    <w:p>
+      <w:pPr>
+        <w:pStyle w:val="Heading2"/>
+      </w:pPr>
+      <w:r>
+        <w:t xml:space="preserve">Post-Hoc for Violated Data</w:t>
+      </w:r>
+    </w:p>
+    <w:p>
+      <w:pPr>
+        <w:pStyle w:val="SourceCode"/>
+      </w:pPr>
+      <w:r>
+        <w:rPr>
+          <w:rStyle w:val="CommentTok"/>
+        </w:rPr>
+        <w:t xml:space="preserve"># Post-hoc tests on violated data</w:t>
+      </w:r>
+      <w:r>
+        <w:br/>
+      </w:r>
+      <w:r>
+        <w:rPr>
+          <w:rStyle w:val="NormalTok"/>
+        </w:rPr>
+        <w:t xml:space="preserve">pairwise_violated_result </w:t>
+      </w:r>
+      <w:r>
+        <w:rPr>
+          <w:rStyle w:val="OtherTok"/>
+        </w:rPr>
+        <w:t xml:space="preserve">&lt;-</w:t>
+      </w:r>
+      <w:r>
+        <w:rPr>
+          <w:rStyle w:val="NormalTok"/>
+        </w:rPr>
+        <w:t xml:space="preserve"> </w:t>
+      </w:r>
+      <w:r>
+        <w:rPr>
+          <w:rStyle w:val="FunctionTok"/>
+        </w:rPr>
+        <w:t xml:space="preserve">pairwise.wilcox.test</w:t>
+      </w:r>
+      <w:r>
+        <w:rPr>
+          <w:rStyle w:val="NormalTok"/>
+        </w:rPr>
+        <w:t xml:space="preserve">(</w:t>
+      </w:r>
+      <w:r>
+        <w:br/>
+      </w:r>
+      <w:r>
+        <w:rPr>
+          <w:rStyle w:val="NormalTok"/>
+        </w:rPr>
+        <w:t xml:space="preserve">  </w:t>
+      </w:r>
+      <w:r>
+        <w:rPr>
+          <w:rStyle w:val="AttributeTok"/>
+        </w:rPr>
+        <w:t xml:space="preserve">x =</w:t>
+      </w:r>
+      <w:r>
+        <w:rPr>
+          <w:rStyle w:val="NormalTok"/>
+        </w:rPr>
+        <w:t xml:space="preserve"> violated_circ_df</w:t>
+      </w:r>
+      <w:r>
+        <w:rPr>
+          <w:rStyle w:val="SpecialCharTok"/>
+        </w:rPr>
+        <w:t xml:space="preserve">$</w:t>
+      </w:r>
+      <w:r>
+        <w:rPr>
+          <w:rStyle w:val="NormalTok"/>
+        </w:rPr>
+        <w:t xml:space="preserve">phase_shift_violated,</w:t>
+      </w:r>
+      <w:r>
+        <w:br/>
+      </w:r>
+      <w:r>
+        <w:rPr>
+          <w:rStyle w:val="NormalTok"/>
+        </w:rPr>
+        <w:t xml:space="preserve">  </w:t>
+      </w:r>
+      <w:r>
+        <w:rPr>
+          <w:rStyle w:val="AttributeTok"/>
+        </w:rPr>
+        <w:t xml:space="preserve">g =</w:t>
+      </w:r>
+      <w:r>
+        <w:rPr>
+          <w:rStyle w:val="NormalTok"/>
+        </w:rPr>
+        <w:t xml:space="preserve"> violated_circ_df</w:t>
+      </w:r>
+      <w:r>
+        <w:rPr>
+          <w:rStyle w:val="SpecialCharTok"/>
+        </w:rPr>
+        <w:t xml:space="preserve">$</w:t>
+      </w:r>
+      <w:r>
+        <w:rPr>
+          <w:rStyle w:val="NormalTok"/>
+        </w:rPr>
+        <w:t xml:space="preserve">treatment,</w:t>
+      </w:r>
+      <w:r>
+        <w:br/>
+      </w:r>
+      <w:r>
+        <w:rPr>
+          <w:rStyle w:val="NormalTok"/>
+        </w:rPr>
+        <w:t xml:space="preserve">  </w:t>
+      </w:r>
+      <w:r>
+        <w:rPr>
+          <w:rStyle w:val="AttributeTok"/>
+        </w:rPr>
+        <w:t xml:space="preserve">p.adjust.method =</w:t>
+      </w:r>
+      <w:r>
+        <w:rPr>
+          <w:rStyle w:val="NormalTok"/>
+        </w:rPr>
+        <w:t xml:space="preserve"> </w:t>
+      </w:r>
+      <w:r>
+        <w:rPr>
+          <w:rStyle w:val="StringTok"/>
+        </w:rPr>
+        <w:t xml:space="preserve">"bonferroni"</w:t>
+      </w:r>
+      <w:r>
+        <w:br/>
+      </w:r>
+      <w:r>
+        <w:rPr>
+          <w:rStyle w:val="NormalTok"/>
+        </w:rPr>
+        <w:t xml:space="preserve">)</w:t>
+      </w:r>
+      <w:r>
+        <w:br/>
+      </w:r>
+      <w:r>
+        <w:br/>
+      </w:r>
+      <w:r>
+        <w:rPr>
+          <w:rStyle w:val="NormalTok"/>
+        </w:rPr>
+        <w:t xml:space="preserve">pairwise_violated_result</w:t>
+      </w:r>
+    </w:p>
+    <w:p>
+      <w:pPr>
+        <w:pStyle w:val="SourceCode"/>
+      </w:pPr>
+      <w:r>
+        <w:br/>
+      </w:r>
+      <w:r>
+        <w:rPr>
+          <w:rStyle w:val="VerbatimChar"/>
+        </w:rPr>
+        <w:t xml:space="preserve">    Pairwise comparisons using Wilcoxon rank sum exact test </w:t>
+      </w:r>
+      <w:r>
+        <w:br/>
+      </w:r>
+      <w:r>
+        <w:br/>
+      </w:r>
+      <w:r>
+        <w:rPr>
+          <w:rStyle w:val="VerbatimChar"/>
+        </w:rPr>
+        <w:t xml:space="preserve">data:  violated_circ_df$phase_shift_violated and violated_circ_df$treatment </w:t>
+      </w:r>
+      <w:r>
+        <w:br/>
+      </w:r>
+      <w:r>
+        <w:br/>
+      </w:r>
+      <w:r>
+        <w:rPr>
+          <w:rStyle w:val="VerbatimChar"/>
+        </w:rPr>
+        <w:t xml:space="preserve">      Control Eyes  </w:t>
+      </w:r>
+      <w:r>
+        <w:br/>
+      </w:r>
+      <w:r>
+        <w:rPr>
+          <w:rStyle w:val="VerbatimChar"/>
+        </w:rPr>
+        <w:t xml:space="preserve">Eyes  0.0037  -     </w:t>
+      </w:r>
+      <w:r>
+        <w:br/>
+      </w:r>
+      <w:r>
+        <w:rPr>
+          <w:rStyle w:val="VerbatimChar"/>
+        </w:rPr>
+        <w:t xml:space="preserve">Knees 1.0000  1.0000</w:t>
+      </w:r>
+      <w:r>
+        <w:br/>
+      </w:r>
+      <w:r>
+        <w:br/>
+      </w:r>
+      <w:r>
+        <w:rPr>
+          <w:rStyle w:val="VerbatimChar"/>
+        </w:rPr>
+        <w:t xml:space="preserve">P value adjustment method: bonferroni </w:t>
+      </w:r>
+    </w:p>
+    <w:p>
+      <w:pPr>
+        <w:pStyle w:val="FirstParagraph"/>
+      </w:pPr>
+      <w:r>
+        <w:rPr>
+          <w:b/>
+          <w:bCs/>
+        </w:rPr>
+        <w:t xml:space="preserve">Comparison table:</w:t>
+      </w:r>
+    </w:p>
+    <w:p>
+      <w:pPr>
+        <w:pStyle w:val="SourceCode"/>
+      </w:pPr>
+      <w:r>
+        <w:rPr>
+          <w:rStyle w:val="VerbatimChar"/>
+        </w:rPr>
+        <w:t xml:space="preserve">Original Data Pairwise p-values:</w:t>
+      </w:r>
+      <w:r>
+        <w:br/>
+      </w:r>
+      <w:r>
+        <w:rPr>
+          <w:rStyle w:val="VerbatimChar"/>
+        </w:rPr>
+        <w:t xml:space="preserve">   Control vs Eyes:  0.024 *</w:t>
+      </w:r>
+      <w:r>
+        <w:br/>
+      </w:r>
+      <w:r>
+        <w:rPr>
+          <w:rStyle w:val="VerbatimChar"/>
+        </w:rPr>
+        <w:t xml:space="preserve">   Control vs Knees: 1.000</w:t>
+      </w:r>
+      <w:r>
+        <w:br/>
+      </w:r>
+      <w:r>
+        <w:rPr>
+          <w:rStyle w:val="VerbatimChar"/>
+        </w:rPr>
+        <w:t xml:space="preserve">   Eyes vs Knees:    0.078</w:t>
+      </w:r>
+    </w:p>
+    <w:p>
+      <w:pPr>
+        <w:pStyle w:val="SourceCode"/>
+      </w:pPr>
+      <w:r>
+        <w:rPr>
+          <w:rStyle w:val="VerbatimChar"/>
+        </w:rPr>
+        <w:t xml:space="preserve">Violated Data Pairwise p-values:</w:t>
+      </w:r>
+      <w:r>
+        <w:br/>
+      </w:r>
+      <w:r>
+        <w:rPr>
+          <w:rStyle w:val="VerbatimChar"/>
+        </w:rPr>
+        <w:t xml:space="preserve">   Control vs Eyes:  0.015 *</w:t>
+      </w:r>
+      <w:r>
+        <w:br/>
+      </w:r>
+      <w:r>
+        <w:rPr>
+          <w:rStyle w:val="VerbatimChar"/>
+        </w:rPr>
+        <w:t xml:space="preserve">   Control vs Knees: 1.000</w:t>
+      </w:r>
+      <w:r>
+        <w:br/>
+      </w:r>
+      <w:r>
+        <w:rPr>
+          <w:rStyle w:val="VerbatimChar"/>
+        </w:rPr>
+        <w:t xml:space="preserve">   Eyes vs Knees:    0.015 *</w:t>
+      </w:r>
+    </w:p>
+    <w:bookmarkEnd w:id="153"/>
+    <w:bookmarkEnd w:id="154"/>
+    <w:bookmarkStart w:id="157" w:name="dunns-test-alternative-post-hoc"/>
+    <w:p>
+      <w:pPr>
+        <w:pStyle w:val="Heading1"/>
+      </w:pPr>
+      <w:r>
+        <w:t xml:space="preserve">Dunn’s Test: Alternative Post-Hoc</w:t>
+      </w:r>
+    </w:p>
+    <w:bookmarkStart w:id="155" w:name="dunns-test-for-multiple-comparisons"/>
+    <w:p>
+      <w:pPr>
+        <w:pStyle w:val="Heading2"/>
+      </w:pPr>
+      <w:r>
+        <w:t xml:space="preserve">Dunn’s Test for Multiple Comparisons</w:t>
+      </w:r>
+    </w:p>
+    <w:p>
+      <w:pPr>
+        <w:pStyle w:val="FirstParagraph"/>
+      </w:pPr>
+      <w:r>
+        <w:rPr>
+          <w:b/>
+          <w:bCs/>
+        </w:rPr>
+        <w:t xml:space="preserve">Dunn’s test is specifically designed for Kruskal-Wallis post-hoc</w:t>
+      </w:r>
+      <w:r>
+        <w:rPr>
+          <w:b/>
+          <w:bCs/>
+        </w:rPr>
+        <w:t xml:space="preserve"> </w:t>
+      </w:r>
+      <w:r>
+        <w:rPr>
+          <w:b/>
+          <w:bCs/>
+        </w:rPr>
+        <w:t xml:space="preserve">comparisons:</w:t>
+      </w:r>
+    </w:p>
+    <w:p>
+      <w:pPr>
+        <w:pStyle w:val="SourceCode"/>
+      </w:pPr>
+      <w:r>
+        <w:rPr>
+          <w:rStyle w:val="FunctionTok"/>
+        </w:rPr>
+        <w:t xml:space="preserve">library</w:t>
+      </w:r>
+      <w:r>
+        <w:rPr>
+          <w:rStyle w:val="NormalTok"/>
+        </w:rPr>
+        <w:t xml:space="preserve">(FSA)</w:t>
+      </w:r>
+      <w:r>
+        <w:br/>
+      </w:r>
+      <w:r>
+        <w:br/>
+      </w:r>
+      <w:r>
+        <w:rPr>
+          <w:rStyle w:val="CommentTok"/>
+        </w:rPr>
+        <w:t xml:space="preserve"># Dunn's test on original data</w:t>
+      </w:r>
+      <w:r>
+        <w:br/>
+      </w:r>
+      <w:r>
+        <w:rPr>
+          <w:rStyle w:val="NormalTok"/>
+        </w:rPr>
+        <w:t xml:space="preserve">dunn_original_result </w:t>
+      </w:r>
+      <w:r>
+        <w:rPr>
+          <w:rStyle w:val="OtherTok"/>
+        </w:rPr>
+        <w:t xml:space="preserve">&lt;-</w:t>
+      </w:r>
+      <w:r>
+        <w:rPr>
+          <w:rStyle w:val="NormalTok"/>
+        </w:rPr>
+        <w:t xml:space="preserve"> </w:t>
+      </w:r>
+      <w:r>
+        <w:rPr>
+          <w:rStyle w:val="FunctionTok"/>
+        </w:rPr>
+        <w:t xml:space="preserve">dunnTest</w:t>
+      </w:r>
+      <w:r>
+        <w:rPr>
+          <w:rStyle w:val="NormalTok"/>
+        </w:rPr>
+        <w:t xml:space="preserve">(</w:t>
+      </w:r>
+      <w:r>
+        <w:br/>
+      </w:r>
+      <w:r>
+        <w:rPr>
+          <w:rStyle w:val="NormalTok"/>
+        </w:rPr>
+        <w:t xml:space="preserve">  phase_shift </w:t>
+      </w:r>
+      <w:r>
+        <w:rPr>
+          <w:rStyle w:val="SpecialCharTok"/>
+        </w:rPr>
+        <w:t xml:space="preserve">~</w:t>
+      </w:r>
+      <w:r>
+        <w:rPr>
+          <w:rStyle w:val="NormalTok"/>
+        </w:rPr>
+        <w:t xml:space="preserve"> treatment,</w:t>
+      </w:r>
+      <w:r>
+        <w:br/>
+      </w:r>
+      <w:r>
+        <w:rPr>
+          <w:rStyle w:val="NormalTok"/>
+        </w:rPr>
+        <w:t xml:space="preserve">  </w:t>
+      </w:r>
+      <w:r>
+        <w:rPr>
+          <w:rStyle w:val="AttributeTok"/>
+        </w:rPr>
+        <w:t xml:space="preserve">data =</w:t>
+      </w:r>
+      <w:r>
+        <w:rPr>
+          <w:rStyle w:val="NormalTok"/>
+        </w:rPr>
+        <w:t xml:space="preserve"> circ_data,</w:t>
+      </w:r>
+      <w:r>
+        <w:br/>
+      </w:r>
+      <w:r>
+        <w:rPr>
+          <w:rStyle w:val="NormalTok"/>
+        </w:rPr>
+        <w:t xml:space="preserve">  </w:t>
+      </w:r>
+      <w:r>
+        <w:rPr>
+          <w:rStyle w:val="AttributeTok"/>
+        </w:rPr>
+        <w:t xml:space="preserve">method =</w:t>
+      </w:r>
+      <w:r>
+        <w:rPr>
+          <w:rStyle w:val="NormalTok"/>
+        </w:rPr>
+        <w:t xml:space="preserve"> </w:t>
+      </w:r>
+      <w:r>
+        <w:rPr>
+          <w:rStyle w:val="StringTok"/>
+        </w:rPr>
+        <w:t xml:space="preserve">"bonferroni"</w:t>
+      </w:r>
+      <w:r>
+        <w:br/>
+      </w:r>
+      <w:r>
+        <w:rPr>
+          <w:rStyle w:val="NormalTok"/>
+        </w:rPr>
+        <w:t xml:space="preserve">)</w:t>
+      </w:r>
+      <w:r>
+        <w:br/>
+      </w:r>
+      <w:r>
+        <w:br/>
+      </w:r>
+      <w:r>
+        <w:rPr>
+          <w:rStyle w:val="NormalTok"/>
+        </w:rPr>
+        <w:t xml:space="preserve">dunn_original_result</w:t>
+      </w:r>
+    </w:p>
+    <w:p>
+      <w:pPr>
+        <w:pStyle w:val="SourceCode"/>
+      </w:pPr>
+      <w:r>
+        <w:rPr>
+          <w:rStyle w:val="VerbatimChar"/>
+        </w:rPr>
+        <w:t xml:space="preserve">       Comparison          Z     P.unadj      P.adj</w:t>
+      </w:r>
+      <w:r>
+        <w:br/>
+      </w:r>
+      <w:r>
+        <w:rPr>
+          <w:rStyle w:val="VerbatimChar"/>
+        </w:rPr>
+        <w:t xml:space="preserve">1  Control - Eyes  2.7789287 0.005453849 0.01636155</w:t>
+      </w:r>
+      <w:r>
+        <w:br/>
+      </w:r>
+      <w:r>
+        <w:rPr>
+          <w:rStyle w:val="VerbatimChar"/>
+        </w:rPr>
+        <w:t xml:space="preserve">2 Control - Knees  0.1434629 0.885924641 1.00000000</w:t>
+      </w:r>
+      <w:r>
+        <w:br/>
+      </w:r>
+      <w:r>
+        <w:rPr>
+          <w:rStyle w:val="VerbatimChar"/>
+        </w:rPr>
+        <w:t xml:space="preserve">3    Eyes - Knees -2.5517789 0.010717452 0.03215236</w:t>
+      </w:r>
+    </w:p>
+    <w:p>
+      <w:pPr>
+        <w:pStyle w:val="FirstParagraph"/>
+      </w:pPr>
+      <w:r>
+        <w:rPr>
+          <w:b/>
+          <w:bCs/>
+        </w:rPr>
+        <w:t xml:space="preserve">Advantages of Dunn’s test:</w:t>
+      </w:r>
+      <w:r>
+        <w:t xml:space="preserve"> </w:t>
+      </w:r>
+      <w:r>
+        <w:t xml:space="preserve">- Designed specifically for</w:t>
+      </w:r>
+      <w:r>
+        <w:t xml:space="preserve"> </w:t>
+      </w:r>
+      <w:r>
+        <w:t xml:space="preserve">Kruskal-Wallis - Provides Z-statistics in addition to p-values -</w:t>
+      </w:r>
+      <w:r>
+        <w:t xml:space="preserve"> </w:t>
+      </w:r>
+      <w:r>
+        <w:t xml:space="preserve">Multiple adjustment methods available - More appropriate than multiple</w:t>
+      </w:r>
+      <w:r>
+        <w:t xml:space="preserve"> </w:t>
+      </w:r>
+      <w:r>
+        <w:t xml:space="preserve">Wilcoxon tests</w:t>
+      </w:r>
+    </w:p>
+    <w:p>
+      <w:pPr>
+        <w:pStyle w:val="BodyText"/>
+      </w:pPr>
+      <w:r>
+        <w:t xml:space="preserve">Z-statistic is a standardized test statistic that tells you how many</w:t>
+      </w:r>
+      <w:r>
+        <w:t xml:space="preserve"> </w:t>
+      </w:r>
+      <w:r>
+        <w:t xml:space="preserve">standard deviations an observation or difference is from the expected</w:t>
+      </w:r>
+      <w:r>
+        <w:t xml:space="preserve"> </w:t>
+      </w:r>
+      <w:r>
+        <w:t xml:space="preserve">value (usually zero, meaning</w:t>
+      </w:r>
+      <w:r>
+        <w:t xml:space="preserve"> </w:t>
+      </w:r>
+      <w:r>
+        <w:t xml:space="preserve">“no difference”</w:t>
+      </w:r>
+      <w:r>
+        <w:t xml:space="preserve">).</w:t>
+      </w:r>
+    </w:p>
+    <w:bookmarkEnd w:id="155"/>
+    <w:bookmarkStart w:id="156" w:name="dunns-test-on-violated-data"/>
+    <w:p>
+      <w:pPr>
+        <w:pStyle w:val="Heading2"/>
+      </w:pPr>
+      <w:r>
+        <w:t xml:space="preserve">Dunn’s Test on Violated Data</w:t>
+      </w:r>
+    </w:p>
+    <w:p>
+      <w:pPr>
+        <w:pStyle w:val="SourceCode"/>
+      </w:pPr>
+      <w:r>
+        <w:rPr>
+          <w:rStyle w:val="CommentTok"/>
+        </w:rPr>
+        <w:t xml:space="preserve"># Dunn's test on violated data</w:t>
+      </w:r>
+      <w:r>
+        <w:br/>
+      </w:r>
+      <w:r>
+        <w:rPr>
+          <w:rStyle w:val="NormalTok"/>
+        </w:rPr>
+        <w:t xml:space="preserve">dunn_violated_result </w:t>
+      </w:r>
+      <w:r>
+        <w:rPr>
+          <w:rStyle w:val="OtherTok"/>
+        </w:rPr>
+        <w:t xml:space="preserve">&lt;-</w:t>
+      </w:r>
+      <w:r>
+        <w:rPr>
+          <w:rStyle w:val="NormalTok"/>
+        </w:rPr>
+        <w:t xml:space="preserve"> </w:t>
+      </w:r>
+      <w:r>
+        <w:rPr>
+          <w:rStyle w:val="FunctionTok"/>
+        </w:rPr>
+        <w:t xml:space="preserve">dunnTest</w:t>
+      </w:r>
+      <w:r>
+        <w:rPr>
+          <w:rStyle w:val="NormalTok"/>
+        </w:rPr>
+        <w:t xml:space="preserve">(</w:t>
+      </w:r>
+      <w:r>
+        <w:br/>
+      </w:r>
+      <w:r>
+        <w:rPr>
+          <w:rStyle w:val="NormalTok"/>
+        </w:rPr>
+        <w:t xml:space="preserve">  phase_shift_violated </w:t>
+      </w:r>
+      <w:r>
+        <w:rPr>
+          <w:rStyle w:val="SpecialCharTok"/>
+        </w:rPr>
+        <w:t xml:space="preserve">~</w:t>
+      </w:r>
+      <w:r>
+        <w:rPr>
+          <w:rStyle w:val="NormalTok"/>
+        </w:rPr>
+        <w:t xml:space="preserve"> treatment,</w:t>
+      </w:r>
+      <w:r>
+        <w:br/>
+      </w:r>
+      <w:r>
+        <w:rPr>
+          <w:rStyle w:val="NormalTok"/>
+        </w:rPr>
+        <w:t xml:space="preserve">  </w:t>
+      </w:r>
+      <w:r>
+        <w:rPr>
+          <w:rStyle w:val="AttributeTok"/>
+        </w:rPr>
+        <w:t xml:space="preserve">data =</w:t>
+      </w:r>
+      <w:r>
+        <w:rPr>
+          <w:rStyle w:val="NormalTok"/>
+        </w:rPr>
+        <w:t xml:space="preserve"> violated_circ_df,</w:t>
+      </w:r>
+      <w:r>
+        <w:br/>
+      </w:r>
+      <w:r>
+        <w:rPr>
+          <w:rStyle w:val="NormalTok"/>
+        </w:rPr>
+        <w:t xml:space="preserve">  </w:t>
+      </w:r>
+      <w:r>
+        <w:rPr>
+          <w:rStyle w:val="AttributeTok"/>
+        </w:rPr>
+        <w:t xml:space="preserve">method =</w:t>
+      </w:r>
+      <w:r>
+        <w:rPr>
+          <w:rStyle w:val="NormalTok"/>
+        </w:rPr>
+        <w:t xml:space="preserve"> </w:t>
+      </w:r>
+      <w:r>
+        <w:rPr>
+          <w:rStyle w:val="StringTok"/>
+        </w:rPr>
+        <w:t xml:space="preserve">"bonferroni"</w:t>
+      </w:r>
+      <w:r>
+        <w:br/>
+      </w:r>
+      <w:r>
+        <w:rPr>
+          <w:rStyle w:val="NormalTok"/>
+        </w:rPr>
+        <w:t xml:space="preserve">)</w:t>
+      </w:r>
+      <w:r>
+        <w:br/>
+      </w:r>
+      <w:r>
+        <w:br/>
+      </w:r>
+      <w:r>
+        <w:rPr>
+          <w:rStyle w:val="NormalTok"/>
+        </w:rPr>
+        <w:t xml:space="preserve">dunn_violated_result</w:t>
+      </w:r>
+    </w:p>
+    <w:p>
+      <w:pPr>
+        <w:pStyle w:val="SourceCode"/>
+      </w:pPr>
+      <w:r>
+        <w:rPr>
+          <w:rStyle w:val="VerbatimChar"/>
+        </w:rPr>
+        <w:t xml:space="preserve">       Comparison         Z     P.unadj      P.adj</w:t>
+      </w:r>
+      <w:r>
+        <w:br/>
+      </w:r>
+      <w:r>
+        <w:rPr>
+          <w:rStyle w:val="VerbatimChar"/>
+        </w:rPr>
+        <w:t xml:space="preserve">1  Control - Eyes  2.614212 0.008943349 0.02683005</w:t>
+      </w:r>
+      <w:r>
+        <w:br/>
+      </w:r>
+      <w:r>
+        <w:rPr>
+          <w:rStyle w:val="VerbatimChar"/>
+        </w:rPr>
+        <w:t xml:space="preserve">2 Control - Knees  1.126449 0.259975463 0.77992639</w:t>
+      </w:r>
+      <w:r>
+        <w:br/>
+      </w:r>
+      <w:r>
+        <w:rPr>
+          <w:rStyle w:val="VerbatimChar"/>
+        </w:rPr>
+        <w:t xml:space="preserve">3    Eyes - Knees -1.440520 0.149720243 0.44916073</w:t>
+      </w:r>
+    </w:p>
+    <w:p>
+      <w:pPr>
+        <w:pStyle w:val="FirstParagraph"/>
+      </w:pPr>
+      <w:r>
+        <w:rPr>
+          <w:b/>
+          <w:bCs/>
+        </w:rPr>
+        <w:t xml:space="preserve">Interpreting Z-statistics:</w:t>
+      </w:r>
+      <w:r>
+        <w:t xml:space="preserve"> </w:t>
+      </w:r>
+      <w:r>
+        <w:t xml:space="preserve">- Large |Z| values indicate bigger</w:t>
+      </w:r>
+      <w:r>
+        <w:t xml:space="preserve"> </w:t>
+      </w:r>
+      <w:r>
+        <w:t xml:space="preserve">differences - Z &gt; 1.96 approximately equivalent to p &lt; 0.05 - Sign</w:t>
+      </w:r>
+      <w:r>
+        <w:t xml:space="preserve"> </w:t>
+      </w:r>
+      <w:r>
+        <w:t xml:space="preserve">indicates direction of difference</w:t>
+      </w:r>
+    </w:p>
+    <w:bookmarkEnd w:id="156"/>
+    <w:bookmarkEnd w:id="157"/>
+    <w:bookmarkStart w:id="160" w:name="reporting-non-parametric-results"/>
+    <w:p>
+      <w:pPr>
+        <w:pStyle w:val="Heading1"/>
+      </w:pPr>
+      <w:r>
+        <w:t xml:space="preserve">Reporting Non-Parametric Results</w:t>
+      </w:r>
+    </w:p>
+    <w:bookmarkStart w:id="158" w:name="how-to-report-kruskal-wallis-results"/>
+    <w:p>
+      <w:pPr>
+        <w:pStyle w:val="Heading2"/>
+      </w:pPr>
+      <w:r>
+        <w:t xml:space="preserve">How to Report Kruskal-Wallis Results</w:t>
+      </w:r>
+    </w:p>
+    <w:p>
+      <w:pPr>
+        <w:pStyle w:val="FirstParagraph"/>
+      </w:pPr>
+      <w:r>
+        <w:rPr>
+          <w:b/>
+          <w:bCs/>
+        </w:rPr>
+        <w:t xml:space="preserve">Essential elements to include:</w:t>
+      </w:r>
+    </w:p>
+    <w:p>
+      <w:pPr>
+        <w:pStyle w:val="Compact"/>
+        <w:numPr>
+          <w:ilvl w:val="0"/>
+          <w:numId w:val="1080"/>
+        </w:numPr>
+      </w:pPr>
+      <w:r>
+        <w:t xml:space="preserve">Test name and purpose</w:t>
+      </w:r>
+    </w:p>
+    <w:p>
+      <w:pPr>
+        <w:pStyle w:val="Compact"/>
+        <w:numPr>
+          <w:ilvl w:val="0"/>
+          <w:numId w:val="1080"/>
+        </w:numPr>
+      </w:pPr>
+      <w:r>
+        <w:t xml:space="preserve">Sample sizes per group</w:t>
+      </w:r>
+    </w:p>
+    <w:p>
+      <w:pPr>
+        <w:pStyle w:val="Compact"/>
+        <w:numPr>
+          <w:ilvl w:val="0"/>
+          <w:numId w:val="1080"/>
+        </w:numPr>
+      </w:pPr>
+      <w:r>
+        <w:t xml:space="preserve">Medians and IQRs (not means and SDs!)</w:t>
+      </w:r>
+    </w:p>
+    <w:p>
+      <w:pPr>
+        <w:pStyle w:val="Compact"/>
+        <w:numPr>
+          <w:ilvl w:val="0"/>
+          <w:numId w:val="1080"/>
+        </w:numPr>
+      </w:pPr>
+      <w:r>
+        <w:t xml:space="preserve">Test statistic (H) and degrees of freedom</w:t>
+      </w:r>
+    </w:p>
+    <w:p>
+      <w:pPr>
+        <w:pStyle w:val="Compact"/>
+        <w:numPr>
+          <w:ilvl w:val="0"/>
+          <w:numId w:val="1080"/>
+        </w:numPr>
+      </w:pPr>
+      <w:r>
+        <w:t xml:space="preserve">P-value</w:t>
+      </w:r>
+    </w:p>
+    <w:p>
+      <w:pPr>
+        <w:pStyle w:val="Compact"/>
+        <w:numPr>
+          <w:ilvl w:val="0"/>
+          <w:numId w:val="1080"/>
+        </w:numPr>
+      </w:pPr>
+      <w:r>
+        <w:t xml:space="preserve">Effect size</w:t>
+      </w:r>
+    </w:p>
+    <w:p>
+      <w:pPr>
+        <w:pStyle w:val="Compact"/>
+        <w:numPr>
+          <w:ilvl w:val="0"/>
+          <w:numId w:val="1080"/>
+        </w:numPr>
+      </w:pPr>
+      <w:r>
+        <w:t xml:space="preserve">Post-hoc test results</w:t>
+      </w:r>
+    </w:p>
+    <w:p>
+      <w:pPr>
+        <w:pStyle w:val="Compact"/>
+        <w:numPr>
+          <w:ilvl w:val="0"/>
+          <w:numId w:val="1080"/>
+        </w:numPr>
+      </w:pPr>
+      <w:r>
+        <w:t xml:space="preserve">Conclusion</w:t>
+      </w:r>
+    </w:p>
+    <w:p>
+      <w:pPr>
+        <w:pStyle w:val="FirstParagraph"/>
+      </w:pPr>
+      <w:r>
+        <w:rPr>
+          <w:b/>
+          <w:bCs/>
+        </w:rPr>
+        <w:t xml:space="preserve">Example write-up:</w:t>
+      </w:r>
+    </w:p>
+    <w:p>
+      <w:pPr>
+        <w:pStyle w:val="BodyText"/>
+      </w:pPr>
+      <w:r>
+        <w:t xml:space="preserve">“A Kruskal-Wallis test was conducted to compare the effect of light</w:t>
+      </w:r>
+      <w:r>
+        <w:t xml:space="preserve"> </w:t>
+      </w:r>
+      <w:r>
+        <w:t xml:space="preserve">treatment on circadian rhythm phase shift across three groups: Control</w:t>
+      </w:r>
+      <w:r>
+        <w:t xml:space="preserve"> </w:t>
+      </w:r>
+      <w:r>
+        <w:t xml:space="preserve">(n = 8), Knees (n = 7), and Eyes (n = 7). Median phase shifts were -0.48</w:t>
+      </w:r>
+      <w:r>
+        <w:t xml:space="preserve"> </w:t>
+      </w:r>
+      <w:r>
+        <w:t xml:space="preserve">hours (IQR = 0.84) for Control, -0.29 hours (IQR = 1.04) for Knees, and</w:t>
+      </w:r>
+      <w:r>
+        <w:t xml:space="preserve"> </w:t>
+      </w:r>
+      <w:r>
+        <w:t xml:space="preserve">-1.48 hours (IQR = 0.66) for Eyes. The test revealed a statistically</w:t>
+      </w:r>
+      <w:r>
+        <w:t xml:space="preserve"> </w:t>
+      </w:r>
+      <w:r>
+        <w:t xml:space="preserve">significant difference in phase shift between the groups, H(2) = 8.66, p</w:t>
+      </w:r>
+      <w:r>
+        <w:t xml:space="preserve"> </w:t>
+      </w:r>
+      <w:r>
+        <w:t xml:space="preserve">= 0.013, ε² = 0.37. Post-hoc pairwise comparisons using Dunn’s test with</w:t>
+      </w:r>
+      <w:r>
+        <w:t xml:space="preserve"> </w:t>
+      </w:r>
+      <w:r>
+        <w:t xml:space="preserve">Bonferroni correction indicated that the Eyes treatment differed</w:t>
+      </w:r>
+      <w:r>
+        <w:t xml:space="preserve"> </w:t>
+      </w:r>
+      <w:r>
+        <w:t xml:space="preserve">significantly from Control (p = 0.024), but no other pairwise</w:t>
+      </w:r>
+      <w:r>
+        <w:t xml:space="preserve"> </w:t>
+      </w:r>
+      <w:r>
+        <w:t xml:space="preserve">differences were significant. These results suggest that light exposure</w:t>
+      </w:r>
+      <w:r>
+        <w:t xml:space="preserve"> </w:t>
+      </w:r>
+      <w:r>
+        <w:t xml:space="preserve">to the eyes has a different effect on circadian rhythm than light to</w:t>
+      </w:r>
+      <w:r>
+        <w:t xml:space="preserve"> </w:t>
+      </w:r>
+      <w:r>
+        <w:t xml:space="preserve">other body parts.”</w:t>
+      </w:r>
+    </w:p>
+    <w:bookmarkEnd w:id="158"/>
+    <w:bookmarkStart w:id="159" w:name="apa-style-reporting"/>
+    <w:p>
+      <w:pPr>
+        <w:pStyle w:val="Heading2"/>
+      </w:pPr>
+      <w:r>
+        <w:t xml:space="preserve">APA Style Reporting</w:t>
+      </w:r>
+    </w:p>
+    <w:p>
+      <w:pPr>
+        <w:pStyle w:val="FirstParagraph"/>
+      </w:pPr>
+      <w:r>
+        <w:rPr>
+          <w:b/>
+          <w:bCs/>
+        </w:rPr>
+        <w:t xml:space="preserve">In-text citation format:</w:t>
+      </w:r>
+    </w:p>
+    <w:p>
+      <w:pPr>
+        <w:pStyle w:val="BlockText"/>
+      </w:pPr>
+      <w:r>
+        <w:t xml:space="preserve">The Kruskal-Wallis test revealed significant differences between</w:t>
+      </w:r>
+      <w:r>
+        <w:t xml:space="preserve"> </w:t>
+      </w:r>
+      <w:r>
+        <w:t xml:space="preserve">treatment groups, H(2) = 8.66, p = .013.</w:t>
+      </w:r>
+    </w:p>
+    <w:p>
+      <w:pPr>
+        <w:pStyle w:val="FirstParagraph"/>
+      </w:pPr>
+      <w:r>
+        <w:rPr>
+          <w:b/>
+          <w:bCs/>
+        </w:rPr>
+        <w:t xml:space="preserve">Table format:</w:t>
+      </w:r>
+    </w:p>
+    <w:p>
+      <w:pPr>
+        <w:pStyle w:val="SourceCode"/>
+      </w:pPr>
+      <w:r>
+        <w:rPr>
+          <w:rStyle w:val="VerbatimChar"/>
+        </w:rPr>
+        <w:t xml:space="preserve">Table 1. Descriptive Statistics for Phase Shift by Treatment</w:t>
+      </w:r>
+    </w:p>
+    <w:p>
+      <w:pPr>
+        <w:pStyle w:val="SourceCode"/>
+      </w:pPr>
+      <w:r>
+        <w:rPr>
+          <w:rStyle w:val="VerbatimChar"/>
+        </w:rPr>
+        <w:t xml:space="preserve"># A tibble: 3 × 6</w:t>
+      </w:r>
+      <w:r>
+        <w:br/>
+      </w:r>
+      <w:r>
+        <w:rPr>
+          <w:rStyle w:val="VerbatimChar"/>
+        </w:rPr>
+        <w:t xml:space="preserve">  treatment     n Median   IQR   Min   Max</w:t>
+      </w:r>
+      <w:r>
+        <w:br/>
+      </w:r>
+      <w:r>
+        <w:rPr>
+          <w:rStyle w:val="VerbatimChar"/>
+        </w:rPr>
+        <w:t xml:space="preserve">  &lt;fct&gt;     &lt;int&gt;  &lt;dbl&gt; &lt;dbl&gt; &lt;dbl&gt; &lt;dbl&gt;</w:t>
+      </w:r>
+      <w:r>
+        <w:br/>
+      </w:r>
+      <w:r>
+        <w:rPr>
+          <w:rStyle w:val="VerbatimChar"/>
+        </w:rPr>
+        <w:t xml:space="preserve">1 Control       8 -0.485 0.89  -1.27  0.53</w:t>
+      </w:r>
+      <w:r>
+        <w:br/>
+      </w:r>
+      <w:r>
+        <w:rPr>
+          <w:rStyle w:val="VerbatimChar"/>
+        </w:rPr>
+        <w:t xml:space="preserve">2 Eyes          7 -1.48  0.675 -2.83 -0.78</w:t>
+      </w:r>
+      <w:r>
+        <w:br/>
+      </w:r>
+      <w:r>
+        <w:rPr>
+          <w:rStyle w:val="VerbatimChar"/>
+        </w:rPr>
+        <w:t xml:space="preserve">3 Knees         7 -0.29  0.93  -1.61  0.73</w:t>
+      </w:r>
+    </w:p>
+    <w:p>
+      <w:pPr>
+        <w:pStyle w:val="SourceCode"/>
+      </w:pPr>
+      <w:r>
+        <w:br/>
+      </w:r>
+      <w:r>
+        <w:br/>
+      </w:r>
+      <w:r>
+        <w:rPr>
+          <w:rStyle w:val="VerbatimChar"/>
+        </w:rPr>
+        <w:t xml:space="preserve">Note. IQR = interquartile range.</w:t>
+      </w:r>
+    </w:p>
+    <w:p>
+      <w:pPr>
+        <w:pStyle w:val="SourceCode"/>
+      </w:pPr>
+      <w:r>
+        <w:rPr>
+          <w:rStyle w:val="VerbatimChar"/>
+        </w:rPr>
+        <w:t xml:space="preserve">Kruskal-Wallis H(2) = 8.66, p = .013, ε² = .37</w:t>
+      </w:r>
+    </w:p>
+    <w:p>
+      <w:pPr>
+        <w:pStyle w:val="FirstParagraph"/>
+      </w:pPr>
+      <w:r>
+        <w:rPr>
+          <w:b/>
+          <w:bCs/>
+        </w:rPr>
+        <w:t xml:space="preserve">Common mistakes to avoid:</w:t>
+      </w:r>
+    </w:p>
+    <w:p>
+      <w:pPr>
+        <w:pStyle w:val="Compact"/>
+        <w:numPr>
+          <w:ilvl w:val="0"/>
+          <w:numId w:val="1081"/>
+        </w:numPr>
+      </w:pPr>
+      <w:r>
+        <w:t xml:space="preserve">✗ Reporting means instead of medians</w:t>
+      </w:r>
+    </w:p>
+    <w:p>
+      <w:pPr>
+        <w:pStyle w:val="Compact"/>
+        <w:numPr>
+          <w:ilvl w:val="0"/>
+          <w:numId w:val="1081"/>
+        </w:numPr>
+      </w:pPr>
+      <w:r>
+        <w:t xml:space="preserve">✗ Using SD instead of IQR</w:t>
+      </w:r>
+    </w:p>
+    <w:p>
+      <w:pPr>
+        <w:pStyle w:val="Compact"/>
+        <w:numPr>
+          <w:ilvl w:val="0"/>
+          <w:numId w:val="1081"/>
+        </w:numPr>
+      </w:pPr>
+      <w:r>
+        <w:t xml:space="preserve">✗ Not mentioning it’s a non-parametric test</w:t>
+      </w:r>
+    </w:p>
+    <w:p>
+      <w:pPr>
+        <w:pStyle w:val="Compact"/>
+        <w:numPr>
+          <w:ilvl w:val="0"/>
+          <w:numId w:val="1081"/>
+        </w:numPr>
+      </w:pPr>
+      <w:r>
+        <w:t xml:space="preserve">✗ Forgetting effect size</w:t>
+      </w:r>
+    </w:p>
+    <w:p>
+      <w:pPr>
+        <w:pStyle w:val="Compact"/>
+        <w:numPr>
+          <w:ilvl w:val="0"/>
+          <w:numId w:val="1081"/>
+        </w:numPr>
+      </w:pPr>
+      <w:r>
+        <w:t xml:space="preserve">✗ Not justifying why non-parametric test used</w:t>
+      </w:r>
+    </w:p>
+    <w:bookmarkEnd w:id="159"/>
+    <w:bookmarkEnd w:id="160"/>
     <w:sectPr>
       <w:pgSz w:h="15840" w:w="12240"/>
       <w:pgMar w:bottom="720" w:footer="720" w:gutter="0" w:header="720" w:left="1152" w:right="720" w:top="720"/>
@@ -11988,6 +20146,108 @@
     <w:abstractNumId w:val="991"/>
   </w:num>
   <w:num w:numId="1065">
+    <w:abstractNumId w:val="991"/>
+  </w:num>
+  <w:num w:numId="1066">
+    <w:abstractNumId w:val="99411"/>
+    <w:lvlOverride w:ilvl="0">
+      <w:startOverride w:val="1"/>
+    </w:lvlOverride>
+    <w:lvlOverride w:ilvl="1">
+      <w:startOverride w:val="1"/>
+    </w:lvlOverride>
+    <w:lvlOverride w:ilvl="2">
+      <w:startOverride w:val="1"/>
+    </w:lvlOverride>
+    <w:lvlOverride w:ilvl="3">
+      <w:startOverride w:val="1"/>
+    </w:lvlOverride>
+    <w:lvlOverride w:ilvl="4">
+      <w:startOverride w:val="1"/>
+    </w:lvlOverride>
+    <w:lvlOverride w:ilvl="5">
+      <w:startOverride w:val="1"/>
+    </w:lvlOverride>
+    <w:lvlOverride w:ilvl="6">
+      <w:startOverride w:val="1"/>
+    </w:lvlOverride>
+    <w:lvlOverride w:ilvl="7">
+      <w:startOverride w:val="1"/>
+    </w:lvlOverride>
+    <w:lvlOverride w:ilvl="8">
+      <w:startOverride w:val="1"/>
+    </w:lvlOverride>
+  </w:num>
+  <w:num w:numId="1067">
+    <w:abstractNumId w:val="991"/>
+  </w:num>
+  <w:num w:numId="1068">
+    <w:abstractNumId w:val="991"/>
+  </w:num>
+  <w:num w:numId="1069">
+    <w:abstractNumId w:val="991"/>
+  </w:num>
+  <w:num w:numId="1070">
+    <w:abstractNumId w:val="991"/>
+  </w:num>
+  <w:num w:numId="1071">
+    <w:abstractNumId w:val="991"/>
+  </w:num>
+  <w:num w:numId="1072">
+    <w:abstractNumId w:val="991"/>
+  </w:num>
+  <w:num w:numId="1073">
+    <w:abstractNumId w:val="991"/>
+  </w:num>
+  <w:num w:numId="1074">
+    <w:abstractNumId w:val="991"/>
+  </w:num>
+  <w:num w:numId="1075">
+    <w:abstractNumId w:val="991"/>
+  </w:num>
+  <w:num w:numId="1076">
+    <w:abstractNumId w:val="991"/>
+  </w:num>
+  <w:num w:numId="1077">
+    <w:abstractNumId w:val="991"/>
+  </w:num>
+  <w:num w:numId="1078">
+    <w:abstractNumId w:val="991"/>
+  </w:num>
+  <w:num w:numId="1079">
+    <w:abstractNumId w:val="991"/>
+  </w:num>
+  <w:num w:numId="1080">
+    <w:abstractNumId w:val="99411"/>
+    <w:lvlOverride w:ilvl="0">
+      <w:startOverride w:val="1"/>
+    </w:lvlOverride>
+    <w:lvlOverride w:ilvl="1">
+      <w:startOverride w:val="1"/>
+    </w:lvlOverride>
+    <w:lvlOverride w:ilvl="2">
+      <w:startOverride w:val="1"/>
+    </w:lvlOverride>
+    <w:lvlOverride w:ilvl="3">
+      <w:startOverride w:val="1"/>
+    </w:lvlOverride>
+    <w:lvlOverride w:ilvl="4">
+      <w:startOverride w:val="1"/>
+    </w:lvlOverride>
+    <w:lvlOverride w:ilvl="5">
+      <w:startOverride w:val="1"/>
+    </w:lvlOverride>
+    <w:lvlOverride w:ilvl="6">
+      <w:startOverride w:val="1"/>
+    </w:lvlOverride>
+    <w:lvlOverride w:ilvl="7">
+      <w:startOverride w:val="1"/>
+    </w:lvlOverride>
+    <w:lvlOverride w:ilvl="8">
+      <w:startOverride w:val="1"/>
+    </w:lvlOverride>
+  </w:num>
+  <w:num w:numId="1081">
     <w:abstractNumId w:val="991"/>
   </w:num>
 </w:numbering>

--- a/docs/ecostats_lectures/lecture_11/11_01_lecture_powerpoint.docx
+++ b/docs/ecostats_lectures/lecture_11/11_01_lecture_powerpoint.docx
@@ -8802,8 +8802,8 @@
       <w:pPr>
         <w:pStyle w:val="Compact"/>
         <w:numPr>
-          <w:ilvl w:val="0"/>
-          <w:numId w:val="1051"/>
+          <w:ilvl w:val="1"/>
+          <w:numId w:val="1055"/>
         </w:numPr>
       </w:pPr>
       <w:r>
@@ -8814,8 +8814,8 @@
       <w:pPr>
         <w:pStyle w:val="Compact"/>
         <w:numPr>
-          <w:ilvl w:val="0"/>
-          <w:numId w:val="1051"/>
+          <w:ilvl w:val="1"/>
+          <w:numId w:val="1055"/>
         </w:numPr>
       </w:pPr>
       <w:r>
@@ -10634,7 +10634,7 @@
         <w:pStyle w:val="Compact"/>
         <w:numPr>
           <w:ilvl w:val="0"/>
-          <w:numId w:val="1055"/>
+          <w:numId w:val="1056"/>
         </w:numPr>
       </w:pPr>
       <w:r>
@@ -10653,7 +10653,7 @@
         <w:pStyle w:val="Compact"/>
         <w:numPr>
           <w:ilvl w:val="1"/>
-          <w:numId w:val="1056"/>
+          <w:numId w:val="1057"/>
         </w:numPr>
       </w:pPr>
       <w:r>
@@ -10665,7 +10665,7 @@
         <w:pStyle w:val="Compact"/>
         <w:numPr>
           <w:ilvl w:val="1"/>
-          <w:numId w:val="1056"/>
+          <w:numId w:val="1057"/>
         </w:numPr>
       </w:pPr>
       <w:r>
@@ -10677,7 +10677,7 @@
         <w:pStyle w:val="Compact"/>
         <w:numPr>
           <w:ilvl w:val="1"/>
-          <w:numId w:val="1056"/>
+          <w:numId w:val="1057"/>
         </w:numPr>
       </w:pPr>
       <w:r>
@@ -10696,7 +10696,7 @@
         <w:pStyle w:val="Compact"/>
         <w:numPr>
           <w:ilvl w:val="0"/>
-          <w:numId w:val="1055"/>
+          <w:numId w:val="1056"/>
         </w:numPr>
       </w:pPr>
       <w:r>
@@ -10715,7 +10715,7 @@
         <w:pStyle w:val="Compact"/>
         <w:numPr>
           <w:ilvl w:val="1"/>
-          <w:numId w:val="1057"/>
+          <w:numId w:val="1058"/>
         </w:numPr>
       </w:pPr>
       <w:r>
@@ -10727,7 +10727,7 @@
         <w:pStyle w:val="Compact"/>
         <w:numPr>
           <w:ilvl w:val="1"/>
-          <w:numId w:val="1057"/>
+          <w:numId w:val="1058"/>
         </w:numPr>
       </w:pPr>
       <w:r>
@@ -10739,7 +10739,7 @@
         <w:pStyle w:val="Compact"/>
         <w:numPr>
           <w:ilvl w:val="1"/>
-          <w:numId w:val="1057"/>
+          <w:numId w:val="1058"/>
         </w:numPr>
       </w:pPr>
       <w:r>
@@ -10751,7 +10751,7 @@
         <w:pStyle w:val="Compact"/>
         <w:numPr>
           <w:ilvl w:val="0"/>
-          <w:numId w:val="1055"/>
+          <w:numId w:val="1056"/>
         </w:numPr>
       </w:pPr>
       <w:r>
@@ -10851,7 +10851,7 @@
         <w:pStyle w:val="Compact"/>
         <w:numPr>
           <w:ilvl w:val="0"/>
-          <w:numId w:val="1058"/>
+          <w:numId w:val="1059"/>
         </w:numPr>
       </w:pPr>
       <w:r>
@@ -10870,7 +10870,7 @@
         <w:pStyle w:val="Compact"/>
         <w:numPr>
           <w:ilvl w:val="1"/>
-          <w:numId w:val="1059"/>
+          <w:numId w:val="1060"/>
         </w:numPr>
       </w:pPr>
       <w:r>
@@ -10882,7 +10882,7 @@
         <w:pStyle w:val="Compact"/>
         <w:numPr>
           <w:ilvl w:val="1"/>
-          <w:numId w:val="1059"/>
+          <w:numId w:val="1060"/>
         </w:numPr>
       </w:pPr>
       <w:r>
@@ -10894,7 +10894,7 @@
         <w:pStyle w:val="Compact"/>
         <w:numPr>
           <w:ilvl w:val="1"/>
-          <w:numId w:val="1059"/>
+          <w:numId w:val="1060"/>
         </w:numPr>
       </w:pPr>
       <w:r>
@@ -10913,7 +10913,7 @@
         <w:pStyle w:val="Compact"/>
         <w:numPr>
           <w:ilvl w:val="0"/>
-          <w:numId w:val="1058"/>
+          <w:numId w:val="1059"/>
         </w:numPr>
       </w:pPr>
       <w:r>
@@ -10932,7 +10932,7 @@
         <w:pStyle w:val="Compact"/>
         <w:numPr>
           <w:ilvl w:val="1"/>
-          <w:numId w:val="1060"/>
+          <w:numId w:val="1061"/>
         </w:numPr>
       </w:pPr>
       <w:r>
@@ -10944,7 +10944,7 @@
         <w:pStyle w:val="Compact"/>
         <w:numPr>
           <w:ilvl w:val="1"/>
-          <w:numId w:val="1060"/>
+          <w:numId w:val="1061"/>
         </w:numPr>
       </w:pPr>
       <w:r>
@@ -10956,7 +10956,7 @@
         <w:pStyle w:val="Compact"/>
         <w:numPr>
           <w:ilvl w:val="1"/>
-          <w:numId w:val="1060"/>
+          <w:numId w:val="1061"/>
         </w:numPr>
       </w:pPr>
       <w:r>
@@ -10968,7 +10968,7 @@
         <w:pStyle w:val="Compact"/>
         <w:numPr>
           <w:ilvl w:val="0"/>
-          <w:numId w:val="1058"/>
+          <w:numId w:val="1059"/>
         </w:numPr>
       </w:pPr>
       <w:r>
@@ -11163,7 +11163,7 @@
         <w:pStyle w:val="Compact"/>
         <w:numPr>
           <w:ilvl w:val="0"/>
-          <w:numId w:val="1061"/>
+          <w:numId w:val="1062"/>
         </w:numPr>
       </w:pPr>
       <w:r>
@@ -11188,7 +11188,7 @@
         <w:pStyle w:val="Compact"/>
         <w:numPr>
           <w:ilvl w:val="0"/>
-          <w:numId w:val="1061"/>
+          <w:numId w:val="1062"/>
         </w:numPr>
       </w:pPr>
       <w:r>
@@ -11207,55 +11207,55 @@
         <w:pStyle w:val="Compact"/>
         <w:numPr>
           <w:ilvl w:val="1"/>
+          <w:numId w:val="1063"/>
+        </w:numPr>
+      </w:pPr>
+      <w:r>
+        <w:t xml:space="preserve">Both are special cases of the General Linear Model</w:t>
+      </w:r>
+    </w:p>
+    <w:p>
+      <w:pPr>
+        <w:pStyle w:val="Compact"/>
+        <w:numPr>
+          <w:ilvl w:val="1"/>
+          <w:numId w:val="1063"/>
+        </w:numPr>
+      </w:pPr>
+      <w:r>
+        <w:t xml:space="preserve">ANOVA with categorical predictors = Regression with dummy</w:t>
+      </w:r>
+      <w:r>
+        <w:t xml:space="preserve"> </w:t>
+      </w:r>
+      <w:r>
+        <w:t xml:space="preserve">variables</w:t>
+      </w:r>
+    </w:p>
+    <w:p>
+      <w:pPr>
+        <w:pStyle w:val="Compact"/>
+        <w:numPr>
+          <w:ilvl w:val="1"/>
+          <w:numId w:val="1063"/>
+        </w:numPr>
+      </w:pPr>
+      <w:r>
+        <w:t xml:space="preserve">Both partition variance into explained and unexplained</w:t>
+      </w:r>
+      <w:r>
+        <w:t xml:space="preserve"> </w:t>
+      </w:r>
+      <w:r>
+        <w:t xml:space="preserve">components</w:t>
+      </w:r>
+    </w:p>
+    <w:p>
+      <w:pPr>
+        <w:pStyle w:val="Compact"/>
+        <w:numPr>
+          <w:ilvl w:val="0"/>
           <w:numId w:val="1062"/>
-        </w:numPr>
-      </w:pPr>
-      <w:r>
-        <w:t xml:space="preserve">Both are special cases of the General Linear Model</w:t>
-      </w:r>
-    </w:p>
-    <w:p>
-      <w:pPr>
-        <w:pStyle w:val="Compact"/>
-        <w:numPr>
-          <w:ilvl w:val="1"/>
-          <w:numId w:val="1062"/>
-        </w:numPr>
-      </w:pPr>
-      <w:r>
-        <w:t xml:space="preserve">ANOVA with categorical predictors = Regression with dummy</w:t>
-      </w:r>
-      <w:r>
-        <w:t xml:space="preserve"> </w:t>
-      </w:r>
-      <w:r>
-        <w:t xml:space="preserve">variables</w:t>
-      </w:r>
-    </w:p>
-    <w:p>
-      <w:pPr>
-        <w:pStyle w:val="Compact"/>
-        <w:numPr>
-          <w:ilvl w:val="1"/>
-          <w:numId w:val="1062"/>
-        </w:numPr>
-      </w:pPr>
-      <w:r>
-        <w:t xml:space="preserve">Both partition variance into explained and unexplained</w:t>
-      </w:r>
-      <w:r>
-        <w:t xml:space="preserve"> </w:t>
-      </w:r>
-      <w:r>
-        <w:t xml:space="preserve">components</w:t>
-      </w:r>
-    </w:p>
-    <w:p>
-      <w:pPr>
-        <w:pStyle w:val="Compact"/>
-        <w:numPr>
-          <w:ilvl w:val="0"/>
-          <w:numId w:val="1061"/>
         </w:numPr>
       </w:pPr>
       <w:r>
@@ -11274,7 +11274,7 @@
         <w:pStyle w:val="Compact"/>
         <w:numPr>
           <w:ilvl w:val="1"/>
-          <w:numId w:val="1063"/>
+          <w:numId w:val="1064"/>
         </w:numPr>
       </w:pPr>
       <w:r>
@@ -11286,7 +11286,7 @@
         <w:pStyle w:val="Compact"/>
         <w:numPr>
           <w:ilvl w:val="1"/>
-          <w:numId w:val="1063"/>
+          <w:numId w:val="1064"/>
         </w:numPr>
       </w:pPr>
       <w:r>
@@ -11304,7 +11304,7 @@
         <w:pStyle w:val="Compact"/>
         <w:numPr>
           <w:ilvl w:val="1"/>
-          <w:numId w:val="1063"/>
+          <w:numId w:val="1064"/>
         </w:numPr>
       </w:pPr>
       <w:r>
@@ -11322,7 +11322,7 @@
         <w:pStyle w:val="Compact"/>
         <w:numPr>
           <w:ilvl w:val="0"/>
-          <w:numId w:val="1061"/>
+          <w:numId w:val="1062"/>
         </w:numPr>
       </w:pPr>
       <w:r>
@@ -11341,7 +11341,7 @@
         <w:pStyle w:val="Compact"/>
         <w:numPr>
           <w:ilvl w:val="1"/>
-          <w:numId w:val="1064"/>
+          <w:numId w:val="1065"/>
         </w:numPr>
       </w:pPr>
       <w:r>
@@ -11353,7 +11353,7 @@
         <w:pStyle w:val="Compact"/>
         <w:numPr>
           <w:ilvl w:val="1"/>
-          <w:numId w:val="1064"/>
+          <w:numId w:val="1065"/>
         </w:numPr>
       </w:pPr>
       <w:r>
@@ -11365,7 +11365,7 @@
         <w:pStyle w:val="Compact"/>
         <w:numPr>
           <w:ilvl w:val="0"/>
-          <w:numId w:val="1061"/>
+          <w:numId w:val="1062"/>
         </w:numPr>
       </w:pPr>
       <w:r>
@@ -11384,7 +11384,7 @@
         <w:pStyle w:val="Compact"/>
         <w:numPr>
           <w:ilvl w:val="1"/>
-          <w:numId w:val="1065"/>
+          <w:numId w:val="1066"/>
         </w:numPr>
       </w:pPr>
       <w:r>
@@ -11396,7 +11396,7 @@
         <w:pStyle w:val="Compact"/>
         <w:numPr>
           <w:ilvl w:val="1"/>
-          <w:numId w:val="1065"/>
+          <w:numId w:val="1066"/>
         </w:numPr>
       </w:pPr>
       <w:r>
@@ -11454,7 +11454,7 @@
         <w:pStyle w:val="Compact"/>
         <w:numPr>
           <w:ilvl w:val="0"/>
-          <w:numId w:val="1066"/>
+          <w:numId w:val="1067"/>
         </w:numPr>
       </w:pPr>
       <w:r>
@@ -11470,61 +11470,61 @@
         <w:pStyle w:val="Compact"/>
         <w:numPr>
           <w:ilvl w:val="1"/>
+          <w:numId w:val="1068"/>
+        </w:numPr>
+      </w:pPr>
+      <w:r>
+        <w:t xml:space="preserve">Non-parametric alternative to one-way ANOVA</w:t>
+      </w:r>
+    </w:p>
+    <w:p>
+      <w:pPr>
+        <w:pStyle w:val="Compact"/>
+        <w:numPr>
+          <w:ilvl w:val="1"/>
+          <w:numId w:val="1068"/>
+        </w:numPr>
+      </w:pPr>
+      <w:r>
+        <w:t xml:space="preserve">Tests for differences in median ranks</w:t>
+      </w:r>
+    </w:p>
+    <w:p>
+      <w:pPr>
+        <w:pStyle w:val="Compact"/>
+        <w:numPr>
+          <w:ilvl w:val="1"/>
+          <w:numId w:val="1068"/>
+        </w:numPr>
+      </w:pPr>
+      <w:r>
+        <w:t xml:space="preserve">Works with ordinal or continuous data</w:t>
+      </w:r>
+    </w:p>
+    <w:p>
+      <w:pPr>
+        <w:pStyle w:val="Compact"/>
+        <w:numPr>
+          <w:ilvl w:val="1"/>
+          <w:numId w:val="1068"/>
+        </w:numPr>
+      </w:pPr>
+      <w:r>
+        <w:t xml:space="preserve">Assumptions: Independent observations, similar distribution</w:t>
+      </w:r>
+      <w:r>
+        <w:t xml:space="preserve"> </w:t>
+      </w:r>
+      <w:r>
+        <w:t xml:space="preserve">shapes</w:t>
+      </w:r>
+    </w:p>
+    <w:p>
+      <w:pPr>
+        <w:pStyle w:val="Compact"/>
+        <w:numPr>
+          <w:ilvl w:val="0"/>
           <w:numId w:val="1067"/>
-        </w:numPr>
-      </w:pPr>
-      <w:r>
-        <w:t xml:space="preserve">Non-parametric alternative to one-way ANOVA</w:t>
-      </w:r>
-    </w:p>
-    <w:p>
-      <w:pPr>
-        <w:pStyle w:val="Compact"/>
-        <w:numPr>
-          <w:ilvl w:val="1"/>
-          <w:numId w:val="1067"/>
-        </w:numPr>
-      </w:pPr>
-      <w:r>
-        <w:t xml:space="preserve">Tests for differences in median ranks</w:t>
-      </w:r>
-    </w:p>
-    <w:p>
-      <w:pPr>
-        <w:pStyle w:val="Compact"/>
-        <w:numPr>
-          <w:ilvl w:val="1"/>
-          <w:numId w:val="1067"/>
-        </w:numPr>
-      </w:pPr>
-      <w:r>
-        <w:t xml:space="preserve">Works with ordinal or continuous data</w:t>
-      </w:r>
-    </w:p>
-    <w:p>
-      <w:pPr>
-        <w:pStyle w:val="Compact"/>
-        <w:numPr>
-          <w:ilvl w:val="1"/>
-          <w:numId w:val="1067"/>
-        </w:numPr>
-      </w:pPr>
-      <w:r>
-        <w:t xml:space="preserve">Assumptions: Independent observations, similar distribution</w:t>
-      </w:r>
-      <w:r>
-        <w:t xml:space="preserve"> </w:t>
-      </w:r>
-      <w:r>
-        <w:t xml:space="preserve">shapes</w:t>
-      </w:r>
-    </w:p>
-    <w:p>
-      <w:pPr>
-        <w:pStyle w:val="Compact"/>
-        <w:numPr>
-          <w:ilvl w:val="0"/>
-          <w:numId w:val="1066"/>
         </w:numPr>
       </w:pPr>
       <w:r>
@@ -11545,8 +11545,8 @@
       <w:pPr>
         <w:pStyle w:val="Compact"/>
         <w:numPr>
-          <w:ilvl w:val="0"/>
-          <w:numId w:val="1068"/>
+          <w:ilvl w:val="1"/>
+          <w:numId w:val="1069"/>
         </w:numPr>
       </w:pPr>
       <w:r>
@@ -11557,8 +11557,8 @@
       <w:pPr>
         <w:pStyle w:val="Compact"/>
         <w:numPr>
-          <w:ilvl w:val="0"/>
-          <w:numId w:val="1068"/>
+          <w:ilvl w:val="1"/>
+          <w:numId w:val="1069"/>
         </w:numPr>
       </w:pPr>
       <w:r>
@@ -11569,8 +11569,8 @@
       <w:pPr>
         <w:pStyle w:val="Compact"/>
         <w:numPr>
-          <w:ilvl w:val="0"/>
-          <w:numId w:val="1068"/>
+          <w:ilvl w:val="1"/>
+          <w:numId w:val="1069"/>
         </w:numPr>
       </w:pPr>
       <w:r>
@@ -11604,7 +11604,7 @@
         <w:pStyle w:val="Compact"/>
         <w:numPr>
           <w:ilvl w:val="0"/>
-          <w:numId w:val="1069"/>
+          <w:numId w:val="1070"/>
         </w:numPr>
       </w:pPr>
       <w:r>
@@ -11616,7 +11616,7 @@
         <w:pStyle w:val="Compact"/>
         <w:numPr>
           <w:ilvl w:val="0"/>
-          <w:numId w:val="1069"/>
+          <w:numId w:val="1070"/>
         </w:numPr>
       </w:pPr>
       <w:r>
@@ -11628,7 +11628,7 @@
         <w:pStyle w:val="Compact"/>
         <w:numPr>
           <w:ilvl w:val="0"/>
-          <w:numId w:val="1069"/>
+          <w:numId w:val="1070"/>
         </w:numPr>
       </w:pPr>
       <w:r>
@@ -11640,7 +11640,7 @@
         <w:pStyle w:val="Compact"/>
         <w:numPr>
           <w:ilvl w:val="0"/>
-          <w:numId w:val="1069"/>
+          <w:numId w:val="1070"/>
         </w:numPr>
       </w:pPr>
       <w:r>
@@ -11652,7 +11652,7 @@
         <w:pStyle w:val="Compact"/>
         <w:numPr>
           <w:ilvl w:val="0"/>
-          <w:numId w:val="1069"/>
+          <w:numId w:val="1070"/>
         </w:numPr>
       </w:pPr>
       <w:r>
@@ -11664,7 +11664,7 @@
         <w:pStyle w:val="Compact"/>
         <w:numPr>
           <w:ilvl w:val="0"/>
-          <w:numId w:val="1069"/>
+          <w:numId w:val="1070"/>
         </w:numPr>
       </w:pPr>
       <w:r>
@@ -11688,7 +11688,7 @@
         <w:pStyle w:val="Compact"/>
         <w:numPr>
           <w:ilvl w:val="0"/>
-          <w:numId w:val="1070"/>
+          <w:numId w:val="1071"/>
         </w:numPr>
       </w:pPr>
       <w:r>
@@ -11700,7 +11700,7 @@
         <w:pStyle w:val="Compact"/>
         <w:numPr>
           <w:ilvl w:val="0"/>
-          <w:numId w:val="1070"/>
+          <w:numId w:val="1071"/>
         </w:numPr>
       </w:pPr>
       <w:r>
@@ -11712,7 +11712,7 @@
         <w:pStyle w:val="Compact"/>
         <w:numPr>
           <w:ilvl w:val="0"/>
-          <w:numId w:val="1070"/>
+          <w:numId w:val="1071"/>
         </w:numPr>
       </w:pPr>
       <w:r>
@@ -11724,7 +11724,7 @@
         <w:pStyle w:val="Compact"/>
         <w:numPr>
           <w:ilvl w:val="0"/>
-          <w:numId w:val="1070"/>
+          <w:numId w:val="1071"/>
         </w:numPr>
       </w:pPr>
       <w:r>
@@ -11765,9 +11765,10 @@
     </w:p>
     <w:p>
       <w:pPr>
+        <w:pStyle w:val="Compact"/>
         <w:numPr>
           <w:ilvl w:val="0"/>
-          <w:numId w:val="1071"/>
+          <w:numId w:val="1072"/>
         </w:numPr>
       </w:pPr>
       <w:r>
@@ -11783,42 +11784,43 @@
         <w:pStyle w:val="Compact"/>
         <w:numPr>
           <w:ilvl w:val="1"/>
+          <w:numId w:val="1073"/>
+        </w:numPr>
+      </w:pPr>
+      <w:r>
+        <w:t xml:space="preserve">Ranks all observations from smallest to largest</w:t>
+      </w:r>
+    </w:p>
+    <w:p>
+      <w:pPr>
+        <w:pStyle w:val="Compact"/>
+        <w:numPr>
+          <w:ilvl w:val="1"/>
+          <w:numId w:val="1073"/>
+        </w:numPr>
+      </w:pPr>
+      <w:r>
+        <w:t xml:space="preserve">Compares the sum of ranks between groups</w:t>
+      </w:r>
+    </w:p>
+    <w:p>
+      <w:pPr>
+        <w:pStyle w:val="Compact"/>
+        <w:numPr>
+          <w:ilvl w:val="1"/>
+          <w:numId w:val="1073"/>
+        </w:numPr>
+      </w:pPr>
+      <w:r>
+        <w:t xml:space="preserve">Tests if groups come from the same distribution</w:t>
+      </w:r>
+    </w:p>
+    <w:p>
+      <w:pPr>
+        <w:pStyle w:val="Compact"/>
+        <w:numPr>
+          <w:ilvl w:val="0"/>
           <w:numId w:val="1072"/>
-        </w:numPr>
-      </w:pPr>
-      <w:r>
-        <w:t xml:space="preserve">Ranks all observations from smallest to largest</w:t>
-      </w:r>
-    </w:p>
-    <w:p>
-      <w:pPr>
-        <w:pStyle w:val="Compact"/>
-        <w:numPr>
-          <w:ilvl w:val="1"/>
-          <w:numId w:val="1072"/>
-        </w:numPr>
-      </w:pPr>
-      <w:r>
-        <w:t xml:space="preserve">Compares the sum of ranks between groups</w:t>
-      </w:r>
-    </w:p>
-    <w:p>
-      <w:pPr>
-        <w:pStyle w:val="Compact"/>
-        <w:numPr>
-          <w:ilvl w:val="1"/>
-          <w:numId w:val="1072"/>
-        </w:numPr>
-      </w:pPr>
-      <w:r>
-        <w:t xml:space="preserve">Tests if groups come from the same distribution</w:t>
-      </w:r>
-    </w:p>
-    <w:p>
-      <w:pPr>
-        <w:numPr>
-          <w:ilvl w:val="0"/>
-          <w:numId w:val="1071"/>
         </w:numPr>
       </w:pPr>
       <w:r>
@@ -11834,7 +11836,7 @@
         <w:pStyle w:val="Compact"/>
         <w:numPr>
           <w:ilvl w:val="1"/>
-          <w:numId w:val="1073"/>
+          <w:numId w:val="1074"/>
         </w:numPr>
       </w:pPr>
       <w:r>
@@ -11853,7 +11855,7 @@
         <w:pStyle w:val="Compact"/>
         <w:numPr>
           <w:ilvl w:val="1"/>
-          <w:numId w:val="1073"/>
+          <w:numId w:val="1074"/>
         </w:numPr>
       </w:pPr>
       <w:r>
@@ -11869,9 +11871,10 @@
     </w:p>
     <w:p>
       <w:pPr>
+        <w:pStyle w:val="Compact"/>
         <w:numPr>
           <w:ilvl w:val="0"/>
-          <w:numId w:val="1071"/>
+          <w:numId w:val="1072"/>
         </w:numPr>
       </w:pPr>
       <w:r>
@@ -11884,7 +11887,7 @@
     </w:p>
     <w:p>
       <w:pPr>
-        <w:pStyle w:val="BodyText"/>
+        <w:pStyle w:val="Compact"/>
       </w:pPr>
       <m:oMathPara>
         <m:oMathParaPr>
@@ -12068,9 +12071,10 @@
     </w:p>
     <w:p>
       <w:pPr>
+        <w:pStyle w:val="Compact"/>
         <w:numPr>
           <w:ilvl w:val="0"/>
-          <w:numId w:val="1071"/>
+          <w:numId w:val="1072"/>
         </w:numPr>
       </w:pPr>
       <w:r>
@@ -12082,7 +12086,7 @@
         <w:pStyle w:val="Compact"/>
         <w:numPr>
           <w:ilvl w:val="1"/>
-          <w:numId w:val="1074"/>
+          <w:numId w:val="1075"/>
         </w:numPr>
       </w:pPr>
       <w:r>
@@ -12094,7 +12098,7 @@
         <w:pStyle w:val="Compact"/>
         <w:numPr>
           <w:ilvl w:val="1"/>
-          <w:numId w:val="1074"/>
+          <w:numId w:val="1075"/>
         </w:numPr>
       </w:pPr>
       <w:r>
@@ -12106,7 +12110,7 @@
         <w:pStyle w:val="Compact"/>
         <w:numPr>
           <w:ilvl w:val="1"/>
-          <w:numId w:val="1074"/>
+          <w:numId w:val="1075"/>
         </w:numPr>
       </w:pPr>
       <m:oMath>
@@ -12142,7 +12146,7 @@
         <w:pStyle w:val="Compact"/>
         <w:numPr>
           <w:ilvl w:val="1"/>
-          <w:numId w:val="1074"/>
+          <w:numId w:val="1075"/>
         </w:numPr>
       </w:pPr>
       <m:oMath>
@@ -12166,7 +12170,7 @@
         <w:pStyle w:val="Compact"/>
         <w:numPr>
           <w:ilvl w:val="1"/>
-          <w:numId w:val="1074"/>
+          <w:numId w:val="1075"/>
         </w:numPr>
       </w:pPr>
       <w:r>
@@ -12178,7 +12182,7 @@
         <w:pStyle w:val="Compact"/>
         <w:numPr>
           <w:ilvl w:val="1"/>
-          <w:numId w:val="1074"/>
+          <w:numId w:val="1075"/>
         </w:numPr>
       </w:pPr>
       <w:r>
@@ -12193,9 +12197,10 @@
     </w:p>
     <w:p>
       <w:pPr>
+        <w:pStyle w:val="Compact"/>
         <w:numPr>
           <w:ilvl w:val="0"/>
-          <w:numId w:val="1071"/>
+          <w:numId w:val="1072"/>
         </w:numPr>
       </w:pPr>
       <w:r>
@@ -12236,9 +12241,10 @@
     </w:p>
     <w:p>
       <w:pPr>
+        <w:pStyle w:val="Compact"/>
         <w:numPr>
           <w:ilvl w:val="0"/>
-          <w:numId w:val="1075"/>
+          <w:numId w:val="1076"/>
         </w:numPr>
       </w:pPr>
       <w:r>
@@ -12257,30 +12263,31 @@
         <w:pStyle w:val="Compact"/>
         <w:numPr>
           <w:ilvl w:val="1"/>
+          <w:numId w:val="1077"/>
+        </w:numPr>
+      </w:pPr>
+      <w:r>
+        <w:t xml:space="preserve">Same as parametric ANOVA</w:t>
+      </w:r>
+    </w:p>
+    <w:p>
+      <w:pPr>
+        <w:pStyle w:val="Compact"/>
+        <w:numPr>
+          <w:ilvl w:val="1"/>
+          <w:numId w:val="1077"/>
+        </w:numPr>
+      </w:pPr>
+      <w:r>
+        <w:t xml:space="preserve">Still critical!</w:t>
+      </w:r>
+    </w:p>
+    <w:p>
+      <w:pPr>
+        <w:pStyle w:val="Compact"/>
+        <w:numPr>
+          <w:ilvl w:val="0"/>
           <w:numId w:val="1076"/>
-        </w:numPr>
-      </w:pPr>
-      <w:r>
-        <w:t xml:space="preserve">Same as parametric ANOVA</w:t>
-      </w:r>
-    </w:p>
-    <w:p>
-      <w:pPr>
-        <w:pStyle w:val="Compact"/>
-        <w:numPr>
-          <w:ilvl w:val="1"/>
-          <w:numId w:val="1076"/>
-        </w:numPr>
-      </w:pPr>
-      <w:r>
-        <w:t xml:space="preserve">Still critical!</w:t>
-      </w:r>
-    </w:p>
-    <w:p>
-      <w:pPr>
-        <w:numPr>
-          <w:ilvl w:val="0"/>
-          <w:numId w:val="1075"/>
         </w:numPr>
       </w:pPr>
       <w:r>
@@ -12305,7 +12312,7 @@
         <w:pStyle w:val="Compact"/>
         <w:numPr>
           <w:ilvl w:val="1"/>
-          <w:numId w:val="1077"/>
+          <w:numId w:val="1078"/>
         </w:numPr>
       </w:pPr>
       <w:r>
@@ -12323,7 +12330,7 @@
         <w:pStyle w:val="Compact"/>
         <w:numPr>
           <w:ilvl w:val="1"/>
-          <w:numId w:val="1077"/>
+          <w:numId w:val="1078"/>
         </w:numPr>
       </w:pPr>
       <w:r>
@@ -12332,9 +12339,10 @@
     </w:p>
     <w:p>
       <w:pPr>
+        <w:pStyle w:val="Compact"/>
         <w:numPr>
           <w:ilvl w:val="0"/>
-          <w:numId w:val="1075"/>
+          <w:numId w:val="1076"/>
         </w:numPr>
       </w:pPr>
       <w:r>
@@ -12356,9 +12364,10 @@
     </w:p>
     <w:p>
       <w:pPr>
+        <w:pStyle w:val="Compact"/>
         <w:numPr>
           <w:ilvl w:val="0"/>
-          <w:numId w:val="1075"/>
+          <w:numId w:val="1076"/>
         </w:numPr>
       </w:pPr>
       <w:r>
@@ -12374,7 +12383,7 @@
         <w:pStyle w:val="Compact"/>
         <w:numPr>
           <w:ilvl w:val="1"/>
-          <w:numId w:val="1078"/>
+          <w:numId w:val="1079"/>
         </w:numPr>
       </w:pPr>
       <w:r>
@@ -12386,7 +12395,7 @@
         <w:pStyle w:val="Compact"/>
         <w:numPr>
           <w:ilvl w:val="1"/>
-          <w:numId w:val="1078"/>
+          <w:numId w:val="1079"/>
         </w:numPr>
       </w:pPr>
       <w:r>
@@ -12398,7 +12407,7 @@
         <w:pStyle w:val="Compact"/>
         <w:numPr>
           <w:ilvl w:val="1"/>
-          <w:numId w:val="1078"/>
+          <w:numId w:val="1079"/>
         </w:numPr>
       </w:pPr>
       <w:r>
@@ -12963,17 +12972,41 @@
         </w:rPr>
         <w:t xml:space="preserve">What we changed:</w:t>
       </w:r>
-      <w:r>
-        <w:t xml:space="preserve"> </w:t>
-      </w:r>
-      <w:r>
-        <w:t xml:space="preserve">- Increased variance in Knees group - Added extreme</w:t>
-      </w:r>
-      <w:r>
-        <w:t xml:space="preserve"> </w:t>
-      </w:r>
-      <w:r>
-        <w:t xml:space="preserve">outliers to Eyes group - Created unequal variances and non-normality</w:t>
+    </w:p>
+    <w:p>
+      <w:pPr>
+        <w:pStyle w:val="Compact"/>
+        <w:numPr>
+          <w:ilvl w:val="0"/>
+          <w:numId w:val="1080"/>
+        </w:numPr>
+      </w:pPr>
+      <w:r>
+        <w:t xml:space="preserve">- Increased variance in Knees group</w:t>
+      </w:r>
+    </w:p>
+    <w:p>
+      <w:pPr>
+        <w:pStyle w:val="Compact"/>
+        <w:numPr>
+          <w:ilvl w:val="0"/>
+          <w:numId w:val="1080"/>
+        </w:numPr>
+      </w:pPr>
+      <w:r>
+        <w:t xml:space="preserve">- Added extreme outliers to Eyes group</w:t>
+      </w:r>
+    </w:p>
+    <w:p>
+      <w:pPr>
+        <w:pStyle w:val="Compact"/>
+        <w:numPr>
+          <w:ilvl w:val="0"/>
+          <w:numId w:val="1080"/>
+        </w:numPr>
+      </w:pPr>
+      <w:r>
+        <w:t xml:space="preserve">- Created unequal variances and non-normality</w:t>
       </w:r>
     </w:p>
     <w:bookmarkEnd w:id="127"/>
@@ -13325,6 +13358,183 @@
           <w:rStyle w:val="NormalTok"/>
         </w:rPr>
         <w:t xml:space="preserve">)</w:t>
+      </w:r>
+      <w:r>
+        <w:rPr>
+          <w:rStyle w:val="SpecialCharTok"/>
+        </w:rPr>
+        <w:t xml:space="preserve">+</w:t>
+      </w:r>
+      <w:r>
+        <w:br/>
+      </w:r>
+      <w:r>
+        <w:rPr>
+          <w:rStyle w:val="NormalTok"/>
+        </w:rPr>
+        <w:t xml:space="preserve">  </w:t>
+      </w:r>
+      <w:r>
+        <w:rPr>
+          <w:rStyle w:val="FunctionTok"/>
+        </w:rPr>
+        <w:t xml:space="preserve">theme_minimal</w:t>
+      </w:r>
+      <w:r>
+        <w:rPr>
+          <w:rStyle w:val="NormalTok"/>
+        </w:rPr>
+        <w:t xml:space="preserve">() </w:t>
+      </w:r>
+      <w:r>
+        <w:rPr>
+          <w:rStyle w:val="SpecialCharTok"/>
+        </w:rPr>
+        <w:t xml:space="preserve">+</w:t>
+      </w:r>
+      <w:r>
+        <w:br/>
+      </w:r>
+      <w:r>
+        <w:rPr>
+          <w:rStyle w:val="NormalTok"/>
+        </w:rPr>
+        <w:t xml:space="preserve">  </w:t>
+      </w:r>
+      <w:r>
+        <w:rPr>
+          <w:rStyle w:val="FunctionTok"/>
+        </w:rPr>
+        <w:t xml:space="preserve">labs</w:t>
+      </w:r>
+      <w:r>
+        <w:rPr>
+          <w:rStyle w:val="NormalTok"/>
+        </w:rPr>
+        <w:t xml:space="preserve">(</w:t>
+      </w:r>
+      <w:r>
+        <w:rPr>
+          <w:rStyle w:val="AttributeTok"/>
+        </w:rPr>
+        <w:t xml:space="preserve">title =</w:t>
+      </w:r>
+      <w:r>
+        <w:rPr>
+          <w:rStyle w:val="NormalTok"/>
+        </w:rPr>
+        <w:t xml:space="preserve"> </w:t>
+      </w:r>
+      <w:r>
+        <w:rPr>
+          <w:rStyle w:val="StringTok"/>
+        </w:rPr>
+        <w:t xml:space="preserve">"Modified Data with Violations"</w:t>
+      </w:r>
+      <w:r>
+        <w:rPr>
+          <w:rStyle w:val="NormalTok"/>
+        </w:rPr>
+        <w:t xml:space="preserve">,</w:t>
+      </w:r>
+      <w:r>
+        <w:br/>
+      </w:r>
+      <w:r>
+        <w:rPr>
+          <w:rStyle w:val="NormalTok"/>
+        </w:rPr>
+        <w:t xml:space="preserve">       </w:t>
+      </w:r>
+      <w:r>
+        <w:rPr>
+          <w:rStyle w:val="AttributeTok"/>
+        </w:rPr>
+        <w:t xml:space="preserve">subtitle =</w:t>
+      </w:r>
+      <w:r>
+        <w:rPr>
+          <w:rStyle w:val="NormalTok"/>
+        </w:rPr>
+        <w:t xml:space="preserve"> </w:t>
+      </w:r>
+      <w:r>
+        <w:rPr>
+          <w:rStyle w:val="StringTok"/>
+        </w:rPr>
+        <w:t xml:space="preserve">"Median with IQR"</w:t>
+      </w:r>
+      <w:r>
+        <w:rPr>
+          <w:rStyle w:val="NormalTok"/>
+        </w:rPr>
+        <w:t xml:space="preserve">,</w:t>
+      </w:r>
+      <w:r>
+        <w:br/>
+      </w:r>
+      <w:r>
+        <w:rPr>
+          <w:rStyle w:val="NormalTok"/>
+        </w:rPr>
+        <w:t xml:space="preserve">       </w:t>
+      </w:r>
+      <w:r>
+        <w:rPr>
+          <w:rStyle w:val="AttributeTok"/>
+        </w:rPr>
+        <w:t xml:space="preserve">x =</w:t>
+      </w:r>
+      <w:r>
+        <w:rPr>
+          <w:rStyle w:val="NormalTok"/>
+        </w:rPr>
+        <w:t xml:space="preserve"> </w:t>
+      </w:r>
+      <w:r>
+        <w:rPr>
+          <w:rStyle w:val="StringTok"/>
+        </w:rPr>
+        <w:t xml:space="preserve">"Light Treatment"</w:t>
+      </w:r>
+      <w:r>
+        <w:rPr>
+          <w:rStyle w:val="NormalTok"/>
+        </w:rPr>
+        <w:t xml:space="preserve">,</w:t>
+      </w:r>
+      <w:r>
+        <w:br/>
+      </w:r>
+      <w:r>
+        <w:rPr>
+          <w:rStyle w:val="NormalTok"/>
+        </w:rPr>
+        <w:t xml:space="preserve">       </w:t>
+      </w:r>
+      <w:r>
+        <w:rPr>
+          <w:rStyle w:val="AttributeTok"/>
+        </w:rPr>
+        <w:t xml:space="preserve">y =</w:t>
+      </w:r>
+      <w:r>
+        <w:rPr>
+          <w:rStyle w:val="NormalTok"/>
+        </w:rPr>
+        <w:t xml:space="preserve"> </w:t>
+      </w:r>
+      <w:r>
+        <w:rPr>
+          <w:rStyle w:val="StringTok"/>
+        </w:rPr>
+        <w:t xml:space="preserve">"Phase Shift (hours)"</w:t>
+      </w:r>
+      <w:r>
+        <w:rPr>
+          <w:rStyle w:val="NormalTok"/>
+        </w:rPr>
+        <w:t xml:space="preserve">) </w:t>
       </w:r>
     </w:p>
     <w:p>
@@ -13374,3367 +13584,6 @@
         </w:drawing>
       </w:r>
     </w:p>
-    <w:p>
-      <w:pPr>
-        <w:pStyle w:val="SourceCode"/>
-      </w:pPr>
-      <w:r>
-        <w:rPr>
-          <w:rStyle w:val="NormalTok"/>
-        </w:rPr>
-        <w:t xml:space="preserve">  </w:t>
-      </w:r>
-      <w:r>
-        <w:rPr>
-          <w:rStyle w:val="FunctionTok"/>
-        </w:rPr>
-        <w:t xml:space="preserve">theme_minimal</w:t>
-      </w:r>
-      <w:r>
-        <w:rPr>
-          <w:rStyle w:val="NormalTok"/>
-        </w:rPr>
-        <w:t xml:space="preserve">() </w:t>
-      </w:r>
-      <w:r>
-        <w:rPr>
-          <w:rStyle w:val="SpecialCharTok"/>
-        </w:rPr>
-        <w:t xml:space="preserve">+</w:t>
-      </w:r>
-      <w:r>
-        <w:br/>
-      </w:r>
-      <w:r>
-        <w:rPr>
-          <w:rStyle w:val="NormalTok"/>
-        </w:rPr>
-        <w:t xml:space="preserve">  </w:t>
-      </w:r>
-      <w:r>
-        <w:rPr>
-          <w:rStyle w:val="FunctionTok"/>
-        </w:rPr>
-        <w:t xml:space="preserve">labs</w:t>
-      </w:r>
-      <w:r>
-        <w:rPr>
-          <w:rStyle w:val="NormalTok"/>
-        </w:rPr>
-        <w:t xml:space="preserve">(</w:t>
-      </w:r>
-      <w:r>
-        <w:rPr>
-          <w:rStyle w:val="AttributeTok"/>
-        </w:rPr>
-        <w:t xml:space="preserve">title =</w:t>
-      </w:r>
-      <w:r>
-        <w:rPr>
-          <w:rStyle w:val="NormalTok"/>
-        </w:rPr>
-        <w:t xml:space="preserve"> </w:t>
-      </w:r>
-      <w:r>
-        <w:rPr>
-          <w:rStyle w:val="StringTok"/>
-        </w:rPr>
-        <w:t xml:space="preserve">"Modified Data with Violations"</w:t>
-      </w:r>
-      <w:r>
-        <w:rPr>
-          <w:rStyle w:val="NormalTok"/>
-        </w:rPr>
-        <w:t xml:space="preserve">,</w:t>
-      </w:r>
-      <w:r>
-        <w:br/>
-      </w:r>
-      <w:r>
-        <w:rPr>
-          <w:rStyle w:val="NormalTok"/>
-        </w:rPr>
-        <w:t xml:space="preserve">       </w:t>
-      </w:r>
-      <w:r>
-        <w:rPr>
-          <w:rStyle w:val="AttributeTok"/>
-        </w:rPr>
-        <w:t xml:space="preserve">subtitle =</w:t>
-      </w:r>
-      <w:r>
-        <w:rPr>
-          <w:rStyle w:val="NormalTok"/>
-        </w:rPr>
-        <w:t xml:space="preserve"> </w:t>
-      </w:r>
-      <w:r>
-        <w:rPr>
-          <w:rStyle w:val="StringTok"/>
-        </w:rPr>
-        <w:t xml:space="preserve">"Median with IQR"</w:t>
-      </w:r>
-      <w:r>
-        <w:rPr>
-          <w:rStyle w:val="NormalTok"/>
-        </w:rPr>
-        <w:t xml:space="preserve">,</w:t>
-      </w:r>
-      <w:r>
-        <w:br/>
-      </w:r>
-      <w:r>
-        <w:rPr>
-          <w:rStyle w:val="NormalTok"/>
-        </w:rPr>
-        <w:t xml:space="preserve">       </w:t>
-      </w:r>
-      <w:r>
-        <w:rPr>
-          <w:rStyle w:val="AttributeTok"/>
-        </w:rPr>
-        <w:t xml:space="preserve">x =</w:t>
-      </w:r>
-      <w:r>
-        <w:rPr>
-          <w:rStyle w:val="NormalTok"/>
-        </w:rPr>
-        <w:t xml:space="preserve"> </w:t>
-      </w:r>
-      <w:r>
-        <w:rPr>
-          <w:rStyle w:val="StringTok"/>
-        </w:rPr>
-        <w:t xml:space="preserve">"Light Treatment"</w:t>
-      </w:r>
-      <w:r>
-        <w:rPr>
-          <w:rStyle w:val="NormalTok"/>
-        </w:rPr>
-        <w:t xml:space="preserve">,</w:t>
-      </w:r>
-      <w:r>
-        <w:br/>
-      </w:r>
-      <w:r>
-        <w:rPr>
-          <w:rStyle w:val="NormalTok"/>
-        </w:rPr>
-        <w:t xml:space="preserve">       </w:t>
-      </w:r>
-      <w:r>
-        <w:rPr>
-          <w:rStyle w:val="AttributeTok"/>
-        </w:rPr>
-        <w:t xml:space="preserve">y =</w:t>
-      </w:r>
-      <w:r>
-        <w:rPr>
-          <w:rStyle w:val="NormalTok"/>
-        </w:rPr>
-        <w:t xml:space="preserve"> </w:t>
-      </w:r>
-      <w:r>
-        <w:rPr>
-          <w:rStyle w:val="StringTok"/>
-        </w:rPr>
-        <w:t xml:space="preserve">"Phase Shift (hours)"</w:t>
-      </w:r>
-      <w:r>
-        <w:rPr>
-          <w:rStyle w:val="NormalTok"/>
-        </w:rPr>
-        <w:t xml:space="preserve">) </w:t>
-      </w:r>
-    </w:p>
-    <w:p>
-      <w:pPr>
-        <w:pStyle w:val="SourceCode"/>
-      </w:pPr>
-      <w:r>
-        <w:rPr>
-          <w:rStyle w:val="VerbatimChar"/>
-        </w:rPr>
-        <w:t xml:space="preserve">&lt;theme&gt; List of 147</w:t>
-      </w:r>
-      <w:r>
-        <w:br/>
-      </w:r>
-      <w:r>
-        <w:rPr>
-          <w:rStyle w:val="VerbatimChar"/>
-        </w:rPr>
-        <w:t xml:space="preserve"> $ line                            : &lt;ggplot2::element_line&gt;</w:t>
-      </w:r>
-      <w:r>
-        <w:br/>
-      </w:r>
-      <w:r>
-        <w:rPr>
-          <w:rStyle w:val="VerbatimChar"/>
-        </w:rPr>
-        <w:t xml:space="preserve">  ..@ colour       : chr "black"</w:t>
-      </w:r>
-      <w:r>
-        <w:br/>
-      </w:r>
-      <w:r>
-        <w:rPr>
-          <w:rStyle w:val="VerbatimChar"/>
-        </w:rPr>
-        <w:t xml:space="preserve">  ..@ linewidth    : num 0.5</w:t>
-      </w:r>
-      <w:r>
-        <w:br/>
-      </w:r>
-      <w:r>
-        <w:rPr>
-          <w:rStyle w:val="VerbatimChar"/>
-        </w:rPr>
-        <w:t xml:space="preserve">  ..@ linetype     : num 1</w:t>
-      </w:r>
-      <w:r>
-        <w:br/>
-      </w:r>
-      <w:r>
-        <w:rPr>
-          <w:rStyle w:val="VerbatimChar"/>
-        </w:rPr>
-        <w:t xml:space="preserve">  ..@ lineend      : chr "butt"</w:t>
-      </w:r>
-      <w:r>
-        <w:br/>
-      </w:r>
-      <w:r>
-        <w:rPr>
-          <w:rStyle w:val="VerbatimChar"/>
-        </w:rPr>
-        <w:t xml:space="preserve">  ..@ linejoin     : chr "round"</w:t>
-      </w:r>
-      <w:r>
-        <w:br/>
-      </w:r>
-      <w:r>
-        <w:rPr>
-          <w:rStyle w:val="VerbatimChar"/>
-        </w:rPr>
-        <w:t xml:space="preserve">  ..@ arrow        : logi FALSE</w:t>
-      </w:r>
-      <w:r>
-        <w:br/>
-      </w:r>
-      <w:r>
-        <w:rPr>
-          <w:rStyle w:val="VerbatimChar"/>
-        </w:rPr>
-        <w:t xml:space="preserve">  ..@ arrow.fill   : chr "black"</w:t>
-      </w:r>
-      <w:r>
-        <w:br/>
-      </w:r>
-      <w:r>
-        <w:rPr>
-          <w:rStyle w:val="VerbatimChar"/>
-        </w:rPr>
-        <w:t xml:space="preserve">  ..@ inherit.blank: logi TRUE</w:t>
-      </w:r>
-      <w:r>
-        <w:br/>
-      </w:r>
-      <w:r>
-        <w:rPr>
-          <w:rStyle w:val="VerbatimChar"/>
-        </w:rPr>
-        <w:t xml:space="preserve"> $ rect                            : &lt;ggplot2::element_rect&gt;</w:t>
-      </w:r>
-      <w:r>
-        <w:br/>
-      </w:r>
-      <w:r>
-        <w:rPr>
-          <w:rStyle w:val="VerbatimChar"/>
-        </w:rPr>
-        <w:t xml:space="preserve">  ..@ fill         : chr "white"</w:t>
-      </w:r>
-      <w:r>
-        <w:br/>
-      </w:r>
-      <w:r>
-        <w:rPr>
-          <w:rStyle w:val="VerbatimChar"/>
-        </w:rPr>
-        <w:t xml:space="preserve">  ..@ colour       : chr "black"</w:t>
-      </w:r>
-      <w:r>
-        <w:br/>
-      </w:r>
-      <w:r>
-        <w:rPr>
-          <w:rStyle w:val="VerbatimChar"/>
-        </w:rPr>
-        <w:t xml:space="preserve">  ..@ linewidth    : num 0.5</w:t>
-      </w:r>
-      <w:r>
-        <w:br/>
-      </w:r>
-      <w:r>
-        <w:rPr>
-          <w:rStyle w:val="VerbatimChar"/>
-        </w:rPr>
-        <w:t xml:space="preserve">  ..@ linetype     : num 1</w:t>
-      </w:r>
-      <w:r>
-        <w:br/>
-      </w:r>
-      <w:r>
-        <w:rPr>
-          <w:rStyle w:val="VerbatimChar"/>
-        </w:rPr>
-        <w:t xml:space="preserve">  ..@ linejoin     : chr "round"</w:t>
-      </w:r>
-      <w:r>
-        <w:br/>
-      </w:r>
-      <w:r>
-        <w:rPr>
-          <w:rStyle w:val="VerbatimChar"/>
-        </w:rPr>
-        <w:t xml:space="preserve">  ..@ inherit.blank: logi TRUE</w:t>
-      </w:r>
-      <w:r>
-        <w:br/>
-      </w:r>
-      <w:r>
-        <w:rPr>
-          <w:rStyle w:val="VerbatimChar"/>
-        </w:rPr>
-        <w:t xml:space="preserve"> $ text                            : &lt;ggplot2::element_text&gt;</w:t>
-      </w:r>
-      <w:r>
-        <w:br/>
-      </w:r>
-      <w:r>
-        <w:rPr>
-          <w:rStyle w:val="VerbatimChar"/>
-        </w:rPr>
-        <w:t xml:space="preserve">  ..@ family       : chr ""</w:t>
-      </w:r>
-      <w:r>
-        <w:br/>
-      </w:r>
-      <w:r>
-        <w:rPr>
-          <w:rStyle w:val="VerbatimChar"/>
-        </w:rPr>
-        <w:t xml:space="preserve">  ..@ face         : chr "plain"</w:t>
-      </w:r>
-      <w:r>
-        <w:br/>
-      </w:r>
-      <w:r>
-        <w:rPr>
-          <w:rStyle w:val="VerbatimChar"/>
-        </w:rPr>
-        <w:t xml:space="preserve">  ..@ italic       : chr NA</w:t>
-      </w:r>
-      <w:r>
-        <w:br/>
-      </w:r>
-      <w:r>
-        <w:rPr>
-          <w:rStyle w:val="VerbatimChar"/>
-        </w:rPr>
-        <w:t xml:space="preserve">  ..@ fontweight   : num NA</w:t>
-      </w:r>
-      <w:r>
-        <w:br/>
-      </w:r>
-      <w:r>
-        <w:rPr>
-          <w:rStyle w:val="VerbatimChar"/>
-        </w:rPr>
-        <w:t xml:space="preserve">  ..@ fontwidth    : num NA</w:t>
-      </w:r>
-      <w:r>
-        <w:br/>
-      </w:r>
-      <w:r>
-        <w:rPr>
-          <w:rStyle w:val="VerbatimChar"/>
-        </w:rPr>
-        <w:t xml:space="preserve">  ..@ colour       : chr "black"</w:t>
-      </w:r>
-      <w:r>
-        <w:br/>
-      </w:r>
-      <w:r>
-        <w:rPr>
-          <w:rStyle w:val="VerbatimChar"/>
-        </w:rPr>
-        <w:t xml:space="preserve">  ..@ size         : num 11</w:t>
-      </w:r>
-      <w:r>
-        <w:br/>
-      </w:r>
-      <w:r>
-        <w:rPr>
-          <w:rStyle w:val="VerbatimChar"/>
-        </w:rPr>
-        <w:t xml:space="preserve">  ..@ hjust        : num 0.5</w:t>
-      </w:r>
-      <w:r>
-        <w:br/>
-      </w:r>
-      <w:r>
-        <w:rPr>
-          <w:rStyle w:val="VerbatimChar"/>
-        </w:rPr>
-        <w:t xml:space="preserve">  ..@ vjust        : num 0.5</w:t>
-      </w:r>
-      <w:r>
-        <w:br/>
-      </w:r>
-      <w:r>
-        <w:rPr>
-          <w:rStyle w:val="VerbatimChar"/>
-        </w:rPr>
-        <w:t xml:space="preserve">  ..@ angle        : num 0</w:t>
-      </w:r>
-      <w:r>
-        <w:br/>
-      </w:r>
-      <w:r>
-        <w:rPr>
-          <w:rStyle w:val="VerbatimChar"/>
-        </w:rPr>
-        <w:t xml:space="preserve">  ..@ lineheight   : num 0.9</w:t>
-      </w:r>
-      <w:r>
-        <w:br/>
-      </w:r>
-      <w:r>
-        <w:rPr>
-          <w:rStyle w:val="VerbatimChar"/>
-        </w:rPr>
-        <w:t xml:space="preserve">  ..@ margin       : &lt;ggplot2::margin&gt; num [1:4] 0 0 0 0</w:t>
-      </w:r>
-      <w:r>
-        <w:br/>
-      </w:r>
-      <w:r>
-        <w:rPr>
-          <w:rStyle w:val="VerbatimChar"/>
-        </w:rPr>
-        <w:t xml:space="preserve">  ..@ debug        : logi FALSE</w:t>
-      </w:r>
-      <w:r>
-        <w:br/>
-      </w:r>
-      <w:r>
-        <w:rPr>
-          <w:rStyle w:val="VerbatimChar"/>
-        </w:rPr>
-        <w:t xml:space="preserve">  ..@ inherit.blank: logi TRUE</w:t>
-      </w:r>
-      <w:r>
-        <w:br/>
-      </w:r>
-      <w:r>
-        <w:rPr>
-          <w:rStyle w:val="VerbatimChar"/>
-        </w:rPr>
-        <w:t xml:space="preserve"> $ title                           : chr "Modified Data with Violations"</w:t>
-      </w:r>
-      <w:r>
-        <w:br/>
-      </w:r>
-      <w:r>
-        <w:rPr>
-          <w:rStyle w:val="VerbatimChar"/>
-        </w:rPr>
-        <w:t xml:space="preserve"> $ point                           : &lt;ggplot2::element_point&gt;</w:t>
-      </w:r>
-      <w:r>
-        <w:br/>
-      </w:r>
-      <w:r>
-        <w:rPr>
-          <w:rStyle w:val="VerbatimChar"/>
-        </w:rPr>
-        <w:t xml:space="preserve">  ..@ colour       : chr "black"</w:t>
-      </w:r>
-      <w:r>
-        <w:br/>
-      </w:r>
-      <w:r>
-        <w:rPr>
-          <w:rStyle w:val="VerbatimChar"/>
-        </w:rPr>
-        <w:t xml:space="preserve">  ..@ shape        : num 19</w:t>
-      </w:r>
-      <w:r>
-        <w:br/>
-      </w:r>
-      <w:r>
-        <w:rPr>
-          <w:rStyle w:val="VerbatimChar"/>
-        </w:rPr>
-        <w:t xml:space="preserve">  ..@ size         : num 1.5</w:t>
-      </w:r>
-      <w:r>
-        <w:br/>
-      </w:r>
-      <w:r>
-        <w:rPr>
-          <w:rStyle w:val="VerbatimChar"/>
-        </w:rPr>
-        <w:t xml:space="preserve">  ..@ fill         : chr "white"</w:t>
-      </w:r>
-      <w:r>
-        <w:br/>
-      </w:r>
-      <w:r>
-        <w:rPr>
-          <w:rStyle w:val="VerbatimChar"/>
-        </w:rPr>
-        <w:t xml:space="preserve">  ..@ stroke       : num 0.5</w:t>
-      </w:r>
-      <w:r>
-        <w:br/>
-      </w:r>
-      <w:r>
-        <w:rPr>
-          <w:rStyle w:val="VerbatimChar"/>
-        </w:rPr>
-        <w:t xml:space="preserve">  ..@ inherit.blank: logi TRUE</w:t>
-      </w:r>
-      <w:r>
-        <w:br/>
-      </w:r>
-      <w:r>
-        <w:rPr>
-          <w:rStyle w:val="VerbatimChar"/>
-        </w:rPr>
-        <w:t xml:space="preserve"> $ polygon                         : &lt;ggplot2::element_polygon&gt;</w:t>
-      </w:r>
-      <w:r>
-        <w:br/>
-      </w:r>
-      <w:r>
-        <w:rPr>
-          <w:rStyle w:val="VerbatimChar"/>
-        </w:rPr>
-        <w:t xml:space="preserve">  ..@ fill         : chr "white"</w:t>
-      </w:r>
-      <w:r>
-        <w:br/>
-      </w:r>
-      <w:r>
-        <w:rPr>
-          <w:rStyle w:val="VerbatimChar"/>
-        </w:rPr>
-        <w:t xml:space="preserve">  ..@ colour       : chr "black"</w:t>
-      </w:r>
-      <w:r>
-        <w:br/>
-      </w:r>
-      <w:r>
-        <w:rPr>
-          <w:rStyle w:val="VerbatimChar"/>
-        </w:rPr>
-        <w:t xml:space="preserve">  ..@ linewidth    : num 0.5</w:t>
-      </w:r>
-      <w:r>
-        <w:br/>
-      </w:r>
-      <w:r>
-        <w:rPr>
-          <w:rStyle w:val="VerbatimChar"/>
-        </w:rPr>
-        <w:t xml:space="preserve">  ..@ linetype     : num 1</w:t>
-      </w:r>
-      <w:r>
-        <w:br/>
-      </w:r>
-      <w:r>
-        <w:rPr>
-          <w:rStyle w:val="VerbatimChar"/>
-        </w:rPr>
-        <w:t xml:space="preserve">  ..@ linejoin     : chr "round"</w:t>
-      </w:r>
-      <w:r>
-        <w:br/>
-      </w:r>
-      <w:r>
-        <w:rPr>
-          <w:rStyle w:val="VerbatimChar"/>
-        </w:rPr>
-        <w:t xml:space="preserve">  ..@ inherit.blank: logi TRUE</w:t>
-      </w:r>
-      <w:r>
-        <w:br/>
-      </w:r>
-      <w:r>
-        <w:rPr>
-          <w:rStyle w:val="VerbatimChar"/>
-        </w:rPr>
-        <w:t xml:space="preserve"> $ geom                            : &lt;ggplot2::element_geom&gt;</w:t>
-      </w:r>
-      <w:r>
-        <w:br/>
-      </w:r>
-      <w:r>
-        <w:rPr>
-          <w:rStyle w:val="VerbatimChar"/>
-        </w:rPr>
-        <w:t xml:space="preserve">  ..@ ink        : chr "black"</w:t>
-      </w:r>
-      <w:r>
-        <w:br/>
-      </w:r>
-      <w:r>
-        <w:rPr>
-          <w:rStyle w:val="VerbatimChar"/>
-        </w:rPr>
-        <w:t xml:space="preserve">  ..@ paper      : chr "white"</w:t>
-      </w:r>
-      <w:r>
-        <w:br/>
-      </w:r>
-      <w:r>
-        <w:rPr>
-          <w:rStyle w:val="VerbatimChar"/>
-        </w:rPr>
-        <w:t xml:space="preserve">  ..@ accent     : chr "#3366FF"</w:t>
-      </w:r>
-      <w:r>
-        <w:br/>
-      </w:r>
-      <w:r>
-        <w:rPr>
-          <w:rStyle w:val="VerbatimChar"/>
-        </w:rPr>
-        <w:t xml:space="preserve">  ..@ linewidth  : num 0.5</w:t>
-      </w:r>
-      <w:r>
-        <w:br/>
-      </w:r>
-      <w:r>
-        <w:rPr>
-          <w:rStyle w:val="VerbatimChar"/>
-        </w:rPr>
-        <w:t xml:space="preserve">  ..@ borderwidth: num 0.5</w:t>
-      </w:r>
-      <w:r>
-        <w:br/>
-      </w:r>
-      <w:r>
-        <w:rPr>
-          <w:rStyle w:val="VerbatimChar"/>
-        </w:rPr>
-        <w:t xml:space="preserve">  ..@ linetype   : int 1</w:t>
-      </w:r>
-      <w:r>
-        <w:br/>
-      </w:r>
-      <w:r>
-        <w:rPr>
-          <w:rStyle w:val="VerbatimChar"/>
-        </w:rPr>
-        <w:t xml:space="preserve">  ..@ bordertype : int 1</w:t>
-      </w:r>
-      <w:r>
-        <w:br/>
-      </w:r>
-      <w:r>
-        <w:rPr>
-          <w:rStyle w:val="VerbatimChar"/>
-        </w:rPr>
-        <w:t xml:space="preserve">  ..@ family     : chr ""</w:t>
-      </w:r>
-      <w:r>
-        <w:br/>
-      </w:r>
-      <w:r>
-        <w:rPr>
-          <w:rStyle w:val="VerbatimChar"/>
-        </w:rPr>
-        <w:t xml:space="preserve">  ..@ fontsize   : num 3.87</w:t>
-      </w:r>
-      <w:r>
-        <w:br/>
-      </w:r>
-      <w:r>
-        <w:rPr>
-          <w:rStyle w:val="VerbatimChar"/>
-        </w:rPr>
-        <w:t xml:space="preserve">  ..@ pointsize  : num 1.5</w:t>
-      </w:r>
-      <w:r>
-        <w:br/>
-      </w:r>
-      <w:r>
-        <w:rPr>
-          <w:rStyle w:val="VerbatimChar"/>
-        </w:rPr>
-        <w:t xml:space="preserve">  ..@ pointshape : num 19</w:t>
-      </w:r>
-      <w:r>
-        <w:br/>
-      </w:r>
-      <w:r>
-        <w:rPr>
-          <w:rStyle w:val="VerbatimChar"/>
-        </w:rPr>
-        <w:t xml:space="preserve">  ..@ colour     : NULL</w:t>
-      </w:r>
-      <w:r>
-        <w:br/>
-      </w:r>
-      <w:r>
-        <w:rPr>
-          <w:rStyle w:val="VerbatimChar"/>
-        </w:rPr>
-        <w:t xml:space="preserve">  ..@ fill       : NULL</w:t>
-      </w:r>
-      <w:r>
-        <w:br/>
-      </w:r>
-      <w:r>
-        <w:rPr>
-          <w:rStyle w:val="VerbatimChar"/>
-        </w:rPr>
-        <w:t xml:space="preserve"> $ spacing                         : 'simpleUnit' num 5.5points</w:t>
-      </w:r>
-      <w:r>
-        <w:br/>
-      </w:r>
-      <w:r>
-        <w:rPr>
-          <w:rStyle w:val="VerbatimChar"/>
-        </w:rPr>
-        <w:t xml:space="preserve">  ..- attr(*, "unit")= int 8</w:t>
-      </w:r>
-      <w:r>
-        <w:br/>
-      </w:r>
-      <w:r>
-        <w:rPr>
-          <w:rStyle w:val="VerbatimChar"/>
-        </w:rPr>
-        <w:t xml:space="preserve"> $ margins                         : &lt;ggplot2::margin&gt; num [1:4] 5.5 5.5 5.5 5.5</w:t>
-      </w:r>
-      <w:r>
-        <w:br/>
-      </w:r>
-      <w:r>
-        <w:rPr>
-          <w:rStyle w:val="VerbatimChar"/>
-        </w:rPr>
-        <w:t xml:space="preserve"> $ aspect.ratio                    : NULL</w:t>
-      </w:r>
-      <w:r>
-        <w:br/>
-      </w:r>
-      <w:r>
-        <w:rPr>
-          <w:rStyle w:val="VerbatimChar"/>
-        </w:rPr>
-        <w:t xml:space="preserve"> $ axis.title                      : NULL</w:t>
-      </w:r>
-      <w:r>
-        <w:br/>
-      </w:r>
-      <w:r>
-        <w:rPr>
-          <w:rStyle w:val="VerbatimChar"/>
-        </w:rPr>
-        <w:t xml:space="preserve"> $ axis.title.x                    : &lt;ggplot2::element_text&gt;</w:t>
-      </w:r>
-      <w:r>
-        <w:br/>
-      </w:r>
-      <w:r>
-        <w:rPr>
-          <w:rStyle w:val="VerbatimChar"/>
-        </w:rPr>
-        <w:t xml:space="preserve">  ..@ family       : NULL</w:t>
-      </w:r>
-      <w:r>
-        <w:br/>
-      </w:r>
-      <w:r>
-        <w:rPr>
-          <w:rStyle w:val="VerbatimChar"/>
-        </w:rPr>
-        <w:t xml:space="preserve">  ..@ face         : NULL</w:t>
-      </w:r>
-      <w:r>
-        <w:br/>
-      </w:r>
-      <w:r>
-        <w:rPr>
-          <w:rStyle w:val="VerbatimChar"/>
-        </w:rPr>
-        <w:t xml:space="preserve">  ..@ italic       : chr NA</w:t>
-      </w:r>
-      <w:r>
-        <w:br/>
-      </w:r>
-      <w:r>
-        <w:rPr>
-          <w:rStyle w:val="VerbatimChar"/>
-        </w:rPr>
-        <w:t xml:space="preserve">  ..@ fontweight   : num NA</w:t>
-      </w:r>
-      <w:r>
-        <w:br/>
-      </w:r>
-      <w:r>
-        <w:rPr>
-          <w:rStyle w:val="VerbatimChar"/>
-        </w:rPr>
-        <w:t xml:space="preserve">  ..@ fontwidth    : num NA</w:t>
-      </w:r>
-      <w:r>
-        <w:br/>
-      </w:r>
-      <w:r>
-        <w:rPr>
-          <w:rStyle w:val="VerbatimChar"/>
-        </w:rPr>
-        <w:t xml:space="preserve">  ..@ colour       : NULL</w:t>
-      </w:r>
-      <w:r>
-        <w:br/>
-      </w:r>
-      <w:r>
-        <w:rPr>
-          <w:rStyle w:val="VerbatimChar"/>
-        </w:rPr>
-        <w:t xml:space="preserve">  ..@ size         : NULL</w:t>
-      </w:r>
-      <w:r>
-        <w:br/>
-      </w:r>
-      <w:r>
-        <w:rPr>
-          <w:rStyle w:val="VerbatimChar"/>
-        </w:rPr>
-        <w:t xml:space="preserve">  ..@ hjust        : NULL</w:t>
-      </w:r>
-      <w:r>
-        <w:br/>
-      </w:r>
-      <w:r>
-        <w:rPr>
-          <w:rStyle w:val="VerbatimChar"/>
-        </w:rPr>
-        <w:t xml:space="preserve">  ..@ vjust        : num 1</w:t>
-      </w:r>
-      <w:r>
-        <w:br/>
-      </w:r>
-      <w:r>
-        <w:rPr>
-          <w:rStyle w:val="VerbatimChar"/>
-        </w:rPr>
-        <w:t xml:space="preserve">  ..@ angle        : NULL</w:t>
-      </w:r>
-      <w:r>
-        <w:br/>
-      </w:r>
-      <w:r>
-        <w:rPr>
-          <w:rStyle w:val="VerbatimChar"/>
-        </w:rPr>
-        <w:t xml:space="preserve">  ..@ lineheight   : NULL</w:t>
-      </w:r>
-      <w:r>
-        <w:br/>
-      </w:r>
-      <w:r>
-        <w:rPr>
-          <w:rStyle w:val="VerbatimChar"/>
-        </w:rPr>
-        <w:t xml:space="preserve">  ..@ margin       : &lt;ggplot2::margin&gt; num [1:4] 2.75 0 0 0</w:t>
-      </w:r>
-      <w:r>
-        <w:br/>
-      </w:r>
-      <w:r>
-        <w:rPr>
-          <w:rStyle w:val="VerbatimChar"/>
-        </w:rPr>
-        <w:t xml:space="preserve">  ..@ debug        : NULL</w:t>
-      </w:r>
-      <w:r>
-        <w:br/>
-      </w:r>
-      <w:r>
-        <w:rPr>
-          <w:rStyle w:val="VerbatimChar"/>
-        </w:rPr>
-        <w:t xml:space="preserve">  ..@ inherit.blank: logi TRUE</w:t>
-      </w:r>
-      <w:r>
-        <w:br/>
-      </w:r>
-      <w:r>
-        <w:rPr>
-          <w:rStyle w:val="VerbatimChar"/>
-        </w:rPr>
-        <w:t xml:space="preserve"> $ axis.title.x.top                : &lt;ggplot2::element_text&gt;</w:t>
-      </w:r>
-      <w:r>
-        <w:br/>
-      </w:r>
-      <w:r>
-        <w:rPr>
-          <w:rStyle w:val="VerbatimChar"/>
-        </w:rPr>
-        <w:t xml:space="preserve">  ..@ family       : NULL</w:t>
-      </w:r>
-      <w:r>
-        <w:br/>
-      </w:r>
-      <w:r>
-        <w:rPr>
-          <w:rStyle w:val="VerbatimChar"/>
-        </w:rPr>
-        <w:t xml:space="preserve">  ..@ face         : NULL</w:t>
-      </w:r>
-      <w:r>
-        <w:br/>
-      </w:r>
-      <w:r>
-        <w:rPr>
-          <w:rStyle w:val="VerbatimChar"/>
-        </w:rPr>
-        <w:t xml:space="preserve">  ..@ italic       : chr NA</w:t>
-      </w:r>
-      <w:r>
-        <w:br/>
-      </w:r>
-      <w:r>
-        <w:rPr>
-          <w:rStyle w:val="VerbatimChar"/>
-        </w:rPr>
-        <w:t xml:space="preserve">  ..@ fontweight   : num NA</w:t>
-      </w:r>
-      <w:r>
-        <w:br/>
-      </w:r>
-      <w:r>
-        <w:rPr>
-          <w:rStyle w:val="VerbatimChar"/>
-        </w:rPr>
-        <w:t xml:space="preserve">  ..@ fontwidth    : num NA</w:t>
-      </w:r>
-      <w:r>
-        <w:br/>
-      </w:r>
-      <w:r>
-        <w:rPr>
-          <w:rStyle w:val="VerbatimChar"/>
-        </w:rPr>
-        <w:t xml:space="preserve">  ..@ colour       : NULL</w:t>
-      </w:r>
-      <w:r>
-        <w:br/>
-      </w:r>
-      <w:r>
-        <w:rPr>
-          <w:rStyle w:val="VerbatimChar"/>
-        </w:rPr>
-        <w:t xml:space="preserve">  ..@ size         : NULL</w:t>
-      </w:r>
-      <w:r>
-        <w:br/>
-      </w:r>
-      <w:r>
-        <w:rPr>
-          <w:rStyle w:val="VerbatimChar"/>
-        </w:rPr>
-        <w:t xml:space="preserve">  ..@ hjust        : NULL</w:t>
-      </w:r>
-      <w:r>
-        <w:br/>
-      </w:r>
-      <w:r>
-        <w:rPr>
-          <w:rStyle w:val="VerbatimChar"/>
-        </w:rPr>
-        <w:t xml:space="preserve">  ..@ vjust        : num 0</w:t>
-      </w:r>
-      <w:r>
-        <w:br/>
-      </w:r>
-      <w:r>
-        <w:rPr>
-          <w:rStyle w:val="VerbatimChar"/>
-        </w:rPr>
-        <w:t xml:space="preserve">  ..@ angle        : NULL</w:t>
-      </w:r>
-      <w:r>
-        <w:br/>
-      </w:r>
-      <w:r>
-        <w:rPr>
-          <w:rStyle w:val="VerbatimChar"/>
-        </w:rPr>
-        <w:t xml:space="preserve">  ..@ lineheight   : NULL</w:t>
-      </w:r>
-      <w:r>
-        <w:br/>
-      </w:r>
-      <w:r>
-        <w:rPr>
-          <w:rStyle w:val="VerbatimChar"/>
-        </w:rPr>
-        <w:t xml:space="preserve">  ..@ margin       : &lt;ggplot2::margin&gt; num [1:4] 0 0 2.75 0</w:t>
-      </w:r>
-      <w:r>
-        <w:br/>
-      </w:r>
-      <w:r>
-        <w:rPr>
-          <w:rStyle w:val="VerbatimChar"/>
-        </w:rPr>
-        <w:t xml:space="preserve">  ..@ debug        : NULL</w:t>
-      </w:r>
-      <w:r>
-        <w:br/>
-      </w:r>
-      <w:r>
-        <w:rPr>
-          <w:rStyle w:val="VerbatimChar"/>
-        </w:rPr>
-        <w:t xml:space="preserve">  ..@ inherit.blank: logi TRUE</w:t>
-      </w:r>
-      <w:r>
-        <w:br/>
-      </w:r>
-      <w:r>
-        <w:rPr>
-          <w:rStyle w:val="VerbatimChar"/>
-        </w:rPr>
-        <w:t xml:space="preserve"> $ axis.title.x.bottom             : NULL</w:t>
-      </w:r>
-      <w:r>
-        <w:br/>
-      </w:r>
-      <w:r>
-        <w:rPr>
-          <w:rStyle w:val="VerbatimChar"/>
-        </w:rPr>
-        <w:t xml:space="preserve"> $ axis.title.y                    : &lt;ggplot2::element_text&gt;</w:t>
-      </w:r>
-      <w:r>
-        <w:br/>
-      </w:r>
-      <w:r>
-        <w:rPr>
-          <w:rStyle w:val="VerbatimChar"/>
-        </w:rPr>
-        <w:t xml:space="preserve">  ..@ family       : NULL</w:t>
-      </w:r>
-      <w:r>
-        <w:br/>
-      </w:r>
-      <w:r>
-        <w:rPr>
-          <w:rStyle w:val="VerbatimChar"/>
-        </w:rPr>
-        <w:t xml:space="preserve">  ..@ face         : NULL</w:t>
-      </w:r>
-      <w:r>
-        <w:br/>
-      </w:r>
-      <w:r>
-        <w:rPr>
-          <w:rStyle w:val="VerbatimChar"/>
-        </w:rPr>
-        <w:t xml:space="preserve">  ..@ italic       : chr NA</w:t>
-      </w:r>
-      <w:r>
-        <w:br/>
-      </w:r>
-      <w:r>
-        <w:rPr>
-          <w:rStyle w:val="VerbatimChar"/>
-        </w:rPr>
-        <w:t xml:space="preserve">  ..@ fontweight   : num NA</w:t>
-      </w:r>
-      <w:r>
-        <w:br/>
-      </w:r>
-      <w:r>
-        <w:rPr>
-          <w:rStyle w:val="VerbatimChar"/>
-        </w:rPr>
-        <w:t xml:space="preserve">  ..@ fontwidth    : num NA</w:t>
-      </w:r>
-      <w:r>
-        <w:br/>
-      </w:r>
-      <w:r>
-        <w:rPr>
-          <w:rStyle w:val="VerbatimChar"/>
-        </w:rPr>
-        <w:t xml:space="preserve">  ..@ colour       : NULL</w:t>
-      </w:r>
-      <w:r>
-        <w:br/>
-      </w:r>
-      <w:r>
-        <w:rPr>
-          <w:rStyle w:val="VerbatimChar"/>
-        </w:rPr>
-        <w:t xml:space="preserve">  ..@ size         : NULL</w:t>
-      </w:r>
-      <w:r>
-        <w:br/>
-      </w:r>
-      <w:r>
-        <w:rPr>
-          <w:rStyle w:val="VerbatimChar"/>
-        </w:rPr>
-        <w:t xml:space="preserve">  ..@ hjust        : NULL</w:t>
-      </w:r>
-      <w:r>
-        <w:br/>
-      </w:r>
-      <w:r>
-        <w:rPr>
-          <w:rStyle w:val="VerbatimChar"/>
-        </w:rPr>
-        <w:t xml:space="preserve">  ..@ vjust        : num 1</w:t>
-      </w:r>
-      <w:r>
-        <w:br/>
-      </w:r>
-      <w:r>
-        <w:rPr>
-          <w:rStyle w:val="VerbatimChar"/>
-        </w:rPr>
-        <w:t xml:space="preserve">  ..@ angle        : num 90</w:t>
-      </w:r>
-      <w:r>
-        <w:br/>
-      </w:r>
-      <w:r>
-        <w:rPr>
-          <w:rStyle w:val="VerbatimChar"/>
-        </w:rPr>
-        <w:t xml:space="preserve">  ..@ lineheight   : NULL</w:t>
-      </w:r>
-      <w:r>
-        <w:br/>
-      </w:r>
-      <w:r>
-        <w:rPr>
-          <w:rStyle w:val="VerbatimChar"/>
-        </w:rPr>
-        <w:t xml:space="preserve">  ..@ margin       : &lt;ggplot2::margin&gt; num [1:4] 0 2.75 0 0</w:t>
-      </w:r>
-      <w:r>
-        <w:br/>
-      </w:r>
-      <w:r>
-        <w:rPr>
-          <w:rStyle w:val="VerbatimChar"/>
-        </w:rPr>
-        <w:t xml:space="preserve">  ..@ debug        : NULL</w:t>
-      </w:r>
-      <w:r>
-        <w:br/>
-      </w:r>
-      <w:r>
-        <w:rPr>
-          <w:rStyle w:val="VerbatimChar"/>
-        </w:rPr>
-        <w:t xml:space="preserve">  ..@ inherit.blank: logi TRUE</w:t>
-      </w:r>
-      <w:r>
-        <w:br/>
-      </w:r>
-      <w:r>
-        <w:rPr>
-          <w:rStyle w:val="VerbatimChar"/>
-        </w:rPr>
-        <w:t xml:space="preserve"> $ axis.title.y.left               : NULL</w:t>
-      </w:r>
-      <w:r>
-        <w:br/>
-      </w:r>
-      <w:r>
-        <w:rPr>
-          <w:rStyle w:val="VerbatimChar"/>
-        </w:rPr>
-        <w:t xml:space="preserve"> $ axis.title.y.right              : &lt;ggplot2::element_text&gt;</w:t>
-      </w:r>
-      <w:r>
-        <w:br/>
-      </w:r>
-      <w:r>
-        <w:rPr>
-          <w:rStyle w:val="VerbatimChar"/>
-        </w:rPr>
-        <w:t xml:space="preserve">  ..@ family       : NULL</w:t>
-      </w:r>
-      <w:r>
-        <w:br/>
-      </w:r>
-      <w:r>
-        <w:rPr>
-          <w:rStyle w:val="VerbatimChar"/>
-        </w:rPr>
-        <w:t xml:space="preserve">  ..@ face         : NULL</w:t>
-      </w:r>
-      <w:r>
-        <w:br/>
-      </w:r>
-      <w:r>
-        <w:rPr>
-          <w:rStyle w:val="VerbatimChar"/>
-        </w:rPr>
-        <w:t xml:space="preserve">  ..@ italic       : chr NA</w:t>
-      </w:r>
-      <w:r>
-        <w:br/>
-      </w:r>
-      <w:r>
-        <w:rPr>
-          <w:rStyle w:val="VerbatimChar"/>
-        </w:rPr>
-        <w:t xml:space="preserve">  ..@ fontweight   : num NA</w:t>
-      </w:r>
-      <w:r>
-        <w:br/>
-      </w:r>
-      <w:r>
-        <w:rPr>
-          <w:rStyle w:val="VerbatimChar"/>
-        </w:rPr>
-        <w:t xml:space="preserve">  ..@ fontwidth    : num NA</w:t>
-      </w:r>
-      <w:r>
-        <w:br/>
-      </w:r>
-      <w:r>
-        <w:rPr>
-          <w:rStyle w:val="VerbatimChar"/>
-        </w:rPr>
-        <w:t xml:space="preserve">  ..@ colour       : NULL</w:t>
-      </w:r>
-      <w:r>
-        <w:br/>
-      </w:r>
-      <w:r>
-        <w:rPr>
-          <w:rStyle w:val="VerbatimChar"/>
-        </w:rPr>
-        <w:t xml:space="preserve">  ..@ size         : NULL</w:t>
-      </w:r>
-      <w:r>
-        <w:br/>
-      </w:r>
-      <w:r>
-        <w:rPr>
-          <w:rStyle w:val="VerbatimChar"/>
-        </w:rPr>
-        <w:t xml:space="preserve">  ..@ hjust        : NULL</w:t>
-      </w:r>
-      <w:r>
-        <w:br/>
-      </w:r>
-      <w:r>
-        <w:rPr>
-          <w:rStyle w:val="VerbatimChar"/>
-        </w:rPr>
-        <w:t xml:space="preserve">  ..@ vjust        : num 1</w:t>
-      </w:r>
-      <w:r>
-        <w:br/>
-      </w:r>
-      <w:r>
-        <w:rPr>
-          <w:rStyle w:val="VerbatimChar"/>
-        </w:rPr>
-        <w:t xml:space="preserve">  ..@ angle        : num -90</w:t>
-      </w:r>
-      <w:r>
-        <w:br/>
-      </w:r>
-      <w:r>
-        <w:rPr>
-          <w:rStyle w:val="VerbatimChar"/>
-        </w:rPr>
-        <w:t xml:space="preserve">  ..@ lineheight   : NULL</w:t>
-      </w:r>
-      <w:r>
-        <w:br/>
-      </w:r>
-      <w:r>
-        <w:rPr>
-          <w:rStyle w:val="VerbatimChar"/>
-        </w:rPr>
-        <w:t xml:space="preserve">  ..@ margin       : &lt;ggplot2::margin&gt; num [1:4] 0 0 0 2.75</w:t>
-      </w:r>
-      <w:r>
-        <w:br/>
-      </w:r>
-      <w:r>
-        <w:rPr>
-          <w:rStyle w:val="VerbatimChar"/>
-        </w:rPr>
-        <w:t xml:space="preserve">  ..@ debug        : NULL</w:t>
-      </w:r>
-      <w:r>
-        <w:br/>
-      </w:r>
-      <w:r>
-        <w:rPr>
-          <w:rStyle w:val="VerbatimChar"/>
-        </w:rPr>
-        <w:t xml:space="preserve">  ..@ inherit.blank: logi TRUE</w:t>
-      </w:r>
-      <w:r>
-        <w:br/>
-      </w:r>
-      <w:r>
-        <w:rPr>
-          <w:rStyle w:val="VerbatimChar"/>
-        </w:rPr>
-        <w:t xml:space="preserve"> $ axis.text                       : &lt;ggplot2::element_text&gt;</w:t>
-      </w:r>
-      <w:r>
-        <w:br/>
-      </w:r>
-      <w:r>
-        <w:rPr>
-          <w:rStyle w:val="VerbatimChar"/>
-        </w:rPr>
-        <w:t xml:space="preserve">  ..@ family       : NULL</w:t>
-      </w:r>
-      <w:r>
-        <w:br/>
-      </w:r>
-      <w:r>
-        <w:rPr>
-          <w:rStyle w:val="VerbatimChar"/>
-        </w:rPr>
-        <w:t xml:space="preserve">  ..@ face         : NULL</w:t>
-      </w:r>
-      <w:r>
-        <w:br/>
-      </w:r>
-      <w:r>
-        <w:rPr>
-          <w:rStyle w:val="VerbatimChar"/>
-        </w:rPr>
-        <w:t xml:space="preserve">  ..@ italic       : chr NA</w:t>
-      </w:r>
-      <w:r>
-        <w:br/>
-      </w:r>
-      <w:r>
-        <w:rPr>
-          <w:rStyle w:val="VerbatimChar"/>
-        </w:rPr>
-        <w:t xml:space="preserve">  ..@ fontweight   : num NA</w:t>
-      </w:r>
-      <w:r>
-        <w:br/>
-      </w:r>
-      <w:r>
-        <w:rPr>
-          <w:rStyle w:val="VerbatimChar"/>
-        </w:rPr>
-        <w:t xml:space="preserve">  ..@ fontwidth    : num NA</w:t>
-      </w:r>
-      <w:r>
-        <w:br/>
-      </w:r>
-      <w:r>
-        <w:rPr>
-          <w:rStyle w:val="VerbatimChar"/>
-        </w:rPr>
-        <w:t xml:space="preserve">  ..@ colour       : chr "#4D4D4DFF"</w:t>
-      </w:r>
-      <w:r>
-        <w:br/>
-      </w:r>
-      <w:r>
-        <w:rPr>
-          <w:rStyle w:val="VerbatimChar"/>
-        </w:rPr>
-        <w:t xml:space="preserve">  ..@ size         : 'rel' num 0.8</w:t>
-      </w:r>
-      <w:r>
-        <w:br/>
-      </w:r>
-      <w:r>
-        <w:rPr>
-          <w:rStyle w:val="VerbatimChar"/>
-        </w:rPr>
-        <w:t xml:space="preserve">  ..@ hjust        : NULL</w:t>
-      </w:r>
-      <w:r>
-        <w:br/>
-      </w:r>
-      <w:r>
-        <w:rPr>
-          <w:rStyle w:val="VerbatimChar"/>
-        </w:rPr>
-        <w:t xml:space="preserve">  ..@ vjust        : NULL</w:t>
-      </w:r>
-      <w:r>
-        <w:br/>
-      </w:r>
-      <w:r>
-        <w:rPr>
-          <w:rStyle w:val="VerbatimChar"/>
-        </w:rPr>
-        <w:t xml:space="preserve">  ..@ angle        : NULL</w:t>
-      </w:r>
-      <w:r>
-        <w:br/>
-      </w:r>
-      <w:r>
-        <w:rPr>
-          <w:rStyle w:val="VerbatimChar"/>
-        </w:rPr>
-        <w:t xml:space="preserve">  ..@ lineheight   : NULL</w:t>
-      </w:r>
-      <w:r>
-        <w:br/>
-      </w:r>
-      <w:r>
-        <w:rPr>
-          <w:rStyle w:val="VerbatimChar"/>
-        </w:rPr>
-        <w:t xml:space="preserve">  ..@ margin       : NULL</w:t>
-      </w:r>
-      <w:r>
-        <w:br/>
-      </w:r>
-      <w:r>
-        <w:rPr>
-          <w:rStyle w:val="VerbatimChar"/>
-        </w:rPr>
-        <w:t xml:space="preserve">  ..@ debug        : NULL</w:t>
-      </w:r>
-      <w:r>
-        <w:br/>
-      </w:r>
-      <w:r>
-        <w:rPr>
-          <w:rStyle w:val="VerbatimChar"/>
-        </w:rPr>
-        <w:t xml:space="preserve">  ..@ inherit.blank: logi TRUE</w:t>
-      </w:r>
-      <w:r>
-        <w:br/>
-      </w:r>
-      <w:r>
-        <w:rPr>
-          <w:rStyle w:val="VerbatimChar"/>
-        </w:rPr>
-        <w:t xml:space="preserve"> $ axis.text.x                     : &lt;ggplot2::element_text&gt;</w:t>
-      </w:r>
-      <w:r>
-        <w:br/>
-      </w:r>
-      <w:r>
-        <w:rPr>
-          <w:rStyle w:val="VerbatimChar"/>
-        </w:rPr>
-        <w:t xml:space="preserve">  ..@ family       : NULL</w:t>
-      </w:r>
-      <w:r>
-        <w:br/>
-      </w:r>
-      <w:r>
-        <w:rPr>
-          <w:rStyle w:val="VerbatimChar"/>
-        </w:rPr>
-        <w:t xml:space="preserve">  ..@ face         : NULL</w:t>
-      </w:r>
-      <w:r>
-        <w:br/>
-      </w:r>
-      <w:r>
-        <w:rPr>
-          <w:rStyle w:val="VerbatimChar"/>
-        </w:rPr>
-        <w:t xml:space="preserve">  ..@ italic       : chr NA</w:t>
-      </w:r>
-      <w:r>
-        <w:br/>
-      </w:r>
-      <w:r>
-        <w:rPr>
-          <w:rStyle w:val="VerbatimChar"/>
-        </w:rPr>
-        <w:t xml:space="preserve">  ..@ fontweight   : num NA</w:t>
-      </w:r>
-      <w:r>
-        <w:br/>
-      </w:r>
-      <w:r>
-        <w:rPr>
-          <w:rStyle w:val="VerbatimChar"/>
-        </w:rPr>
-        <w:t xml:space="preserve">  ..@ fontwidth    : num NA</w:t>
-      </w:r>
-      <w:r>
-        <w:br/>
-      </w:r>
-      <w:r>
-        <w:rPr>
-          <w:rStyle w:val="VerbatimChar"/>
-        </w:rPr>
-        <w:t xml:space="preserve">  ..@ colour       : NULL</w:t>
-      </w:r>
-      <w:r>
-        <w:br/>
-      </w:r>
-      <w:r>
-        <w:rPr>
-          <w:rStyle w:val="VerbatimChar"/>
-        </w:rPr>
-        <w:t xml:space="preserve">  ..@ size         : NULL</w:t>
-      </w:r>
-      <w:r>
-        <w:br/>
-      </w:r>
-      <w:r>
-        <w:rPr>
-          <w:rStyle w:val="VerbatimChar"/>
-        </w:rPr>
-        <w:t xml:space="preserve">  ..@ hjust        : NULL</w:t>
-      </w:r>
-      <w:r>
-        <w:br/>
-      </w:r>
-      <w:r>
-        <w:rPr>
-          <w:rStyle w:val="VerbatimChar"/>
-        </w:rPr>
-        <w:t xml:space="preserve">  ..@ vjust        : num 1</w:t>
-      </w:r>
-      <w:r>
-        <w:br/>
-      </w:r>
-      <w:r>
-        <w:rPr>
-          <w:rStyle w:val="VerbatimChar"/>
-        </w:rPr>
-        <w:t xml:space="preserve">  ..@ angle        : NULL</w:t>
-      </w:r>
-      <w:r>
-        <w:br/>
-      </w:r>
-      <w:r>
-        <w:rPr>
-          <w:rStyle w:val="VerbatimChar"/>
-        </w:rPr>
-        <w:t xml:space="preserve">  ..@ lineheight   : NULL</w:t>
-      </w:r>
-      <w:r>
-        <w:br/>
-      </w:r>
-      <w:r>
-        <w:rPr>
-          <w:rStyle w:val="VerbatimChar"/>
-        </w:rPr>
-        <w:t xml:space="preserve">  ..@ margin       : &lt;ggplot2::margin&gt; num [1:4] 2.2 0 0 0</w:t>
-      </w:r>
-      <w:r>
-        <w:br/>
-      </w:r>
-      <w:r>
-        <w:rPr>
-          <w:rStyle w:val="VerbatimChar"/>
-        </w:rPr>
-        <w:t xml:space="preserve">  ..@ debug        : NULL</w:t>
-      </w:r>
-      <w:r>
-        <w:br/>
-      </w:r>
-      <w:r>
-        <w:rPr>
-          <w:rStyle w:val="VerbatimChar"/>
-        </w:rPr>
-        <w:t xml:space="preserve">  ..@ inherit.blank: logi TRUE</w:t>
-      </w:r>
-      <w:r>
-        <w:br/>
-      </w:r>
-      <w:r>
-        <w:rPr>
-          <w:rStyle w:val="VerbatimChar"/>
-        </w:rPr>
-        <w:t xml:space="preserve"> $ axis.text.x.top                 : &lt;ggplot2::element_text&gt;</w:t>
-      </w:r>
-      <w:r>
-        <w:br/>
-      </w:r>
-      <w:r>
-        <w:rPr>
-          <w:rStyle w:val="VerbatimChar"/>
-        </w:rPr>
-        <w:t xml:space="preserve">  ..@ family       : NULL</w:t>
-      </w:r>
-      <w:r>
-        <w:br/>
-      </w:r>
-      <w:r>
-        <w:rPr>
-          <w:rStyle w:val="VerbatimChar"/>
-        </w:rPr>
-        <w:t xml:space="preserve">  ..@ face         : NULL</w:t>
-      </w:r>
-      <w:r>
-        <w:br/>
-      </w:r>
-      <w:r>
-        <w:rPr>
-          <w:rStyle w:val="VerbatimChar"/>
-        </w:rPr>
-        <w:t xml:space="preserve">  ..@ italic       : chr NA</w:t>
-      </w:r>
-      <w:r>
-        <w:br/>
-      </w:r>
-      <w:r>
-        <w:rPr>
-          <w:rStyle w:val="VerbatimChar"/>
-        </w:rPr>
-        <w:t xml:space="preserve">  ..@ fontweight   : num NA</w:t>
-      </w:r>
-      <w:r>
-        <w:br/>
-      </w:r>
-      <w:r>
-        <w:rPr>
-          <w:rStyle w:val="VerbatimChar"/>
-        </w:rPr>
-        <w:t xml:space="preserve">  ..@ fontwidth    : num NA</w:t>
-      </w:r>
-      <w:r>
-        <w:br/>
-      </w:r>
-      <w:r>
-        <w:rPr>
-          <w:rStyle w:val="VerbatimChar"/>
-        </w:rPr>
-        <w:t xml:space="preserve">  ..@ colour       : NULL</w:t>
-      </w:r>
-      <w:r>
-        <w:br/>
-      </w:r>
-      <w:r>
-        <w:rPr>
-          <w:rStyle w:val="VerbatimChar"/>
-        </w:rPr>
-        <w:t xml:space="preserve">  ..@ size         : NULL</w:t>
-      </w:r>
-      <w:r>
-        <w:br/>
-      </w:r>
-      <w:r>
-        <w:rPr>
-          <w:rStyle w:val="VerbatimChar"/>
-        </w:rPr>
-        <w:t xml:space="preserve">  ..@ hjust        : NULL</w:t>
-      </w:r>
-      <w:r>
-        <w:br/>
-      </w:r>
-      <w:r>
-        <w:rPr>
-          <w:rStyle w:val="VerbatimChar"/>
-        </w:rPr>
-        <w:t xml:space="preserve">  ..@ vjust        : NULL</w:t>
-      </w:r>
-      <w:r>
-        <w:br/>
-      </w:r>
-      <w:r>
-        <w:rPr>
-          <w:rStyle w:val="VerbatimChar"/>
-        </w:rPr>
-        <w:t xml:space="preserve">  ..@ angle        : NULL</w:t>
-      </w:r>
-      <w:r>
-        <w:br/>
-      </w:r>
-      <w:r>
-        <w:rPr>
-          <w:rStyle w:val="VerbatimChar"/>
-        </w:rPr>
-        <w:t xml:space="preserve">  ..@ lineheight   : NULL</w:t>
-      </w:r>
-      <w:r>
-        <w:br/>
-      </w:r>
-      <w:r>
-        <w:rPr>
-          <w:rStyle w:val="VerbatimChar"/>
-        </w:rPr>
-        <w:t xml:space="preserve">  ..@ margin       : &lt;ggplot2::margin&gt; num [1:4] 0 0 4.95 0</w:t>
-      </w:r>
-      <w:r>
-        <w:br/>
-      </w:r>
-      <w:r>
-        <w:rPr>
-          <w:rStyle w:val="VerbatimChar"/>
-        </w:rPr>
-        <w:t xml:space="preserve">  ..@ debug        : NULL</w:t>
-      </w:r>
-      <w:r>
-        <w:br/>
-      </w:r>
-      <w:r>
-        <w:rPr>
-          <w:rStyle w:val="VerbatimChar"/>
-        </w:rPr>
-        <w:t xml:space="preserve">  ..@ inherit.blank: logi TRUE</w:t>
-      </w:r>
-      <w:r>
-        <w:br/>
-      </w:r>
-      <w:r>
-        <w:rPr>
-          <w:rStyle w:val="VerbatimChar"/>
-        </w:rPr>
-        <w:t xml:space="preserve"> $ axis.text.x.bottom              : &lt;ggplot2::element_text&gt;</w:t>
-      </w:r>
-      <w:r>
-        <w:br/>
-      </w:r>
-      <w:r>
-        <w:rPr>
-          <w:rStyle w:val="VerbatimChar"/>
-        </w:rPr>
-        <w:t xml:space="preserve">  ..@ family       : NULL</w:t>
-      </w:r>
-      <w:r>
-        <w:br/>
-      </w:r>
-      <w:r>
-        <w:rPr>
-          <w:rStyle w:val="VerbatimChar"/>
-        </w:rPr>
-        <w:t xml:space="preserve">  ..@ face         : NULL</w:t>
-      </w:r>
-      <w:r>
-        <w:br/>
-      </w:r>
-      <w:r>
-        <w:rPr>
-          <w:rStyle w:val="VerbatimChar"/>
-        </w:rPr>
-        <w:t xml:space="preserve">  ..@ italic       : chr NA</w:t>
-      </w:r>
-      <w:r>
-        <w:br/>
-      </w:r>
-      <w:r>
-        <w:rPr>
-          <w:rStyle w:val="VerbatimChar"/>
-        </w:rPr>
-        <w:t xml:space="preserve">  ..@ fontweight   : num NA</w:t>
-      </w:r>
-      <w:r>
-        <w:br/>
-      </w:r>
-      <w:r>
-        <w:rPr>
-          <w:rStyle w:val="VerbatimChar"/>
-        </w:rPr>
-        <w:t xml:space="preserve">  ..@ fontwidth    : num NA</w:t>
-      </w:r>
-      <w:r>
-        <w:br/>
-      </w:r>
-      <w:r>
-        <w:rPr>
-          <w:rStyle w:val="VerbatimChar"/>
-        </w:rPr>
-        <w:t xml:space="preserve">  ..@ colour       : NULL</w:t>
-      </w:r>
-      <w:r>
-        <w:br/>
-      </w:r>
-      <w:r>
-        <w:rPr>
-          <w:rStyle w:val="VerbatimChar"/>
-        </w:rPr>
-        <w:t xml:space="preserve">  ..@ size         : NULL</w:t>
-      </w:r>
-      <w:r>
-        <w:br/>
-      </w:r>
-      <w:r>
-        <w:rPr>
-          <w:rStyle w:val="VerbatimChar"/>
-        </w:rPr>
-        <w:t xml:space="preserve">  ..@ hjust        : NULL</w:t>
-      </w:r>
-      <w:r>
-        <w:br/>
-      </w:r>
-      <w:r>
-        <w:rPr>
-          <w:rStyle w:val="VerbatimChar"/>
-        </w:rPr>
-        <w:t xml:space="preserve">  ..@ vjust        : NULL</w:t>
-      </w:r>
-      <w:r>
-        <w:br/>
-      </w:r>
-      <w:r>
-        <w:rPr>
-          <w:rStyle w:val="VerbatimChar"/>
-        </w:rPr>
-        <w:t xml:space="preserve">  ..@ angle        : NULL</w:t>
-      </w:r>
-      <w:r>
-        <w:br/>
-      </w:r>
-      <w:r>
-        <w:rPr>
-          <w:rStyle w:val="VerbatimChar"/>
-        </w:rPr>
-        <w:t xml:space="preserve">  ..@ lineheight   : NULL</w:t>
-      </w:r>
-      <w:r>
-        <w:br/>
-      </w:r>
-      <w:r>
-        <w:rPr>
-          <w:rStyle w:val="VerbatimChar"/>
-        </w:rPr>
-        <w:t xml:space="preserve">  ..@ margin       : &lt;ggplot2::margin&gt; num [1:4] 4.95 0 0 0</w:t>
-      </w:r>
-      <w:r>
-        <w:br/>
-      </w:r>
-      <w:r>
-        <w:rPr>
-          <w:rStyle w:val="VerbatimChar"/>
-        </w:rPr>
-        <w:t xml:space="preserve">  ..@ debug        : NULL</w:t>
-      </w:r>
-      <w:r>
-        <w:br/>
-      </w:r>
-      <w:r>
-        <w:rPr>
-          <w:rStyle w:val="VerbatimChar"/>
-        </w:rPr>
-        <w:t xml:space="preserve">  ..@ inherit.blank: logi TRUE</w:t>
-      </w:r>
-      <w:r>
-        <w:br/>
-      </w:r>
-      <w:r>
-        <w:rPr>
-          <w:rStyle w:val="VerbatimChar"/>
-        </w:rPr>
-        <w:t xml:space="preserve"> $ axis.text.y                     : &lt;ggplot2::element_text&gt;</w:t>
-      </w:r>
-      <w:r>
-        <w:br/>
-      </w:r>
-      <w:r>
-        <w:rPr>
-          <w:rStyle w:val="VerbatimChar"/>
-        </w:rPr>
-        <w:t xml:space="preserve">  ..@ family       : NULL</w:t>
-      </w:r>
-      <w:r>
-        <w:br/>
-      </w:r>
-      <w:r>
-        <w:rPr>
-          <w:rStyle w:val="VerbatimChar"/>
-        </w:rPr>
-        <w:t xml:space="preserve">  ..@ face         : NULL</w:t>
-      </w:r>
-      <w:r>
-        <w:br/>
-      </w:r>
-      <w:r>
-        <w:rPr>
-          <w:rStyle w:val="VerbatimChar"/>
-        </w:rPr>
-        <w:t xml:space="preserve">  ..@ italic       : chr NA</w:t>
-      </w:r>
-      <w:r>
-        <w:br/>
-      </w:r>
-      <w:r>
-        <w:rPr>
-          <w:rStyle w:val="VerbatimChar"/>
-        </w:rPr>
-        <w:t xml:space="preserve">  ..@ fontweight   : num NA</w:t>
-      </w:r>
-      <w:r>
-        <w:br/>
-      </w:r>
-      <w:r>
-        <w:rPr>
-          <w:rStyle w:val="VerbatimChar"/>
-        </w:rPr>
-        <w:t xml:space="preserve">  ..@ fontwidth    : num NA</w:t>
-      </w:r>
-      <w:r>
-        <w:br/>
-      </w:r>
-      <w:r>
-        <w:rPr>
-          <w:rStyle w:val="VerbatimChar"/>
-        </w:rPr>
-        <w:t xml:space="preserve">  ..@ colour       : NULL</w:t>
-      </w:r>
-      <w:r>
-        <w:br/>
-      </w:r>
-      <w:r>
-        <w:rPr>
-          <w:rStyle w:val="VerbatimChar"/>
-        </w:rPr>
-        <w:t xml:space="preserve">  ..@ size         : NULL</w:t>
-      </w:r>
-      <w:r>
-        <w:br/>
-      </w:r>
-      <w:r>
-        <w:rPr>
-          <w:rStyle w:val="VerbatimChar"/>
-        </w:rPr>
-        <w:t xml:space="preserve">  ..@ hjust        : num 1</w:t>
-      </w:r>
-      <w:r>
-        <w:br/>
-      </w:r>
-      <w:r>
-        <w:rPr>
-          <w:rStyle w:val="VerbatimChar"/>
-        </w:rPr>
-        <w:t xml:space="preserve">  ..@ vjust        : NULL</w:t>
-      </w:r>
-      <w:r>
-        <w:br/>
-      </w:r>
-      <w:r>
-        <w:rPr>
-          <w:rStyle w:val="VerbatimChar"/>
-        </w:rPr>
-        <w:t xml:space="preserve">  ..@ angle        : NULL</w:t>
-      </w:r>
-      <w:r>
-        <w:br/>
-      </w:r>
-      <w:r>
-        <w:rPr>
-          <w:rStyle w:val="VerbatimChar"/>
-        </w:rPr>
-        <w:t xml:space="preserve">  ..@ lineheight   : NULL</w:t>
-      </w:r>
-      <w:r>
-        <w:br/>
-      </w:r>
-      <w:r>
-        <w:rPr>
-          <w:rStyle w:val="VerbatimChar"/>
-        </w:rPr>
-        <w:t xml:space="preserve">  ..@ margin       : &lt;ggplot2::margin&gt; num [1:4] 0 2.2 0 0</w:t>
-      </w:r>
-      <w:r>
-        <w:br/>
-      </w:r>
-      <w:r>
-        <w:rPr>
-          <w:rStyle w:val="VerbatimChar"/>
-        </w:rPr>
-        <w:t xml:space="preserve">  ..@ debug        : NULL</w:t>
-      </w:r>
-      <w:r>
-        <w:br/>
-      </w:r>
-      <w:r>
-        <w:rPr>
-          <w:rStyle w:val="VerbatimChar"/>
-        </w:rPr>
-        <w:t xml:space="preserve">  ..@ inherit.blank: logi TRUE</w:t>
-      </w:r>
-      <w:r>
-        <w:br/>
-      </w:r>
-      <w:r>
-        <w:rPr>
-          <w:rStyle w:val="VerbatimChar"/>
-        </w:rPr>
-        <w:t xml:space="preserve"> $ axis.text.y.left                : &lt;ggplot2::element_text&gt;</w:t>
-      </w:r>
-      <w:r>
-        <w:br/>
-      </w:r>
-      <w:r>
-        <w:rPr>
-          <w:rStyle w:val="VerbatimChar"/>
-        </w:rPr>
-        <w:t xml:space="preserve">  ..@ family       : NULL</w:t>
-      </w:r>
-      <w:r>
-        <w:br/>
-      </w:r>
-      <w:r>
-        <w:rPr>
-          <w:rStyle w:val="VerbatimChar"/>
-        </w:rPr>
-        <w:t xml:space="preserve">  ..@ face         : NULL</w:t>
-      </w:r>
-      <w:r>
-        <w:br/>
-      </w:r>
-      <w:r>
-        <w:rPr>
-          <w:rStyle w:val="VerbatimChar"/>
-        </w:rPr>
-        <w:t xml:space="preserve">  ..@ italic       : chr NA</w:t>
-      </w:r>
-      <w:r>
-        <w:br/>
-      </w:r>
-      <w:r>
-        <w:rPr>
-          <w:rStyle w:val="VerbatimChar"/>
-        </w:rPr>
-        <w:t xml:space="preserve">  ..@ fontweight   : num NA</w:t>
-      </w:r>
-      <w:r>
-        <w:br/>
-      </w:r>
-      <w:r>
-        <w:rPr>
-          <w:rStyle w:val="VerbatimChar"/>
-        </w:rPr>
-        <w:t xml:space="preserve">  ..@ fontwidth    : num NA</w:t>
-      </w:r>
-      <w:r>
-        <w:br/>
-      </w:r>
-      <w:r>
-        <w:rPr>
-          <w:rStyle w:val="VerbatimChar"/>
-        </w:rPr>
-        <w:t xml:space="preserve">  ..@ colour       : NULL</w:t>
-      </w:r>
-      <w:r>
-        <w:br/>
-      </w:r>
-      <w:r>
-        <w:rPr>
-          <w:rStyle w:val="VerbatimChar"/>
-        </w:rPr>
-        <w:t xml:space="preserve">  ..@ size         : NULL</w:t>
-      </w:r>
-      <w:r>
-        <w:br/>
-      </w:r>
-      <w:r>
-        <w:rPr>
-          <w:rStyle w:val="VerbatimChar"/>
-        </w:rPr>
-        <w:t xml:space="preserve">  ..@ hjust        : NULL</w:t>
-      </w:r>
-      <w:r>
-        <w:br/>
-      </w:r>
-      <w:r>
-        <w:rPr>
-          <w:rStyle w:val="VerbatimChar"/>
-        </w:rPr>
-        <w:t xml:space="preserve">  ..@ vjust        : NULL</w:t>
-      </w:r>
-      <w:r>
-        <w:br/>
-      </w:r>
-      <w:r>
-        <w:rPr>
-          <w:rStyle w:val="VerbatimChar"/>
-        </w:rPr>
-        <w:t xml:space="preserve">  ..@ angle        : NULL</w:t>
-      </w:r>
-      <w:r>
-        <w:br/>
-      </w:r>
-      <w:r>
-        <w:rPr>
-          <w:rStyle w:val="VerbatimChar"/>
-        </w:rPr>
-        <w:t xml:space="preserve">  ..@ lineheight   : NULL</w:t>
-      </w:r>
-      <w:r>
-        <w:br/>
-      </w:r>
-      <w:r>
-        <w:rPr>
-          <w:rStyle w:val="VerbatimChar"/>
-        </w:rPr>
-        <w:t xml:space="preserve">  ..@ margin       : &lt;ggplot2::margin&gt; num [1:4] 0 4.95 0 0</w:t>
-      </w:r>
-      <w:r>
-        <w:br/>
-      </w:r>
-      <w:r>
-        <w:rPr>
-          <w:rStyle w:val="VerbatimChar"/>
-        </w:rPr>
-        <w:t xml:space="preserve">  ..@ debug        : NULL</w:t>
-      </w:r>
-      <w:r>
-        <w:br/>
-      </w:r>
-      <w:r>
-        <w:rPr>
-          <w:rStyle w:val="VerbatimChar"/>
-        </w:rPr>
-        <w:t xml:space="preserve">  ..@ inherit.blank: logi TRUE</w:t>
-      </w:r>
-      <w:r>
-        <w:br/>
-      </w:r>
-      <w:r>
-        <w:rPr>
-          <w:rStyle w:val="VerbatimChar"/>
-        </w:rPr>
-        <w:t xml:space="preserve"> $ axis.text.y.right               : &lt;ggplot2::element_text&gt;</w:t>
-      </w:r>
-      <w:r>
-        <w:br/>
-      </w:r>
-      <w:r>
-        <w:rPr>
-          <w:rStyle w:val="VerbatimChar"/>
-        </w:rPr>
-        <w:t xml:space="preserve">  ..@ family       : NULL</w:t>
-      </w:r>
-      <w:r>
-        <w:br/>
-      </w:r>
-      <w:r>
-        <w:rPr>
-          <w:rStyle w:val="VerbatimChar"/>
-        </w:rPr>
-        <w:t xml:space="preserve">  ..@ face         : NULL</w:t>
-      </w:r>
-      <w:r>
-        <w:br/>
-      </w:r>
-      <w:r>
-        <w:rPr>
-          <w:rStyle w:val="VerbatimChar"/>
-        </w:rPr>
-        <w:t xml:space="preserve">  ..@ italic       : chr NA</w:t>
-      </w:r>
-      <w:r>
-        <w:br/>
-      </w:r>
-      <w:r>
-        <w:rPr>
-          <w:rStyle w:val="VerbatimChar"/>
-        </w:rPr>
-        <w:t xml:space="preserve">  ..@ fontweight   : num NA</w:t>
-      </w:r>
-      <w:r>
-        <w:br/>
-      </w:r>
-      <w:r>
-        <w:rPr>
-          <w:rStyle w:val="VerbatimChar"/>
-        </w:rPr>
-        <w:t xml:space="preserve">  ..@ fontwidth    : num NA</w:t>
-      </w:r>
-      <w:r>
-        <w:br/>
-      </w:r>
-      <w:r>
-        <w:rPr>
-          <w:rStyle w:val="VerbatimChar"/>
-        </w:rPr>
-        <w:t xml:space="preserve">  ..@ colour       : NULL</w:t>
-      </w:r>
-      <w:r>
-        <w:br/>
-      </w:r>
-      <w:r>
-        <w:rPr>
-          <w:rStyle w:val="VerbatimChar"/>
-        </w:rPr>
-        <w:t xml:space="preserve">  ..@ size         : NULL</w:t>
-      </w:r>
-      <w:r>
-        <w:br/>
-      </w:r>
-      <w:r>
-        <w:rPr>
-          <w:rStyle w:val="VerbatimChar"/>
-        </w:rPr>
-        <w:t xml:space="preserve">  ..@ hjust        : NULL</w:t>
-      </w:r>
-      <w:r>
-        <w:br/>
-      </w:r>
-      <w:r>
-        <w:rPr>
-          <w:rStyle w:val="VerbatimChar"/>
-        </w:rPr>
-        <w:t xml:space="preserve">  ..@ vjust        : NULL</w:t>
-      </w:r>
-      <w:r>
-        <w:br/>
-      </w:r>
-      <w:r>
-        <w:rPr>
-          <w:rStyle w:val="VerbatimChar"/>
-        </w:rPr>
-        <w:t xml:space="preserve">  ..@ angle        : NULL</w:t>
-      </w:r>
-      <w:r>
-        <w:br/>
-      </w:r>
-      <w:r>
-        <w:rPr>
-          <w:rStyle w:val="VerbatimChar"/>
-        </w:rPr>
-        <w:t xml:space="preserve">  ..@ lineheight   : NULL</w:t>
-      </w:r>
-      <w:r>
-        <w:br/>
-      </w:r>
-      <w:r>
-        <w:rPr>
-          <w:rStyle w:val="VerbatimChar"/>
-        </w:rPr>
-        <w:t xml:space="preserve">  ..@ margin       : &lt;ggplot2::margin&gt; num [1:4] 0 0 0 4.95</w:t>
-      </w:r>
-      <w:r>
-        <w:br/>
-      </w:r>
-      <w:r>
-        <w:rPr>
-          <w:rStyle w:val="VerbatimChar"/>
-        </w:rPr>
-        <w:t xml:space="preserve">  ..@ debug        : NULL</w:t>
-      </w:r>
-      <w:r>
-        <w:br/>
-      </w:r>
-      <w:r>
-        <w:rPr>
-          <w:rStyle w:val="VerbatimChar"/>
-        </w:rPr>
-        <w:t xml:space="preserve">  ..@ inherit.blank: logi TRUE</w:t>
-      </w:r>
-      <w:r>
-        <w:br/>
-      </w:r>
-      <w:r>
-        <w:rPr>
-          <w:rStyle w:val="VerbatimChar"/>
-        </w:rPr>
-        <w:t xml:space="preserve"> $ axis.text.theta                 : NULL</w:t>
-      </w:r>
-      <w:r>
-        <w:br/>
-      </w:r>
-      <w:r>
-        <w:rPr>
-          <w:rStyle w:val="VerbatimChar"/>
-        </w:rPr>
-        <w:t xml:space="preserve"> $ axis.text.r                     : &lt;ggplot2::element_text&gt;</w:t>
-      </w:r>
-      <w:r>
-        <w:br/>
-      </w:r>
-      <w:r>
-        <w:rPr>
-          <w:rStyle w:val="VerbatimChar"/>
-        </w:rPr>
-        <w:t xml:space="preserve">  ..@ family       : NULL</w:t>
-      </w:r>
-      <w:r>
-        <w:br/>
-      </w:r>
-      <w:r>
-        <w:rPr>
-          <w:rStyle w:val="VerbatimChar"/>
-        </w:rPr>
-        <w:t xml:space="preserve">  ..@ face         : NULL</w:t>
-      </w:r>
-      <w:r>
-        <w:br/>
-      </w:r>
-      <w:r>
-        <w:rPr>
-          <w:rStyle w:val="VerbatimChar"/>
-        </w:rPr>
-        <w:t xml:space="preserve">  ..@ italic       : chr NA</w:t>
-      </w:r>
-      <w:r>
-        <w:br/>
-      </w:r>
-      <w:r>
-        <w:rPr>
-          <w:rStyle w:val="VerbatimChar"/>
-        </w:rPr>
-        <w:t xml:space="preserve">  ..@ fontweight   : num NA</w:t>
-      </w:r>
-      <w:r>
-        <w:br/>
-      </w:r>
-      <w:r>
-        <w:rPr>
-          <w:rStyle w:val="VerbatimChar"/>
-        </w:rPr>
-        <w:t xml:space="preserve">  ..@ fontwidth    : num NA</w:t>
-      </w:r>
-      <w:r>
-        <w:br/>
-      </w:r>
-      <w:r>
-        <w:rPr>
-          <w:rStyle w:val="VerbatimChar"/>
-        </w:rPr>
-        <w:t xml:space="preserve">  ..@ colour       : NULL</w:t>
-      </w:r>
-      <w:r>
-        <w:br/>
-      </w:r>
-      <w:r>
-        <w:rPr>
-          <w:rStyle w:val="VerbatimChar"/>
-        </w:rPr>
-        <w:t xml:space="preserve">  ..@ size         : NULL</w:t>
-      </w:r>
-      <w:r>
-        <w:br/>
-      </w:r>
-      <w:r>
-        <w:rPr>
-          <w:rStyle w:val="VerbatimChar"/>
-        </w:rPr>
-        <w:t xml:space="preserve">  ..@ hjust        : num 0.5</w:t>
-      </w:r>
-      <w:r>
-        <w:br/>
-      </w:r>
-      <w:r>
-        <w:rPr>
-          <w:rStyle w:val="VerbatimChar"/>
-        </w:rPr>
-        <w:t xml:space="preserve">  ..@ vjust        : NULL</w:t>
-      </w:r>
-      <w:r>
-        <w:br/>
-      </w:r>
-      <w:r>
-        <w:rPr>
-          <w:rStyle w:val="VerbatimChar"/>
-        </w:rPr>
-        <w:t xml:space="preserve">  ..@ angle        : NULL</w:t>
-      </w:r>
-      <w:r>
-        <w:br/>
-      </w:r>
-      <w:r>
-        <w:rPr>
-          <w:rStyle w:val="VerbatimChar"/>
-        </w:rPr>
-        <w:t xml:space="preserve">  ..@ lineheight   : NULL</w:t>
-      </w:r>
-      <w:r>
-        <w:br/>
-      </w:r>
-      <w:r>
-        <w:rPr>
-          <w:rStyle w:val="VerbatimChar"/>
-        </w:rPr>
-        <w:t xml:space="preserve">  ..@ margin       : &lt;ggplot2::margin&gt; num [1:4] 0 2.2 0 2.2</w:t>
-      </w:r>
-      <w:r>
-        <w:br/>
-      </w:r>
-      <w:r>
-        <w:rPr>
-          <w:rStyle w:val="VerbatimChar"/>
-        </w:rPr>
-        <w:t xml:space="preserve">  ..@ debug        : NULL</w:t>
-      </w:r>
-      <w:r>
-        <w:br/>
-      </w:r>
-      <w:r>
-        <w:rPr>
-          <w:rStyle w:val="VerbatimChar"/>
-        </w:rPr>
-        <w:t xml:space="preserve">  ..@ inherit.blank: logi TRUE</w:t>
-      </w:r>
-      <w:r>
-        <w:br/>
-      </w:r>
-      <w:r>
-        <w:rPr>
-          <w:rStyle w:val="VerbatimChar"/>
-        </w:rPr>
-        <w:t xml:space="preserve"> $ axis.ticks                      : &lt;ggplot2::element_blank&gt;</w:t>
-      </w:r>
-      <w:r>
-        <w:br/>
-      </w:r>
-      <w:r>
-        <w:rPr>
-          <w:rStyle w:val="VerbatimChar"/>
-        </w:rPr>
-        <w:t xml:space="preserve"> $ axis.ticks.x                    : NULL</w:t>
-      </w:r>
-      <w:r>
-        <w:br/>
-      </w:r>
-      <w:r>
-        <w:rPr>
-          <w:rStyle w:val="VerbatimChar"/>
-        </w:rPr>
-        <w:t xml:space="preserve"> $ axis.ticks.x.top                : NULL</w:t>
-      </w:r>
-      <w:r>
-        <w:br/>
-      </w:r>
-      <w:r>
-        <w:rPr>
-          <w:rStyle w:val="VerbatimChar"/>
-        </w:rPr>
-        <w:t xml:space="preserve"> $ axis.ticks.x.bottom             : NULL</w:t>
-      </w:r>
-      <w:r>
-        <w:br/>
-      </w:r>
-      <w:r>
-        <w:rPr>
-          <w:rStyle w:val="VerbatimChar"/>
-        </w:rPr>
-        <w:t xml:space="preserve"> $ axis.ticks.y                    : NULL</w:t>
-      </w:r>
-      <w:r>
-        <w:br/>
-      </w:r>
-      <w:r>
-        <w:rPr>
-          <w:rStyle w:val="VerbatimChar"/>
-        </w:rPr>
-        <w:t xml:space="preserve"> $ axis.ticks.y.left               : NULL</w:t>
-      </w:r>
-      <w:r>
-        <w:br/>
-      </w:r>
-      <w:r>
-        <w:rPr>
-          <w:rStyle w:val="VerbatimChar"/>
-        </w:rPr>
-        <w:t xml:space="preserve"> $ axis.ticks.y.right              : NULL</w:t>
-      </w:r>
-      <w:r>
-        <w:br/>
-      </w:r>
-      <w:r>
-        <w:rPr>
-          <w:rStyle w:val="VerbatimChar"/>
-        </w:rPr>
-        <w:t xml:space="preserve"> $ axis.ticks.theta                : NULL</w:t>
-      </w:r>
-      <w:r>
-        <w:br/>
-      </w:r>
-      <w:r>
-        <w:rPr>
-          <w:rStyle w:val="VerbatimChar"/>
-        </w:rPr>
-        <w:t xml:space="preserve"> $ axis.ticks.r                    : NULL</w:t>
-      </w:r>
-      <w:r>
-        <w:br/>
-      </w:r>
-      <w:r>
-        <w:rPr>
-          <w:rStyle w:val="VerbatimChar"/>
-        </w:rPr>
-        <w:t xml:space="preserve"> $ axis.minor.ticks.x.top          : NULL</w:t>
-      </w:r>
-      <w:r>
-        <w:br/>
-      </w:r>
-      <w:r>
-        <w:rPr>
-          <w:rStyle w:val="VerbatimChar"/>
-        </w:rPr>
-        <w:t xml:space="preserve"> $ axis.minor.ticks.x.bottom       : NULL</w:t>
-      </w:r>
-      <w:r>
-        <w:br/>
-      </w:r>
-      <w:r>
-        <w:rPr>
-          <w:rStyle w:val="VerbatimChar"/>
-        </w:rPr>
-        <w:t xml:space="preserve"> $ axis.minor.ticks.y.left         : NULL</w:t>
-      </w:r>
-      <w:r>
-        <w:br/>
-      </w:r>
-      <w:r>
-        <w:rPr>
-          <w:rStyle w:val="VerbatimChar"/>
-        </w:rPr>
-        <w:t xml:space="preserve"> $ axis.minor.ticks.y.right        : NULL</w:t>
-      </w:r>
-      <w:r>
-        <w:br/>
-      </w:r>
-      <w:r>
-        <w:rPr>
-          <w:rStyle w:val="VerbatimChar"/>
-        </w:rPr>
-        <w:t xml:space="preserve"> $ axis.minor.ticks.theta          : NULL</w:t>
-      </w:r>
-      <w:r>
-        <w:br/>
-      </w:r>
-      <w:r>
-        <w:rPr>
-          <w:rStyle w:val="VerbatimChar"/>
-        </w:rPr>
-        <w:t xml:space="preserve"> $ axis.minor.ticks.r              : NULL</w:t>
-      </w:r>
-      <w:r>
-        <w:br/>
-      </w:r>
-      <w:r>
-        <w:rPr>
-          <w:rStyle w:val="VerbatimChar"/>
-        </w:rPr>
-        <w:t xml:space="preserve"> $ axis.ticks.length               : 'rel' num 0.5</w:t>
-      </w:r>
-      <w:r>
-        <w:br/>
-      </w:r>
-      <w:r>
-        <w:rPr>
-          <w:rStyle w:val="VerbatimChar"/>
-        </w:rPr>
-        <w:t xml:space="preserve"> $ axis.ticks.length.x             : NULL</w:t>
-      </w:r>
-      <w:r>
-        <w:br/>
-      </w:r>
-      <w:r>
-        <w:rPr>
-          <w:rStyle w:val="VerbatimChar"/>
-        </w:rPr>
-        <w:t xml:space="preserve"> $ axis.ticks.length.x.top         : NULL</w:t>
-      </w:r>
-      <w:r>
-        <w:br/>
-      </w:r>
-      <w:r>
-        <w:rPr>
-          <w:rStyle w:val="VerbatimChar"/>
-        </w:rPr>
-        <w:t xml:space="preserve"> $ axis.ticks.length.x.bottom      : NULL</w:t>
-      </w:r>
-      <w:r>
-        <w:br/>
-      </w:r>
-      <w:r>
-        <w:rPr>
-          <w:rStyle w:val="VerbatimChar"/>
-        </w:rPr>
-        <w:t xml:space="preserve"> $ axis.ticks.length.y             : NULL</w:t>
-      </w:r>
-      <w:r>
-        <w:br/>
-      </w:r>
-      <w:r>
-        <w:rPr>
-          <w:rStyle w:val="VerbatimChar"/>
-        </w:rPr>
-        <w:t xml:space="preserve"> $ axis.ticks.length.y.left        : NULL</w:t>
-      </w:r>
-      <w:r>
-        <w:br/>
-      </w:r>
-      <w:r>
-        <w:rPr>
-          <w:rStyle w:val="VerbatimChar"/>
-        </w:rPr>
-        <w:t xml:space="preserve"> $ axis.ticks.length.y.right       : NULL</w:t>
-      </w:r>
-      <w:r>
-        <w:br/>
-      </w:r>
-      <w:r>
-        <w:rPr>
-          <w:rStyle w:val="VerbatimChar"/>
-        </w:rPr>
-        <w:t xml:space="preserve"> $ axis.ticks.length.theta         : NULL</w:t>
-      </w:r>
-      <w:r>
-        <w:br/>
-      </w:r>
-      <w:r>
-        <w:rPr>
-          <w:rStyle w:val="VerbatimChar"/>
-        </w:rPr>
-        <w:t xml:space="preserve"> $ axis.ticks.length.r             : NULL</w:t>
-      </w:r>
-      <w:r>
-        <w:br/>
-      </w:r>
-      <w:r>
-        <w:rPr>
-          <w:rStyle w:val="VerbatimChar"/>
-        </w:rPr>
-        <w:t xml:space="preserve"> $ axis.minor.ticks.length         : 'rel' num 0.75</w:t>
-      </w:r>
-      <w:r>
-        <w:br/>
-      </w:r>
-      <w:r>
-        <w:rPr>
-          <w:rStyle w:val="VerbatimChar"/>
-        </w:rPr>
-        <w:t xml:space="preserve"> $ axis.minor.ticks.length.x       : NULL</w:t>
-      </w:r>
-      <w:r>
-        <w:br/>
-      </w:r>
-      <w:r>
-        <w:rPr>
-          <w:rStyle w:val="VerbatimChar"/>
-        </w:rPr>
-        <w:t xml:space="preserve"> $ axis.minor.ticks.length.x.top   : NULL</w:t>
-      </w:r>
-      <w:r>
-        <w:br/>
-      </w:r>
-      <w:r>
-        <w:rPr>
-          <w:rStyle w:val="VerbatimChar"/>
-        </w:rPr>
-        <w:t xml:space="preserve"> $ axis.minor.ticks.length.x.bottom: NULL</w:t>
-      </w:r>
-      <w:r>
-        <w:br/>
-      </w:r>
-      <w:r>
-        <w:rPr>
-          <w:rStyle w:val="VerbatimChar"/>
-        </w:rPr>
-        <w:t xml:space="preserve"> $ axis.minor.ticks.length.y       : NULL</w:t>
-      </w:r>
-      <w:r>
-        <w:br/>
-      </w:r>
-      <w:r>
-        <w:rPr>
-          <w:rStyle w:val="VerbatimChar"/>
-        </w:rPr>
-        <w:t xml:space="preserve"> $ axis.minor.ticks.length.y.left  : NULL</w:t>
-      </w:r>
-      <w:r>
-        <w:br/>
-      </w:r>
-      <w:r>
-        <w:rPr>
-          <w:rStyle w:val="VerbatimChar"/>
-        </w:rPr>
-        <w:t xml:space="preserve"> $ axis.minor.ticks.length.y.right : NULL</w:t>
-      </w:r>
-      <w:r>
-        <w:br/>
-      </w:r>
-      <w:r>
-        <w:rPr>
-          <w:rStyle w:val="VerbatimChar"/>
-        </w:rPr>
-        <w:t xml:space="preserve"> $ axis.minor.ticks.length.theta   : NULL</w:t>
-      </w:r>
-      <w:r>
-        <w:br/>
-      </w:r>
-      <w:r>
-        <w:rPr>
-          <w:rStyle w:val="VerbatimChar"/>
-        </w:rPr>
-        <w:t xml:space="preserve"> $ axis.minor.ticks.length.r       : NULL</w:t>
-      </w:r>
-      <w:r>
-        <w:br/>
-      </w:r>
-      <w:r>
-        <w:rPr>
-          <w:rStyle w:val="VerbatimChar"/>
-        </w:rPr>
-        <w:t xml:space="preserve"> $ axis.line                       : &lt;ggplot2::element_blank&gt;</w:t>
-      </w:r>
-      <w:r>
-        <w:br/>
-      </w:r>
-      <w:r>
-        <w:rPr>
-          <w:rStyle w:val="VerbatimChar"/>
-        </w:rPr>
-        <w:t xml:space="preserve"> $ axis.line.x                     : NULL</w:t>
-      </w:r>
-      <w:r>
-        <w:br/>
-      </w:r>
-      <w:r>
-        <w:rPr>
-          <w:rStyle w:val="VerbatimChar"/>
-        </w:rPr>
-        <w:t xml:space="preserve"> $ axis.line.x.top                 : NULL</w:t>
-      </w:r>
-      <w:r>
-        <w:br/>
-      </w:r>
-      <w:r>
-        <w:rPr>
-          <w:rStyle w:val="VerbatimChar"/>
-        </w:rPr>
-        <w:t xml:space="preserve"> $ axis.line.x.bottom              : NULL</w:t>
-      </w:r>
-      <w:r>
-        <w:br/>
-      </w:r>
-      <w:r>
-        <w:rPr>
-          <w:rStyle w:val="VerbatimChar"/>
-        </w:rPr>
-        <w:t xml:space="preserve"> $ axis.line.y                     : NULL</w:t>
-      </w:r>
-      <w:r>
-        <w:br/>
-      </w:r>
-      <w:r>
-        <w:rPr>
-          <w:rStyle w:val="VerbatimChar"/>
-        </w:rPr>
-        <w:t xml:space="preserve"> $ axis.line.y.left                : NULL</w:t>
-      </w:r>
-      <w:r>
-        <w:br/>
-      </w:r>
-      <w:r>
-        <w:rPr>
-          <w:rStyle w:val="VerbatimChar"/>
-        </w:rPr>
-        <w:t xml:space="preserve"> $ axis.line.y.right               : NULL</w:t>
-      </w:r>
-      <w:r>
-        <w:br/>
-      </w:r>
-      <w:r>
-        <w:rPr>
-          <w:rStyle w:val="VerbatimChar"/>
-        </w:rPr>
-        <w:t xml:space="preserve"> $ axis.line.theta                 : NULL</w:t>
-      </w:r>
-      <w:r>
-        <w:br/>
-      </w:r>
-      <w:r>
-        <w:rPr>
-          <w:rStyle w:val="VerbatimChar"/>
-        </w:rPr>
-        <w:t xml:space="preserve"> $ axis.line.r                     : NULL</w:t>
-      </w:r>
-      <w:r>
-        <w:br/>
-      </w:r>
-      <w:r>
-        <w:rPr>
-          <w:rStyle w:val="VerbatimChar"/>
-        </w:rPr>
-        <w:t xml:space="preserve"> $ legend.background               : &lt;ggplot2::element_blank&gt;</w:t>
-      </w:r>
-      <w:r>
-        <w:br/>
-      </w:r>
-      <w:r>
-        <w:rPr>
-          <w:rStyle w:val="VerbatimChar"/>
-        </w:rPr>
-        <w:t xml:space="preserve"> $ legend.margin                   : NULL</w:t>
-      </w:r>
-      <w:r>
-        <w:br/>
-      </w:r>
-      <w:r>
-        <w:rPr>
-          <w:rStyle w:val="VerbatimChar"/>
-        </w:rPr>
-        <w:t xml:space="preserve"> $ legend.spacing                  : 'rel' num 2</w:t>
-      </w:r>
-      <w:r>
-        <w:br/>
-      </w:r>
-      <w:r>
-        <w:rPr>
-          <w:rStyle w:val="VerbatimChar"/>
-        </w:rPr>
-        <w:t xml:space="preserve"> $ legend.spacing.x                : NULL</w:t>
-      </w:r>
-      <w:r>
-        <w:br/>
-      </w:r>
-      <w:r>
-        <w:rPr>
-          <w:rStyle w:val="VerbatimChar"/>
-        </w:rPr>
-        <w:t xml:space="preserve"> $ legend.spacing.y                : NULL</w:t>
-      </w:r>
-      <w:r>
-        <w:br/>
-      </w:r>
-      <w:r>
-        <w:rPr>
-          <w:rStyle w:val="VerbatimChar"/>
-        </w:rPr>
-        <w:t xml:space="preserve"> $ legend.key                      : &lt;ggplot2::element_blank&gt;</w:t>
-      </w:r>
-      <w:r>
-        <w:br/>
-      </w:r>
-      <w:r>
-        <w:rPr>
-          <w:rStyle w:val="VerbatimChar"/>
-        </w:rPr>
-        <w:t xml:space="preserve"> $ legend.key.size                 : 'simpleUnit' num 1.2lines</w:t>
-      </w:r>
-      <w:r>
-        <w:br/>
-      </w:r>
-      <w:r>
-        <w:rPr>
-          <w:rStyle w:val="VerbatimChar"/>
-        </w:rPr>
-        <w:t xml:space="preserve">  ..- attr(*, "unit")= int 3</w:t>
-      </w:r>
-      <w:r>
-        <w:br/>
-      </w:r>
-      <w:r>
-        <w:rPr>
-          <w:rStyle w:val="VerbatimChar"/>
-        </w:rPr>
-        <w:t xml:space="preserve"> $ legend.key.height               : NULL</w:t>
-      </w:r>
-      <w:r>
-        <w:br/>
-      </w:r>
-      <w:r>
-        <w:rPr>
-          <w:rStyle w:val="VerbatimChar"/>
-        </w:rPr>
-        <w:t xml:space="preserve"> $ legend.key.width                : NULL</w:t>
-      </w:r>
-      <w:r>
-        <w:br/>
-      </w:r>
-      <w:r>
-        <w:rPr>
-          <w:rStyle w:val="VerbatimChar"/>
-        </w:rPr>
-        <w:t xml:space="preserve"> $ legend.key.spacing              : NULL</w:t>
-      </w:r>
-      <w:r>
-        <w:br/>
-      </w:r>
-      <w:r>
-        <w:rPr>
-          <w:rStyle w:val="VerbatimChar"/>
-        </w:rPr>
-        <w:t xml:space="preserve"> $ legend.key.spacing.x            : NULL</w:t>
-      </w:r>
-      <w:r>
-        <w:br/>
-      </w:r>
-      <w:r>
-        <w:rPr>
-          <w:rStyle w:val="VerbatimChar"/>
-        </w:rPr>
-        <w:t xml:space="preserve"> $ legend.key.spacing.y            : NULL</w:t>
-      </w:r>
-      <w:r>
-        <w:br/>
-      </w:r>
-      <w:r>
-        <w:rPr>
-          <w:rStyle w:val="VerbatimChar"/>
-        </w:rPr>
-        <w:t xml:space="preserve"> $ legend.key.justification        : NULL</w:t>
-      </w:r>
-      <w:r>
-        <w:br/>
-      </w:r>
-      <w:r>
-        <w:rPr>
-          <w:rStyle w:val="VerbatimChar"/>
-        </w:rPr>
-        <w:t xml:space="preserve"> $ legend.frame                    : NULL</w:t>
-      </w:r>
-      <w:r>
-        <w:br/>
-      </w:r>
-      <w:r>
-        <w:rPr>
-          <w:rStyle w:val="VerbatimChar"/>
-        </w:rPr>
-        <w:t xml:space="preserve"> $ legend.ticks                    : NULL</w:t>
-      </w:r>
-      <w:r>
-        <w:br/>
-      </w:r>
-      <w:r>
-        <w:rPr>
-          <w:rStyle w:val="VerbatimChar"/>
-        </w:rPr>
-        <w:t xml:space="preserve"> $ legend.ticks.length             : 'rel' num 0.2</w:t>
-      </w:r>
-      <w:r>
-        <w:br/>
-      </w:r>
-      <w:r>
-        <w:rPr>
-          <w:rStyle w:val="VerbatimChar"/>
-        </w:rPr>
-        <w:t xml:space="preserve"> $ legend.axis.line                : NULL</w:t>
-      </w:r>
-      <w:r>
-        <w:br/>
-      </w:r>
-      <w:r>
-        <w:rPr>
-          <w:rStyle w:val="VerbatimChar"/>
-        </w:rPr>
-        <w:t xml:space="preserve"> $ legend.text                     : &lt;ggplot2::element_text&gt;</w:t>
-      </w:r>
-      <w:r>
-        <w:br/>
-      </w:r>
-      <w:r>
-        <w:rPr>
-          <w:rStyle w:val="VerbatimChar"/>
-        </w:rPr>
-        <w:t xml:space="preserve">  ..@ family       : NULL</w:t>
-      </w:r>
-      <w:r>
-        <w:br/>
-      </w:r>
-      <w:r>
-        <w:rPr>
-          <w:rStyle w:val="VerbatimChar"/>
-        </w:rPr>
-        <w:t xml:space="preserve">  ..@ face         : NULL</w:t>
-      </w:r>
-      <w:r>
-        <w:br/>
-      </w:r>
-      <w:r>
-        <w:rPr>
-          <w:rStyle w:val="VerbatimChar"/>
-        </w:rPr>
-        <w:t xml:space="preserve">  ..@ italic       : chr NA</w:t>
-      </w:r>
-      <w:r>
-        <w:br/>
-      </w:r>
-      <w:r>
-        <w:rPr>
-          <w:rStyle w:val="VerbatimChar"/>
-        </w:rPr>
-        <w:t xml:space="preserve">  ..@ fontweight   : num NA</w:t>
-      </w:r>
-      <w:r>
-        <w:br/>
-      </w:r>
-      <w:r>
-        <w:rPr>
-          <w:rStyle w:val="VerbatimChar"/>
-        </w:rPr>
-        <w:t xml:space="preserve">  ..@ fontwidth    : num NA</w:t>
-      </w:r>
-      <w:r>
-        <w:br/>
-      </w:r>
-      <w:r>
-        <w:rPr>
-          <w:rStyle w:val="VerbatimChar"/>
-        </w:rPr>
-        <w:t xml:space="preserve">  ..@ colour       : NULL</w:t>
-      </w:r>
-      <w:r>
-        <w:br/>
-      </w:r>
-      <w:r>
-        <w:rPr>
-          <w:rStyle w:val="VerbatimChar"/>
-        </w:rPr>
-        <w:t xml:space="preserve">  ..@ size         : 'rel' num 0.8</w:t>
-      </w:r>
-      <w:r>
-        <w:br/>
-      </w:r>
-      <w:r>
-        <w:rPr>
-          <w:rStyle w:val="VerbatimChar"/>
-        </w:rPr>
-        <w:t xml:space="preserve">  ..@ hjust        : NULL</w:t>
-      </w:r>
-      <w:r>
-        <w:br/>
-      </w:r>
-      <w:r>
-        <w:rPr>
-          <w:rStyle w:val="VerbatimChar"/>
-        </w:rPr>
-        <w:t xml:space="preserve">  ..@ vjust        : NULL</w:t>
-      </w:r>
-      <w:r>
-        <w:br/>
-      </w:r>
-      <w:r>
-        <w:rPr>
-          <w:rStyle w:val="VerbatimChar"/>
-        </w:rPr>
-        <w:t xml:space="preserve">  ..@ angle        : NULL</w:t>
-      </w:r>
-      <w:r>
-        <w:br/>
-      </w:r>
-      <w:r>
-        <w:rPr>
-          <w:rStyle w:val="VerbatimChar"/>
-        </w:rPr>
-        <w:t xml:space="preserve">  ..@ lineheight   : NULL</w:t>
-      </w:r>
-      <w:r>
-        <w:br/>
-      </w:r>
-      <w:r>
-        <w:rPr>
-          <w:rStyle w:val="VerbatimChar"/>
-        </w:rPr>
-        <w:t xml:space="preserve">  ..@ margin       : NULL</w:t>
-      </w:r>
-      <w:r>
-        <w:br/>
-      </w:r>
-      <w:r>
-        <w:rPr>
-          <w:rStyle w:val="VerbatimChar"/>
-        </w:rPr>
-        <w:t xml:space="preserve">  ..@ debug        : NULL</w:t>
-      </w:r>
-      <w:r>
-        <w:br/>
-      </w:r>
-      <w:r>
-        <w:rPr>
-          <w:rStyle w:val="VerbatimChar"/>
-        </w:rPr>
-        <w:t xml:space="preserve">  ..@ inherit.blank: logi TRUE</w:t>
-      </w:r>
-      <w:r>
-        <w:br/>
-      </w:r>
-      <w:r>
-        <w:rPr>
-          <w:rStyle w:val="VerbatimChar"/>
-        </w:rPr>
-        <w:t xml:space="preserve"> $ legend.text.position            : NULL</w:t>
-      </w:r>
-      <w:r>
-        <w:br/>
-      </w:r>
-      <w:r>
-        <w:rPr>
-          <w:rStyle w:val="VerbatimChar"/>
-        </w:rPr>
-        <w:t xml:space="preserve"> $ legend.title                    : &lt;ggplot2::element_text&gt;</w:t>
-      </w:r>
-      <w:r>
-        <w:br/>
-      </w:r>
-      <w:r>
-        <w:rPr>
-          <w:rStyle w:val="VerbatimChar"/>
-        </w:rPr>
-        <w:t xml:space="preserve">  ..@ family       : NULL</w:t>
-      </w:r>
-      <w:r>
-        <w:br/>
-      </w:r>
-      <w:r>
-        <w:rPr>
-          <w:rStyle w:val="VerbatimChar"/>
-        </w:rPr>
-        <w:t xml:space="preserve">  ..@ face         : NULL</w:t>
-      </w:r>
-      <w:r>
-        <w:br/>
-      </w:r>
-      <w:r>
-        <w:rPr>
-          <w:rStyle w:val="VerbatimChar"/>
-        </w:rPr>
-        <w:t xml:space="preserve">  ..@ italic       : chr NA</w:t>
-      </w:r>
-      <w:r>
-        <w:br/>
-      </w:r>
-      <w:r>
-        <w:rPr>
-          <w:rStyle w:val="VerbatimChar"/>
-        </w:rPr>
-        <w:t xml:space="preserve">  ..@ fontweight   : num NA</w:t>
-      </w:r>
-      <w:r>
-        <w:br/>
-      </w:r>
-      <w:r>
-        <w:rPr>
-          <w:rStyle w:val="VerbatimChar"/>
-        </w:rPr>
-        <w:t xml:space="preserve">  ..@ fontwidth    : num NA</w:t>
-      </w:r>
-      <w:r>
-        <w:br/>
-      </w:r>
-      <w:r>
-        <w:rPr>
-          <w:rStyle w:val="VerbatimChar"/>
-        </w:rPr>
-        <w:t xml:space="preserve">  ..@ colour       : NULL</w:t>
-      </w:r>
-      <w:r>
-        <w:br/>
-      </w:r>
-      <w:r>
-        <w:rPr>
-          <w:rStyle w:val="VerbatimChar"/>
-        </w:rPr>
-        <w:t xml:space="preserve">  ..@ size         : NULL</w:t>
-      </w:r>
-      <w:r>
-        <w:br/>
-      </w:r>
-      <w:r>
-        <w:rPr>
-          <w:rStyle w:val="VerbatimChar"/>
-        </w:rPr>
-        <w:t xml:space="preserve">  ..@ hjust        : num 0</w:t>
-      </w:r>
-      <w:r>
-        <w:br/>
-      </w:r>
-      <w:r>
-        <w:rPr>
-          <w:rStyle w:val="VerbatimChar"/>
-        </w:rPr>
-        <w:t xml:space="preserve">  ..@ vjust        : NULL</w:t>
-      </w:r>
-      <w:r>
-        <w:br/>
-      </w:r>
-      <w:r>
-        <w:rPr>
-          <w:rStyle w:val="VerbatimChar"/>
-        </w:rPr>
-        <w:t xml:space="preserve">  ..@ angle        : NULL</w:t>
-      </w:r>
-      <w:r>
-        <w:br/>
-      </w:r>
-      <w:r>
-        <w:rPr>
-          <w:rStyle w:val="VerbatimChar"/>
-        </w:rPr>
-        <w:t xml:space="preserve">  ..@ lineheight   : NULL</w:t>
-      </w:r>
-      <w:r>
-        <w:br/>
-      </w:r>
-      <w:r>
-        <w:rPr>
-          <w:rStyle w:val="VerbatimChar"/>
-        </w:rPr>
-        <w:t xml:space="preserve">  ..@ margin       : NULL</w:t>
-      </w:r>
-      <w:r>
-        <w:br/>
-      </w:r>
-      <w:r>
-        <w:rPr>
-          <w:rStyle w:val="VerbatimChar"/>
-        </w:rPr>
-        <w:t xml:space="preserve">  ..@ debug        : NULL</w:t>
-      </w:r>
-      <w:r>
-        <w:br/>
-      </w:r>
-      <w:r>
-        <w:rPr>
-          <w:rStyle w:val="VerbatimChar"/>
-        </w:rPr>
-        <w:t xml:space="preserve">  ..@ inherit.blank: logi TRUE</w:t>
-      </w:r>
-      <w:r>
-        <w:br/>
-      </w:r>
-      <w:r>
-        <w:rPr>
-          <w:rStyle w:val="VerbatimChar"/>
-        </w:rPr>
-        <w:t xml:space="preserve"> $ legend.title.position           : NULL</w:t>
-      </w:r>
-      <w:r>
-        <w:br/>
-      </w:r>
-      <w:r>
-        <w:rPr>
-          <w:rStyle w:val="VerbatimChar"/>
-        </w:rPr>
-        <w:t xml:space="preserve"> $ legend.position                 : chr "right"</w:t>
-      </w:r>
-      <w:r>
-        <w:br/>
-      </w:r>
-      <w:r>
-        <w:rPr>
-          <w:rStyle w:val="VerbatimChar"/>
-        </w:rPr>
-        <w:t xml:space="preserve"> $ legend.position.inside          : NULL</w:t>
-      </w:r>
-      <w:r>
-        <w:br/>
-      </w:r>
-      <w:r>
-        <w:rPr>
-          <w:rStyle w:val="VerbatimChar"/>
-        </w:rPr>
-        <w:t xml:space="preserve"> $ legend.direction                : NULL</w:t>
-      </w:r>
-      <w:r>
-        <w:br/>
-      </w:r>
-      <w:r>
-        <w:rPr>
-          <w:rStyle w:val="VerbatimChar"/>
-        </w:rPr>
-        <w:t xml:space="preserve"> $ legend.byrow                    : NULL</w:t>
-      </w:r>
-      <w:r>
-        <w:br/>
-      </w:r>
-      <w:r>
-        <w:rPr>
-          <w:rStyle w:val="VerbatimChar"/>
-        </w:rPr>
-        <w:t xml:space="preserve"> $ legend.justification            : chr "center"</w:t>
-      </w:r>
-      <w:r>
-        <w:br/>
-      </w:r>
-      <w:r>
-        <w:rPr>
-          <w:rStyle w:val="VerbatimChar"/>
-        </w:rPr>
-        <w:t xml:space="preserve"> $ legend.justification.top        : NULL</w:t>
-      </w:r>
-      <w:r>
-        <w:br/>
-      </w:r>
-      <w:r>
-        <w:rPr>
-          <w:rStyle w:val="VerbatimChar"/>
-        </w:rPr>
-        <w:t xml:space="preserve"> $ legend.justification.bottom     : NULL</w:t>
-      </w:r>
-      <w:r>
-        <w:br/>
-      </w:r>
-      <w:r>
-        <w:rPr>
-          <w:rStyle w:val="VerbatimChar"/>
-        </w:rPr>
-        <w:t xml:space="preserve"> $ legend.justification.left       : NULL</w:t>
-      </w:r>
-      <w:r>
-        <w:br/>
-      </w:r>
-      <w:r>
-        <w:rPr>
-          <w:rStyle w:val="VerbatimChar"/>
-        </w:rPr>
-        <w:t xml:space="preserve"> $ legend.justification.right      : NULL</w:t>
-      </w:r>
-      <w:r>
-        <w:br/>
-      </w:r>
-      <w:r>
-        <w:rPr>
-          <w:rStyle w:val="VerbatimChar"/>
-        </w:rPr>
-        <w:t xml:space="preserve"> $ legend.justification.inside     : NULL</w:t>
-      </w:r>
-      <w:r>
-        <w:br/>
-      </w:r>
-      <w:r>
-        <w:rPr>
-          <w:rStyle w:val="VerbatimChar"/>
-        </w:rPr>
-        <w:t xml:space="preserve">  [list output truncated]</w:t>
-      </w:r>
-      <w:r>
-        <w:br/>
-      </w:r>
-      <w:r>
-        <w:rPr>
-          <w:rStyle w:val="VerbatimChar"/>
-        </w:rPr>
-        <w:t xml:space="preserve"> @ complete: logi TRUE</w:t>
-      </w:r>
-      <w:r>
-        <w:br/>
-      </w:r>
-      <w:r>
-        <w:rPr>
-          <w:rStyle w:val="VerbatimChar"/>
-        </w:rPr>
-        <w:t xml:space="preserve"> @ validate: logi TRUE</w:t>
-      </w:r>
-    </w:p>
     <w:bookmarkEnd w:id="131"/>
     <w:bookmarkStart w:id="140" w:name="checking-violated-data-assumptions"/>
     <w:p>
@@ -16907,7 +13756,7 @@
         <w:pStyle w:val="Compact"/>
         <w:numPr>
           <w:ilvl w:val="0"/>
-          <w:numId w:val="1079"/>
+          <w:numId w:val="1081"/>
         </w:numPr>
       </w:pPr>
       <w:r>
@@ -17802,7 +14651,11 @@
     </w:p>
     <w:p>
       <w:pPr>
-        <w:pStyle w:val="FirstParagraph"/>
+        <w:pStyle w:val="Compact"/>
+        <w:numPr>
+          <w:ilvl w:val="0"/>
+          <w:numId w:val="1082"/>
+        </w:numPr>
       </w:pPr>
       <w:r>
         <w:rPr>
@@ -17811,35 +14664,61 @@
         </w:rPr>
         <w:t xml:space="preserve">Key observations:</w:t>
       </w:r>
-      <w:r>
-        <w:t xml:space="preserve"> </w:t>
-      </w:r>
-      <w:r>
-        <w:t xml:space="preserve">- Both tests still detect differences -</w:t>
-      </w:r>
-      <w:r>
-        <w:t xml:space="preserve"> </w:t>
-      </w:r>
-      <w:r>
-        <w:t xml:space="preserve">Kruskal-Wallis more robust to violations - Parametric test may give</w:t>
-      </w:r>
-      <w:r>
-        <w:t xml:space="preserve"> </w:t>
-      </w:r>
-      <w:r>
-        <w:t xml:space="preserve">misleading results when assumptions violated - Non-parametric test</w:t>
-      </w:r>
-      <w:r>
-        <w:t xml:space="preserve"> </w:t>
-      </w:r>
-      <w:r>
-        <w:t xml:space="preserve">maintains validity</w:t>
+    </w:p>
+    <w:p>
+      <w:pPr>
+        <w:numPr>
+          <w:ilvl w:val="1"/>
+          <w:numId w:val="1083"/>
+        </w:numPr>
+      </w:pPr>
+      <w:r>
+        <w:t xml:space="preserve">- Both tests still detect differences</w:t>
+      </w:r>
+    </w:p>
+    <w:p>
+      <w:pPr>
+        <w:numPr>
+          <w:ilvl w:val="1"/>
+          <w:numId w:val="1083"/>
+        </w:numPr>
+      </w:pPr>
+      <w:r>
+        <w:t xml:space="preserve">- Kruskal-Wallis more robust to violations</w:t>
+      </w:r>
+    </w:p>
+    <w:p>
+      <w:pPr>
+        <w:numPr>
+          <w:ilvl w:val="1"/>
+          <w:numId w:val="1083"/>
+        </w:numPr>
+      </w:pPr>
+      <w:r>
+        <w:t xml:space="preserve">- Parametric test may give misleading results when assumptions</w:t>
+      </w:r>
+      <w:r>
+        <w:t xml:space="preserve"> </w:t>
+      </w:r>
+      <w:r>
+        <w:t xml:space="preserve">violated</w:t>
+      </w:r>
+    </w:p>
+    <w:p>
+      <w:pPr>
+        <w:numPr>
+          <w:ilvl w:val="1"/>
+          <w:numId w:val="1083"/>
+        </w:numPr>
+      </w:pPr>
+      <w:r>
+        <w:t xml:space="preserve">- Non-parametric test maintains validity</w:t>
       </w:r>
     </w:p>
     <w:bookmarkEnd w:id="147"/>
     <w:p>
       <w:pPr>
-        <w:pStyle w:val="BodyText"/>
+        <w:pStyle w:val="FirstParagraph"/>
       </w:pPr>
       <w:r>
         <w:drawing>
@@ -17886,7 +14765,11 @@
     </w:p>
     <w:p>
       <w:pPr>
-        <w:pStyle w:val="BodyText"/>
+        <w:pStyle w:val="Compact"/>
+        <w:numPr>
+          <w:ilvl w:val="0"/>
+          <w:numId w:val="1084"/>
+        </w:numPr>
       </w:pPr>
       <w:r>
         <w:rPr>
@@ -17895,23 +14778,53 @@
         </w:rPr>
         <w:t xml:space="preserve">Why Kruskal-Wallis is robust:</w:t>
       </w:r>
-      <w:r>
-        <w:t xml:space="preserve"> </w:t>
-      </w:r>
-      <w:r>
-        <w:t xml:space="preserve">- Uses ranks instead of raw values -</w:t>
-      </w:r>
-      <w:r>
-        <w:t xml:space="preserve"> </w:t>
-      </w:r>
-      <w:r>
-        <w:t xml:space="preserve">Outliers affect ranks minimally - Unequal variances less problematic -</w:t>
-      </w:r>
-      <w:r>
-        <w:t xml:space="preserve"> </w:t>
-      </w:r>
-      <w:r>
-        <w:t xml:space="preserve">No distribution assumptions needed</w:t>
+    </w:p>
+    <w:p>
+      <w:pPr>
+        <w:pStyle w:val="Compact"/>
+        <w:numPr>
+          <w:ilvl w:val="1"/>
+          <w:numId w:val="1085"/>
+        </w:numPr>
+      </w:pPr>
+      <w:r>
+        <w:t xml:space="preserve">- Uses ranks instead of raw values</w:t>
+      </w:r>
+    </w:p>
+    <w:p>
+      <w:pPr>
+        <w:pStyle w:val="Compact"/>
+        <w:numPr>
+          <w:ilvl w:val="1"/>
+          <w:numId w:val="1085"/>
+        </w:numPr>
+      </w:pPr>
+      <w:r>
+        <w:t xml:space="preserve">- Outliers affect ranks minimally</w:t>
+      </w:r>
+    </w:p>
+    <w:p>
+      <w:pPr>
+        <w:pStyle w:val="Compact"/>
+        <w:numPr>
+          <w:ilvl w:val="1"/>
+          <w:numId w:val="1085"/>
+        </w:numPr>
+      </w:pPr>
+      <w:r>
+        <w:t xml:space="preserve">- Unequal variances less problematic</w:t>
+      </w:r>
+    </w:p>
+    <w:p>
+      <w:pPr>
+        <w:pStyle w:val="Compact"/>
+        <w:numPr>
+          <w:ilvl w:val="1"/>
+          <w:numId w:val="1085"/>
+        </w:numPr>
+      </w:pPr>
+      <w:r>
+        <w:t xml:space="preserve">- No distribution assumptions needed</w:t>
       </w:r>
     </w:p>
     <w:bookmarkEnd w:id="151"/>
@@ -18196,7 +15109,11 @@
     </w:p>
     <w:p>
       <w:pPr>
-        <w:pStyle w:val="FirstParagraph"/>
+        <w:pStyle w:val="Compact"/>
+        <w:numPr>
+          <w:ilvl w:val="0"/>
+          <w:numId w:val="1086"/>
+        </w:numPr>
       </w:pPr>
       <w:r>
         <w:rPr>
@@ -18205,28 +15122,50 @@
         </w:rPr>
         <w:t xml:space="preserve">Interpretation of p-values:</w:t>
       </w:r>
-      <w:r>
-        <w:t xml:space="preserve"> </w:t>
-      </w:r>
-      <w:r>
-        <w:t xml:space="preserve">- Control vs Eyes: p = 0.024</w:t>
-      </w:r>
-      <w:r>
-        <w:t xml:space="preserve"> </w:t>
-      </w:r>
-      <w:r>
-        <w:t xml:space="preserve">(significant) - Control vs Knees: p = 1.000 (not significant) - Eyes vs</w:t>
-      </w:r>
-      <w:r>
-        <w:t xml:space="preserve"> </w:t>
-      </w:r>
-      <w:r>
-        <w:t xml:space="preserve">Knees: p = 0.078 (not significant)</w:t>
-      </w:r>
-    </w:p>
-    <w:p>
-      <w:pPr>
-        <w:pStyle w:val="BodyText"/>
+    </w:p>
+    <w:p>
+      <w:pPr>
+        <w:pStyle w:val="Compact"/>
+        <w:numPr>
+          <w:ilvl w:val="1"/>
+          <w:numId w:val="1087"/>
+        </w:numPr>
+      </w:pPr>
+      <w:r>
+        <w:t xml:space="preserve">- Control vs Eyes: p = 0.024 (significant)</w:t>
+      </w:r>
+    </w:p>
+    <w:p>
+      <w:pPr>
+        <w:pStyle w:val="Compact"/>
+        <w:numPr>
+          <w:ilvl w:val="1"/>
+          <w:numId w:val="1087"/>
+        </w:numPr>
+      </w:pPr>
+      <w:r>
+        <w:t xml:space="preserve">- Control vs Knees: p = 1.000 (not significant)</w:t>
+      </w:r>
+    </w:p>
+    <w:p>
+      <w:pPr>
+        <w:pStyle w:val="Compact"/>
+        <w:numPr>
+          <w:ilvl w:val="1"/>
+          <w:numId w:val="1087"/>
+        </w:numPr>
+      </w:pPr>
+      <w:r>
+        <w:t xml:space="preserve">- Eyes vs Knees: p = 0.078 (not significant)</w:t>
+      </w:r>
+    </w:p>
+    <w:p>
+      <w:pPr>
+        <w:pStyle w:val="Compact"/>
+        <w:numPr>
+          <w:ilvl w:val="0"/>
+          <w:numId w:val="1086"/>
+        </w:numPr>
       </w:pPr>
       <w:r>
         <w:rPr>
@@ -18235,9 +15174,15 @@
         </w:rPr>
         <w:t xml:space="preserve">Common adjustment methods:</w:t>
       </w:r>
-      <w:r>
-        <w:t xml:space="preserve"> </w:t>
-      </w:r>
+    </w:p>
+    <w:p>
+      <w:pPr>
+        <w:pStyle w:val="Compact"/>
+        <w:numPr>
+          <w:ilvl w:val="1"/>
+          <w:numId w:val="1088"/>
+        </w:numPr>
+      </w:pPr>
       <w:r>
         <w:t xml:space="preserve">-</w:t>
       </w:r>
@@ -18251,7 +15196,19 @@
         <w:t xml:space="preserve">"bonferroni"</w:t>
       </w:r>
       <w:r>
-        <w:t xml:space="preserve">: Most conservative -</w:t>
+        <w:t xml:space="preserve">: Most conservative</w:t>
+      </w:r>
+    </w:p>
+    <w:p>
+      <w:pPr>
+        <w:pStyle w:val="Compact"/>
+        <w:numPr>
+          <w:ilvl w:val="1"/>
+          <w:numId w:val="1088"/>
+        </w:numPr>
+      </w:pPr>
+      <w:r>
+        <w:t xml:space="preserve">-</w:t>
       </w:r>
       <w:r>
         <w:t xml:space="preserve"> </w:t>
@@ -18263,7 +15220,19 @@
         <w:t xml:space="preserve">"holm"</w:t>
       </w:r>
       <w:r>
-        <w:t xml:space="preserve">: Less conservative than Bonferroni -</w:t>
+        <w:t xml:space="preserve">: Less conservative than Bonferroni</w:t>
+      </w:r>
+    </w:p>
+    <w:p>
+      <w:pPr>
+        <w:pStyle w:val="Compact"/>
+        <w:numPr>
+          <w:ilvl w:val="1"/>
+          <w:numId w:val="1088"/>
+        </w:numPr>
+      </w:pPr>
+      <w:r>
+        <w:t xml:space="preserve">-</w:t>
       </w:r>
       <w:r>
         <w:t xml:space="preserve"> </w:t>
@@ -18275,13 +15244,19 @@
         <w:t xml:space="preserve">"BH"</w:t>
       </w:r>
       <w:r>
-        <w:t xml:space="preserve">: Benjamini-Hochberg</w:t>
-      </w:r>
-      <w:r>
-        <w:t xml:space="preserve"> </w:t>
-      </w:r>
-      <w:r>
-        <w:t xml:space="preserve">(controls false discovery rate) -</w:t>
+        <w:t xml:space="preserve">: Benjamini-Hochberg (controls false discovery rate)</w:t>
+      </w:r>
+    </w:p>
+    <w:p>
+      <w:pPr>
+        <w:pStyle w:val="Compact"/>
+        <w:numPr>
+          <w:ilvl w:val="1"/>
+          <w:numId w:val="1088"/>
+        </w:numPr>
+      </w:pPr>
+      <w:r>
+        <w:t xml:space="preserve">-</w:t>
       </w:r>
       <w:r>
         <w:t xml:space="preserve"> </w:t>
@@ -18293,13 +15268,7 @@
         <w:t xml:space="preserve">"none"</w:t>
       </w:r>
       <w:r>
-        <w:t xml:space="preserve">: No adjustment (not</w:t>
-      </w:r>
-      <w:r>
-        <w:t xml:space="preserve"> </w:t>
-      </w:r>
-      <w:r>
-        <w:t xml:space="preserve">recommended)</w:t>
+        <w:t xml:space="preserve">: No adjustment (not recommended)</w:t>
       </w:r>
     </w:p>
     <w:bookmarkEnd w:id="152"/>
@@ -18864,7 +15833,11 @@
     </w:p>
     <w:p>
       <w:pPr>
-        <w:pStyle w:val="FirstParagraph"/>
+        <w:pStyle w:val="Compact"/>
+        <w:numPr>
+          <w:ilvl w:val="0"/>
+          <w:numId w:val="1089"/>
+        </w:numPr>
       </w:pPr>
       <w:r>
         <w:rPr>
@@ -18873,34 +15846,62 @@
         </w:rPr>
         <w:t xml:space="preserve">Advantages of Dunn’s test:</w:t>
       </w:r>
-      <w:r>
-        <w:t xml:space="preserve"> </w:t>
-      </w:r>
-      <w:r>
-        <w:t xml:space="preserve">- Designed specifically for</w:t>
-      </w:r>
-      <w:r>
-        <w:t xml:space="preserve"> </w:t>
-      </w:r>
-      <w:r>
-        <w:t xml:space="preserve">Kruskal-Wallis - Provides Z-statistics in addition to p-values -</w:t>
-      </w:r>
-      <w:r>
-        <w:t xml:space="preserve"> </w:t>
-      </w:r>
-      <w:r>
-        <w:t xml:space="preserve">Multiple adjustment methods available - More appropriate than multiple</w:t>
-      </w:r>
-      <w:r>
-        <w:t xml:space="preserve"> </w:t>
-      </w:r>
-      <w:r>
-        <w:t xml:space="preserve">Wilcoxon tests</w:t>
-      </w:r>
-    </w:p>
-    <w:p>
-      <w:pPr>
-        <w:pStyle w:val="BodyText"/>
+    </w:p>
+    <w:p>
+      <w:pPr>
+        <w:pStyle w:val="Compact"/>
+        <w:numPr>
+          <w:ilvl w:val="1"/>
+          <w:numId w:val="1090"/>
+        </w:numPr>
+      </w:pPr>
+      <w:r>
+        <w:t xml:space="preserve">Designed specifically for Kruskal-Wallis</w:t>
+      </w:r>
+    </w:p>
+    <w:p>
+      <w:pPr>
+        <w:pStyle w:val="Compact"/>
+        <w:numPr>
+          <w:ilvl w:val="1"/>
+          <w:numId w:val="1090"/>
+        </w:numPr>
+      </w:pPr>
+      <w:r>
+        <w:t xml:space="preserve">Provides Z-statistics in addition to p-values</w:t>
+      </w:r>
+    </w:p>
+    <w:p>
+      <w:pPr>
+        <w:pStyle w:val="Compact"/>
+        <w:numPr>
+          <w:ilvl w:val="1"/>
+          <w:numId w:val="1090"/>
+        </w:numPr>
+      </w:pPr>
+      <w:r>
+        <w:t xml:space="preserve">Multiple adjustment methods available</w:t>
+      </w:r>
+    </w:p>
+    <w:p>
+      <w:pPr>
+        <w:pStyle w:val="Compact"/>
+        <w:numPr>
+          <w:ilvl w:val="1"/>
+          <w:numId w:val="1090"/>
+        </w:numPr>
+      </w:pPr>
+      <w:r>
+        <w:t xml:space="preserve">More appropriate than multiple Wilcoxon tests</w:t>
+      </w:r>
+    </w:p>
+    <w:p>
+      <w:pPr>
+        <w:pStyle w:val="Compact"/>
+        <w:numPr>
+          <w:ilvl w:val="0"/>
+          <w:numId w:val="1089"/>
+        </w:numPr>
       </w:pPr>
       <w:r>
         <w:t xml:space="preserve">Z-statistic is a standardized test statistic that tells you how many</w:t>
@@ -18909,13 +15910,13 @@
         <w:t xml:space="preserve"> </w:t>
       </w:r>
       <w:r>
-        <w:t xml:space="preserve">standard deviations an observation or difference is from the expected</w:t>
-      </w:r>
-      <w:r>
-        <w:t xml:space="preserve"> </w:t>
-      </w:r>
-      <w:r>
-        <w:t xml:space="preserve">value (usually zero, meaning</w:t>
+        <w:t xml:space="preserve">standard deviations an observation or difference is from the</w:t>
+      </w:r>
+      <w:r>
+        <w:t xml:space="preserve"> </w:t>
+      </w:r>
+      <w:r>
+        <w:t xml:space="preserve">expected value (usually zero, meaning</w:t>
       </w:r>
       <w:r>
         <w:t xml:space="preserve"> </w:t>
@@ -19111,7 +16112,11 @@
     </w:p>
     <w:p>
       <w:pPr>
-        <w:pStyle w:val="FirstParagraph"/>
+        <w:pStyle w:val="Compact"/>
+        <w:numPr>
+          <w:ilvl w:val="0"/>
+          <w:numId w:val="1091"/>
+        </w:numPr>
       </w:pPr>
       <w:r>
         <w:rPr>
@@ -19120,23 +16125,38 @@
         </w:rPr>
         <w:t xml:space="preserve">Interpreting Z-statistics:</w:t>
       </w:r>
-      <w:r>
-        <w:t xml:space="preserve"> </w:t>
-      </w:r>
-      <w:r>
-        <w:t xml:space="preserve">- Large |Z| values indicate bigger</w:t>
-      </w:r>
-      <w:r>
-        <w:t xml:space="preserve"> </w:t>
-      </w:r>
-      <w:r>
-        <w:t xml:space="preserve">differences - Z &gt; 1.96 approximately equivalent to p &lt; 0.05 - Sign</w:t>
-      </w:r>
-      <w:r>
-        <w:t xml:space="preserve"> </w:t>
-      </w:r>
-      <w:r>
-        <w:t xml:space="preserve">indicates direction of difference</w:t>
+    </w:p>
+    <w:p>
+      <w:pPr>
+        <w:numPr>
+          <w:ilvl w:val="1"/>
+          <w:numId w:val="1092"/>
+        </w:numPr>
+      </w:pPr>
+      <w:r>
+        <w:t xml:space="preserve">- Large |Z| values indicate bigger differences</w:t>
+      </w:r>
+    </w:p>
+    <w:p>
+      <w:pPr>
+        <w:numPr>
+          <w:ilvl w:val="1"/>
+          <w:numId w:val="1092"/>
+        </w:numPr>
+      </w:pPr>
+      <w:r>
+        <w:t xml:space="preserve">- Z &gt; 1.96 approximately equivalent to p &lt; 0.05</w:t>
+      </w:r>
+    </w:p>
+    <w:p>
+      <w:pPr>
+        <w:numPr>
+          <w:ilvl w:val="1"/>
+          <w:numId w:val="1092"/>
+        </w:numPr>
+      </w:pPr>
+      <w:r>
+        <w:t xml:space="preserve">- Sign indicates direction of difference</w:t>
       </w:r>
     </w:p>
     <w:bookmarkEnd w:id="156"/>
@@ -19176,7 +16196,7 @@
         <w:pStyle w:val="Compact"/>
         <w:numPr>
           <w:ilvl w:val="0"/>
-          <w:numId w:val="1080"/>
+          <w:numId w:val="1093"/>
         </w:numPr>
       </w:pPr>
       <w:r>
@@ -19188,7 +16208,7 @@
         <w:pStyle w:val="Compact"/>
         <w:numPr>
           <w:ilvl w:val="0"/>
-          <w:numId w:val="1080"/>
+          <w:numId w:val="1093"/>
         </w:numPr>
       </w:pPr>
       <w:r>
@@ -19200,7 +16220,7 @@
         <w:pStyle w:val="Compact"/>
         <w:numPr>
           <w:ilvl w:val="0"/>
-          <w:numId w:val="1080"/>
+          <w:numId w:val="1093"/>
         </w:numPr>
       </w:pPr>
       <w:r>
@@ -19212,7 +16232,7 @@
         <w:pStyle w:val="Compact"/>
         <w:numPr>
           <w:ilvl w:val="0"/>
-          <w:numId w:val="1080"/>
+          <w:numId w:val="1093"/>
         </w:numPr>
       </w:pPr>
       <w:r>
@@ -19224,7 +16244,7 @@
         <w:pStyle w:val="Compact"/>
         <w:numPr>
           <w:ilvl w:val="0"/>
-          <w:numId w:val="1080"/>
+          <w:numId w:val="1093"/>
         </w:numPr>
       </w:pPr>
       <w:r>
@@ -19236,7 +16256,7 @@
         <w:pStyle w:val="Compact"/>
         <w:numPr>
           <w:ilvl w:val="0"/>
-          <w:numId w:val="1080"/>
+          <w:numId w:val="1093"/>
         </w:numPr>
       </w:pPr>
       <w:r>
@@ -19248,7 +16268,7 @@
         <w:pStyle w:val="Compact"/>
         <w:numPr>
           <w:ilvl w:val="0"/>
-          <w:numId w:val="1080"/>
+          <w:numId w:val="1093"/>
         </w:numPr>
       </w:pPr>
       <w:r>
@@ -19260,7 +16280,7 @@
         <w:pStyle w:val="Compact"/>
         <w:numPr>
           <w:ilvl w:val="0"/>
-          <w:numId w:val="1080"/>
+          <w:numId w:val="1093"/>
         </w:numPr>
       </w:pPr>
       <w:r>
@@ -19513,7 +16533,7 @@
         <w:pStyle w:val="Compact"/>
         <w:numPr>
           <w:ilvl w:val="0"/>
-          <w:numId w:val="1081"/>
+          <w:numId w:val="1094"/>
         </w:numPr>
       </w:pPr>
       <w:r>
@@ -19525,7 +16545,7 @@
         <w:pStyle w:val="Compact"/>
         <w:numPr>
           <w:ilvl w:val="0"/>
-          <w:numId w:val="1081"/>
+          <w:numId w:val="1094"/>
         </w:numPr>
       </w:pPr>
       <w:r>
@@ -19537,7 +16557,7 @@
         <w:pStyle w:val="Compact"/>
         <w:numPr>
           <w:ilvl w:val="0"/>
-          <w:numId w:val="1081"/>
+          <w:numId w:val="1094"/>
         </w:numPr>
       </w:pPr>
       <w:r>
@@ -19549,7 +16569,7 @@
         <w:pStyle w:val="Compact"/>
         <w:numPr>
           <w:ilvl w:val="0"/>
-          <w:numId w:val="1081"/>
+          <w:numId w:val="1094"/>
         </w:numPr>
       </w:pPr>
       <w:r>
@@ -19561,7 +16581,7 @@
         <w:pStyle w:val="Compact"/>
         <w:numPr>
           <w:ilvl w:val="0"/>
-          <w:numId w:val="1081"/>
+          <w:numId w:val="1094"/>
         </w:numPr>
       </w:pPr>
       <w:r>
@@ -20107,6 +17127,9 @@
     <w:abstractNumId w:val="991"/>
   </w:num>
   <w:num w:numId="1061">
+    <w:abstractNumId w:val="991"/>
+  </w:num>
+  <w:num w:numId="1062">
     <w:abstractNumId w:val="99411"/>
     <w:lvlOverride w:ilvl="0">
       <w:startOverride w:val="1"/>
@@ -20136,9 +17159,6 @@
       <w:startOverride w:val="1"/>
     </w:lvlOverride>
   </w:num>
-  <w:num w:numId="1062">
-    <w:abstractNumId w:val="991"/>
-  </w:num>
   <w:num w:numId="1063">
     <w:abstractNumId w:val="991"/>
   </w:num>
@@ -20149,6 +17169,9 @@
     <w:abstractNumId w:val="991"/>
   </w:num>
   <w:num w:numId="1066">
+    <w:abstractNumId w:val="991"/>
+  </w:num>
+  <w:num w:numId="1067">
     <w:abstractNumId w:val="99411"/>
     <w:lvlOverride w:ilvl="0">
       <w:startOverride w:val="1"/>
@@ -20177,9 +17200,6 @@
     <w:lvlOverride w:ilvl="8">
       <w:startOverride w:val="1"/>
     </w:lvlOverride>
-  </w:num>
-  <w:num w:numId="1067">
-    <w:abstractNumId w:val="991"/>
   </w:num>
   <w:num w:numId="1068">
     <w:abstractNumId w:val="991"/>
@@ -20218,6 +17238,45 @@
     <w:abstractNumId w:val="991"/>
   </w:num>
   <w:num w:numId="1080">
+    <w:abstractNumId w:val="991"/>
+  </w:num>
+  <w:num w:numId="1081">
+    <w:abstractNumId w:val="991"/>
+  </w:num>
+  <w:num w:numId="1082">
+    <w:abstractNumId w:val="991"/>
+  </w:num>
+  <w:num w:numId="1083">
+    <w:abstractNumId w:val="991"/>
+  </w:num>
+  <w:num w:numId="1084">
+    <w:abstractNumId w:val="991"/>
+  </w:num>
+  <w:num w:numId="1085">
+    <w:abstractNumId w:val="991"/>
+  </w:num>
+  <w:num w:numId="1086">
+    <w:abstractNumId w:val="991"/>
+  </w:num>
+  <w:num w:numId="1087">
+    <w:abstractNumId w:val="991"/>
+  </w:num>
+  <w:num w:numId="1088">
+    <w:abstractNumId w:val="991"/>
+  </w:num>
+  <w:num w:numId="1089">
+    <w:abstractNumId w:val="991"/>
+  </w:num>
+  <w:num w:numId="1090">
+    <w:abstractNumId w:val="991"/>
+  </w:num>
+  <w:num w:numId="1091">
+    <w:abstractNumId w:val="991"/>
+  </w:num>
+  <w:num w:numId="1092">
+    <w:abstractNumId w:val="991"/>
+  </w:num>
+  <w:num w:numId="1093">
     <w:abstractNumId w:val="99411"/>
     <w:lvlOverride w:ilvl="0">
       <w:startOverride w:val="1"/>
@@ -20247,7 +17306,7 @@
       <w:startOverride w:val="1"/>
     </w:lvlOverride>
   </w:num>
-  <w:num w:numId="1081">
+  <w:num w:numId="1094">
     <w:abstractNumId w:val="991"/>
   </w:num>
 </w:numbering>

--- a/docs/ecostats_lectures/lecture_11/11_01_lecture_powerpoint.docx
+++ b/docs/ecostats_lectures/lecture_11/11_01_lecture_powerpoint.docx
@@ -30,7 +30,7 @@
     <w:bookmarkStart w:id="20" w:name="multiple-regression"/>
     <w:p>
       <w:pPr>
-        <w:pStyle w:val="Heading2"/>
+        <w:pStyle w:val="Heading3"/>
       </w:pPr>
       <w:r>
         <w:rPr>
@@ -11417,7 +11417,7 @@
     <w:bookmarkStart w:id="121" w:name="X74fe8a1b5fba0d2bac3b7c7de5651349db1a277"/>
     <w:p>
       <w:pPr>
-        <w:pStyle w:val="Heading2"/>
+        <w:pStyle w:val="Heading3"/>
       </w:pPr>
       <w:r>
         <w:t xml:space="preserve">Common Non-Parametric Alternatives to ANOVA</w:t>
@@ -11581,7 +11581,7 @@
     <w:bookmarkStart w:id="122" w:name="when-to-use-non-parametric-tests"/>
     <w:p>
       <w:pPr>
-        <w:pStyle w:val="Heading2"/>
+        <w:pStyle w:val="Heading3"/>
       </w:pPr>
       <w:r>
         <w:t xml:space="preserve">When to Use Non-Parametric Tests</w:t>
@@ -11745,7 +11745,7 @@
     <w:bookmarkStart w:id="124" w:name="the-kruskal-wallis-h-test"/>
     <w:p>
       <w:pPr>
-        <w:pStyle w:val="Heading2"/>
+        <w:pStyle w:val="Heading3"/>
       </w:pPr>
       <w:r>
         <w:t xml:space="preserve">The Kruskal-Wallis H Test</w:t>
@@ -11753,7 +11753,11 @@
     </w:p>
     <w:p>
       <w:pPr>
-        <w:pStyle w:val="FirstParagraph"/>
+        <w:pStyle w:val="Compact"/>
+        <w:numPr>
+          <w:ilvl w:val="0"/>
+          <w:numId w:val="1072"/>
+        </w:numPr>
       </w:pPr>
       <w:r>
         <w:rPr>
@@ -11767,8 +11771,8 @@
       <w:pPr>
         <w:pStyle w:val="Compact"/>
         <w:numPr>
-          <w:ilvl w:val="0"/>
-          <w:numId w:val="1072"/>
+          <w:ilvl w:val="1"/>
+          <w:numId w:val="1073"/>
         </w:numPr>
       </w:pPr>
       <w:r>
@@ -11783,12 +11787,90 @@
       <w:pPr>
         <w:pStyle w:val="Compact"/>
         <w:numPr>
+          <w:ilvl w:val="2"/>
+          <w:numId w:val="1074"/>
+        </w:numPr>
+      </w:pPr>
+      <w:r>
+        <w:t xml:space="preserve">Ranks all observations from smallest to largest</w:t>
+      </w:r>
+    </w:p>
+    <w:p>
+      <w:pPr>
+        <w:pStyle w:val="Compact"/>
+        <w:numPr>
+          <w:ilvl w:val="2"/>
+          <w:numId w:val="1074"/>
+        </w:numPr>
+      </w:pPr>
+      <w:r>
+        <w:t xml:space="preserve">Compares the sum of ranks between groups</w:t>
+      </w:r>
+    </w:p>
+    <w:p>
+      <w:pPr>
+        <w:pStyle w:val="Compact"/>
+        <w:numPr>
+          <w:ilvl w:val="2"/>
+          <w:numId w:val="1074"/>
+        </w:numPr>
+      </w:pPr>
+      <w:r>
+        <w:t xml:space="preserve">Tests if groups come from the same distribution</w:t>
+      </w:r>
+    </w:p>
+    <w:p>
+      <w:pPr>
+        <w:pStyle w:val="Compact"/>
+        <w:numPr>
           <w:ilvl w:val="1"/>
           <w:numId w:val="1073"/>
         </w:numPr>
       </w:pPr>
       <w:r>
-        <w:t xml:space="preserve">Ranks all observations from smallest to largest</w:t>
+        <w:rPr>
+          <w:b/>
+          <w:bCs/>
+        </w:rPr>
+        <w:t xml:space="preserve">Hypotheses:</w:t>
+      </w:r>
+    </w:p>
+    <w:p>
+      <w:pPr>
+        <w:pStyle w:val="Compact"/>
+        <w:numPr>
+          <w:ilvl w:val="2"/>
+          <w:numId w:val="1075"/>
+        </w:numPr>
+      </w:pPr>
+      <w:r>
+        <w:rPr>
+          <w:b/>
+          <w:bCs/>
+        </w:rPr>
+        <w:t xml:space="preserve">H₀</w:t>
+      </w:r>
+      <w:r>
+        <w:t xml:space="preserve">: All groups have the same distribution (same median)</w:t>
+      </w:r>
+    </w:p>
+    <w:p>
+      <w:pPr>
+        <w:pStyle w:val="Compact"/>
+        <w:numPr>
+          <w:ilvl w:val="2"/>
+          <w:numId w:val="1075"/>
+        </w:numPr>
+      </w:pPr>
+      <w:r>
+        <w:rPr>
+          <w:b/>
+          <w:bCs/>
+        </w:rPr>
+        <w:t xml:space="preserve">H₁</w:t>
+      </w:r>
+      <w:r>
+        <w:t xml:space="preserve">: At least one group has a different distribution</w:t>
       </w:r>
     </w:p>
     <w:p>
@@ -11800,8 +11882,189 @@
         </w:numPr>
       </w:pPr>
       <w:r>
-        <w:t xml:space="preserve">Compares the sum of ranks between groups</w:t>
-      </w:r>
+        <w:rPr>
+          <w:b/>
+          <w:bCs/>
+        </w:rPr>
+        <w:t xml:space="preserve">Test statistic (H):</w:t>
+      </w:r>
+      <w:r>
+        <w:t xml:space="preserve"> </w:t>
+      </w:r>
+      <m:oMath>
+        <m:r>
+          <m:t>H</m:t>
+        </m:r>
+        <m:r>
+          <m:rPr>
+            <m:sty m:val="p"/>
+          </m:rPr>
+          <m:t>=</m:t>
+        </m:r>
+        <m:f>
+          <m:fPr>
+            <m:type m:val="bar"/>
+          </m:fPr>
+          <m:num>
+            <m:r>
+              <m:t>12</m:t>
+            </m:r>
+          </m:num>
+          <m:den>
+            <m:r>
+              <m:t>N</m:t>
+            </m:r>
+            <m:d>
+              <m:dPr>
+                <m:begChr m:val="("/>
+                <m:sepChr m:val=""/>
+                <m:endChr m:val=")"/>
+                <m:grow/>
+              </m:dPr>
+              <m:e>
+                <m:r>
+                  <m:t>N</m:t>
+                </m:r>
+                <m:r>
+                  <m:rPr>
+                    <m:sty m:val="p"/>
+                  </m:rPr>
+                  <m:t>+</m:t>
+                </m:r>
+                <m:r>
+                  <m:t>1</m:t>
+                </m:r>
+              </m:e>
+            </m:d>
+          </m:den>
+        </m:f>
+        <m:nary>
+          <m:naryPr>
+            <m:chr m:val="∑"/>
+            <m:limLoc m:val="undOvr"/>
+            <m:subHide m:val="off"/>
+            <m:supHide m:val="off"/>
+          </m:naryPr>
+          <m:sub>
+            <m:r>
+              <m:t>i</m:t>
+            </m:r>
+            <m:r>
+              <m:rPr>
+                <m:sty m:val="p"/>
+              </m:rPr>
+              <m:t>=</m:t>
+            </m:r>
+            <m:r>
+              <m:t>1</m:t>
+            </m:r>
+          </m:sub>
+          <m:sup>
+            <m:r>
+              <m:t>k</m:t>
+            </m:r>
+          </m:sup>
+          <m:e>
+            <m:sSub>
+              <m:e>
+                <m:r>
+                  <m:t>n</m:t>
+                </m:r>
+              </m:e>
+              <m:sub>
+                <m:r>
+                  <m:t>i</m:t>
+                </m:r>
+              </m:sub>
+            </m:sSub>
+          </m:e>
+        </m:nary>
+        <m:sSup>
+          <m:e>
+            <m:d>
+              <m:dPr>
+                <m:begChr m:val="("/>
+                <m:sepChr m:val=""/>
+                <m:endChr m:val=")"/>
+                <m:grow/>
+              </m:dPr>
+              <m:e>
+                <m:sSub>
+                  <m:e>
+                    <m:acc>
+                      <m:accPr>
+                        <m:chr m:val="‾"/>
+                      </m:accPr>
+                      <m:e>
+                        <m:r>
+                          <m:t>R</m:t>
+                        </m:r>
+                      </m:e>
+                    </m:acc>
+                  </m:e>
+                  <m:sub>
+                    <m:r>
+                      <m:t>i</m:t>
+                    </m:r>
+                  </m:sub>
+                </m:sSub>
+                <m:r>
+                  <m:rPr>
+                    <m:sty m:val="p"/>
+                  </m:rPr>
+                  <m:t>−</m:t>
+                </m:r>
+                <m:acc>
+                  <m:accPr>
+                    <m:chr m:val="‾"/>
+                  </m:accPr>
+                  <m:e>
+                    <m:r>
+                      <m:t>R</m:t>
+                    </m:r>
+                  </m:e>
+                </m:acc>
+              </m:e>
+            </m:d>
+          </m:e>
+          <m:sup>
+            <m:r>
+              <m:t>2</m:t>
+            </m:r>
+          </m:sup>
+        </m:sSup>
+        <m:r>
+          <m:rPr>
+            <m:sty m:val="p"/>
+          </m:rPr>
+          <m:t>−</m:t>
+        </m:r>
+        <m:r>
+          <m:t>3</m:t>
+        </m:r>
+        <m:d>
+          <m:dPr>
+            <m:begChr m:val="("/>
+            <m:sepChr m:val=""/>
+            <m:endChr m:val=")"/>
+            <m:grow/>
+          </m:dPr>
+          <m:e>
+            <m:r>
+              <m:t>N</m:t>
+            </m:r>
+            <m:r>
+              <m:rPr>
+                <m:sty m:val="p"/>
+              </m:rPr>
+              <m:t>+</m:t>
+            </m:r>
+            <m:r>
+              <m:t>1</m:t>
+            </m:r>
+          </m:e>
+        </m:d>
+      </m:oMath>
     </w:p>
     <w:p>
       <w:pPr>
@@ -11812,272 +12075,6 @@
         </w:numPr>
       </w:pPr>
       <w:r>
-        <w:t xml:space="preserve">Tests if groups come from the same distribution</w:t>
-      </w:r>
-    </w:p>
-    <w:p>
-      <w:pPr>
-        <w:pStyle w:val="Compact"/>
-        <w:numPr>
-          <w:ilvl w:val="0"/>
-          <w:numId w:val="1072"/>
-        </w:numPr>
-      </w:pPr>
-      <w:r>
-        <w:rPr>
-          <w:b/>
-          <w:bCs/>
-        </w:rPr>
-        <w:t xml:space="preserve">Hypotheses:</w:t>
-      </w:r>
-    </w:p>
-    <w:p>
-      <w:pPr>
-        <w:pStyle w:val="Compact"/>
-        <w:numPr>
-          <w:ilvl w:val="1"/>
-          <w:numId w:val="1074"/>
-        </w:numPr>
-      </w:pPr>
-      <w:r>
-        <w:rPr>
-          <w:b/>
-          <w:bCs/>
-        </w:rPr>
-        <w:t xml:space="preserve">H₀</w:t>
-      </w:r>
-      <w:r>
-        <w:t xml:space="preserve">: All groups have the same distribution (same median)</w:t>
-      </w:r>
-    </w:p>
-    <w:p>
-      <w:pPr>
-        <w:pStyle w:val="Compact"/>
-        <w:numPr>
-          <w:ilvl w:val="1"/>
-          <w:numId w:val="1074"/>
-        </w:numPr>
-      </w:pPr>
-      <w:r>
-        <w:rPr>
-          <w:b/>
-          <w:bCs/>
-        </w:rPr>
-        <w:t xml:space="preserve">H₁</w:t>
-      </w:r>
-      <w:r>
-        <w:t xml:space="preserve">: At least one group has a different distribution</w:t>
-      </w:r>
-    </w:p>
-    <w:p>
-      <w:pPr>
-        <w:pStyle w:val="Compact"/>
-        <w:numPr>
-          <w:ilvl w:val="0"/>
-          <w:numId w:val="1072"/>
-        </w:numPr>
-      </w:pPr>
-      <w:r>
-        <w:rPr>
-          <w:b/>
-          <w:bCs/>
-        </w:rPr>
-        <w:t xml:space="preserve">Test statistic (H):</w:t>
-      </w:r>
-    </w:p>
-    <w:p>
-      <w:pPr>
-        <w:pStyle w:val="Compact"/>
-      </w:pPr>
-      <m:oMathPara>
-        <m:oMathParaPr>
-          <m:jc m:val="center"/>
-        </m:oMathParaPr>
-        <m:oMath>
-          <m:r>
-            <m:t>H</m:t>
-          </m:r>
-          <m:r>
-            <m:rPr>
-              <m:sty m:val="p"/>
-            </m:rPr>
-            <m:t>=</m:t>
-          </m:r>
-          <m:f>
-            <m:fPr>
-              <m:type m:val="bar"/>
-            </m:fPr>
-            <m:num>
-              <m:r>
-                <m:t>12</m:t>
-              </m:r>
-            </m:num>
-            <m:den>
-              <m:r>
-                <m:t>N</m:t>
-              </m:r>
-              <m:d>
-                <m:dPr>
-                  <m:begChr m:val="("/>
-                  <m:sepChr m:val=""/>
-                  <m:endChr m:val=")"/>
-                  <m:grow/>
-                </m:dPr>
-                <m:e>
-                  <m:r>
-                    <m:t>N</m:t>
-                  </m:r>
-                  <m:r>
-                    <m:rPr>
-                      <m:sty m:val="p"/>
-                    </m:rPr>
-                    <m:t>+</m:t>
-                  </m:r>
-                  <m:r>
-                    <m:t>1</m:t>
-                  </m:r>
-                </m:e>
-              </m:d>
-            </m:den>
-          </m:f>
-          <m:nary>
-            <m:naryPr>
-              <m:chr m:val="∑"/>
-              <m:limLoc m:val="undOvr"/>
-              <m:subHide m:val="off"/>
-              <m:supHide m:val="off"/>
-            </m:naryPr>
-            <m:sub>
-              <m:r>
-                <m:t>i</m:t>
-              </m:r>
-              <m:r>
-                <m:rPr>
-                  <m:sty m:val="p"/>
-                </m:rPr>
-                <m:t>=</m:t>
-              </m:r>
-              <m:r>
-                <m:t>1</m:t>
-              </m:r>
-            </m:sub>
-            <m:sup>
-              <m:r>
-                <m:t>k</m:t>
-              </m:r>
-            </m:sup>
-            <m:e>
-              <m:sSub>
-                <m:e>
-                  <m:r>
-                    <m:t>n</m:t>
-                  </m:r>
-                </m:e>
-                <m:sub>
-                  <m:r>
-                    <m:t>i</m:t>
-                  </m:r>
-                </m:sub>
-              </m:sSub>
-            </m:e>
-          </m:nary>
-          <m:sSup>
-            <m:e>
-              <m:d>
-                <m:dPr>
-                  <m:begChr m:val="("/>
-                  <m:sepChr m:val=""/>
-                  <m:endChr m:val=")"/>
-                  <m:grow/>
-                </m:dPr>
-                <m:e>
-                  <m:sSub>
-                    <m:e>
-                      <m:acc>
-                        <m:accPr>
-                          <m:chr m:val="‾"/>
-                        </m:accPr>
-                        <m:e>
-                          <m:r>
-                            <m:t>R</m:t>
-                          </m:r>
-                        </m:e>
-                      </m:acc>
-                    </m:e>
-                    <m:sub>
-                      <m:r>
-                        <m:t>i</m:t>
-                      </m:r>
-                    </m:sub>
-                  </m:sSub>
-                  <m:r>
-                    <m:rPr>
-                      <m:sty m:val="p"/>
-                    </m:rPr>
-                    <m:t>−</m:t>
-                  </m:r>
-                  <m:acc>
-                    <m:accPr>
-                      <m:chr m:val="‾"/>
-                    </m:accPr>
-                    <m:e>
-                      <m:r>
-                        <m:t>R</m:t>
-                      </m:r>
-                    </m:e>
-                  </m:acc>
-                </m:e>
-              </m:d>
-            </m:e>
-            <m:sup>
-              <m:r>
-                <m:t>2</m:t>
-              </m:r>
-            </m:sup>
-          </m:sSup>
-          <m:r>
-            <m:rPr>
-              <m:sty m:val="p"/>
-            </m:rPr>
-            <m:t>−</m:t>
-          </m:r>
-          <m:r>
-            <m:t>3</m:t>
-          </m:r>
-          <m:d>
-            <m:dPr>
-              <m:begChr m:val="("/>
-              <m:sepChr m:val=""/>
-              <m:endChr m:val=")"/>
-              <m:grow/>
-            </m:dPr>
-            <m:e>
-              <m:r>
-                <m:t>N</m:t>
-              </m:r>
-              <m:r>
-                <m:rPr>
-                  <m:sty m:val="p"/>
-                </m:rPr>
-                <m:t>+</m:t>
-              </m:r>
-              <m:r>
-                <m:t>1</m:t>
-              </m:r>
-            </m:e>
-          </m:d>
-        </m:oMath>
-      </m:oMathPara>
-    </w:p>
-    <w:p>
-      <w:pPr>
-        <w:pStyle w:val="Compact"/>
-        <w:numPr>
-          <w:ilvl w:val="0"/>
-          <w:numId w:val="1072"/>
-        </w:numPr>
-      </w:pPr>
-      <w:r>
         <w:t xml:space="preserve">Where:</w:t>
       </w:r>
     </w:p>
@@ -12085,8 +12082,8 @@
       <w:pPr>
         <w:pStyle w:val="Compact"/>
         <w:numPr>
-          <w:ilvl w:val="1"/>
-          <w:numId w:val="1075"/>
+          <w:ilvl w:val="2"/>
+          <w:numId w:val="1076"/>
         </w:numPr>
       </w:pPr>
       <w:r>
@@ -12097,8 +12094,8 @@
       <w:pPr>
         <w:pStyle w:val="Compact"/>
         <w:numPr>
-          <w:ilvl w:val="1"/>
-          <w:numId w:val="1075"/>
+          <w:ilvl w:val="2"/>
+          <w:numId w:val="1076"/>
         </w:numPr>
       </w:pPr>
       <w:r>
@@ -12109,8 +12106,8 @@
       <w:pPr>
         <w:pStyle w:val="Compact"/>
         <w:numPr>
-          <w:ilvl w:val="1"/>
-          <w:numId w:val="1075"/>
+          <w:ilvl w:val="2"/>
+          <w:numId w:val="1076"/>
         </w:numPr>
       </w:pPr>
       <m:oMath>
@@ -12145,8 +12142,8 @@
       <w:pPr>
         <w:pStyle w:val="Compact"/>
         <w:numPr>
-          <w:ilvl w:val="1"/>
-          <w:numId w:val="1075"/>
+          <w:ilvl w:val="2"/>
+          <w:numId w:val="1076"/>
         </w:numPr>
       </w:pPr>
       <m:oMath>
@@ -12169,38 +12166,38 @@
       <w:pPr>
         <w:pStyle w:val="Compact"/>
         <w:numPr>
+          <w:ilvl w:val="2"/>
+          <w:numId w:val="1076"/>
+        </w:numPr>
+      </w:pPr>
+      <w:r>
+        <w:t xml:space="preserve">nᵢ = sample size for group i</w:t>
+      </w:r>
+    </w:p>
+    <w:p>
+      <w:pPr>
+        <w:pStyle w:val="Compact"/>
+        <w:numPr>
+          <w:ilvl w:val="2"/>
+          <w:numId w:val="1076"/>
+        </w:numPr>
+      </w:pPr>
+      <w:r>
+        <w:t xml:space="preserve">constant 12 comes from the variance of ranks in a uniform</w:t>
+      </w:r>
+      <w:r>
+        <w:t xml:space="preserve"> </w:t>
+      </w:r>
+      <w:r>
+        <w:t xml:space="preserve">distribution</w:t>
+      </w:r>
+    </w:p>
+    <w:p>
+      <w:pPr>
+        <w:pStyle w:val="Compact"/>
+        <w:numPr>
           <w:ilvl w:val="1"/>
-          <w:numId w:val="1075"/>
-        </w:numPr>
-      </w:pPr>
-      <w:r>
-        <w:t xml:space="preserve">nᵢ = sample size for group i</w:t>
-      </w:r>
-    </w:p>
-    <w:p>
-      <w:pPr>
-        <w:pStyle w:val="Compact"/>
-        <w:numPr>
-          <w:ilvl w:val="1"/>
-          <w:numId w:val="1075"/>
-        </w:numPr>
-      </w:pPr>
-      <w:r>
-        <w:t xml:space="preserve">constant 12 comes from the variance of ranks in a uniform</w:t>
-      </w:r>
-      <w:r>
-        <w:t xml:space="preserve"> </w:t>
-      </w:r>
-      <w:r>
-        <w:t xml:space="preserve">distribution</w:t>
-      </w:r>
-    </w:p>
-    <w:p>
-      <w:pPr>
-        <w:pStyle w:val="Compact"/>
-        <w:numPr>
-          <w:ilvl w:val="0"/>
-          <w:numId w:val="1072"/>
+          <w:numId w:val="1073"/>
         </w:numPr>
       </w:pPr>
       <w:r>
@@ -12214,14 +12211,20 @@
         <w:t xml:space="preserve"> </w:t>
       </w:r>
       <w:r>
-        <w:t xml:space="preserve">Approximated by χ² with (k-1) degrees of freedom</w:t>
+        <w:t xml:space="preserve">Approximated by χ² with (k-1) degrees of</w:t>
+      </w:r>
+      <w:r>
+        <w:t xml:space="preserve"> </w:t>
+      </w:r>
+      <w:r>
+        <w:t xml:space="preserve">freedom</w:t>
       </w:r>
     </w:p>
     <w:bookmarkEnd w:id="124"/>
     <w:bookmarkStart w:id="125" w:name="assumptions-of-kruskal-wallis"/>
     <w:p>
       <w:pPr>
-        <w:pStyle w:val="Heading2"/>
+        <w:pStyle w:val="Heading3"/>
       </w:pPr>
       <w:r>
         <w:t xml:space="preserve">Assumptions of Kruskal-Wallis</w:t>
@@ -12244,7 +12247,7 @@
         <w:pStyle w:val="Compact"/>
         <w:numPr>
           <w:ilvl w:val="0"/>
-          <w:numId w:val="1076"/>
+          <w:numId w:val="1077"/>
         </w:numPr>
       </w:pPr>
       <w:r>
@@ -12263,31 +12266,31 @@
         <w:pStyle w:val="Compact"/>
         <w:numPr>
           <w:ilvl w:val="1"/>
+          <w:numId w:val="1078"/>
+        </w:numPr>
+      </w:pPr>
+      <w:r>
+        <w:t xml:space="preserve">Same as parametric ANOVA</w:t>
+      </w:r>
+    </w:p>
+    <w:p>
+      <w:pPr>
+        <w:pStyle w:val="Compact"/>
+        <w:numPr>
+          <w:ilvl w:val="1"/>
+          <w:numId w:val="1078"/>
+        </w:numPr>
+      </w:pPr>
+      <w:r>
+        <w:t xml:space="preserve">Still critical!</w:t>
+      </w:r>
+    </w:p>
+    <w:p>
+      <w:pPr>
+        <w:pStyle w:val="Compact"/>
+        <w:numPr>
+          <w:ilvl w:val="0"/>
           <w:numId w:val="1077"/>
-        </w:numPr>
-      </w:pPr>
-      <w:r>
-        <w:t xml:space="preserve">Same as parametric ANOVA</w:t>
-      </w:r>
-    </w:p>
-    <w:p>
-      <w:pPr>
-        <w:pStyle w:val="Compact"/>
-        <w:numPr>
-          <w:ilvl w:val="1"/>
-          <w:numId w:val="1077"/>
-        </w:numPr>
-      </w:pPr>
-      <w:r>
-        <w:t xml:space="preserve">Still critical!</w:t>
-      </w:r>
-    </w:p>
-    <w:p>
-      <w:pPr>
-        <w:pStyle w:val="Compact"/>
-        <w:numPr>
-          <w:ilvl w:val="0"/>
-          <w:numId w:val="1076"/>
         </w:numPr>
       </w:pPr>
       <w:r>
@@ -12312,7 +12315,7 @@
         <w:pStyle w:val="Compact"/>
         <w:numPr>
           <w:ilvl w:val="1"/>
-          <w:numId w:val="1078"/>
+          <w:numId w:val="1079"/>
         </w:numPr>
       </w:pPr>
       <w:r>
@@ -12330,7 +12333,7 @@
         <w:pStyle w:val="Compact"/>
         <w:numPr>
           <w:ilvl w:val="1"/>
-          <w:numId w:val="1078"/>
+          <w:numId w:val="1079"/>
         </w:numPr>
       </w:pPr>
       <w:r>
@@ -12342,7 +12345,7 @@
         <w:pStyle w:val="Compact"/>
         <w:numPr>
           <w:ilvl w:val="0"/>
-          <w:numId w:val="1076"/>
+          <w:numId w:val="1077"/>
         </w:numPr>
       </w:pPr>
       <w:r>
@@ -12367,7 +12370,7 @@
         <w:pStyle w:val="Compact"/>
         <w:numPr>
           <w:ilvl w:val="0"/>
-          <w:numId w:val="1076"/>
+          <w:numId w:val="1077"/>
         </w:numPr>
       </w:pPr>
       <w:r>
@@ -12383,7 +12386,7 @@
         <w:pStyle w:val="Compact"/>
         <w:numPr>
           <w:ilvl w:val="1"/>
-          <w:numId w:val="1079"/>
+          <w:numId w:val="1080"/>
         </w:numPr>
       </w:pPr>
       <w:r>
@@ -12395,7 +12398,7 @@
         <w:pStyle w:val="Compact"/>
         <w:numPr>
           <w:ilvl w:val="1"/>
-          <w:numId w:val="1079"/>
+          <w:numId w:val="1080"/>
         </w:numPr>
       </w:pPr>
       <w:r>
@@ -12407,7 +12410,7 @@
         <w:pStyle w:val="Compact"/>
         <w:numPr>
           <w:ilvl w:val="1"/>
-          <w:numId w:val="1079"/>
+          <w:numId w:val="1080"/>
         </w:numPr>
       </w:pPr>
       <w:r>
@@ -12978,7 +12981,7 @@
         <w:pStyle w:val="Compact"/>
         <w:numPr>
           <w:ilvl w:val="0"/>
-          <w:numId w:val="1080"/>
+          <w:numId w:val="1081"/>
         </w:numPr>
       </w:pPr>
       <w:r>
@@ -12990,7 +12993,7 @@
         <w:pStyle w:val="Compact"/>
         <w:numPr>
           <w:ilvl w:val="0"/>
-          <w:numId w:val="1080"/>
+          <w:numId w:val="1081"/>
         </w:numPr>
       </w:pPr>
       <w:r>
@@ -13002,7 +13005,7 @@
         <w:pStyle w:val="Compact"/>
         <w:numPr>
           <w:ilvl w:val="0"/>
-          <w:numId w:val="1080"/>
+          <w:numId w:val="1081"/>
         </w:numPr>
       </w:pPr>
       <w:r>
@@ -13010,533 +13013,6 @@
       </w:r>
     </w:p>
     <w:bookmarkEnd w:id="127"/>
-    <w:p>
-      <w:pPr>
-        <w:pStyle w:val="SourceCode"/>
-      </w:pPr>
-      <w:r>
-        <w:rPr>
-          <w:rStyle w:val="FunctionTok"/>
-        </w:rPr>
-        <w:t xml:space="preserve">ggplot</w:t>
-      </w:r>
-      <w:r>
-        <w:rPr>
-          <w:rStyle w:val="NormalTok"/>
-        </w:rPr>
-        <w:t xml:space="preserve">(violated_circ_df, </w:t>
-      </w:r>
-      <w:r>
-        <w:br/>
-      </w:r>
-      <w:r>
-        <w:rPr>
-          <w:rStyle w:val="NormalTok"/>
-        </w:rPr>
-        <w:t xml:space="preserve">       </w:t>
-      </w:r>
-      <w:r>
-        <w:rPr>
-          <w:rStyle w:val="FunctionTok"/>
-        </w:rPr>
-        <w:t xml:space="preserve">aes</w:t>
-      </w:r>
-      <w:r>
-        <w:rPr>
-          <w:rStyle w:val="NormalTok"/>
-        </w:rPr>
-        <w:t xml:space="preserve">(</w:t>
-      </w:r>
-      <w:r>
-        <w:rPr>
-          <w:rStyle w:val="AttributeTok"/>
-        </w:rPr>
-        <w:t xml:space="preserve">x =</w:t>
-      </w:r>
-      <w:r>
-        <w:rPr>
-          <w:rStyle w:val="NormalTok"/>
-        </w:rPr>
-        <w:t xml:space="preserve"> treatment, </w:t>
-      </w:r>
-      <w:r>
-        <w:rPr>
-          <w:rStyle w:val="AttributeTok"/>
-        </w:rPr>
-        <w:t xml:space="preserve">y =</w:t>
-      </w:r>
-      <w:r>
-        <w:rPr>
-          <w:rStyle w:val="NormalTok"/>
-        </w:rPr>
-        <w:t xml:space="preserve"> phase_shift_violated, </w:t>
-      </w:r>
-      <w:r>
-        <w:br/>
-      </w:r>
-      <w:r>
-        <w:rPr>
-          <w:rStyle w:val="NormalTok"/>
-        </w:rPr>
-        <w:t xml:space="preserve">           </w:t>
-      </w:r>
-      <w:r>
-        <w:rPr>
-          <w:rStyle w:val="AttributeTok"/>
-        </w:rPr>
-        <w:t xml:space="preserve">color =</w:t>
-      </w:r>
-      <w:r>
-        <w:rPr>
-          <w:rStyle w:val="NormalTok"/>
-        </w:rPr>
-        <w:t xml:space="preserve"> treatment)) </w:t>
-      </w:r>
-      <w:r>
-        <w:rPr>
-          <w:rStyle w:val="SpecialCharTok"/>
-        </w:rPr>
-        <w:t xml:space="preserve">+</w:t>
-      </w:r>
-      <w:r>
-        <w:br/>
-      </w:r>
-      <w:r>
-        <w:rPr>
-          <w:rStyle w:val="NormalTok"/>
-        </w:rPr>
-        <w:t xml:space="preserve">  </w:t>
-      </w:r>
-      <w:r>
-        <w:rPr>
-          <w:rStyle w:val="FunctionTok"/>
-        </w:rPr>
-        <w:t xml:space="preserve">geom_jitter</w:t>
-      </w:r>
-      <w:r>
-        <w:rPr>
-          <w:rStyle w:val="NormalTok"/>
-        </w:rPr>
-        <w:t xml:space="preserve">(</w:t>
-      </w:r>
-      <w:r>
-        <w:rPr>
-          <w:rStyle w:val="AttributeTok"/>
-        </w:rPr>
-        <w:t xml:space="preserve">width =</w:t>
-      </w:r>
-      <w:r>
-        <w:rPr>
-          <w:rStyle w:val="NormalTok"/>
-        </w:rPr>
-        <w:t xml:space="preserve"> </w:t>
-      </w:r>
-      <w:r>
-        <w:rPr>
-          <w:rStyle w:val="FloatTok"/>
-        </w:rPr>
-        <w:t xml:space="preserve">0.2</w:t>
-      </w:r>
-      <w:r>
-        <w:rPr>
-          <w:rStyle w:val="NormalTok"/>
-        </w:rPr>
-        <w:t xml:space="preserve">, </w:t>
-      </w:r>
-      <w:r>
-        <w:rPr>
-          <w:rStyle w:val="AttributeTok"/>
-        </w:rPr>
-        <w:t xml:space="preserve">alpha =</w:t>
-      </w:r>
-      <w:r>
-        <w:rPr>
-          <w:rStyle w:val="NormalTok"/>
-        </w:rPr>
-        <w:t xml:space="preserve"> </w:t>
-      </w:r>
-      <w:r>
-        <w:rPr>
-          <w:rStyle w:val="FloatTok"/>
-        </w:rPr>
-        <w:t xml:space="preserve">0.7</w:t>
-      </w:r>
-      <w:r>
-        <w:rPr>
-          <w:rStyle w:val="NormalTok"/>
-        </w:rPr>
-        <w:t xml:space="preserve">, </w:t>
-      </w:r>
-      <w:r>
-        <w:rPr>
-          <w:rStyle w:val="AttributeTok"/>
-        </w:rPr>
-        <w:t xml:space="preserve">size =</w:t>
-      </w:r>
-      <w:r>
-        <w:rPr>
-          <w:rStyle w:val="NormalTok"/>
-        </w:rPr>
-        <w:t xml:space="preserve"> </w:t>
-      </w:r>
-      <w:r>
-        <w:rPr>
-          <w:rStyle w:val="DecValTok"/>
-        </w:rPr>
-        <w:t xml:space="preserve">3</w:t>
-      </w:r>
-      <w:r>
-        <w:rPr>
-          <w:rStyle w:val="NormalTok"/>
-        </w:rPr>
-        <w:t xml:space="preserve">) </w:t>
-      </w:r>
-      <w:r>
-        <w:rPr>
-          <w:rStyle w:val="SpecialCharTok"/>
-        </w:rPr>
-        <w:t xml:space="preserve">+</w:t>
-      </w:r>
-      <w:r>
-        <w:br/>
-      </w:r>
-      <w:r>
-        <w:rPr>
-          <w:rStyle w:val="NormalTok"/>
-        </w:rPr>
-        <w:t xml:space="preserve">  </w:t>
-      </w:r>
-      <w:r>
-        <w:rPr>
-          <w:rStyle w:val="FunctionTok"/>
-        </w:rPr>
-        <w:t xml:space="preserve">geom_boxplot</w:t>
-      </w:r>
-      <w:r>
-        <w:rPr>
-          <w:rStyle w:val="NormalTok"/>
-        </w:rPr>
-        <w:t xml:space="preserve">(</w:t>
-      </w:r>
-      <w:r>
-        <w:rPr>
-          <w:rStyle w:val="AttributeTok"/>
-        </w:rPr>
-        <w:t xml:space="preserve">alpha =</w:t>
-      </w:r>
-      <w:r>
-        <w:rPr>
-          <w:rStyle w:val="NormalTok"/>
-        </w:rPr>
-        <w:t xml:space="preserve"> </w:t>
-      </w:r>
-      <w:r>
-        <w:rPr>
-          <w:rStyle w:val="FloatTok"/>
-        </w:rPr>
-        <w:t xml:space="preserve">0.3</w:t>
-      </w:r>
-      <w:r>
-        <w:rPr>
-          <w:rStyle w:val="NormalTok"/>
-        </w:rPr>
-        <w:t xml:space="preserve">, </w:t>
-      </w:r>
-      <w:r>
-        <w:rPr>
-          <w:rStyle w:val="AttributeTok"/>
-        </w:rPr>
-        <w:t xml:space="preserve">outlier.shape =</w:t>
-      </w:r>
-      <w:r>
-        <w:rPr>
-          <w:rStyle w:val="NormalTok"/>
-        </w:rPr>
-        <w:t xml:space="preserve"> </w:t>
-      </w:r>
-      <w:r>
-        <w:rPr>
-          <w:rStyle w:val="ConstantTok"/>
-        </w:rPr>
-        <w:t xml:space="preserve">NA</w:t>
-      </w:r>
-      <w:r>
-        <w:rPr>
-          <w:rStyle w:val="NormalTok"/>
-        </w:rPr>
-        <w:t xml:space="preserve">) </w:t>
-      </w:r>
-      <w:r>
-        <w:rPr>
-          <w:rStyle w:val="SpecialCharTok"/>
-        </w:rPr>
-        <w:t xml:space="preserve">+</w:t>
-      </w:r>
-      <w:r>
-        <w:br/>
-      </w:r>
-      <w:r>
-        <w:rPr>
-          <w:rStyle w:val="FunctionTok"/>
-        </w:rPr>
-        <w:t xml:space="preserve">geom_jitter</w:t>
-      </w:r>
-      <w:r>
-        <w:rPr>
-          <w:rStyle w:val="NormalTok"/>
-        </w:rPr>
-        <w:t xml:space="preserve">(</w:t>
-      </w:r>
-      <w:r>
-        <w:rPr>
-          <w:rStyle w:val="AttributeTok"/>
-        </w:rPr>
-        <w:t xml:space="preserve">width =</w:t>
-      </w:r>
-      <w:r>
-        <w:rPr>
-          <w:rStyle w:val="NormalTok"/>
-        </w:rPr>
-        <w:t xml:space="preserve"> </w:t>
-      </w:r>
-      <w:r>
-        <w:rPr>
-          <w:rStyle w:val="FloatTok"/>
-        </w:rPr>
-        <w:t xml:space="preserve">0.2</w:t>
-      </w:r>
-      <w:r>
-        <w:rPr>
-          <w:rStyle w:val="NormalTok"/>
-        </w:rPr>
-        <w:t xml:space="preserve">, </w:t>
-      </w:r>
-      <w:r>
-        <w:rPr>
-          <w:rStyle w:val="AttributeTok"/>
-        </w:rPr>
-        <w:t xml:space="preserve">alpha =</w:t>
-      </w:r>
-      <w:r>
-        <w:rPr>
-          <w:rStyle w:val="NormalTok"/>
-        </w:rPr>
-        <w:t xml:space="preserve"> </w:t>
-      </w:r>
-      <w:r>
-        <w:rPr>
-          <w:rStyle w:val="FloatTok"/>
-        </w:rPr>
-        <w:t xml:space="preserve">0.7</w:t>
-      </w:r>
-      <w:r>
-        <w:rPr>
-          <w:rStyle w:val="NormalTok"/>
-        </w:rPr>
-        <w:t xml:space="preserve">, </w:t>
-      </w:r>
-      <w:r>
-        <w:rPr>
-          <w:rStyle w:val="AttributeTok"/>
-        </w:rPr>
-        <w:t xml:space="preserve">size =</w:t>
-      </w:r>
-      <w:r>
-        <w:rPr>
-          <w:rStyle w:val="NormalTok"/>
-        </w:rPr>
-        <w:t xml:space="preserve"> </w:t>
-      </w:r>
-      <w:r>
-        <w:rPr>
-          <w:rStyle w:val="DecValTok"/>
-        </w:rPr>
-        <w:t xml:space="preserve">3</w:t>
-      </w:r>
-      <w:r>
-        <w:rPr>
-          <w:rStyle w:val="NormalTok"/>
-        </w:rPr>
-        <w:t xml:space="preserve">)</w:t>
-      </w:r>
-      <w:r>
-        <w:rPr>
-          <w:rStyle w:val="SpecialCharTok"/>
-        </w:rPr>
-        <w:t xml:space="preserve">+</w:t>
-      </w:r>
-      <w:r>
-        <w:br/>
-      </w:r>
-      <w:r>
-        <w:rPr>
-          <w:rStyle w:val="NormalTok"/>
-        </w:rPr>
-        <w:t xml:space="preserve">  </w:t>
-      </w:r>
-      <w:r>
-        <w:rPr>
-          <w:rStyle w:val="FunctionTok"/>
-        </w:rPr>
-        <w:t xml:space="preserve">theme_minimal</w:t>
-      </w:r>
-      <w:r>
-        <w:rPr>
-          <w:rStyle w:val="NormalTok"/>
-        </w:rPr>
-        <w:t xml:space="preserve">() </w:t>
-      </w:r>
-      <w:r>
-        <w:rPr>
-          <w:rStyle w:val="SpecialCharTok"/>
-        </w:rPr>
-        <w:t xml:space="preserve">+</w:t>
-      </w:r>
-      <w:r>
-        <w:br/>
-      </w:r>
-      <w:r>
-        <w:rPr>
-          <w:rStyle w:val="NormalTok"/>
-        </w:rPr>
-        <w:t xml:space="preserve">  </w:t>
-      </w:r>
-      <w:r>
-        <w:rPr>
-          <w:rStyle w:val="FunctionTok"/>
-        </w:rPr>
-        <w:t xml:space="preserve">labs</w:t>
-      </w:r>
-      <w:r>
-        <w:rPr>
-          <w:rStyle w:val="NormalTok"/>
-        </w:rPr>
-        <w:t xml:space="preserve">(</w:t>
-      </w:r>
-      <w:r>
-        <w:rPr>
-          <w:rStyle w:val="AttributeTok"/>
-        </w:rPr>
-        <w:t xml:space="preserve">title =</w:t>
-      </w:r>
-      <w:r>
-        <w:rPr>
-          <w:rStyle w:val="NormalTok"/>
-        </w:rPr>
-        <w:t xml:space="preserve"> </w:t>
-      </w:r>
-      <w:r>
-        <w:rPr>
-          <w:rStyle w:val="StringTok"/>
-        </w:rPr>
-        <w:t xml:space="preserve">"Modified Data with Violations"</w:t>
-      </w:r>
-      <w:r>
-        <w:rPr>
-          <w:rStyle w:val="NormalTok"/>
-        </w:rPr>
-        <w:t xml:space="preserve">,</w:t>
-      </w:r>
-      <w:r>
-        <w:br/>
-      </w:r>
-      <w:r>
-        <w:rPr>
-          <w:rStyle w:val="NormalTok"/>
-        </w:rPr>
-        <w:t xml:space="preserve">       </w:t>
-      </w:r>
-      <w:r>
-        <w:rPr>
-          <w:rStyle w:val="AttributeTok"/>
-        </w:rPr>
-        <w:t xml:space="preserve">subtitle =</w:t>
-      </w:r>
-      <w:r>
-        <w:rPr>
-          <w:rStyle w:val="NormalTok"/>
-        </w:rPr>
-        <w:t xml:space="preserve"> </w:t>
-      </w:r>
-      <w:r>
-        <w:rPr>
-          <w:rStyle w:val="StringTok"/>
-        </w:rPr>
-        <w:t xml:space="preserve">"Median with IQR"</w:t>
-      </w:r>
-      <w:r>
-        <w:rPr>
-          <w:rStyle w:val="NormalTok"/>
-        </w:rPr>
-        <w:t xml:space="preserve">,</w:t>
-      </w:r>
-      <w:r>
-        <w:br/>
-      </w:r>
-      <w:r>
-        <w:rPr>
-          <w:rStyle w:val="NormalTok"/>
-        </w:rPr>
-        <w:t xml:space="preserve">       </w:t>
-      </w:r>
-      <w:r>
-        <w:rPr>
-          <w:rStyle w:val="AttributeTok"/>
-        </w:rPr>
-        <w:t xml:space="preserve">x =</w:t>
-      </w:r>
-      <w:r>
-        <w:rPr>
-          <w:rStyle w:val="NormalTok"/>
-        </w:rPr>
-        <w:t xml:space="preserve"> </w:t>
-      </w:r>
-      <w:r>
-        <w:rPr>
-          <w:rStyle w:val="StringTok"/>
-        </w:rPr>
-        <w:t xml:space="preserve">"Light Treatment"</w:t>
-      </w:r>
-      <w:r>
-        <w:rPr>
-          <w:rStyle w:val="NormalTok"/>
-        </w:rPr>
-        <w:t xml:space="preserve">,</w:t>
-      </w:r>
-      <w:r>
-        <w:br/>
-      </w:r>
-      <w:r>
-        <w:rPr>
-          <w:rStyle w:val="NormalTok"/>
-        </w:rPr>
-        <w:t xml:space="preserve">       </w:t>
-      </w:r>
-      <w:r>
-        <w:rPr>
-          <w:rStyle w:val="AttributeTok"/>
-        </w:rPr>
-        <w:t xml:space="preserve">y =</w:t>
-      </w:r>
-      <w:r>
-        <w:rPr>
-          <w:rStyle w:val="NormalTok"/>
-        </w:rPr>
-        <w:t xml:space="preserve"> </w:t>
-      </w:r>
-      <w:r>
-        <w:rPr>
-          <w:rStyle w:val="StringTok"/>
-        </w:rPr>
-        <w:t xml:space="preserve">"Phase Shift (hours)"</w:t>
-      </w:r>
-      <w:r>
-        <w:rPr>
-          <w:rStyle w:val="NormalTok"/>
-        </w:rPr>
-        <w:t xml:space="preserve">) </w:t>
-      </w:r>
-    </w:p>
     <w:p>
       <w:pPr>
         <w:pStyle w:val="FirstParagraph"/>
@@ -13626,44 +13102,6 @@
         <w:pStyle w:val="SourceCode"/>
       </w:pPr>
       <w:r>
-        <w:rPr>
-          <w:rStyle w:val="CommentTok"/>
-        </w:rPr>
-        <w:t xml:space="preserve"># Shapiro-Wilk test on residuals</w:t>
-      </w:r>
-      <w:r>
-        <w:br/>
-      </w:r>
-      <w:r>
-        <w:rPr>
-          <w:rStyle w:val="FunctionTok"/>
-        </w:rPr>
-        <w:t xml:space="preserve">shapiro.test</w:t>
-      </w:r>
-      <w:r>
-        <w:rPr>
-          <w:rStyle w:val="NormalTok"/>
-        </w:rPr>
-        <w:t xml:space="preserve">(</w:t>
-      </w:r>
-      <w:r>
-        <w:rPr>
-          <w:rStyle w:val="FunctionTok"/>
-        </w:rPr>
-        <w:t xml:space="preserve">resid</w:t>
-      </w:r>
-      <w:r>
-        <w:rPr>
-          <w:rStyle w:val="NormalTok"/>
-        </w:rPr>
-        <w:t xml:space="preserve">(violated_model))</w:t>
-      </w:r>
-    </w:p>
-    <w:p>
-      <w:pPr>
-        <w:pStyle w:val="SourceCode"/>
-      </w:pPr>
-      <w:r>
         <w:br/>
       </w:r>
       <w:r>
@@ -13756,7 +13194,7 @@
         <w:pStyle w:val="Compact"/>
         <w:numPr>
           <w:ilvl w:val="0"/>
-          <w:numId w:val="1081"/>
+          <w:numId w:val="1082"/>
         </w:numPr>
       </w:pPr>
       <w:r>
@@ -13765,7 +13203,11 @@
     </w:p>
     <w:p>
       <w:pPr>
-        <w:pStyle w:val="FirstParagraph"/>
+        <w:pStyle w:val="Compact"/>
+        <w:numPr>
+          <w:ilvl w:val="0"/>
+          <w:numId w:val="1082"/>
+        </w:numPr>
       </w:pPr>
       <w:r>
         <w:rPr>
@@ -13779,65 +13221,6 @@
       </w:r>
       <w:r>
         <w:t xml:space="preserve">p &lt; 0.05, unequal variances evident</w:t>
-      </w:r>
-    </w:p>
-    <w:p>
-      <w:pPr>
-        <w:pStyle w:val="SourceCode"/>
-      </w:pPr>
-      <w:r>
-        <w:rPr>
-          <w:rStyle w:val="CommentTok"/>
-        </w:rPr>
-        <w:t xml:space="preserve"># Levene's test</w:t>
-      </w:r>
-      <w:r>
-        <w:br/>
-      </w:r>
-      <w:r>
-        <w:rPr>
-          <w:rStyle w:val="FunctionTok"/>
-        </w:rPr>
-        <w:t xml:space="preserve">leveneTest</w:t>
-      </w:r>
-      <w:r>
-        <w:rPr>
-          <w:rStyle w:val="NormalTok"/>
-        </w:rPr>
-        <w:t xml:space="preserve">(phase_shift_violated </w:t>
-      </w:r>
-      <w:r>
-        <w:rPr>
-          <w:rStyle w:val="SpecialCharTok"/>
-        </w:rPr>
-        <w:t xml:space="preserve">~</w:t>
-      </w:r>
-      <w:r>
-        <w:rPr>
-          <w:rStyle w:val="NormalTok"/>
-        </w:rPr>
-        <w:t xml:space="preserve"> treatment, </w:t>
-      </w:r>
-      <w:r>
-        <w:br/>
-      </w:r>
-      <w:r>
-        <w:rPr>
-          <w:rStyle w:val="NormalTok"/>
-        </w:rPr>
-        <w:t xml:space="preserve">           </w:t>
-      </w:r>
-      <w:r>
-        <w:rPr>
-          <w:rStyle w:val="AttributeTok"/>
-        </w:rPr>
-        <w:t xml:space="preserve">data =</w:t>
-      </w:r>
-      <w:r>
-        <w:rPr>
-          <w:rStyle w:val="NormalTok"/>
-        </w:rPr>
-        <w:t xml:space="preserve"> violated_circ_df)</w:t>
       </w:r>
     </w:p>
     <w:p>
@@ -13939,7 +13322,7 @@
     <w:bookmarkStart w:id="141" w:name="running-kruskal-wallis-on-original-data"/>
     <w:p>
       <w:pPr>
-        <w:pStyle w:val="Heading2"/>
+        <w:pStyle w:val="Heading3"/>
       </w:pPr>
       <w:r>
         <w:t xml:space="preserve">Running Kruskal-Wallis on Original Data</w:t>
@@ -14040,19 +13423,7 @@
         <w:rPr>
           <w:rStyle w:val="NormalTok"/>
         </w:rPr>
-        <w:t xml:space="preserve"> circ_data</w:t>
-      </w:r>
-      <w:r>
-        <w:br/>
-      </w:r>
-      <w:r>
-        <w:rPr>
-          <w:rStyle w:val="NormalTok"/>
-        </w:rPr>
-        <w:t xml:space="preserve">)</w:t>
-      </w:r>
-      <w:r>
-        <w:br/>
+        <w:t xml:space="preserve"> circ_data)</w:t>
       </w:r>
       <w:r>
         <w:br/>
@@ -14162,23 +13533,6 @@
       </w:pPr>
       <w:r>
         <w:rPr>
-          <w:rStyle w:val="FunctionTok"/>
-        </w:rPr>
-        <w:t xml:space="preserve">anova</w:t>
-      </w:r>
-      <w:r>
-        <w:rPr>
-          <w:rStyle w:val="NormalTok"/>
-        </w:rPr>
-        <w:t xml:space="preserve">(circ_model)</w:t>
-      </w:r>
-    </w:p>
-    <w:p>
-      <w:pPr>
-        <w:pStyle w:val="SourceCode"/>
-      </w:pPr>
-      <w:r>
-        <w:rPr>
           <w:rStyle w:val="VerbatimChar"/>
         </w:rPr>
         <w:t xml:space="preserve">Analysis of Variance Table</w:t>
@@ -14245,7 +13599,7 @@
     <w:bookmarkStart w:id="145" w:name="rank-visualization"/>
     <w:p>
       <w:pPr>
-        <w:pStyle w:val="Heading2"/>
+        <w:pStyle w:val="Heading3"/>
       </w:pPr>
       <w:r>
         <w:t xml:space="preserve">Rank Visualization</w:t>
@@ -14392,7 +13746,7 @@
     <w:bookmarkStart w:id="147" w:name="non-parametric-test-handles-violations"/>
     <w:p>
       <w:pPr>
-        <w:pStyle w:val="Heading2"/>
+        <w:pStyle w:val="Heading3"/>
       </w:pPr>
       <w:r>
         <w:t xml:space="preserve">Non-Parametric Test Handles Violations</w:t>
@@ -14493,19 +13847,7 @@
         <w:rPr>
           <w:rStyle w:val="NormalTok"/>
         </w:rPr>
-        <w:t xml:space="preserve"> violated_circ_df</w:t>
-      </w:r>
-      <w:r>
-        <w:br/>
-      </w:r>
-      <w:r>
-        <w:rPr>
-          <w:rStyle w:val="NormalTok"/>
-        </w:rPr>
-        <w:t xml:space="preserve">)</w:t>
-      </w:r>
-      <w:r>
-        <w:br/>
+        <w:t xml:space="preserve"> violated_circ_df)</w:t>
       </w:r>
       <w:r>
         <w:br/>
@@ -14554,148 +13896,122 @@
     </w:p>
     <w:p>
       <w:pPr>
-        <w:pStyle w:val="FirstParagraph"/>
+        <w:pStyle w:val="SourceCode"/>
+      </w:pPr>
+      <w:r>
+        <w:rPr>
+          <w:rStyle w:val="VerbatimChar"/>
+        </w:rPr>
+        <w:t xml:space="preserve">Analysis of Variance Table</w:t>
+      </w:r>
+      <w:r>
+        <w:br/>
+      </w:r>
+      <w:r>
+        <w:br/>
+      </w:r>
+      <w:r>
+        <w:rPr>
+          <w:rStyle w:val="VerbatimChar"/>
+        </w:rPr>
+        <w:t xml:space="preserve">Response: phase_shift_violated</w:t>
+      </w:r>
+      <w:r>
+        <w:br/>
+      </w:r>
+      <w:r>
+        <w:rPr>
+          <w:rStyle w:val="VerbatimChar"/>
+        </w:rPr>
+        <w:t xml:space="preserve">          Df  Sum Sq Mean Sq F value Pr(&gt;F)  </w:t>
+      </w:r>
+      <w:r>
+        <w:br/>
+      </w:r>
+      <w:r>
+        <w:rPr>
+          <w:rStyle w:val="VerbatimChar"/>
+        </w:rPr>
+        <w:t xml:space="preserve">treatment  2  41.806 20.9029  2.8361 0.0836 .</w:t>
+      </w:r>
+      <w:r>
+        <w:br/>
+      </w:r>
+      <w:r>
+        <w:rPr>
+          <w:rStyle w:val="VerbatimChar"/>
+        </w:rPr>
+        <w:t xml:space="preserve">Residuals 19 140.037  7.3704                 </w:t>
+      </w:r>
+      <w:r>
+        <w:br/>
+      </w:r>
+      <w:r>
+        <w:rPr>
+          <w:rStyle w:val="VerbatimChar"/>
+        </w:rPr>
+        <w:t xml:space="preserve">---</w:t>
+      </w:r>
+      <w:r>
+        <w:br/>
+      </w:r>
+      <w:r>
+        <w:rPr>
+          <w:rStyle w:val="VerbatimChar"/>
+        </w:rPr>
+        <w:t xml:space="preserve">Signif. codes:  0 '***' 0.001 '**' 0.01 '*' 0.05 '.' 0.1 ' ' 1</w:t>
+      </w:r>
+    </w:p>
+    <w:p>
+      <w:pPr>
+        <w:pStyle w:val="Compact"/>
+        <w:numPr>
+          <w:ilvl w:val="0"/>
+          <w:numId w:val="1083"/>
+        </w:numPr>
       </w:pPr>
       <w:r>
         <w:rPr>
           <w:b/>
           <w:bCs/>
         </w:rPr>
-        <w:t xml:space="preserve">Compare parametric ANOVA on same violated data:</w:t>
-      </w:r>
-    </w:p>
-    <w:p>
-      <w:pPr>
-        <w:pStyle w:val="SourceCode"/>
-      </w:pPr>
-      <w:r>
-        <w:rPr>
-          <w:rStyle w:val="FunctionTok"/>
-        </w:rPr>
-        <w:t xml:space="preserve">anova</w:t>
-      </w:r>
-      <w:r>
-        <w:rPr>
-          <w:rStyle w:val="NormalTok"/>
-        </w:rPr>
-        <w:t xml:space="preserve">(violated_model)</w:t>
-      </w:r>
-    </w:p>
-    <w:p>
-      <w:pPr>
-        <w:pStyle w:val="SourceCode"/>
-      </w:pPr>
-      <w:r>
-        <w:rPr>
-          <w:rStyle w:val="VerbatimChar"/>
-        </w:rPr>
-        <w:t xml:space="preserve">Analysis of Variance Table</w:t>
-      </w:r>
-      <w:r>
-        <w:br/>
-      </w:r>
-      <w:r>
-        <w:br/>
-      </w:r>
-      <w:r>
-        <w:rPr>
-          <w:rStyle w:val="VerbatimChar"/>
-        </w:rPr>
-        <w:t xml:space="preserve">Response: phase_shift_violated</w:t>
-      </w:r>
-      <w:r>
-        <w:br/>
-      </w:r>
-      <w:r>
-        <w:rPr>
-          <w:rStyle w:val="VerbatimChar"/>
-        </w:rPr>
-        <w:t xml:space="preserve">          Df  Sum Sq Mean Sq F value Pr(&gt;F)  </w:t>
-      </w:r>
-      <w:r>
-        <w:br/>
-      </w:r>
-      <w:r>
-        <w:rPr>
-          <w:rStyle w:val="VerbatimChar"/>
-        </w:rPr>
-        <w:t xml:space="preserve">treatment  2  41.806 20.9029  2.8361 0.0836 .</w:t>
-      </w:r>
-      <w:r>
-        <w:br/>
-      </w:r>
-      <w:r>
-        <w:rPr>
-          <w:rStyle w:val="VerbatimChar"/>
-        </w:rPr>
-        <w:t xml:space="preserve">Residuals 19 140.037  7.3704                 </w:t>
-      </w:r>
-      <w:r>
-        <w:br/>
-      </w:r>
-      <w:r>
-        <w:rPr>
-          <w:rStyle w:val="VerbatimChar"/>
-        </w:rPr>
-        <w:t xml:space="preserve">---</w:t>
-      </w:r>
-      <w:r>
-        <w:br/>
-      </w:r>
-      <w:r>
-        <w:rPr>
-          <w:rStyle w:val="VerbatimChar"/>
-        </w:rPr>
-        <w:t xml:space="preserve">Signif. codes:  0 '***' 0.001 '**' 0.01 '*' 0.05 '.' 0.1 ' ' 1</w:t>
-      </w:r>
-    </w:p>
-    <w:p>
-      <w:pPr>
-        <w:pStyle w:val="Compact"/>
-        <w:numPr>
-          <w:ilvl w:val="0"/>
-          <w:numId w:val="1082"/>
-        </w:numPr>
-      </w:pPr>
-      <w:r>
-        <w:rPr>
-          <w:b/>
-          <w:bCs/>
-        </w:rPr>
         <w:t xml:space="preserve">Key observations:</w:t>
       </w:r>
     </w:p>
     <w:p>
       <w:pPr>
+        <w:pStyle w:val="Compact"/>
         <w:numPr>
           <w:ilvl w:val="1"/>
-          <w:numId w:val="1083"/>
-        </w:numPr>
-      </w:pPr>
-      <w:r>
-        <w:t xml:space="preserve">- Both tests still detect differences</w:t>
-      </w:r>
-    </w:p>
-    <w:p>
-      <w:pPr>
+          <w:numId w:val="1084"/>
+        </w:numPr>
+      </w:pPr>
+      <w:r>
+        <w:t xml:space="preserve">Both tests still detect differences</w:t>
+      </w:r>
+    </w:p>
+    <w:p>
+      <w:pPr>
+        <w:pStyle w:val="Compact"/>
         <w:numPr>
           <w:ilvl w:val="1"/>
-          <w:numId w:val="1083"/>
-        </w:numPr>
-      </w:pPr>
-      <w:r>
-        <w:t xml:space="preserve">- Kruskal-Wallis more robust to violations</w:t>
-      </w:r>
-    </w:p>
-    <w:p>
-      <w:pPr>
+          <w:numId w:val="1084"/>
+        </w:numPr>
+      </w:pPr>
+      <w:r>
+        <w:t xml:space="preserve">Kruskal-Wallis more robust to violations</w:t>
+      </w:r>
+    </w:p>
+    <w:p>
+      <w:pPr>
+        <w:pStyle w:val="Compact"/>
         <w:numPr>
           <w:ilvl w:val="1"/>
-          <w:numId w:val="1083"/>
-        </w:numPr>
-      </w:pPr>
-      <w:r>
-        <w:t xml:space="preserve">- Parametric test may give misleading results when assumptions</w:t>
+          <w:numId w:val="1084"/>
+        </w:numPr>
+      </w:pPr>
+      <w:r>
+        <w:t xml:space="preserve">Parametric test may give misleading results when assumptions</w:t>
       </w:r>
       <w:r>
         <w:t xml:space="preserve"> </w:t>
@@ -14706,13 +14022,14 @@
     </w:p>
     <w:p>
       <w:pPr>
+        <w:pStyle w:val="Compact"/>
         <w:numPr>
           <w:ilvl w:val="1"/>
-          <w:numId w:val="1083"/>
-        </w:numPr>
-      </w:pPr>
-      <w:r>
-        <w:t xml:space="preserve">- Non-parametric test maintains validity</w:t>
+          <w:numId w:val="1084"/>
+        </w:numPr>
+      </w:pPr>
+      <w:r>
+        <w:t xml:space="preserve">Non-parametric test maintains validity</w:t>
       </w:r>
     </w:p>
     <w:bookmarkEnd w:id="147"/>
@@ -14768,7 +14085,7 @@
         <w:pStyle w:val="Compact"/>
         <w:numPr>
           <w:ilvl w:val="0"/>
-          <w:numId w:val="1084"/>
+          <w:numId w:val="1085"/>
         </w:numPr>
       </w:pPr>
       <w:r>
@@ -14784,7 +14101,7 @@
         <w:pStyle w:val="Compact"/>
         <w:numPr>
           <w:ilvl w:val="1"/>
-          <w:numId w:val="1085"/>
+          <w:numId w:val="1086"/>
         </w:numPr>
       </w:pPr>
       <w:r>
@@ -14796,7 +14113,7 @@
         <w:pStyle w:val="Compact"/>
         <w:numPr>
           <w:ilvl w:val="1"/>
-          <w:numId w:val="1085"/>
+          <w:numId w:val="1086"/>
         </w:numPr>
       </w:pPr>
       <w:r>
@@ -14808,7 +14125,7 @@
         <w:pStyle w:val="Compact"/>
         <w:numPr>
           <w:ilvl w:val="1"/>
-          <w:numId w:val="1085"/>
+          <w:numId w:val="1086"/>
         </w:numPr>
       </w:pPr>
       <w:r>
@@ -14820,7 +14137,7 @@
         <w:pStyle w:val="Compact"/>
         <w:numPr>
           <w:ilvl w:val="1"/>
-          <w:numId w:val="1085"/>
+          <w:numId w:val="1086"/>
         </w:numPr>
       </w:pPr>
       <w:r>
@@ -14840,7 +14157,7 @@
     <w:bookmarkStart w:id="152" w:name="X9cf0b3d08fe9f656f61ec7a9edffdf03489d9e7"/>
     <w:p>
       <w:pPr>
-        <w:pStyle w:val="Heading2"/>
+        <w:pStyle w:val="Heading3"/>
       </w:pPr>
       <w:r>
         <w:t xml:space="preserve">Pairwise Comparisons After Significant Kruskal-Wallis</w:t>
@@ -14877,173 +14194,6 @@
         <w:pStyle w:val="SourceCode"/>
       </w:pPr>
       <w:r>
-        <w:rPr>
-          <w:rStyle w:val="CommentTok"/>
-        </w:rPr>
-        <w:t xml:space="preserve"># Pairwise Wilcoxon rank sum tests with </w:t>
-      </w:r>
-      <w:r>
-        <w:br/>
-      </w:r>
-      <w:r>
-        <w:rPr>
-          <w:rStyle w:val="CommentTok"/>
-        </w:rPr>
-        <w:t xml:space="preserve"># Bonferroni correction</w:t>
-      </w:r>
-      <w:r>
-        <w:br/>
-      </w:r>
-      <w:r>
-        <w:rPr>
-          <w:rStyle w:val="NormalTok"/>
-        </w:rPr>
-        <w:t xml:space="preserve">pairwise_original_result </w:t>
-      </w:r>
-      <w:r>
-        <w:rPr>
-          <w:rStyle w:val="OtherTok"/>
-        </w:rPr>
-        <w:t xml:space="preserve">&lt;-</w:t>
-      </w:r>
-      <w:r>
-        <w:rPr>
-          <w:rStyle w:val="NormalTok"/>
-        </w:rPr>
-        <w:t xml:space="preserve"> </w:t>
-      </w:r>
-      <w:r>
-        <w:rPr>
-          <w:rStyle w:val="FunctionTok"/>
-        </w:rPr>
-        <w:t xml:space="preserve">pairwise.wilcox.test</w:t>
-      </w:r>
-      <w:r>
-        <w:rPr>
-          <w:rStyle w:val="NormalTok"/>
-        </w:rPr>
-        <w:t xml:space="preserve">(</w:t>
-      </w:r>
-      <w:r>
-        <w:br/>
-      </w:r>
-      <w:r>
-        <w:rPr>
-          <w:rStyle w:val="NormalTok"/>
-        </w:rPr>
-        <w:t xml:space="preserve">  </w:t>
-      </w:r>
-      <w:r>
-        <w:rPr>
-          <w:rStyle w:val="AttributeTok"/>
-        </w:rPr>
-        <w:t xml:space="preserve">x =</w:t>
-      </w:r>
-      <w:r>
-        <w:rPr>
-          <w:rStyle w:val="NormalTok"/>
-        </w:rPr>
-        <w:t xml:space="preserve"> nonparam_circ_df</w:t>
-      </w:r>
-      <w:r>
-        <w:rPr>
-          <w:rStyle w:val="SpecialCharTok"/>
-        </w:rPr>
-        <w:t xml:space="preserve">$</w:t>
-      </w:r>
-      <w:r>
-        <w:rPr>
-          <w:rStyle w:val="NormalTok"/>
-        </w:rPr>
-        <w:t xml:space="preserve">phase_shift,</w:t>
-      </w:r>
-      <w:r>
-        <w:br/>
-      </w:r>
-      <w:r>
-        <w:rPr>
-          <w:rStyle w:val="NormalTok"/>
-        </w:rPr>
-        <w:t xml:space="preserve">  </w:t>
-      </w:r>
-      <w:r>
-        <w:rPr>
-          <w:rStyle w:val="AttributeTok"/>
-        </w:rPr>
-        <w:t xml:space="preserve">g =</w:t>
-      </w:r>
-      <w:r>
-        <w:rPr>
-          <w:rStyle w:val="NormalTok"/>
-        </w:rPr>
-        <w:t xml:space="preserve"> nonparam_circ_df</w:t>
-      </w:r>
-      <w:r>
-        <w:rPr>
-          <w:rStyle w:val="SpecialCharTok"/>
-        </w:rPr>
-        <w:t xml:space="preserve">$</w:t>
-      </w:r>
-      <w:r>
-        <w:rPr>
-          <w:rStyle w:val="NormalTok"/>
-        </w:rPr>
-        <w:t xml:space="preserve">treatment,</w:t>
-      </w:r>
-      <w:r>
-        <w:br/>
-      </w:r>
-      <w:r>
-        <w:rPr>
-          <w:rStyle w:val="NormalTok"/>
-        </w:rPr>
-        <w:t xml:space="preserve">  </w:t>
-      </w:r>
-      <w:r>
-        <w:rPr>
-          <w:rStyle w:val="AttributeTok"/>
-        </w:rPr>
-        <w:t xml:space="preserve">p.adjust.method =</w:t>
-      </w:r>
-      <w:r>
-        <w:rPr>
-          <w:rStyle w:val="NormalTok"/>
-        </w:rPr>
-        <w:t xml:space="preserve"> </w:t>
-      </w:r>
-      <w:r>
-        <w:rPr>
-          <w:rStyle w:val="StringTok"/>
-        </w:rPr>
-        <w:t xml:space="preserve">"bonferroni"</w:t>
-      </w:r>
-      <w:r>
-        <w:br/>
-      </w:r>
-      <w:r>
-        <w:rPr>
-          <w:rStyle w:val="NormalTok"/>
-        </w:rPr>
-        <w:t xml:space="preserve">)</w:t>
-      </w:r>
-      <w:r>
-        <w:br/>
-      </w:r>
-      <w:r>
-        <w:br/>
-      </w:r>
-      <w:r>
-        <w:rPr>
-          <w:rStyle w:val="NormalTok"/>
-        </w:rPr>
-        <w:t xml:space="preserve">pairwise_original_result</w:t>
-      </w:r>
-    </w:p>
-    <w:p>
-      <w:pPr>
-        <w:pStyle w:val="SourceCode"/>
-      </w:pPr>
-      <w:r>
         <w:br/>
       </w:r>
       <w:r>
@@ -15112,7 +14262,7 @@
         <w:pStyle w:val="Compact"/>
         <w:numPr>
           <w:ilvl w:val="0"/>
-          <w:numId w:val="1086"/>
+          <w:numId w:val="1087"/>
         </w:numPr>
       </w:pPr>
       <w:r>
@@ -15128,43 +14278,43 @@
         <w:pStyle w:val="Compact"/>
         <w:numPr>
           <w:ilvl w:val="1"/>
+          <w:numId w:val="1088"/>
+        </w:numPr>
+      </w:pPr>
+      <w:r>
+        <w:t xml:space="preserve">- Control vs Eyes: p = 0.024 (significant)</w:t>
+      </w:r>
+    </w:p>
+    <w:p>
+      <w:pPr>
+        <w:pStyle w:val="Compact"/>
+        <w:numPr>
+          <w:ilvl w:val="1"/>
+          <w:numId w:val="1088"/>
+        </w:numPr>
+      </w:pPr>
+      <w:r>
+        <w:t xml:space="preserve">- Control vs Knees: p = 1.000 (not significant)</w:t>
+      </w:r>
+    </w:p>
+    <w:p>
+      <w:pPr>
+        <w:pStyle w:val="Compact"/>
+        <w:numPr>
+          <w:ilvl w:val="1"/>
+          <w:numId w:val="1088"/>
+        </w:numPr>
+      </w:pPr>
+      <w:r>
+        <w:t xml:space="preserve">- Eyes vs Knees: p = 0.078 (not significant)</w:t>
+      </w:r>
+    </w:p>
+    <w:p>
+      <w:pPr>
+        <w:pStyle w:val="Compact"/>
+        <w:numPr>
+          <w:ilvl w:val="0"/>
           <w:numId w:val="1087"/>
-        </w:numPr>
-      </w:pPr>
-      <w:r>
-        <w:t xml:space="preserve">- Control vs Eyes: p = 0.024 (significant)</w:t>
-      </w:r>
-    </w:p>
-    <w:p>
-      <w:pPr>
-        <w:pStyle w:val="Compact"/>
-        <w:numPr>
-          <w:ilvl w:val="1"/>
-          <w:numId w:val="1087"/>
-        </w:numPr>
-      </w:pPr>
-      <w:r>
-        <w:t xml:space="preserve">- Control vs Knees: p = 1.000 (not significant)</w:t>
-      </w:r>
-    </w:p>
-    <w:p>
-      <w:pPr>
-        <w:pStyle w:val="Compact"/>
-        <w:numPr>
-          <w:ilvl w:val="1"/>
-          <w:numId w:val="1087"/>
-        </w:numPr>
-      </w:pPr>
-      <w:r>
-        <w:t xml:space="preserve">- Eyes vs Knees: p = 0.078 (not significant)</w:t>
-      </w:r>
-    </w:p>
-    <w:p>
-      <w:pPr>
-        <w:pStyle w:val="Compact"/>
-        <w:numPr>
-          <w:ilvl w:val="0"/>
-          <w:numId w:val="1086"/>
         </w:numPr>
       </w:pPr>
       <w:r>
@@ -15180,7 +14330,7 @@
         <w:pStyle w:val="Compact"/>
         <w:numPr>
           <w:ilvl w:val="1"/>
-          <w:numId w:val="1088"/>
+          <w:numId w:val="1089"/>
         </w:numPr>
       </w:pPr>
       <w:r>
@@ -15204,7 +14354,7 @@
         <w:pStyle w:val="Compact"/>
         <w:numPr>
           <w:ilvl w:val="1"/>
-          <w:numId w:val="1088"/>
+          <w:numId w:val="1089"/>
         </w:numPr>
       </w:pPr>
       <w:r>
@@ -15228,7 +14378,7 @@
         <w:pStyle w:val="Compact"/>
         <w:numPr>
           <w:ilvl w:val="1"/>
-          <w:numId w:val="1088"/>
+          <w:numId w:val="1089"/>
         </w:numPr>
       </w:pPr>
       <w:r>
@@ -15252,7 +14402,7 @@
         <w:pStyle w:val="Compact"/>
         <w:numPr>
           <w:ilvl w:val="1"/>
-          <w:numId w:val="1088"/>
+          <w:numId w:val="1089"/>
         </w:numPr>
       </w:pPr>
       <w:r>
@@ -15275,7 +14425,7 @@
     <w:bookmarkStart w:id="153" w:name="post-hoc-for-violated-data"/>
     <w:p>
       <w:pPr>
-        <w:pStyle w:val="Heading2"/>
+        <w:pStyle w:val="Heading3"/>
       </w:pPr>
       <w:r>
         <w:t xml:space="preserve">Post-Hoc for Violated Data</w:t>
@@ -15609,7 +14759,7 @@
     <w:bookmarkStart w:id="155" w:name="dunns-test-for-multiple-comparisons"/>
     <w:p>
       <w:pPr>
-        <w:pStyle w:val="Heading2"/>
+        <w:pStyle w:val="Heading3"/>
       </w:pPr>
       <w:r>
         <w:t xml:space="preserve">Dunn’s Test for Multiple Comparisons</w:t>
@@ -15647,53 +14797,35 @@
       </w:pPr>
       <w:r>
         <w:rPr>
+          <w:rStyle w:val="CommentTok"/>
+        </w:rPr>
+        <w:t xml:space="preserve"># Dunn's test on original data</w:t>
+      </w:r>
+      <w:r>
+        <w:br/>
+      </w:r>
+      <w:r>
+        <w:rPr>
+          <w:rStyle w:val="NormalTok"/>
+        </w:rPr>
+        <w:t xml:space="preserve">dunn_original_result </w:t>
+      </w:r>
+      <w:r>
+        <w:rPr>
+          <w:rStyle w:val="OtherTok"/>
+        </w:rPr>
+        <w:t xml:space="preserve">&lt;-</w:t>
+      </w:r>
+      <w:r>
+        <w:rPr>
+          <w:rStyle w:val="NormalTok"/>
+        </w:rPr>
+        <w:t xml:space="preserve"> </w:t>
+      </w:r>
+      <w:r>
+        <w:rPr>
           <w:rStyle w:val="FunctionTok"/>
         </w:rPr>
-        <w:t xml:space="preserve">library</w:t>
-      </w:r>
-      <w:r>
-        <w:rPr>
-          <w:rStyle w:val="NormalTok"/>
-        </w:rPr>
-        <w:t xml:space="preserve">(FSA)</w:t>
-      </w:r>
-      <w:r>
-        <w:br/>
-      </w:r>
-      <w:r>
-        <w:br/>
-      </w:r>
-      <w:r>
-        <w:rPr>
-          <w:rStyle w:val="CommentTok"/>
-        </w:rPr>
-        <w:t xml:space="preserve"># Dunn's test on original data</w:t>
-      </w:r>
-      <w:r>
-        <w:br/>
-      </w:r>
-      <w:r>
-        <w:rPr>
-          <w:rStyle w:val="NormalTok"/>
-        </w:rPr>
-        <w:t xml:space="preserve">dunn_original_result </w:t>
-      </w:r>
-      <w:r>
-        <w:rPr>
-          <w:rStyle w:val="OtherTok"/>
-        </w:rPr>
-        <w:t xml:space="preserve">&lt;-</w:t>
-      </w:r>
-      <w:r>
-        <w:rPr>
-          <w:rStyle w:val="NormalTok"/>
-        </w:rPr>
-        <w:t xml:space="preserve"> </w:t>
-      </w:r>
-      <w:r>
-        <w:rPr>
-          <w:rStyle w:val="FunctionTok"/>
-        </w:rPr>
         <w:t xml:space="preserve">dunnTest</w:t>
       </w:r>
       <w:r>
@@ -15772,9 +14904,6 @@
         <w:t xml:space="preserve">"bonferroni"</w:t>
       </w:r>
       <w:r>
-        <w:br/>
-      </w:r>
-      <w:r>
         <w:rPr>
           <w:rStyle w:val="NormalTok"/>
         </w:rPr>
@@ -15784,9 +14913,6 @@
         <w:br/>
       </w:r>
       <w:r>
-        <w:br/>
-      </w:r>
-      <w:r>
         <w:rPr>
           <w:rStyle w:val="NormalTok"/>
         </w:rPr>
@@ -15836,7 +14962,7 @@
         <w:pStyle w:val="Compact"/>
         <w:numPr>
           <w:ilvl w:val="0"/>
-          <w:numId w:val="1089"/>
+          <w:numId w:val="1090"/>
         </w:numPr>
       </w:pPr>
       <w:r>
@@ -15852,55 +14978,55 @@
         <w:pStyle w:val="Compact"/>
         <w:numPr>
           <w:ilvl w:val="1"/>
+          <w:numId w:val="1091"/>
+        </w:numPr>
+      </w:pPr>
+      <w:r>
+        <w:t xml:space="preserve">Designed specifically for Kruskal-Wallis</w:t>
+      </w:r>
+    </w:p>
+    <w:p>
+      <w:pPr>
+        <w:pStyle w:val="Compact"/>
+        <w:numPr>
+          <w:ilvl w:val="1"/>
+          <w:numId w:val="1091"/>
+        </w:numPr>
+      </w:pPr>
+      <w:r>
+        <w:t xml:space="preserve">Provides Z-statistics in addition to p-values</w:t>
+      </w:r>
+    </w:p>
+    <w:p>
+      <w:pPr>
+        <w:pStyle w:val="Compact"/>
+        <w:numPr>
+          <w:ilvl w:val="1"/>
+          <w:numId w:val="1091"/>
+        </w:numPr>
+      </w:pPr>
+      <w:r>
+        <w:t xml:space="preserve">Multiple adjustment methods available</w:t>
+      </w:r>
+    </w:p>
+    <w:p>
+      <w:pPr>
+        <w:pStyle w:val="Compact"/>
+        <w:numPr>
+          <w:ilvl w:val="1"/>
+          <w:numId w:val="1091"/>
+        </w:numPr>
+      </w:pPr>
+      <w:r>
+        <w:t xml:space="preserve">More appropriate than multiple Wilcoxon tests</w:t>
+      </w:r>
+    </w:p>
+    <w:p>
+      <w:pPr>
+        <w:pStyle w:val="Compact"/>
+        <w:numPr>
+          <w:ilvl w:val="0"/>
           <w:numId w:val="1090"/>
-        </w:numPr>
-      </w:pPr>
-      <w:r>
-        <w:t xml:space="preserve">Designed specifically for Kruskal-Wallis</w:t>
-      </w:r>
-    </w:p>
-    <w:p>
-      <w:pPr>
-        <w:pStyle w:val="Compact"/>
-        <w:numPr>
-          <w:ilvl w:val="1"/>
-          <w:numId w:val="1090"/>
-        </w:numPr>
-      </w:pPr>
-      <w:r>
-        <w:t xml:space="preserve">Provides Z-statistics in addition to p-values</w:t>
-      </w:r>
-    </w:p>
-    <w:p>
-      <w:pPr>
-        <w:pStyle w:val="Compact"/>
-        <w:numPr>
-          <w:ilvl w:val="1"/>
-          <w:numId w:val="1090"/>
-        </w:numPr>
-      </w:pPr>
-      <w:r>
-        <w:t xml:space="preserve">Multiple adjustment methods available</w:t>
-      </w:r>
-    </w:p>
-    <w:p>
-      <w:pPr>
-        <w:pStyle w:val="Compact"/>
-        <w:numPr>
-          <w:ilvl w:val="1"/>
-          <w:numId w:val="1090"/>
-        </w:numPr>
-      </w:pPr>
-      <w:r>
-        <w:t xml:space="preserve">More appropriate than multiple Wilcoxon tests</w:t>
-      </w:r>
-    </w:p>
-    <w:p>
-      <w:pPr>
-        <w:pStyle w:val="Compact"/>
-        <w:numPr>
-          <w:ilvl w:val="0"/>
-          <w:numId w:val="1089"/>
         </w:numPr>
       </w:pPr>
       <w:r>
@@ -15932,7 +15058,7 @@
     <w:bookmarkStart w:id="156" w:name="dunns-test-on-violated-data"/>
     <w:p>
       <w:pPr>
-        <w:pStyle w:val="Heading2"/>
+        <w:pStyle w:val="Heading3"/>
       </w:pPr>
       <w:r>
         <w:t xml:space="preserve">Dunn’s Test on Violated Data</w:t>
@@ -16115,7 +15241,7 @@
         <w:pStyle w:val="Compact"/>
         <w:numPr>
           <w:ilvl w:val="0"/>
-          <w:numId w:val="1091"/>
+          <w:numId w:val="1092"/>
         </w:numPr>
       </w:pPr>
       <w:r>
@@ -16130,7 +15256,7 @@
       <w:pPr>
         <w:numPr>
           <w:ilvl w:val="1"/>
-          <w:numId w:val="1092"/>
+          <w:numId w:val="1093"/>
         </w:numPr>
       </w:pPr>
       <w:r>
@@ -16141,7 +15267,7 @@
       <w:pPr>
         <w:numPr>
           <w:ilvl w:val="1"/>
-          <w:numId w:val="1092"/>
+          <w:numId w:val="1093"/>
         </w:numPr>
       </w:pPr>
       <w:r>
@@ -16152,7 +15278,7 @@
       <w:pPr>
         <w:numPr>
           <w:ilvl w:val="1"/>
-          <w:numId w:val="1092"/>
+          <w:numId w:val="1093"/>
         </w:numPr>
       </w:pPr>
       <w:r>
@@ -16161,7 +15287,7 @@
     </w:p>
     <w:bookmarkEnd w:id="156"/>
     <w:bookmarkEnd w:id="157"/>
-    <w:bookmarkStart w:id="160" w:name="reporting-non-parametric-results"/>
+    <w:bookmarkStart w:id="159" w:name="reporting-non-parametric-results"/>
     <w:p>
       <w:pPr>
         <w:pStyle w:val="Heading1"/>
@@ -16173,7 +15299,7 @@
     <w:bookmarkStart w:id="158" w:name="how-to-report-kruskal-wallis-results"/>
     <w:p>
       <w:pPr>
-        <w:pStyle w:val="Heading2"/>
+        <w:pStyle w:val="Heading3"/>
       </w:pPr>
       <w:r>
         <w:t xml:space="preserve">How to Report Kruskal-Wallis Results</w:t>
@@ -16196,7 +15322,7 @@
         <w:pStyle w:val="Compact"/>
         <w:numPr>
           <w:ilvl w:val="0"/>
-          <w:numId w:val="1093"/>
+          <w:numId w:val="1094"/>
         </w:numPr>
       </w:pPr>
       <w:r>
@@ -16208,7 +15334,7 @@
         <w:pStyle w:val="Compact"/>
         <w:numPr>
           <w:ilvl w:val="0"/>
-          <w:numId w:val="1093"/>
+          <w:numId w:val="1094"/>
         </w:numPr>
       </w:pPr>
       <w:r>
@@ -16220,7 +15346,7 @@
         <w:pStyle w:val="Compact"/>
         <w:numPr>
           <w:ilvl w:val="0"/>
-          <w:numId w:val="1093"/>
+          <w:numId w:val="1094"/>
         </w:numPr>
       </w:pPr>
       <w:r>
@@ -16232,11 +15358,11 @@
         <w:pStyle w:val="Compact"/>
         <w:numPr>
           <w:ilvl w:val="0"/>
-          <w:numId w:val="1093"/>
-        </w:numPr>
-      </w:pPr>
-      <w:r>
-        <w:t xml:space="preserve">Test statistic (H) and degrees of freedom</w:t>
+          <w:numId w:val="1094"/>
+        </w:numPr>
+      </w:pPr>
+      <w:r>
+        <w:t xml:space="preserve">Test statistic (H) and degrees of freedom, P-value, Effect size</w:t>
       </w:r>
     </w:p>
     <w:p>
@@ -16244,11 +15370,11 @@
         <w:pStyle w:val="Compact"/>
         <w:numPr>
           <w:ilvl w:val="0"/>
-          <w:numId w:val="1093"/>
-        </w:numPr>
-      </w:pPr>
-      <w:r>
-        <w:t xml:space="preserve">P-value</w:t>
+          <w:numId w:val="1094"/>
+        </w:numPr>
+      </w:pPr>
+      <w:r>
+        <w:t xml:space="preserve">Post-hoc test results</w:t>
       </w:r>
     </w:p>
     <w:p>
@@ -16256,31 +15382,7 @@
         <w:pStyle w:val="Compact"/>
         <w:numPr>
           <w:ilvl w:val="0"/>
-          <w:numId w:val="1093"/>
-        </w:numPr>
-      </w:pPr>
-      <w:r>
-        <w:t xml:space="preserve">Effect size</w:t>
-      </w:r>
-    </w:p>
-    <w:p>
-      <w:pPr>
-        <w:pStyle w:val="Compact"/>
-        <w:numPr>
-          <w:ilvl w:val="0"/>
-          <w:numId w:val="1093"/>
-        </w:numPr>
-      </w:pPr>
-      <w:r>
-        <w:t xml:space="preserve">Post-hoc test results</w:t>
-      </w:r>
-    </w:p>
-    <w:p>
-      <w:pPr>
-        <w:pStyle w:val="Compact"/>
-        <w:numPr>
-          <w:ilvl w:val="0"/>
-          <w:numId w:val="1093"/>
+          <w:numId w:val="1094"/>
         </w:numPr>
       </w:pPr>
       <w:r>
@@ -16298,86 +15400,85 @@
         </w:rPr>
         <w:t xml:space="preserve">Example write-up:</w:t>
       </w:r>
-    </w:p>
-    <w:p>
-      <w:pPr>
-        <w:pStyle w:val="BodyText"/>
-      </w:pPr>
-      <w:r>
-        <w:t xml:space="preserve">“A Kruskal-Wallis test was conducted to compare the effect of light</w:t>
-      </w:r>
-      <w:r>
-        <w:t xml:space="preserve"> </w:t>
-      </w:r>
-      <w:r>
-        <w:t xml:space="preserve">treatment on circadian rhythm phase shift across three groups: Control</w:t>
-      </w:r>
-      <w:r>
-        <w:t xml:space="preserve"> </w:t>
-      </w:r>
-      <w:r>
-        <w:t xml:space="preserve">(n = 8), Knees (n = 7), and Eyes (n = 7). Median phase shifts were -0.48</w:t>
-      </w:r>
-      <w:r>
-        <w:t xml:space="preserve"> </w:t>
-      </w:r>
-      <w:r>
-        <w:t xml:space="preserve">hours (IQR = 0.84) for Control, -0.29 hours (IQR = 1.04) for Knees, and</w:t>
-      </w:r>
-      <w:r>
-        <w:t xml:space="preserve"> </w:t>
-      </w:r>
-      <w:r>
-        <w:t xml:space="preserve">-1.48 hours (IQR = 0.66) for Eyes. The test revealed a statistically</w:t>
-      </w:r>
-      <w:r>
-        <w:t xml:space="preserve"> </w:t>
-      </w:r>
-      <w:r>
-        <w:t xml:space="preserve">significant difference in phase shift between the groups, H(2) = 8.66, p</w:t>
-      </w:r>
-      <w:r>
-        <w:t xml:space="preserve"> </w:t>
-      </w:r>
-      <w:r>
-        <w:t xml:space="preserve">= 0.013, ε² = 0.37. Post-hoc pairwise comparisons using Dunn’s test with</w:t>
-      </w:r>
-      <w:r>
-        <w:t xml:space="preserve"> </w:t>
-      </w:r>
-      <w:r>
-        <w:t xml:space="preserve">Bonferroni correction indicated that the Eyes treatment differed</w:t>
-      </w:r>
-      <w:r>
-        <w:t xml:space="preserve"> </w:t>
-      </w:r>
-      <w:r>
-        <w:t xml:space="preserve">significantly from Control (p = 0.024), but no other pairwise</w:t>
-      </w:r>
-      <w:r>
-        <w:t xml:space="preserve"> </w:t>
-      </w:r>
-      <w:r>
-        <w:t xml:space="preserve">differences were significant. These results suggest that light exposure</w:t>
-      </w:r>
-      <w:r>
-        <w:t xml:space="preserve"> </w:t>
-      </w:r>
-      <w:r>
-        <w:t xml:space="preserve">to the eyes has a different effect on circadian rhythm than light to</w:t>
-      </w:r>
-      <w:r>
-        <w:t xml:space="preserve"> </w:t>
-      </w:r>
-      <w:r>
-        <w:t xml:space="preserve">other body parts.”</w:t>
+      <w:r>
+        <w:t xml:space="preserve"> </w:t>
+      </w:r>
+      <w:r>
+        <w:t xml:space="preserve">“A Kruskal-Wallis test was conducted to compare</w:t>
+      </w:r>
+      <w:r>
+        <w:t xml:space="preserve"> </w:t>
+      </w:r>
+      <w:r>
+        <w:t xml:space="preserve">the effect of light treatment on circadian rhythm phase shift across</w:t>
+      </w:r>
+      <w:r>
+        <w:t xml:space="preserve"> </w:t>
+      </w:r>
+      <w:r>
+        <w:t xml:space="preserve">three groups: Control (n = 8), Knees (n = 7), and Eyes (n = 7). Median</w:t>
+      </w:r>
+      <w:r>
+        <w:t xml:space="preserve"> </w:t>
+      </w:r>
+      <w:r>
+        <w:t xml:space="preserve">phase shifts were -0.48 hours (IQR = 0.84) for Control, -0.29 hours (IQR</w:t>
+      </w:r>
+      <w:r>
+        <w:t xml:space="preserve"> </w:t>
+      </w:r>
+      <w:r>
+        <w:t xml:space="preserve">= 1.04) for Knees, and -1.48 hours (IQR = 0.66) for Eyes. The test</w:t>
+      </w:r>
+      <w:r>
+        <w:t xml:space="preserve"> </w:t>
+      </w:r>
+      <w:r>
+        <w:t xml:space="preserve">revealed a statistically significant difference in phase shift between</w:t>
+      </w:r>
+      <w:r>
+        <w:t xml:space="preserve"> </w:t>
+      </w:r>
+      <w:r>
+        <w:t xml:space="preserve">the groups, H(2) = 8.66, p = 0.013, ε² = 0.37. Post-hoc pairwise</w:t>
+      </w:r>
+      <w:r>
+        <w:t xml:space="preserve"> </w:t>
+      </w:r>
+      <w:r>
+        <w:t xml:space="preserve">comparisons using Dunn’s test with Bonferroni correction indicated that</w:t>
+      </w:r>
+      <w:r>
+        <w:t xml:space="preserve"> </w:t>
+      </w:r>
+      <w:r>
+        <w:t xml:space="preserve">the Eyes treatment differed significantly from Control (p = 0.024), but</w:t>
+      </w:r>
+      <w:r>
+        <w:t xml:space="preserve"> </w:t>
+      </w:r>
+      <w:r>
+        <w:t xml:space="preserve">no other pairwise differences were significant. These results suggest</w:t>
+      </w:r>
+      <w:r>
+        <w:t xml:space="preserve"> </w:t>
+      </w:r>
+      <w:r>
+        <w:t xml:space="preserve">that light exposure to the eyes has a different effect on circadian</w:t>
+      </w:r>
+      <w:r>
+        <w:t xml:space="preserve"> </w:t>
+      </w:r>
+      <w:r>
+        <w:t xml:space="preserve">rhythm than light to other body parts.”</w:t>
       </w:r>
     </w:p>
     <w:bookmarkEnd w:id="158"/>
-    <w:bookmarkStart w:id="159" w:name="apa-style-reporting"/>
-    <w:p>
-      <w:pPr>
-        <w:pStyle w:val="Heading2"/>
+    <w:bookmarkEnd w:id="159"/>
+    <w:bookmarkStart w:id="160" w:name="apa-style-reporting"/>
+    <w:p>
+      <w:pPr>
+        <w:pStyle w:val="Heading1"/>
       </w:pPr>
       <w:r>
         <w:t xml:space="preserve">APA Style Reporting</w:t>
@@ -16431,6 +15532,39 @@
         </w:rPr>
         <w:t xml:space="preserve">Table 1. Descriptive Statistics for Phase Shift by Treatment</w:t>
       </w:r>
+      <w:r>
+        <w:br/>
+      </w:r>
+      <w:r>
+        <w:br/>
+      </w:r>
+      <w:r>
+        <w:rPr>
+          <w:rStyle w:val="VerbatimChar"/>
+        </w:rPr>
+        <w:t xml:space="preserve"> </w:t>
+      </w:r>
+      <w:r>
+        <w:br/>
+      </w:r>
+      <w:r>
+        <w:br/>
+      </w:r>
+      <w:r>
+        <w:rPr>
+          <w:rStyle w:val="VerbatimChar"/>
+        </w:rPr>
+        <w:t xml:space="preserve">Note. IQR = interquartile range.</w:t>
+      </w:r>
+      <w:r>
+        <w:br/>
+      </w:r>
+      <w:r>
+        <w:rPr>
+          <w:rStyle w:val="VerbatimChar"/>
+        </w:rPr>
+        <w:t xml:space="preserve"> Kruskal-Wallis H(2) = 8.66, p = .013</w:t>
+      </w:r>
     </w:p>
     <w:p>
       <w:pPr>
@@ -16486,34 +15620,6 @@
           <w:rStyle w:val="VerbatimChar"/>
         </w:rPr>
         <w:t xml:space="preserve">3 Knees         7 -0.29  0.93  -1.61  0.73</w:t>
-      </w:r>
-    </w:p>
-    <w:p>
-      <w:pPr>
-        <w:pStyle w:val="SourceCode"/>
-      </w:pPr>
-      <w:r>
-        <w:br/>
-      </w:r>
-      <w:r>
-        <w:br/>
-      </w:r>
-      <w:r>
-        <w:rPr>
-          <w:rStyle w:val="VerbatimChar"/>
-        </w:rPr>
-        <w:t xml:space="preserve">Note. IQR = interquartile range.</w:t>
-      </w:r>
-    </w:p>
-    <w:p>
-      <w:pPr>
-        <w:pStyle w:val="SourceCode"/>
-      </w:pPr>
-      <w:r>
-        <w:rPr>
-          <w:rStyle w:val="VerbatimChar"/>
-        </w:rPr>
-        <w:t xml:space="preserve">Kruskal-Wallis H(2) = 8.66, p = .013, ε² = .37</w:t>
       </w:r>
     </w:p>
     <w:p>
@@ -16533,11 +15639,11 @@
         <w:pStyle w:val="Compact"/>
         <w:numPr>
           <w:ilvl w:val="0"/>
-          <w:numId w:val="1094"/>
-        </w:numPr>
-      </w:pPr>
-      <w:r>
-        <w:t xml:space="preserve">✗ Reporting means instead of medians</w:t>
+          <w:numId w:val="1095"/>
+        </w:numPr>
+      </w:pPr>
+      <w:r>
+        <w:t xml:space="preserve">✗ Reporting means instead of medians &amp; Using SD instead of IQR</w:t>
       </w:r>
     </w:p>
     <w:p>
@@ -16545,11 +15651,11 @@
         <w:pStyle w:val="Compact"/>
         <w:numPr>
           <w:ilvl w:val="0"/>
-          <w:numId w:val="1094"/>
-        </w:numPr>
-      </w:pPr>
-      <w:r>
-        <w:t xml:space="preserve">✗ Using SD instead of IQR</w:t>
+          <w:numId w:val="1095"/>
+        </w:numPr>
+      </w:pPr>
+      <w:r>
+        <w:t xml:space="preserve">✗ Not mentioning it’s a non-parametric test</w:t>
       </w:r>
     </w:p>
     <w:p>
@@ -16557,38 +15663,13 @@
         <w:pStyle w:val="Compact"/>
         <w:numPr>
           <w:ilvl w:val="0"/>
-          <w:numId w:val="1094"/>
-        </w:numPr>
-      </w:pPr>
-      <w:r>
-        <w:t xml:space="preserve">✗ Not mentioning it’s a non-parametric test</w:t>
-      </w:r>
-    </w:p>
-    <w:p>
-      <w:pPr>
-        <w:pStyle w:val="Compact"/>
-        <w:numPr>
-          <w:ilvl w:val="0"/>
-          <w:numId w:val="1094"/>
-        </w:numPr>
-      </w:pPr>
-      <w:r>
-        <w:t xml:space="preserve">✗ Forgetting effect size</w:t>
-      </w:r>
-    </w:p>
-    <w:p>
-      <w:pPr>
-        <w:pStyle w:val="Compact"/>
-        <w:numPr>
-          <w:ilvl w:val="0"/>
-          <w:numId w:val="1094"/>
+          <w:numId w:val="1095"/>
         </w:numPr>
       </w:pPr>
       <w:r>
         <w:t xml:space="preserve">✗ Not justifying why non-parametric test used</w:t>
       </w:r>
     </w:p>
-    <w:bookmarkEnd w:id="159"/>
     <w:bookmarkEnd w:id="160"/>
     <w:sectPr>
       <w:pgSz w:h="15840" w:w="12240"/>
@@ -17277,6 +16358,9 @@
     <w:abstractNumId w:val="991"/>
   </w:num>
   <w:num w:numId="1093">
+    <w:abstractNumId w:val="991"/>
+  </w:num>
+  <w:num w:numId="1094">
     <w:abstractNumId w:val="99411"/>
     <w:lvlOverride w:ilvl="0">
       <w:startOverride w:val="1"/>
@@ -17306,7 +16390,7 @@
       <w:startOverride w:val="1"/>
     </w:lvlOverride>
   </w:num>
-  <w:num w:numId="1094">
+  <w:num w:numId="1095">
     <w:abstractNumId w:val="991"/>
   </w:num>
 </w:numbering>
